--- a/03/ВСЕ Задачи №3[кес 2.8].docx
+++ b/03/ВСЕ Задачи №3[кес 2.8].docx
@@ -33,10 +33,11 @@
         </w:rPr>
         <w:fldChar w:fldCharType="separate"/>
       </w:r>
-      <w:hyperlink w:anchor="_Toc213022468" w:history="1">
+      <w:hyperlink w:anchor="_Toc213673222" w:history="1">
         <w:r>
           <w:rPr>
             <w:rStyle w:val="a3"/>
+            <w:b/>
             <w:noProof/>
             <w:lang w:eastAsia="ru-RU"/>
           </w:rPr>
@@ -54,9 +55,11 @@
         <w:r>
           <w:rPr>
             <w:rStyle w:val="a3"/>
-            <w:noProof/>
-          </w:rPr>
-          <w:t>Номер: F8E641</w:t>
+            <w:b/>
+            <w:bCs/>
+            <w:noProof/>
+          </w:rPr>
+          <w:t>Номер: 0A6843</w:t>
         </w:r>
         <w:r>
           <w:rPr>
@@ -77,7 +80,7 @@
             <w:noProof/>
             <w:webHidden/>
           </w:rPr>
-          <w:instrText xml:space="preserve"> PAGEREF _Toc213022468 \h </w:instrText>
+          <w:instrText xml:space="preserve"> PAGEREF _Toc213673222 \h </w:instrText>
         </w:r>
         <w:r>
           <w:rPr>
@@ -97,7 +100,7 @@
             <w:noProof/>
             <w:webHidden/>
           </w:rPr>
-          <w:t>3</w:t>
+          <w:t>2</w:t>
         </w:r>
         <w:r>
           <w:rPr>
@@ -121,10 +124,12 @@
           <w:lang w:eastAsia="ru-RU"/>
         </w:rPr>
       </w:pPr>
-      <w:hyperlink w:anchor="_Toc213022469" w:history="1">
+      <w:hyperlink w:anchor="_Toc213673223" w:history="1">
         <w:r>
           <w:rPr>
             <w:rStyle w:val="a3"/>
+            <w:b/>
+            <w:bCs/>
             <w:noProof/>
           </w:rPr>
           <w:t>2.</w:t>
@@ -141,9 +146,11 @@
         <w:r>
           <w:rPr>
             <w:rStyle w:val="a3"/>
-            <w:noProof/>
-          </w:rPr>
-          <w:t>Номер: 7CB946</w:t>
+            <w:b/>
+            <w:bCs/>
+            <w:noProof/>
+          </w:rPr>
+          <w:t>Номер: 09B748</w:t>
         </w:r>
         <w:r>
           <w:rPr>
@@ -164,7 +171,7 @@
             <w:noProof/>
             <w:webHidden/>
           </w:rPr>
-          <w:instrText xml:space="preserve"> PAGEREF _Toc213022469 \h </w:instrText>
+          <w:instrText xml:space="preserve"> PAGEREF _Toc213673223 \h </w:instrText>
         </w:r>
         <w:r>
           <w:rPr>
@@ -184,7 +191,7 @@
             <w:noProof/>
             <w:webHidden/>
           </w:rPr>
-          <w:t>3</w:t>
+          <w:t>2</w:t>
         </w:r>
         <w:r>
           <w:rPr>
@@ -208,11 +215,13 @@
           <w:lang w:eastAsia="ru-RU"/>
         </w:rPr>
       </w:pPr>
-      <w:hyperlink w:anchor="_Toc213022470" w:history="1">
+      <w:hyperlink w:anchor="_Toc213673224" w:history="1">
         <w:r>
           <w:rPr>
             <w:rStyle w:val="a3"/>
-            <w:noProof/>
+            <w:b/>
+            <w:noProof/>
+            <w:lang w:eastAsia="ru-RU"/>
           </w:rPr>
           <w:t>3.</w:t>
         </w:r>
@@ -228,9 +237,11 @@
         <w:r>
           <w:rPr>
             <w:rStyle w:val="a3"/>
-            <w:noProof/>
-          </w:rPr>
-          <w:t>Номер: C7C44D</w:t>
+            <w:b/>
+            <w:bCs/>
+            <w:noProof/>
+          </w:rPr>
+          <w:t>Номер: 5F2747</w:t>
         </w:r>
         <w:r>
           <w:rPr>
@@ -251,7 +262,7 @@
             <w:noProof/>
             <w:webHidden/>
           </w:rPr>
-          <w:instrText xml:space="preserve"> PAGEREF _Toc213022470 \h </w:instrText>
+          <w:instrText xml:space="preserve"> PAGEREF _Toc213673224 \h </w:instrText>
         </w:r>
         <w:r>
           <w:rPr>
@@ -271,7 +282,7 @@
             <w:noProof/>
             <w:webHidden/>
           </w:rPr>
-          <w:t>4</w:t>
+          <w:t>2</w:t>
         </w:r>
         <w:r>
           <w:rPr>
@@ -295,10 +306,12 @@
           <w:lang w:eastAsia="ru-RU"/>
         </w:rPr>
       </w:pPr>
-      <w:hyperlink w:anchor="_Toc213022471" w:history="1">
+      <w:hyperlink w:anchor="_Toc213673225" w:history="1">
         <w:r>
           <w:rPr>
             <w:rStyle w:val="a3"/>
+            <w:b/>
+            <w:bCs/>
             <w:noProof/>
           </w:rPr>
           <w:t>4.</w:t>
@@ -315,9 +328,11 @@
         <w:r>
           <w:rPr>
             <w:rStyle w:val="a3"/>
-            <w:noProof/>
-          </w:rPr>
-          <w:t>Номер: CCB749</w:t>
+            <w:b/>
+            <w:bCs/>
+            <w:noProof/>
+          </w:rPr>
+          <w:t>Номер: 5C6C4C</w:t>
         </w:r>
         <w:r>
           <w:rPr>
@@ -338,7 +353,7 @@
             <w:noProof/>
             <w:webHidden/>
           </w:rPr>
-          <w:instrText xml:space="preserve"> PAGEREF _Toc213022471 \h </w:instrText>
+          <w:instrText xml:space="preserve"> PAGEREF _Toc213673225 \h </w:instrText>
         </w:r>
         <w:r>
           <w:rPr>
@@ -358,7 +373,7 @@
             <w:noProof/>
             <w:webHidden/>
           </w:rPr>
-          <w:t>4</w:t>
+          <w:t>3</w:t>
         </w:r>
         <w:r>
           <w:rPr>
@@ -382,10 +397,12 @@
           <w:lang w:eastAsia="ru-RU"/>
         </w:rPr>
       </w:pPr>
-      <w:hyperlink w:anchor="_Toc213022472" w:history="1">
+      <w:hyperlink w:anchor="_Toc213673226" w:history="1">
         <w:r>
           <w:rPr>
             <w:rStyle w:val="a3"/>
+            <w:b/>
+            <w:bCs/>
             <w:noProof/>
           </w:rPr>
           <w:t>5.</w:t>
@@ -402,9 +419,11 @@
         <w:r>
           <w:rPr>
             <w:rStyle w:val="a3"/>
-            <w:noProof/>
-          </w:rPr>
-          <w:t>Номер: C0544E</w:t>
+            <w:b/>
+            <w:bCs/>
+            <w:noProof/>
+          </w:rPr>
+          <w:t>Номер: 83F641</w:t>
         </w:r>
         <w:r>
           <w:rPr>
@@ -425,7 +444,7 @@
             <w:noProof/>
             <w:webHidden/>
           </w:rPr>
-          <w:instrText xml:space="preserve"> PAGEREF _Toc213022472 \h </w:instrText>
+          <w:instrText xml:space="preserve"> PAGEREF _Toc213673226 \h </w:instrText>
         </w:r>
         <w:r>
           <w:rPr>
@@ -445,7 +464,7 @@
             <w:noProof/>
             <w:webHidden/>
           </w:rPr>
-          <w:t>4</w:t>
+          <w:t>3</w:t>
         </w:r>
         <w:r>
           <w:rPr>
@@ -469,10 +488,12 @@
           <w:lang w:eastAsia="ru-RU"/>
         </w:rPr>
       </w:pPr>
-      <w:hyperlink w:anchor="_Toc213022473" w:history="1">
+      <w:hyperlink w:anchor="_Toc213673227" w:history="1">
         <w:r>
           <w:rPr>
             <w:rStyle w:val="a3"/>
+            <w:b/>
+            <w:bCs/>
             <w:noProof/>
           </w:rPr>
           <w:t>6.</w:t>
@@ -489,9 +510,11 @@
         <w:r>
           <w:rPr>
             <w:rStyle w:val="a3"/>
-            <w:noProof/>
-          </w:rPr>
-          <w:t>Номер: EF0248</w:t>
+            <w:b/>
+            <w:bCs/>
+            <w:noProof/>
+          </w:rPr>
+          <w:t>Номер: 7C8BF1</w:t>
         </w:r>
         <w:r>
           <w:rPr>
@@ -512,7 +535,7 @@
             <w:noProof/>
             <w:webHidden/>
           </w:rPr>
-          <w:instrText xml:space="preserve"> PAGEREF _Toc213022473 \h </w:instrText>
+          <w:instrText xml:space="preserve"> PAGEREF _Toc213673227 \h </w:instrText>
         </w:r>
         <w:r>
           <w:rPr>
@@ -532,7 +555,7 @@
             <w:noProof/>
             <w:webHidden/>
           </w:rPr>
-          <w:t>5</w:t>
+          <w:t>3</w:t>
         </w:r>
         <w:r>
           <w:rPr>
@@ -556,11 +579,13 @@
           <w:lang w:eastAsia="ru-RU"/>
         </w:rPr>
       </w:pPr>
-      <w:hyperlink w:anchor="_Toc213022474" w:history="1">
+      <w:hyperlink w:anchor="_Toc213673228" w:history="1">
         <w:r>
           <w:rPr>
             <w:rStyle w:val="a3"/>
-            <w:noProof/>
+            <w:b/>
+            <w:noProof/>
+            <w:lang w:eastAsia="ru-RU"/>
           </w:rPr>
           <w:t>7.</w:t>
         </w:r>
@@ -576,9 +601,11 @@
         <w:r>
           <w:rPr>
             <w:rStyle w:val="a3"/>
-            <w:noProof/>
-          </w:rPr>
-          <w:t>Номер: 6BCF49</w:t>
+            <w:b/>
+            <w:bCs/>
+            <w:noProof/>
+          </w:rPr>
+          <w:t>Номер: 742DF5</w:t>
         </w:r>
         <w:r>
           <w:rPr>
@@ -599,7 +626,7 @@
             <w:noProof/>
             <w:webHidden/>
           </w:rPr>
-          <w:instrText xml:space="preserve"> PAGEREF _Toc213022474 \h </w:instrText>
+          <w:instrText xml:space="preserve"> PAGEREF _Toc213673228 \h </w:instrText>
         </w:r>
         <w:r>
           <w:rPr>
@@ -619,7 +646,7 @@
             <w:noProof/>
             <w:webHidden/>
           </w:rPr>
-          <w:t>6</w:t>
+          <w:t>4</w:t>
         </w:r>
         <w:r>
           <w:rPr>
@@ -643,10 +670,12 @@
           <w:lang w:eastAsia="ru-RU"/>
         </w:rPr>
       </w:pPr>
-      <w:hyperlink w:anchor="_Toc213022475" w:history="1">
+      <w:hyperlink w:anchor="_Toc213673229" w:history="1">
         <w:r>
           <w:rPr>
             <w:rStyle w:val="a3"/>
+            <w:b/>
+            <w:bCs/>
             <w:noProof/>
           </w:rPr>
           <w:t>8.</w:t>
@@ -665,7 +694,16 @@
             <w:rStyle w:val="a3"/>
             <w:noProof/>
           </w:rPr>
-          <w:t>Номер: 8B3940</w:t>
+          <w:t>Номер: </w:t>
+        </w:r>
+        <w:r>
+          <w:rPr>
+            <w:rStyle w:val="a3"/>
+            <w:b/>
+            <w:bCs/>
+            <w:noProof/>
+          </w:rPr>
+          <w:t>1259F7</w:t>
         </w:r>
         <w:r>
           <w:rPr>
@@ -686,7 +724,7 @@
             <w:noProof/>
             <w:webHidden/>
           </w:rPr>
-          <w:instrText xml:space="preserve"> PAGEREF _Toc213022475 \h </w:instrText>
+          <w:instrText xml:space="preserve"> PAGEREF _Toc213673229 \h </w:instrText>
         </w:r>
         <w:r>
           <w:rPr>
@@ -706,7 +744,7 @@
             <w:noProof/>
             <w:webHidden/>
           </w:rPr>
-          <w:t>6</w:t>
+          <w:t>4</w:t>
         </w:r>
         <w:r>
           <w:rPr>
@@ -730,10 +768,12 @@
           <w:lang w:eastAsia="ru-RU"/>
         </w:rPr>
       </w:pPr>
-      <w:hyperlink w:anchor="_Toc213022476" w:history="1">
+      <w:hyperlink w:anchor="_Toc213673230" w:history="1">
         <w:r>
           <w:rPr>
             <w:rStyle w:val="a3"/>
+            <w:b/>
+            <w:bCs/>
             <w:noProof/>
           </w:rPr>
           <w:t>9.</w:t>
@@ -752,7 +792,16 @@
             <w:rStyle w:val="a3"/>
             <w:noProof/>
           </w:rPr>
-          <w:t>Номер: F4CAFA</w:t>
+          <w:t>Номер: </w:t>
+        </w:r>
+        <w:r>
+          <w:rPr>
+            <w:rStyle w:val="a3"/>
+            <w:b/>
+            <w:bCs/>
+            <w:noProof/>
+          </w:rPr>
+          <w:t>5FC8F4</w:t>
         </w:r>
         <w:r>
           <w:rPr>
@@ -773,7 +822,7 @@
             <w:noProof/>
             <w:webHidden/>
           </w:rPr>
-          <w:instrText xml:space="preserve"> PAGEREF _Toc213022476 \h </w:instrText>
+          <w:instrText xml:space="preserve"> PAGEREF _Toc213673230 \h </w:instrText>
         </w:r>
         <w:r>
           <w:rPr>
@@ -793,7 +842,7 @@
             <w:noProof/>
             <w:webHidden/>
           </w:rPr>
-          <w:t>7</w:t>
+          <w:t>4</w:t>
         </w:r>
         <w:r>
           <w:rPr>
@@ -817,10 +866,12 @@
           <w:lang w:eastAsia="ru-RU"/>
         </w:rPr>
       </w:pPr>
-      <w:hyperlink w:anchor="_Toc213022477" w:history="1">
+      <w:hyperlink w:anchor="_Toc213673231" w:history="1">
         <w:r>
           <w:rPr>
             <w:rStyle w:val="a3"/>
+            <w:b/>
+            <w:bCs/>
             <w:noProof/>
           </w:rPr>
           <w:t>10.</w:t>
@@ -839,7 +890,16 @@
             <w:rStyle w:val="a3"/>
             <w:noProof/>
           </w:rPr>
-          <w:t>Номер: 72E6FF</w:t>
+          <w:t>Номер: </w:t>
+        </w:r>
+        <w:r>
+          <w:rPr>
+            <w:rStyle w:val="a3"/>
+            <w:b/>
+            <w:bCs/>
+            <w:noProof/>
+          </w:rPr>
+          <w:t>5986FB</w:t>
         </w:r>
         <w:r>
           <w:rPr>
@@ -860,7 +920,7 @@
             <w:noProof/>
             <w:webHidden/>
           </w:rPr>
-          <w:instrText xml:space="preserve"> PAGEREF _Toc213022477 \h </w:instrText>
+          <w:instrText xml:space="preserve"> PAGEREF _Toc213673231 \h </w:instrText>
         </w:r>
         <w:r>
           <w:rPr>
@@ -880,7 +940,7 @@
             <w:noProof/>
             <w:webHidden/>
           </w:rPr>
-          <w:t>7</w:t>
+          <w:t>5</w:t>
         </w:r>
         <w:r>
           <w:rPr>
@@ -892,6121 +952,26 @@
       </w:hyperlink>
     </w:p>
     <w:p>
-      <w:pPr>
-        <w:pStyle w:val="11"/>
-        <w:tabs>
-          <w:tab w:val="left" w:pos="1320"/>
-        </w:tabs>
-        <w:rPr>
-          <w:rFonts w:asciiTheme="minorHAnsi" w:eastAsiaTheme="minorEastAsia" w:hAnsiTheme="minorHAnsi"/>
-          <w:noProof/>
-          <w:sz w:val="22"/>
-          <w:lang w:eastAsia="ru-RU"/>
-        </w:rPr>
-      </w:pPr>
-      <w:hyperlink w:anchor="_Toc213022478" w:history="1">
-        <w:r>
-          <w:rPr>
-            <w:rStyle w:val="a3"/>
-            <w:noProof/>
-          </w:rPr>
-          <w:t>11.</w:t>
-        </w:r>
-        <w:r>
-          <w:rPr>
-            <w:rFonts w:asciiTheme="minorHAnsi" w:eastAsiaTheme="minorEastAsia" w:hAnsiTheme="minorHAnsi"/>
-            <w:noProof/>
-            <w:sz w:val="22"/>
-            <w:lang w:eastAsia="ru-RU"/>
-          </w:rPr>
-          <w:tab/>
-        </w:r>
-        <w:r>
-          <w:rPr>
-            <w:rStyle w:val="a3"/>
-            <w:noProof/>
-          </w:rPr>
-          <w:t>Номер: 7300FE</w:t>
-        </w:r>
-        <w:r>
-          <w:rPr>
-            <w:noProof/>
-            <w:webHidden/>
-          </w:rPr>
-          <w:tab/>
-        </w:r>
-        <w:r>
-          <w:rPr>
-            <w:noProof/>
-            <w:webHidden/>
-          </w:rPr>
-          <w:fldChar w:fldCharType="begin"/>
-        </w:r>
-        <w:r>
-          <w:rPr>
-            <w:noProof/>
-            <w:webHidden/>
-          </w:rPr>
-          <w:instrText xml:space="preserve"> PAGEREF _Toc213022478 \h </w:instrText>
-        </w:r>
-        <w:r>
-          <w:rPr>
-            <w:noProof/>
-            <w:webHidden/>
-          </w:rPr>
-        </w:r>
-        <w:r>
-          <w:rPr>
-            <w:noProof/>
-            <w:webHidden/>
-          </w:rPr>
-          <w:fldChar w:fldCharType="separate"/>
-        </w:r>
-        <w:r>
-          <w:rPr>
-            <w:noProof/>
-            <w:webHidden/>
-          </w:rPr>
-          <w:t>8</w:t>
-        </w:r>
-        <w:r>
-          <w:rPr>
-            <w:noProof/>
-            <w:webHidden/>
-          </w:rPr>
-          <w:fldChar w:fldCharType="end"/>
-        </w:r>
-      </w:hyperlink>
+      <w:r>
+        <w:fldChar w:fldCharType="end"/>
+      </w:r>
     </w:p>
     <w:p>
-      <w:pPr>
-        <w:pStyle w:val="11"/>
-        <w:tabs>
-          <w:tab w:val="left" w:pos="1320"/>
-        </w:tabs>
-        <w:rPr>
-          <w:rFonts w:asciiTheme="minorHAnsi" w:eastAsiaTheme="minorEastAsia" w:hAnsiTheme="minorHAnsi"/>
-          <w:noProof/>
-          <w:sz w:val="22"/>
-          <w:lang w:eastAsia="ru-RU"/>
-        </w:rPr>
-      </w:pPr>
-      <w:hyperlink w:anchor="_Toc213022479" w:history="1">
-        <w:r>
-          <w:rPr>
-            <w:rStyle w:val="a3"/>
-            <w:noProof/>
-          </w:rPr>
-          <w:t>12.</w:t>
-        </w:r>
-        <w:r>
-          <w:rPr>
-            <w:rFonts w:asciiTheme="minorHAnsi" w:eastAsiaTheme="minorEastAsia" w:hAnsiTheme="minorHAnsi"/>
-            <w:noProof/>
-            <w:sz w:val="22"/>
-            <w:lang w:eastAsia="ru-RU"/>
-          </w:rPr>
-          <w:tab/>
-        </w:r>
-        <w:r>
-          <w:rPr>
-            <w:rStyle w:val="a3"/>
-            <w:noProof/>
-          </w:rPr>
-          <w:t>Номер: B2CBFB</w:t>
-        </w:r>
-        <w:r>
-          <w:rPr>
-            <w:noProof/>
-            <w:webHidden/>
-          </w:rPr>
-          <w:tab/>
-        </w:r>
-        <w:r>
-          <w:rPr>
-            <w:noProof/>
-            <w:webHidden/>
-          </w:rPr>
-          <w:fldChar w:fldCharType="begin"/>
-        </w:r>
-        <w:r>
-          <w:rPr>
-            <w:noProof/>
-            <w:webHidden/>
-          </w:rPr>
-          <w:instrText xml:space="preserve"> PAGEREF _Toc213022479 \h </w:instrText>
-        </w:r>
-        <w:r>
-          <w:rPr>
-            <w:noProof/>
-            <w:webHidden/>
-          </w:rPr>
-        </w:r>
-        <w:r>
-          <w:rPr>
-            <w:noProof/>
-            <w:webHidden/>
-          </w:rPr>
-          <w:fldChar w:fldCharType="separate"/>
-        </w:r>
-        <w:r>
-          <w:rPr>
-            <w:noProof/>
-            <w:webHidden/>
-          </w:rPr>
-          <w:t>8</w:t>
-        </w:r>
-        <w:r>
-          <w:rPr>
-            <w:noProof/>
-            <w:webHidden/>
-          </w:rPr>
-          <w:fldChar w:fldCharType="end"/>
-        </w:r>
-      </w:hyperlink>
+      <w:r>
+        <w:br w:type="page"/>
+      </w:r>
     </w:p>
     <w:p>
       <w:pPr>
-        <w:pStyle w:val="11"/>
-        <w:tabs>
-          <w:tab w:val="left" w:pos="1320"/>
-        </w:tabs>
-        <w:rPr>
-          <w:rFonts w:asciiTheme="minorHAnsi" w:eastAsiaTheme="minorEastAsia" w:hAnsiTheme="minorHAnsi"/>
-          <w:noProof/>
-          <w:sz w:val="22"/>
-          <w:lang w:eastAsia="ru-RU"/>
-        </w:rPr>
-      </w:pPr>
-      <w:hyperlink w:anchor="_Toc213022480" w:history="1">
-        <w:r>
-          <w:rPr>
-            <w:rStyle w:val="a3"/>
-            <w:noProof/>
-          </w:rPr>
-          <w:t>13.</w:t>
-        </w:r>
-        <w:r>
-          <w:rPr>
-            <w:rFonts w:asciiTheme="minorHAnsi" w:eastAsiaTheme="minorEastAsia" w:hAnsiTheme="minorHAnsi"/>
-            <w:noProof/>
-            <w:sz w:val="22"/>
-            <w:lang w:eastAsia="ru-RU"/>
-          </w:rPr>
-          <w:tab/>
-        </w:r>
-        <w:r>
-          <w:rPr>
-            <w:rStyle w:val="a3"/>
-            <w:noProof/>
-          </w:rPr>
-          <w:t>Номер: D449F5</w:t>
-        </w:r>
-        <w:r>
-          <w:rPr>
-            <w:noProof/>
-            <w:webHidden/>
-          </w:rPr>
-          <w:tab/>
-        </w:r>
-        <w:r>
-          <w:rPr>
-            <w:noProof/>
-            <w:webHidden/>
-          </w:rPr>
-          <w:fldChar w:fldCharType="begin"/>
-        </w:r>
-        <w:r>
-          <w:rPr>
-            <w:noProof/>
-            <w:webHidden/>
-          </w:rPr>
-          <w:instrText xml:space="preserve"> PAGEREF _Toc213022480 \h </w:instrText>
-        </w:r>
-        <w:r>
-          <w:rPr>
-            <w:noProof/>
-            <w:webHidden/>
-          </w:rPr>
-        </w:r>
-        <w:r>
-          <w:rPr>
-            <w:noProof/>
-            <w:webHidden/>
-          </w:rPr>
-          <w:fldChar w:fldCharType="separate"/>
-        </w:r>
-        <w:r>
-          <w:rPr>
-            <w:noProof/>
-            <w:webHidden/>
-          </w:rPr>
-          <w:t>9</w:t>
-        </w:r>
-        <w:r>
-          <w:rPr>
-            <w:noProof/>
-            <w:webHidden/>
-          </w:rPr>
-          <w:fldChar w:fldCharType="end"/>
-        </w:r>
-      </w:hyperlink>
-    </w:p>
-    <w:p>
-      <w:pPr>
-        <w:pStyle w:val="11"/>
-        <w:tabs>
-          <w:tab w:val="left" w:pos="1320"/>
-        </w:tabs>
-        <w:rPr>
-          <w:rFonts w:asciiTheme="minorHAnsi" w:eastAsiaTheme="minorEastAsia" w:hAnsiTheme="minorHAnsi"/>
-          <w:noProof/>
-          <w:sz w:val="22"/>
-          <w:lang w:eastAsia="ru-RU"/>
-        </w:rPr>
-      </w:pPr>
-      <w:hyperlink w:anchor="_Toc213022481" w:history="1">
-        <w:r>
-          <w:rPr>
-            <w:rStyle w:val="a3"/>
-            <w:noProof/>
-          </w:rPr>
-          <w:t>14.</w:t>
-        </w:r>
-        <w:r>
-          <w:rPr>
-            <w:rFonts w:asciiTheme="minorHAnsi" w:eastAsiaTheme="minorEastAsia" w:hAnsiTheme="minorHAnsi"/>
-            <w:noProof/>
-            <w:sz w:val="22"/>
-            <w:lang w:eastAsia="ru-RU"/>
-          </w:rPr>
-          <w:tab/>
-        </w:r>
-        <w:r>
-          <w:rPr>
-            <w:rStyle w:val="a3"/>
-            <w:noProof/>
-          </w:rPr>
-          <w:t>Номер: C993FA</w:t>
-        </w:r>
-        <w:r>
-          <w:rPr>
-            <w:noProof/>
-            <w:webHidden/>
-          </w:rPr>
-          <w:tab/>
-        </w:r>
-        <w:r>
-          <w:rPr>
-            <w:noProof/>
-            <w:webHidden/>
-          </w:rPr>
-          <w:fldChar w:fldCharType="begin"/>
-        </w:r>
-        <w:r>
-          <w:rPr>
-            <w:noProof/>
-            <w:webHidden/>
-          </w:rPr>
-          <w:instrText xml:space="preserve"> PAGEREF _Toc213022481 \h </w:instrText>
-        </w:r>
-        <w:r>
-          <w:rPr>
-            <w:noProof/>
-            <w:webHidden/>
-          </w:rPr>
-        </w:r>
-        <w:r>
-          <w:rPr>
-            <w:noProof/>
-            <w:webHidden/>
-          </w:rPr>
-          <w:fldChar w:fldCharType="separate"/>
-        </w:r>
-        <w:r>
-          <w:rPr>
-            <w:noProof/>
-            <w:webHidden/>
-          </w:rPr>
-          <w:t>9</w:t>
-        </w:r>
-        <w:r>
-          <w:rPr>
-            <w:noProof/>
-            <w:webHidden/>
-          </w:rPr>
-          <w:fldChar w:fldCharType="end"/>
-        </w:r>
-      </w:hyperlink>
-    </w:p>
-    <w:p>
-      <w:pPr>
-        <w:pStyle w:val="11"/>
-        <w:tabs>
-          <w:tab w:val="left" w:pos="1320"/>
-        </w:tabs>
-        <w:rPr>
-          <w:rFonts w:asciiTheme="minorHAnsi" w:eastAsiaTheme="minorEastAsia" w:hAnsiTheme="minorHAnsi"/>
-          <w:noProof/>
-          <w:sz w:val="22"/>
-          <w:lang w:eastAsia="ru-RU"/>
-        </w:rPr>
-      </w:pPr>
-      <w:hyperlink w:anchor="_Toc213022482" w:history="1">
-        <w:r>
-          <w:rPr>
-            <w:rStyle w:val="a3"/>
-            <w:noProof/>
-          </w:rPr>
-          <w:t>15.</w:t>
-        </w:r>
-        <w:r>
-          <w:rPr>
-            <w:rFonts w:asciiTheme="minorHAnsi" w:eastAsiaTheme="minorEastAsia" w:hAnsiTheme="minorHAnsi"/>
-            <w:noProof/>
-            <w:sz w:val="22"/>
-            <w:lang w:eastAsia="ru-RU"/>
-          </w:rPr>
-          <w:tab/>
-        </w:r>
-        <w:r>
-          <w:rPr>
-            <w:rStyle w:val="a3"/>
-            <w:noProof/>
-          </w:rPr>
-          <w:t>Номер: 8EB2F9</w:t>
-        </w:r>
-        <w:r>
-          <w:rPr>
-            <w:noProof/>
-            <w:webHidden/>
-          </w:rPr>
-          <w:tab/>
-        </w:r>
-        <w:r>
-          <w:rPr>
-            <w:noProof/>
-            <w:webHidden/>
-          </w:rPr>
-          <w:fldChar w:fldCharType="begin"/>
-        </w:r>
-        <w:r>
-          <w:rPr>
-            <w:noProof/>
-            <w:webHidden/>
-          </w:rPr>
-          <w:instrText xml:space="preserve"> PAGEREF _Toc213022482 \h </w:instrText>
-        </w:r>
-        <w:r>
-          <w:rPr>
-            <w:noProof/>
-            <w:webHidden/>
-          </w:rPr>
-        </w:r>
-        <w:r>
-          <w:rPr>
-            <w:noProof/>
-            <w:webHidden/>
-          </w:rPr>
-          <w:fldChar w:fldCharType="separate"/>
-        </w:r>
-        <w:r>
-          <w:rPr>
-            <w:noProof/>
-            <w:webHidden/>
-          </w:rPr>
-          <w:t>10</w:t>
-        </w:r>
-        <w:r>
-          <w:rPr>
-            <w:noProof/>
-            <w:webHidden/>
-          </w:rPr>
-          <w:fldChar w:fldCharType="end"/>
-        </w:r>
-      </w:hyperlink>
-    </w:p>
-    <w:p>
-      <w:pPr>
-        <w:pStyle w:val="11"/>
-        <w:tabs>
-          <w:tab w:val="left" w:pos="1320"/>
-        </w:tabs>
-        <w:rPr>
-          <w:rFonts w:asciiTheme="minorHAnsi" w:eastAsiaTheme="minorEastAsia" w:hAnsiTheme="minorHAnsi"/>
-          <w:noProof/>
-          <w:sz w:val="22"/>
-          <w:lang w:eastAsia="ru-RU"/>
-        </w:rPr>
-      </w:pPr>
-      <w:hyperlink w:anchor="_Toc213022483" w:history="1">
-        <w:r>
-          <w:rPr>
-            <w:rStyle w:val="a3"/>
-            <w:noProof/>
-          </w:rPr>
-          <w:t>16.</w:t>
-        </w:r>
-        <w:r>
-          <w:rPr>
-            <w:rFonts w:asciiTheme="minorHAnsi" w:eastAsiaTheme="minorEastAsia" w:hAnsiTheme="minorHAnsi"/>
-            <w:noProof/>
-            <w:sz w:val="22"/>
-            <w:lang w:eastAsia="ru-RU"/>
-          </w:rPr>
-          <w:tab/>
-        </w:r>
-        <w:r>
-          <w:rPr>
-            <w:rStyle w:val="a3"/>
-            <w:noProof/>
-          </w:rPr>
-          <w:t>Номер: B0250C</w:t>
-        </w:r>
-        <w:r>
-          <w:rPr>
-            <w:noProof/>
-            <w:webHidden/>
-          </w:rPr>
-          <w:tab/>
-        </w:r>
-        <w:r>
-          <w:rPr>
-            <w:noProof/>
-            <w:webHidden/>
-          </w:rPr>
-          <w:fldChar w:fldCharType="begin"/>
-        </w:r>
-        <w:r>
-          <w:rPr>
-            <w:noProof/>
-            <w:webHidden/>
-          </w:rPr>
-          <w:instrText xml:space="preserve"> PAGEREF _Toc213022483 \h </w:instrText>
-        </w:r>
-        <w:r>
-          <w:rPr>
-            <w:noProof/>
-            <w:webHidden/>
-          </w:rPr>
-        </w:r>
-        <w:r>
-          <w:rPr>
-            <w:noProof/>
-            <w:webHidden/>
-          </w:rPr>
-          <w:fldChar w:fldCharType="separate"/>
-        </w:r>
-        <w:r>
-          <w:rPr>
-            <w:noProof/>
-            <w:webHidden/>
-          </w:rPr>
-          <w:t>10</w:t>
-        </w:r>
-        <w:r>
-          <w:rPr>
-            <w:noProof/>
-            <w:webHidden/>
-          </w:rPr>
-          <w:fldChar w:fldCharType="end"/>
-        </w:r>
-      </w:hyperlink>
-    </w:p>
-    <w:p>
-      <w:pPr>
-        <w:pStyle w:val="11"/>
-        <w:tabs>
-          <w:tab w:val="left" w:pos="1320"/>
-        </w:tabs>
-        <w:rPr>
-          <w:rFonts w:asciiTheme="minorHAnsi" w:eastAsiaTheme="minorEastAsia" w:hAnsiTheme="minorHAnsi"/>
-          <w:noProof/>
-          <w:sz w:val="22"/>
-          <w:lang w:eastAsia="ru-RU"/>
-        </w:rPr>
-      </w:pPr>
-      <w:hyperlink w:anchor="_Toc213022484" w:history="1">
-        <w:r>
-          <w:rPr>
-            <w:rStyle w:val="a3"/>
-            <w:noProof/>
-          </w:rPr>
-          <w:t>17.</w:t>
-        </w:r>
-        <w:r>
-          <w:rPr>
-            <w:rFonts w:asciiTheme="minorHAnsi" w:eastAsiaTheme="minorEastAsia" w:hAnsiTheme="minorHAnsi"/>
-            <w:noProof/>
-            <w:sz w:val="22"/>
-            <w:lang w:eastAsia="ru-RU"/>
-          </w:rPr>
-          <w:tab/>
-        </w:r>
-        <w:r>
-          <w:rPr>
-            <w:rStyle w:val="a3"/>
-            <w:noProof/>
-          </w:rPr>
-          <w:t>Номер: 56F20F</w:t>
-        </w:r>
-        <w:r>
-          <w:rPr>
-            <w:noProof/>
-            <w:webHidden/>
-          </w:rPr>
-          <w:tab/>
-        </w:r>
-        <w:r>
-          <w:rPr>
-            <w:noProof/>
-            <w:webHidden/>
-          </w:rPr>
-          <w:fldChar w:fldCharType="begin"/>
-        </w:r>
-        <w:r>
-          <w:rPr>
-            <w:noProof/>
-            <w:webHidden/>
-          </w:rPr>
-          <w:instrText xml:space="preserve"> PAGEREF _Toc213022484 \h </w:instrText>
-        </w:r>
-        <w:r>
-          <w:rPr>
-            <w:noProof/>
-            <w:webHidden/>
-          </w:rPr>
-        </w:r>
-        <w:r>
-          <w:rPr>
-            <w:noProof/>
-            <w:webHidden/>
-          </w:rPr>
-          <w:fldChar w:fldCharType="separate"/>
-        </w:r>
-        <w:r>
-          <w:rPr>
-            <w:noProof/>
-            <w:webHidden/>
-          </w:rPr>
-          <w:t>11</w:t>
-        </w:r>
-        <w:r>
-          <w:rPr>
-            <w:noProof/>
-            <w:webHidden/>
-          </w:rPr>
-          <w:fldChar w:fldCharType="end"/>
-        </w:r>
-      </w:hyperlink>
-    </w:p>
-    <w:p>
-      <w:pPr>
-        <w:pStyle w:val="11"/>
-        <w:tabs>
-          <w:tab w:val="left" w:pos="1320"/>
-        </w:tabs>
-        <w:rPr>
-          <w:rFonts w:asciiTheme="minorHAnsi" w:eastAsiaTheme="minorEastAsia" w:hAnsiTheme="minorHAnsi"/>
-          <w:noProof/>
-          <w:sz w:val="22"/>
-          <w:lang w:eastAsia="ru-RU"/>
-        </w:rPr>
-      </w:pPr>
-      <w:hyperlink w:anchor="_Toc213022485" w:history="1">
-        <w:r>
-          <w:rPr>
-            <w:rStyle w:val="a3"/>
-            <w:noProof/>
-          </w:rPr>
-          <w:t>18.</w:t>
-        </w:r>
-        <w:r>
-          <w:rPr>
-            <w:rFonts w:asciiTheme="minorHAnsi" w:eastAsiaTheme="minorEastAsia" w:hAnsiTheme="minorHAnsi"/>
-            <w:noProof/>
-            <w:sz w:val="22"/>
-            <w:lang w:eastAsia="ru-RU"/>
-          </w:rPr>
-          <w:tab/>
-        </w:r>
-        <w:r>
-          <w:rPr>
-            <w:rStyle w:val="a3"/>
-            <w:noProof/>
-          </w:rPr>
-          <w:t>Номер: A9B500</w:t>
-        </w:r>
-        <w:r>
-          <w:rPr>
-            <w:noProof/>
-            <w:webHidden/>
-          </w:rPr>
-          <w:tab/>
-        </w:r>
-        <w:r>
-          <w:rPr>
-            <w:noProof/>
-            <w:webHidden/>
-          </w:rPr>
-          <w:fldChar w:fldCharType="begin"/>
-        </w:r>
-        <w:r>
-          <w:rPr>
-            <w:noProof/>
-            <w:webHidden/>
-          </w:rPr>
-          <w:instrText xml:space="preserve"> PAGEREF _Toc213022485 \h </w:instrText>
-        </w:r>
-        <w:r>
-          <w:rPr>
-            <w:noProof/>
-            <w:webHidden/>
-          </w:rPr>
-        </w:r>
-        <w:r>
-          <w:rPr>
-            <w:noProof/>
-            <w:webHidden/>
-          </w:rPr>
-          <w:fldChar w:fldCharType="separate"/>
-        </w:r>
-        <w:r>
-          <w:rPr>
-            <w:noProof/>
-            <w:webHidden/>
-          </w:rPr>
-          <w:t>11</w:t>
-        </w:r>
-        <w:r>
-          <w:rPr>
-            <w:noProof/>
-            <w:webHidden/>
-          </w:rPr>
-          <w:fldChar w:fldCharType="end"/>
-        </w:r>
-      </w:hyperlink>
-    </w:p>
-    <w:p>
-      <w:pPr>
-        <w:pStyle w:val="11"/>
-        <w:tabs>
-          <w:tab w:val="left" w:pos="1320"/>
-        </w:tabs>
-        <w:rPr>
-          <w:rFonts w:asciiTheme="minorHAnsi" w:eastAsiaTheme="minorEastAsia" w:hAnsiTheme="minorHAnsi"/>
-          <w:noProof/>
-          <w:sz w:val="22"/>
-          <w:lang w:eastAsia="ru-RU"/>
-        </w:rPr>
-      </w:pPr>
-      <w:hyperlink w:anchor="_Toc213022486" w:history="1">
-        <w:r>
-          <w:rPr>
-            <w:rStyle w:val="a3"/>
-            <w:noProof/>
-          </w:rPr>
-          <w:t>19.</w:t>
-        </w:r>
-        <w:r>
-          <w:rPr>
-            <w:rFonts w:asciiTheme="minorHAnsi" w:eastAsiaTheme="minorEastAsia" w:hAnsiTheme="minorHAnsi"/>
-            <w:noProof/>
-            <w:sz w:val="22"/>
-            <w:lang w:eastAsia="ru-RU"/>
-          </w:rPr>
-          <w:tab/>
-        </w:r>
-        <w:r>
-          <w:rPr>
-            <w:rStyle w:val="a3"/>
-            <w:noProof/>
-          </w:rPr>
-          <w:t>Номер: 6FCE02</w:t>
-        </w:r>
-        <w:r>
-          <w:rPr>
-            <w:noProof/>
-            <w:webHidden/>
-          </w:rPr>
-          <w:tab/>
-        </w:r>
-        <w:r>
-          <w:rPr>
-            <w:noProof/>
-            <w:webHidden/>
-          </w:rPr>
-          <w:fldChar w:fldCharType="begin"/>
-        </w:r>
-        <w:r>
-          <w:rPr>
-            <w:noProof/>
-            <w:webHidden/>
-          </w:rPr>
-          <w:instrText xml:space="preserve"> PAGEREF _Toc213022486 \h </w:instrText>
-        </w:r>
-        <w:r>
-          <w:rPr>
-            <w:noProof/>
-            <w:webHidden/>
-          </w:rPr>
-        </w:r>
-        <w:r>
-          <w:rPr>
-            <w:noProof/>
-            <w:webHidden/>
-          </w:rPr>
-          <w:fldChar w:fldCharType="separate"/>
-        </w:r>
-        <w:r>
-          <w:rPr>
-            <w:noProof/>
-            <w:webHidden/>
-          </w:rPr>
-          <w:t>12</w:t>
-        </w:r>
-        <w:r>
-          <w:rPr>
-            <w:noProof/>
-            <w:webHidden/>
-          </w:rPr>
-          <w:fldChar w:fldCharType="end"/>
-        </w:r>
-      </w:hyperlink>
-    </w:p>
-    <w:p>
-      <w:pPr>
-        <w:pStyle w:val="11"/>
-        <w:tabs>
-          <w:tab w:val="left" w:pos="1320"/>
-        </w:tabs>
-        <w:rPr>
-          <w:rFonts w:asciiTheme="minorHAnsi" w:eastAsiaTheme="minorEastAsia" w:hAnsiTheme="minorHAnsi"/>
-          <w:noProof/>
-          <w:sz w:val="22"/>
-          <w:lang w:eastAsia="ru-RU"/>
-        </w:rPr>
-      </w:pPr>
-      <w:hyperlink w:anchor="_Toc213022487" w:history="1">
-        <w:r>
-          <w:rPr>
-            <w:rStyle w:val="a3"/>
-            <w:noProof/>
-          </w:rPr>
-          <w:t>20.</w:t>
-        </w:r>
-        <w:r>
-          <w:rPr>
-            <w:rFonts w:asciiTheme="minorHAnsi" w:eastAsiaTheme="minorEastAsia" w:hAnsiTheme="minorHAnsi"/>
-            <w:noProof/>
-            <w:sz w:val="22"/>
-            <w:lang w:eastAsia="ru-RU"/>
-          </w:rPr>
-          <w:tab/>
-        </w:r>
-        <w:r>
-          <w:rPr>
-            <w:rStyle w:val="a3"/>
-            <w:noProof/>
-          </w:rPr>
-          <w:t>Номер: 655806</w:t>
-        </w:r>
-        <w:r>
-          <w:rPr>
-            <w:noProof/>
-            <w:webHidden/>
-          </w:rPr>
-          <w:tab/>
-        </w:r>
-        <w:r>
-          <w:rPr>
-            <w:noProof/>
-            <w:webHidden/>
-          </w:rPr>
-          <w:fldChar w:fldCharType="begin"/>
-        </w:r>
-        <w:r>
-          <w:rPr>
-            <w:noProof/>
-            <w:webHidden/>
-          </w:rPr>
-          <w:instrText xml:space="preserve"> PAGEREF _Toc213022487 \h </w:instrText>
-        </w:r>
-        <w:r>
-          <w:rPr>
-            <w:noProof/>
-            <w:webHidden/>
-          </w:rPr>
-        </w:r>
-        <w:r>
-          <w:rPr>
-            <w:noProof/>
-            <w:webHidden/>
-          </w:rPr>
-          <w:fldChar w:fldCharType="separate"/>
-        </w:r>
-        <w:r>
-          <w:rPr>
-            <w:noProof/>
-            <w:webHidden/>
-          </w:rPr>
-          <w:t>12</w:t>
-        </w:r>
-        <w:r>
-          <w:rPr>
-            <w:noProof/>
-            <w:webHidden/>
-          </w:rPr>
-          <w:fldChar w:fldCharType="end"/>
-        </w:r>
-      </w:hyperlink>
-    </w:p>
-    <w:p>
-      <w:pPr>
-        <w:pStyle w:val="11"/>
-        <w:tabs>
-          <w:tab w:val="left" w:pos="1320"/>
-        </w:tabs>
-        <w:rPr>
-          <w:rFonts w:asciiTheme="minorHAnsi" w:eastAsiaTheme="minorEastAsia" w:hAnsiTheme="minorHAnsi"/>
-          <w:noProof/>
-          <w:sz w:val="22"/>
-          <w:lang w:eastAsia="ru-RU"/>
-        </w:rPr>
-      </w:pPr>
-      <w:hyperlink w:anchor="_Toc213022488" w:history="1">
-        <w:r>
-          <w:rPr>
-            <w:rStyle w:val="a3"/>
-            <w:noProof/>
-          </w:rPr>
-          <w:t>21.</w:t>
-        </w:r>
-        <w:r>
-          <w:rPr>
-            <w:rFonts w:asciiTheme="minorHAnsi" w:eastAsiaTheme="minorEastAsia" w:hAnsiTheme="minorHAnsi"/>
-            <w:noProof/>
-            <w:sz w:val="22"/>
-            <w:lang w:eastAsia="ru-RU"/>
-          </w:rPr>
-          <w:tab/>
-        </w:r>
-        <w:r>
-          <w:rPr>
-            <w:rStyle w:val="a3"/>
-            <w:noProof/>
-          </w:rPr>
-          <w:t>Номер: 4DEB7C</w:t>
-        </w:r>
-        <w:r>
-          <w:rPr>
-            <w:noProof/>
-            <w:webHidden/>
-          </w:rPr>
-          <w:tab/>
-        </w:r>
-        <w:r>
-          <w:rPr>
-            <w:noProof/>
-            <w:webHidden/>
-          </w:rPr>
-          <w:fldChar w:fldCharType="begin"/>
-        </w:r>
-        <w:r>
-          <w:rPr>
-            <w:noProof/>
-            <w:webHidden/>
-          </w:rPr>
-          <w:instrText xml:space="preserve"> PAGEREF _Toc213022488 \h </w:instrText>
-        </w:r>
-        <w:r>
-          <w:rPr>
-            <w:noProof/>
-            <w:webHidden/>
-          </w:rPr>
-        </w:r>
-        <w:r>
-          <w:rPr>
-            <w:noProof/>
-            <w:webHidden/>
-          </w:rPr>
-          <w:fldChar w:fldCharType="separate"/>
-        </w:r>
-        <w:r>
-          <w:rPr>
-            <w:noProof/>
-            <w:webHidden/>
-          </w:rPr>
-          <w:t>13</w:t>
-        </w:r>
-        <w:r>
-          <w:rPr>
-            <w:noProof/>
-            <w:webHidden/>
-          </w:rPr>
-          <w:fldChar w:fldCharType="end"/>
-        </w:r>
-      </w:hyperlink>
-    </w:p>
-    <w:p>
-      <w:pPr>
-        <w:pStyle w:val="11"/>
-        <w:tabs>
-          <w:tab w:val="left" w:pos="1320"/>
-        </w:tabs>
-        <w:rPr>
-          <w:rFonts w:asciiTheme="minorHAnsi" w:eastAsiaTheme="minorEastAsia" w:hAnsiTheme="minorHAnsi"/>
-          <w:noProof/>
-          <w:sz w:val="22"/>
-          <w:lang w:eastAsia="ru-RU"/>
-        </w:rPr>
-      </w:pPr>
-      <w:hyperlink w:anchor="_Toc213022489" w:history="1">
-        <w:r>
-          <w:rPr>
-            <w:rStyle w:val="a3"/>
-            <w:noProof/>
-          </w:rPr>
-          <w:t>22.</w:t>
-        </w:r>
-        <w:r>
-          <w:rPr>
-            <w:rFonts w:asciiTheme="minorHAnsi" w:eastAsiaTheme="minorEastAsia" w:hAnsiTheme="minorHAnsi"/>
-            <w:noProof/>
-            <w:sz w:val="22"/>
-            <w:lang w:eastAsia="ru-RU"/>
-          </w:rPr>
-          <w:tab/>
-        </w:r>
-        <w:r>
-          <w:rPr>
-            <w:rStyle w:val="a3"/>
-            <w:noProof/>
-          </w:rPr>
-          <w:t>Номер: 1C837B</w:t>
-        </w:r>
-        <w:r>
-          <w:rPr>
-            <w:noProof/>
-            <w:webHidden/>
-          </w:rPr>
-          <w:tab/>
-        </w:r>
-        <w:r>
-          <w:rPr>
-            <w:noProof/>
-            <w:webHidden/>
-          </w:rPr>
-          <w:fldChar w:fldCharType="begin"/>
-        </w:r>
-        <w:r>
-          <w:rPr>
-            <w:noProof/>
-            <w:webHidden/>
-          </w:rPr>
-          <w:instrText xml:space="preserve"> PAGEREF _Toc213022489 \h </w:instrText>
-        </w:r>
-        <w:r>
-          <w:rPr>
-            <w:noProof/>
-            <w:webHidden/>
-          </w:rPr>
-        </w:r>
-        <w:r>
-          <w:rPr>
-            <w:noProof/>
-            <w:webHidden/>
-          </w:rPr>
-          <w:fldChar w:fldCharType="separate"/>
-        </w:r>
-        <w:r>
-          <w:rPr>
-            <w:noProof/>
-            <w:webHidden/>
-          </w:rPr>
-          <w:t>13</w:t>
-        </w:r>
-        <w:r>
-          <w:rPr>
-            <w:noProof/>
-            <w:webHidden/>
-          </w:rPr>
-          <w:fldChar w:fldCharType="end"/>
-        </w:r>
-      </w:hyperlink>
-    </w:p>
-    <w:p>
-      <w:pPr>
-        <w:pStyle w:val="11"/>
-        <w:tabs>
-          <w:tab w:val="left" w:pos="1320"/>
-        </w:tabs>
-        <w:rPr>
-          <w:rFonts w:asciiTheme="minorHAnsi" w:eastAsiaTheme="minorEastAsia" w:hAnsiTheme="minorHAnsi"/>
-          <w:noProof/>
-          <w:sz w:val="22"/>
-          <w:lang w:eastAsia="ru-RU"/>
-        </w:rPr>
-      </w:pPr>
-      <w:hyperlink w:anchor="_Toc213022490" w:history="1">
-        <w:r>
-          <w:rPr>
-            <w:rStyle w:val="a3"/>
-            <w:noProof/>
-          </w:rPr>
-          <w:t>23.</w:t>
-        </w:r>
-        <w:r>
-          <w:rPr>
-            <w:rFonts w:asciiTheme="minorHAnsi" w:eastAsiaTheme="minorEastAsia" w:hAnsiTheme="minorHAnsi"/>
-            <w:noProof/>
-            <w:sz w:val="22"/>
-            <w:lang w:eastAsia="ru-RU"/>
-          </w:rPr>
-          <w:tab/>
-        </w:r>
-        <w:r>
-          <w:rPr>
-            <w:rStyle w:val="a3"/>
-            <w:noProof/>
-          </w:rPr>
-          <w:t>Номер: 112D75</w:t>
-        </w:r>
-        <w:r>
-          <w:rPr>
-            <w:noProof/>
-            <w:webHidden/>
-          </w:rPr>
-          <w:tab/>
-        </w:r>
-        <w:r>
-          <w:rPr>
-            <w:noProof/>
-            <w:webHidden/>
-          </w:rPr>
-          <w:fldChar w:fldCharType="begin"/>
-        </w:r>
-        <w:r>
-          <w:rPr>
-            <w:noProof/>
-            <w:webHidden/>
-          </w:rPr>
-          <w:instrText xml:space="preserve"> PAGEREF _Toc213022490 \h </w:instrText>
-        </w:r>
-        <w:r>
-          <w:rPr>
-            <w:noProof/>
-            <w:webHidden/>
-          </w:rPr>
-        </w:r>
-        <w:r>
-          <w:rPr>
-            <w:noProof/>
-            <w:webHidden/>
-          </w:rPr>
-          <w:fldChar w:fldCharType="separate"/>
-        </w:r>
-        <w:r>
-          <w:rPr>
-            <w:noProof/>
-            <w:webHidden/>
-          </w:rPr>
-          <w:t>14</w:t>
-        </w:r>
-        <w:r>
-          <w:rPr>
-            <w:noProof/>
-            <w:webHidden/>
-          </w:rPr>
-          <w:fldChar w:fldCharType="end"/>
-        </w:r>
-      </w:hyperlink>
-    </w:p>
-    <w:p>
-      <w:pPr>
-        <w:pStyle w:val="11"/>
-        <w:tabs>
-          <w:tab w:val="left" w:pos="1320"/>
-        </w:tabs>
-        <w:rPr>
-          <w:rFonts w:asciiTheme="minorHAnsi" w:eastAsiaTheme="minorEastAsia" w:hAnsiTheme="minorHAnsi"/>
-          <w:noProof/>
-          <w:sz w:val="22"/>
-          <w:lang w:eastAsia="ru-RU"/>
-        </w:rPr>
-      </w:pPr>
-      <w:hyperlink w:anchor="_Toc213022491" w:history="1">
-        <w:r>
-          <w:rPr>
-            <w:rStyle w:val="a3"/>
-            <w:noProof/>
-          </w:rPr>
-          <w:t>24.</w:t>
-        </w:r>
-        <w:r>
-          <w:rPr>
-            <w:rFonts w:asciiTheme="minorHAnsi" w:eastAsiaTheme="minorEastAsia" w:hAnsiTheme="minorHAnsi"/>
-            <w:noProof/>
-            <w:sz w:val="22"/>
-            <w:lang w:eastAsia="ru-RU"/>
-          </w:rPr>
-          <w:tab/>
-        </w:r>
-        <w:r>
-          <w:rPr>
-            <w:rStyle w:val="a3"/>
-            <w:noProof/>
-          </w:rPr>
-          <w:t>Номер: A8447D</w:t>
-        </w:r>
-        <w:r>
-          <w:rPr>
-            <w:noProof/>
-            <w:webHidden/>
-          </w:rPr>
-          <w:tab/>
-        </w:r>
-        <w:r>
-          <w:rPr>
-            <w:noProof/>
-            <w:webHidden/>
-          </w:rPr>
-          <w:fldChar w:fldCharType="begin"/>
-        </w:r>
-        <w:r>
-          <w:rPr>
-            <w:noProof/>
-            <w:webHidden/>
-          </w:rPr>
-          <w:instrText xml:space="preserve"> PAGEREF _Toc213022491 \h </w:instrText>
-        </w:r>
-        <w:r>
-          <w:rPr>
-            <w:noProof/>
-            <w:webHidden/>
-          </w:rPr>
-        </w:r>
-        <w:r>
-          <w:rPr>
-            <w:noProof/>
-            <w:webHidden/>
-          </w:rPr>
-          <w:fldChar w:fldCharType="separate"/>
-        </w:r>
-        <w:r>
-          <w:rPr>
-            <w:noProof/>
-            <w:webHidden/>
-          </w:rPr>
-          <w:t>14</w:t>
-        </w:r>
-        <w:r>
-          <w:rPr>
-            <w:noProof/>
-            <w:webHidden/>
-          </w:rPr>
-          <w:fldChar w:fldCharType="end"/>
-        </w:r>
-      </w:hyperlink>
-    </w:p>
-    <w:p>
-      <w:pPr>
-        <w:pStyle w:val="11"/>
-        <w:tabs>
-          <w:tab w:val="left" w:pos="1320"/>
-        </w:tabs>
-        <w:rPr>
-          <w:rFonts w:asciiTheme="minorHAnsi" w:eastAsiaTheme="minorEastAsia" w:hAnsiTheme="minorHAnsi"/>
-          <w:noProof/>
-          <w:sz w:val="22"/>
-          <w:lang w:eastAsia="ru-RU"/>
-        </w:rPr>
-      </w:pPr>
-      <w:hyperlink w:anchor="_Toc213022492" w:history="1">
-        <w:r>
-          <w:rPr>
-            <w:rStyle w:val="a3"/>
-            <w:noProof/>
-          </w:rPr>
-          <w:t>25.</w:t>
-        </w:r>
-        <w:r>
-          <w:rPr>
-            <w:rFonts w:asciiTheme="minorHAnsi" w:eastAsiaTheme="minorEastAsia" w:hAnsiTheme="minorHAnsi"/>
-            <w:noProof/>
-            <w:sz w:val="22"/>
-            <w:lang w:eastAsia="ru-RU"/>
-          </w:rPr>
-          <w:tab/>
-        </w:r>
-        <w:r>
-          <w:rPr>
-            <w:rStyle w:val="a3"/>
-            <w:noProof/>
-          </w:rPr>
-          <w:t>Номер: 363278</w:t>
-        </w:r>
-        <w:r>
-          <w:rPr>
-            <w:noProof/>
-            <w:webHidden/>
-          </w:rPr>
-          <w:tab/>
-        </w:r>
-        <w:r>
-          <w:rPr>
-            <w:noProof/>
-            <w:webHidden/>
-          </w:rPr>
-          <w:fldChar w:fldCharType="begin"/>
-        </w:r>
-        <w:r>
-          <w:rPr>
-            <w:noProof/>
-            <w:webHidden/>
-          </w:rPr>
-          <w:instrText xml:space="preserve"> PAGEREF _Toc213022492 \h </w:instrText>
-        </w:r>
-        <w:r>
-          <w:rPr>
-            <w:noProof/>
-            <w:webHidden/>
-          </w:rPr>
-        </w:r>
-        <w:r>
-          <w:rPr>
-            <w:noProof/>
-            <w:webHidden/>
-          </w:rPr>
-          <w:fldChar w:fldCharType="separate"/>
-        </w:r>
-        <w:r>
-          <w:rPr>
-            <w:noProof/>
-            <w:webHidden/>
-          </w:rPr>
-          <w:t>15</w:t>
-        </w:r>
-        <w:r>
-          <w:rPr>
-            <w:noProof/>
-            <w:webHidden/>
-          </w:rPr>
-          <w:fldChar w:fldCharType="end"/>
-        </w:r>
-      </w:hyperlink>
-    </w:p>
-    <w:p>
-      <w:pPr>
-        <w:pStyle w:val="11"/>
-        <w:tabs>
-          <w:tab w:val="left" w:pos="1320"/>
-        </w:tabs>
-        <w:rPr>
-          <w:rFonts w:asciiTheme="minorHAnsi" w:eastAsiaTheme="minorEastAsia" w:hAnsiTheme="minorHAnsi"/>
-          <w:noProof/>
-          <w:sz w:val="22"/>
-          <w:lang w:eastAsia="ru-RU"/>
-        </w:rPr>
-      </w:pPr>
-      <w:hyperlink w:anchor="_Toc213022493" w:history="1">
-        <w:r>
-          <w:rPr>
-            <w:rStyle w:val="a3"/>
-            <w:noProof/>
-          </w:rPr>
-          <w:t>26.</w:t>
-        </w:r>
-        <w:r>
-          <w:rPr>
-            <w:rFonts w:asciiTheme="minorHAnsi" w:eastAsiaTheme="minorEastAsia" w:hAnsiTheme="minorHAnsi"/>
-            <w:noProof/>
-            <w:sz w:val="22"/>
-            <w:lang w:eastAsia="ru-RU"/>
-          </w:rPr>
-          <w:tab/>
-        </w:r>
-        <w:r>
-          <w:rPr>
-            <w:rStyle w:val="a3"/>
-            <w:noProof/>
-          </w:rPr>
-          <w:t>Номер: 951FBA</w:t>
-        </w:r>
-        <w:r>
-          <w:rPr>
-            <w:noProof/>
-            <w:webHidden/>
-          </w:rPr>
-          <w:tab/>
-        </w:r>
-        <w:r>
-          <w:rPr>
-            <w:noProof/>
-            <w:webHidden/>
-          </w:rPr>
-          <w:fldChar w:fldCharType="begin"/>
-        </w:r>
-        <w:r>
-          <w:rPr>
-            <w:noProof/>
-            <w:webHidden/>
-          </w:rPr>
-          <w:instrText xml:space="preserve"> PAGEREF _Toc213022493 \h </w:instrText>
-        </w:r>
-        <w:r>
-          <w:rPr>
-            <w:noProof/>
-            <w:webHidden/>
-          </w:rPr>
-        </w:r>
-        <w:r>
-          <w:rPr>
-            <w:noProof/>
-            <w:webHidden/>
-          </w:rPr>
-          <w:fldChar w:fldCharType="separate"/>
-        </w:r>
-        <w:r>
-          <w:rPr>
-            <w:noProof/>
-            <w:webHidden/>
-          </w:rPr>
-          <w:t>15</w:t>
-        </w:r>
-        <w:r>
-          <w:rPr>
-            <w:noProof/>
-            <w:webHidden/>
-          </w:rPr>
-          <w:fldChar w:fldCharType="end"/>
-        </w:r>
-      </w:hyperlink>
-    </w:p>
-    <w:p>
-      <w:pPr>
-        <w:pStyle w:val="11"/>
-        <w:tabs>
-          <w:tab w:val="left" w:pos="1320"/>
-        </w:tabs>
-        <w:rPr>
-          <w:rFonts w:asciiTheme="minorHAnsi" w:eastAsiaTheme="minorEastAsia" w:hAnsiTheme="minorHAnsi"/>
-          <w:noProof/>
-          <w:sz w:val="22"/>
-          <w:lang w:eastAsia="ru-RU"/>
-        </w:rPr>
-      </w:pPr>
-      <w:hyperlink w:anchor="_Toc213022494" w:history="1">
-        <w:r>
-          <w:rPr>
-            <w:rStyle w:val="a3"/>
-            <w:noProof/>
-          </w:rPr>
-          <w:t>27.</w:t>
-        </w:r>
-        <w:r>
-          <w:rPr>
-            <w:rFonts w:asciiTheme="minorHAnsi" w:eastAsiaTheme="minorEastAsia" w:hAnsiTheme="minorHAnsi"/>
-            <w:noProof/>
-            <w:sz w:val="22"/>
-            <w:lang w:eastAsia="ru-RU"/>
-          </w:rPr>
-          <w:tab/>
-        </w:r>
-        <w:r>
-          <w:rPr>
-            <w:rStyle w:val="a3"/>
-            <w:noProof/>
-          </w:rPr>
-          <w:t>Номер: F9191D</w:t>
-        </w:r>
-        <w:r>
-          <w:rPr>
-            <w:noProof/>
-            <w:webHidden/>
-          </w:rPr>
-          <w:tab/>
-        </w:r>
-        <w:r>
-          <w:rPr>
-            <w:noProof/>
-            <w:webHidden/>
-          </w:rPr>
-          <w:fldChar w:fldCharType="begin"/>
-        </w:r>
-        <w:r>
-          <w:rPr>
-            <w:noProof/>
-            <w:webHidden/>
-          </w:rPr>
-          <w:instrText xml:space="preserve"> PAGEREF _Toc213022494 \h </w:instrText>
-        </w:r>
-        <w:r>
-          <w:rPr>
-            <w:noProof/>
-            <w:webHidden/>
-          </w:rPr>
-        </w:r>
-        <w:r>
-          <w:rPr>
-            <w:noProof/>
-            <w:webHidden/>
-          </w:rPr>
-          <w:fldChar w:fldCharType="separate"/>
-        </w:r>
-        <w:r>
-          <w:rPr>
-            <w:noProof/>
-            <w:webHidden/>
-          </w:rPr>
-          <w:t>16</w:t>
-        </w:r>
-        <w:r>
-          <w:rPr>
-            <w:noProof/>
-            <w:webHidden/>
-          </w:rPr>
-          <w:fldChar w:fldCharType="end"/>
-        </w:r>
-      </w:hyperlink>
-    </w:p>
-    <w:p>
-      <w:pPr>
-        <w:pStyle w:val="11"/>
-        <w:tabs>
-          <w:tab w:val="left" w:pos="1320"/>
-        </w:tabs>
-        <w:rPr>
-          <w:rFonts w:asciiTheme="minorHAnsi" w:eastAsiaTheme="minorEastAsia" w:hAnsiTheme="minorHAnsi"/>
-          <w:noProof/>
-          <w:sz w:val="22"/>
-          <w:lang w:eastAsia="ru-RU"/>
-        </w:rPr>
-      </w:pPr>
-      <w:hyperlink w:anchor="_Toc213022495" w:history="1">
-        <w:r>
-          <w:rPr>
-            <w:rStyle w:val="a3"/>
-            <w:noProof/>
-          </w:rPr>
-          <w:t>28.</w:t>
-        </w:r>
-        <w:r>
-          <w:rPr>
-            <w:rFonts w:asciiTheme="minorHAnsi" w:eastAsiaTheme="minorEastAsia" w:hAnsiTheme="minorHAnsi"/>
-            <w:noProof/>
-            <w:sz w:val="22"/>
-            <w:lang w:eastAsia="ru-RU"/>
-          </w:rPr>
-          <w:tab/>
-        </w:r>
-        <w:r>
-          <w:rPr>
-            <w:rStyle w:val="a3"/>
-            <w:noProof/>
-          </w:rPr>
-          <w:t>Номер: 2B201A</w:t>
-        </w:r>
-        <w:r>
-          <w:rPr>
-            <w:noProof/>
-            <w:webHidden/>
-          </w:rPr>
-          <w:tab/>
-        </w:r>
-        <w:r>
-          <w:rPr>
-            <w:noProof/>
-            <w:webHidden/>
-          </w:rPr>
-          <w:fldChar w:fldCharType="begin"/>
-        </w:r>
-        <w:r>
-          <w:rPr>
-            <w:noProof/>
-            <w:webHidden/>
-          </w:rPr>
-          <w:instrText xml:space="preserve"> PAGEREF _Toc213022495 \h </w:instrText>
-        </w:r>
-        <w:r>
-          <w:rPr>
-            <w:noProof/>
-            <w:webHidden/>
-          </w:rPr>
-        </w:r>
-        <w:r>
-          <w:rPr>
-            <w:noProof/>
-            <w:webHidden/>
-          </w:rPr>
-          <w:fldChar w:fldCharType="separate"/>
-        </w:r>
-        <w:r>
-          <w:rPr>
-            <w:noProof/>
-            <w:webHidden/>
-          </w:rPr>
-          <w:t>16</w:t>
-        </w:r>
-        <w:r>
-          <w:rPr>
-            <w:noProof/>
-            <w:webHidden/>
-          </w:rPr>
-          <w:fldChar w:fldCharType="end"/>
-        </w:r>
-      </w:hyperlink>
-    </w:p>
-    <w:p>
-      <w:pPr>
-        <w:pStyle w:val="11"/>
-        <w:tabs>
-          <w:tab w:val="left" w:pos="1320"/>
-        </w:tabs>
-        <w:rPr>
-          <w:rFonts w:asciiTheme="minorHAnsi" w:eastAsiaTheme="minorEastAsia" w:hAnsiTheme="minorHAnsi"/>
-          <w:noProof/>
-          <w:sz w:val="22"/>
-          <w:lang w:eastAsia="ru-RU"/>
-        </w:rPr>
-      </w:pPr>
-      <w:hyperlink w:anchor="_Toc213022496" w:history="1">
-        <w:r>
-          <w:rPr>
-            <w:rStyle w:val="a3"/>
-            <w:noProof/>
-          </w:rPr>
-          <w:t>29.</w:t>
-        </w:r>
-        <w:r>
-          <w:rPr>
-            <w:rFonts w:asciiTheme="minorHAnsi" w:eastAsiaTheme="minorEastAsia" w:hAnsiTheme="minorHAnsi"/>
-            <w:noProof/>
-            <w:sz w:val="22"/>
-            <w:lang w:eastAsia="ru-RU"/>
-          </w:rPr>
-          <w:tab/>
-        </w:r>
-        <w:r>
-          <w:rPr>
-            <w:rStyle w:val="a3"/>
-            <w:noProof/>
-          </w:rPr>
-          <w:t>Номер: 6F5B1A</w:t>
-        </w:r>
-        <w:r>
-          <w:rPr>
-            <w:noProof/>
-            <w:webHidden/>
-          </w:rPr>
-          <w:tab/>
-        </w:r>
-        <w:r>
-          <w:rPr>
-            <w:noProof/>
-            <w:webHidden/>
-          </w:rPr>
-          <w:fldChar w:fldCharType="begin"/>
-        </w:r>
-        <w:r>
-          <w:rPr>
-            <w:noProof/>
-            <w:webHidden/>
-          </w:rPr>
-          <w:instrText xml:space="preserve"> PAGEREF _Toc213022496 \h </w:instrText>
-        </w:r>
-        <w:r>
-          <w:rPr>
-            <w:noProof/>
-            <w:webHidden/>
-          </w:rPr>
-        </w:r>
-        <w:r>
-          <w:rPr>
-            <w:noProof/>
-            <w:webHidden/>
-          </w:rPr>
-          <w:fldChar w:fldCharType="separate"/>
-        </w:r>
-        <w:r>
-          <w:rPr>
-            <w:noProof/>
-            <w:webHidden/>
-          </w:rPr>
-          <w:t>17</w:t>
-        </w:r>
-        <w:r>
-          <w:rPr>
-            <w:noProof/>
-            <w:webHidden/>
-          </w:rPr>
-          <w:fldChar w:fldCharType="end"/>
-        </w:r>
-      </w:hyperlink>
-    </w:p>
-    <w:p>
-      <w:pPr>
-        <w:pStyle w:val="11"/>
-        <w:tabs>
-          <w:tab w:val="left" w:pos="1320"/>
-        </w:tabs>
-        <w:rPr>
-          <w:rFonts w:asciiTheme="minorHAnsi" w:eastAsiaTheme="minorEastAsia" w:hAnsiTheme="minorHAnsi"/>
-          <w:noProof/>
-          <w:sz w:val="22"/>
-          <w:lang w:eastAsia="ru-RU"/>
-        </w:rPr>
-      </w:pPr>
-      <w:hyperlink w:anchor="_Toc213022497" w:history="1">
-        <w:r>
-          <w:rPr>
-            <w:rStyle w:val="a3"/>
-            <w:noProof/>
-          </w:rPr>
-          <w:t>30.</w:t>
-        </w:r>
-        <w:r>
-          <w:rPr>
-            <w:rFonts w:asciiTheme="minorHAnsi" w:eastAsiaTheme="minorEastAsia" w:hAnsiTheme="minorHAnsi"/>
-            <w:noProof/>
-            <w:sz w:val="22"/>
-            <w:lang w:eastAsia="ru-RU"/>
-          </w:rPr>
-          <w:tab/>
-        </w:r>
-        <w:r>
-          <w:rPr>
-            <w:rStyle w:val="a3"/>
-            <w:noProof/>
-          </w:rPr>
-          <w:t>Номер: 0F4E2C</w:t>
-        </w:r>
-        <w:r>
-          <w:rPr>
-            <w:noProof/>
-            <w:webHidden/>
-          </w:rPr>
-          <w:tab/>
-        </w:r>
-        <w:r>
-          <w:rPr>
-            <w:noProof/>
-            <w:webHidden/>
-          </w:rPr>
-          <w:fldChar w:fldCharType="begin"/>
-        </w:r>
-        <w:r>
-          <w:rPr>
-            <w:noProof/>
-            <w:webHidden/>
-          </w:rPr>
-          <w:instrText xml:space="preserve"> PAGEREF _Toc213022497 \h </w:instrText>
-        </w:r>
-        <w:r>
-          <w:rPr>
-            <w:noProof/>
-            <w:webHidden/>
-          </w:rPr>
-        </w:r>
-        <w:r>
-          <w:rPr>
-            <w:noProof/>
-            <w:webHidden/>
-          </w:rPr>
-          <w:fldChar w:fldCharType="separate"/>
-        </w:r>
-        <w:r>
-          <w:rPr>
-            <w:noProof/>
-            <w:webHidden/>
-          </w:rPr>
-          <w:t>17</w:t>
-        </w:r>
-        <w:r>
-          <w:rPr>
-            <w:noProof/>
-            <w:webHidden/>
-          </w:rPr>
-          <w:fldChar w:fldCharType="end"/>
-        </w:r>
-      </w:hyperlink>
-    </w:p>
-    <w:p>
-      <w:pPr>
-        <w:pStyle w:val="11"/>
-        <w:tabs>
-          <w:tab w:val="left" w:pos="1320"/>
-        </w:tabs>
-        <w:rPr>
-          <w:rFonts w:asciiTheme="minorHAnsi" w:eastAsiaTheme="minorEastAsia" w:hAnsiTheme="minorHAnsi"/>
-          <w:noProof/>
-          <w:sz w:val="22"/>
-          <w:lang w:eastAsia="ru-RU"/>
-        </w:rPr>
-      </w:pPr>
-      <w:hyperlink w:anchor="_Toc213022498" w:history="1">
-        <w:r>
-          <w:rPr>
-            <w:rStyle w:val="a3"/>
-            <w:noProof/>
-          </w:rPr>
-          <w:t>31.</w:t>
-        </w:r>
-        <w:r>
-          <w:rPr>
-            <w:rFonts w:asciiTheme="minorHAnsi" w:eastAsiaTheme="minorEastAsia" w:hAnsiTheme="minorHAnsi"/>
-            <w:noProof/>
-            <w:sz w:val="22"/>
-            <w:lang w:eastAsia="ru-RU"/>
-          </w:rPr>
-          <w:tab/>
-        </w:r>
-        <w:r>
-          <w:rPr>
-            <w:rStyle w:val="a3"/>
-            <w:noProof/>
-          </w:rPr>
-          <w:t>Номер: D33529</w:t>
-        </w:r>
-        <w:r>
-          <w:rPr>
-            <w:noProof/>
-            <w:webHidden/>
-          </w:rPr>
-          <w:tab/>
-        </w:r>
-        <w:r>
-          <w:rPr>
-            <w:noProof/>
-            <w:webHidden/>
-          </w:rPr>
-          <w:fldChar w:fldCharType="begin"/>
-        </w:r>
-        <w:r>
-          <w:rPr>
-            <w:noProof/>
-            <w:webHidden/>
-          </w:rPr>
-          <w:instrText xml:space="preserve"> PAGEREF _Toc213022498 \h </w:instrText>
-        </w:r>
-        <w:r>
-          <w:rPr>
-            <w:noProof/>
-            <w:webHidden/>
-          </w:rPr>
-        </w:r>
-        <w:r>
-          <w:rPr>
-            <w:noProof/>
-            <w:webHidden/>
-          </w:rPr>
-          <w:fldChar w:fldCharType="separate"/>
-        </w:r>
-        <w:r>
-          <w:rPr>
-            <w:noProof/>
-            <w:webHidden/>
-          </w:rPr>
-          <w:t>18</w:t>
-        </w:r>
-        <w:r>
-          <w:rPr>
-            <w:noProof/>
-            <w:webHidden/>
-          </w:rPr>
-          <w:fldChar w:fldCharType="end"/>
-        </w:r>
-      </w:hyperlink>
-    </w:p>
-    <w:p>
-      <w:pPr>
-        <w:pStyle w:val="11"/>
-        <w:tabs>
-          <w:tab w:val="left" w:pos="1320"/>
-        </w:tabs>
-        <w:rPr>
-          <w:rFonts w:asciiTheme="minorHAnsi" w:eastAsiaTheme="minorEastAsia" w:hAnsiTheme="minorHAnsi"/>
-          <w:noProof/>
-          <w:sz w:val="22"/>
-          <w:lang w:eastAsia="ru-RU"/>
-        </w:rPr>
-      </w:pPr>
-      <w:hyperlink w:anchor="_Toc213022499" w:history="1">
-        <w:r>
-          <w:rPr>
-            <w:rStyle w:val="a3"/>
-            <w:noProof/>
-            <w:lang w:eastAsia="ru-RU"/>
-          </w:rPr>
-          <w:t>32.</w:t>
-        </w:r>
-        <w:r>
-          <w:rPr>
-            <w:rFonts w:asciiTheme="minorHAnsi" w:eastAsiaTheme="minorEastAsia" w:hAnsiTheme="minorHAnsi"/>
-            <w:noProof/>
-            <w:sz w:val="22"/>
-            <w:lang w:eastAsia="ru-RU"/>
-          </w:rPr>
-          <w:tab/>
-        </w:r>
-        <w:r>
-          <w:rPr>
-            <w:rStyle w:val="a3"/>
-            <w:noProof/>
-          </w:rPr>
-          <w:t>Номер: 91642</w:t>
-        </w:r>
-        <w:r>
-          <w:rPr>
-            <w:noProof/>
-            <w:webHidden/>
-          </w:rPr>
-          <w:tab/>
-        </w:r>
-        <w:r>
-          <w:rPr>
-            <w:noProof/>
-            <w:webHidden/>
-          </w:rPr>
-          <w:fldChar w:fldCharType="begin"/>
-        </w:r>
-        <w:r>
-          <w:rPr>
-            <w:noProof/>
-            <w:webHidden/>
-          </w:rPr>
-          <w:instrText xml:space="preserve"> PAGEREF _Toc213022499 \h </w:instrText>
-        </w:r>
-        <w:r>
-          <w:rPr>
-            <w:noProof/>
-            <w:webHidden/>
-          </w:rPr>
-        </w:r>
-        <w:r>
-          <w:rPr>
-            <w:noProof/>
-            <w:webHidden/>
-          </w:rPr>
-          <w:fldChar w:fldCharType="separate"/>
-        </w:r>
-        <w:r>
-          <w:rPr>
-            <w:noProof/>
-            <w:webHidden/>
-          </w:rPr>
-          <w:t>18</w:t>
-        </w:r>
-        <w:r>
-          <w:rPr>
-            <w:noProof/>
-            <w:webHidden/>
-          </w:rPr>
-          <w:fldChar w:fldCharType="end"/>
-        </w:r>
-      </w:hyperlink>
-    </w:p>
-    <w:p>
-      <w:pPr>
-        <w:pStyle w:val="11"/>
-        <w:tabs>
-          <w:tab w:val="left" w:pos="1320"/>
-        </w:tabs>
-        <w:rPr>
-          <w:rFonts w:asciiTheme="minorHAnsi" w:eastAsiaTheme="minorEastAsia" w:hAnsiTheme="minorHAnsi"/>
-          <w:noProof/>
-          <w:sz w:val="22"/>
-          <w:lang w:eastAsia="ru-RU"/>
-        </w:rPr>
-      </w:pPr>
-      <w:hyperlink w:anchor="_Toc213022500" w:history="1">
-        <w:r>
-          <w:rPr>
-            <w:rStyle w:val="a3"/>
-            <w:noProof/>
-            <w:lang w:eastAsia="ru-RU"/>
-          </w:rPr>
-          <w:t>33.</w:t>
-        </w:r>
-        <w:r>
-          <w:rPr>
-            <w:rFonts w:asciiTheme="minorHAnsi" w:eastAsiaTheme="minorEastAsia" w:hAnsiTheme="minorHAnsi"/>
-            <w:noProof/>
-            <w:sz w:val="22"/>
-            <w:lang w:eastAsia="ru-RU"/>
-          </w:rPr>
-          <w:tab/>
-        </w:r>
-        <w:r>
-          <w:rPr>
-            <w:rStyle w:val="a3"/>
-            <w:noProof/>
-          </w:rPr>
-          <w:t>Номер: 96CA2B</w:t>
-        </w:r>
-        <w:r>
-          <w:rPr>
-            <w:noProof/>
-            <w:webHidden/>
-          </w:rPr>
-          <w:tab/>
-        </w:r>
-        <w:r>
-          <w:rPr>
-            <w:noProof/>
-            <w:webHidden/>
-          </w:rPr>
-          <w:fldChar w:fldCharType="begin"/>
-        </w:r>
-        <w:r>
-          <w:rPr>
-            <w:noProof/>
-            <w:webHidden/>
-          </w:rPr>
-          <w:instrText xml:space="preserve"> PAGEREF _Toc213022500 \h </w:instrText>
-        </w:r>
-        <w:r>
-          <w:rPr>
-            <w:noProof/>
-            <w:webHidden/>
-          </w:rPr>
-        </w:r>
-        <w:r>
-          <w:rPr>
-            <w:noProof/>
-            <w:webHidden/>
-          </w:rPr>
-          <w:fldChar w:fldCharType="separate"/>
-        </w:r>
-        <w:r>
-          <w:rPr>
-            <w:noProof/>
-            <w:webHidden/>
-          </w:rPr>
-          <w:t>19</w:t>
-        </w:r>
-        <w:r>
-          <w:rPr>
-            <w:noProof/>
-            <w:webHidden/>
-          </w:rPr>
-          <w:fldChar w:fldCharType="end"/>
-        </w:r>
-      </w:hyperlink>
-    </w:p>
-    <w:p>
-      <w:pPr>
-        <w:pStyle w:val="11"/>
-        <w:tabs>
-          <w:tab w:val="left" w:pos="1320"/>
-        </w:tabs>
-        <w:rPr>
-          <w:rFonts w:asciiTheme="minorHAnsi" w:eastAsiaTheme="minorEastAsia" w:hAnsiTheme="minorHAnsi"/>
-          <w:noProof/>
-          <w:sz w:val="22"/>
-          <w:lang w:eastAsia="ru-RU"/>
-        </w:rPr>
-      </w:pPr>
-      <w:hyperlink w:anchor="_Toc213022501" w:history="1">
-        <w:r>
-          <w:rPr>
-            <w:rStyle w:val="a3"/>
-            <w:noProof/>
-          </w:rPr>
-          <w:t>34.</w:t>
-        </w:r>
-        <w:r>
-          <w:rPr>
-            <w:rFonts w:asciiTheme="minorHAnsi" w:eastAsiaTheme="minorEastAsia" w:hAnsiTheme="minorHAnsi"/>
-            <w:noProof/>
-            <w:sz w:val="22"/>
-            <w:lang w:eastAsia="ru-RU"/>
-          </w:rPr>
-          <w:tab/>
-        </w:r>
-        <w:r>
-          <w:rPr>
-            <w:rStyle w:val="a3"/>
-            <w:noProof/>
-          </w:rPr>
-          <w:t>Номер: EC3729</w:t>
-        </w:r>
-        <w:r>
-          <w:rPr>
-            <w:noProof/>
-            <w:webHidden/>
-          </w:rPr>
-          <w:tab/>
-        </w:r>
-        <w:r>
-          <w:rPr>
-            <w:noProof/>
-            <w:webHidden/>
-          </w:rPr>
-          <w:fldChar w:fldCharType="begin"/>
-        </w:r>
-        <w:r>
-          <w:rPr>
-            <w:noProof/>
-            <w:webHidden/>
-          </w:rPr>
-          <w:instrText xml:space="preserve"> PAGEREF _Toc213022501 \h </w:instrText>
-        </w:r>
-        <w:r>
-          <w:rPr>
-            <w:noProof/>
-            <w:webHidden/>
-          </w:rPr>
-        </w:r>
-        <w:r>
-          <w:rPr>
-            <w:noProof/>
-            <w:webHidden/>
-          </w:rPr>
-          <w:fldChar w:fldCharType="separate"/>
-        </w:r>
-        <w:r>
-          <w:rPr>
-            <w:noProof/>
-            <w:webHidden/>
-          </w:rPr>
-          <w:t>19</w:t>
-        </w:r>
-        <w:r>
-          <w:rPr>
-            <w:noProof/>
-            <w:webHidden/>
-          </w:rPr>
-          <w:fldChar w:fldCharType="end"/>
-        </w:r>
-      </w:hyperlink>
-    </w:p>
-    <w:p>
-      <w:pPr>
-        <w:pStyle w:val="11"/>
-        <w:tabs>
-          <w:tab w:val="left" w:pos="1320"/>
-        </w:tabs>
-        <w:rPr>
-          <w:rFonts w:asciiTheme="minorHAnsi" w:eastAsiaTheme="minorEastAsia" w:hAnsiTheme="minorHAnsi"/>
-          <w:noProof/>
-          <w:sz w:val="22"/>
-          <w:lang w:eastAsia="ru-RU"/>
-        </w:rPr>
-      </w:pPr>
-      <w:hyperlink w:anchor="_Toc213022502" w:history="1">
-        <w:r>
-          <w:rPr>
-            <w:rStyle w:val="a3"/>
-            <w:noProof/>
-          </w:rPr>
-          <w:t>35.</w:t>
-        </w:r>
-        <w:r>
-          <w:rPr>
-            <w:rFonts w:asciiTheme="minorHAnsi" w:eastAsiaTheme="minorEastAsia" w:hAnsiTheme="minorHAnsi"/>
-            <w:noProof/>
-            <w:sz w:val="22"/>
-            <w:lang w:eastAsia="ru-RU"/>
-          </w:rPr>
-          <w:tab/>
-        </w:r>
-        <w:r>
-          <w:rPr>
-            <w:rStyle w:val="a3"/>
-            <w:noProof/>
-          </w:rPr>
-          <w:t>Номер: 66B222</w:t>
-        </w:r>
-        <w:r>
-          <w:rPr>
-            <w:noProof/>
-            <w:webHidden/>
-          </w:rPr>
-          <w:tab/>
-        </w:r>
-        <w:r>
-          <w:rPr>
-            <w:noProof/>
-            <w:webHidden/>
-          </w:rPr>
-          <w:fldChar w:fldCharType="begin"/>
-        </w:r>
-        <w:r>
-          <w:rPr>
-            <w:noProof/>
-            <w:webHidden/>
-          </w:rPr>
-          <w:instrText xml:space="preserve"> PAGEREF _Toc213022502 \h </w:instrText>
-        </w:r>
-        <w:r>
-          <w:rPr>
-            <w:noProof/>
-            <w:webHidden/>
-          </w:rPr>
-        </w:r>
-        <w:r>
-          <w:rPr>
-            <w:noProof/>
-            <w:webHidden/>
-          </w:rPr>
-          <w:fldChar w:fldCharType="separate"/>
-        </w:r>
-        <w:r>
-          <w:rPr>
-            <w:noProof/>
-            <w:webHidden/>
-          </w:rPr>
-          <w:t>20</w:t>
-        </w:r>
-        <w:r>
-          <w:rPr>
-            <w:noProof/>
-            <w:webHidden/>
-          </w:rPr>
-          <w:fldChar w:fldCharType="end"/>
-        </w:r>
-      </w:hyperlink>
-    </w:p>
-    <w:p>
-      <w:pPr>
-        <w:pStyle w:val="11"/>
-        <w:tabs>
-          <w:tab w:val="left" w:pos="1320"/>
-        </w:tabs>
-        <w:rPr>
-          <w:rFonts w:asciiTheme="minorHAnsi" w:eastAsiaTheme="minorEastAsia" w:hAnsiTheme="minorHAnsi"/>
-          <w:noProof/>
-          <w:sz w:val="22"/>
-          <w:lang w:eastAsia="ru-RU"/>
-        </w:rPr>
-      </w:pPr>
-      <w:hyperlink w:anchor="_Toc213022503" w:history="1">
-        <w:r>
-          <w:rPr>
-            <w:rStyle w:val="a3"/>
-            <w:noProof/>
-          </w:rPr>
-          <w:t>36.</w:t>
-        </w:r>
-        <w:r>
-          <w:rPr>
-            <w:rFonts w:asciiTheme="minorHAnsi" w:eastAsiaTheme="minorEastAsia" w:hAnsiTheme="minorHAnsi"/>
-            <w:noProof/>
-            <w:sz w:val="22"/>
-            <w:lang w:eastAsia="ru-RU"/>
-          </w:rPr>
-          <w:tab/>
-        </w:r>
-        <w:r>
-          <w:rPr>
-            <w:rStyle w:val="a3"/>
-            <w:noProof/>
-          </w:rPr>
-          <w:t>Номер: 3C782F</w:t>
-        </w:r>
-        <w:r>
-          <w:rPr>
-            <w:noProof/>
-            <w:webHidden/>
-          </w:rPr>
-          <w:tab/>
-        </w:r>
-        <w:r>
-          <w:rPr>
-            <w:noProof/>
-            <w:webHidden/>
-          </w:rPr>
-          <w:fldChar w:fldCharType="begin"/>
-        </w:r>
-        <w:r>
-          <w:rPr>
-            <w:noProof/>
-            <w:webHidden/>
-          </w:rPr>
-          <w:instrText xml:space="preserve"> PAGEREF _Toc213022503 \h </w:instrText>
-        </w:r>
-        <w:r>
-          <w:rPr>
-            <w:noProof/>
-            <w:webHidden/>
-          </w:rPr>
-        </w:r>
-        <w:r>
-          <w:rPr>
-            <w:noProof/>
-            <w:webHidden/>
-          </w:rPr>
-          <w:fldChar w:fldCharType="separate"/>
-        </w:r>
-        <w:r>
-          <w:rPr>
-            <w:noProof/>
-            <w:webHidden/>
-          </w:rPr>
-          <w:t>20</w:t>
-        </w:r>
-        <w:r>
-          <w:rPr>
-            <w:noProof/>
-            <w:webHidden/>
-          </w:rPr>
-          <w:fldChar w:fldCharType="end"/>
-        </w:r>
-      </w:hyperlink>
-    </w:p>
-    <w:p>
-      <w:pPr>
-        <w:pStyle w:val="11"/>
-        <w:tabs>
-          <w:tab w:val="left" w:pos="1320"/>
-        </w:tabs>
-        <w:rPr>
-          <w:rFonts w:asciiTheme="minorHAnsi" w:eastAsiaTheme="minorEastAsia" w:hAnsiTheme="minorHAnsi"/>
-          <w:noProof/>
-          <w:sz w:val="22"/>
-          <w:lang w:eastAsia="ru-RU"/>
-        </w:rPr>
-      </w:pPr>
-      <w:hyperlink w:anchor="_Toc213022504" w:history="1">
-        <w:r>
-          <w:rPr>
-            <w:rStyle w:val="a3"/>
-            <w:noProof/>
-          </w:rPr>
-          <w:t>37.</w:t>
-        </w:r>
-        <w:r>
-          <w:rPr>
-            <w:rFonts w:asciiTheme="minorHAnsi" w:eastAsiaTheme="minorEastAsia" w:hAnsiTheme="minorHAnsi"/>
-            <w:noProof/>
-            <w:sz w:val="22"/>
-            <w:lang w:eastAsia="ru-RU"/>
-          </w:rPr>
-          <w:tab/>
-        </w:r>
-        <w:r>
-          <w:rPr>
-            <w:rStyle w:val="a3"/>
-            <w:noProof/>
-          </w:rPr>
-          <w:t>Номер: 8FF92B</w:t>
-        </w:r>
-        <w:r>
-          <w:rPr>
-            <w:noProof/>
-            <w:webHidden/>
-          </w:rPr>
-          <w:tab/>
-        </w:r>
-        <w:r>
-          <w:rPr>
-            <w:noProof/>
-            <w:webHidden/>
-          </w:rPr>
-          <w:fldChar w:fldCharType="begin"/>
-        </w:r>
-        <w:r>
-          <w:rPr>
-            <w:noProof/>
-            <w:webHidden/>
-          </w:rPr>
-          <w:instrText xml:space="preserve"> PAGEREF _Toc213022504 \h </w:instrText>
-        </w:r>
-        <w:r>
-          <w:rPr>
-            <w:noProof/>
-            <w:webHidden/>
-          </w:rPr>
-        </w:r>
-        <w:r>
-          <w:rPr>
-            <w:noProof/>
-            <w:webHidden/>
-          </w:rPr>
-          <w:fldChar w:fldCharType="separate"/>
-        </w:r>
-        <w:r>
-          <w:rPr>
-            <w:noProof/>
-            <w:webHidden/>
-          </w:rPr>
-          <w:t>21</w:t>
-        </w:r>
-        <w:r>
-          <w:rPr>
-            <w:noProof/>
-            <w:webHidden/>
-          </w:rPr>
-          <w:fldChar w:fldCharType="end"/>
-        </w:r>
-      </w:hyperlink>
-    </w:p>
-    <w:p>
-      <w:pPr>
-        <w:pStyle w:val="11"/>
-        <w:tabs>
-          <w:tab w:val="left" w:pos="1320"/>
-        </w:tabs>
-        <w:rPr>
-          <w:rFonts w:asciiTheme="minorHAnsi" w:eastAsiaTheme="minorEastAsia" w:hAnsiTheme="minorHAnsi"/>
-          <w:noProof/>
-          <w:sz w:val="22"/>
-          <w:lang w:eastAsia="ru-RU"/>
-        </w:rPr>
-      </w:pPr>
-      <w:hyperlink w:anchor="_Toc213022505" w:history="1">
-        <w:r>
-          <w:rPr>
-            <w:rStyle w:val="a3"/>
-            <w:noProof/>
-          </w:rPr>
-          <w:t>38.</w:t>
-        </w:r>
-        <w:r>
-          <w:rPr>
-            <w:rFonts w:asciiTheme="minorHAnsi" w:eastAsiaTheme="minorEastAsia" w:hAnsiTheme="minorHAnsi"/>
-            <w:noProof/>
-            <w:sz w:val="22"/>
-            <w:lang w:eastAsia="ru-RU"/>
-          </w:rPr>
-          <w:tab/>
-        </w:r>
-        <w:r>
-          <w:rPr>
-            <w:rStyle w:val="a3"/>
-            <w:noProof/>
-          </w:rPr>
-          <w:t>Номер: BBC4DE</w:t>
-        </w:r>
-        <w:r>
-          <w:rPr>
-            <w:noProof/>
-            <w:webHidden/>
-          </w:rPr>
-          <w:tab/>
-        </w:r>
-        <w:r>
-          <w:rPr>
-            <w:noProof/>
-            <w:webHidden/>
-          </w:rPr>
-          <w:fldChar w:fldCharType="begin"/>
-        </w:r>
-        <w:r>
-          <w:rPr>
-            <w:noProof/>
-            <w:webHidden/>
-          </w:rPr>
-          <w:instrText xml:space="preserve"> PAGEREF _Toc213022505 \h </w:instrText>
-        </w:r>
-        <w:r>
-          <w:rPr>
-            <w:noProof/>
-            <w:webHidden/>
-          </w:rPr>
-        </w:r>
-        <w:r>
-          <w:rPr>
-            <w:noProof/>
-            <w:webHidden/>
-          </w:rPr>
-          <w:fldChar w:fldCharType="separate"/>
-        </w:r>
-        <w:r>
-          <w:rPr>
-            <w:noProof/>
-            <w:webHidden/>
-          </w:rPr>
-          <w:t>21</w:t>
-        </w:r>
-        <w:r>
-          <w:rPr>
-            <w:noProof/>
-            <w:webHidden/>
-          </w:rPr>
-          <w:fldChar w:fldCharType="end"/>
-        </w:r>
-      </w:hyperlink>
-    </w:p>
-    <w:p>
-      <w:pPr>
-        <w:pStyle w:val="11"/>
-        <w:tabs>
-          <w:tab w:val="left" w:pos="1320"/>
-        </w:tabs>
-        <w:rPr>
-          <w:rFonts w:asciiTheme="minorHAnsi" w:eastAsiaTheme="minorEastAsia" w:hAnsiTheme="minorHAnsi"/>
-          <w:noProof/>
-          <w:sz w:val="22"/>
-          <w:lang w:eastAsia="ru-RU"/>
-        </w:rPr>
-      </w:pPr>
-      <w:hyperlink w:anchor="_Toc213022506" w:history="1">
-        <w:r>
-          <w:rPr>
-            <w:rStyle w:val="a3"/>
-            <w:noProof/>
-          </w:rPr>
-          <w:t>39.</w:t>
-        </w:r>
-        <w:r>
-          <w:rPr>
-            <w:rFonts w:asciiTheme="minorHAnsi" w:eastAsiaTheme="minorEastAsia" w:hAnsiTheme="minorHAnsi"/>
-            <w:noProof/>
-            <w:sz w:val="22"/>
-            <w:lang w:eastAsia="ru-RU"/>
-          </w:rPr>
-          <w:tab/>
-        </w:r>
-        <w:r>
-          <w:rPr>
-            <w:rStyle w:val="a3"/>
-            <w:noProof/>
-          </w:rPr>
-          <w:t>Номер: DF12DD</w:t>
-        </w:r>
-        <w:r>
-          <w:rPr>
-            <w:noProof/>
-            <w:webHidden/>
-          </w:rPr>
-          <w:tab/>
-        </w:r>
-        <w:r>
-          <w:rPr>
-            <w:noProof/>
-            <w:webHidden/>
-          </w:rPr>
-          <w:fldChar w:fldCharType="begin"/>
-        </w:r>
-        <w:r>
-          <w:rPr>
-            <w:noProof/>
-            <w:webHidden/>
-          </w:rPr>
-          <w:instrText xml:space="preserve"> PAGEREF _Toc213022506 \h </w:instrText>
-        </w:r>
-        <w:r>
-          <w:rPr>
-            <w:noProof/>
-            <w:webHidden/>
-          </w:rPr>
-        </w:r>
-        <w:r>
-          <w:rPr>
-            <w:noProof/>
-            <w:webHidden/>
-          </w:rPr>
-          <w:fldChar w:fldCharType="separate"/>
-        </w:r>
-        <w:r>
-          <w:rPr>
-            <w:noProof/>
-            <w:webHidden/>
-          </w:rPr>
-          <w:t>22</w:t>
-        </w:r>
-        <w:r>
-          <w:rPr>
-            <w:noProof/>
-            <w:webHidden/>
-          </w:rPr>
-          <w:fldChar w:fldCharType="end"/>
-        </w:r>
-      </w:hyperlink>
-    </w:p>
-    <w:p>
-      <w:pPr>
-        <w:pStyle w:val="11"/>
-        <w:tabs>
-          <w:tab w:val="left" w:pos="1320"/>
-        </w:tabs>
-        <w:rPr>
-          <w:rFonts w:asciiTheme="minorHAnsi" w:eastAsiaTheme="minorEastAsia" w:hAnsiTheme="minorHAnsi"/>
-          <w:noProof/>
-          <w:sz w:val="22"/>
-          <w:lang w:eastAsia="ru-RU"/>
-        </w:rPr>
-      </w:pPr>
-      <w:hyperlink w:anchor="_Toc213022507" w:history="1">
-        <w:r>
-          <w:rPr>
-            <w:rStyle w:val="a3"/>
-            <w:noProof/>
-          </w:rPr>
-          <w:t>40.</w:t>
-        </w:r>
-        <w:r>
-          <w:rPr>
-            <w:rFonts w:asciiTheme="minorHAnsi" w:eastAsiaTheme="minorEastAsia" w:hAnsiTheme="minorHAnsi"/>
-            <w:noProof/>
-            <w:sz w:val="22"/>
-            <w:lang w:eastAsia="ru-RU"/>
-          </w:rPr>
-          <w:tab/>
-        </w:r>
-        <w:r>
-          <w:rPr>
-            <w:rStyle w:val="a3"/>
-            <w:noProof/>
-          </w:rPr>
-          <w:t>Номер: C947D0</w:t>
-        </w:r>
-        <w:r>
-          <w:rPr>
-            <w:noProof/>
-            <w:webHidden/>
-          </w:rPr>
-          <w:tab/>
-        </w:r>
-        <w:r>
-          <w:rPr>
-            <w:noProof/>
-            <w:webHidden/>
-          </w:rPr>
-          <w:fldChar w:fldCharType="begin"/>
-        </w:r>
-        <w:r>
-          <w:rPr>
-            <w:noProof/>
-            <w:webHidden/>
-          </w:rPr>
-          <w:instrText xml:space="preserve"> PAGEREF _Toc213022507 \h </w:instrText>
-        </w:r>
-        <w:r>
-          <w:rPr>
-            <w:noProof/>
-            <w:webHidden/>
-          </w:rPr>
-        </w:r>
-        <w:r>
-          <w:rPr>
-            <w:noProof/>
-            <w:webHidden/>
-          </w:rPr>
-          <w:fldChar w:fldCharType="separate"/>
-        </w:r>
-        <w:r>
-          <w:rPr>
-            <w:noProof/>
-            <w:webHidden/>
-          </w:rPr>
-          <w:t>22</w:t>
-        </w:r>
-        <w:r>
-          <w:rPr>
-            <w:noProof/>
-            <w:webHidden/>
-          </w:rPr>
-          <w:fldChar w:fldCharType="end"/>
-        </w:r>
-      </w:hyperlink>
-    </w:p>
-    <w:p>
-      <w:pPr>
-        <w:pStyle w:val="11"/>
-        <w:tabs>
-          <w:tab w:val="left" w:pos="1320"/>
-        </w:tabs>
-        <w:rPr>
-          <w:rFonts w:asciiTheme="minorHAnsi" w:eastAsiaTheme="minorEastAsia" w:hAnsiTheme="minorHAnsi"/>
-          <w:noProof/>
-          <w:sz w:val="22"/>
-          <w:lang w:eastAsia="ru-RU"/>
-        </w:rPr>
-      </w:pPr>
-      <w:hyperlink w:anchor="_Toc213022508" w:history="1">
-        <w:r>
-          <w:rPr>
-            <w:rStyle w:val="a3"/>
-            <w:noProof/>
-          </w:rPr>
-          <w:t>41.</w:t>
-        </w:r>
-        <w:r>
-          <w:rPr>
-            <w:rFonts w:asciiTheme="minorHAnsi" w:eastAsiaTheme="minorEastAsia" w:hAnsiTheme="minorHAnsi"/>
-            <w:noProof/>
-            <w:sz w:val="22"/>
-            <w:lang w:eastAsia="ru-RU"/>
-          </w:rPr>
-          <w:tab/>
-        </w:r>
-        <w:r>
-          <w:rPr>
-            <w:rStyle w:val="a3"/>
-            <w:noProof/>
-          </w:rPr>
-          <w:t>Номер: 8DCED5</w:t>
-        </w:r>
-        <w:r>
-          <w:rPr>
-            <w:noProof/>
-            <w:webHidden/>
-          </w:rPr>
-          <w:tab/>
-        </w:r>
-        <w:r>
-          <w:rPr>
-            <w:noProof/>
-            <w:webHidden/>
-          </w:rPr>
-          <w:fldChar w:fldCharType="begin"/>
-        </w:r>
-        <w:r>
-          <w:rPr>
-            <w:noProof/>
-            <w:webHidden/>
-          </w:rPr>
-          <w:instrText xml:space="preserve"> PAGEREF _Toc213022508 \h </w:instrText>
-        </w:r>
-        <w:r>
-          <w:rPr>
-            <w:noProof/>
-            <w:webHidden/>
-          </w:rPr>
-        </w:r>
-        <w:r>
-          <w:rPr>
-            <w:noProof/>
-            <w:webHidden/>
-          </w:rPr>
-          <w:fldChar w:fldCharType="separate"/>
-        </w:r>
-        <w:r>
-          <w:rPr>
-            <w:noProof/>
-            <w:webHidden/>
-          </w:rPr>
-          <w:t>23</w:t>
-        </w:r>
-        <w:r>
-          <w:rPr>
-            <w:noProof/>
-            <w:webHidden/>
-          </w:rPr>
-          <w:fldChar w:fldCharType="end"/>
-        </w:r>
-      </w:hyperlink>
-    </w:p>
-    <w:p>
-      <w:pPr>
-        <w:pStyle w:val="11"/>
-        <w:tabs>
-          <w:tab w:val="left" w:pos="1320"/>
-        </w:tabs>
-        <w:rPr>
-          <w:rFonts w:asciiTheme="minorHAnsi" w:eastAsiaTheme="minorEastAsia" w:hAnsiTheme="minorHAnsi"/>
-          <w:noProof/>
-          <w:sz w:val="22"/>
-          <w:lang w:eastAsia="ru-RU"/>
-        </w:rPr>
-      </w:pPr>
-      <w:hyperlink w:anchor="_Toc213022509" w:history="1">
-        <w:r>
-          <w:rPr>
-            <w:rStyle w:val="a3"/>
-            <w:noProof/>
-          </w:rPr>
-          <w:t>42.</w:t>
-        </w:r>
-        <w:r>
-          <w:rPr>
-            <w:rFonts w:asciiTheme="minorHAnsi" w:eastAsiaTheme="minorEastAsia" w:hAnsiTheme="minorHAnsi"/>
-            <w:noProof/>
-            <w:sz w:val="22"/>
-            <w:lang w:eastAsia="ru-RU"/>
-          </w:rPr>
-          <w:tab/>
-        </w:r>
-        <w:r>
-          <w:rPr>
-            <w:rStyle w:val="a3"/>
-            <w:noProof/>
-          </w:rPr>
-          <w:t>Номер: 2EE050</w:t>
-        </w:r>
-        <w:r>
-          <w:rPr>
-            <w:noProof/>
-            <w:webHidden/>
-          </w:rPr>
-          <w:tab/>
-        </w:r>
-        <w:r>
-          <w:rPr>
-            <w:noProof/>
-            <w:webHidden/>
-          </w:rPr>
-          <w:fldChar w:fldCharType="begin"/>
-        </w:r>
-        <w:r>
-          <w:rPr>
-            <w:noProof/>
-            <w:webHidden/>
-          </w:rPr>
-          <w:instrText xml:space="preserve"> PAGEREF _Toc213022509 \h </w:instrText>
-        </w:r>
-        <w:r>
-          <w:rPr>
-            <w:noProof/>
-            <w:webHidden/>
-          </w:rPr>
-        </w:r>
-        <w:r>
-          <w:rPr>
-            <w:noProof/>
-            <w:webHidden/>
-          </w:rPr>
-          <w:fldChar w:fldCharType="separate"/>
-        </w:r>
-        <w:r>
-          <w:rPr>
-            <w:noProof/>
-            <w:webHidden/>
-          </w:rPr>
-          <w:t>23</w:t>
-        </w:r>
-        <w:r>
-          <w:rPr>
-            <w:noProof/>
-            <w:webHidden/>
-          </w:rPr>
-          <w:fldChar w:fldCharType="end"/>
-        </w:r>
-      </w:hyperlink>
-    </w:p>
-    <w:p>
-      <w:pPr>
-        <w:pStyle w:val="11"/>
-        <w:tabs>
-          <w:tab w:val="left" w:pos="1320"/>
-        </w:tabs>
-        <w:rPr>
-          <w:rFonts w:asciiTheme="minorHAnsi" w:eastAsiaTheme="minorEastAsia" w:hAnsiTheme="minorHAnsi"/>
-          <w:noProof/>
-          <w:sz w:val="22"/>
-          <w:lang w:eastAsia="ru-RU"/>
-        </w:rPr>
-      </w:pPr>
-      <w:hyperlink w:anchor="_Toc213022510" w:history="1">
-        <w:r>
-          <w:rPr>
-            <w:rStyle w:val="a3"/>
-            <w:noProof/>
-          </w:rPr>
-          <w:t>43.</w:t>
-        </w:r>
-        <w:r>
-          <w:rPr>
-            <w:rFonts w:asciiTheme="minorHAnsi" w:eastAsiaTheme="minorEastAsia" w:hAnsiTheme="minorHAnsi"/>
-            <w:noProof/>
-            <w:sz w:val="22"/>
-            <w:lang w:eastAsia="ru-RU"/>
-          </w:rPr>
-          <w:tab/>
-        </w:r>
-        <w:r>
-          <w:rPr>
-            <w:rStyle w:val="a3"/>
-            <w:noProof/>
-          </w:rPr>
-          <w:t>Номер: A8FEAB</w:t>
-        </w:r>
-        <w:r>
-          <w:rPr>
-            <w:noProof/>
-            <w:webHidden/>
-          </w:rPr>
-          <w:tab/>
-        </w:r>
-        <w:r>
-          <w:rPr>
-            <w:noProof/>
-            <w:webHidden/>
-          </w:rPr>
-          <w:fldChar w:fldCharType="begin"/>
-        </w:r>
-        <w:r>
-          <w:rPr>
-            <w:noProof/>
-            <w:webHidden/>
-          </w:rPr>
-          <w:instrText xml:space="preserve"> PAGEREF _Toc213022510 \h </w:instrText>
-        </w:r>
-        <w:r>
-          <w:rPr>
-            <w:noProof/>
-            <w:webHidden/>
-          </w:rPr>
-        </w:r>
-        <w:r>
-          <w:rPr>
-            <w:noProof/>
-            <w:webHidden/>
-          </w:rPr>
-          <w:fldChar w:fldCharType="separate"/>
-        </w:r>
-        <w:r>
-          <w:rPr>
-            <w:noProof/>
-            <w:webHidden/>
-          </w:rPr>
-          <w:t>24</w:t>
-        </w:r>
-        <w:r>
-          <w:rPr>
-            <w:noProof/>
-            <w:webHidden/>
-          </w:rPr>
-          <w:fldChar w:fldCharType="end"/>
-        </w:r>
-      </w:hyperlink>
-    </w:p>
-    <w:p>
-      <w:pPr>
-        <w:pStyle w:val="11"/>
-        <w:tabs>
-          <w:tab w:val="left" w:pos="1320"/>
-        </w:tabs>
-        <w:rPr>
-          <w:rFonts w:asciiTheme="minorHAnsi" w:eastAsiaTheme="minorEastAsia" w:hAnsiTheme="minorHAnsi"/>
-          <w:noProof/>
-          <w:sz w:val="22"/>
-          <w:lang w:eastAsia="ru-RU"/>
-        </w:rPr>
-      </w:pPr>
-      <w:hyperlink w:anchor="_Toc213022511" w:history="1">
-        <w:r>
-          <w:rPr>
-            <w:rStyle w:val="a3"/>
-            <w:noProof/>
-          </w:rPr>
-          <w:t>44.</w:t>
-        </w:r>
-        <w:r>
-          <w:rPr>
-            <w:rFonts w:asciiTheme="minorHAnsi" w:eastAsiaTheme="minorEastAsia" w:hAnsiTheme="minorHAnsi"/>
-            <w:noProof/>
-            <w:sz w:val="22"/>
-            <w:lang w:eastAsia="ru-RU"/>
-          </w:rPr>
-          <w:tab/>
-        </w:r>
-        <w:r>
-          <w:rPr>
-            <w:rStyle w:val="a3"/>
-            <w:noProof/>
-          </w:rPr>
-          <w:t>Номер: 88F0A9</w:t>
-        </w:r>
-        <w:r>
-          <w:rPr>
-            <w:noProof/>
-            <w:webHidden/>
-          </w:rPr>
-          <w:tab/>
-        </w:r>
-        <w:r>
-          <w:rPr>
-            <w:noProof/>
-            <w:webHidden/>
-          </w:rPr>
-          <w:fldChar w:fldCharType="begin"/>
-        </w:r>
-        <w:r>
-          <w:rPr>
-            <w:noProof/>
-            <w:webHidden/>
-          </w:rPr>
-          <w:instrText xml:space="preserve"> PAGEREF _Toc213022511 \h </w:instrText>
-        </w:r>
-        <w:r>
-          <w:rPr>
-            <w:noProof/>
-            <w:webHidden/>
-          </w:rPr>
-        </w:r>
-        <w:r>
-          <w:rPr>
-            <w:noProof/>
-            <w:webHidden/>
-          </w:rPr>
-          <w:fldChar w:fldCharType="separate"/>
-        </w:r>
-        <w:r>
-          <w:rPr>
-            <w:noProof/>
-            <w:webHidden/>
-          </w:rPr>
-          <w:t>24</w:t>
-        </w:r>
-        <w:r>
-          <w:rPr>
-            <w:noProof/>
-            <w:webHidden/>
-          </w:rPr>
-          <w:fldChar w:fldCharType="end"/>
-        </w:r>
-      </w:hyperlink>
-    </w:p>
-    <w:p>
-      <w:pPr>
-        <w:pStyle w:val="11"/>
-        <w:tabs>
-          <w:tab w:val="left" w:pos="1320"/>
-        </w:tabs>
-        <w:rPr>
-          <w:rFonts w:asciiTheme="minorHAnsi" w:eastAsiaTheme="minorEastAsia" w:hAnsiTheme="minorHAnsi"/>
-          <w:noProof/>
-          <w:sz w:val="22"/>
-          <w:lang w:eastAsia="ru-RU"/>
-        </w:rPr>
-      </w:pPr>
-      <w:hyperlink w:anchor="_Toc213022512" w:history="1">
-        <w:r>
-          <w:rPr>
-            <w:rStyle w:val="a3"/>
-            <w:noProof/>
-          </w:rPr>
-          <w:t>45.</w:t>
-        </w:r>
-        <w:r>
-          <w:rPr>
-            <w:rFonts w:asciiTheme="minorHAnsi" w:eastAsiaTheme="minorEastAsia" w:hAnsiTheme="minorHAnsi"/>
-            <w:noProof/>
-            <w:sz w:val="22"/>
-            <w:lang w:eastAsia="ru-RU"/>
-          </w:rPr>
-          <w:tab/>
-        </w:r>
-        <w:r>
-          <w:rPr>
-            <w:rStyle w:val="a3"/>
-            <w:noProof/>
-          </w:rPr>
-          <w:t>Номер: B93EC0</w:t>
-        </w:r>
-        <w:r>
-          <w:rPr>
-            <w:noProof/>
-            <w:webHidden/>
-          </w:rPr>
-          <w:tab/>
-        </w:r>
-        <w:r>
-          <w:rPr>
-            <w:noProof/>
-            <w:webHidden/>
-          </w:rPr>
-          <w:fldChar w:fldCharType="begin"/>
-        </w:r>
-        <w:r>
-          <w:rPr>
-            <w:noProof/>
-            <w:webHidden/>
-          </w:rPr>
-          <w:instrText xml:space="preserve"> PAGEREF _Toc213022512 \h </w:instrText>
-        </w:r>
-        <w:r>
-          <w:rPr>
-            <w:noProof/>
-            <w:webHidden/>
-          </w:rPr>
-        </w:r>
-        <w:r>
-          <w:rPr>
-            <w:noProof/>
-            <w:webHidden/>
-          </w:rPr>
-          <w:fldChar w:fldCharType="separate"/>
-        </w:r>
-        <w:r>
-          <w:rPr>
-            <w:noProof/>
-            <w:webHidden/>
-          </w:rPr>
-          <w:t>25</w:t>
-        </w:r>
-        <w:r>
-          <w:rPr>
-            <w:noProof/>
-            <w:webHidden/>
-          </w:rPr>
-          <w:fldChar w:fldCharType="end"/>
-        </w:r>
-      </w:hyperlink>
-    </w:p>
-    <w:p>
-      <w:pPr>
-        <w:pStyle w:val="11"/>
-        <w:tabs>
-          <w:tab w:val="left" w:pos="1320"/>
-        </w:tabs>
-        <w:rPr>
-          <w:rFonts w:asciiTheme="minorHAnsi" w:eastAsiaTheme="minorEastAsia" w:hAnsiTheme="minorHAnsi"/>
-          <w:noProof/>
-          <w:sz w:val="22"/>
-          <w:lang w:eastAsia="ru-RU"/>
-        </w:rPr>
-      </w:pPr>
-      <w:hyperlink w:anchor="_Toc213022513" w:history="1">
-        <w:r>
-          <w:rPr>
-            <w:rStyle w:val="a3"/>
-            <w:noProof/>
-          </w:rPr>
-          <w:t>46.</w:t>
-        </w:r>
-        <w:r>
-          <w:rPr>
-            <w:rFonts w:asciiTheme="minorHAnsi" w:eastAsiaTheme="minorEastAsia" w:hAnsiTheme="minorHAnsi"/>
-            <w:noProof/>
-            <w:sz w:val="22"/>
-            <w:lang w:eastAsia="ru-RU"/>
-          </w:rPr>
-          <w:tab/>
-        </w:r>
-        <w:r>
-          <w:rPr>
-            <w:rStyle w:val="a3"/>
-            <w:noProof/>
-          </w:rPr>
-          <w:t>Номер: 1A5FC7</w:t>
-        </w:r>
-        <w:r>
-          <w:rPr>
-            <w:noProof/>
-            <w:webHidden/>
-          </w:rPr>
-          <w:tab/>
-        </w:r>
-        <w:r>
-          <w:rPr>
-            <w:noProof/>
-            <w:webHidden/>
-          </w:rPr>
-          <w:fldChar w:fldCharType="begin"/>
-        </w:r>
-        <w:r>
-          <w:rPr>
-            <w:noProof/>
-            <w:webHidden/>
-          </w:rPr>
-          <w:instrText xml:space="preserve"> PAGEREF _Toc213022513 \h </w:instrText>
-        </w:r>
-        <w:r>
-          <w:rPr>
-            <w:noProof/>
-            <w:webHidden/>
-          </w:rPr>
-        </w:r>
-        <w:r>
-          <w:rPr>
-            <w:noProof/>
-            <w:webHidden/>
-          </w:rPr>
-          <w:fldChar w:fldCharType="separate"/>
-        </w:r>
-        <w:r>
-          <w:rPr>
-            <w:noProof/>
-            <w:webHidden/>
-          </w:rPr>
-          <w:t>25</w:t>
-        </w:r>
-        <w:r>
-          <w:rPr>
-            <w:noProof/>
-            <w:webHidden/>
-          </w:rPr>
-          <w:fldChar w:fldCharType="end"/>
-        </w:r>
-      </w:hyperlink>
-    </w:p>
-    <w:p>
-      <w:pPr>
-        <w:pStyle w:val="11"/>
-        <w:tabs>
-          <w:tab w:val="left" w:pos="1320"/>
-        </w:tabs>
-        <w:rPr>
-          <w:rFonts w:asciiTheme="minorHAnsi" w:eastAsiaTheme="minorEastAsia" w:hAnsiTheme="minorHAnsi"/>
-          <w:noProof/>
-          <w:sz w:val="22"/>
-          <w:lang w:eastAsia="ru-RU"/>
-        </w:rPr>
-      </w:pPr>
-      <w:hyperlink w:anchor="_Toc213022514" w:history="1">
-        <w:r>
-          <w:rPr>
-            <w:rStyle w:val="a3"/>
-            <w:noProof/>
-          </w:rPr>
-          <w:t>47.</w:t>
-        </w:r>
-        <w:r>
-          <w:rPr>
-            <w:rFonts w:asciiTheme="minorHAnsi" w:eastAsiaTheme="minorEastAsia" w:hAnsiTheme="minorHAnsi"/>
-            <w:noProof/>
-            <w:sz w:val="22"/>
-            <w:lang w:eastAsia="ru-RU"/>
-          </w:rPr>
-          <w:tab/>
-        </w:r>
-        <w:r>
-          <w:rPr>
-            <w:rStyle w:val="a3"/>
-            <w:noProof/>
-          </w:rPr>
-          <w:t>Номер: 950BCD</w:t>
-        </w:r>
-        <w:r>
-          <w:rPr>
-            <w:noProof/>
-            <w:webHidden/>
-          </w:rPr>
-          <w:tab/>
-        </w:r>
-        <w:r>
-          <w:rPr>
-            <w:noProof/>
-            <w:webHidden/>
-          </w:rPr>
-          <w:fldChar w:fldCharType="begin"/>
-        </w:r>
-        <w:r>
-          <w:rPr>
-            <w:noProof/>
-            <w:webHidden/>
-          </w:rPr>
-          <w:instrText xml:space="preserve"> PAGEREF _Toc213022514 \h </w:instrText>
-        </w:r>
-        <w:r>
-          <w:rPr>
-            <w:noProof/>
-            <w:webHidden/>
-          </w:rPr>
-        </w:r>
-        <w:r>
-          <w:rPr>
-            <w:noProof/>
-            <w:webHidden/>
-          </w:rPr>
-          <w:fldChar w:fldCharType="separate"/>
-        </w:r>
-        <w:r>
-          <w:rPr>
-            <w:noProof/>
-            <w:webHidden/>
-          </w:rPr>
-          <w:t>26</w:t>
-        </w:r>
-        <w:r>
-          <w:rPr>
-            <w:noProof/>
-            <w:webHidden/>
-          </w:rPr>
-          <w:fldChar w:fldCharType="end"/>
-        </w:r>
-      </w:hyperlink>
-    </w:p>
-    <w:p>
-      <w:pPr>
-        <w:pStyle w:val="11"/>
-        <w:tabs>
-          <w:tab w:val="left" w:pos="1320"/>
-        </w:tabs>
-        <w:rPr>
-          <w:rFonts w:asciiTheme="minorHAnsi" w:eastAsiaTheme="minorEastAsia" w:hAnsiTheme="minorHAnsi"/>
-          <w:noProof/>
-          <w:sz w:val="22"/>
-          <w:lang w:eastAsia="ru-RU"/>
-        </w:rPr>
-      </w:pPr>
-      <w:hyperlink w:anchor="_Toc213022515" w:history="1">
-        <w:r>
-          <w:rPr>
-            <w:rStyle w:val="a3"/>
-            <w:noProof/>
-          </w:rPr>
-          <w:t>48.</w:t>
-        </w:r>
-        <w:r>
-          <w:rPr>
-            <w:rFonts w:asciiTheme="minorHAnsi" w:eastAsiaTheme="minorEastAsia" w:hAnsiTheme="minorHAnsi"/>
-            <w:noProof/>
-            <w:sz w:val="22"/>
-            <w:lang w:eastAsia="ru-RU"/>
-          </w:rPr>
-          <w:tab/>
-        </w:r>
-        <w:r>
-          <w:rPr>
-            <w:rStyle w:val="a3"/>
-            <w:noProof/>
-          </w:rPr>
-          <w:t>Номер: 6736C9</w:t>
-        </w:r>
-        <w:r>
-          <w:rPr>
-            <w:noProof/>
-            <w:webHidden/>
-          </w:rPr>
-          <w:tab/>
-        </w:r>
-        <w:r>
-          <w:rPr>
-            <w:noProof/>
-            <w:webHidden/>
-          </w:rPr>
-          <w:fldChar w:fldCharType="begin"/>
-        </w:r>
-        <w:r>
-          <w:rPr>
-            <w:noProof/>
-            <w:webHidden/>
-          </w:rPr>
-          <w:instrText xml:space="preserve"> PAGEREF _Toc213022515 \h </w:instrText>
-        </w:r>
-        <w:r>
-          <w:rPr>
-            <w:noProof/>
-            <w:webHidden/>
-          </w:rPr>
-        </w:r>
-        <w:r>
-          <w:rPr>
-            <w:noProof/>
-            <w:webHidden/>
-          </w:rPr>
-          <w:fldChar w:fldCharType="separate"/>
-        </w:r>
-        <w:r>
-          <w:rPr>
-            <w:noProof/>
-            <w:webHidden/>
-          </w:rPr>
-          <w:t>26</w:t>
-        </w:r>
-        <w:r>
-          <w:rPr>
-            <w:noProof/>
-            <w:webHidden/>
-          </w:rPr>
-          <w:fldChar w:fldCharType="end"/>
-        </w:r>
-      </w:hyperlink>
-    </w:p>
-    <w:p>
-      <w:pPr>
-        <w:pStyle w:val="11"/>
-        <w:tabs>
-          <w:tab w:val="left" w:pos="1320"/>
-        </w:tabs>
-        <w:rPr>
-          <w:rFonts w:asciiTheme="minorHAnsi" w:eastAsiaTheme="minorEastAsia" w:hAnsiTheme="minorHAnsi"/>
-          <w:noProof/>
-          <w:sz w:val="22"/>
-          <w:lang w:eastAsia="ru-RU"/>
-        </w:rPr>
-      </w:pPr>
-      <w:hyperlink w:anchor="_Toc213022516" w:history="1">
-        <w:r>
-          <w:rPr>
-            <w:rStyle w:val="a3"/>
-            <w:noProof/>
-          </w:rPr>
-          <w:t>49.</w:t>
-        </w:r>
-        <w:r>
-          <w:rPr>
-            <w:rFonts w:asciiTheme="minorHAnsi" w:eastAsiaTheme="minorEastAsia" w:hAnsiTheme="minorHAnsi"/>
-            <w:noProof/>
-            <w:sz w:val="22"/>
-            <w:lang w:eastAsia="ru-RU"/>
-          </w:rPr>
-          <w:tab/>
-        </w:r>
-        <w:r>
-          <w:rPr>
-            <w:rStyle w:val="a3"/>
-            <w:noProof/>
-          </w:rPr>
-          <w:t>Номер: 3534C7</w:t>
-        </w:r>
-        <w:r>
-          <w:rPr>
-            <w:noProof/>
-            <w:webHidden/>
-          </w:rPr>
-          <w:tab/>
-        </w:r>
-        <w:r>
-          <w:rPr>
-            <w:noProof/>
-            <w:webHidden/>
-          </w:rPr>
-          <w:fldChar w:fldCharType="begin"/>
-        </w:r>
-        <w:r>
-          <w:rPr>
-            <w:noProof/>
-            <w:webHidden/>
-          </w:rPr>
-          <w:instrText xml:space="preserve"> PAGEREF _Toc213022516 \h </w:instrText>
-        </w:r>
-        <w:r>
-          <w:rPr>
-            <w:noProof/>
-            <w:webHidden/>
-          </w:rPr>
-        </w:r>
-        <w:r>
-          <w:rPr>
-            <w:noProof/>
-            <w:webHidden/>
-          </w:rPr>
-          <w:fldChar w:fldCharType="separate"/>
-        </w:r>
-        <w:r>
-          <w:rPr>
-            <w:noProof/>
-            <w:webHidden/>
-          </w:rPr>
-          <w:t>27</w:t>
-        </w:r>
-        <w:r>
-          <w:rPr>
-            <w:noProof/>
-            <w:webHidden/>
-          </w:rPr>
-          <w:fldChar w:fldCharType="end"/>
-        </w:r>
-      </w:hyperlink>
-    </w:p>
-    <w:p>
-      <w:pPr>
-        <w:pStyle w:val="11"/>
-        <w:tabs>
-          <w:tab w:val="left" w:pos="1320"/>
-        </w:tabs>
-        <w:rPr>
-          <w:rFonts w:asciiTheme="minorHAnsi" w:eastAsiaTheme="minorEastAsia" w:hAnsiTheme="minorHAnsi"/>
-          <w:noProof/>
-          <w:sz w:val="22"/>
-          <w:lang w:eastAsia="ru-RU"/>
-        </w:rPr>
-      </w:pPr>
-      <w:hyperlink w:anchor="_Toc213022517" w:history="1">
-        <w:r>
-          <w:rPr>
-            <w:rStyle w:val="a3"/>
-            <w:noProof/>
-          </w:rPr>
-          <w:t>50.</w:t>
-        </w:r>
-        <w:r>
-          <w:rPr>
-            <w:rFonts w:asciiTheme="minorHAnsi" w:eastAsiaTheme="minorEastAsia" w:hAnsiTheme="minorHAnsi"/>
-            <w:noProof/>
-            <w:sz w:val="22"/>
-            <w:lang w:eastAsia="ru-RU"/>
-          </w:rPr>
-          <w:tab/>
-        </w:r>
-        <w:r>
-          <w:rPr>
-            <w:rStyle w:val="a3"/>
-            <w:noProof/>
-          </w:rPr>
-          <w:t>Номер: 201193</w:t>
-        </w:r>
-        <w:r>
-          <w:rPr>
-            <w:noProof/>
-            <w:webHidden/>
-          </w:rPr>
-          <w:tab/>
-        </w:r>
-        <w:r>
-          <w:rPr>
-            <w:noProof/>
-            <w:webHidden/>
-          </w:rPr>
-          <w:fldChar w:fldCharType="begin"/>
-        </w:r>
-        <w:r>
-          <w:rPr>
-            <w:noProof/>
-            <w:webHidden/>
-          </w:rPr>
-          <w:instrText xml:space="preserve"> PAGEREF _Toc213022517 \h </w:instrText>
-        </w:r>
-        <w:r>
-          <w:rPr>
-            <w:noProof/>
-            <w:webHidden/>
-          </w:rPr>
-        </w:r>
-        <w:r>
-          <w:rPr>
-            <w:noProof/>
-            <w:webHidden/>
-          </w:rPr>
-          <w:fldChar w:fldCharType="separate"/>
-        </w:r>
-        <w:r>
-          <w:rPr>
-            <w:noProof/>
-            <w:webHidden/>
-          </w:rPr>
-          <w:t>27</w:t>
-        </w:r>
-        <w:r>
-          <w:rPr>
-            <w:noProof/>
-            <w:webHidden/>
-          </w:rPr>
-          <w:fldChar w:fldCharType="end"/>
-        </w:r>
-      </w:hyperlink>
-    </w:p>
-    <w:p>
-      <w:pPr>
-        <w:pStyle w:val="11"/>
-        <w:tabs>
-          <w:tab w:val="left" w:pos="1320"/>
-        </w:tabs>
-        <w:rPr>
-          <w:rFonts w:asciiTheme="minorHAnsi" w:eastAsiaTheme="minorEastAsia" w:hAnsiTheme="minorHAnsi"/>
-          <w:noProof/>
-          <w:sz w:val="22"/>
-          <w:lang w:eastAsia="ru-RU"/>
-        </w:rPr>
-      </w:pPr>
-      <w:hyperlink w:anchor="_Toc213022518" w:history="1">
-        <w:r>
-          <w:rPr>
-            <w:rStyle w:val="a3"/>
-            <w:noProof/>
-          </w:rPr>
-          <w:t>51.</w:t>
-        </w:r>
-        <w:r>
-          <w:rPr>
-            <w:rFonts w:asciiTheme="minorHAnsi" w:eastAsiaTheme="minorEastAsia" w:hAnsiTheme="minorHAnsi"/>
-            <w:noProof/>
-            <w:sz w:val="22"/>
-            <w:lang w:eastAsia="ru-RU"/>
-          </w:rPr>
-          <w:tab/>
-        </w:r>
-        <w:r>
-          <w:rPr>
-            <w:rStyle w:val="a3"/>
-            <w:noProof/>
-          </w:rPr>
-          <w:t>Номер: D52593</w:t>
-        </w:r>
-        <w:r>
-          <w:rPr>
-            <w:noProof/>
-            <w:webHidden/>
-          </w:rPr>
-          <w:tab/>
-        </w:r>
-        <w:r>
-          <w:rPr>
-            <w:noProof/>
-            <w:webHidden/>
-          </w:rPr>
-          <w:fldChar w:fldCharType="begin"/>
-        </w:r>
-        <w:r>
-          <w:rPr>
-            <w:noProof/>
-            <w:webHidden/>
-          </w:rPr>
-          <w:instrText xml:space="preserve"> PAGEREF _Toc213022518 \h </w:instrText>
-        </w:r>
-        <w:r>
-          <w:rPr>
-            <w:noProof/>
-            <w:webHidden/>
-          </w:rPr>
-        </w:r>
-        <w:r>
-          <w:rPr>
-            <w:noProof/>
-            <w:webHidden/>
-          </w:rPr>
-          <w:fldChar w:fldCharType="separate"/>
-        </w:r>
-        <w:r>
-          <w:rPr>
-            <w:noProof/>
-            <w:webHidden/>
-          </w:rPr>
-          <w:t>28</w:t>
-        </w:r>
-        <w:r>
-          <w:rPr>
-            <w:noProof/>
-            <w:webHidden/>
-          </w:rPr>
-          <w:fldChar w:fldCharType="end"/>
-        </w:r>
-      </w:hyperlink>
-    </w:p>
-    <w:p>
-      <w:pPr>
-        <w:pStyle w:val="11"/>
-        <w:tabs>
-          <w:tab w:val="left" w:pos="1320"/>
-        </w:tabs>
-        <w:rPr>
-          <w:rFonts w:asciiTheme="minorHAnsi" w:eastAsiaTheme="minorEastAsia" w:hAnsiTheme="minorHAnsi"/>
-          <w:noProof/>
-          <w:sz w:val="22"/>
-          <w:lang w:eastAsia="ru-RU"/>
-        </w:rPr>
-      </w:pPr>
-      <w:hyperlink w:anchor="_Toc213022519" w:history="1">
-        <w:r>
-          <w:rPr>
-            <w:rStyle w:val="a3"/>
-            <w:noProof/>
-          </w:rPr>
-          <w:t>52.</w:t>
-        </w:r>
-        <w:r>
-          <w:rPr>
-            <w:rFonts w:asciiTheme="minorHAnsi" w:eastAsiaTheme="minorEastAsia" w:hAnsiTheme="minorHAnsi"/>
-            <w:noProof/>
-            <w:sz w:val="22"/>
-            <w:lang w:eastAsia="ru-RU"/>
-          </w:rPr>
-          <w:tab/>
-        </w:r>
-        <w:r>
-          <w:rPr>
-            <w:rStyle w:val="a3"/>
-            <w:noProof/>
-          </w:rPr>
-          <w:t>Номер: 0F98E1</w:t>
-        </w:r>
-        <w:r>
-          <w:rPr>
-            <w:noProof/>
-            <w:webHidden/>
-          </w:rPr>
-          <w:tab/>
-        </w:r>
-        <w:r>
-          <w:rPr>
-            <w:noProof/>
-            <w:webHidden/>
-          </w:rPr>
-          <w:fldChar w:fldCharType="begin"/>
-        </w:r>
-        <w:r>
-          <w:rPr>
-            <w:noProof/>
-            <w:webHidden/>
-          </w:rPr>
-          <w:instrText xml:space="preserve"> PAGEREF _Toc213022519 \h </w:instrText>
-        </w:r>
-        <w:r>
-          <w:rPr>
-            <w:noProof/>
-            <w:webHidden/>
-          </w:rPr>
-        </w:r>
-        <w:r>
-          <w:rPr>
-            <w:noProof/>
-            <w:webHidden/>
-          </w:rPr>
-          <w:fldChar w:fldCharType="separate"/>
-        </w:r>
-        <w:r>
-          <w:rPr>
-            <w:noProof/>
-            <w:webHidden/>
-          </w:rPr>
-          <w:t>28</w:t>
-        </w:r>
-        <w:r>
-          <w:rPr>
-            <w:noProof/>
-            <w:webHidden/>
-          </w:rPr>
-          <w:fldChar w:fldCharType="end"/>
-        </w:r>
-      </w:hyperlink>
-    </w:p>
-    <w:p>
-      <w:pPr>
-        <w:pStyle w:val="11"/>
-        <w:tabs>
-          <w:tab w:val="left" w:pos="1320"/>
-        </w:tabs>
-        <w:rPr>
-          <w:rFonts w:asciiTheme="minorHAnsi" w:eastAsiaTheme="minorEastAsia" w:hAnsiTheme="minorHAnsi"/>
-          <w:noProof/>
-          <w:sz w:val="22"/>
-          <w:lang w:eastAsia="ru-RU"/>
-        </w:rPr>
-      </w:pPr>
-      <w:hyperlink w:anchor="_Toc213022520" w:history="1">
-        <w:r>
-          <w:rPr>
-            <w:rStyle w:val="a3"/>
-            <w:noProof/>
-          </w:rPr>
-          <w:t>53.</w:t>
-        </w:r>
-        <w:r>
-          <w:rPr>
-            <w:rFonts w:asciiTheme="minorHAnsi" w:eastAsiaTheme="minorEastAsia" w:hAnsiTheme="minorHAnsi"/>
-            <w:noProof/>
-            <w:sz w:val="22"/>
-            <w:lang w:eastAsia="ru-RU"/>
-          </w:rPr>
-          <w:tab/>
-        </w:r>
-        <w:r>
-          <w:rPr>
-            <w:rStyle w:val="a3"/>
-            <w:noProof/>
-          </w:rPr>
-          <w:t>Номер: 9B78EA</w:t>
-        </w:r>
-        <w:r>
-          <w:rPr>
-            <w:noProof/>
-            <w:webHidden/>
-          </w:rPr>
-          <w:tab/>
-        </w:r>
-        <w:r>
-          <w:rPr>
-            <w:noProof/>
-            <w:webHidden/>
-          </w:rPr>
-          <w:fldChar w:fldCharType="begin"/>
-        </w:r>
-        <w:r>
-          <w:rPr>
-            <w:noProof/>
-            <w:webHidden/>
-          </w:rPr>
-          <w:instrText xml:space="preserve"> PAGEREF _Toc213022520 \h </w:instrText>
-        </w:r>
-        <w:r>
-          <w:rPr>
-            <w:noProof/>
-            <w:webHidden/>
-          </w:rPr>
-        </w:r>
-        <w:r>
-          <w:rPr>
-            <w:noProof/>
-            <w:webHidden/>
-          </w:rPr>
-          <w:fldChar w:fldCharType="separate"/>
-        </w:r>
-        <w:r>
-          <w:rPr>
-            <w:noProof/>
-            <w:webHidden/>
-          </w:rPr>
-          <w:t>29</w:t>
-        </w:r>
-        <w:r>
-          <w:rPr>
-            <w:noProof/>
-            <w:webHidden/>
-          </w:rPr>
-          <w:fldChar w:fldCharType="end"/>
-        </w:r>
-      </w:hyperlink>
-    </w:p>
-    <w:p>
-      <w:pPr>
-        <w:pStyle w:val="11"/>
-        <w:tabs>
-          <w:tab w:val="left" w:pos="1320"/>
-        </w:tabs>
-        <w:rPr>
-          <w:rFonts w:asciiTheme="minorHAnsi" w:eastAsiaTheme="minorEastAsia" w:hAnsiTheme="minorHAnsi"/>
-          <w:noProof/>
-          <w:sz w:val="22"/>
-          <w:lang w:eastAsia="ru-RU"/>
-        </w:rPr>
-      </w:pPr>
-      <w:hyperlink w:anchor="_Toc213022521" w:history="1">
-        <w:r>
-          <w:rPr>
-            <w:rStyle w:val="a3"/>
-            <w:noProof/>
-          </w:rPr>
-          <w:t>54.</w:t>
-        </w:r>
-        <w:r>
-          <w:rPr>
-            <w:rFonts w:asciiTheme="minorHAnsi" w:eastAsiaTheme="minorEastAsia" w:hAnsiTheme="minorHAnsi"/>
-            <w:noProof/>
-            <w:sz w:val="22"/>
-            <w:lang w:eastAsia="ru-RU"/>
-          </w:rPr>
-          <w:tab/>
-        </w:r>
-        <w:r>
-          <w:rPr>
-            <w:rStyle w:val="a3"/>
-            <w:noProof/>
-          </w:rPr>
-          <w:t>Номер: 30E9EC</w:t>
-        </w:r>
-        <w:r>
-          <w:rPr>
-            <w:noProof/>
-            <w:webHidden/>
-          </w:rPr>
-          <w:tab/>
-        </w:r>
-        <w:r>
-          <w:rPr>
-            <w:noProof/>
-            <w:webHidden/>
-          </w:rPr>
-          <w:fldChar w:fldCharType="begin"/>
-        </w:r>
-        <w:r>
-          <w:rPr>
-            <w:noProof/>
-            <w:webHidden/>
-          </w:rPr>
-          <w:instrText xml:space="preserve"> PAGEREF _Toc213022521 \h </w:instrText>
-        </w:r>
-        <w:r>
-          <w:rPr>
-            <w:noProof/>
-            <w:webHidden/>
-          </w:rPr>
-        </w:r>
-        <w:r>
-          <w:rPr>
-            <w:noProof/>
-            <w:webHidden/>
-          </w:rPr>
-          <w:fldChar w:fldCharType="separate"/>
-        </w:r>
-        <w:r>
-          <w:rPr>
-            <w:noProof/>
-            <w:webHidden/>
-          </w:rPr>
-          <w:t>29</w:t>
-        </w:r>
-        <w:r>
-          <w:rPr>
-            <w:noProof/>
-            <w:webHidden/>
-          </w:rPr>
-          <w:fldChar w:fldCharType="end"/>
-        </w:r>
-      </w:hyperlink>
-    </w:p>
-    <w:p>
-      <w:pPr>
-        <w:pStyle w:val="11"/>
-        <w:tabs>
-          <w:tab w:val="left" w:pos="1320"/>
-        </w:tabs>
-        <w:rPr>
-          <w:rFonts w:asciiTheme="minorHAnsi" w:eastAsiaTheme="minorEastAsia" w:hAnsiTheme="minorHAnsi"/>
-          <w:noProof/>
-          <w:sz w:val="22"/>
-          <w:lang w:eastAsia="ru-RU"/>
-        </w:rPr>
-      </w:pPr>
-      <w:hyperlink w:anchor="_Toc213022522" w:history="1">
-        <w:r>
-          <w:rPr>
-            <w:rStyle w:val="a3"/>
-            <w:noProof/>
-          </w:rPr>
-          <w:t>55.</w:t>
-        </w:r>
-        <w:r>
-          <w:rPr>
-            <w:rFonts w:asciiTheme="minorHAnsi" w:eastAsiaTheme="minorEastAsia" w:hAnsiTheme="minorHAnsi"/>
-            <w:noProof/>
-            <w:sz w:val="22"/>
-            <w:lang w:eastAsia="ru-RU"/>
-          </w:rPr>
-          <w:tab/>
-        </w:r>
-        <w:r>
-          <w:rPr>
-            <w:rStyle w:val="a3"/>
-            <w:noProof/>
-          </w:rPr>
-          <w:t>Номер: 70F560</w:t>
-        </w:r>
-        <w:r>
-          <w:rPr>
-            <w:noProof/>
-            <w:webHidden/>
-          </w:rPr>
-          <w:tab/>
-        </w:r>
-        <w:r>
-          <w:rPr>
-            <w:noProof/>
-            <w:webHidden/>
-          </w:rPr>
-          <w:fldChar w:fldCharType="begin"/>
-        </w:r>
-        <w:r>
-          <w:rPr>
-            <w:noProof/>
-            <w:webHidden/>
-          </w:rPr>
-          <w:instrText xml:space="preserve"> PAGEREF _Toc213022522 \h </w:instrText>
-        </w:r>
-        <w:r>
-          <w:rPr>
-            <w:noProof/>
-            <w:webHidden/>
-          </w:rPr>
-        </w:r>
-        <w:r>
-          <w:rPr>
-            <w:noProof/>
-            <w:webHidden/>
-          </w:rPr>
-          <w:fldChar w:fldCharType="separate"/>
-        </w:r>
-        <w:r>
-          <w:rPr>
-            <w:noProof/>
-            <w:webHidden/>
-          </w:rPr>
-          <w:t>30</w:t>
-        </w:r>
-        <w:r>
-          <w:rPr>
-            <w:noProof/>
-            <w:webHidden/>
-          </w:rPr>
-          <w:fldChar w:fldCharType="end"/>
-        </w:r>
-      </w:hyperlink>
-    </w:p>
-    <w:p>
-      <w:pPr>
-        <w:pStyle w:val="11"/>
-        <w:tabs>
-          <w:tab w:val="left" w:pos="1320"/>
-        </w:tabs>
-        <w:rPr>
-          <w:rFonts w:asciiTheme="minorHAnsi" w:eastAsiaTheme="minorEastAsia" w:hAnsiTheme="minorHAnsi"/>
-          <w:noProof/>
-          <w:sz w:val="22"/>
-          <w:lang w:eastAsia="ru-RU"/>
-        </w:rPr>
-      </w:pPr>
-      <w:hyperlink w:anchor="_Toc213022523" w:history="1">
-        <w:r>
-          <w:rPr>
-            <w:rStyle w:val="a3"/>
-            <w:noProof/>
-          </w:rPr>
-          <w:t>56.</w:t>
-        </w:r>
-        <w:r>
-          <w:rPr>
-            <w:rFonts w:asciiTheme="minorHAnsi" w:eastAsiaTheme="minorEastAsia" w:hAnsiTheme="minorHAnsi"/>
-            <w:noProof/>
-            <w:sz w:val="22"/>
-            <w:lang w:eastAsia="ru-RU"/>
-          </w:rPr>
-          <w:tab/>
-        </w:r>
-        <w:r>
-          <w:rPr>
-            <w:rStyle w:val="a3"/>
-            <w:noProof/>
-          </w:rPr>
-          <w:t>Номер: 27666B</w:t>
-        </w:r>
-        <w:r>
-          <w:rPr>
-            <w:noProof/>
-            <w:webHidden/>
-          </w:rPr>
-          <w:tab/>
-        </w:r>
-        <w:r>
-          <w:rPr>
-            <w:noProof/>
-            <w:webHidden/>
-          </w:rPr>
-          <w:fldChar w:fldCharType="begin"/>
-        </w:r>
-        <w:r>
-          <w:rPr>
-            <w:noProof/>
-            <w:webHidden/>
-          </w:rPr>
-          <w:instrText xml:space="preserve"> PAGEREF _Toc213022523 \h </w:instrText>
-        </w:r>
-        <w:r>
-          <w:rPr>
-            <w:noProof/>
-            <w:webHidden/>
-          </w:rPr>
-        </w:r>
-        <w:r>
-          <w:rPr>
-            <w:noProof/>
-            <w:webHidden/>
-          </w:rPr>
-          <w:fldChar w:fldCharType="separate"/>
-        </w:r>
-        <w:r>
-          <w:rPr>
-            <w:noProof/>
-            <w:webHidden/>
-          </w:rPr>
-          <w:t>30</w:t>
-        </w:r>
-        <w:r>
-          <w:rPr>
-            <w:noProof/>
-            <w:webHidden/>
-          </w:rPr>
-          <w:fldChar w:fldCharType="end"/>
-        </w:r>
-      </w:hyperlink>
-    </w:p>
-    <w:p>
-      <w:pPr>
-        <w:pStyle w:val="11"/>
-        <w:tabs>
-          <w:tab w:val="left" w:pos="1320"/>
-        </w:tabs>
-        <w:rPr>
-          <w:rFonts w:asciiTheme="minorHAnsi" w:eastAsiaTheme="minorEastAsia" w:hAnsiTheme="minorHAnsi"/>
-          <w:noProof/>
-          <w:sz w:val="22"/>
-          <w:lang w:eastAsia="ru-RU"/>
-        </w:rPr>
-      </w:pPr>
-      <w:hyperlink w:anchor="_Toc213022524" w:history="1">
-        <w:r>
-          <w:rPr>
-            <w:rStyle w:val="a3"/>
-            <w:noProof/>
-          </w:rPr>
-          <w:t>57.</w:t>
-        </w:r>
-        <w:r>
-          <w:rPr>
-            <w:rFonts w:asciiTheme="minorHAnsi" w:eastAsiaTheme="minorEastAsia" w:hAnsiTheme="minorHAnsi"/>
-            <w:noProof/>
-            <w:sz w:val="22"/>
-            <w:lang w:eastAsia="ru-RU"/>
-          </w:rPr>
-          <w:tab/>
-        </w:r>
-        <w:r>
-          <w:rPr>
-            <w:rStyle w:val="a3"/>
-            <w:noProof/>
-          </w:rPr>
-          <w:t>Номер: F2163B</w:t>
-        </w:r>
-        <w:r>
-          <w:rPr>
-            <w:noProof/>
-            <w:webHidden/>
-          </w:rPr>
-          <w:tab/>
-        </w:r>
-        <w:r>
-          <w:rPr>
-            <w:noProof/>
-            <w:webHidden/>
-          </w:rPr>
-          <w:fldChar w:fldCharType="begin"/>
-        </w:r>
-        <w:r>
-          <w:rPr>
-            <w:noProof/>
-            <w:webHidden/>
-          </w:rPr>
-          <w:instrText xml:space="preserve"> PAGEREF _Toc213022524 \h </w:instrText>
-        </w:r>
-        <w:r>
-          <w:rPr>
-            <w:noProof/>
-            <w:webHidden/>
-          </w:rPr>
-        </w:r>
-        <w:r>
-          <w:rPr>
-            <w:noProof/>
-            <w:webHidden/>
-          </w:rPr>
-          <w:fldChar w:fldCharType="separate"/>
-        </w:r>
-        <w:r>
-          <w:rPr>
-            <w:noProof/>
-            <w:webHidden/>
-          </w:rPr>
-          <w:t>31</w:t>
-        </w:r>
-        <w:r>
-          <w:rPr>
-            <w:noProof/>
-            <w:webHidden/>
-          </w:rPr>
-          <w:fldChar w:fldCharType="end"/>
-        </w:r>
-      </w:hyperlink>
-    </w:p>
-    <w:p>
-      <w:pPr>
-        <w:pStyle w:val="11"/>
-        <w:tabs>
-          <w:tab w:val="left" w:pos="1320"/>
-        </w:tabs>
-        <w:rPr>
-          <w:rFonts w:asciiTheme="minorHAnsi" w:eastAsiaTheme="minorEastAsia" w:hAnsiTheme="minorHAnsi"/>
-          <w:noProof/>
-          <w:sz w:val="22"/>
-          <w:lang w:eastAsia="ru-RU"/>
-        </w:rPr>
-      </w:pPr>
-      <w:hyperlink w:anchor="_Toc213022525" w:history="1">
-        <w:r>
-          <w:rPr>
-            <w:rStyle w:val="a3"/>
-            <w:noProof/>
-          </w:rPr>
-          <w:t>58.</w:t>
-        </w:r>
-        <w:r>
-          <w:rPr>
-            <w:rFonts w:asciiTheme="minorHAnsi" w:eastAsiaTheme="minorEastAsia" w:hAnsiTheme="minorHAnsi"/>
-            <w:noProof/>
-            <w:sz w:val="22"/>
-            <w:lang w:eastAsia="ru-RU"/>
-          </w:rPr>
-          <w:tab/>
-        </w:r>
-        <w:r>
-          <w:rPr>
-            <w:rStyle w:val="a3"/>
-            <w:noProof/>
-          </w:rPr>
-          <w:t>Номер: FB0436</w:t>
-        </w:r>
-        <w:r>
-          <w:rPr>
-            <w:noProof/>
-            <w:webHidden/>
-          </w:rPr>
-          <w:tab/>
-        </w:r>
-        <w:r>
-          <w:rPr>
-            <w:noProof/>
-            <w:webHidden/>
-          </w:rPr>
-          <w:fldChar w:fldCharType="begin"/>
-        </w:r>
-        <w:r>
-          <w:rPr>
-            <w:noProof/>
-            <w:webHidden/>
-          </w:rPr>
-          <w:instrText xml:space="preserve"> PAGEREF _Toc213022525 \h </w:instrText>
-        </w:r>
-        <w:r>
-          <w:rPr>
-            <w:noProof/>
-            <w:webHidden/>
-          </w:rPr>
-        </w:r>
-        <w:r>
-          <w:rPr>
-            <w:noProof/>
-            <w:webHidden/>
-          </w:rPr>
-          <w:fldChar w:fldCharType="separate"/>
-        </w:r>
-        <w:r>
-          <w:rPr>
-            <w:noProof/>
-            <w:webHidden/>
-          </w:rPr>
-          <w:t>31</w:t>
-        </w:r>
-        <w:r>
-          <w:rPr>
-            <w:noProof/>
-            <w:webHidden/>
-          </w:rPr>
-          <w:fldChar w:fldCharType="end"/>
-        </w:r>
-      </w:hyperlink>
-    </w:p>
-    <w:p>
-      <w:pPr>
-        <w:pStyle w:val="11"/>
-        <w:tabs>
-          <w:tab w:val="left" w:pos="1320"/>
-        </w:tabs>
-        <w:rPr>
-          <w:rFonts w:asciiTheme="minorHAnsi" w:eastAsiaTheme="minorEastAsia" w:hAnsiTheme="minorHAnsi"/>
-          <w:noProof/>
-          <w:sz w:val="22"/>
-          <w:lang w:eastAsia="ru-RU"/>
-        </w:rPr>
-      </w:pPr>
-      <w:hyperlink w:anchor="_Toc213022526" w:history="1">
-        <w:r>
-          <w:rPr>
-            <w:rStyle w:val="a3"/>
-            <w:noProof/>
-          </w:rPr>
-          <w:t>59.</w:t>
-        </w:r>
-        <w:r>
-          <w:rPr>
-            <w:rFonts w:asciiTheme="minorHAnsi" w:eastAsiaTheme="minorEastAsia" w:hAnsiTheme="minorHAnsi"/>
-            <w:noProof/>
-            <w:sz w:val="22"/>
-            <w:lang w:eastAsia="ru-RU"/>
-          </w:rPr>
-          <w:tab/>
-        </w:r>
-        <w:r>
-          <w:rPr>
-            <w:rStyle w:val="a3"/>
-            <w:noProof/>
-          </w:rPr>
-          <w:t>Номер: BBFB3E</w:t>
-        </w:r>
-        <w:r>
-          <w:rPr>
-            <w:noProof/>
-            <w:webHidden/>
-          </w:rPr>
-          <w:tab/>
-        </w:r>
-        <w:r>
-          <w:rPr>
-            <w:noProof/>
-            <w:webHidden/>
-          </w:rPr>
-          <w:fldChar w:fldCharType="begin"/>
-        </w:r>
-        <w:r>
-          <w:rPr>
-            <w:noProof/>
-            <w:webHidden/>
-          </w:rPr>
-          <w:instrText xml:space="preserve"> PAGEREF _Toc213022526 \h </w:instrText>
-        </w:r>
-        <w:r>
-          <w:rPr>
-            <w:noProof/>
-            <w:webHidden/>
-          </w:rPr>
-        </w:r>
-        <w:r>
-          <w:rPr>
-            <w:noProof/>
-            <w:webHidden/>
-          </w:rPr>
-          <w:fldChar w:fldCharType="separate"/>
-        </w:r>
-        <w:r>
-          <w:rPr>
-            <w:noProof/>
-            <w:webHidden/>
-          </w:rPr>
-          <w:t>32</w:t>
-        </w:r>
-        <w:r>
-          <w:rPr>
-            <w:noProof/>
-            <w:webHidden/>
-          </w:rPr>
-          <w:fldChar w:fldCharType="end"/>
-        </w:r>
-      </w:hyperlink>
-    </w:p>
-    <w:p>
-      <w:pPr>
-        <w:pStyle w:val="11"/>
-        <w:tabs>
-          <w:tab w:val="left" w:pos="1320"/>
-        </w:tabs>
-        <w:rPr>
-          <w:rFonts w:asciiTheme="minorHAnsi" w:eastAsiaTheme="minorEastAsia" w:hAnsiTheme="minorHAnsi"/>
-          <w:noProof/>
-          <w:sz w:val="22"/>
-          <w:lang w:eastAsia="ru-RU"/>
-        </w:rPr>
-      </w:pPr>
-      <w:hyperlink w:anchor="_Toc213022527" w:history="1">
-        <w:r>
-          <w:rPr>
-            <w:rStyle w:val="a3"/>
-            <w:noProof/>
-          </w:rPr>
-          <w:t>60.</w:t>
-        </w:r>
-        <w:r>
-          <w:rPr>
-            <w:rFonts w:asciiTheme="minorHAnsi" w:eastAsiaTheme="minorEastAsia" w:hAnsiTheme="minorHAnsi"/>
-            <w:noProof/>
-            <w:sz w:val="22"/>
-            <w:lang w:eastAsia="ru-RU"/>
-          </w:rPr>
-          <w:tab/>
-        </w:r>
-        <w:r>
-          <w:rPr>
-            <w:rStyle w:val="a3"/>
-            <w:noProof/>
-          </w:rPr>
-          <w:t>Номер: AD0330</w:t>
-        </w:r>
-        <w:r>
-          <w:rPr>
-            <w:noProof/>
-            <w:webHidden/>
-          </w:rPr>
-          <w:tab/>
-        </w:r>
-        <w:r>
-          <w:rPr>
-            <w:noProof/>
-            <w:webHidden/>
-          </w:rPr>
-          <w:fldChar w:fldCharType="begin"/>
-        </w:r>
-        <w:r>
-          <w:rPr>
-            <w:noProof/>
-            <w:webHidden/>
-          </w:rPr>
-          <w:instrText xml:space="preserve"> PAGEREF _Toc213022527 \h </w:instrText>
-        </w:r>
-        <w:r>
-          <w:rPr>
-            <w:noProof/>
-            <w:webHidden/>
-          </w:rPr>
-        </w:r>
-        <w:r>
-          <w:rPr>
-            <w:noProof/>
-            <w:webHidden/>
-          </w:rPr>
-          <w:fldChar w:fldCharType="separate"/>
-        </w:r>
-        <w:r>
-          <w:rPr>
-            <w:noProof/>
-            <w:webHidden/>
-          </w:rPr>
-          <w:t>32</w:t>
-        </w:r>
-        <w:r>
-          <w:rPr>
-            <w:noProof/>
-            <w:webHidden/>
-          </w:rPr>
-          <w:fldChar w:fldCharType="end"/>
-        </w:r>
-      </w:hyperlink>
-    </w:p>
-    <w:p>
-      <w:pPr>
-        <w:pStyle w:val="11"/>
-        <w:tabs>
-          <w:tab w:val="left" w:pos="1320"/>
-        </w:tabs>
-        <w:rPr>
-          <w:rFonts w:asciiTheme="minorHAnsi" w:eastAsiaTheme="minorEastAsia" w:hAnsiTheme="minorHAnsi"/>
-          <w:noProof/>
-          <w:sz w:val="22"/>
-          <w:lang w:eastAsia="ru-RU"/>
-        </w:rPr>
-      </w:pPr>
-      <w:hyperlink w:anchor="_Toc213022528" w:history="1">
-        <w:r>
-          <w:rPr>
-            <w:rStyle w:val="a3"/>
-            <w:noProof/>
-          </w:rPr>
-          <w:t>61.</w:t>
-        </w:r>
-        <w:r>
-          <w:rPr>
-            <w:rFonts w:asciiTheme="minorHAnsi" w:eastAsiaTheme="minorEastAsia" w:hAnsiTheme="minorHAnsi"/>
-            <w:noProof/>
-            <w:sz w:val="22"/>
-            <w:lang w:eastAsia="ru-RU"/>
-          </w:rPr>
-          <w:tab/>
-        </w:r>
-        <w:r>
-          <w:rPr>
-            <w:rStyle w:val="a3"/>
-            <w:noProof/>
-          </w:rPr>
-          <w:t>Номер: 45568B</w:t>
-        </w:r>
-        <w:r>
-          <w:rPr>
-            <w:noProof/>
-            <w:webHidden/>
-          </w:rPr>
-          <w:tab/>
-        </w:r>
-        <w:r>
-          <w:rPr>
-            <w:noProof/>
-            <w:webHidden/>
-          </w:rPr>
-          <w:fldChar w:fldCharType="begin"/>
-        </w:r>
-        <w:r>
-          <w:rPr>
-            <w:noProof/>
-            <w:webHidden/>
-          </w:rPr>
-          <w:instrText xml:space="preserve"> PAGEREF _Toc213022528 \h </w:instrText>
-        </w:r>
-        <w:r>
-          <w:rPr>
-            <w:noProof/>
-            <w:webHidden/>
-          </w:rPr>
-        </w:r>
-        <w:r>
-          <w:rPr>
-            <w:noProof/>
-            <w:webHidden/>
-          </w:rPr>
-          <w:fldChar w:fldCharType="separate"/>
-        </w:r>
-        <w:r>
-          <w:rPr>
-            <w:noProof/>
-            <w:webHidden/>
-          </w:rPr>
-          <w:t>33</w:t>
-        </w:r>
-        <w:r>
-          <w:rPr>
-            <w:noProof/>
-            <w:webHidden/>
-          </w:rPr>
-          <w:fldChar w:fldCharType="end"/>
-        </w:r>
-      </w:hyperlink>
-    </w:p>
-    <w:p>
-      <w:pPr>
-        <w:pStyle w:val="11"/>
-        <w:tabs>
-          <w:tab w:val="left" w:pos="1320"/>
-        </w:tabs>
-        <w:rPr>
-          <w:rFonts w:asciiTheme="minorHAnsi" w:eastAsiaTheme="minorEastAsia" w:hAnsiTheme="minorHAnsi"/>
-          <w:noProof/>
-          <w:sz w:val="22"/>
-          <w:lang w:eastAsia="ru-RU"/>
-        </w:rPr>
-      </w:pPr>
-      <w:hyperlink w:anchor="_Toc213022529" w:history="1">
-        <w:r>
-          <w:rPr>
-            <w:rStyle w:val="a3"/>
-            <w:noProof/>
-          </w:rPr>
-          <w:t>62.</w:t>
-        </w:r>
-        <w:r>
-          <w:rPr>
-            <w:rFonts w:asciiTheme="minorHAnsi" w:eastAsiaTheme="minorEastAsia" w:hAnsiTheme="minorHAnsi"/>
-            <w:noProof/>
-            <w:sz w:val="22"/>
-            <w:lang w:eastAsia="ru-RU"/>
-          </w:rPr>
-          <w:tab/>
-        </w:r>
-        <w:r>
-          <w:rPr>
-            <w:rStyle w:val="a3"/>
-            <w:noProof/>
-          </w:rPr>
-          <w:t>Номер: 406E8D</w:t>
-        </w:r>
-        <w:r>
-          <w:rPr>
-            <w:noProof/>
-            <w:webHidden/>
-          </w:rPr>
-          <w:tab/>
-        </w:r>
-        <w:r>
-          <w:rPr>
-            <w:noProof/>
-            <w:webHidden/>
-          </w:rPr>
-          <w:fldChar w:fldCharType="begin"/>
-        </w:r>
-        <w:r>
-          <w:rPr>
-            <w:noProof/>
-            <w:webHidden/>
-          </w:rPr>
-          <w:instrText xml:space="preserve"> PAGEREF _Toc213022529 \h </w:instrText>
-        </w:r>
-        <w:r>
-          <w:rPr>
-            <w:noProof/>
-            <w:webHidden/>
-          </w:rPr>
-        </w:r>
-        <w:r>
-          <w:rPr>
-            <w:noProof/>
-            <w:webHidden/>
-          </w:rPr>
-          <w:fldChar w:fldCharType="separate"/>
-        </w:r>
-        <w:r>
-          <w:rPr>
-            <w:noProof/>
-            <w:webHidden/>
-          </w:rPr>
-          <w:t>33</w:t>
-        </w:r>
-        <w:r>
-          <w:rPr>
-            <w:noProof/>
-            <w:webHidden/>
-          </w:rPr>
-          <w:fldChar w:fldCharType="end"/>
-        </w:r>
-      </w:hyperlink>
-    </w:p>
-    <w:p>
-      <w:pPr>
-        <w:pStyle w:val="11"/>
-        <w:tabs>
-          <w:tab w:val="left" w:pos="1320"/>
-        </w:tabs>
-        <w:rPr>
-          <w:rFonts w:asciiTheme="minorHAnsi" w:eastAsiaTheme="minorEastAsia" w:hAnsiTheme="minorHAnsi"/>
-          <w:noProof/>
-          <w:sz w:val="22"/>
-          <w:lang w:eastAsia="ru-RU"/>
-        </w:rPr>
-      </w:pPr>
-      <w:hyperlink w:anchor="_Toc213022530" w:history="1">
-        <w:r>
-          <w:rPr>
-            <w:rStyle w:val="a3"/>
-            <w:noProof/>
-          </w:rPr>
-          <w:t>63.</w:t>
-        </w:r>
-        <w:r>
-          <w:rPr>
-            <w:rFonts w:asciiTheme="minorHAnsi" w:eastAsiaTheme="minorEastAsia" w:hAnsiTheme="minorHAnsi"/>
-            <w:noProof/>
-            <w:sz w:val="22"/>
-            <w:lang w:eastAsia="ru-RU"/>
-          </w:rPr>
-          <w:tab/>
-        </w:r>
-        <w:r>
-          <w:rPr>
-            <w:rStyle w:val="a3"/>
-            <w:noProof/>
-          </w:rPr>
-          <w:t>Номер: 75408B</w:t>
-        </w:r>
-        <w:r>
-          <w:rPr>
-            <w:noProof/>
-            <w:webHidden/>
-          </w:rPr>
-          <w:tab/>
-        </w:r>
-        <w:r>
-          <w:rPr>
-            <w:noProof/>
-            <w:webHidden/>
-          </w:rPr>
-          <w:fldChar w:fldCharType="begin"/>
-        </w:r>
-        <w:r>
-          <w:rPr>
-            <w:noProof/>
-            <w:webHidden/>
-          </w:rPr>
-          <w:instrText xml:space="preserve"> PAGEREF _Toc213022530 \h </w:instrText>
-        </w:r>
-        <w:r>
-          <w:rPr>
-            <w:noProof/>
-            <w:webHidden/>
-          </w:rPr>
-        </w:r>
-        <w:r>
-          <w:rPr>
-            <w:noProof/>
-            <w:webHidden/>
-          </w:rPr>
-          <w:fldChar w:fldCharType="separate"/>
-        </w:r>
-        <w:r>
-          <w:rPr>
-            <w:noProof/>
-            <w:webHidden/>
-          </w:rPr>
-          <w:t>34</w:t>
-        </w:r>
-        <w:r>
-          <w:rPr>
-            <w:noProof/>
-            <w:webHidden/>
-          </w:rPr>
-          <w:fldChar w:fldCharType="end"/>
-        </w:r>
-      </w:hyperlink>
-    </w:p>
-    <w:p>
-      <w:pPr>
-        <w:pStyle w:val="11"/>
-        <w:tabs>
-          <w:tab w:val="left" w:pos="1320"/>
-        </w:tabs>
-        <w:rPr>
-          <w:rFonts w:asciiTheme="minorHAnsi" w:eastAsiaTheme="minorEastAsia" w:hAnsiTheme="minorHAnsi"/>
-          <w:noProof/>
-          <w:sz w:val="22"/>
-          <w:lang w:eastAsia="ru-RU"/>
-        </w:rPr>
-      </w:pPr>
-      <w:hyperlink w:anchor="_Toc213022531" w:history="1">
-        <w:r>
-          <w:rPr>
-            <w:rStyle w:val="a3"/>
-            <w:noProof/>
-          </w:rPr>
-          <w:t>64.</w:t>
-        </w:r>
-        <w:r>
-          <w:rPr>
-            <w:rFonts w:asciiTheme="minorHAnsi" w:eastAsiaTheme="minorEastAsia" w:hAnsiTheme="minorHAnsi"/>
-            <w:noProof/>
-            <w:sz w:val="22"/>
-            <w:lang w:eastAsia="ru-RU"/>
-          </w:rPr>
-          <w:tab/>
-        </w:r>
-        <w:r>
-          <w:rPr>
-            <w:rStyle w:val="a3"/>
-            <w:noProof/>
-          </w:rPr>
-          <w:t>Номер: BFE586</w:t>
-        </w:r>
-        <w:r>
-          <w:rPr>
-            <w:noProof/>
-            <w:webHidden/>
-          </w:rPr>
-          <w:tab/>
-        </w:r>
-        <w:r>
-          <w:rPr>
-            <w:noProof/>
-            <w:webHidden/>
-          </w:rPr>
-          <w:fldChar w:fldCharType="begin"/>
-        </w:r>
-        <w:r>
-          <w:rPr>
-            <w:noProof/>
-            <w:webHidden/>
-          </w:rPr>
-          <w:instrText xml:space="preserve"> PAGEREF _Toc213022531 \h </w:instrText>
-        </w:r>
-        <w:r>
-          <w:rPr>
-            <w:noProof/>
-            <w:webHidden/>
-          </w:rPr>
-        </w:r>
-        <w:r>
-          <w:rPr>
-            <w:noProof/>
-            <w:webHidden/>
-          </w:rPr>
-          <w:fldChar w:fldCharType="separate"/>
-        </w:r>
-        <w:r>
-          <w:rPr>
-            <w:noProof/>
-            <w:webHidden/>
-          </w:rPr>
-          <w:t>34</w:t>
-        </w:r>
-        <w:r>
-          <w:rPr>
-            <w:noProof/>
-            <w:webHidden/>
-          </w:rPr>
-          <w:fldChar w:fldCharType="end"/>
-        </w:r>
-      </w:hyperlink>
-    </w:p>
-    <w:p>
-      <w:pPr>
-        <w:pStyle w:val="11"/>
-        <w:tabs>
-          <w:tab w:val="left" w:pos="1320"/>
-        </w:tabs>
-        <w:rPr>
-          <w:rFonts w:asciiTheme="minorHAnsi" w:eastAsiaTheme="minorEastAsia" w:hAnsiTheme="minorHAnsi"/>
-          <w:noProof/>
-          <w:sz w:val="22"/>
-          <w:lang w:eastAsia="ru-RU"/>
-        </w:rPr>
-      </w:pPr>
-      <w:hyperlink w:anchor="_Toc213022532" w:history="1">
-        <w:r>
-          <w:rPr>
-            <w:rStyle w:val="a3"/>
-            <w:noProof/>
-          </w:rPr>
-          <w:t>65.</w:t>
-        </w:r>
-        <w:r>
-          <w:rPr>
-            <w:rFonts w:asciiTheme="minorHAnsi" w:eastAsiaTheme="minorEastAsia" w:hAnsiTheme="minorHAnsi"/>
-            <w:noProof/>
-            <w:sz w:val="22"/>
-            <w:lang w:eastAsia="ru-RU"/>
-          </w:rPr>
-          <w:tab/>
-        </w:r>
-        <w:r>
-          <w:rPr>
-            <w:rStyle w:val="a3"/>
-            <w:noProof/>
-          </w:rPr>
-          <w:t>Номер: 196486</w:t>
-        </w:r>
-        <w:r>
-          <w:rPr>
-            <w:noProof/>
-            <w:webHidden/>
-          </w:rPr>
-          <w:tab/>
-        </w:r>
-        <w:r>
-          <w:rPr>
-            <w:noProof/>
-            <w:webHidden/>
-          </w:rPr>
-          <w:fldChar w:fldCharType="begin"/>
-        </w:r>
-        <w:r>
-          <w:rPr>
-            <w:noProof/>
-            <w:webHidden/>
-          </w:rPr>
-          <w:instrText xml:space="preserve"> PAGEREF _Toc213022532 \h </w:instrText>
-        </w:r>
-        <w:r>
-          <w:rPr>
-            <w:noProof/>
-            <w:webHidden/>
-          </w:rPr>
-        </w:r>
-        <w:r>
-          <w:rPr>
-            <w:noProof/>
-            <w:webHidden/>
-          </w:rPr>
-          <w:fldChar w:fldCharType="separate"/>
-        </w:r>
-        <w:r>
-          <w:rPr>
-            <w:noProof/>
-            <w:webHidden/>
-          </w:rPr>
-          <w:t>35</w:t>
-        </w:r>
-        <w:r>
-          <w:rPr>
-            <w:noProof/>
-            <w:webHidden/>
-          </w:rPr>
-          <w:fldChar w:fldCharType="end"/>
-        </w:r>
-      </w:hyperlink>
-    </w:p>
-    <w:p>
-      <w:pPr>
-        <w:pStyle w:val="11"/>
-        <w:tabs>
-          <w:tab w:val="left" w:pos="1320"/>
-        </w:tabs>
-        <w:rPr>
-          <w:rFonts w:asciiTheme="minorHAnsi" w:eastAsiaTheme="minorEastAsia" w:hAnsiTheme="minorHAnsi"/>
-          <w:noProof/>
-          <w:sz w:val="22"/>
-          <w:lang w:eastAsia="ru-RU"/>
-        </w:rPr>
-      </w:pPr>
-      <w:hyperlink w:anchor="_Toc213022533" w:history="1">
-        <w:r>
-          <w:rPr>
-            <w:rStyle w:val="a3"/>
-            <w:noProof/>
-          </w:rPr>
-          <w:t>66.</w:t>
-        </w:r>
-        <w:r>
-          <w:rPr>
-            <w:rFonts w:asciiTheme="minorHAnsi" w:eastAsiaTheme="minorEastAsia" w:hAnsiTheme="minorHAnsi"/>
-            <w:noProof/>
-            <w:sz w:val="22"/>
-            <w:lang w:eastAsia="ru-RU"/>
-          </w:rPr>
-          <w:tab/>
-        </w:r>
-        <w:r>
-          <w:rPr>
-            <w:rStyle w:val="a3"/>
-            <w:noProof/>
-          </w:rPr>
-          <w:t>Номер: B6A10D</w:t>
-        </w:r>
-        <w:r>
-          <w:rPr>
-            <w:noProof/>
-            <w:webHidden/>
-          </w:rPr>
-          <w:tab/>
-        </w:r>
-        <w:r>
-          <w:rPr>
-            <w:noProof/>
-            <w:webHidden/>
-          </w:rPr>
-          <w:fldChar w:fldCharType="begin"/>
-        </w:r>
-        <w:r>
-          <w:rPr>
-            <w:noProof/>
-            <w:webHidden/>
-          </w:rPr>
-          <w:instrText xml:space="preserve"> PAGEREF _Toc213022533 \h </w:instrText>
-        </w:r>
-        <w:r>
-          <w:rPr>
-            <w:noProof/>
-            <w:webHidden/>
-          </w:rPr>
-        </w:r>
-        <w:r>
-          <w:rPr>
-            <w:noProof/>
-            <w:webHidden/>
-          </w:rPr>
-          <w:fldChar w:fldCharType="separate"/>
-        </w:r>
-        <w:r>
-          <w:rPr>
-            <w:noProof/>
-            <w:webHidden/>
-          </w:rPr>
-          <w:t>35</w:t>
-        </w:r>
-        <w:r>
-          <w:rPr>
-            <w:noProof/>
-            <w:webHidden/>
-          </w:rPr>
-          <w:fldChar w:fldCharType="end"/>
-        </w:r>
-      </w:hyperlink>
-    </w:p>
-    <w:p>
-      <w:pPr>
-        <w:pStyle w:val="11"/>
-        <w:tabs>
-          <w:tab w:val="left" w:pos="1320"/>
-        </w:tabs>
-        <w:rPr>
-          <w:rFonts w:asciiTheme="minorHAnsi" w:eastAsiaTheme="minorEastAsia" w:hAnsiTheme="minorHAnsi"/>
-          <w:noProof/>
-          <w:sz w:val="22"/>
-          <w:lang w:eastAsia="ru-RU"/>
-        </w:rPr>
-      </w:pPr>
-      <w:hyperlink w:anchor="_Toc213022534" w:history="1">
-        <w:r>
-          <w:rPr>
-            <w:rStyle w:val="a3"/>
-            <w:noProof/>
-          </w:rPr>
-          <w:t>67.</w:t>
-        </w:r>
-        <w:r>
-          <w:rPr>
-            <w:rFonts w:asciiTheme="minorHAnsi" w:eastAsiaTheme="minorEastAsia" w:hAnsiTheme="minorHAnsi"/>
-            <w:noProof/>
-            <w:sz w:val="22"/>
-            <w:lang w:eastAsia="ru-RU"/>
-          </w:rPr>
-          <w:tab/>
-        </w:r>
-        <w:r>
-          <w:rPr>
-            <w:rStyle w:val="a3"/>
-            <w:noProof/>
-          </w:rPr>
-          <w:t>Номер: A5D771</w:t>
-        </w:r>
-        <w:r>
-          <w:rPr>
-            <w:noProof/>
-            <w:webHidden/>
-          </w:rPr>
-          <w:tab/>
-        </w:r>
-        <w:r>
-          <w:rPr>
-            <w:noProof/>
-            <w:webHidden/>
-          </w:rPr>
-          <w:fldChar w:fldCharType="begin"/>
-        </w:r>
-        <w:r>
-          <w:rPr>
-            <w:noProof/>
-            <w:webHidden/>
-          </w:rPr>
-          <w:instrText xml:space="preserve"> PAGEREF _Toc213022534 \h </w:instrText>
-        </w:r>
-        <w:r>
-          <w:rPr>
-            <w:noProof/>
-            <w:webHidden/>
-          </w:rPr>
-        </w:r>
-        <w:r>
-          <w:rPr>
-            <w:noProof/>
-            <w:webHidden/>
-          </w:rPr>
-          <w:fldChar w:fldCharType="separate"/>
-        </w:r>
-        <w:r>
-          <w:rPr>
-            <w:noProof/>
-            <w:webHidden/>
-          </w:rPr>
-          <w:t>36</w:t>
-        </w:r>
-        <w:r>
-          <w:rPr>
-            <w:noProof/>
-            <w:webHidden/>
-          </w:rPr>
-          <w:fldChar w:fldCharType="end"/>
-        </w:r>
-      </w:hyperlink>
-    </w:p>
-    <w:p>
-      <w:pPr>
-        <w:pStyle w:val="11"/>
-        <w:tabs>
-          <w:tab w:val="left" w:pos="1320"/>
-        </w:tabs>
-        <w:rPr>
-          <w:rFonts w:asciiTheme="minorHAnsi" w:eastAsiaTheme="minorEastAsia" w:hAnsiTheme="minorHAnsi"/>
-          <w:noProof/>
-          <w:sz w:val="22"/>
-          <w:lang w:eastAsia="ru-RU"/>
-        </w:rPr>
-      </w:pPr>
-      <w:hyperlink w:anchor="_Toc213022535" w:history="1">
-        <w:r>
-          <w:rPr>
-            <w:rStyle w:val="a3"/>
-            <w:noProof/>
-          </w:rPr>
-          <w:t>68.</w:t>
-        </w:r>
-        <w:r>
-          <w:rPr>
-            <w:rFonts w:asciiTheme="minorHAnsi" w:eastAsiaTheme="minorEastAsia" w:hAnsiTheme="minorHAnsi"/>
-            <w:noProof/>
-            <w:sz w:val="22"/>
-            <w:lang w:eastAsia="ru-RU"/>
-          </w:rPr>
-          <w:tab/>
-        </w:r>
-        <w:r>
-          <w:rPr>
-            <w:rStyle w:val="a3"/>
-            <w:noProof/>
-          </w:rPr>
-          <w:t>Номер: 26E2B4</w:t>
-        </w:r>
-        <w:r>
-          <w:rPr>
-            <w:noProof/>
-            <w:webHidden/>
-          </w:rPr>
-          <w:tab/>
-        </w:r>
-        <w:r>
-          <w:rPr>
-            <w:noProof/>
-            <w:webHidden/>
-          </w:rPr>
-          <w:fldChar w:fldCharType="begin"/>
-        </w:r>
-        <w:r>
-          <w:rPr>
-            <w:noProof/>
-            <w:webHidden/>
-          </w:rPr>
-          <w:instrText xml:space="preserve"> PAGEREF _Toc213022535 \h </w:instrText>
-        </w:r>
-        <w:r>
-          <w:rPr>
-            <w:noProof/>
-            <w:webHidden/>
-          </w:rPr>
-        </w:r>
-        <w:r>
-          <w:rPr>
-            <w:noProof/>
-            <w:webHidden/>
-          </w:rPr>
-          <w:fldChar w:fldCharType="separate"/>
-        </w:r>
-        <w:r>
-          <w:rPr>
-            <w:noProof/>
-            <w:webHidden/>
-          </w:rPr>
-          <w:t>36</w:t>
-        </w:r>
-        <w:r>
-          <w:rPr>
-            <w:noProof/>
-            <w:webHidden/>
-          </w:rPr>
-          <w:fldChar w:fldCharType="end"/>
-        </w:r>
-      </w:hyperlink>
-    </w:p>
-    <w:p>
-      <w:pPr>
-        <w:pStyle w:val="11"/>
-        <w:tabs>
-          <w:tab w:val="left" w:pos="1320"/>
-        </w:tabs>
-        <w:rPr>
-          <w:rFonts w:asciiTheme="minorHAnsi" w:eastAsiaTheme="minorEastAsia" w:hAnsiTheme="minorHAnsi"/>
-          <w:noProof/>
-          <w:sz w:val="22"/>
-          <w:lang w:eastAsia="ru-RU"/>
-        </w:rPr>
-      </w:pPr>
-      <w:hyperlink w:anchor="_Toc213022536" w:history="1">
-        <w:r>
-          <w:rPr>
-            <w:rStyle w:val="a3"/>
-            <w:noProof/>
-          </w:rPr>
-          <w:t>69.</w:t>
-        </w:r>
-        <w:r>
-          <w:rPr>
-            <w:rFonts w:asciiTheme="minorHAnsi" w:eastAsiaTheme="minorEastAsia" w:hAnsiTheme="minorHAnsi"/>
-            <w:noProof/>
-            <w:sz w:val="22"/>
-            <w:lang w:eastAsia="ru-RU"/>
-          </w:rPr>
-          <w:tab/>
-        </w:r>
-        <w:r>
-          <w:rPr>
-            <w:rStyle w:val="a3"/>
-            <w:noProof/>
-          </w:rPr>
-          <w:t>Номер: 230F28</w:t>
-        </w:r>
-        <w:r>
-          <w:rPr>
-            <w:noProof/>
-            <w:webHidden/>
-          </w:rPr>
-          <w:tab/>
-        </w:r>
-        <w:r>
-          <w:rPr>
-            <w:noProof/>
-            <w:webHidden/>
-          </w:rPr>
-          <w:fldChar w:fldCharType="begin"/>
-        </w:r>
-        <w:r>
-          <w:rPr>
-            <w:noProof/>
-            <w:webHidden/>
-          </w:rPr>
-          <w:instrText xml:space="preserve"> PAGEREF _Toc213022536 \h </w:instrText>
-        </w:r>
-        <w:r>
-          <w:rPr>
-            <w:noProof/>
-            <w:webHidden/>
-          </w:rPr>
-        </w:r>
-        <w:r>
-          <w:rPr>
-            <w:noProof/>
-            <w:webHidden/>
-          </w:rPr>
-          <w:fldChar w:fldCharType="separate"/>
-        </w:r>
-        <w:r>
-          <w:rPr>
-            <w:noProof/>
-            <w:webHidden/>
-          </w:rPr>
-          <w:t>37</w:t>
-        </w:r>
-        <w:r>
-          <w:rPr>
-            <w:noProof/>
-            <w:webHidden/>
-          </w:rPr>
-          <w:fldChar w:fldCharType="end"/>
-        </w:r>
-      </w:hyperlink>
-    </w:p>
-    <w:p>
-      <w:pPr>
-        <w:pStyle w:val="11"/>
-        <w:tabs>
-          <w:tab w:val="left" w:pos="1320"/>
-        </w:tabs>
-        <w:rPr>
-          <w:rFonts w:asciiTheme="minorHAnsi" w:eastAsiaTheme="minorEastAsia" w:hAnsiTheme="minorHAnsi"/>
-          <w:noProof/>
-          <w:sz w:val="22"/>
-          <w:lang w:eastAsia="ru-RU"/>
-        </w:rPr>
-      </w:pPr>
-      <w:hyperlink w:anchor="_Toc213022537" w:history="1">
-        <w:r>
-          <w:rPr>
-            <w:rStyle w:val="a3"/>
-            <w:noProof/>
-          </w:rPr>
-          <w:t>70.</w:t>
-        </w:r>
-        <w:r>
-          <w:rPr>
-            <w:rFonts w:asciiTheme="minorHAnsi" w:eastAsiaTheme="minorEastAsia" w:hAnsiTheme="minorHAnsi"/>
-            <w:noProof/>
-            <w:sz w:val="22"/>
-            <w:lang w:eastAsia="ru-RU"/>
-          </w:rPr>
-          <w:tab/>
-        </w:r>
-        <w:r>
-          <w:rPr>
-            <w:rStyle w:val="a3"/>
-            <w:noProof/>
-          </w:rPr>
-          <w:t>Номер: CF082B</w:t>
-        </w:r>
-        <w:r>
-          <w:rPr>
-            <w:noProof/>
-            <w:webHidden/>
-          </w:rPr>
-          <w:tab/>
-        </w:r>
-        <w:r>
-          <w:rPr>
-            <w:noProof/>
-            <w:webHidden/>
-          </w:rPr>
-          <w:fldChar w:fldCharType="begin"/>
-        </w:r>
-        <w:r>
-          <w:rPr>
-            <w:noProof/>
-            <w:webHidden/>
-          </w:rPr>
-          <w:instrText xml:space="preserve"> PAGEREF _Toc213022537 \h </w:instrText>
-        </w:r>
-        <w:r>
-          <w:rPr>
-            <w:noProof/>
-            <w:webHidden/>
-          </w:rPr>
-        </w:r>
-        <w:r>
-          <w:rPr>
-            <w:noProof/>
-            <w:webHidden/>
-          </w:rPr>
-          <w:fldChar w:fldCharType="separate"/>
-        </w:r>
-        <w:r>
-          <w:rPr>
-            <w:noProof/>
-            <w:webHidden/>
-          </w:rPr>
-          <w:t>37</w:t>
-        </w:r>
-        <w:r>
-          <w:rPr>
-            <w:noProof/>
-            <w:webHidden/>
-          </w:rPr>
-          <w:fldChar w:fldCharType="end"/>
-        </w:r>
-      </w:hyperlink>
-    </w:p>
-    <w:p>
-      <w:pPr>
-        <w:pStyle w:val="11"/>
-        <w:tabs>
-          <w:tab w:val="left" w:pos="1320"/>
-        </w:tabs>
-        <w:rPr>
-          <w:rFonts w:asciiTheme="minorHAnsi" w:eastAsiaTheme="minorEastAsia" w:hAnsiTheme="minorHAnsi"/>
-          <w:noProof/>
-          <w:sz w:val="22"/>
-          <w:lang w:eastAsia="ru-RU"/>
-        </w:rPr>
-      </w:pPr>
-      <w:hyperlink w:anchor="_Toc213022538" w:history="1">
-        <w:r>
-          <w:rPr>
-            <w:rStyle w:val="a3"/>
-            <w:noProof/>
-          </w:rPr>
-          <w:t>71.</w:t>
-        </w:r>
-        <w:r>
-          <w:rPr>
-            <w:rFonts w:asciiTheme="minorHAnsi" w:eastAsiaTheme="minorEastAsia" w:hAnsiTheme="minorHAnsi"/>
-            <w:noProof/>
-            <w:sz w:val="22"/>
-            <w:lang w:eastAsia="ru-RU"/>
-          </w:rPr>
-          <w:tab/>
-        </w:r>
-        <w:r>
-          <w:rPr>
-            <w:rStyle w:val="a3"/>
-            <w:noProof/>
-          </w:rPr>
-          <w:t>Номер: C0F325</w:t>
-        </w:r>
-        <w:r>
-          <w:rPr>
-            <w:noProof/>
-            <w:webHidden/>
-          </w:rPr>
-          <w:tab/>
-        </w:r>
-        <w:r>
-          <w:rPr>
-            <w:noProof/>
-            <w:webHidden/>
-          </w:rPr>
-          <w:fldChar w:fldCharType="begin"/>
-        </w:r>
-        <w:r>
-          <w:rPr>
-            <w:noProof/>
-            <w:webHidden/>
-          </w:rPr>
-          <w:instrText xml:space="preserve"> PAGEREF _Toc213022538 \h </w:instrText>
-        </w:r>
-        <w:r>
-          <w:rPr>
-            <w:noProof/>
-            <w:webHidden/>
-          </w:rPr>
-        </w:r>
-        <w:r>
-          <w:rPr>
-            <w:noProof/>
-            <w:webHidden/>
-          </w:rPr>
-          <w:fldChar w:fldCharType="separate"/>
-        </w:r>
-        <w:r>
-          <w:rPr>
-            <w:noProof/>
-            <w:webHidden/>
-          </w:rPr>
-          <w:t>38</w:t>
-        </w:r>
-        <w:r>
-          <w:rPr>
-            <w:noProof/>
-            <w:webHidden/>
-          </w:rPr>
-          <w:fldChar w:fldCharType="end"/>
-        </w:r>
-      </w:hyperlink>
-    </w:p>
-    <w:p>
-      <w:pPr>
-        <w:pStyle w:val="11"/>
-        <w:tabs>
-          <w:tab w:val="left" w:pos="1320"/>
-        </w:tabs>
-        <w:rPr>
-          <w:rFonts w:asciiTheme="minorHAnsi" w:eastAsiaTheme="minorEastAsia" w:hAnsiTheme="minorHAnsi"/>
-          <w:noProof/>
-          <w:sz w:val="22"/>
-          <w:lang w:eastAsia="ru-RU"/>
-        </w:rPr>
-      </w:pPr>
-      <w:hyperlink w:anchor="_Toc213022539" w:history="1">
-        <w:r>
-          <w:rPr>
-            <w:rStyle w:val="a3"/>
-            <w:noProof/>
-          </w:rPr>
-          <w:t>72.</w:t>
-        </w:r>
-        <w:r>
-          <w:rPr>
-            <w:rFonts w:asciiTheme="minorHAnsi" w:eastAsiaTheme="minorEastAsia" w:hAnsiTheme="minorHAnsi"/>
-            <w:noProof/>
-            <w:sz w:val="22"/>
-            <w:lang w:eastAsia="ru-RU"/>
-          </w:rPr>
-          <w:tab/>
-        </w:r>
-        <w:r>
-          <w:rPr>
-            <w:rStyle w:val="a3"/>
-            <w:noProof/>
-          </w:rPr>
-          <w:t>Номер: ECDAD8</w:t>
-        </w:r>
-        <w:r>
-          <w:rPr>
-            <w:noProof/>
-            <w:webHidden/>
-          </w:rPr>
-          <w:tab/>
-        </w:r>
-        <w:r>
-          <w:rPr>
-            <w:noProof/>
-            <w:webHidden/>
-          </w:rPr>
-          <w:fldChar w:fldCharType="begin"/>
-        </w:r>
-        <w:r>
-          <w:rPr>
-            <w:noProof/>
-            <w:webHidden/>
-          </w:rPr>
-          <w:instrText xml:space="preserve"> PAGEREF _Toc213022539 \h </w:instrText>
-        </w:r>
-        <w:r>
-          <w:rPr>
-            <w:noProof/>
-            <w:webHidden/>
-          </w:rPr>
-        </w:r>
-        <w:r>
-          <w:rPr>
-            <w:noProof/>
-            <w:webHidden/>
-          </w:rPr>
-          <w:fldChar w:fldCharType="separate"/>
-        </w:r>
-        <w:r>
-          <w:rPr>
-            <w:noProof/>
-            <w:webHidden/>
-          </w:rPr>
-          <w:t>38</w:t>
-        </w:r>
-        <w:r>
-          <w:rPr>
-            <w:noProof/>
-            <w:webHidden/>
-          </w:rPr>
-          <w:fldChar w:fldCharType="end"/>
-        </w:r>
-      </w:hyperlink>
-    </w:p>
-    <w:p>
-      <w:pPr>
-        <w:pStyle w:val="11"/>
-        <w:tabs>
-          <w:tab w:val="left" w:pos="1320"/>
-        </w:tabs>
-        <w:rPr>
-          <w:rFonts w:asciiTheme="minorHAnsi" w:eastAsiaTheme="minorEastAsia" w:hAnsiTheme="minorHAnsi"/>
-          <w:noProof/>
-          <w:sz w:val="22"/>
-          <w:lang w:eastAsia="ru-RU"/>
-        </w:rPr>
-      </w:pPr>
-      <w:hyperlink w:anchor="_Toc213022540" w:history="1">
-        <w:r>
-          <w:rPr>
-            <w:rStyle w:val="a3"/>
-            <w:noProof/>
-          </w:rPr>
-          <w:t>73.</w:t>
-        </w:r>
-        <w:r>
-          <w:rPr>
-            <w:rFonts w:asciiTheme="minorHAnsi" w:eastAsiaTheme="minorEastAsia" w:hAnsiTheme="minorHAnsi"/>
-            <w:noProof/>
-            <w:sz w:val="22"/>
-            <w:lang w:eastAsia="ru-RU"/>
-          </w:rPr>
-          <w:tab/>
-        </w:r>
-        <w:r>
-          <w:rPr>
-            <w:rStyle w:val="a3"/>
-            <w:noProof/>
-          </w:rPr>
-          <w:t>Номер: 4A455C</w:t>
-        </w:r>
-        <w:r>
-          <w:rPr>
-            <w:noProof/>
-            <w:webHidden/>
-          </w:rPr>
-          <w:tab/>
-        </w:r>
-        <w:r>
-          <w:rPr>
-            <w:noProof/>
-            <w:webHidden/>
-          </w:rPr>
-          <w:fldChar w:fldCharType="begin"/>
-        </w:r>
-        <w:r>
-          <w:rPr>
-            <w:noProof/>
-            <w:webHidden/>
-          </w:rPr>
-          <w:instrText xml:space="preserve"> PAGEREF _Toc213022540 \h </w:instrText>
-        </w:r>
-        <w:r>
-          <w:rPr>
-            <w:noProof/>
-            <w:webHidden/>
-          </w:rPr>
-        </w:r>
-        <w:r>
-          <w:rPr>
-            <w:noProof/>
-            <w:webHidden/>
-          </w:rPr>
-          <w:fldChar w:fldCharType="separate"/>
-        </w:r>
-        <w:r>
-          <w:rPr>
-            <w:noProof/>
-            <w:webHidden/>
-          </w:rPr>
-          <w:t>39</w:t>
-        </w:r>
-        <w:r>
-          <w:rPr>
-            <w:noProof/>
-            <w:webHidden/>
-          </w:rPr>
-          <w:fldChar w:fldCharType="end"/>
-        </w:r>
-      </w:hyperlink>
-    </w:p>
-    <w:p>
-      <w:pPr>
-        <w:pStyle w:val="11"/>
-        <w:tabs>
-          <w:tab w:val="left" w:pos="1320"/>
-        </w:tabs>
-        <w:rPr>
-          <w:rFonts w:asciiTheme="minorHAnsi" w:eastAsiaTheme="minorEastAsia" w:hAnsiTheme="minorHAnsi"/>
-          <w:noProof/>
-          <w:sz w:val="22"/>
-          <w:lang w:eastAsia="ru-RU"/>
-        </w:rPr>
-      </w:pPr>
-      <w:hyperlink w:anchor="_Toc213022541" w:history="1">
-        <w:r>
-          <w:rPr>
-            <w:rStyle w:val="a3"/>
-            <w:noProof/>
-          </w:rPr>
-          <w:t>74.</w:t>
-        </w:r>
-        <w:r>
-          <w:rPr>
-            <w:rFonts w:asciiTheme="minorHAnsi" w:eastAsiaTheme="minorEastAsia" w:hAnsiTheme="minorHAnsi"/>
-            <w:noProof/>
-            <w:sz w:val="22"/>
-            <w:lang w:eastAsia="ru-RU"/>
-          </w:rPr>
-          <w:tab/>
-        </w:r>
-        <w:r>
-          <w:rPr>
-            <w:rStyle w:val="a3"/>
-            <w:noProof/>
-          </w:rPr>
-          <w:t>Номер: 55175B</w:t>
-        </w:r>
-        <w:r>
-          <w:rPr>
-            <w:noProof/>
-            <w:webHidden/>
-          </w:rPr>
-          <w:tab/>
-        </w:r>
-        <w:r>
-          <w:rPr>
-            <w:noProof/>
-            <w:webHidden/>
-          </w:rPr>
-          <w:fldChar w:fldCharType="begin"/>
-        </w:r>
-        <w:r>
-          <w:rPr>
-            <w:noProof/>
-            <w:webHidden/>
-          </w:rPr>
-          <w:instrText xml:space="preserve"> PAGEREF _Toc213022541 \h </w:instrText>
-        </w:r>
-        <w:r>
-          <w:rPr>
-            <w:noProof/>
-            <w:webHidden/>
-          </w:rPr>
-        </w:r>
-        <w:r>
-          <w:rPr>
-            <w:noProof/>
-            <w:webHidden/>
-          </w:rPr>
-          <w:fldChar w:fldCharType="separate"/>
-        </w:r>
-        <w:r>
-          <w:rPr>
-            <w:noProof/>
-            <w:webHidden/>
-          </w:rPr>
-          <w:t>39</w:t>
-        </w:r>
-        <w:r>
-          <w:rPr>
-            <w:noProof/>
-            <w:webHidden/>
-          </w:rPr>
-          <w:fldChar w:fldCharType="end"/>
-        </w:r>
-      </w:hyperlink>
-    </w:p>
-    <w:p>
-      <w:pPr>
-        <w:pStyle w:val="11"/>
-        <w:tabs>
-          <w:tab w:val="left" w:pos="1320"/>
-        </w:tabs>
-        <w:rPr>
-          <w:rFonts w:asciiTheme="minorHAnsi" w:eastAsiaTheme="minorEastAsia" w:hAnsiTheme="minorHAnsi"/>
-          <w:noProof/>
-          <w:sz w:val="22"/>
-          <w:lang w:eastAsia="ru-RU"/>
-        </w:rPr>
-      </w:pPr>
-      <w:hyperlink w:anchor="_Toc213022542" w:history="1">
-        <w:r>
-          <w:rPr>
-            <w:rStyle w:val="a3"/>
-            <w:noProof/>
-          </w:rPr>
-          <w:t>75.</w:t>
-        </w:r>
-        <w:r>
-          <w:rPr>
-            <w:rFonts w:asciiTheme="minorHAnsi" w:eastAsiaTheme="minorEastAsia" w:hAnsiTheme="minorHAnsi"/>
-            <w:noProof/>
-            <w:sz w:val="22"/>
-            <w:lang w:eastAsia="ru-RU"/>
-          </w:rPr>
-          <w:tab/>
-        </w:r>
-        <w:r>
-          <w:rPr>
-            <w:rStyle w:val="a3"/>
-            <w:noProof/>
-          </w:rPr>
-          <w:t>Номер: 321E93</w:t>
-        </w:r>
-        <w:r>
-          <w:rPr>
-            <w:noProof/>
-            <w:webHidden/>
-          </w:rPr>
-          <w:tab/>
-        </w:r>
-        <w:r>
-          <w:rPr>
-            <w:noProof/>
-            <w:webHidden/>
-          </w:rPr>
-          <w:fldChar w:fldCharType="begin"/>
-        </w:r>
-        <w:r>
-          <w:rPr>
-            <w:noProof/>
-            <w:webHidden/>
-          </w:rPr>
-          <w:instrText xml:space="preserve"> PAGEREF _Toc213022542 \h </w:instrText>
-        </w:r>
-        <w:r>
-          <w:rPr>
-            <w:noProof/>
-            <w:webHidden/>
-          </w:rPr>
-        </w:r>
-        <w:r>
-          <w:rPr>
-            <w:noProof/>
-            <w:webHidden/>
-          </w:rPr>
-          <w:fldChar w:fldCharType="separate"/>
-        </w:r>
-        <w:r>
-          <w:rPr>
-            <w:noProof/>
-            <w:webHidden/>
-          </w:rPr>
-          <w:t>40</w:t>
-        </w:r>
-        <w:r>
-          <w:rPr>
-            <w:noProof/>
-            <w:webHidden/>
-          </w:rPr>
-          <w:fldChar w:fldCharType="end"/>
-        </w:r>
-      </w:hyperlink>
-    </w:p>
-    <w:p>
-      <w:pPr>
-        <w:pStyle w:val="11"/>
-        <w:tabs>
-          <w:tab w:val="left" w:pos="1320"/>
-        </w:tabs>
-        <w:rPr>
-          <w:rFonts w:asciiTheme="minorHAnsi" w:eastAsiaTheme="minorEastAsia" w:hAnsiTheme="minorHAnsi"/>
-          <w:noProof/>
-          <w:sz w:val="22"/>
-          <w:lang w:eastAsia="ru-RU"/>
-        </w:rPr>
-      </w:pPr>
-      <w:hyperlink w:anchor="_Toc213022543" w:history="1">
-        <w:r>
-          <w:rPr>
-            <w:rStyle w:val="a3"/>
-            <w:noProof/>
-          </w:rPr>
-          <w:t>76.</w:t>
-        </w:r>
-        <w:r>
-          <w:rPr>
-            <w:rFonts w:asciiTheme="minorHAnsi" w:eastAsiaTheme="minorEastAsia" w:hAnsiTheme="minorHAnsi"/>
-            <w:noProof/>
-            <w:sz w:val="22"/>
-            <w:lang w:eastAsia="ru-RU"/>
-          </w:rPr>
-          <w:tab/>
-        </w:r>
-        <w:r>
-          <w:rPr>
-            <w:rStyle w:val="a3"/>
-            <w:noProof/>
-          </w:rPr>
-          <w:t>Номер: 6786EA</w:t>
-        </w:r>
-        <w:r>
-          <w:rPr>
-            <w:noProof/>
-            <w:webHidden/>
-          </w:rPr>
-          <w:tab/>
-        </w:r>
-        <w:r>
-          <w:rPr>
-            <w:noProof/>
-            <w:webHidden/>
-          </w:rPr>
-          <w:fldChar w:fldCharType="begin"/>
-        </w:r>
-        <w:r>
-          <w:rPr>
-            <w:noProof/>
-            <w:webHidden/>
-          </w:rPr>
-          <w:instrText xml:space="preserve"> PAGEREF _Toc213022543 \h </w:instrText>
-        </w:r>
-        <w:r>
-          <w:rPr>
-            <w:noProof/>
-            <w:webHidden/>
-          </w:rPr>
-        </w:r>
-        <w:r>
-          <w:rPr>
-            <w:noProof/>
-            <w:webHidden/>
-          </w:rPr>
-          <w:fldChar w:fldCharType="separate"/>
-        </w:r>
-        <w:r>
-          <w:rPr>
-            <w:noProof/>
-            <w:webHidden/>
-          </w:rPr>
-          <w:t>40</w:t>
-        </w:r>
-        <w:r>
-          <w:rPr>
-            <w:noProof/>
-            <w:webHidden/>
-          </w:rPr>
-          <w:fldChar w:fldCharType="end"/>
-        </w:r>
-      </w:hyperlink>
-    </w:p>
-    <w:p>
-      <w:pPr>
-        <w:pStyle w:val="11"/>
-        <w:tabs>
-          <w:tab w:val="left" w:pos="1320"/>
-        </w:tabs>
-        <w:rPr>
-          <w:rFonts w:asciiTheme="minorHAnsi" w:eastAsiaTheme="minorEastAsia" w:hAnsiTheme="minorHAnsi"/>
-          <w:noProof/>
-          <w:sz w:val="22"/>
-          <w:lang w:eastAsia="ru-RU"/>
-        </w:rPr>
-      </w:pPr>
-      <w:hyperlink w:anchor="_Toc213022544" w:history="1">
-        <w:r>
-          <w:rPr>
-            <w:rStyle w:val="a3"/>
-            <w:noProof/>
-          </w:rPr>
-          <w:t>77.</w:t>
-        </w:r>
-        <w:r>
-          <w:rPr>
-            <w:rFonts w:asciiTheme="minorHAnsi" w:eastAsiaTheme="minorEastAsia" w:hAnsiTheme="minorHAnsi"/>
-            <w:noProof/>
-            <w:sz w:val="22"/>
-            <w:lang w:eastAsia="ru-RU"/>
-          </w:rPr>
-          <w:tab/>
-        </w:r>
-        <w:r>
-          <w:rPr>
-            <w:rStyle w:val="a3"/>
-            <w:noProof/>
-          </w:rPr>
-          <w:t>Номер: 301FE5</w:t>
-        </w:r>
-        <w:r>
-          <w:rPr>
-            <w:noProof/>
-            <w:webHidden/>
-          </w:rPr>
-          <w:tab/>
-        </w:r>
-        <w:r>
-          <w:rPr>
-            <w:noProof/>
-            <w:webHidden/>
-          </w:rPr>
-          <w:fldChar w:fldCharType="begin"/>
-        </w:r>
-        <w:r>
-          <w:rPr>
-            <w:noProof/>
-            <w:webHidden/>
-          </w:rPr>
-          <w:instrText xml:space="preserve"> PAGEREF _Toc213022544 \h </w:instrText>
-        </w:r>
-        <w:r>
-          <w:rPr>
-            <w:noProof/>
-            <w:webHidden/>
-          </w:rPr>
-        </w:r>
-        <w:r>
-          <w:rPr>
-            <w:noProof/>
-            <w:webHidden/>
-          </w:rPr>
-          <w:fldChar w:fldCharType="separate"/>
-        </w:r>
-        <w:r>
-          <w:rPr>
-            <w:noProof/>
-            <w:webHidden/>
-          </w:rPr>
-          <w:t>41</w:t>
-        </w:r>
-        <w:r>
-          <w:rPr>
-            <w:noProof/>
-            <w:webHidden/>
-          </w:rPr>
-          <w:fldChar w:fldCharType="end"/>
-        </w:r>
-      </w:hyperlink>
-    </w:p>
-    <w:p>
-      <w:pPr>
-        <w:pStyle w:val="11"/>
-        <w:tabs>
-          <w:tab w:val="left" w:pos="1320"/>
-        </w:tabs>
-        <w:rPr>
-          <w:rFonts w:asciiTheme="minorHAnsi" w:eastAsiaTheme="minorEastAsia" w:hAnsiTheme="minorHAnsi"/>
-          <w:noProof/>
-          <w:sz w:val="22"/>
-          <w:lang w:eastAsia="ru-RU"/>
-        </w:rPr>
-      </w:pPr>
-      <w:hyperlink w:anchor="_Toc213022545" w:history="1">
-        <w:r>
-          <w:rPr>
-            <w:rStyle w:val="a3"/>
-            <w:noProof/>
-          </w:rPr>
-          <w:t>78.</w:t>
-        </w:r>
-        <w:r>
-          <w:rPr>
-            <w:rFonts w:asciiTheme="minorHAnsi" w:eastAsiaTheme="minorEastAsia" w:hAnsiTheme="minorHAnsi"/>
-            <w:noProof/>
-            <w:sz w:val="22"/>
-            <w:lang w:eastAsia="ru-RU"/>
-          </w:rPr>
-          <w:tab/>
-        </w:r>
-        <w:r>
-          <w:rPr>
-            <w:rStyle w:val="a3"/>
-            <w:noProof/>
-          </w:rPr>
-          <w:t>Номер: 6CA463</w:t>
-        </w:r>
-        <w:r>
-          <w:rPr>
-            <w:noProof/>
-            <w:webHidden/>
-          </w:rPr>
-          <w:tab/>
-        </w:r>
-        <w:r>
-          <w:rPr>
-            <w:noProof/>
-            <w:webHidden/>
-          </w:rPr>
-          <w:fldChar w:fldCharType="begin"/>
-        </w:r>
-        <w:r>
-          <w:rPr>
-            <w:noProof/>
-            <w:webHidden/>
-          </w:rPr>
-          <w:instrText xml:space="preserve"> PAGEREF _Toc213022545 \h </w:instrText>
-        </w:r>
-        <w:r>
-          <w:rPr>
-            <w:noProof/>
-            <w:webHidden/>
-          </w:rPr>
-        </w:r>
-        <w:r>
-          <w:rPr>
-            <w:noProof/>
-            <w:webHidden/>
-          </w:rPr>
-          <w:fldChar w:fldCharType="separate"/>
-        </w:r>
-        <w:r>
-          <w:rPr>
-            <w:noProof/>
-            <w:webHidden/>
-          </w:rPr>
-          <w:t>41</w:t>
-        </w:r>
-        <w:r>
-          <w:rPr>
-            <w:noProof/>
-            <w:webHidden/>
-          </w:rPr>
-          <w:fldChar w:fldCharType="end"/>
-        </w:r>
-      </w:hyperlink>
-    </w:p>
-    <w:p>
-      <w:pPr>
-        <w:pStyle w:val="11"/>
-        <w:tabs>
-          <w:tab w:val="left" w:pos="1320"/>
-        </w:tabs>
-        <w:rPr>
-          <w:rFonts w:asciiTheme="minorHAnsi" w:eastAsiaTheme="minorEastAsia" w:hAnsiTheme="minorHAnsi"/>
-          <w:noProof/>
-          <w:sz w:val="22"/>
-          <w:lang w:eastAsia="ru-RU"/>
-        </w:rPr>
-      </w:pPr>
-      <w:hyperlink w:anchor="_Toc213022546" w:history="1">
-        <w:r>
-          <w:rPr>
-            <w:rStyle w:val="a3"/>
-            <w:noProof/>
-          </w:rPr>
-          <w:t>79.</w:t>
-        </w:r>
-        <w:r>
-          <w:rPr>
-            <w:rFonts w:asciiTheme="minorHAnsi" w:eastAsiaTheme="minorEastAsia" w:hAnsiTheme="minorHAnsi"/>
-            <w:noProof/>
-            <w:sz w:val="22"/>
-            <w:lang w:eastAsia="ru-RU"/>
-          </w:rPr>
-          <w:tab/>
-        </w:r>
-        <w:r>
-          <w:rPr>
-            <w:rStyle w:val="a3"/>
-            <w:noProof/>
-          </w:rPr>
-          <w:t>Номер: 335F6E</w:t>
-        </w:r>
-        <w:r>
-          <w:rPr>
-            <w:noProof/>
-            <w:webHidden/>
-          </w:rPr>
-          <w:tab/>
-        </w:r>
-        <w:r>
-          <w:rPr>
-            <w:noProof/>
-            <w:webHidden/>
-          </w:rPr>
-          <w:fldChar w:fldCharType="begin"/>
-        </w:r>
-        <w:r>
-          <w:rPr>
-            <w:noProof/>
-            <w:webHidden/>
-          </w:rPr>
-          <w:instrText xml:space="preserve"> PAGEREF _Toc213022546 \h </w:instrText>
-        </w:r>
-        <w:r>
-          <w:rPr>
-            <w:noProof/>
-            <w:webHidden/>
-          </w:rPr>
-        </w:r>
-        <w:r>
-          <w:rPr>
-            <w:noProof/>
-            <w:webHidden/>
-          </w:rPr>
-          <w:fldChar w:fldCharType="separate"/>
-        </w:r>
-        <w:r>
-          <w:rPr>
-            <w:noProof/>
-            <w:webHidden/>
-          </w:rPr>
-          <w:t>42</w:t>
-        </w:r>
-        <w:r>
-          <w:rPr>
-            <w:noProof/>
-            <w:webHidden/>
-          </w:rPr>
-          <w:fldChar w:fldCharType="end"/>
-        </w:r>
-      </w:hyperlink>
-    </w:p>
-    <w:p>
-      <w:pPr>
-        <w:pStyle w:val="11"/>
-        <w:tabs>
-          <w:tab w:val="left" w:pos="1320"/>
-        </w:tabs>
-        <w:rPr>
-          <w:noProof/>
-        </w:rPr>
-      </w:pPr>
-      <w:hyperlink w:anchor="_Toc213022547" w:history="1">
-        <w:r>
-          <w:rPr>
-            <w:rStyle w:val="a3"/>
-            <w:noProof/>
-          </w:rPr>
-          <w:t>80.</w:t>
-        </w:r>
-        <w:r>
-          <w:rPr>
-            <w:rFonts w:asciiTheme="minorHAnsi" w:eastAsiaTheme="minorEastAsia" w:hAnsiTheme="minorHAnsi"/>
-            <w:noProof/>
-            <w:sz w:val="22"/>
-            <w:lang w:eastAsia="ru-RU"/>
-          </w:rPr>
-          <w:tab/>
-        </w:r>
-        <w:r>
-          <w:rPr>
-            <w:rStyle w:val="a3"/>
-            <w:noProof/>
-          </w:rPr>
-          <w:t>Номер: 5CA58A</w:t>
-        </w:r>
-        <w:r>
-          <w:rPr>
-            <w:noProof/>
-            <w:webHidden/>
-          </w:rPr>
-          <w:tab/>
-        </w:r>
-        <w:r>
-          <w:rPr>
-            <w:noProof/>
-            <w:webHidden/>
-          </w:rPr>
-          <w:fldChar w:fldCharType="begin"/>
-        </w:r>
-        <w:r>
-          <w:rPr>
-            <w:noProof/>
-            <w:webHidden/>
-          </w:rPr>
-          <w:instrText xml:space="preserve"> PAGEREF _Toc213022547 \h </w:instrText>
-        </w:r>
-        <w:r>
-          <w:rPr>
-            <w:noProof/>
-            <w:webHidden/>
-          </w:rPr>
-        </w:r>
-        <w:r>
-          <w:rPr>
-            <w:noProof/>
-            <w:webHidden/>
-          </w:rPr>
-          <w:fldChar w:fldCharType="separate"/>
-        </w:r>
-        <w:r>
-          <w:rPr>
-            <w:noProof/>
-            <w:webHidden/>
-          </w:rPr>
-          <w:t>42</w:t>
-        </w:r>
-        <w:r>
-          <w:rPr>
-            <w:noProof/>
-            <w:webHidden/>
-          </w:rPr>
-          <w:fldChar w:fldCharType="end"/>
-        </w:r>
-      </w:hyperlink>
-    </w:p>
-    <w:p>
-      <w:pPr>
-        <w:pStyle w:val="11"/>
-        <w:tabs>
-          <w:tab w:val="left" w:pos="1320"/>
-        </w:tabs>
-        <w:rPr>
-          <w:rFonts w:asciiTheme="minorHAnsi" w:eastAsiaTheme="minorEastAsia" w:hAnsiTheme="minorHAnsi"/>
-          <w:noProof/>
-          <w:sz w:val="22"/>
-          <w:lang w:eastAsia="ru-RU"/>
-        </w:rPr>
-      </w:pPr>
-    </w:p>
-    <w:p>
-      <w:pPr>
-        <w:rPr>
-          <w:b/>
-        </w:rPr>
-      </w:pPr>
-      <w:r>
-        <w:fldChar w:fldCharType="end"/>
-      </w:r>
-      <w:r>
-        <w:rPr>
-          <w:b/>
-        </w:rPr>
+        <w:rPr>
+          <w:b/>
+        </w:rPr>
+      </w:pPr>
+      <w:r>
+        <w:rPr>
+          <w:b/>
+        </w:rPr>
+        <w:lastRenderedPageBreak/>
         <w:t xml:space="preserve">Конъюнкция (логическое </w:t>
       </w:r>
       <w:proofErr w:type="gramStart"/>
@@ -7745,27 +1710,7 @@
             <w:szCs w:val="27"/>
             <w:lang w:eastAsia="ru-RU"/>
           </w:rPr>
-          <m:t>A</m:t>
-        </m:r>
-        <m:r>
-          <w:rPr>
-            <w:rFonts w:ascii="Cambria Math" w:eastAsia="Times New Roman" w:hAnsi="Cambria Math" w:cs="Times New Roman"/>
-            <w:color w:val="333333"/>
-            <w:sz w:val="27"/>
-            <w:szCs w:val="27"/>
-            <w:lang w:eastAsia="ru-RU"/>
-          </w:rPr>
-          <m:t xml:space="preserve"> или </m:t>
-        </m:r>
-        <m:r>
-          <w:rPr>
-            <w:rFonts w:ascii="Cambria Math" w:eastAsia="Times New Roman" w:hAnsi="Cambria Math" w:cs="Times New Roman"/>
-            <w:color w:val="333333"/>
-            <w:sz w:val="27"/>
-            <w:szCs w:val="27"/>
-            <w:lang w:eastAsia="ru-RU"/>
-          </w:rPr>
-          <m:t>B</m:t>
+          <m:t>A или B</m:t>
         </m:r>
       </m:oMath>
     </w:p>
@@ -8474,17 +2419,7 @@
             <w:szCs w:val="27"/>
             <w:lang w:eastAsia="ru-RU"/>
           </w:rPr>
-          <m:t xml:space="preserve">нет </m:t>
-        </m:r>
-        <m:r>
-          <w:rPr>
-            <w:rFonts w:ascii="Cambria Math" w:eastAsia="Times New Roman" w:hAnsi="Cambria Math" w:cs="Times New Roman"/>
-            <w:color w:val="333333"/>
-            <w:sz w:val="27"/>
-            <w:szCs w:val="27"/>
-            <w:lang w:eastAsia="ru-RU"/>
-          </w:rPr>
-          <m:t>A</m:t>
+          <m:t>нет A</m:t>
         </m:r>
       </m:oMath>
     </w:p>
@@ -8825,6 +2760,7 @@
         <w:lastRenderedPageBreak/>
         <w:t xml:space="preserve"> </w:t>
       </w:r>
+      <w:bookmarkStart w:id="0" w:name="_Toc213673222"/>
       <w:r>
         <w:rPr>
           <w:b/>
@@ -8840,6 +2776,7 @@
         </w:rPr>
         <w:t>0A6843</w:t>
       </w:r>
+      <w:bookmarkEnd w:id="0"/>
     </w:p>
     <w:p>
       <w:pPr>
@@ -9163,6 +3100,7 @@
           <w:bCs/>
         </w:rPr>
       </w:pPr>
+      <w:bookmarkStart w:id="1" w:name="_Toc213673223"/>
       <w:r>
         <w:rPr>
           <w:b/>
@@ -9178,6 +3116,7 @@
         </w:rPr>
         <w:t>09B748</w:t>
       </w:r>
+      <w:bookmarkEnd w:id="1"/>
     </w:p>
     <w:p>
       <w:pPr>
@@ -9569,6 +3508,7 @@
           <w:lang w:eastAsia="ru-RU"/>
         </w:rPr>
       </w:pPr>
+      <w:bookmarkStart w:id="2" w:name="_Toc213673224"/>
       <w:r>
         <w:rPr>
           <w:b/>
@@ -9584,6 +3524,7 @@
         </w:rPr>
         <w:t>5F2747</w:t>
       </w:r>
+      <w:bookmarkEnd w:id="2"/>
     </w:p>
     <w:p>
       <w:pPr>
@@ -9977,6 +3918,7 @@
           <w:bCs/>
         </w:rPr>
       </w:pPr>
+      <w:bookmarkStart w:id="3" w:name="_Toc213673225"/>
       <w:r>
         <w:rPr>
           <w:b/>
@@ -9993,6 +3935,7 @@
         </w:rPr>
         <w:t>5C6C4C</w:t>
       </w:r>
+      <w:bookmarkEnd w:id="3"/>
     </w:p>
     <w:p>
       <w:pPr>
@@ -10384,6 +4327,7 @@
           <w:bCs/>
         </w:rPr>
       </w:pPr>
+      <w:bookmarkStart w:id="4" w:name="_Toc213673226"/>
       <w:r>
         <w:rPr>
           <w:b/>
@@ -10399,6 +4343,7 @@
         </w:rPr>
         <w:t>83F641</w:t>
       </w:r>
+      <w:bookmarkEnd w:id="4"/>
     </w:p>
     <w:p>
       <w:pPr>
@@ -10774,6 +4719,7 @@
           <w:bCs/>
         </w:rPr>
       </w:pPr>
+      <w:bookmarkStart w:id="5" w:name="_Toc213673227"/>
       <w:r>
         <w:rPr>
           <w:b/>
@@ -10789,6 +4735,7 @@
         </w:rPr>
         <w:t>7C8BF1</w:t>
       </w:r>
+      <w:bookmarkEnd w:id="5"/>
     </w:p>
     <w:p>
       <w:pPr>
@@ -10881,18 +4828,18 @@
           <w:color w:val="333333"/>
           <w:sz w:val="27"/>
           <w:szCs w:val="27"/>
-          <w:lang w:val="en-US" w:eastAsia="ru-RU"/>
-        </w:rPr>
-      </w:pPr>
-      <w:r>
-        <w:rPr>
-          <w:rFonts w:eastAsia="Times New Roman" w:cs="Times New Roman"/>
-          <w:b/>
-          <w:bCs/>
-          <w:color w:val="333333"/>
-          <w:sz w:val="27"/>
-          <w:szCs w:val="27"/>
-          <w:lang w:val="en-US" w:eastAsia="ru-RU"/>
+          <w:lang w:eastAsia="ru-RU"/>
+        </w:rPr>
+      </w:pPr>
+      <w:r>
+        <w:rPr>
+          <w:rFonts w:eastAsia="Times New Roman" w:cs="Times New Roman"/>
+          <w:b/>
+          <w:bCs/>
+          <w:color w:val="333333"/>
+          <w:sz w:val="27"/>
+          <w:szCs w:val="27"/>
+          <w:lang w:eastAsia="ru-RU"/>
         </w:rPr>
         <w:t xml:space="preserve"> </w:t>
       </w:r>
@@ -11077,6 +5024,7 @@
           <w:lang w:eastAsia="ru-RU"/>
         </w:rPr>
       </w:pPr>
+      <w:bookmarkStart w:id="6" w:name="_Toc213673228"/>
       <w:r>
         <w:rPr>
           <w:b/>
@@ -11093,6 +5041,7 @@
         </w:rPr>
         <w:t>742DF5</w:t>
       </w:r>
+      <w:bookmarkEnd w:id="6"/>
       <w:r>
         <w:rPr>
           <w:rFonts w:eastAsia="Times New Roman" w:cs="Times New Roman"/>
@@ -11460,6 +5409,7 @@
           <w:bCs/>
         </w:rPr>
       </w:pPr>
+      <w:bookmarkStart w:id="7" w:name="_Toc213673229"/>
       <w:r>
         <w:t>Номер: </w:t>
       </w:r>
@@ -11471,6 +5421,7 @@
         </w:rPr>
         <w:t>1259F7</w:t>
       </w:r>
+      <w:bookmarkEnd w:id="7"/>
     </w:p>
     <w:p>
       <w:pPr>
@@ -11836,6 +5787,7 @@
           <w:bCs/>
         </w:rPr>
       </w:pPr>
+      <w:bookmarkStart w:id="8" w:name="_Toc213673230"/>
       <w:r>
         <w:t>Номер: </w:t>
       </w:r>
@@ -11847,6 +5799,7 @@
         </w:rPr>
         <w:t>5FC8F4</w:t>
       </w:r>
+      <w:bookmarkEnd w:id="8"/>
     </w:p>
     <w:p>
       <w:pPr>
@@ -12303,6 +6256,7 @@
         </w:rPr>
         <w:t> </w:t>
       </w:r>
+      <w:bookmarkStart w:id="9" w:name="_Toc213673231"/>
       <w:r>
         <w:t>Номер: </w:t>
       </w:r>
@@ -12314,6 +6268,7 @@
         </w:rPr>
         <w:t>5986FB</w:t>
       </w:r>
+      <w:bookmarkEnd w:id="9"/>
     </w:p>
     <w:p>
       <w:pPr>
@@ -12395,7 +6350,6 @@
           <w:lang w:eastAsia="ru-RU"/>
         </w:rPr>
       </w:pPr>
-      <w:bookmarkStart w:id="0" w:name="_GoBack"/>
       <w:r>
         <w:rPr>
           <w:rFonts w:eastAsia="Times New Roman" w:cs="Times New Roman"/>
@@ -12557,7 +6511,6 @@
         <w:t> нечётное).</w:t>
       </w:r>
     </w:p>
-    <w:bookmarkEnd w:id="0"/>
     <w:p>
       <w:pPr>
         <w:ind w:firstLine="0"/>
@@ -12740,7 +6693,732 @@
         </w:drawing>
       </w:r>
     </w:p>
-    <w:p/>
+    <w:p>
+      <w:pPr>
+        <w:pStyle w:val="1"/>
+        <w:rPr>
+          <w:rStyle w:val="canselect"/>
+          <w:b/>
+          <w:bCs/>
+        </w:rPr>
+      </w:pPr>
+      <w:r>
+        <w:t>Номер: </w:t>
+      </w:r>
+      <w:r>
+        <w:rPr>
+          <w:rStyle w:val="canselect"/>
+          <w:b/>
+          <w:bCs/>
+        </w:rPr>
+        <w:t>A4BCFA</w:t>
+      </w:r>
+    </w:p>
+    <w:p>
+      <w:pPr>
+        <w:ind w:firstLine="0"/>
+        <w:rPr>
+          <w:rFonts w:eastAsia="Times New Roman" w:cs="Times New Roman"/>
+          <w:color w:val="333333"/>
+          <w:sz w:val="27"/>
+          <w:szCs w:val="27"/>
+          <w:lang w:eastAsia="ru-RU"/>
+        </w:rPr>
+      </w:pPr>
+      <w:r>
+        <w:rPr>
+          <w:rFonts w:eastAsia="Times New Roman" w:cs="Times New Roman"/>
+          <w:color w:val="333333"/>
+          <w:sz w:val="27"/>
+          <w:szCs w:val="27"/>
+          <w:lang w:eastAsia="ru-RU"/>
+        </w:rPr>
+        <w:t>Напишите количество натуральных двузначных чисел, для которых истинно высказывание:</w:t>
+      </w:r>
+    </w:p>
+    <w:p>
+      <w:pPr>
+        <w:ind w:firstLine="0"/>
+        <w:jc w:val="center"/>
+        <w:rPr>
+          <w:rFonts w:eastAsia="Times New Roman" w:cs="Times New Roman"/>
+          <w:color w:val="333333"/>
+          <w:sz w:val="27"/>
+          <w:szCs w:val="27"/>
+          <w:lang w:eastAsia="ru-RU"/>
+        </w:rPr>
+      </w:pPr>
+      <w:r>
+        <w:rPr>
+          <w:rFonts w:eastAsia="Times New Roman" w:cs="Times New Roman"/>
+          <w:b/>
+          <w:bCs/>
+          <w:color w:val="333333"/>
+          <w:sz w:val="27"/>
+          <w:szCs w:val="27"/>
+          <w:lang w:eastAsia="ru-RU"/>
+        </w:rPr>
+        <w:t>НЕ</w:t>
+      </w:r>
+      <w:r>
+        <w:rPr>
+          <w:rFonts w:eastAsia="Times New Roman" w:cs="Times New Roman"/>
+          <w:color w:val="333333"/>
+          <w:sz w:val="27"/>
+          <w:szCs w:val="27"/>
+          <w:lang w:eastAsia="ru-RU"/>
+        </w:rPr>
+        <w:t xml:space="preserve"> (Число </w:t>
+      </w:r>
+      <w:proofErr w:type="gramStart"/>
+      <w:r>
+        <w:rPr>
+          <w:rFonts w:eastAsia="Times New Roman" w:cs="Times New Roman"/>
+          <w:color w:val="333333"/>
+          <w:sz w:val="27"/>
+          <w:szCs w:val="27"/>
+          <w:lang w:eastAsia="ru-RU"/>
+        </w:rPr>
+        <w:t>&lt; 88</w:t>
+      </w:r>
+      <w:proofErr w:type="gramEnd"/>
+      <w:r>
+        <w:rPr>
+          <w:rFonts w:eastAsia="Times New Roman" w:cs="Times New Roman"/>
+          <w:color w:val="333333"/>
+          <w:sz w:val="27"/>
+          <w:szCs w:val="27"/>
+          <w:lang w:eastAsia="ru-RU"/>
+        </w:rPr>
+        <w:t>) </w:t>
+      </w:r>
+      <w:r>
+        <w:rPr>
+          <w:rFonts w:eastAsia="Times New Roman" w:cs="Times New Roman"/>
+          <w:b/>
+          <w:bCs/>
+          <w:color w:val="333333"/>
+          <w:sz w:val="27"/>
+          <w:szCs w:val="27"/>
+          <w:lang w:eastAsia="ru-RU"/>
+        </w:rPr>
+        <w:t>И</w:t>
+      </w:r>
+      <w:r>
+        <w:rPr>
+          <w:rFonts w:eastAsia="Times New Roman" w:cs="Times New Roman"/>
+          <w:color w:val="333333"/>
+          <w:sz w:val="27"/>
+          <w:szCs w:val="27"/>
+          <w:lang w:eastAsia="ru-RU"/>
+        </w:rPr>
+        <w:t> </w:t>
+      </w:r>
+      <w:r>
+        <w:rPr>
+          <w:rFonts w:eastAsia="Times New Roman" w:cs="Times New Roman"/>
+          <w:b/>
+          <w:bCs/>
+          <w:color w:val="333333"/>
+          <w:sz w:val="27"/>
+          <w:szCs w:val="27"/>
+          <w:lang w:eastAsia="ru-RU"/>
+        </w:rPr>
+        <w:t>НЕ</w:t>
+      </w:r>
+      <w:r>
+        <w:rPr>
+          <w:rFonts w:eastAsia="Times New Roman" w:cs="Times New Roman"/>
+          <w:color w:val="333333"/>
+          <w:sz w:val="27"/>
+          <w:szCs w:val="27"/>
+          <w:lang w:eastAsia="ru-RU"/>
+        </w:rPr>
+        <w:t> (Число нечётное).</w:t>
+      </w:r>
+    </w:p>
+    <w:p>
+      <w:pPr>
+        <w:ind w:firstLine="0"/>
+      </w:pPr>
+      <w:r>
+        <w:rPr>
+          <w:noProof/>
+          <w:lang w:eastAsia="ru-RU"/>
+        </w:rPr>
+        <mc:AlternateContent>
+          <mc:Choice Requires="wps">
+            <w:drawing>
+              <wp:anchor distT="0" distB="0" distL="114300" distR="114300" simplePos="0" relativeHeight="251678720" behindDoc="0" locked="0" layoutInCell="1" allowOverlap="1">
+                <wp:simplePos x="0" y="0"/>
+                <wp:positionH relativeFrom="margin">
+                  <wp:posOffset>416560</wp:posOffset>
+                </wp:positionH>
+                <wp:positionV relativeFrom="paragraph">
+                  <wp:posOffset>97790</wp:posOffset>
+                </wp:positionV>
+                <wp:extent cx="6096000" cy="363220"/>
+                <wp:effectExtent l="0" t="0" r="0" b="0"/>
+                <wp:wrapNone/>
+                <wp:docPr id="13" name="Надпись 13"/>
+                <wp:cNvGraphicFramePr/>
+                <a:graphic xmlns:a="http://schemas.openxmlformats.org/drawingml/2006/main">
+                  <a:graphicData uri="http://schemas.microsoft.com/office/word/2010/wordprocessingShape">
+                    <wps:wsp>
+                      <wps:cNvSpPr txBox="1"/>
+                      <wps:spPr>
+                        <a:xfrm>
+                          <a:off x="0" y="0"/>
+                          <a:ext cx="6096000" cy="363220"/>
+                        </a:xfrm>
+                        <a:prstGeom prst="rect">
+                          <a:avLst/>
+                        </a:prstGeom>
+                        <a:solidFill>
+                          <a:schemeClr val="accent1">
+                            <a:lumMod val="40000"/>
+                            <a:lumOff val="60000"/>
+                          </a:schemeClr>
+                        </a:solidFill>
+                      </wps:spPr>
+                      <wps:txbx>
+                        <w:txbxContent>
+                          <w:p>
+                            <w:pPr>
+                              <w:jc w:val="center"/>
+                              <w:rPr>
+                                <w:sz w:val="36"/>
+                                <w:szCs w:val="36"/>
+                              </w:rPr>
+                            </w:pPr>
+                            <w:r>
+                              <w:rPr>
+                                <w:b/>
+                                <w:i/>
+                                <w:color w:val="1F4E79" w:themeColor="accent1" w:themeShade="80"/>
+                                <w:sz w:val="36"/>
+                                <w:szCs w:val="36"/>
+                              </w:rPr>
+                              <w:t>Решение</w:t>
+                            </w:r>
+                          </w:p>
+                        </w:txbxContent>
+                      </wps:txbx>
+                      <wps:bodyPr wrap="square" rtlCol="0">
+                        <a:noAutofit/>
+                      </wps:bodyPr>
+                    </wps:wsp>
+                  </a:graphicData>
+                </a:graphic>
+                <wp14:sizeRelH relativeFrom="margin">
+                  <wp14:pctWidth>0</wp14:pctWidth>
+                </wp14:sizeRelH>
+                <wp14:sizeRelV relativeFrom="margin">
+                  <wp14:pctHeight>0</wp14:pctHeight>
+                </wp14:sizeRelV>
+              </wp:anchor>
+            </w:drawing>
+          </mc:Choice>
+          <mc:Fallback>
+            <w:pict>
+              <v:shape id="Надпись 13" o:spid="_x0000_s1036" type="#_x0000_t202" style="position:absolute;left:0;text-align:left;margin-left:32.8pt;margin-top:7.7pt;width:480pt;height:28.6pt;z-index:251678720;visibility:visible;mso-wrap-style:square;mso-width-percent:0;mso-height-percent:0;mso-wrap-distance-left:9pt;mso-wrap-distance-top:0;mso-wrap-distance-right:9pt;mso-wrap-distance-bottom:0;mso-position-horizontal:absolute;mso-position-horizontal-relative:margin;mso-position-vertical:absolute;mso-position-vertical-relative:text;mso-width-percent:0;mso-height-percent:0;mso-width-relative:margin;mso-height-relative:margin;v-text-anchor:top" o:gfxdata="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" fillcolor="#bdd6ee [1300]" stroked="f">
+                <v:textbox>
+                  <w:txbxContent>
+                    <w:p>
+                      <w:pPr>
+                        <w:jc w:val="center"/>
+                        <w:rPr>
+                          <w:sz w:val="36"/>
+                          <w:szCs w:val="36"/>
+                        </w:rPr>
+                      </w:pPr>
+                      <w:r>
+                        <w:rPr>
+                          <w:b/>
+                          <w:i/>
+                          <w:color w:val="1F4E79" w:themeColor="accent1" w:themeShade="80"/>
+                          <w:sz w:val="36"/>
+                          <w:szCs w:val="36"/>
+                        </w:rPr>
+                        <w:t>Решение</w:t>
+                      </w:r>
+                    </w:p>
+                  </w:txbxContent>
+                </v:textbox>
+                <w10:wrap anchorx="margin"/>
+              </v:shape>
+            </w:pict>
+          </mc:Fallback>
+        </mc:AlternateContent>
+      </w:r>
+      <w:r>
+        <w:rPr>
+          <w:noProof/>
+          <w:lang w:eastAsia="ru-RU"/>
+        </w:rPr>
+        <w:drawing>
+          <wp:inline distT="0" distB="0" distL="0" distR="0">
+            <wp:extent cx="6896100" cy="1955800"/>
+            <wp:effectExtent l="0" t="0" r="0" b="6350"/>
+            <wp:docPr id="8" name="Рисунок 8" descr="Большая клетка"/>
+            <wp:cNvGraphicFramePr>
+              <a:graphicFrameLocks xmlns:a="http://schemas.openxmlformats.org/drawingml/2006/main" noChangeAspect="1"/>
+            </wp:cNvGraphicFramePr>
+            <a:graphic xmlns:a="http://schemas.openxmlformats.org/drawingml/2006/main">
+              <a:graphicData uri="http://schemas.openxmlformats.org/drawingml/2006/picture">
+                <pic:pic xmlns:pic="http://schemas.openxmlformats.org/drawingml/2006/picture">
+                  <pic:nvPicPr>
+                    <pic:cNvPr id="0" name="Рисунок 177" descr="Большая клетка"/>
+                    <pic:cNvPicPr>
+                      <a:picLocks noChangeAspect="1" noChangeArrowheads="1"/>
+                    </pic:cNvPicPr>
+                  </pic:nvPicPr>
+                  <pic:blipFill rotWithShape="1">
+                    <a:blip r:embed="rId8">
+                      <a:extLst>
+                        <a:ext uri="{28A0092B-C50C-407E-A947-70E740481C1C}">
+                          <a14:useLocalDpi xmlns:a14="http://schemas.microsoft.com/office/drawing/2010/main" val="0"/>
+                        </a:ext>
+                      </a:extLst>
+                    </a:blip>
+                    <a:srcRect r="37325" b="74386"/>
+                    <a:stretch/>
+                  </pic:blipFill>
+                  <pic:spPr bwMode="auto">
+                    <a:xfrm>
+                      <a:off x="0" y="0"/>
+                      <a:ext cx="6896100" cy="1955800"/>
+                    </a:xfrm>
+                    <a:prstGeom prst="rect">
+                      <a:avLst/>
+                    </a:prstGeom>
+                    <a:noFill/>
+                    <a:ln>
+                      <a:noFill/>
+                    </a:ln>
+                    <a:extLst>
+                      <a:ext uri="{53640926-AAD7-44D8-BBD7-CCE9431645EC}">
+                        <a14:shadowObscured xmlns:a14="http://schemas.microsoft.com/office/drawing/2010/main"/>
+                      </a:ext>
+                    </a:extLst>
+                  </pic:spPr>
+                </pic:pic>
+              </a:graphicData>
+            </a:graphic>
+          </wp:inline>
+        </w:drawing>
+      </w:r>
+    </w:p>
+    <w:p>
+      <w:pPr>
+        <w:pStyle w:val="1"/>
+        <w:rPr>
+          <w:rStyle w:val="canselect"/>
+          <w:b/>
+          <w:bCs/>
+        </w:rPr>
+      </w:pPr>
+      <w:r>
+        <w:t>Номер: </w:t>
+      </w:r>
+      <w:r>
+        <w:rPr>
+          <w:rStyle w:val="canselect"/>
+          <w:b/>
+          <w:bCs/>
+        </w:rPr>
+        <w:t>1A3B0C</w:t>
+      </w:r>
+    </w:p>
+    <w:p>
+      <w:pPr>
+        <w:ind w:firstLine="0"/>
+        <w:rPr>
+          <w:rFonts w:eastAsia="Times New Roman" w:cs="Times New Roman"/>
+          <w:color w:val="333333"/>
+          <w:sz w:val="27"/>
+          <w:szCs w:val="27"/>
+          <w:lang w:eastAsia="ru-RU"/>
+        </w:rPr>
+      </w:pPr>
+      <w:r>
+        <w:rPr>
+          <w:rFonts w:eastAsia="Times New Roman" w:cs="Times New Roman"/>
+          <w:color w:val="333333"/>
+          <w:sz w:val="27"/>
+          <w:szCs w:val="27"/>
+          <w:lang w:eastAsia="ru-RU"/>
+        </w:rPr>
+        <w:t>Напишите натуральное число </w:t>
+      </w:r>
+      <w:r>
+        <w:rPr>
+          <w:rFonts w:eastAsia="Times New Roman" w:cs="Times New Roman"/>
+          <w:b/>
+          <w:bCs/>
+          <w:i/>
+          <w:iCs/>
+          <w:color w:val="333333"/>
+          <w:sz w:val="27"/>
+          <w:szCs w:val="27"/>
+          <w:lang w:val="en-US" w:eastAsia="ru-RU"/>
+        </w:rPr>
+        <w:t>x</w:t>
+      </w:r>
+      <w:r>
+        <w:rPr>
+          <w:rFonts w:eastAsia="Times New Roman" w:cs="Times New Roman"/>
+          <w:color w:val="333333"/>
+          <w:sz w:val="27"/>
+          <w:szCs w:val="27"/>
+          <w:lang w:eastAsia="ru-RU"/>
+        </w:rPr>
+        <w:t>, для которого </w:t>
+      </w:r>
+      <w:r>
+        <w:rPr>
+          <w:rFonts w:eastAsia="Times New Roman" w:cs="Times New Roman"/>
+          <w:b/>
+          <w:bCs/>
+          <w:color w:val="333333"/>
+          <w:sz w:val="27"/>
+          <w:szCs w:val="27"/>
+          <w:lang w:eastAsia="ru-RU"/>
+        </w:rPr>
+        <w:t>ложно</w:t>
+      </w:r>
+      <w:r>
+        <w:rPr>
+          <w:rFonts w:eastAsia="Times New Roman" w:cs="Times New Roman"/>
+          <w:color w:val="333333"/>
+          <w:sz w:val="27"/>
+          <w:szCs w:val="27"/>
+          <w:lang w:eastAsia="ru-RU"/>
+        </w:rPr>
+        <w:t> высказывание:</w:t>
+      </w:r>
+    </w:p>
+    <w:p>
+      <w:pPr>
+        <w:jc w:val="center"/>
+        <w:rPr>
+          <w:rFonts w:eastAsia="Times New Roman" w:cs="Times New Roman"/>
+          <w:color w:val="333333"/>
+          <w:sz w:val="27"/>
+          <w:szCs w:val="27"/>
+          <w:lang w:eastAsia="ru-RU"/>
+        </w:rPr>
+      </w:pPr>
+      <w:r>
+        <w:rPr>
+          <w:rFonts w:eastAsia="Times New Roman" w:cs="Times New Roman"/>
+          <w:b/>
+          <w:bCs/>
+          <w:color w:val="333333"/>
+          <w:sz w:val="27"/>
+          <w:szCs w:val="27"/>
+          <w:lang w:eastAsia="ru-RU"/>
+        </w:rPr>
+        <w:t>НЕ</w:t>
+      </w:r>
+      <w:r>
+        <w:rPr>
+          <w:rFonts w:eastAsia="Times New Roman" w:cs="Times New Roman"/>
+          <w:color w:val="333333"/>
+          <w:sz w:val="27"/>
+          <w:szCs w:val="27"/>
+          <w:lang w:eastAsia="ru-RU"/>
+        </w:rPr>
+        <w:t> (</w:t>
+      </w:r>
+      <w:r>
+        <w:rPr>
+          <w:rFonts w:eastAsia="Times New Roman" w:cs="Times New Roman"/>
+          <w:b/>
+          <w:bCs/>
+          <w:i/>
+          <w:iCs/>
+          <w:color w:val="333333"/>
+          <w:sz w:val="27"/>
+          <w:szCs w:val="27"/>
+          <w:lang w:val="en-US" w:eastAsia="ru-RU"/>
+        </w:rPr>
+        <w:t>x</w:t>
+      </w:r>
+      <w:r>
+        <w:rPr>
+          <w:rFonts w:eastAsia="Times New Roman" w:cs="Times New Roman"/>
+          <w:color w:val="333333"/>
+          <w:sz w:val="27"/>
+          <w:szCs w:val="27"/>
+          <w:lang w:eastAsia="ru-RU"/>
+        </w:rPr>
+        <w:t> </w:t>
+      </w:r>
+      <w:proofErr w:type="gramStart"/>
+      <w:r>
+        <w:rPr>
+          <w:rFonts w:eastAsia="Times New Roman" w:cs="Times New Roman"/>
+          <w:color w:val="333333"/>
+          <w:sz w:val="27"/>
+          <w:szCs w:val="27"/>
+          <w:lang w:eastAsia="ru-RU"/>
+        </w:rPr>
+        <w:t>&lt; 8</w:t>
+      </w:r>
+      <w:proofErr w:type="gramEnd"/>
+      <w:r>
+        <w:rPr>
+          <w:rFonts w:eastAsia="Times New Roman" w:cs="Times New Roman"/>
+          <w:color w:val="333333"/>
+          <w:sz w:val="27"/>
+          <w:szCs w:val="27"/>
+          <w:lang w:eastAsia="ru-RU"/>
+        </w:rPr>
+        <w:t>) </w:t>
+      </w:r>
+      <w:r>
+        <w:rPr>
+          <w:rFonts w:eastAsia="Times New Roman" w:cs="Times New Roman"/>
+          <w:b/>
+          <w:bCs/>
+          <w:color w:val="333333"/>
+          <w:sz w:val="27"/>
+          <w:szCs w:val="27"/>
+          <w:lang w:eastAsia="ru-RU"/>
+        </w:rPr>
+        <w:t>ИЛИ</w:t>
+      </w:r>
+      <w:r>
+        <w:rPr>
+          <w:rFonts w:eastAsia="Times New Roman" w:cs="Times New Roman"/>
+          <w:color w:val="333333"/>
+          <w:sz w:val="27"/>
+          <w:szCs w:val="27"/>
+          <w:lang w:eastAsia="ru-RU"/>
+        </w:rPr>
+        <w:t> (</w:t>
+      </w:r>
+      <w:r>
+        <w:rPr>
+          <w:rFonts w:eastAsia="Times New Roman" w:cs="Times New Roman"/>
+          <w:b/>
+          <w:bCs/>
+          <w:i/>
+          <w:iCs/>
+          <w:color w:val="333333"/>
+          <w:sz w:val="27"/>
+          <w:szCs w:val="27"/>
+          <w:lang w:val="en-US" w:eastAsia="ru-RU"/>
+        </w:rPr>
+        <w:t>x</w:t>
+      </w:r>
+      <w:r>
+        <w:rPr>
+          <w:rFonts w:eastAsia="Times New Roman" w:cs="Times New Roman"/>
+          <w:color w:val="333333"/>
+          <w:sz w:val="27"/>
+          <w:szCs w:val="27"/>
+          <w:lang w:eastAsia="ru-RU"/>
+        </w:rPr>
+        <w:t> &lt; 7).</w:t>
+      </w:r>
+    </w:p>
+    <w:p>
+      <w:pPr>
+        <w:ind w:firstLine="0"/>
+      </w:pPr>
+      <w:r>
+        <w:rPr>
+          <w:noProof/>
+          <w:lang w:eastAsia="ru-RU"/>
+        </w:rPr>
+        <mc:AlternateContent>
+          <mc:Choice Requires="wps">
+            <w:drawing>
+              <wp:anchor distT="0" distB="0" distL="114300" distR="114300" simplePos="0" relativeHeight="251680768" behindDoc="0" locked="0" layoutInCell="1" allowOverlap="1">
+                <wp:simplePos x="0" y="0"/>
+                <wp:positionH relativeFrom="margin">
+                  <wp:posOffset>416560</wp:posOffset>
+                </wp:positionH>
+                <wp:positionV relativeFrom="paragraph">
+                  <wp:posOffset>97790</wp:posOffset>
+                </wp:positionV>
+                <wp:extent cx="6096000" cy="363220"/>
+                <wp:effectExtent l="0" t="0" r="0" b="0"/>
+                <wp:wrapNone/>
+                <wp:docPr id="17" name="Надпись 17"/>
+                <wp:cNvGraphicFramePr/>
+                <a:graphic xmlns:a="http://schemas.openxmlformats.org/drawingml/2006/main">
+                  <a:graphicData uri="http://schemas.microsoft.com/office/word/2010/wordprocessingShape">
+                    <wps:wsp>
+                      <wps:cNvSpPr txBox="1"/>
+                      <wps:spPr>
+                        <a:xfrm>
+                          <a:off x="0" y="0"/>
+                          <a:ext cx="6096000" cy="363220"/>
+                        </a:xfrm>
+                        <a:prstGeom prst="rect">
+                          <a:avLst/>
+                        </a:prstGeom>
+                        <a:solidFill>
+                          <a:schemeClr val="accent1">
+                            <a:lumMod val="40000"/>
+                            <a:lumOff val="60000"/>
+                          </a:schemeClr>
+                        </a:solidFill>
+                      </wps:spPr>
+                      <wps:txbx>
+                        <w:txbxContent>
+                          <w:p>
+                            <w:pPr>
+                              <w:jc w:val="center"/>
+                              <w:rPr>
+                                <w:sz w:val="36"/>
+                                <w:szCs w:val="36"/>
+                              </w:rPr>
+                            </w:pPr>
+                            <w:r>
+                              <w:rPr>
+                                <w:b/>
+                                <w:i/>
+                                <w:color w:val="1F4E79" w:themeColor="accent1" w:themeShade="80"/>
+                                <w:sz w:val="36"/>
+                                <w:szCs w:val="36"/>
+                              </w:rPr>
+                              <w:t>Решение</w:t>
+                            </w:r>
+                          </w:p>
+                        </w:txbxContent>
+                      </wps:txbx>
+                      <wps:bodyPr wrap="square" rtlCol="0">
+                        <a:noAutofit/>
+                      </wps:bodyPr>
+                    </wps:wsp>
+                  </a:graphicData>
+                </a:graphic>
+                <wp14:sizeRelH relativeFrom="margin">
+                  <wp14:pctWidth>0</wp14:pctWidth>
+                </wp14:sizeRelH>
+                <wp14:sizeRelV relativeFrom="margin">
+                  <wp14:pctHeight>0</wp14:pctHeight>
+                </wp14:sizeRelV>
+              </wp:anchor>
+            </w:drawing>
+          </mc:Choice>
+          <mc:Fallback>
+            <w:pict>
+              <v:shape id="Надпись 17" o:spid="_x0000_s1037" type="#_x0000_t202" style="position:absolute;left:0;text-align:left;margin-left:32.8pt;margin-top:7.7pt;width:480pt;height:28.6pt;z-index:251680768;visibility:visible;mso-wrap-style:square;mso-width-percent:0;mso-height-percent:0;mso-wrap-distance-left:9pt;mso-wrap-distance-top:0;mso-wrap-distance-right:9pt;mso-wrap-distance-bottom:0;mso-position-horizontal:absolute;mso-position-horizontal-relative:margin;mso-position-vertical:absolute;mso-position-vertical-relative:text;mso-width-percent:0;mso-height-percent:0;mso-width-relative:margin;mso-height-relative:margin;v-text-anchor:top" o:gfxdata="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" fillcolor="#bdd6ee [1300]" stroked="f">
+                <v:textbox>
+                  <w:txbxContent>
+                    <w:p>
+                      <w:pPr>
+                        <w:jc w:val="center"/>
+                        <w:rPr>
+                          <w:sz w:val="36"/>
+                          <w:szCs w:val="36"/>
+                        </w:rPr>
+                      </w:pPr>
+                      <w:r>
+                        <w:rPr>
+                          <w:b/>
+                          <w:i/>
+                          <w:color w:val="1F4E79" w:themeColor="accent1" w:themeShade="80"/>
+                          <w:sz w:val="36"/>
+                          <w:szCs w:val="36"/>
+                        </w:rPr>
+                        <w:t>Решение</w:t>
+                      </w:r>
+                    </w:p>
+                  </w:txbxContent>
+                </v:textbox>
+                <w10:wrap anchorx="margin"/>
+              </v:shape>
+            </w:pict>
+          </mc:Fallback>
+        </mc:AlternateContent>
+      </w:r>
+      <w:r>
+        <w:rPr>
+          <w:noProof/>
+          <w:lang w:eastAsia="ru-RU"/>
+        </w:rPr>
+        <w:drawing>
+          <wp:inline distT="0" distB="0" distL="0" distR="0">
+            <wp:extent cx="6896100" cy="2324100"/>
+            <wp:effectExtent l="0" t="0" r="0" b="0"/>
+            <wp:docPr id="16" name="Рисунок 16" descr="Большая клетка"/>
+            <wp:cNvGraphicFramePr>
+              <a:graphicFrameLocks xmlns:a="http://schemas.openxmlformats.org/drawingml/2006/main" noChangeAspect="1"/>
+            </wp:cNvGraphicFramePr>
+            <a:graphic xmlns:a="http://schemas.openxmlformats.org/drawingml/2006/main">
+              <a:graphicData uri="http://schemas.openxmlformats.org/drawingml/2006/picture">
+                <pic:pic xmlns:pic="http://schemas.openxmlformats.org/drawingml/2006/picture">
+                  <pic:nvPicPr>
+                    <pic:cNvPr id="0" name="Рисунок 177" descr="Большая клетка"/>
+                    <pic:cNvPicPr>
+                      <a:picLocks noChangeAspect="1" noChangeArrowheads="1"/>
+                    </pic:cNvPicPr>
+                  </pic:nvPicPr>
+                  <pic:blipFill>
+                    <a:blip r:embed="rId8">
+                      <a:extLst>
+                        <a:ext uri="{28A0092B-C50C-407E-A947-70E740481C1C}">
+                          <a14:useLocalDpi xmlns:a14="http://schemas.microsoft.com/office/drawing/2010/main" val="0"/>
+                        </a:ext>
+                      </a:extLst>
+                    </a:blip>
+                    <a:srcRect r="37325" b="69562"/>
+                    <a:stretch>
+                      <a:fillRect/>
+                    </a:stretch>
+                  </pic:blipFill>
+                  <pic:spPr bwMode="auto">
+                    <a:xfrm>
+                      <a:off x="0" y="0"/>
+                      <a:ext cx="6896100" cy="2324100"/>
+                    </a:xfrm>
+                    <a:prstGeom prst="rect">
+                      <a:avLst/>
+                    </a:prstGeom>
+                    <a:noFill/>
+                    <a:ln>
+                      <a:noFill/>
+                    </a:ln>
+                  </pic:spPr>
+                </pic:pic>
+              </a:graphicData>
+            </a:graphic>
+          </wp:inline>
+        </w:drawing>
+      </w:r>
+    </w:p>
+    <w:p>
+      <w:pPr>
+        <w:pStyle w:val="1"/>
+        <w:rPr>
+          <w:rStyle w:val="canselect"/>
+          <w:b/>
+          <w:bCs/>
+        </w:rPr>
+      </w:pPr>
+      <w:r>
+        <w:lastRenderedPageBreak/>
+        <w:t>Номер: </w:t>
+      </w:r>
+      <w:r>
+        <w:rPr>
+          <w:rStyle w:val="canselect"/>
+          <w:b/>
+          <w:bCs/>
+        </w:rPr>
+        <w:t>2AD501</w:t>
+      </w:r>
+    </w:p>
+    <w:p>
+      <w:bookmarkStart w:id="10" w:name="_GoBack"/>
+      <w:bookmarkEnd w:id="10"/>
+    </w:p>
     <w:sectPr>
       <w:headerReference w:type="default" r:id="rId9"/>
       <w:pgSz w:w="11906" w:h="16838"/>
@@ -14312,7 +8990,7 @@
 </file>
 
 <file path=customXml/itemProps1.xml><?xml version="1.0" encoding="utf-8"?>
-<ds:datastoreItem xmlns:ds="http://schemas.openxmlformats.org/officeDocument/2006/customXml" ds:itemID="{98A222F4-D5B0-4644-A6D8-40E767C986C1}">
+<ds:datastoreItem xmlns:ds="http://schemas.openxmlformats.org/officeDocument/2006/customXml" ds:itemID="{88AAC35F-774B-4B4A-AF3B-E559C27C12CD}">
   <ds:schemaRefs>
     <ds:schemaRef ds:uri="http://schemas.openxmlformats.org/officeDocument/2006/bibliography"/>
   </ds:schemaRefs>

--- a/03/ВСЕ Задачи №3[кес 2.8].docx
+++ b/03/ВСЕ Задачи №3[кес 2.8].docx
@@ -1,6 +1,6 @@
 
 <file path=word/document.xml><?xml version="1.0" encoding="utf-8"?>
-<w:document xmlns:wpc="http://schemas.microsoft.com/office/word/2010/wordprocessingCanvas" xmlns:cx="http://schemas.microsoft.com/office/drawing/2014/chartex" xmlns:mc="http://schemas.openxmlformats.org/markup-compatibility/2006" xmlns:o="urn:schemas-microsoft-com:office:office" xmlns:r="http://schemas.openxmlformats.org/officeDocument/2006/relationships" xmlns:m="http://schemas.openxmlformats.org/officeDocument/2006/math" xmlns:v="urn:schemas-microsoft-com:vml" xmlns:wp14="http://schemas.microsoft.com/office/word/2010/wordprocessingDrawing" xmlns:wp="http://schemas.openxmlformats.org/drawingml/2006/wordprocessingDrawing" xmlns:w10="urn:schemas-microsoft-com:office:word" xmlns:w="http://schemas.openxmlformats.org/wordprocessingml/2006/main" xmlns:w14="http://schemas.microsoft.com/office/word/2010/wordml" xmlns:w15="http://schemas.microsoft.com/office/word/2012/wordml" xmlns:w16se="http://schemas.microsoft.com/office/word/2015/wordml/symex" xmlns:wpg="http://schemas.microsoft.com/office/word/2010/wordprocessingGroup" xmlns:wpi="http://schemas.microsoft.com/office/word/2010/wordprocessingInk" xmlns:wne="http://schemas.microsoft.com/office/word/2006/wordml" xmlns:wps="http://schemas.microsoft.com/office/word/2010/wordprocessingShape" mc:Ignorable="w14 w15 w16se wp14">
+<w:document xmlns:wpc="http://schemas.microsoft.com/office/word/2010/wordprocessingCanvas" xmlns:cx="http://schemas.microsoft.com/office/drawing/2014/chartex" xmlns:cx1="http://schemas.microsoft.com/office/drawing/2015/9/8/chartex" xmlns:mc="http://schemas.openxmlformats.org/markup-compatibility/2006" xmlns:o="urn:schemas-microsoft-com:office:office" xmlns:r="http://schemas.openxmlformats.org/officeDocument/2006/relationships" xmlns:m="http://schemas.openxmlformats.org/officeDocument/2006/math" xmlns:v="urn:schemas-microsoft-com:vml" xmlns:wp14="http://schemas.microsoft.com/office/word/2010/wordprocessingDrawing" xmlns:wp="http://schemas.openxmlformats.org/drawingml/2006/wordprocessingDrawing" xmlns:w10="urn:schemas-microsoft-com:office:word" xmlns:w="http://schemas.openxmlformats.org/wordprocessingml/2006/main" xmlns:w14="http://schemas.microsoft.com/office/word/2010/wordml" xmlns:w15="http://schemas.microsoft.com/office/word/2012/wordml" xmlns:w16se="http://schemas.microsoft.com/office/word/2015/wordml/symex" xmlns:wpg="http://schemas.microsoft.com/office/word/2010/wordprocessingGroup" xmlns:wpi="http://schemas.microsoft.com/office/word/2010/wordprocessingInk" xmlns:wne="http://schemas.microsoft.com/office/word/2006/wordml" xmlns:wps="http://schemas.microsoft.com/office/word/2010/wordprocessingShape" mc:Ignorable="w14 w15 w16se wp14">
   <w:body>
     <w:p>
       <w:pPr>
@@ -3539,6 +3539,207 @@
       </w:pPr>
       <w:r>
         <w:rPr>
+          <w:rFonts w:eastAsia="Times New Roman" w:cs="Times New Roman"/>
+          <w:color w:val="333333"/>
+          <w:sz w:val="27"/>
+          <w:szCs w:val="27"/>
+          <w:lang w:eastAsia="ru-RU"/>
+        </w:rPr>
+        <w:t xml:space="preserve">Определите наименьшее натуральное число </w:t>
+      </w:r>
+      <w:r>
+        <w:rPr>
+          <w:rFonts w:eastAsia="Times New Roman" w:cs="Times New Roman"/>
+          <w:b/>
+          <w:bCs/>
+          <w:i/>
+          <w:iCs/>
+          <w:color w:val="333333"/>
+          <w:sz w:val="27"/>
+          <w:szCs w:val="27"/>
+          <w:lang w:eastAsia="ru-RU"/>
+        </w:rPr>
+        <w:t>x</w:t>
+      </w:r>
+      <w:r>
+        <w:rPr>
+          <w:rFonts w:eastAsia="Times New Roman" w:cs="Times New Roman"/>
+          <w:color w:val="333333"/>
+          <w:sz w:val="27"/>
+          <w:szCs w:val="27"/>
+          <w:lang w:eastAsia="ru-RU"/>
+        </w:rPr>
+        <w:t>, для которого логическое выражение истинно:(</w:t>
+      </w:r>
+      <w:r>
+        <w:rPr>
+          <w:rFonts w:eastAsia="Times New Roman" w:cs="Times New Roman"/>
+          <w:b/>
+          <w:bCs/>
+          <w:color w:val="333333"/>
+          <w:sz w:val="27"/>
+          <w:szCs w:val="27"/>
+          <w:lang w:eastAsia="ru-RU"/>
+        </w:rPr>
+        <w:t>НЕ</w:t>
+      </w:r>
+      <w:r>
+        <w:rPr>
+          <w:rFonts w:eastAsia="Times New Roman" w:cs="Times New Roman"/>
+          <w:color w:val="333333"/>
+          <w:sz w:val="27"/>
+          <w:szCs w:val="27"/>
+          <w:lang w:eastAsia="ru-RU"/>
+        </w:rPr>
+        <w:t> (</w:t>
+      </w:r>
+      <w:r>
+        <w:rPr>
+          <w:rFonts w:eastAsia="Times New Roman" w:cs="Times New Roman"/>
+          <w:b/>
+          <w:bCs/>
+          <w:i/>
+          <w:iCs/>
+          <w:color w:val="333333"/>
+          <w:sz w:val="27"/>
+          <w:szCs w:val="27"/>
+          <w:lang w:eastAsia="ru-RU"/>
+        </w:rPr>
+        <w:t>x</w:t>
+      </w:r>
+      <w:r>
+        <w:rPr>
+          <w:rFonts w:eastAsia="Times New Roman" w:cs="Times New Roman"/>
+          <w:color w:val="333333"/>
+          <w:sz w:val="27"/>
+          <w:szCs w:val="27"/>
+          <w:lang w:eastAsia="ru-RU"/>
+        </w:rPr>
+        <w:t> ≥ 15) </w:t>
+      </w:r>
+      <w:r>
+        <w:rPr>
+          <w:rFonts w:eastAsia="Times New Roman" w:cs="Times New Roman"/>
+          <w:b/>
+          <w:bCs/>
+          <w:color w:val="333333"/>
+          <w:sz w:val="27"/>
+          <w:szCs w:val="27"/>
+          <w:lang w:eastAsia="ru-RU"/>
+        </w:rPr>
+        <w:t>И</w:t>
+      </w:r>
+      <w:r>
+        <w:rPr>
+          <w:rFonts w:eastAsia="Times New Roman" w:cs="Times New Roman"/>
+          <w:color w:val="333333"/>
+          <w:sz w:val="27"/>
+          <w:szCs w:val="27"/>
+          <w:lang w:eastAsia="ru-RU"/>
+        </w:rPr>
+        <w:t> </w:t>
+      </w:r>
+      <w:r>
+        <w:rPr>
+          <w:rFonts w:eastAsia="Times New Roman" w:cs="Times New Roman"/>
+          <w:b/>
+          <w:bCs/>
+          <w:color w:val="333333"/>
+          <w:sz w:val="27"/>
+          <w:szCs w:val="27"/>
+          <w:lang w:eastAsia="ru-RU"/>
+        </w:rPr>
+        <w:t>НЕ</w:t>
+      </w:r>
+      <w:r>
+        <w:rPr>
+          <w:rFonts w:eastAsia="Times New Roman" w:cs="Times New Roman"/>
+          <w:color w:val="333333"/>
+          <w:sz w:val="27"/>
+          <w:szCs w:val="27"/>
+          <w:lang w:eastAsia="ru-RU"/>
+        </w:rPr>
+        <w:t> (</w:t>
+      </w:r>
+      <w:r>
+        <w:rPr>
+          <w:rFonts w:eastAsia="Times New Roman" w:cs="Times New Roman"/>
+          <w:b/>
+          <w:bCs/>
+          <w:i/>
+          <w:iCs/>
+          <w:color w:val="333333"/>
+          <w:sz w:val="27"/>
+          <w:szCs w:val="27"/>
+          <w:lang w:eastAsia="ru-RU"/>
+        </w:rPr>
+        <w:t>x</w:t>
+      </w:r>
+      <w:r>
+        <w:rPr>
+          <w:rFonts w:eastAsia="Times New Roman" w:cs="Times New Roman"/>
+          <w:color w:val="333333"/>
+          <w:sz w:val="27"/>
+          <w:szCs w:val="27"/>
+          <w:lang w:eastAsia="ru-RU"/>
+        </w:rPr>
+        <w:t> </w:t>
+      </w:r>
+      <w:proofErr w:type="gramStart"/>
+      <w:r>
+        <w:rPr>
+          <w:rFonts w:eastAsia="Times New Roman" w:cs="Times New Roman"/>
+          <w:color w:val="333333"/>
+          <w:sz w:val="27"/>
+          <w:szCs w:val="27"/>
+          <w:lang w:eastAsia="ru-RU"/>
+        </w:rPr>
+        <w:t>&lt; 8</w:t>
+      </w:r>
+      <w:proofErr w:type="gramEnd"/>
+      <w:r>
+        <w:rPr>
+          <w:rFonts w:eastAsia="Times New Roman" w:cs="Times New Roman"/>
+          <w:color w:val="333333"/>
+          <w:sz w:val="27"/>
+          <w:szCs w:val="27"/>
+          <w:lang w:eastAsia="ru-RU"/>
+        </w:rPr>
+        <w:t>)) И (</w:t>
+      </w:r>
+      <w:r>
+        <w:rPr>
+          <w:rFonts w:eastAsia="Times New Roman" w:cs="Times New Roman"/>
+          <w:b/>
+          <w:bCs/>
+          <w:i/>
+          <w:iCs/>
+          <w:color w:val="333333"/>
+          <w:sz w:val="27"/>
+          <w:szCs w:val="27"/>
+          <w:lang w:eastAsia="ru-RU"/>
+        </w:rPr>
+        <w:t>x</w:t>
+      </w:r>
+      <w:r>
+        <w:rPr>
+          <w:rFonts w:eastAsia="Times New Roman" w:cs="Times New Roman"/>
+          <w:color w:val="333333"/>
+          <w:sz w:val="27"/>
+          <w:szCs w:val="27"/>
+          <w:lang w:eastAsia="ru-RU"/>
+        </w:rPr>
+        <w:t> нечётное).</w:t>
+      </w:r>
+      <w:bookmarkStart w:id="3" w:name="_GoBack"/>
+      <w:bookmarkEnd w:id="3"/>
+    </w:p>
+    <w:p>
+      <w:pPr>
+        <w:ind w:firstLine="0"/>
+      </w:pPr>
+      <w:r>
+        <w:rPr>
           <w:noProof/>
           <w:lang w:eastAsia="ru-RU"/>
         </w:rPr>
@@ -3548,12 +3749,12 @@
               <wp:anchor distT="0" distB="0" distL="114300" distR="114300" simplePos="0" relativeHeight="251662336" behindDoc="0" locked="0" layoutInCell="1" allowOverlap="1" wp14:anchorId="5FD57027" wp14:editId="1A3C6382">
                 <wp:simplePos x="0" y="0"/>
                 <wp:positionH relativeFrom="margin">
-                  <wp:posOffset>467360</wp:posOffset>
+                  <wp:posOffset>431355</wp:posOffset>
                 </wp:positionH>
                 <wp:positionV relativeFrom="paragraph">
-                  <wp:posOffset>495089</wp:posOffset>
+                  <wp:posOffset>100330</wp:posOffset>
                 </wp:positionV>
-                <wp:extent cx="6096000" cy="363070"/>
+                <wp:extent cx="6096000" cy="362585"/>
                 <wp:effectExtent l="0" t="0" r="0" b="0"/>
                 <wp:wrapNone/>
                 <wp:docPr id="3" name="TextBox 3"/>
@@ -3565,7 +3766,7 @@
                       <wps:spPr>
                         <a:xfrm>
                           <a:off x="0" y="0"/>
-                          <a:ext cx="6096000" cy="363070"/>
+                          <a:ext cx="6096000" cy="362585"/>
                         </a:xfrm>
                         <a:prstGeom prst="rect">
                           <a:avLst/>
@@ -3617,7 +3818,11 @@
           </mc:Choice>
           <mc:Fallback>
             <w:pict>
-              <v:shape w14:anchorId="5FD57027" id="_x0000_s1028" type="#_x0000_t202" style="position:absolute;left:0;text-align:left;margin-left:36.8pt;margin-top:39pt;width:480pt;height:28.6pt;z-index:251662336;visibility:visible;mso-wrap-style:square;mso-width-percent:0;mso-height-percent:0;mso-wrap-distance-left:9pt;mso-wrap-distance-top:0;mso-wrap-distance-right:9pt;mso-wrap-distance-bottom:0;mso-position-horizontal:absolute;mso-position-horizontal-relative:margin;mso-position-vertical:absolute;mso-position-vertical-relative:text;mso-width-percent:0;mso-height-percent:0;mso-width-relative:margin;mso-height-relative:margin;v-text-anchor:top" o:gfxdata="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" fillcolor="#bdd6ee [1300]" stroked="f">
+              <v:shapetype w14:anchorId="5FD57027" id="_x0000_t202" coordsize="21600,21600" o:spt="202" path="m,l,21600r21600,l21600,xe">
+                <v:stroke joinstyle="miter"/>
+                <v:path gradientshapeok="t" o:connecttype="rect"/>
+              </v:shapetype>
+              <v:shape id="_x0000_s1028" type="#_x0000_t202" style="position:absolute;left:0;text-align:left;margin-left:33.95pt;margin-top:7.9pt;width:480pt;height:28.55pt;z-index:251662336;visibility:visible;mso-wrap-style:square;mso-width-percent:0;mso-height-percent:0;mso-wrap-distance-left:9pt;mso-wrap-distance-top:0;mso-wrap-distance-right:9pt;mso-wrap-distance-bottom:0;mso-position-horizontal:absolute;mso-position-horizontal-relative:margin;mso-position-vertical:absolute;mso-position-vertical-relative:text;mso-width-percent:0;mso-height-percent:0;mso-width-relative:margin;mso-height-relative:margin;v-text-anchor:top" o:gfxdata="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" fillcolor="#bdd6ee [1300]" stroked="f">
                 <v:textbox>
                   <w:txbxContent>
                     <w:p>
@@ -3647,205 +3852,6 @@
           </mc:Fallback>
         </mc:AlternateContent>
       </w:r>
-      <w:r>
-        <w:rPr>
-          <w:rFonts w:eastAsia="Times New Roman" w:cs="Times New Roman"/>
-          <w:color w:val="333333"/>
-          <w:sz w:val="27"/>
-          <w:szCs w:val="27"/>
-          <w:lang w:eastAsia="ru-RU"/>
-        </w:rPr>
-        <w:t xml:space="preserve">Определите наименьшее натуральное число </w:t>
-      </w:r>
-      <w:r>
-        <w:rPr>
-          <w:rFonts w:eastAsia="Times New Roman" w:cs="Times New Roman"/>
-          <w:b/>
-          <w:bCs/>
-          <w:i/>
-          <w:iCs/>
-          <w:color w:val="333333"/>
-          <w:sz w:val="27"/>
-          <w:szCs w:val="27"/>
-          <w:lang w:eastAsia="ru-RU"/>
-        </w:rPr>
-        <w:t>x</w:t>
-      </w:r>
-      <w:r>
-        <w:rPr>
-          <w:rFonts w:eastAsia="Times New Roman" w:cs="Times New Roman"/>
-          <w:color w:val="333333"/>
-          <w:sz w:val="27"/>
-          <w:szCs w:val="27"/>
-          <w:lang w:eastAsia="ru-RU"/>
-        </w:rPr>
-        <w:t>, для которого логическое выражение истинно:(</w:t>
-      </w:r>
-      <w:r>
-        <w:rPr>
-          <w:rFonts w:eastAsia="Times New Roman" w:cs="Times New Roman"/>
-          <w:b/>
-          <w:bCs/>
-          <w:color w:val="333333"/>
-          <w:sz w:val="27"/>
-          <w:szCs w:val="27"/>
-          <w:lang w:eastAsia="ru-RU"/>
-        </w:rPr>
-        <w:t>НЕ</w:t>
-      </w:r>
-      <w:r>
-        <w:rPr>
-          <w:rFonts w:eastAsia="Times New Roman" w:cs="Times New Roman"/>
-          <w:color w:val="333333"/>
-          <w:sz w:val="27"/>
-          <w:szCs w:val="27"/>
-          <w:lang w:eastAsia="ru-RU"/>
-        </w:rPr>
-        <w:t> (</w:t>
-      </w:r>
-      <w:r>
-        <w:rPr>
-          <w:rFonts w:eastAsia="Times New Roman" w:cs="Times New Roman"/>
-          <w:b/>
-          <w:bCs/>
-          <w:i/>
-          <w:iCs/>
-          <w:color w:val="333333"/>
-          <w:sz w:val="27"/>
-          <w:szCs w:val="27"/>
-          <w:lang w:eastAsia="ru-RU"/>
-        </w:rPr>
-        <w:t>x</w:t>
-      </w:r>
-      <w:r>
-        <w:rPr>
-          <w:rFonts w:eastAsia="Times New Roman" w:cs="Times New Roman"/>
-          <w:color w:val="333333"/>
-          <w:sz w:val="27"/>
-          <w:szCs w:val="27"/>
-          <w:lang w:eastAsia="ru-RU"/>
-        </w:rPr>
-        <w:t> ≥ 15) </w:t>
-      </w:r>
-      <w:r>
-        <w:rPr>
-          <w:rFonts w:eastAsia="Times New Roman" w:cs="Times New Roman"/>
-          <w:b/>
-          <w:bCs/>
-          <w:color w:val="333333"/>
-          <w:sz w:val="27"/>
-          <w:szCs w:val="27"/>
-          <w:lang w:eastAsia="ru-RU"/>
-        </w:rPr>
-        <w:t>И</w:t>
-      </w:r>
-      <w:r>
-        <w:rPr>
-          <w:rFonts w:eastAsia="Times New Roman" w:cs="Times New Roman"/>
-          <w:color w:val="333333"/>
-          <w:sz w:val="27"/>
-          <w:szCs w:val="27"/>
-          <w:lang w:eastAsia="ru-RU"/>
-        </w:rPr>
-        <w:t> </w:t>
-      </w:r>
-      <w:r>
-        <w:rPr>
-          <w:rFonts w:eastAsia="Times New Roman" w:cs="Times New Roman"/>
-          <w:b/>
-          <w:bCs/>
-          <w:color w:val="333333"/>
-          <w:sz w:val="27"/>
-          <w:szCs w:val="27"/>
-          <w:lang w:eastAsia="ru-RU"/>
-        </w:rPr>
-        <w:t>НЕ</w:t>
-      </w:r>
-      <w:r>
-        <w:rPr>
-          <w:rFonts w:eastAsia="Times New Roman" w:cs="Times New Roman"/>
-          <w:color w:val="333333"/>
-          <w:sz w:val="27"/>
-          <w:szCs w:val="27"/>
-          <w:lang w:eastAsia="ru-RU"/>
-        </w:rPr>
-        <w:t> (</w:t>
-      </w:r>
-      <w:r>
-        <w:rPr>
-          <w:rFonts w:eastAsia="Times New Roman" w:cs="Times New Roman"/>
-          <w:b/>
-          <w:bCs/>
-          <w:i/>
-          <w:iCs/>
-          <w:color w:val="333333"/>
-          <w:sz w:val="27"/>
-          <w:szCs w:val="27"/>
-          <w:lang w:eastAsia="ru-RU"/>
-        </w:rPr>
-        <w:t>x</w:t>
-      </w:r>
-      <w:r>
-        <w:rPr>
-          <w:rFonts w:eastAsia="Times New Roman" w:cs="Times New Roman"/>
-          <w:color w:val="333333"/>
-          <w:sz w:val="27"/>
-          <w:szCs w:val="27"/>
-          <w:lang w:eastAsia="ru-RU"/>
-        </w:rPr>
-        <w:t> </w:t>
-      </w:r>
-      <w:proofErr w:type="gramStart"/>
-      <w:r>
-        <w:rPr>
-          <w:rFonts w:eastAsia="Times New Roman" w:cs="Times New Roman"/>
-          <w:color w:val="333333"/>
-          <w:sz w:val="27"/>
-          <w:szCs w:val="27"/>
-          <w:lang w:eastAsia="ru-RU"/>
-        </w:rPr>
-        <w:t>&lt; 8</w:t>
-      </w:r>
-      <w:proofErr w:type="gramEnd"/>
-      <w:r>
-        <w:rPr>
-          <w:rFonts w:eastAsia="Times New Roman" w:cs="Times New Roman"/>
-          <w:color w:val="333333"/>
-          <w:sz w:val="27"/>
-          <w:szCs w:val="27"/>
-          <w:lang w:eastAsia="ru-RU"/>
-        </w:rPr>
-        <w:t>)) И (</w:t>
-      </w:r>
-      <w:r>
-        <w:rPr>
-          <w:rFonts w:eastAsia="Times New Roman" w:cs="Times New Roman"/>
-          <w:b/>
-          <w:bCs/>
-          <w:i/>
-          <w:iCs/>
-          <w:color w:val="333333"/>
-          <w:sz w:val="27"/>
-          <w:szCs w:val="27"/>
-          <w:lang w:eastAsia="ru-RU"/>
-        </w:rPr>
-        <w:t>x</w:t>
-      </w:r>
-      <w:r>
-        <w:rPr>
-          <w:rFonts w:eastAsia="Times New Roman" w:cs="Times New Roman"/>
-          <w:color w:val="333333"/>
-          <w:sz w:val="27"/>
-          <w:szCs w:val="27"/>
-          <w:lang w:eastAsia="ru-RU"/>
-        </w:rPr>
-        <w:t> нечётное).</w:t>
-      </w:r>
-    </w:p>
-    <w:p>
-      <w:pPr>
-        <w:ind w:firstLine="0"/>
-      </w:pPr>
       <w:r>
         <w:rPr>
           <w:noProof/>
@@ -3918,7 +3924,7 @@
           <w:bCs/>
         </w:rPr>
       </w:pPr>
-      <w:bookmarkStart w:id="3" w:name="_Toc213673225"/>
+      <w:bookmarkStart w:id="4" w:name="_Toc213673225"/>
       <w:r>
         <w:rPr>
           <w:b/>
@@ -3935,7 +3941,7 @@
         </w:rPr>
         <w:t>5C6C4C</w:t>
       </w:r>
-      <w:bookmarkEnd w:id="3"/>
+      <w:bookmarkEnd w:id="4"/>
     </w:p>
     <w:p>
       <w:pPr>
@@ -4327,7 +4333,7 @@
           <w:bCs/>
         </w:rPr>
       </w:pPr>
-      <w:bookmarkStart w:id="4" w:name="_Toc213673226"/>
+      <w:bookmarkStart w:id="5" w:name="_Toc213673226"/>
       <w:r>
         <w:rPr>
           <w:b/>
@@ -4343,7 +4349,7 @@
         </w:rPr>
         <w:t>83F641</w:t>
       </w:r>
-      <w:bookmarkEnd w:id="4"/>
+      <w:bookmarkEnd w:id="5"/>
     </w:p>
     <w:p>
       <w:pPr>
@@ -4719,7 +4725,7 @@
           <w:bCs/>
         </w:rPr>
       </w:pPr>
-      <w:bookmarkStart w:id="5" w:name="_Toc213673227"/>
+      <w:bookmarkStart w:id="6" w:name="_Toc213673227"/>
       <w:r>
         <w:rPr>
           <w:b/>
@@ -4735,7 +4741,7 @@
         </w:rPr>
         <w:t>7C8BF1</w:t>
       </w:r>
-      <w:bookmarkEnd w:id="5"/>
+      <w:bookmarkEnd w:id="6"/>
     </w:p>
     <w:p>
       <w:pPr>
@@ -5024,7 +5030,7 @@
           <w:lang w:eastAsia="ru-RU"/>
         </w:rPr>
       </w:pPr>
-      <w:bookmarkStart w:id="6" w:name="_Toc213673228"/>
+      <w:bookmarkStart w:id="7" w:name="_Toc213673228"/>
       <w:r>
         <w:rPr>
           <w:b/>
@@ -5041,7 +5047,7 @@
         </w:rPr>
         <w:t>742DF5</w:t>
       </w:r>
-      <w:bookmarkEnd w:id="6"/>
+      <w:bookmarkEnd w:id="7"/>
       <w:r>
         <w:rPr>
           <w:rFonts w:eastAsia="Times New Roman" w:cs="Times New Roman"/>
@@ -5409,7 +5415,7 @@
           <w:bCs/>
         </w:rPr>
       </w:pPr>
-      <w:bookmarkStart w:id="7" w:name="_Toc213673229"/>
+      <w:bookmarkStart w:id="8" w:name="_Toc213673229"/>
       <w:r>
         <w:t>Номер: </w:t>
       </w:r>
@@ -5421,7 +5427,7 @@
         </w:rPr>
         <w:t>1259F7</w:t>
       </w:r>
-      <w:bookmarkEnd w:id="7"/>
+      <w:bookmarkEnd w:id="8"/>
     </w:p>
     <w:p>
       <w:pPr>
@@ -5787,7 +5793,7 @@
           <w:bCs/>
         </w:rPr>
       </w:pPr>
-      <w:bookmarkStart w:id="8" w:name="_Toc213673230"/>
+      <w:bookmarkStart w:id="9" w:name="_Toc213673230"/>
       <w:r>
         <w:t>Номер: </w:t>
       </w:r>
@@ -5799,7 +5805,7 @@
         </w:rPr>
         <w:t>5FC8F4</w:t>
       </w:r>
-      <w:bookmarkEnd w:id="8"/>
+      <w:bookmarkEnd w:id="9"/>
     </w:p>
     <w:p>
       <w:pPr>
@@ -6256,7 +6262,7 @@
         </w:rPr>
         <w:t> </w:t>
       </w:r>
-      <w:bookmarkStart w:id="9" w:name="_Toc213673231"/>
+      <w:bookmarkStart w:id="10" w:name="_Toc213673231"/>
       <w:r>
         <w:t>Номер: </w:t>
       </w:r>
@@ -6268,7 +6274,7 @@
         </w:rPr>
         <w:t>5986FB</w:t>
       </w:r>
-      <w:bookmarkEnd w:id="9"/>
+      <w:bookmarkEnd w:id="10"/>
     </w:p>
     <w:p>
       <w:pPr>
@@ -7415,10 +7421,7 @@
         <w:t>2AD501</w:t>
       </w:r>
     </w:p>
-    <w:p>
-      <w:bookmarkStart w:id="10" w:name="_GoBack"/>
-      <w:bookmarkEnd w:id="10"/>
-    </w:p>
+    <w:p/>
     <w:sectPr>
       <w:headerReference w:type="default" r:id="rId9"/>
       <w:pgSz w:w="11906" w:h="16838"/>
@@ -7431,7 +7434,7 @@
 </file>
 
 <file path=word/endnotes.xml><?xml version="1.0" encoding="utf-8"?>
-<w:endnotes xmlns:wpc="http://schemas.microsoft.com/office/word/2010/wordprocessingCanvas" xmlns:cx="http://schemas.microsoft.com/office/drawing/2014/chartex" xmlns:mc="http://schemas.openxmlformats.org/markup-compatibility/2006" xmlns:o="urn:schemas-microsoft-com:office:office" xmlns:r="http://schemas.openxmlformats.org/officeDocument/2006/relationships" xmlns:m="http://schemas.openxmlformats.org/officeDocument/2006/math" xmlns:v="urn:schemas-microsoft-com:vml" xmlns:wp14="http://schemas.microsoft.com/office/word/2010/wordprocessingDrawing" xmlns:wp="http://schemas.openxmlformats.org/drawingml/2006/wordprocessingDrawing" xmlns:w10="urn:schemas-microsoft-com:office:word" xmlns:w="http://schemas.openxmlformats.org/wordprocessingml/2006/main" xmlns:w14="http://schemas.microsoft.com/office/word/2010/wordml" xmlns:w15="http://schemas.microsoft.com/office/word/2012/wordml" xmlns:w16se="http://schemas.microsoft.com/office/word/2015/wordml/symex" xmlns:wpg="http://schemas.microsoft.com/office/word/2010/wordprocessingGroup" xmlns:wpi="http://schemas.microsoft.com/office/word/2010/wordprocessingInk" xmlns:wne="http://schemas.microsoft.com/office/word/2006/wordml" xmlns:wps="http://schemas.microsoft.com/office/word/2010/wordprocessingShape" mc:Ignorable="w14 w15 w16se wp14">
+<w:endnotes xmlns:wpc="http://schemas.microsoft.com/office/word/2010/wordprocessingCanvas" xmlns:cx="http://schemas.microsoft.com/office/drawing/2014/chartex" xmlns:cx1="http://schemas.microsoft.com/office/drawing/2015/9/8/chartex" xmlns:mc="http://schemas.openxmlformats.org/markup-compatibility/2006" xmlns:o="urn:schemas-microsoft-com:office:office" xmlns:r="http://schemas.openxmlformats.org/officeDocument/2006/relationships" xmlns:m="http://schemas.openxmlformats.org/officeDocument/2006/math" xmlns:v="urn:schemas-microsoft-com:vml" xmlns:wp14="http://schemas.microsoft.com/office/word/2010/wordprocessingDrawing" xmlns:wp="http://schemas.openxmlformats.org/drawingml/2006/wordprocessingDrawing" xmlns:w10="urn:schemas-microsoft-com:office:word" xmlns:w="http://schemas.openxmlformats.org/wordprocessingml/2006/main" xmlns:w14="http://schemas.microsoft.com/office/word/2010/wordml" xmlns:w15="http://schemas.microsoft.com/office/word/2012/wordml" xmlns:w16se="http://schemas.microsoft.com/office/word/2015/wordml/symex" xmlns:wpg="http://schemas.microsoft.com/office/word/2010/wordprocessingGroup" xmlns:wpi="http://schemas.microsoft.com/office/word/2010/wordprocessingInk" xmlns:wne="http://schemas.microsoft.com/office/word/2006/wordml" xmlns:wps="http://schemas.microsoft.com/office/word/2010/wordprocessingShape" mc:Ignorable="w14 w15 w16se wp14">
   <w:endnote w:type="separator" w:id="-1">
     <w:p>
       <w:r>
@@ -7450,7 +7453,7 @@
 </file>
 
 <file path=word/footnotes.xml><?xml version="1.0" encoding="utf-8"?>
-<w:footnotes xmlns:wpc="http://schemas.microsoft.com/office/word/2010/wordprocessingCanvas" xmlns:cx="http://schemas.microsoft.com/office/drawing/2014/chartex" xmlns:mc="http://schemas.openxmlformats.org/markup-compatibility/2006" xmlns:o="urn:schemas-microsoft-com:office:office" xmlns:r="http://schemas.openxmlformats.org/officeDocument/2006/relationships" xmlns:m="http://schemas.openxmlformats.org/officeDocument/2006/math" xmlns:v="urn:schemas-microsoft-com:vml" xmlns:wp14="http://schemas.microsoft.com/office/word/2010/wordprocessingDrawing" xmlns:wp="http://schemas.openxmlformats.org/drawingml/2006/wordprocessingDrawing" xmlns:w10="urn:schemas-microsoft-com:office:word" xmlns:w="http://schemas.openxmlformats.org/wordprocessingml/2006/main" xmlns:w14="http://schemas.microsoft.com/office/word/2010/wordml" xmlns:w15="http://schemas.microsoft.com/office/word/2012/wordml" xmlns:w16se="http://schemas.microsoft.com/office/word/2015/wordml/symex" xmlns:wpg="http://schemas.microsoft.com/office/word/2010/wordprocessingGroup" xmlns:wpi="http://schemas.microsoft.com/office/word/2010/wordprocessingInk" xmlns:wne="http://schemas.microsoft.com/office/word/2006/wordml" xmlns:wps="http://schemas.microsoft.com/office/word/2010/wordprocessingShape" mc:Ignorable="w14 w15 w16se wp14">
+<w:footnotes xmlns:wpc="http://schemas.microsoft.com/office/word/2010/wordprocessingCanvas" xmlns:cx="http://schemas.microsoft.com/office/drawing/2014/chartex" xmlns:cx1="http://schemas.microsoft.com/office/drawing/2015/9/8/chartex" xmlns:mc="http://schemas.openxmlformats.org/markup-compatibility/2006" xmlns:o="urn:schemas-microsoft-com:office:office" xmlns:r="http://schemas.openxmlformats.org/officeDocument/2006/relationships" xmlns:m="http://schemas.openxmlformats.org/officeDocument/2006/math" xmlns:v="urn:schemas-microsoft-com:vml" xmlns:wp14="http://schemas.microsoft.com/office/word/2010/wordprocessingDrawing" xmlns:wp="http://schemas.openxmlformats.org/drawingml/2006/wordprocessingDrawing" xmlns:w10="urn:schemas-microsoft-com:office:word" xmlns:w="http://schemas.openxmlformats.org/wordprocessingml/2006/main" xmlns:w14="http://schemas.microsoft.com/office/word/2010/wordml" xmlns:w15="http://schemas.microsoft.com/office/word/2012/wordml" xmlns:w16se="http://schemas.microsoft.com/office/word/2015/wordml/symex" xmlns:wpg="http://schemas.microsoft.com/office/word/2010/wordprocessingGroup" xmlns:wpi="http://schemas.microsoft.com/office/word/2010/wordprocessingInk" xmlns:wne="http://schemas.microsoft.com/office/word/2006/wordml" xmlns:wps="http://schemas.microsoft.com/office/word/2010/wordprocessingShape" mc:Ignorable="w14 w15 w16se wp14">
   <w:footnote w:type="separator" w:id="-1">
     <w:p>
       <w:r>
@@ -7469,7 +7472,7 @@
 </file>
 
 <file path=word/header1.xml><?xml version="1.0" encoding="utf-8"?>
-<w:hdr xmlns:wpc="http://schemas.microsoft.com/office/word/2010/wordprocessingCanvas" xmlns:cx="http://schemas.microsoft.com/office/drawing/2014/chartex" xmlns:mc="http://schemas.openxmlformats.org/markup-compatibility/2006" xmlns:o="urn:schemas-microsoft-com:office:office" xmlns:r="http://schemas.openxmlformats.org/officeDocument/2006/relationships" xmlns:m="http://schemas.openxmlformats.org/officeDocument/2006/math" xmlns:v="urn:schemas-microsoft-com:vml" xmlns:wp14="http://schemas.microsoft.com/office/word/2010/wordprocessingDrawing" xmlns:wp="http://schemas.openxmlformats.org/drawingml/2006/wordprocessingDrawing" xmlns:w10="urn:schemas-microsoft-com:office:word" xmlns:w="http://schemas.openxmlformats.org/wordprocessingml/2006/main" xmlns:w14="http://schemas.microsoft.com/office/word/2010/wordml" xmlns:w15="http://schemas.microsoft.com/office/word/2012/wordml" xmlns:w16se="http://schemas.microsoft.com/office/word/2015/wordml/symex" xmlns:wpg="http://schemas.microsoft.com/office/word/2010/wordprocessingGroup" xmlns:wpi="http://schemas.microsoft.com/office/word/2010/wordprocessingInk" xmlns:wne="http://schemas.microsoft.com/office/word/2006/wordml" xmlns:wps="http://schemas.microsoft.com/office/word/2010/wordprocessingShape" mc:Ignorable="w14 w15 w16se wp14">
+<w:hdr xmlns:wpc="http://schemas.microsoft.com/office/word/2010/wordprocessingCanvas" xmlns:cx="http://schemas.microsoft.com/office/drawing/2014/chartex" xmlns:cx1="http://schemas.microsoft.com/office/drawing/2015/9/8/chartex" xmlns:mc="http://schemas.openxmlformats.org/markup-compatibility/2006" xmlns:o="urn:schemas-microsoft-com:office:office" xmlns:r="http://schemas.openxmlformats.org/officeDocument/2006/relationships" xmlns:m="http://schemas.openxmlformats.org/officeDocument/2006/math" xmlns:v="urn:schemas-microsoft-com:vml" xmlns:wp14="http://schemas.microsoft.com/office/word/2010/wordprocessingDrawing" xmlns:wp="http://schemas.openxmlformats.org/drawingml/2006/wordprocessingDrawing" xmlns:w10="urn:schemas-microsoft-com:office:word" xmlns:w="http://schemas.openxmlformats.org/wordprocessingml/2006/main" xmlns:w14="http://schemas.microsoft.com/office/word/2010/wordml" xmlns:w15="http://schemas.microsoft.com/office/word/2012/wordml" xmlns:w16se="http://schemas.microsoft.com/office/word/2015/wordml/symex" xmlns:wpg="http://schemas.microsoft.com/office/word/2010/wordprocessingGroup" xmlns:wpi="http://schemas.microsoft.com/office/word/2010/wordprocessingInk" xmlns:wne="http://schemas.microsoft.com/office/word/2006/wordml" xmlns:wps="http://schemas.microsoft.com/office/word/2010/wordprocessingShape" mc:Ignorable="w14 w15 w16se wp14">
   <w:p>
     <w:pPr>
       <w:pStyle w:val="a7"/>
@@ -7629,7 +7632,7 @@
 </file>
 
 <file path=word/numbering.xml><?xml version="1.0" encoding="utf-8"?>
-<w:numbering xmlns:wpc="http://schemas.microsoft.com/office/word/2010/wordprocessingCanvas" xmlns:cx="http://schemas.microsoft.com/office/drawing/2014/chartex" xmlns:mc="http://schemas.openxmlformats.org/markup-compatibility/2006" xmlns:o="urn:schemas-microsoft-com:office:office" xmlns:r="http://schemas.openxmlformats.org/officeDocument/2006/relationships" xmlns:m="http://schemas.openxmlformats.org/officeDocument/2006/math" xmlns:v="urn:schemas-microsoft-com:vml" xmlns:wp14="http://schemas.microsoft.com/office/word/2010/wordprocessingDrawing" xmlns:wp="http://schemas.openxmlformats.org/drawingml/2006/wordprocessingDrawing" xmlns:w10="urn:schemas-microsoft-com:office:word" xmlns:w="http://schemas.openxmlformats.org/wordprocessingml/2006/main" xmlns:w14="http://schemas.microsoft.com/office/word/2010/wordml" xmlns:w15="http://schemas.microsoft.com/office/word/2012/wordml" xmlns:w16se="http://schemas.microsoft.com/office/word/2015/wordml/symex" xmlns:wpg="http://schemas.microsoft.com/office/word/2010/wordprocessingGroup" xmlns:wpi="http://schemas.microsoft.com/office/word/2010/wordprocessingInk" xmlns:wne="http://schemas.microsoft.com/office/word/2006/wordml" xmlns:wps="http://schemas.microsoft.com/office/word/2010/wordprocessingShape" mc:Ignorable="w14 w15 w16se wp14">
+<w:numbering xmlns:wpc="http://schemas.microsoft.com/office/word/2010/wordprocessingCanvas" xmlns:cx="http://schemas.microsoft.com/office/drawing/2014/chartex" xmlns:cx1="http://schemas.microsoft.com/office/drawing/2015/9/8/chartex" xmlns:mc="http://schemas.openxmlformats.org/markup-compatibility/2006" xmlns:o="urn:schemas-microsoft-com:office:office" xmlns:r="http://schemas.openxmlformats.org/officeDocument/2006/relationships" xmlns:m="http://schemas.openxmlformats.org/officeDocument/2006/math" xmlns:v="urn:schemas-microsoft-com:vml" xmlns:wp14="http://schemas.microsoft.com/office/word/2010/wordprocessingDrawing" xmlns:wp="http://schemas.openxmlformats.org/drawingml/2006/wordprocessingDrawing" xmlns:w10="urn:schemas-microsoft-com:office:word" xmlns:w="http://schemas.openxmlformats.org/wordprocessingml/2006/main" xmlns:w14="http://schemas.microsoft.com/office/word/2010/wordml" xmlns:w15="http://schemas.microsoft.com/office/word/2012/wordml" xmlns:w16se="http://schemas.microsoft.com/office/word/2015/wordml/symex" xmlns:wpg="http://schemas.microsoft.com/office/word/2010/wordprocessingGroup" xmlns:wpi="http://schemas.microsoft.com/office/word/2010/wordprocessingInk" xmlns:wne="http://schemas.microsoft.com/office/word/2006/wordml" xmlns:wps="http://schemas.microsoft.com/office/word/2010/wordprocessingShape" mc:Ignorable="w14 w15 w16se wp14">
   <w:abstractNum w:abstractNumId="0" w15:restartNumberingAfterBreak="0">
     <w:nsid w:val="09D865A4"/>
     <w:multiLevelType w:val="hybridMultilevel"/>
@@ -8990,7 +8993,7 @@
 </file>
 
 <file path=customXml/itemProps1.xml><?xml version="1.0" encoding="utf-8"?>
-<ds:datastoreItem xmlns:ds="http://schemas.openxmlformats.org/officeDocument/2006/customXml" ds:itemID="{88AAC35F-774B-4B4A-AF3B-E559C27C12CD}">
+<ds:datastoreItem xmlns:ds="http://schemas.openxmlformats.org/officeDocument/2006/customXml" ds:itemID="{521A7A91-39EC-442F-A9D4-18EEBBFBDC49}">
   <ds:schemaRefs>
     <ds:schemaRef ds:uri="http://schemas.openxmlformats.org/officeDocument/2006/bibliography"/>
   </ds:schemaRefs>

--- a/03/ВСЕ Задачи №3[кес 2.8].docx
+++ b/03/ВСЕ Задачи №3[кес 2.8].docx
@@ -1,13 +1,9 @@
 
 <file path=word/document.xml><?xml version="1.0" encoding="utf-8"?>
-<w:document xmlns:wpc="http://schemas.microsoft.com/office/word/2010/wordprocessingCanvas" xmlns:cx="http://schemas.microsoft.com/office/drawing/2014/chartex" xmlns:cx1="http://schemas.microsoft.com/office/drawing/2015/9/8/chartex" xmlns:mc="http://schemas.openxmlformats.org/markup-compatibility/2006" xmlns:o="urn:schemas-microsoft-com:office:office" xmlns:r="http://schemas.openxmlformats.org/officeDocument/2006/relationships" xmlns:m="http://schemas.openxmlformats.org/officeDocument/2006/math" xmlns:v="urn:schemas-microsoft-com:vml" xmlns:wp14="http://schemas.microsoft.com/office/word/2010/wordprocessingDrawing" xmlns:wp="http://schemas.openxmlformats.org/drawingml/2006/wordprocessingDrawing" xmlns:w10="urn:schemas-microsoft-com:office:word" xmlns:w="http://schemas.openxmlformats.org/wordprocessingml/2006/main" xmlns:w14="http://schemas.microsoft.com/office/word/2010/wordml" xmlns:w15="http://schemas.microsoft.com/office/word/2012/wordml" xmlns:w16se="http://schemas.microsoft.com/office/word/2015/wordml/symex" xmlns:wpg="http://schemas.microsoft.com/office/word/2010/wordprocessingGroup" xmlns:wpi="http://schemas.microsoft.com/office/word/2010/wordprocessingInk" xmlns:wne="http://schemas.microsoft.com/office/word/2006/wordml" xmlns:wps="http://schemas.microsoft.com/office/word/2010/wordprocessingShape" mc:Ignorable="w14 w15 w16se wp14">
+<w:document xmlns:wpc="http://schemas.microsoft.com/office/word/2010/wordprocessingCanvas" xmlns:cx="http://schemas.microsoft.com/office/drawing/2014/chartex" xmlns:mc="http://schemas.openxmlformats.org/markup-compatibility/2006" xmlns:o="urn:schemas-microsoft-com:office:office" xmlns:r="http://schemas.openxmlformats.org/officeDocument/2006/relationships" xmlns:m="http://schemas.openxmlformats.org/officeDocument/2006/math" xmlns:v="urn:schemas-microsoft-com:vml" xmlns:wp14="http://schemas.microsoft.com/office/word/2010/wordprocessingDrawing" xmlns:wp="http://schemas.openxmlformats.org/drawingml/2006/wordprocessingDrawing" xmlns:w10="urn:schemas-microsoft-com:office:word" xmlns:w="http://schemas.openxmlformats.org/wordprocessingml/2006/main" xmlns:w14="http://schemas.microsoft.com/office/word/2010/wordml" xmlns:w15="http://schemas.microsoft.com/office/word/2012/wordml" xmlns:w16se="http://schemas.microsoft.com/office/word/2015/wordml/symex" xmlns:wpg="http://schemas.microsoft.com/office/word/2010/wordprocessingGroup" xmlns:wpi="http://schemas.microsoft.com/office/word/2010/wordprocessingInk" xmlns:wne="http://schemas.microsoft.com/office/word/2006/wordml" xmlns:wps="http://schemas.microsoft.com/office/word/2010/wordprocessingShape" mc:Ignorable="w14 w15 w16se wp14">
   <w:body>
     <w:p>
       <w:pPr>
-        <w:pStyle w:val="11"/>
-        <w:tabs>
-          <w:tab w:val="left" w:pos="1320"/>
-        </w:tabs>
         <w:rPr>
           <w:rFonts w:asciiTheme="minorHAnsi" w:eastAsiaTheme="minorEastAsia" w:hAnsiTheme="minorHAnsi"/>
           <w:noProof/>
@@ -33,7 +29,7 @@
         </w:rPr>
         <w:fldChar w:fldCharType="separate"/>
       </w:r>
-      <w:hyperlink w:anchor="_Toc213673222" w:history="1">
+      <w:hyperlink w:anchor="_Toc213846930" w:history="1">
         <w:r>
           <w:rPr>
             <w:rStyle w:val="a3"/>
@@ -51,6 +47,13 @@
             <w:lang w:eastAsia="ru-RU"/>
           </w:rPr>
           <w:tab/>
+        </w:r>
+        <w:r>
+          <w:rPr>
+            <w:rStyle w:val="a3"/>
+            <w:noProof/>
+          </w:rPr>
+          <w:t>Номер: </w:t>
         </w:r>
         <w:r>
           <w:rPr>
@@ -59,7 +62,7 @@
             <w:bCs/>
             <w:noProof/>
           </w:rPr>
-          <w:t>Номер: 0A6843</w:t>
+          <w:t>0A6843</w:t>
         </w:r>
         <w:r>
           <w:rPr>
@@ -80,7 +83,7 @@
             <w:noProof/>
             <w:webHidden/>
           </w:rPr>
-          <w:instrText xml:space="preserve"> PAGEREF _Toc213673222 \h </w:instrText>
+          <w:instrText xml:space="preserve"> PAGEREF _Toc213846930 \h </w:instrText>
         </w:r>
         <w:r>
           <w:rPr>
@@ -100,7 +103,7 @@
             <w:noProof/>
             <w:webHidden/>
           </w:rPr>
-          <w:t>2</w:t>
+          <w:t>3</w:t>
         </w:r>
         <w:r>
           <w:rPr>
@@ -113,10 +116,6 @@
     </w:p>
     <w:p>
       <w:pPr>
-        <w:pStyle w:val="11"/>
-        <w:tabs>
-          <w:tab w:val="left" w:pos="1320"/>
-        </w:tabs>
         <w:rPr>
           <w:rFonts w:asciiTheme="minorHAnsi" w:eastAsiaTheme="minorEastAsia" w:hAnsiTheme="minorHAnsi"/>
           <w:noProof/>
@@ -124,7 +123,7 @@
           <w:lang w:eastAsia="ru-RU"/>
         </w:rPr>
       </w:pPr>
-      <w:hyperlink w:anchor="_Toc213673223" w:history="1">
+      <w:hyperlink w:anchor="_Toc213846931" w:history="1">
         <w:r>
           <w:rPr>
             <w:rStyle w:val="a3"/>
@@ -146,11 +145,18 @@
         <w:r>
           <w:rPr>
             <w:rStyle w:val="a3"/>
+            <w:noProof/>
+          </w:rPr>
+          <w:t>Номер: </w:t>
+        </w:r>
+        <w:r>
+          <w:rPr>
+            <w:rStyle w:val="a3"/>
             <w:b/>
             <w:bCs/>
             <w:noProof/>
           </w:rPr>
-          <w:t>Номер: 09B748</w:t>
+          <w:t>09B748</w:t>
         </w:r>
         <w:r>
           <w:rPr>
@@ -171,7 +177,7 @@
             <w:noProof/>
             <w:webHidden/>
           </w:rPr>
-          <w:instrText xml:space="preserve"> PAGEREF _Toc213673223 \h </w:instrText>
+          <w:instrText xml:space="preserve"> PAGEREF _Toc213846931 \h </w:instrText>
         </w:r>
         <w:r>
           <w:rPr>
@@ -191,7 +197,7 @@
             <w:noProof/>
             <w:webHidden/>
           </w:rPr>
-          <w:t>2</w:t>
+          <w:t>3</w:t>
         </w:r>
         <w:r>
           <w:rPr>
@@ -204,10 +210,6 @@
     </w:p>
     <w:p>
       <w:pPr>
-        <w:pStyle w:val="11"/>
-        <w:tabs>
-          <w:tab w:val="left" w:pos="1320"/>
-        </w:tabs>
         <w:rPr>
           <w:rFonts w:asciiTheme="minorHAnsi" w:eastAsiaTheme="minorEastAsia" w:hAnsiTheme="minorHAnsi"/>
           <w:noProof/>
@@ -215,7 +217,7 @@
           <w:lang w:eastAsia="ru-RU"/>
         </w:rPr>
       </w:pPr>
-      <w:hyperlink w:anchor="_Toc213673224" w:history="1">
+      <w:hyperlink w:anchor="_Toc213846932" w:history="1">
         <w:r>
           <w:rPr>
             <w:rStyle w:val="a3"/>
@@ -233,6 +235,13 @@
             <w:lang w:eastAsia="ru-RU"/>
           </w:rPr>
           <w:tab/>
+        </w:r>
+        <w:r>
+          <w:rPr>
+            <w:rStyle w:val="a3"/>
+            <w:noProof/>
+          </w:rPr>
+          <w:t>Номер: </w:t>
         </w:r>
         <w:r>
           <w:rPr>
@@ -241,7 +250,7 @@
             <w:bCs/>
             <w:noProof/>
           </w:rPr>
-          <w:t>Номер: 5F2747</w:t>
+          <w:t>5F2747</w:t>
         </w:r>
         <w:r>
           <w:rPr>
@@ -262,7 +271,7 @@
             <w:noProof/>
             <w:webHidden/>
           </w:rPr>
-          <w:instrText xml:space="preserve"> PAGEREF _Toc213673224 \h </w:instrText>
+          <w:instrText xml:space="preserve"> PAGEREF _Toc213846932 \h </w:instrText>
         </w:r>
         <w:r>
           <w:rPr>
@@ -282,7 +291,7 @@
             <w:noProof/>
             <w:webHidden/>
           </w:rPr>
-          <w:t>2</w:t>
+          <w:t>3</w:t>
         </w:r>
         <w:r>
           <w:rPr>
@@ -295,10 +304,6 @@
     </w:p>
     <w:p>
       <w:pPr>
-        <w:pStyle w:val="11"/>
-        <w:tabs>
-          <w:tab w:val="left" w:pos="1320"/>
-        </w:tabs>
         <w:rPr>
           <w:rFonts w:asciiTheme="minorHAnsi" w:eastAsiaTheme="minorEastAsia" w:hAnsiTheme="minorHAnsi"/>
           <w:noProof/>
@@ -306,7 +311,7 @@
           <w:lang w:eastAsia="ru-RU"/>
         </w:rPr>
       </w:pPr>
-      <w:hyperlink w:anchor="_Toc213673225" w:history="1">
+      <w:hyperlink w:anchor="_Toc213846933" w:history="1">
         <w:r>
           <w:rPr>
             <w:rStyle w:val="a3"/>
@@ -328,11 +333,18 @@
         <w:r>
           <w:rPr>
             <w:rStyle w:val="a3"/>
+            <w:noProof/>
+          </w:rPr>
+          <w:t>Номер: </w:t>
+        </w:r>
+        <w:r>
+          <w:rPr>
+            <w:rStyle w:val="a3"/>
             <w:b/>
             <w:bCs/>
             <w:noProof/>
           </w:rPr>
-          <w:t>Номер: 5C6C4C</w:t>
+          <w:t>5C6C4C</w:t>
         </w:r>
         <w:r>
           <w:rPr>
@@ -353,7 +365,7 @@
             <w:noProof/>
             <w:webHidden/>
           </w:rPr>
-          <w:instrText xml:space="preserve"> PAGEREF _Toc213673225 \h </w:instrText>
+          <w:instrText xml:space="preserve"> PAGEREF _Toc213846933 \h </w:instrText>
         </w:r>
         <w:r>
           <w:rPr>
@@ -373,7 +385,7 @@
             <w:noProof/>
             <w:webHidden/>
           </w:rPr>
-          <w:t>3</w:t>
+          <w:t>4</w:t>
         </w:r>
         <w:r>
           <w:rPr>
@@ -386,10 +398,6 @@
     </w:p>
     <w:p>
       <w:pPr>
-        <w:pStyle w:val="11"/>
-        <w:tabs>
-          <w:tab w:val="left" w:pos="1320"/>
-        </w:tabs>
         <w:rPr>
           <w:rFonts w:asciiTheme="minorHAnsi" w:eastAsiaTheme="minorEastAsia" w:hAnsiTheme="minorHAnsi"/>
           <w:noProof/>
@@ -397,7 +405,7 @@
           <w:lang w:eastAsia="ru-RU"/>
         </w:rPr>
       </w:pPr>
-      <w:hyperlink w:anchor="_Toc213673226" w:history="1">
+      <w:hyperlink w:anchor="_Toc213846934" w:history="1">
         <w:r>
           <w:rPr>
             <w:rStyle w:val="a3"/>
@@ -419,11 +427,18 @@
         <w:r>
           <w:rPr>
             <w:rStyle w:val="a3"/>
+            <w:noProof/>
+          </w:rPr>
+          <w:t>Номер: </w:t>
+        </w:r>
+        <w:r>
+          <w:rPr>
+            <w:rStyle w:val="a3"/>
             <w:b/>
             <w:bCs/>
             <w:noProof/>
           </w:rPr>
-          <w:t>Номер: 83F641</w:t>
+          <w:t>83F641</w:t>
         </w:r>
         <w:r>
           <w:rPr>
@@ -444,7 +459,7 @@
             <w:noProof/>
             <w:webHidden/>
           </w:rPr>
-          <w:instrText xml:space="preserve"> PAGEREF _Toc213673226 \h </w:instrText>
+          <w:instrText xml:space="preserve"> PAGEREF _Toc213846934 \h </w:instrText>
         </w:r>
         <w:r>
           <w:rPr>
@@ -464,7 +479,7 @@
             <w:noProof/>
             <w:webHidden/>
           </w:rPr>
-          <w:t>3</w:t>
+          <w:t>4</w:t>
         </w:r>
         <w:r>
           <w:rPr>
@@ -477,10 +492,6 @@
     </w:p>
     <w:p>
       <w:pPr>
-        <w:pStyle w:val="11"/>
-        <w:tabs>
-          <w:tab w:val="left" w:pos="1320"/>
-        </w:tabs>
         <w:rPr>
           <w:rFonts w:asciiTheme="minorHAnsi" w:eastAsiaTheme="minorEastAsia" w:hAnsiTheme="minorHAnsi"/>
           <w:noProof/>
@@ -488,7 +499,7 @@
           <w:lang w:eastAsia="ru-RU"/>
         </w:rPr>
       </w:pPr>
-      <w:hyperlink w:anchor="_Toc213673227" w:history="1">
+      <w:hyperlink w:anchor="_Toc213846935" w:history="1">
         <w:r>
           <w:rPr>
             <w:rStyle w:val="a3"/>
@@ -510,11 +521,18 @@
         <w:r>
           <w:rPr>
             <w:rStyle w:val="a3"/>
+            <w:noProof/>
+          </w:rPr>
+          <w:t>Номер: </w:t>
+        </w:r>
+        <w:r>
+          <w:rPr>
+            <w:rStyle w:val="a3"/>
             <w:b/>
             <w:bCs/>
             <w:noProof/>
           </w:rPr>
-          <w:t>Номер: 7C8BF1</w:t>
+          <w:t>7C8BF1</w:t>
         </w:r>
         <w:r>
           <w:rPr>
@@ -535,7 +553,7 @@
             <w:noProof/>
             <w:webHidden/>
           </w:rPr>
-          <w:instrText xml:space="preserve"> PAGEREF _Toc213673227 \h </w:instrText>
+          <w:instrText xml:space="preserve"> PAGEREF _Toc213846935 \h </w:instrText>
         </w:r>
         <w:r>
           <w:rPr>
@@ -555,7 +573,7 @@
             <w:noProof/>
             <w:webHidden/>
           </w:rPr>
-          <w:t>3</w:t>
+          <w:t>4</w:t>
         </w:r>
         <w:r>
           <w:rPr>
@@ -568,10 +586,6 @@
     </w:p>
     <w:p>
       <w:pPr>
-        <w:pStyle w:val="11"/>
-        <w:tabs>
-          <w:tab w:val="left" w:pos="1320"/>
-        </w:tabs>
         <w:rPr>
           <w:rFonts w:asciiTheme="minorHAnsi" w:eastAsiaTheme="minorEastAsia" w:hAnsiTheme="minorHAnsi"/>
           <w:noProof/>
@@ -579,7 +593,7 @@
           <w:lang w:eastAsia="ru-RU"/>
         </w:rPr>
       </w:pPr>
-      <w:hyperlink w:anchor="_Toc213673228" w:history="1">
+      <w:hyperlink w:anchor="_Toc213846936" w:history="1">
         <w:r>
           <w:rPr>
             <w:rStyle w:val="a3"/>
@@ -597,6 +611,13 @@
             <w:lang w:eastAsia="ru-RU"/>
           </w:rPr>
           <w:tab/>
+        </w:r>
+        <w:r>
+          <w:rPr>
+            <w:rStyle w:val="a3"/>
+            <w:noProof/>
+          </w:rPr>
+          <w:t>Номер: </w:t>
         </w:r>
         <w:r>
           <w:rPr>
@@ -605,7 +626,7 @@
             <w:bCs/>
             <w:noProof/>
           </w:rPr>
-          <w:t>Номер: 742DF5</w:t>
+          <w:t>742DF5</w:t>
         </w:r>
         <w:r>
           <w:rPr>
@@ -626,7 +647,7 @@
             <w:noProof/>
             <w:webHidden/>
           </w:rPr>
-          <w:instrText xml:space="preserve"> PAGEREF _Toc213673228 \h </w:instrText>
+          <w:instrText xml:space="preserve"> PAGEREF _Toc213846936 \h </w:instrText>
         </w:r>
         <w:r>
           <w:rPr>
@@ -646,7 +667,7 @@
             <w:noProof/>
             <w:webHidden/>
           </w:rPr>
-          <w:t>4</w:t>
+          <w:t>5</w:t>
         </w:r>
         <w:r>
           <w:rPr>
@@ -659,10 +680,6 @@
     </w:p>
     <w:p>
       <w:pPr>
-        <w:pStyle w:val="11"/>
-        <w:tabs>
-          <w:tab w:val="left" w:pos="1320"/>
-        </w:tabs>
         <w:rPr>
           <w:rFonts w:asciiTheme="minorHAnsi" w:eastAsiaTheme="minorEastAsia" w:hAnsiTheme="minorHAnsi"/>
           <w:noProof/>
@@ -670,7 +687,7 @@
           <w:lang w:eastAsia="ru-RU"/>
         </w:rPr>
       </w:pPr>
-      <w:hyperlink w:anchor="_Toc213673229" w:history="1">
+      <w:hyperlink w:anchor="_Toc213846937" w:history="1">
         <w:r>
           <w:rPr>
             <w:rStyle w:val="a3"/>
@@ -724,7 +741,7 @@
             <w:noProof/>
             <w:webHidden/>
           </w:rPr>
-          <w:instrText xml:space="preserve"> PAGEREF _Toc213673229 \h </w:instrText>
+          <w:instrText xml:space="preserve"> PAGEREF _Toc213846937 \h </w:instrText>
         </w:r>
         <w:r>
           <w:rPr>
@@ -744,7 +761,7 @@
             <w:noProof/>
             <w:webHidden/>
           </w:rPr>
-          <w:t>4</w:t>
+          <w:t>5</w:t>
         </w:r>
         <w:r>
           <w:rPr>
@@ -757,10 +774,6 @@
     </w:p>
     <w:p>
       <w:pPr>
-        <w:pStyle w:val="11"/>
-        <w:tabs>
-          <w:tab w:val="left" w:pos="1320"/>
-        </w:tabs>
         <w:rPr>
           <w:rFonts w:asciiTheme="minorHAnsi" w:eastAsiaTheme="minorEastAsia" w:hAnsiTheme="minorHAnsi"/>
           <w:noProof/>
@@ -768,7 +781,7 @@
           <w:lang w:eastAsia="ru-RU"/>
         </w:rPr>
       </w:pPr>
-      <w:hyperlink w:anchor="_Toc213673230" w:history="1">
+      <w:hyperlink w:anchor="_Toc213846938" w:history="1">
         <w:r>
           <w:rPr>
             <w:rStyle w:val="a3"/>
@@ -822,7 +835,7 @@
             <w:noProof/>
             <w:webHidden/>
           </w:rPr>
-          <w:instrText xml:space="preserve"> PAGEREF _Toc213673230 \h </w:instrText>
+          <w:instrText xml:space="preserve"> PAGEREF _Toc213846938 \h </w:instrText>
         </w:r>
         <w:r>
           <w:rPr>
@@ -842,7 +855,7 @@
             <w:noProof/>
             <w:webHidden/>
           </w:rPr>
-          <w:t>4</w:t>
+          <w:t>5</w:t>
         </w:r>
         <w:r>
           <w:rPr>
@@ -855,10 +868,6 @@
     </w:p>
     <w:p>
       <w:pPr>
-        <w:pStyle w:val="11"/>
-        <w:tabs>
-          <w:tab w:val="left" w:pos="1320"/>
-        </w:tabs>
         <w:rPr>
           <w:rFonts w:asciiTheme="minorHAnsi" w:eastAsiaTheme="minorEastAsia" w:hAnsiTheme="minorHAnsi"/>
           <w:noProof/>
@@ -866,7 +875,7 @@
           <w:lang w:eastAsia="ru-RU"/>
         </w:rPr>
       </w:pPr>
-      <w:hyperlink w:anchor="_Toc213673231" w:history="1">
+      <w:hyperlink w:anchor="_Toc213846939" w:history="1">
         <w:r>
           <w:rPr>
             <w:rStyle w:val="a3"/>
@@ -920,7 +929,7 @@
             <w:noProof/>
             <w:webHidden/>
           </w:rPr>
-          <w:instrText xml:space="preserve"> PAGEREF _Toc213673231 \h </w:instrText>
+          <w:instrText xml:space="preserve"> PAGEREF _Toc213846939 \h </w:instrText>
         </w:r>
         <w:r>
           <w:rPr>
@@ -940,7 +949,373 @@
             <w:noProof/>
             <w:webHidden/>
           </w:rPr>
-          <w:t>5</w:t>
+          <w:t>6</w:t>
+        </w:r>
+        <w:r>
+          <w:rPr>
+            <w:noProof/>
+            <w:webHidden/>
+          </w:rPr>
+          <w:fldChar w:fldCharType="end"/>
+        </w:r>
+      </w:hyperlink>
+    </w:p>
+    <w:p>
+      <w:pPr>
+        <w:rPr>
+          <w:rFonts w:asciiTheme="minorHAnsi" w:eastAsiaTheme="minorEastAsia" w:hAnsiTheme="minorHAnsi"/>
+          <w:noProof/>
+          <w:sz w:val="22"/>
+          <w:lang w:eastAsia="ru-RU"/>
+        </w:rPr>
+      </w:pPr>
+      <w:hyperlink w:anchor="_Toc213846940" w:history="1">
+        <w:r>
+          <w:rPr>
+            <w:rStyle w:val="a3"/>
+            <w:b/>
+            <w:bCs/>
+            <w:noProof/>
+          </w:rPr>
+          <w:t>11.</w:t>
+        </w:r>
+        <w:r>
+          <w:rPr>
+            <w:rFonts w:asciiTheme="minorHAnsi" w:eastAsiaTheme="minorEastAsia" w:hAnsiTheme="minorHAnsi"/>
+            <w:noProof/>
+            <w:sz w:val="22"/>
+            <w:lang w:eastAsia="ru-RU"/>
+          </w:rPr>
+          <w:tab/>
+        </w:r>
+        <w:r>
+          <w:rPr>
+            <w:rStyle w:val="a3"/>
+            <w:noProof/>
+          </w:rPr>
+          <w:t>Номер: </w:t>
+        </w:r>
+        <w:r>
+          <w:rPr>
+            <w:rStyle w:val="a3"/>
+            <w:b/>
+            <w:bCs/>
+            <w:noProof/>
+          </w:rPr>
+          <w:t>A4BCFA</w:t>
+        </w:r>
+        <w:r>
+          <w:rPr>
+            <w:noProof/>
+            <w:webHidden/>
+          </w:rPr>
+          <w:tab/>
+        </w:r>
+        <w:r>
+          <w:rPr>
+            <w:noProof/>
+            <w:webHidden/>
+          </w:rPr>
+          <w:fldChar w:fldCharType="begin"/>
+        </w:r>
+        <w:r>
+          <w:rPr>
+            <w:noProof/>
+            <w:webHidden/>
+          </w:rPr>
+          <w:instrText xml:space="preserve"> PAGEREF _Toc213846940 \h </w:instrText>
+        </w:r>
+        <w:r>
+          <w:rPr>
+            <w:noProof/>
+            <w:webHidden/>
+          </w:rPr>
+        </w:r>
+        <w:r>
+          <w:rPr>
+            <w:noProof/>
+            <w:webHidden/>
+          </w:rPr>
+          <w:fldChar w:fldCharType="separate"/>
+        </w:r>
+        <w:r>
+          <w:rPr>
+            <w:noProof/>
+            <w:webHidden/>
+          </w:rPr>
+          <w:t>6</w:t>
+        </w:r>
+        <w:r>
+          <w:rPr>
+            <w:noProof/>
+            <w:webHidden/>
+          </w:rPr>
+          <w:fldChar w:fldCharType="end"/>
+        </w:r>
+      </w:hyperlink>
+    </w:p>
+    <w:p>
+      <w:pPr>
+        <w:rPr>
+          <w:rFonts w:asciiTheme="minorHAnsi" w:eastAsiaTheme="minorEastAsia" w:hAnsiTheme="minorHAnsi"/>
+          <w:noProof/>
+          <w:sz w:val="22"/>
+          <w:lang w:eastAsia="ru-RU"/>
+        </w:rPr>
+      </w:pPr>
+      <w:hyperlink w:anchor="_Toc213846941" w:history="1">
+        <w:r>
+          <w:rPr>
+            <w:rStyle w:val="a3"/>
+            <w:b/>
+            <w:bCs/>
+            <w:noProof/>
+          </w:rPr>
+          <w:t>12.</w:t>
+        </w:r>
+        <w:r>
+          <w:rPr>
+            <w:rFonts w:asciiTheme="minorHAnsi" w:eastAsiaTheme="minorEastAsia" w:hAnsiTheme="minorHAnsi"/>
+            <w:noProof/>
+            <w:sz w:val="22"/>
+            <w:lang w:eastAsia="ru-RU"/>
+          </w:rPr>
+          <w:tab/>
+        </w:r>
+        <w:r>
+          <w:rPr>
+            <w:rStyle w:val="a3"/>
+            <w:noProof/>
+          </w:rPr>
+          <w:t>Номер: </w:t>
+        </w:r>
+        <w:r>
+          <w:rPr>
+            <w:rStyle w:val="a3"/>
+            <w:b/>
+            <w:bCs/>
+            <w:noProof/>
+          </w:rPr>
+          <w:t>1A3B0C</w:t>
+        </w:r>
+        <w:r>
+          <w:rPr>
+            <w:noProof/>
+            <w:webHidden/>
+          </w:rPr>
+          <w:tab/>
+        </w:r>
+        <w:r>
+          <w:rPr>
+            <w:noProof/>
+            <w:webHidden/>
+          </w:rPr>
+          <w:fldChar w:fldCharType="begin"/>
+        </w:r>
+        <w:r>
+          <w:rPr>
+            <w:noProof/>
+            <w:webHidden/>
+          </w:rPr>
+          <w:instrText xml:space="preserve"> PAGEREF _Toc213846941 \h </w:instrText>
+        </w:r>
+        <w:r>
+          <w:rPr>
+            <w:noProof/>
+            <w:webHidden/>
+          </w:rPr>
+        </w:r>
+        <w:r>
+          <w:rPr>
+            <w:noProof/>
+            <w:webHidden/>
+          </w:rPr>
+          <w:fldChar w:fldCharType="separate"/>
+        </w:r>
+        <w:r>
+          <w:rPr>
+            <w:noProof/>
+            <w:webHidden/>
+          </w:rPr>
+          <w:t>6</w:t>
+        </w:r>
+        <w:r>
+          <w:rPr>
+            <w:noProof/>
+            <w:webHidden/>
+          </w:rPr>
+          <w:fldChar w:fldCharType="end"/>
+        </w:r>
+      </w:hyperlink>
+    </w:p>
+    <w:p>
+      <w:pPr>
+        <w:rPr>
+          <w:rFonts w:asciiTheme="minorHAnsi" w:eastAsiaTheme="minorEastAsia" w:hAnsiTheme="minorHAnsi"/>
+          <w:noProof/>
+          <w:sz w:val="22"/>
+          <w:lang w:eastAsia="ru-RU"/>
+        </w:rPr>
+      </w:pPr>
+      <w:hyperlink w:anchor="_Toc213846942" w:history="1">
+        <w:r>
+          <w:rPr>
+            <w:rStyle w:val="a3"/>
+            <w:b/>
+            <w:bCs/>
+            <w:noProof/>
+          </w:rPr>
+          <w:t>13.</w:t>
+        </w:r>
+        <w:r>
+          <w:rPr>
+            <w:rFonts w:asciiTheme="minorHAnsi" w:eastAsiaTheme="minorEastAsia" w:hAnsiTheme="minorHAnsi"/>
+            <w:noProof/>
+            <w:sz w:val="22"/>
+            <w:lang w:eastAsia="ru-RU"/>
+          </w:rPr>
+          <w:tab/>
+        </w:r>
+        <w:r>
+          <w:rPr>
+            <w:rStyle w:val="a3"/>
+            <w:noProof/>
+          </w:rPr>
+          <w:t>Номер: </w:t>
+        </w:r>
+        <w:r>
+          <w:rPr>
+            <w:rStyle w:val="a3"/>
+            <w:b/>
+            <w:bCs/>
+            <w:noProof/>
+          </w:rPr>
+          <w:t>2AD501</w:t>
+        </w:r>
+        <w:r>
+          <w:rPr>
+            <w:noProof/>
+            <w:webHidden/>
+          </w:rPr>
+          <w:tab/>
+        </w:r>
+        <w:r>
+          <w:rPr>
+            <w:noProof/>
+            <w:webHidden/>
+          </w:rPr>
+          <w:fldChar w:fldCharType="begin"/>
+        </w:r>
+        <w:r>
+          <w:rPr>
+            <w:noProof/>
+            <w:webHidden/>
+          </w:rPr>
+          <w:instrText xml:space="preserve"> PAGEREF _Toc213846942 \h </w:instrText>
+        </w:r>
+        <w:r>
+          <w:rPr>
+            <w:noProof/>
+            <w:webHidden/>
+          </w:rPr>
+        </w:r>
+        <w:r>
+          <w:rPr>
+            <w:noProof/>
+            <w:webHidden/>
+          </w:rPr>
+          <w:fldChar w:fldCharType="separate"/>
+        </w:r>
+        <w:r>
+          <w:rPr>
+            <w:noProof/>
+            <w:webHidden/>
+          </w:rPr>
+          <w:t>7</w:t>
+        </w:r>
+        <w:r>
+          <w:rPr>
+            <w:noProof/>
+            <w:webHidden/>
+          </w:rPr>
+          <w:fldChar w:fldCharType="end"/>
+        </w:r>
+      </w:hyperlink>
+    </w:p>
+    <w:p>
+      <w:pPr>
+        <w:rPr>
+          <w:rFonts w:asciiTheme="minorHAnsi" w:eastAsiaTheme="minorEastAsia" w:hAnsiTheme="minorHAnsi"/>
+          <w:noProof/>
+          <w:sz w:val="22"/>
+          <w:lang w:eastAsia="ru-RU"/>
+        </w:rPr>
+      </w:pPr>
+      <w:hyperlink w:anchor="_Toc213846943" w:history="1">
+        <w:r>
+          <w:rPr>
+            <w:rStyle w:val="a3"/>
+            <w:b/>
+            <w:noProof/>
+          </w:rPr>
+          <w:t>14.</w:t>
+        </w:r>
+        <w:r>
+          <w:rPr>
+            <w:rFonts w:asciiTheme="minorHAnsi" w:eastAsiaTheme="minorEastAsia" w:hAnsiTheme="minorHAnsi"/>
+            <w:noProof/>
+            <w:sz w:val="22"/>
+            <w:lang w:eastAsia="ru-RU"/>
+          </w:rPr>
+          <w:tab/>
+        </w:r>
+        <w:r>
+          <w:rPr>
+            <w:rStyle w:val="a3"/>
+            <w:noProof/>
+          </w:rPr>
+          <w:t>Номер: D1CC0C</w:t>
+        </w:r>
+        <w:r>
+          <w:rPr>
+            <w:noProof/>
+            <w:webHidden/>
+          </w:rPr>
+          <w:tab/>
+        </w:r>
+        <w:r>
+          <w:rPr>
+            <w:noProof/>
+            <w:webHidden/>
+          </w:rPr>
+          <w:fldChar w:fldCharType="begin"/>
+        </w:r>
+        <w:r>
+          <w:rPr>
+            <w:noProof/>
+            <w:webHidden/>
+          </w:rPr>
+          <w:instrText xml:space="preserve"> PAGEREF _Toc213846943 \h </w:instrText>
+        </w:r>
+        <w:r>
+          <w:rPr>
+            <w:noProof/>
+            <w:webHidden/>
+          </w:rPr>
+        </w:r>
+        <w:r>
+          <w:rPr>
+            <w:noProof/>
+            <w:webHidden/>
+          </w:rPr>
+          <w:fldChar w:fldCharType="separate"/>
+        </w:r>
+        <w:r>
+          <w:rPr>
+            <w:noProof/>
+            <w:webHidden/>
+          </w:rPr>
+          <w:t>7</w:t>
         </w:r>
         <w:r>
           <w:rPr>
@@ -1132,8 +1507,6 @@
           </w:tcPr>
           <w:p>
             <w:pPr>
-              <w:ind w:firstLine="0"/>
-              <w:jc w:val="center"/>
               <w:rPr>
                 <w:rFonts w:eastAsia="Times New Roman" w:cs="Times New Roman"/>
                 <w:color w:val="333333"/>
@@ -1161,8 +1534,6 @@
           </w:tcPr>
           <w:p>
             <w:pPr>
-              <w:ind w:firstLine="0"/>
-              <w:jc w:val="center"/>
               <w:rPr>
                 <w:rFonts w:eastAsia="Times New Roman" w:cs="Times New Roman"/>
                 <w:color w:val="333333"/>
@@ -1190,8 +1561,6 @@
           </w:tcPr>
           <w:p>
             <w:pPr>
-              <w:ind w:firstLine="0"/>
-              <w:jc w:val="center"/>
               <w:rPr>
                 <w:rFonts w:eastAsia="Times New Roman" w:cs="Times New Roman"/>
                 <w:color w:val="333333"/>
@@ -1236,8 +1605,6 @@
           </w:tcPr>
           <w:p>
             <w:pPr>
-              <w:ind w:firstLine="0"/>
-              <w:jc w:val="center"/>
               <w:rPr>
                 <w:rFonts w:eastAsia="Times New Roman" w:cs="Times New Roman"/>
                 <w:color w:val="333333"/>
@@ -1265,8 +1632,6 @@
           </w:tcPr>
           <w:p>
             <w:pPr>
-              <w:ind w:firstLine="0"/>
-              <w:jc w:val="center"/>
               <w:rPr>
                 <w:rFonts w:eastAsia="Times New Roman" w:cs="Times New Roman"/>
                 <w:color w:val="333333"/>
@@ -1294,8 +1659,6 @@
           </w:tcPr>
           <w:p>
             <w:pPr>
-              <w:ind w:firstLine="0"/>
-              <w:jc w:val="center"/>
               <w:rPr>
                 <w:rFonts w:eastAsia="Times New Roman" w:cs="Times New Roman"/>
                 <w:color w:val="333333"/>
@@ -1328,8 +1691,6 @@
           </w:tcPr>
           <w:p>
             <w:pPr>
-              <w:ind w:firstLine="0"/>
-              <w:jc w:val="center"/>
               <w:rPr>
                 <w:rFonts w:eastAsia="Times New Roman" w:cs="Times New Roman"/>
                 <w:color w:val="333333"/>
@@ -1357,8 +1718,6 @@
           </w:tcPr>
           <w:p>
             <w:pPr>
-              <w:ind w:firstLine="0"/>
-              <w:jc w:val="center"/>
               <w:rPr>
                 <w:rFonts w:eastAsia="Times New Roman" w:cs="Times New Roman"/>
                 <w:color w:val="333333"/>
@@ -1386,8 +1745,6 @@
           </w:tcPr>
           <w:p>
             <w:pPr>
-              <w:ind w:firstLine="0"/>
-              <w:jc w:val="center"/>
               <w:rPr>
                 <w:rFonts w:eastAsia="Times New Roman" w:cs="Times New Roman"/>
                 <w:color w:val="333333"/>
@@ -1420,8 +1777,6 @@
           </w:tcPr>
           <w:p>
             <w:pPr>
-              <w:ind w:firstLine="0"/>
-              <w:jc w:val="center"/>
               <w:rPr>
                 <w:rFonts w:eastAsia="Times New Roman" w:cs="Times New Roman"/>
                 <w:color w:val="333333"/>
@@ -1449,8 +1804,6 @@
           </w:tcPr>
           <w:p>
             <w:pPr>
-              <w:ind w:firstLine="0"/>
-              <w:jc w:val="center"/>
               <w:rPr>
                 <w:rFonts w:eastAsia="Times New Roman" w:cs="Times New Roman"/>
                 <w:color w:val="333333"/>
@@ -1478,8 +1831,6 @@
           </w:tcPr>
           <w:p>
             <w:pPr>
-              <w:ind w:firstLine="0"/>
-              <w:jc w:val="center"/>
               <w:rPr>
                 <w:rFonts w:eastAsia="Times New Roman" w:cs="Times New Roman"/>
                 <w:color w:val="333333"/>
@@ -1512,8 +1863,6 @@
           </w:tcPr>
           <w:p>
             <w:pPr>
-              <w:ind w:firstLine="0"/>
-              <w:jc w:val="center"/>
               <w:rPr>
                 <w:rFonts w:eastAsia="Times New Roman" w:cs="Times New Roman"/>
                 <w:color w:val="333333"/>
@@ -1541,8 +1890,6 @@
           </w:tcPr>
           <w:p>
             <w:pPr>
-              <w:ind w:firstLine="0"/>
-              <w:jc w:val="center"/>
               <w:rPr>
                 <w:rFonts w:eastAsia="Times New Roman" w:cs="Times New Roman"/>
                 <w:color w:val="333333"/>
@@ -1570,8 +1917,6 @@
           </w:tcPr>
           <w:p>
             <w:pPr>
-              <w:ind w:firstLine="0"/>
-              <w:jc w:val="center"/>
               <w:rPr>
                 <w:rFonts w:eastAsia="Times New Roman" w:cs="Times New Roman"/>
                 <w:color w:val="333333"/>
@@ -1804,8 +2149,6 @@
           </w:tcPr>
           <w:p>
             <w:pPr>
-              <w:ind w:firstLine="0"/>
-              <w:jc w:val="center"/>
               <w:rPr>
                 <w:rFonts w:eastAsia="Times New Roman" w:cs="Times New Roman"/>
                 <w:color w:val="333333"/>
@@ -1833,8 +2176,6 @@
           </w:tcPr>
           <w:p>
             <w:pPr>
-              <w:ind w:firstLine="0"/>
-              <w:jc w:val="center"/>
               <w:rPr>
                 <w:rFonts w:eastAsia="Times New Roman" w:cs="Times New Roman"/>
                 <w:color w:val="333333"/>
@@ -1862,8 +2203,6 @@
           </w:tcPr>
           <w:p>
             <w:pPr>
-              <w:ind w:firstLine="0"/>
-              <w:jc w:val="center"/>
               <w:rPr>
                 <w:rFonts w:eastAsia="Times New Roman" w:cs="Times New Roman"/>
                 <w:color w:val="333333"/>
@@ -1928,8 +2267,6 @@
           </w:tcPr>
           <w:p>
             <w:pPr>
-              <w:ind w:firstLine="0"/>
-              <w:jc w:val="center"/>
               <w:rPr>
                 <w:rFonts w:eastAsia="Times New Roman" w:cs="Times New Roman"/>
                 <w:color w:val="333333"/>
@@ -1957,8 +2294,6 @@
           </w:tcPr>
           <w:p>
             <w:pPr>
-              <w:ind w:firstLine="0"/>
-              <w:jc w:val="center"/>
               <w:rPr>
                 <w:rFonts w:eastAsia="Times New Roman" w:cs="Times New Roman"/>
                 <w:color w:val="333333"/>
@@ -1986,8 +2321,6 @@
           </w:tcPr>
           <w:p>
             <w:pPr>
-              <w:ind w:firstLine="0"/>
-              <w:jc w:val="center"/>
               <w:rPr>
                 <w:rFonts w:eastAsia="Times New Roman" w:cs="Times New Roman"/>
                 <w:color w:val="333333"/>
@@ -2020,8 +2353,6 @@
           </w:tcPr>
           <w:p>
             <w:pPr>
-              <w:ind w:firstLine="0"/>
-              <w:jc w:val="center"/>
               <w:rPr>
                 <w:rFonts w:eastAsia="Times New Roman" w:cs="Times New Roman"/>
                 <w:color w:val="333333"/>
@@ -2049,8 +2380,6 @@
           </w:tcPr>
           <w:p>
             <w:pPr>
-              <w:ind w:firstLine="0"/>
-              <w:jc w:val="center"/>
               <w:rPr>
                 <w:rFonts w:eastAsia="Times New Roman" w:cs="Times New Roman"/>
                 <w:color w:val="333333"/>
@@ -2078,8 +2407,6 @@
           </w:tcPr>
           <w:p>
             <w:pPr>
-              <w:ind w:firstLine="0"/>
-              <w:jc w:val="center"/>
               <w:rPr>
                 <w:rFonts w:eastAsia="Times New Roman" w:cs="Times New Roman"/>
                 <w:color w:val="333333"/>
@@ -2112,8 +2439,6 @@
           </w:tcPr>
           <w:p>
             <w:pPr>
-              <w:ind w:firstLine="0"/>
-              <w:jc w:val="center"/>
               <w:rPr>
                 <w:rFonts w:eastAsia="Times New Roman" w:cs="Times New Roman"/>
                 <w:color w:val="333333"/>
@@ -2141,8 +2466,6 @@
           </w:tcPr>
           <w:p>
             <w:pPr>
-              <w:ind w:firstLine="0"/>
-              <w:jc w:val="center"/>
               <w:rPr>
                 <w:rFonts w:eastAsia="Times New Roman" w:cs="Times New Roman"/>
                 <w:color w:val="333333"/>
@@ -2170,8 +2493,6 @@
           </w:tcPr>
           <w:p>
             <w:pPr>
-              <w:ind w:firstLine="0"/>
-              <w:jc w:val="center"/>
               <w:rPr>
                 <w:rFonts w:eastAsia="Times New Roman" w:cs="Times New Roman"/>
                 <w:color w:val="333333"/>
@@ -2204,8 +2525,6 @@
           </w:tcPr>
           <w:p>
             <w:pPr>
-              <w:ind w:firstLine="0"/>
-              <w:jc w:val="center"/>
               <w:rPr>
                 <w:rFonts w:eastAsia="Times New Roman" w:cs="Times New Roman"/>
                 <w:color w:val="333333"/>
@@ -2233,8 +2552,6 @@
           </w:tcPr>
           <w:p>
             <w:pPr>
-              <w:ind w:firstLine="0"/>
-              <w:jc w:val="center"/>
               <w:rPr>
                 <w:rFonts w:eastAsia="Times New Roman" w:cs="Times New Roman"/>
                 <w:color w:val="333333"/>
@@ -2262,8 +2579,6 @@
           </w:tcPr>
           <w:p>
             <w:pPr>
-              <w:ind w:firstLine="0"/>
-              <w:jc w:val="center"/>
               <w:rPr>
                 <w:rFonts w:eastAsia="Times New Roman" w:cs="Times New Roman"/>
                 <w:color w:val="333333"/>
@@ -2492,8 +2807,6 @@
           </w:tcPr>
           <w:p>
             <w:pPr>
-              <w:ind w:firstLine="0"/>
-              <w:jc w:val="center"/>
               <w:rPr>
                 <w:rFonts w:eastAsia="Times New Roman" w:cs="Times New Roman"/>
                 <w:color w:val="333333"/>
@@ -2542,8 +2855,6 @@
           </w:tcPr>
           <w:p>
             <w:pPr>
-              <w:ind w:firstLine="0"/>
-              <w:jc w:val="center"/>
               <w:rPr>
                 <w:rFonts w:eastAsia="Times New Roman" w:cs="Times New Roman"/>
                 <w:color w:val="333333"/>
@@ -2597,8 +2908,6 @@
           </w:tcPr>
           <w:p>
             <w:pPr>
-              <w:ind w:firstLine="0"/>
-              <w:jc w:val="center"/>
               <w:rPr>
                 <w:rFonts w:eastAsia="Times New Roman" w:cs="Times New Roman"/>
                 <w:color w:val="333333"/>
@@ -2626,8 +2935,6 @@
           </w:tcPr>
           <w:p>
             <w:pPr>
-              <w:ind w:firstLine="0"/>
-              <w:jc w:val="center"/>
               <w:rPr>
                 <w:rFonts w:eastAsia="Times New Roman" w:cs="Times New Roman"/>
                 <w:color w:val="333333"/>
@@ -2660,8 +2967,6 @@
           </w:tcPr>
           <w:p>
             <w:pPr>
-              <w:ind w:firstLine="0"/>
-              <w:jc w:val="center"/>
               <w:rPr>
                 <w:rFonts w:eastAsia="Times New Roman" w:cs="Times New Roman"/>
                 <w:color w:val="333333"/>
@@ -2689,8 +2994,6 @@
           </w:tcPr>
           <w:p>
             <w:pPr>
-              <w:ind w:firstLine="0"/>
-              <w:jc w:val="center"/>
               <w:rPr>
                 <w:rFonts w:eastAsia="Times New Roman" w:cs="Times New Roman"/>
                 <w:color w:val="333333"/>
@@ -2716,71 +3019,55 @@
     <w:p>
       <w:pPr>
         <w:pStyle w:val="1"/>
-        <w:numPr>
-          <w:ilvl w:val="0"/>
-          <w:numId w:val="0"/>
-        </w:numPr>
-        <w:ind w:left="1429"/>
+      </w:pPr>
+      <w:r>
+        <w:br w:type="page"/>
+      </w:r>
+      <w:bookmarkStart w:id="0" w:name="_Toc213846930"/>
+      <w:r>
+        <w:lastRenderedPageBreak/>
+        <w:t>Номер: </w:t>
+      </w:r>
+      <w:r>
+        <w:rPr>
+          <w:rStyle w:val="canselect"/>
+        </w:rPr>
+        <w:t>0A6843</w:t>
+      </w:r>
+      <w:bookmarkEnd w:id="0"/>
+    </w:p>
+    <w:p>
+      <w:pPr>
+        <w:rPr>
+          <w:lang w:eastAsia="ru-RU"/>
+        </w:rPr>
+      </w:pPr>
+      <w:r>
+        <w:rPr>
+          <w:lang w:eastAsia="ru-RU"/>
+        </w:rPr>
+        <w:t>Определите наименьшее трёхзначное число</w:t>
+      </w:r>
+      <w:r>
+        <w:rPr>
+          <w:b/>
+          <w:bCs/>
+          <w:i/>
+          <w:iCs/>
+          <w:lang w:eastAsia="ru-RU"/>
+        </w:rPr>
+        <w:t> x</w:t>
+      </w:r>
+      <w:r>
+        <w:rPr>
+          <w:lang w:eastAsia="ru-RU"/>
+        </w:rPr>
+        <w:t>, для которого истинно логическое выражение:</w:t>
+      </w:r>
+    </w:p>
+    <w:p>
+      <w:pPr>
         <w:jc w:val="center"/>
-        <w:rPr>
-          <w:rFonts w:ascii="Times New Roman" w:eastAsia="Times New Roman" w:hAnsi="Times New Roman" w:cs="Times New Roman"/>
-          <w:color w:val="333333"/>
-          <w:sz w:val="27"/>
-          <w:szCs w:val="27"/>
-          <w:lang w:eastAsia="ru-RU"/>
-        </w:rPr>
-      </w:pPr>
-    </w:p>
-    <w:p>
-      <w:pPr>
-        <w:rPr>
-          <w:shd w:val="clear" w:color="auto" w:fill="FFFFFF"/>
-          <w:lang w:eastAsia="ru-RU"/>
-        </w:rPr>
-      </w:pPr>
-      <w:r>
-        <w:rPr>
-          <w:lang w:eastAsia="ru-RU"/>
-        </w:rPr>
-        <w:br w:type="page"/>
-      </w:r>
-    </w:p>
-    <w:p>
-      <w:pPr>
-        <w:pStyle w:val="1"/>
-        <w:rPr>
-          <w:rFonts w:ascii="Times New Roman" w:eastAsia="Times New Roman" w:hAnsi="Times New Roman" w:cs="Times New Roman"/>
-          <w:color w:val="333333"/>
-          <w:sz w:val="27"/>
-          <w:szCs w:val="27"/>
-          <w:lang w:eastAsia="ru-RU"/>
-        </w:rPr>
-      </w:pPr>
-      <w:r>
-        <w:lastRenderedPageBreak/>
-        <w:t xml:space="preserve"> </w:t>
-      </w:r>
-      <w:bookmarkStart w:id="0" w:name="_Toc213673222"/>
-      <w:r>
-        <w:rPr>
-          <w:b/>
-          <w:bCs/>
-        </w:rPr>
-        <w:t>Номер: </w:t>
-      </w:r>
-      <w:r>
-        <w:rPr>
-          <w:rStyle w:val="canselect"/>
-          <w:b/>
-          <w:bCs/>
-        </w:rPr>
-        <w:t>0A6843</w:t>
-      </w:r>
-      <w:bookmarkEnd w:id="0"/>
-    </w:p>
-    <w:p>
-      <w:pPr>
-        <w:ind w:firstLine="708"/>
         <w:rPr>
           <w:rFonts w:eastAsia="Times New Roman" w:cs="Times New Roman"/>
           <w:color w:val="333333"/>
@@ -2797,7 +3084,7 @@
           <w:szCs w:val="27"/>
           <w:lang w:eastAsia="ru-RU"/>
         </w:rPr>
-        <w:t>Определите наименьшее трёхзначное число</w:t>
+        <w:t>(</w:t>
       </w:r>
       <w:r>
         <w:rPr>
@@ -2811,7 +3098,7 @@
           <w:szCs w:val="27"/>
           <w:lang w:eastAsia="ru-RU"/>
         </w:rPr>
-        <w:t> x</w:t>
+        <w:t>x</w:t>
       </w:r>
       <w:r>
         <w:rPr>
@@ -2821,13 +3108,21 @@
           <w:szCs w:val="27"/>
           <w:lang w:eastAsia="ru-RU"/>
         </w:rPr>
-        <w:t>, для которого истинно логическое выражение:</w:t>
-      </w:r>
-    </w:p>
-    <w:p>
-      <w:pPr>
-        <w:ind w:firstLine="0"/>
-        <w:jc w:val="center"/>
+        <w:t> оканчивается на 3) </w:t>
+      </w:r>
+      <w:r>
+        <w:rPr>
+          <w:rFonts w:eastAsia="Times New Roman" w:cs="Times New Roman"/>
+          <w:b/>
+          <w:bCs/>
+          <w:color w:val="333333"/>
+          <w:sz w:val="27"/>
+          <w:szCs w:val="27"/>
+          <w:lang w:eastAsia="ru-RU"/>
+        </w:rPr>
+        <w:t>И НЕ</w:t>
+      </w:r>
+      <w:r>
         <w:rPr>
           <w:rFonts w:eastAsia="Times New Roman" w:cs="Times New Roman"/>
           <w:color w:val="333333"/>
@@ -2835,7 +3130,9 @@
           <w:szCs w:val="27"/>
           <w:lang w:eastAsia="ru-RU"/>
         </w:rPr>
-      </w:pPr>
+        <w:t> (x </w:t>
+      </w:r>
+      <w:proofErr w:type="gramStart"/>
       <w:r>
         <w:rPr>
           <w:rFonts w:eastAsia="Times New Roman" w:cs="Times New Roman"/>
@@ -2844,22 +3141,9 @@
           <w:szCs w:val="27"/>
           <w:lang w:eastAsia="ru-RU"/>
         </w:rPr>
-        <w:t>(</w:t>
-      </w:r>
-      <w:r>
-        <w:rPr>
-          <w:rFonts w:eastAsia="Times New Roman" w:cs="Times New Roman"/>
-          <w:b/>
-          <w:bCs/>
-          <w:i/>
-          <w:iCs/>
-          <w:color w:val="333333"/>
-          <w:sz w:val="27"/>
-          <w:szCs w:val="27"/>
-          <w:lang w:eastAsia="ru-RU"/>
-        </w:rPr>
-        <w:t>x</w:t>
-      </w:r>
+        <w:t>&lt; 230</w:t>
+      </w:r>
+      <w:proofErr w:type="gramEnd"/>
       <w:r>
         <w:rPr>
           <w:rFonts w:eastAsia="Times New Roman" w:cs="Times New Roman"/>
@@ -2868,56 +3152,12 @@
           <w:szCs w:val="27"/>
           <w:lang w:eastAsia="ru-RU"/>
         </w:rPr>
-        <w:t> оканчивается на 3) </w:t>
-      </w:r>
-      <w:r>
-        <w:rPr>
-          <w:rFonts w:eastAsia="Times New Roman" w:cs="Times New Roman"/>
-          <w:b/>
-          <w:bCs/>
-          <w:color w:val="333333"/>
-          <w:sz w:val="27"/>
-          <w:szCs w:val="27"/>
-          <w:lang w:eastAsia="ru-RU"/>
-        </w:rPr>
-        <w:t>И НЕ</w:t>
-      </w:r>
-      <w:r>
-        <w:rPr>
-          <w:rFonts w:eastAsia="Times New Roman" w:cs="Times New Roman"/>
-          <w:color w:val="333333"/>
-          <w:sz w:val="27"/>
-          <w:szCs w:val="27"/>
-          <w:lang w:eastAsia="ru-RU"/>
-        </w:rPr>
-        <w:t> (x </w:t>
-      </w:r>
-      <w:proofErr w:type="gramStart"/>
-      <w:r>
-        <w:rPr>
-          <w:rFonts w:eastAsia="Times New Roman" w:cs="Times New Roman"/>
-          <w:color w:val="333333"/>
-          <w:sz w:val="27"/>
-          <w:szCs w:val="27"/>
-          <w:lang w:eastAsia="ru-RU"/>
-        </w:rPr>
-        <w:t>&lt; 230</w:t>
-      </w:r>
-      <w:proofErr w:type="gramEnd"/>
-      <w:r>
-        <w:rPr>
-          <w:rFonts w:eastAsia="Times New Roman" w:cs="Times New Roman"/>
-          <w:color w:val="333333"/>
-          <w:sz w:val="27"/>
-          <w:szCs w:val="27"/>
-          <w:lang w:eastAsia="ru-RU"/>
-        </w:rPr>
         <w:t>).</w:t>
       </w:r>
     </w:p>
     <w:p>
       <w:pPr>
-        <w:ind w:firstLine="0"/>
+        <w:pStyle w:val="a4"/>
       </w:pPr>
       <w:r>
         <w:rPr>
@@ -2930,13 +3170,13 @@
               <wp:anchor distT="0" distB="0" distL="114300" distR="114300" simplePos="0" relativeHeight="251658240" behindDoc="0" locked="0" layoutInCell="1" allowOverlap="1">
                 <wp:simplePos x="0" y="0"/>
                 <wp:positionH relativeFrom="margin">
-                  <wp:posOffset>416859</wp:posOffset>
+                  <wp:posOffset>297680</wp:posOffset>
                 </wp:positionH>
                 <wp:positionV relativeFrom="paragraph">
-                  <wp:posOffset>97642</wp:posOffset>
+                  <wp:posOffset>49363</wp:posOffset>
                 </wp:positionV>
-                <wp:extent cx="6096000" cy="363070"/>
-                <wp:effectExtent l="0" t="0" r="0" b="0"/>
+                <wp:extent cx="4224355" cy="252663"/>
+                <wp:effectExtent l="0" t="0" r="5080" b="0"/>
                 <wp:wrapNone/>
                 <wp:docPr id="4" name="TextBox 3"/>
                 <wp:cNvGraphicFramePr/>
@@ -2947,7 +3187,7 @@
                       <wps:spPr>
                         <a:xfrm>
                           <a:off x="0" y="0"/>
-                          <a:ext cx="6096000" cy="363070"/>
+                          <a:ext cx="4224355" cy="252663"/>
                         </a:xfrm>
                         <a:prstGeom prst="rect">
                           <a:avLst/>
@@ -2965,7 +3205,6 @@
                             <w:pPr>
                               <w:jc w:val="center"/>
                               <w:rPr>
-                                <w:sz w:val="36"/>
                                 <w:szCs w:val="36"/>
                               </w:rPr>
                             </w:pPr>
@@ -2974,7 +3213,6 @@
                                 <w:b/>
                                 <w:i/>
                                 <w:color w:val="1F4E79" w:themeColor="accent1" w:themeShade="80"/>
-                                <w:sz w:val="36"/>
                                 <w:szCs w:val="36"/>
                               </w:rPr>
                               <w:t>Решение</w:t>
@@ -3003,14 +3241,13 @@
                 <v:stroke joinstyle="miter"/>
                 <v:path gradientshapeok="t" o:connecttype="rect"/>
               </v:shapetype>
-              <v:shape id="TextBox 3" o:spid="_x0000_s1026" type="#_x0000_t202" style="position:absolute;left:0;text-align:left;margin-left:32.8pt;margin-top:7.7pt;width:480pt;height:28.6pt;z-index:251658240;visibility:visible;mso-wrap-style:square;mso-width-percent:0;mso-height-percent:0;mso-wrap-distance-left:9pt;mso-wrap-distance-top:0;mso-wrap-distance-right:9pt;mso-wrap-distance-bottom:0;mso-position-horizontal:absolute;mso-position-horizontal-relative:margin;mso-position-vertical:absolute;mso-position-vertical-relative:text;mso-width-percent:0;mso-height-percent:0;mso-width-relative:margin;mso-height-relative:margin;v-text-anchor:top" o:gfxdata="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" fillcolor="#bdd6ee [1300]" stroked="f">
+              <v:shape id="TextBox 3" o:spid="_x0000_s1026" type="#_x0000_t202" style="position:absolute;margin-left:23.45pt;margin-top:3.9pt;width:332.65pt;height:19.9pt;z-index:251658240;visibility:visible;mso-wrap-style:square;mso-width-percent:0;mso-height-percent:0;mso-wrap-distance-left:9pt;mso-wrap-distance-top:0;mso-wrap-distance-right:9pt;mso-wrap-distance-bottom:0;mso-position-horizontal:absolute;mso-position-horizontal-relative:margin;mso-position-vertical:absolute;mso-position-vertical-relative:text;mso-width-percent:0;mso-height-percent:0;mso-width-relative:margin;mso-height-relative:margin;v-text-anchor:top" o:gfxdata="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" fillcolor="#bdd6ee [1300]" stroked="f">
                 <v:textbox>
                   <w:txbxContent>
                     <w:p>
                       <w:pPr>
                         <w:jc w:val="center"/>
                         <w:rPr>
-                          <w:sz w:val="36"/>
                           <w:szCs w:val="36"/>
                         </w:rPr>
                       </w:pPr>
@@ -3019,7 +3256,6 @@
                           <w:b/>
                           <w:i/>
                           <w:color w:val="1F4E79" w:themeColor="accent1" w:themeShade="80"/>
-                          <w:sz w:val="36"/>
                           <w:szCs w:val="36"/>
                         </w:rPr>
                         <w:t>Решение</w:t>
@@ -3040,8 +3276,8 @@
         </w:rPr>
         <w:drawing>
           <wp:inline distT="0" distB="0" distL="0" distR="0">
-            <wp:extent cx="6892258" cy="2324100"/>
-            <wp:effectExtent l="0" t="0" r="4445" b="0"/>
+            <wp:extent cx="4778375" cy="1611289"/>
+            <wp:effectExtent l="0" t="0" r="3175" b="8255"/>
             <wp:docPr id="5" name="Рисунок 5" descr="C:\Users\bg_19\OneDrive\Рабочий стол\5 класс\Большая клетка.png"/>
             <wp:cNvGraphicFramePr>
               <a:graphicFrameLocks xmlns:a="http://schemas.openxmlformats.org/drawingml/2006/main" noChangeAspect="1"/>
@@ -3069,7 +3305,7 @@
                   <pic:spPr bwMode="auto">
                     <a:xfrm>
                       <a:off x="0" y="0"/>
-                      <a:ext cx="6892925" cy="2324325"/>
+                      <a:ext cx="4807502" cy="1621111"/>
                     </a:xfrm>
                     <a:prstGeom prst="rect">
                       <a:avLst/>
@@ -3096,22 +3332,17 @@
         <w:pStyle w:val="1"/>
         <w:rPr>
           <w:rStyle w:val="canselect"/>
-          <w:b/>
-          <w:bCs/>
-        </w:rPr>
-      </w:pPr>
-      <w:bookmarkStart w:id="1" w:name="_Toc213673223"/>
-      <w:r>
-        <w:rPr>
-          <w:b/>
-          <w:bCs/>
-        </w:rPr>
+          <w:b w:val="0"/>
+          <w:bCs/>
+        </w:rPr>
+      </w:pPr>
+      <w:bookmarkStart w:id="1" w:name="_Toc213846931"/>
+      <w:r>
         <w:t>Номер: </w:t>
       </w:r>
       <w:r>
         <w:rPr>
           <w:rStyle w:val="canselect"/>
-          <w:b/>
           <w:bCs/>
         </w:rPr>
         <w:t>09B748</w:t>
@@ -3120,7 +3351,42 @@
     </w:p>
     <w:p>
       <w:pPr>
-        <w:ind w:firstLine="708"/>
+        <w:rPr>
+          <w:lang w:eastAsia="ru-RU"/>
+        </w:rPr>
+      </w:pPr>
+      <w:r>
+        <w:rPr>
+          <w:lang w:eastAsia="ru-RU"/>
+        </w:rPr>
+        <w:t>Напиши</w:t>
+      </w:r>
+      <w:r>
+        <w:rPr>
+          <w:lang w:eastAsia="ru-RU"/>
+        </w:rPr>
+        <w:t xml:space="preserve">те наименьшее натуральное число </w:t>
+      </w:r>
+      <w:r>
+        <w:rPr>
+          <w:b/>
+          <w:bCs/>
+          <w:i/>
+          <w:iCs/>
+          <w:lang w:eastAsia="ru-RU"/>
+        </w:rPr>
+        <w:t>x</w:t>
+      </w:r>
+      <w:r>
+        <w:rPr>
+          <w:lang w:eastAsia="ru-RU"/>
+        </w:rPr>
+        <w:t>, для которого истинно высказывание:</w:t>
+      </w:r>
+    </w:p>
+    <w:p>
+      <w:pPr>
+        <w:jc w:val="center"/>
         <w:rPr>
           <w:rFonts w:eastAsia="Times New Roman" w:cs="Times New Roman"/>
           <w:color w:val="333333"/>
@@ -3131,203 +3397,98 @@
       </w:pPr>
       <w:r>
         <w:rPr>
-          <w:rFonts w:eastAsia="Times New Roman" w:cs="Times New Roman"/>
-          <w:color w:val="333333"/>
-          <w:sz w:val="27"/>
-          <w:szCs w:val="27"/>
-          <w:lang w:eastAsia="ru-RU"/>
-        </w:rPr>
-        <w:t>Напиши</w:t>
-      </w:r>
-      <w:r>
-        <w:rPr>
-          <w:rFonts w:eastAsia="Times New Roman" w:cs="Times New Roman"/>
-          <w:color w:val="333333"/>
-          <w:sz w:val="27"/>
-          <w:szCs w:val="27"/>
-          <w:lang w:eastAsia="ru-RU"/>
-        </w:rPr>
-        <w:t xml:space="preserve">те наименьшее натуральное число </w:t>
-      </w:r>
-      <w:r>
-        <w:rPr>
-          <w:rFonts w:eastAsia="Times New Roman" w:cs="Times New Roman"/>
+          <w:lang w:eastAsia="ru-RU"/>
+        </w:rPr>
+        <w:t>((</w:t>
+      </w:r>
+      <w:proofErr w:type="gramStart"/>
+      <w:r>
+        <w:rPr>
           <w:b/>
           <w:bCs/>
           <w:i/>
           <w:iCs/>
-          <w:color w:val="333333"/>
-          <w:sz w:val="27"/>
-          <w:szCs w:val="27"/>
-          <w:lang w:eastAsia="ru-RU"/>
+          <w:lang w:val="en-US" w:eastAsia="ru-RU"/>
         </w:rPr>
         <w:t>x</w:t>
       </w:r>
       <w:r>
         <w:rPr>
-          <w:rFonts w:eastAsia="Times New Roman" w:cs="Times New Roman"/>
-          <w:color w:val="333333"/>
-          <w:sz w:val="27"/>
-          <w:szCs w:val="27"/>
-          <w:lang w:eastAsia="ru-RU"/>
-        </w:rPr>
-        <w:t>, для которого истинно высказывание:</w:t>
-      </w:r>
-    </w:p>
-    <w:p>
-      <w:pPr>
-        <w:ind w:firstLine="0"/>
-        <w:jc w:val="center"/>
-        <w:rPr>
-          <w:rFonts w:eastAsia="Times New Roman" w:cs="Times New Roman"/>
-          <w:color w:val="333333"/>
-          <w:sz w:val="27"/>
-          <w:szCs w:val="27"/>
-          <w:lang w:eastAsia="ru-RU"/>
-        </w:rPr>
-      </w:pPr>
-      <w:r>
-        <w:rPr>
-          <w:rFonts w:eastAsia="Times New Roman" w:cs="Times New Roman"/>
-          <w:color w:val="333333"/>
-          <w:sz w:val="27"/>
-          <w:szCs w:val="27"/>
-          <w:lang w:eastAsia="ru-RU"/>
-        </w:rPr>
-        <w:t>((</w:t>
-      </w:r>
-      <w:proofErr w:type="gramStart"/>
-      <w:r>
-        <w:rPr>
-          <w:rFonts w:eastAsia="Times New Roman" w:cs="Times New Roman"/>
+          <w:lang w:eastAsia="ru-RU"/>
+        </w:rPr>
+        <w:t> &gt;</w:t>
+      </w:r>
+      <w:proofErr w:type="gramEnd"/>
+      <w:r>
+        <w:rPr>
+          <w:lang w:eastAsia="ru-RU"/>
+        </w:rPr>
+        <w:t xml:space="preserve"> 3) </w:t>
+      </w:r>
+      <w:r>
+        <w:rPr>
+          <w:b/>
+          <w:bCs/>
+          <w:lang w:eastAsia="ru-RU"/>
+        </w:rPr>
+        <w:t>И НЕ </w:t>
+      </w:r>
+      <w:r>
+        <w:rPr>
+          <w:lang w:eastAsia="ru-RU"/>
+        </w:rPr>
+        <w:t>(</w:t>
+      </w:r>
+      <w:r>
+        <w:rPr>
           <w:b/>
           <w:bCs/>
           <w:i/>
           <w:iCs/>
-          <w:color w:val="333333"/>
-          <w:sz w:val="27"/>
-          <w:szCs w:val="27"/>
           <w:lang w:val="en-US" w:eastAsia="ru-RU"/>
         </w:rPr>
         <w:t>x</w:t>
       </w:r>
       <w:r>
         <w:rPr>
-          <w:rFonts w:eastAsia="Times New Roman" w:cs="Times New Roman"/>
-          <w:color w:val="333333"/>
-          <w:sz w:val="27"/>
-          <w:szCs w:val="27"/>
-          <w:lang w:eastAsia="ru-RU"/>
-        </w:rPr>
-        <w:t> &gt;</w:t>
-      </w:r>
-      <w:proofErr w:type="gramEnd"/>
-      <w:r>
-        <w:rPr>
-          <w:rFonts w:eastAsia="Times New Roman" w:cs="Times New Roman"/>
-          <w:color w:val="333333"/>
-          <w:sz w:val="27"/>
-          <w:szCs w:val="27"/>
-          <w:lang w:eastAsia="ru-RU"/>
-        </w:rPr>
-        <w:t xml:space="preserve"> 3) </w:t>
-      </w:r>
-      <w:r>
-        <w:rPr>
-          <w:rFonts w:eastAsia="Times New Roman" w:cs="Times New Roman"/>
-          <w:b/>
-          <w:bCs/>
-          <w:color w:val="333333"/>
-          <w:sz w:val="27"/>
-          <w:szCs w:val="27"/>
-          <w:lang w:eastAsia="ru-RU"/>
-        </w:rPr>
-        <w:t>И НЕ </w:t>
-      </w:r>
-      <w:r>
-        <w:rPr>
-          <w:rFonts w:eastAsia="Times New Roman" w:cs="Times New Roman"/>
-          <w:color w:val="333333"/>
-          <w:sz w:val="27"/>
-          <w:szCs w:val="27"/>
-          <w:lang w:eastAsia="ru-RU"/>
-        </w:rPr>
-        <w:t>(</w:t>
-      </w:r>
-      <w:r>
-        <w:rPr>
-          <w:rFonts w:eastAsia="Times New Roman" w:cs="Times New Roman"/>
+          <w:lang w:eastAsia="ru-RU"/>
+        </w:rPr>
+        <w:t> &lt; 4)) </w:t>
+      </w:r>
+      <w:r>
+        <w:rPr>
+          <w:b/>
+          <w:bCs/>
+          <w:lang w:eastAsia="ru-RU"/>
+        </w:rPr>
+        <w:t>ИЛИ</w:t>
+      </w:r>
+      <w:r>
+        <w:rPr>
+          <w:lang w:eastAsia="ru-RU"/>
+        </w:rPr>
+        <w:t> (</w:t>
+      </w:r>
+      <w:r>
+        <w:rPr>
           <w:b/>
           <w:bCs/>
           <w:i/>
           <w:iCs/>
-          <w:color w:val="333333"/>
-          <w:sz w:val="27"/>
-          <w:szCs w:val="27"/>
           <w:lang w:val="en-US" w:eastAsia="ru-RU"/>
         </w:rPr>
         <w:t>x</w:t>
       </w:r>
       <w:r>
         <w:rPr>
-          <w:rFonts w:eastAsia="Times New Roman" w:cs="Times New Roman"/>
-          <w:color w:val="333333"/>
-          <w:sz w:val="27"/>
-          <w:szCs w:val="27"/>
-          <w:lang w:eastAsia="ru-RU"/>
-        </w:rPr>
-        <w:t> &lt; 4)) </w:t>
-      </w:r>
-      <w:r>
-        <w:rPr>
-          <w:rFonts w:eastAsia="Times New Roman" w:cs="Times New Roman"/>
-          <w:b/>
-          <w:bCs/>
-          <w:color w:val="333333"/>
-          <w:sz w:val="27"/>
-          <w:szCs w:val="27"/>
-          <w:lang w:eastAsia="ru-RU"/>
-        </w:rPr>
-        <w:t>ИЛИ</w:t>
-      </w:r>
-      <w:r>
-        <w:rPr>
-          <w:rFonts w:eastAsia="Times New Roman" w:cs="Times New Roman"/>
-          <w:color w:val="333333"/>
-          <w:sz w:val="27"/>
-          <w:szCs w:val="27"/>
-          <w:lang w:eastAsia="ru-RU"/>
-        </w:rPr>
-        <w:t> (</w:t>
-      </w:r>
-      <w:r>
-        <w:rPr>
-          <w:rFonts w:eastAsia="Times New Roman" w:cs="Times New Roman"/>
-          <w:b/>
-          <w:bCs/>
-          <w:i/>
-          <w:iCs/>
-          <w:color w:val="333333"/>
-          <w:sz w:val="27"/>
-          <w:szCs w:val="27"/>
-          <w:lang w:val="en-US" w:eastAsia="ru-RU"/>
-        </w:rPr>
-        <w:t>x</w:t>
-      </w:r>
-      <w:r>
-        <w:rPr>
-          <w:rFonts w:eastAsia="Times New Roman" w:cs="Times New Roman"/>
-          <w:color w:val="333333"/>
-          <w:sz w:val="27"/>
-          <w:szCs w:val="27"/>
-          <w:lang w:eastAsia="ru-RU"/>
-        </w:rPr>
-        <w:t xml:space="preserve"> &lt; 1). </w:t>
-      </w:r>
-    </w:p>
-    <w:p>
-      <w:pPr>
-        <w:ind w:firstLine="0"/>
+          <w:lang w:eastAsia="ru-RU"/>
+        </w:rPr>
+        <w:t> &lt; 1).</w:t>
+      </w:r>
+    </w:p>
+    <w:p>
+      <w:pPr>
+        <w:pStyle w:val="a4"/>
       </w:pPr>
       <w:r>
         <w:rPr>
@@ -3337,18 +3498,18 @@
         <mc:AlternateContent>
           <mc:Choice Requires="wps">
             <w:drawing>
-              <wp:anchor distT="0" distB="0" distL="114300" distR="114300" simplePos="0" relativeHeight="251660288" behindDoc="0" locked="0" layoutInCell="1" allowOverlap="1" wp14:anchorId="62D8B881" wp14:editId="2F2B26B3">
+              <wp:anchor distT="0" distB="0" distL="114300" distR="114300" simplePos="0" relativeHeight="251686912" behindDoc="0" locked="0" layoutInCell="1" allowOverlap="1" wp14:anchorId="3E99F643" wp14:editId="33893F2F">
                 <wp:simplePos x="0" y="0"/>
                 <wp:positionH relativeFrom="margin">
-                  <wp:posOffset>416859</wp:posOffset>
+                  <wp:posOffset>297680</wp:posOffset>
                 </wp:positionH>
                 <wp:positionV relativeFrom="paragraph">
-                  <wp:posOffset>97642</wp:posOffset>
+                  <wp:posOffset>49363</wp:posOffset>
                 </wp:positionV>
-                <wp:extent cx="6096000" cy="363070"/>
-                <wp:effectExtent l="0" t="0" r="0" b="0"/>
+                <wp:extent cx="4224355" cy="252663"/>
+                <wp:effectExtent l="0" t="0" r="5080" b="0"/>
                 <wp:wrapNone/>
-                <wp:docPr id="1" name="TextBox 3"/>
+                <wp:docPr id="20" name="TextBox 3"/>
                 <wp:cNvGraphicFramePr/>
                 <a:graphic xmlns:a="http://schemas.openxmlformats.org/drawingml/2006/main">
                   <a:graphicData uri="http://schemas.microsoft.com/office/word/2010/wordprocessingShape">
@@ -3357,7 +3518,7 @@
                       <wps:spPr>
                         <a:xfrm>
                           <a:off x="0" y="0"/>
-                          <a:ext cx="6096000" cy="363070"/>
+                          <a:ext cx="4224355" cy="252663"/>
                         </a:xfrm>
                         <a:prstGeom prst="rect">
                           <a:avLst/>
@@ -3375,7 +3536,6 @@
                             <w:pPr>
                               <w:jc w:val="center"/>
                               <w:rPr>
-                                <w:sz w:val="36"/>
                                 <w:szCs w:val="36"/>
                               </w:rPr>
                             </w:pPr>
@@ -3384,7 +3544,6 @@
                                 <w:b/>
                                 <w:i/>
                                 <w:color w:val="1F4E79" w:themeColor="accent1" w:themeShade="80"/>
-                                <w:sz w:val="36"/>
                                 <w:szCs w:val="36"/>
                               </w:rPr>
                               <w:t>Решение</w:t>
@@ -3409,14 +3568,13 @@
           </mc:Choice>
           <mc:Fallback>
             <w:pict>
-              <v:shape w14:anchorId="62D8B881" id="_x0000_s1027" type="#_x0000_t202" style="position:absolute;left:0;text-align:left;margin-left:32.8pt;margin-top:7.7pt;width:480pt;height:28.6pt;z-index:251660288;visibility:visible;mso-wrap-style:square;mso-width-percent:0;mso-height-percent:0;mso-wrap-distance-left:9pt;mso-wrap-distance-top:0;mso-wrap-distance-right:9pt;mso-wrap-distance-bottom:0;mso-position-horizontal:absolute;mso-position-horizontal-relative:margin;mso-position-vertical:absolute;mso-position-vertical-relative:text;mso-width-percent:0;mso-height-percent:0;mso-width-relative:margin;mso-height-relative:margin;v-text-anchor:top" o:gfxdata="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" fillcolor="#bdd6ee [1300]" stroked="f">
+              <v:shape w14:anchorId="3E99F643" id="_x0000_s1027" type="#_x0000_t202" style="position:absolute;margin-left:23.45pt;margin-top:3.9pt;width:332.65pt;height:19.9pt;z-index:251686912;visibility:visible;mso-wrap-style:square;mso-width-percent:0;mso-height-percent:0;mso-wrap-distance-left:9pt;mso-wrap-distance-top:0;mso-wrap-distance-right:9pt;mso-wrap-distance-bottom:0;mso-position-horizontal:absolute;mso-position-horizontal-relative:margin;mso-position-vertical:absolute;mso-position-vertical-relative:text;mso-width-percent:0;mso-height-percent:0;mso-width-relative:margin;mso-height-relative:margin;v-text-anchor:top" o:gfxdata="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" fillcolor="#bdd6ee [1300]" stroked="f">
                 <v:textbox>
                   <w:txbxContent>
                     <w:p>
                       <w:pPr>
                         <w:jc w:val="center"/>
                         <w:rPr>
-                          <w:sz w:val="36"/>
                           <w:szCs w:val="36"/>
                         </w:rPr>
                       </w:pPr>
@@ -3425,7 +3583,6 @@
                           <w:b/>
                           <w:i/>
                           <w:color w:val="1F4E79" w:themeColor="accent1" w:themeShade="80"/>
-                          <w:sz w:val="36"/>
                           <w:szCs w:val="36"/>
                         </w:rPr>
                         <w:t>Решение</w:t>
@@ -3445,10 +3602,10 @@
           <w:lang w:eastAsia="ru-RU"/>
         </w:rPr>
         <w:drawing>
-          <wp:inline distT="0" distB="0" distL="0" distR="0" wp14:anchorId="257861D8" wp14:editId="164E5385">
-            <wp:extent cx="6892258" cy="2324100"/>
-            <wp:effectExtent l="0" t="0" r="4445" b="0"/>
-            <wp:docPr id="2" name="Рисунок 2" descr="C:\Users\bg_19\OneDrive\Рабочий стол\5 класс\Большая клетка.png"/>
+          <wp:inline distT="0" distB="0" distL="0" distR="0" wp14:anchorId="3349B58F" wp14:editId="2DC6ED5E">
+            <wp:extent cx="4778375" cy="1611289"/>
+            <wp:effectExtent l="0" t="0" r="3175" b="8255"/>
+            <wp:docPr id="21" name="Рисунок 21" descr="C:\Users\bg_19\OneDrive\Рабочий стол\5 класс\Большая клетка.png"/>
             <wp:cNvGraphicFramePr>
               <a:graphicFrameLocks xmlns:a="http://schemas.openxmlformats.org/drawingml/2006/main" noChangeAspect="1"/>
             </wp:cNvGraphicFramePr>
@@ -3475,7 +3632,7 @@
                   <pic:spPr bwMode="auto">
                     <a:xfrm>
                       <a:off x="0" y="0"/>
-                      <a:ext cx="6892925" cy="2324325"/>
+                      <a:ext cx="4807502" cy="1621111"/>
                     </a:xfrm>
                     <a:prstGeom prst="rect">
                       <a:avLst/>
@@ -3501,6 +3658,55 @@
       <w:pPr>
         <w:pStyle w:val="1"/>
         <w:rPr>
+          <w:sz w:val="27"/>
+        </w:rPr>
+      </w:pPr>
+      <w:bookmarkStart w:id="2" w:name="_Toc213846932"/>
+      <w:r>
+        <w:t>Номер: </w:t>
+      </w:r>
+      <w:r>
+        <w:rPr>
+          <w:rStyle w:val="canselect"/>
+          <w:bCs/>
+        </w:rPr>
+        <w:t>5F2747</w:t>
+      </w:r>
+      <w:bookmarkEnd w:id="2"/>
+    </w:p>
+    <w:p>
+      <w:pPr>
+        <w:rPr>
+          <w:lang w:eastAsia="ru-RU"/>
+        </w:rPr>
+      </w:pPr>
+      <w:r>
+        <w:rPr>
+          <w:lang w:eastAsia="ru-RU"/>
+        </w:rPr>
+        <w:t xml:space="preserve">Определите наименьшее натуральное число </w:t>
+      </w:r>
+      <w:r>
+        <w:rPr>
+          <w:b/>
+          <w:bCs/>
+          <w:i/>
+          <w:iCs/>
+          <w:lang w:eastAsia="ru-RU"/>
+        </w:rPr>
+        <w:t>x</w:t>
+      </w:r>
+      <w:r>
+        <w:rPr>
+          <w:lang w:eastAsia="ru-RU"/>
+        </w:rPr>
+        <w:t>, для которого логическое выражение истинно:</w:t>
+      </w:r>
+    </w:p>
+    <w:p>
+      <w:pPr>
+        <w:jc w:val="center"/>
+        <w:rPr>
           <w:rFonts w:eastAsia="Times New Roman" w:cs="Times New Roman"/>
           <w:color w:val="333333"/>
           <w:sz w:val="27"/>
@@ -3508,235 +3714,120 @@
           <w:lang w:eastAsia="ru-RU"/>
         </w:rPr>
       </w:pPr>
-      <w:bookmarkStart w:id="2" w:name="_Toc213673224"/>
-      <w:r>
-        <w:rPr>
-          <w:b/>
-          <w:bCs/>
-        </w:rPr>
-        <w:t>Номер: </w:t>
-      </w:r>
-      <w:r>
-        <w:rPr>
-          <w:rStyle w:val="canselect"/>
-          <w:b/>
-          <w:bCs/>
-        </w:rPr>
-        <w:t>5F2747</w:t>
-      </w:r>
-      <w:bookmarkEnd w:id="2"/>
-    </w:p>
-    <w:p>
-      <w:pPr>
-        <w:ind w:firstLine="708"/>
-        <w:rPr>
-          <w:rFonts w:eastAsia="Times New Roman" w:cs="Times New Roman"/>
-          <w:color w:val="333333"/>
-          <w:sz w:val="27"/>
-          <w:szCs w:val="27"/>
-          <w:lang w:eastAsia="ru-RU"/>
-        </w:rPr>
-      </w:pPr>
-      <w:r>
-        <w:rPr>
-          <w:rFonts w:eastAsia="Times New Roman" w:cs="Times New Roman"/>
-          <w:color w:val="333333"/>
-          <w:sz w:val="27"/>
-          <w:szCs w:val="27"/>
-          <w:lang w:eastAsia="ru-RU"/>
-        </w:rPr>
-        <w:t xml:space="preserve">Определите наименьшее натуральное число </w:t>
-      </w:r>
-      <w:r>
-        <w:rPr>
-          <w:rFonts w:eastAsia="Times New Roman" w:cs="Times New Roman"/>
+      <w:r>
+        <w:rPr>
+          <w:lang w:eastAsia="ru-RU"/>
+        </w:rPr>
+        <w:t>(</w:t>
+      </w:r>
+      <w:r>
+        <w:rPr>
+          <w:b/>
+          <w:bCs/>
+          <w:lang w:eastAsia="ru-RU"/>
+        </w:rPr>
+        <w:t>НЕ</w:t>
+      </w:r>
+      <w:r>
+        <w:rPr>
+          <w:lang w:eastAsia="ru-RU"/>
+        </w:rPr>
+        <w:t> (</w:t>
+      </w:r>
+      <w:r>
+        <w:rPr>
           <w:b/>
           <w:bCs/>
           <w:i/>
           <w:iCs/>
-          <w:color w:val="333333"/>
-          <w:sz w:val="27"/>
-          <w:szCs w:val="27"/>
           <w:lang w:eastAsia="ru-RU"/>
         </w:rPr>
         <w:t>x</w:t>
       </w:r>
       <w:r>
         <w:rPr>
-          <w:rFonts w:eastAsia="Times New Roman" w:cs="Times New Roman"/>
-          <w:color w:val="333333"/>
-          <w:sz w:val="27"/>
-          <w:szCs w:val="27"/>
-          <w:lang w:eastAsia="ru-RU"/>
-        </w:rPr>
-        <w:t>, для которого логическое выражение истинно:(</w:t>
-      </w:r>
-      <w:r>
-        <w:rPr>
-          <w:rFonts w:eastAsia="Times New Roman" w:cs="Times New Roman"/>
-          <w:b/>
-          <w:bCs/>
-          <w:color w:val="333333"/>
-          <w:sz w:val="27"/>
-          <w:szCs w:val="27"/>
+          <w:lang w:eastAsia="ru-RU"/>
+        </w:rPr>
+        <w:t> ≥ 15) </w:t>
+      </w:r>
+      <w:r>
+        <w:rPr>
+          <w:b/>
+          <w:bCs/>
+          <w:lang w:eastAsia="ru-RU"/>
+        </w:rPr>
+        <w:t>И</w:t>
+      </w:r>
+      <w:r>
+        <w:rPr>
+          <w:lang w:eastAsia="ru-RU"/>
+        </w:rPr>
+        <w:t> </w:t>
+      </w:r>
+      <w:r>
+        <w:rPr>
+          <w:b/>
+          <w:bCs/>
           <w:lang w:eastAsia="ru-RU"/>
         </w:rPr>
         <w:t>НЕ</w:t>
       </w:r>
       <w:r>
         <w:rPr>
-          <w:rFonts w:eastAsia="Times New Roman" w:cs="Times New Roman"/>
-          <w:color w:val="333333"/>
-          <w:sz w:val="27"/>
-          <w:szCs w:val="27"/>
           <w:lang w:eastAsia="ru-RU"/>
         </w:rPr>
         <w:t> (</w:t>
       </w:r>
       <w:r>
         <w:rPr>
-          <w:rFonts w:eastAsia="Times New Roman" w:cs="Times New Roman"/>
           <w:b/>
           <w:bCs/>
           <w:i/>
           <w:iCs/>
-          <w:color w:val="333333"/>
-          <w:sz w:val="27"/>
-          <w:szCs w:val="27"/>
           <w:lang w:eastAsia="ru-RU"/>
         </w:rPr>
         <w:t>x</w:t>
       </w:r>
       <w:r>
         <w:rPr>
-          <w:rFonts w:eastAsia="Times New Roman" w:cs="Times New Roman"/>
-          <w:color w:val="333333"/>
-          <w:sz w:val="27"/>
-          <w:szCs w:val="27"/>
-          <w:lang w:eastAsia="ru-RU"/>
-        </w:rPr>
-        <w:t> ≥ 15) </w:t>
-      </w:r>
-      <w:r>
-        <w:rPr>
-          <w:rFonts w:eastAsia="Times New Roman" w:cs="Times New Roman"/>
-          <w:b/>
-          <w:bCs/>
-          <w:color w:val="333333"/>
-          <w:sz w:val="27"/>
-          <w:szCs w:val="27"/>
-          <w:lang w:eastAsia="ru-RU"/>
-        </w:rPr>
-        <w:t>И</w:t>
-      </w:r>
-      <w:r>
-        <w:rPr>
-          <w:rFonts w:eastAsia="Times New Roman" w:cs="Times New Roman"/>
-          <w:color w:val="333333"/>
-          <w:sz w:val="27"/>
-          <w:szCs w:val="27"/>
           <w:lang w:eastAsia="ru-RU"/>
         </w:rPr>
         <w:t> </w:t>
       </w:r>
-      <w:r>
-        <w:rPr>
-          <w:rFonts w:eastAsia="Times New Roman" w:cs="Times New Roman"/>
-          <w:b/>
-          <w:bCs/>
-          <w:color w:val="333333"/>
-          <w:sz w:val="27"/>
-          <w:szCs w:val="27"/>
-          <w:lang w:eastAsia="ru-RU"/>
-        </w:rPr>
-        <w:t>НЕ</w:t>
-      </w:r>
-      <w:r>
-        <w:rPr>
-          <w:rFonts w:eastAsia="Times New Roman" w:cs="Times New Roman"/>
-          <w:color w:val="333333"/>
-          <w:sz w:val="27"/>
-          <w:szCs w:val="27"/>
-          <w:lang w:eastAsia="ru-RU"/>
-        </w:rPr>
-        <w:t> (</w:t>
-      </w:r>
-      <w:r>
-        <w:rPr>
-          <w:rFonts w:eastAsia="Times New Roman" w:cs="Times New Roman"/>
+      <w:proofErr w:type="gramStart"/>
+      <w:r>
+        <w:rPr>
+          <w:lang w:eastAsia="ru-RU"/>
+        </w:rPr>
+        <w:t>&lt; 8</w:t>
+      </w:r>
+      <w:proofErr w:type="gramEnd"/>
+      <w:r>
+        <w:rPr>
+          <w:lang w:eastAsia="ru-RU"/>
+        </w:rPr>
+        <w:t>)) И (</w:t>
+      </w:r>
+      <w:r>
+        <w:rPr>
           <w:b/>
           <w:bCs/>
           <w:i/>
           <w:iCs/>
-          <w:color w:val="333333"/>
-          <w:sz w:val="27"/>
-          <w:szCs w:val="27"/>
           <w:lang w:eastAsia="ru-RU"/>
         </w:rPr>
         <w:t>x</w:t>
       </w:r>
       <w:r>
         <w:rPr>
-          <w:rFonts w:eastAsia="Times New Roman" w:cs="Times New Roman"/>
-          <w:color w:val="333333"/>
-          <w:sz w:val="27"/>
-          <w:szCs w:val="27"/>
-          <w:lang w:eastAsia="ru-RU"/>
-        </w:rPr>
-        <w:t> </w:t>
-      </w:r>
-      <w:proofErr w:type="gramStart"/>
-      <w:r>
-        <w:rPr>
-          <w:rFonts w:eastAsia="Times New Roman" w:cs="Times New Roman"/>
-          <w:color w:val="333333"/>
-          <w:sz w:val="27"/>
-          <w:szCs w:val="27"/>
-          <w:lang w:eastAsia="ru-RU"/>
-        </w:rPr>
-        <w:t>&lt; 8</w:t>
-      </w:r>
-      <w:proofErr w:type="gramEnd"/>
-      <w:r>
-        <w:rPr>
-          <w:rFonts w:eastAsia="Times New Roman" w:cs="Times New Roman"/>
-          <w:color w:val="333333"/>
-          <w:sz w:val="27"/>
-          <w:szCs w:val="27"/>
-          <w:lang w:eastAsia="ru-RU"/>
-        </w:rPr>
-        <w:t>)) И (</w:t>
-      </w:r>
-      <w:r>
-        <w:rPr>
-          <w:rFonts w:eastAsia="Times New Roman" w:cs="Times New Roman"/>
-          <w:b/>
-          <w:bCs/>
-          <w:i/>
-          <w:iCs/>
-          <w:color w:val="333333"/>
-          <w:sz w:val="27"/>
-          <w:szCs w:val="27"/>
-          <w:lang w:eastAsia="ru-RU"/>
-        </w:rPr>
-        <w:t>x</w:t>
-      </w:r>
-      <w:r>
-        <w:rPr>
-          <w:rFonts w:eastAsia="Times New Roman" w:cs="Times New Roman"/>
-          <w:color w:val="333333"/>
-          <w:sz w:val="27"/>
-          <w:szCs w:val="27"/>
           <w:lang w:eastAsia="ru-RU"/>
         </w:rPr>
         <w:t> нечётное).</w:t>
       </w:r>
-      <w:bookmarkStart w:id="3" w:name="_GoBack"/>
-      <w:bookmarkEnd w:id="3"/>
-    </w:p>
-    <w:p>
-      <w:pPr>
-        <w:ind w:firstLine="0"/>
+    </w:p>
+    <w:p>
+      <w:pPr>
+        <w:pStyle w:val="a4"/>
       </w:pPr>
       <w:r>
         <w:rPr>
@@ -3746,18 +3837,18 @@
         <mc:AlternateContent>
           <mc:Choice Requires="wps">
             <w:drawing>
-              <wp:anchor distT="0" distB="0" distL="114300" distR="114300" simplePos="0" relativeHeight="251662336" behindDoc="0" locked="0" layoutInCell="1" allowOverlap="1" wp14:anchorId="5FD57027" wp14:editId="1A3C6382">
+              <wp:anchor distT="0" distB="0" distL="114300" distR="114300" simplePos="0" relativeHeight="251688960" behindDoc="0" locked="0" layoutInCell="1" allowOverlap="1">
                 <wp:simplePos x="0" y="0"/>
                 <wp:positionH relativeFrom="margin">
-                  <wp:posOffset>431355</wp:posOffset>
+                  <wp:posOffset>297815</wp:posOffset>
                 </wp:positionH>
                 <wp:positionV relativeFrom="paragraph">
-                  <wp:posOffset>100330</wp:posOffset>
+                  <wp:posOffset>49530</wp:posOffset>
                 </wp:positionV>
-                <wp:extent cx="6096000" cy="362585"/>
-                <wp:effectExtent l="0" t="0" r="0" b="0"/>
+                <wp:extent cx="4224655" cy="252730"/>
+                <wp:effectExtent l="0" t="0" r="4445" b="0"/>
                 <wp:wrapNone/>
-                <wp:docPr id="3" name="TextBox 3"/>
+                <wp:docPr id="23" name="Надпись 23"/>
                 <wp:cNvGraphicFramePr/>
                 <a:graphic xmlns:a="http://schemas.openxmlformats.org/drawingml/2006/main">
                   <a:graphicData uri="http://schemas.microsoft.com/office/word/2010/wordprocessingShape">
@@ -3766,7 +3857,7 @@
                       <wps:spPr>
                         <a:xfrm>
                           <a:off x="0" y="0"/>
-                          <a:ext cx="6096000" cy="362585"/>
+                          <a:ext cx="4224020" cy="252095"/>
                         </a:xfrm>
                         <a:prstGeom prst="rect">
                           <a:avLst/>
@@ -3784,7 +3875,6 @@
                             <w:pPr>
                               <w:jc w:val="center"/>
                               <w:rPr>
-                                <w:sz w:val="36"/>
                                 <w:szCs w:val="36"/>
                               </w:rPr>
                             </w:pPr>
@@ -3793,7 +3883,6 @@
                                 <w:b/>
                                 <w:i/>
                                 <w:color w:val="1F4E79" w:themeColor="accent1" w:themeShade="80"/>
-                                <w:sz w:val="36"/>
                                 <w:szCs w:val="36"/>
                               </w:rPr>
                               <w:t>Решение</w:t>
@@ -3818,18 +3907,13 @@
           </mc:Choice>
           <mc:Fallback>
             <w:pict>
-              <v:shapetype w14:anchorId="5FD57027" id="_x0000_t202" coordsize="21600,21600" o:spt="202" path="m,l,21600r21600,l21600,xe">
-                <v:stroke joinstyle="miter"/>
-                <v:path gradientshapeok="t" o:connecttype="rect"/>
-              </v:shapetype>
-              <v:shape id="_x0000_s1028" type="#_x0000_t202" style="position:absolute;left:0;text-align:left;margin-left:33.95pt;margin-top:7.9pt;width:480pt;height:28.55pt;z-index:251662336;visibility:visible;mso-wrap-style:square;mso-width-percent:0;mso-height-percent:0;mso-wrap-distance-left:9pt;mso-wrap-distance-top:0;mso-wrap-distance-right:9pt;mso-wrap-distance-bottom:0;mso-position-horizontal:absolute;mso-position-horizontal-relative:margin;mso-position-vertical:absolute;mso-position-vertical-relative:text;mso-width-percent:0;mso-height-percent:0;mso-width-relative:margin;mso-height-relative:margin;v-text-anchor:top" o:gfxdata="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" fillcolor="#bdd6ee [1300]" stroked="f">
+              <v:shape id="Надпись 23" o:spid="_x0000_s1028" type="#_x0000_t202" style="position:absolute;margin-left:23.45pt;margin-top:3.9pt;width:332.65pt;height:19.9pt;z-index:251688960;visibility:visible;mso-wrap-style:square;mso-width-percent:0;mso-height-percent:0;mso-wrap-distance-left:9pt;mso-wrap-distance-top:0;mso-wrap-distance-right:9pt;mso-wrap-distance-bottom:0;mso-position-horizontal:absolute;mso-position-horizontal-relative:margin;mso-position-vertical:absolute;mso-position-vertical-relative:text;mso-width-percent:0;mso-height-percent:0;mso-width-relative:margin;mso-height-relative:margin;v-text-anchor:top" o:gfxdata="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" fillcolor="#bdd6ee [1300]" stroked="f">
                 <v:textbox>
                   <w:txbxContent>
                     <w:p>
                       <w:pPr>
                         <w:jc w:val="center"/>
                         <w:rPr>
-                          <w:sz w:val="36"/>
                           <w:szCs w:val="36"/>
                         </w:rPr>
                       </w:pPr>
@@ -3838,7 +3922,6 @@
                           <w:b/>
                           <w:i/>
                           <w:color w:val="1F4E79" w:themeColor="accent1" w:themeShade="80"/>
-                          <w:sz w:val="36"/>
                           <w:szCs w:val="36"/>
                         </w:rPr>
                         <w:t>Решение</w:t>
@@ -3858,10 +3941,10 @@
           <w:lang w:eastAsia="ru-RU"/>
         </w:rPr>
         <w:drawing>
-          <wp:inline distT="0" distB="0" distL="0" distR="0" wp14:anchorId="4DD951BB" wp14:editId="25215E9C">
-            <wp:extent cx="6892258" cy="2324100"/>
+          <wp:inline distT="0" distB="0" distL="0" distR="0">
+            <wp:extent cx="4777105" cy="1354015"/>
             <wp:effectExtent l="0" t="0" r="4445" b="0"/>
-            <wp:docPr id="6" name="Рисунок 6" descr="C:\Users\bg_19\OneDrive\Рабочий стол\5 класс\Большая клетка.png"/>
+            <wp:docPr id="22" name="Рисунок 22" descr="Большая клетка"/>
             <wp:cNvGraphicFramePr>
               <a:graphicFrameLocks xmlns:a="http://schemas.openxmlformats.org/drawingml/2006/main" noChangeAspect="1"/>
             </wp:cNvGraphicFramePr>
@@ -3869,7 +3952,7 @@
               <a:graphicData uri="http://schemas.openxmlformats.org/drawingml/2006/picture">
                 <pic:pic xmlns:pic="http://schemas.openxmlformats.org/drawingml/2006/picture">
                   <pic:nvPicPr>
-                    <pic:cNvPr id="0" name="Picture 1" descr="C:\Users\bg_19\OneDrive\Рабочий стол\5 класс\Большая клетка.png"/>
+                    <pic:cNvPr id="0" name="Рисунок 5" descr="Большая клетка"/>
                     <pic:cNvPicPr>
                       <a:picLocks noChangeAspect="1" noChangeArrowheads="1"/>
                     </pic:cNvPicPr>
@@ -3882,13 +3965,13 @@
                         </a:ext>
                       </a:extLst>
                     </a:blip>
-                    <a:srcRect r="37325" b="69562"/>
+                    <a:srcRect r="37325" b="74336"/>
                     <a:stretch/>
                   </pic:blipFill>
                   <pic:spPr bwMode="auto">
                     <a:xfrm>
                       <a:off x="0" y="0"/>
-                      <a:ext cx="6892925" cy="2324325"/>
+                      <a:ext cx="4777105" cy="1354015"/>
                     </a:xfrm>
                     <a:prstGeom prst="rect">
                       <a:avLst/>
@@ -3912,78 +3995,51 @@
     </w:p>
     <w:p>
       <w:pPr>
-        <w:jc w:val="center"/>
-      </w:pPr>
-    </w:p>
-    <w:p>
-      <w:pPr>
         <w:pStyle w:val="1"/>
         <w:rPr>
           <w:rStyle w:val="canselect"/>
-          <w:b/>
-          <w:bCs/>
-        </w:rPr>
-      </w:pPr>
-      <w:bookmarkStart w:id="4" w:name="_Toc213673225"/>
-      <w:r>
-        <w:rPr>
-          <w:b/>
-          <w:bCs/>
-        </w:rPr>
+          <w:b w:val="0"/>
+          <w:bCs/>
+        </w:rPr>
+      </w:pPr>
+      <w:bookmarkStart w:id="3" w:name="_Toc213846933"/>
+      <w:r>
         <w:lastRenderedPageBreak/>
         <w:t>Номер: </w:t>
       </w:r>
       <w:r>
         <w:rPr>
           <w:rStyle w:val="canselect"/>
-          <w:b/>
           <w:bCs/>
         </w:rPr>
         <w:t>5C6C4C</w:t>
       </w:r>
-      <w:bookmarkEnd w:id="4"/>
-    </w:p>
-    <w:p>
-      <w:pPr>
-        <w:ind w:firstLine="0"/>
-        <w:rPr>
-          <w:rFonts w:eastAsia="Times New Roman" w:cs="Times New Roman"/>
-          <w:color w:val="333333"/>
-          <w:sz w:val="27"/>
-          <w:szCs w:val="27"/>
-          <w:lang w:eastAsia="ru-RU"/>
-        </w:rPr>
-      </w:pPr>
-      <w:r>
-        <w:rPr>
-          <w:rFonts w:eastAsia="Times New Roman" w:cs="Times New Roman"/>
-          <w:color w:val="333333"/>
-          <w:sz w:val="27"/>
-          <w:szCs w:val="27"/>
+      <w:bookmarkEnd w:id="3"/>
+    </w:p>
+    <w:p>
+      <w:pPr>
+        <w:rPr>
+          <w:lang w:eastAsia="ru-RU"/>
+        </w:rPr>
+      </w:pPr>
+      <w:r>
+        <w:rPr>
           <w:lang w:eastAsia="ru-RU"/>
         </w:rPr>
         <w:t>Напишите наименьшее натуральное число </w:t>
       </w:r>
       <w:r>
         <w:rPr>
-          <w:rFonts w:eastAsia="Times New Roman" w:cs="Times New Roman"/>
           <w:b/>
           <w:bCs/>
           <w:i/>
           <w:iCs/>
-          <w:color w:val="333333"/>
-          <w:sz w:val="27"/>
-          <w:szCs w:val="27"/>
           <w:lang w:eastAsia="ru-RU"/>
         </w:rPr>
         <w:t>x</w:t>
       </w:r>
       <w:r>
         <w:rPr>
-          <w:rFonts w:eastAsia="Times New Roman" w:cs="Times New Roman"/>
-          <w:color w:val="333333"/>
-          <w:sz w:val="27"/>
-          <w:szCs w:val="27"/>
           <w:lang w:eastAsia="ru-RU"/>
         </w:rPr>
         <w:t>, для которого истинно высказывание:</w:t>
@@ -3993,19 +4049,11 @@
       <w:pPr>
         <w:jc w:val="center"/>
         <w:rPr>
-          <w:rFonts w:eastAsia="Times New Roman" w:cs="Times New Roman"/>
-          <w:color w:val="333333"/>
-          <w:sz w:val="27"/>
-          <w:szCs w:val="27"/>
-          <w:lang w:eastAsia="ru-RU"/>
-        </w:rPr>
-      </w:pPr>
-      <w:r>
-        <w:rPr>
-          <w:rFonts w:eastAsia="Times New Roman" w:cs="Times New Roman"/>
-          <w:color w:val="333333"/>
-          <w:sz w:val="27"/>
-          <w:szCs w:val="27"/>
+          <w:lang w:eastAsia="ru-RU"/>
+        </w:rPr>
+      </w:pPr>
+      <w:r>
+        <w:rPr>
           <w:lang w:eastAsia="ru-RU"/>
         </w:rPr>
         <w:t>(</w:t>
@@ -4013,24 +4061,16 @@
       <w:proofErr w:type="gramStart"/>
       <w:r>
         <w:rPr>
-          <w:rFonts w:eastAsia="Times New Roman" w:cs="Times New Roman"/>
           <w:b/>
           <w:bCs/>
           <w:i/>
           <w:iCs/>
-          <w:color w:val="333333"/>
-          <w:sz w:val="27"/>
-          <w:szCs w:val="27"/>
           <w:lang w:val="en-US" w:eastAsia="ru-RU"/>
         </w:rPr>
         <w:t>x</w:t>
       </w:r>
       <w:r>
         <w:rPr>
-          <w:rFonts w:eastAsia="Times New Roman" w:cs="Times New Roman"/>
-          <w:color w:val="333333"/>
-          <w:sz w:val="27"/>
-          <w:szCs w:val="27"/>
           <w:lang w:eastAsia="ru-RU"/>
         </w:rPr>
         <w:t> &gt;</w:t>
@@ -4038,102 +4078,66 @@
       <w:proofErr w:type="gramEnd"/>
       <w:r>
         <w:rPr>
-          <w:rFonts w:eastAsia="Times New Roman" w:cs="Times New Roman"/>
-          <w:color w:val="333333"/>
-          <w:sz w:val="27"/>
-          <w:szCs w:val="27"/>
           <w:lang w:eastAsia="ru-RU"/>
         </w:rPr>
         <w:t xml:space="preserve"> 2) </w:t>
       </w:r>
       <w:r>
         <w:rPr>
-          <w:rFonts w:eastAsia="Times New Roman" w:cs="Times New Roman"/>
-          <w:b/>
-          <w:bCs/>
-          <w:color w:val="333333"/>
-          <w:sz w:val="27"/>
-          <w:szCs w:val="27"/>
+          <w:b/>
+          <w:bCs/>
           <w:lang w:eastAsia="ru-RU"/>
         </w:rPr>
         <w:t>И</w:t>
       </w:r>
       <w:r>
         <w:rPr>
-          <w:rFonts w:eastAsia="Times New Roman" w:cs="Times New Roman"/>
-          <w:color w:val="333333"/>
-          <w:sz w:val="27"/>
-          <w:szCs w:val="27"/>
           <w:lang w:eastAsia="ru-RU"/>
         </w:rPr>
         <w:t> ((</w:t>
       </w:r>
       <w:r>
         <w:rPr>
-          <w:rFonts w:eastAsia="Times New Roman" w:cs="Times New Roman"/>
           <w:b/>
           <w:bCs/>
           <w:i/>
           <w:iCs/>
-          <w:color w:val="333333"/>
-          <w:sz w:val="27"/>
-          <w:szCs w:val="27"/>
           <w:lang w:val="en-US" w:eastAsia="ru-RU"/>
         </w:rPr>
         <w:t>x</w:t>
       </w:r>
       <w:r>
         <w:rPr>
-          <w:rFonts w:eastAsia="Times New Roman" w:cs="Times New Roman"/>
-          <w:color w:val="333333"/>
-          <w:sz w:val="27"/>
-          <w:szCs w:val="27"/>
           <w:lang w:eastAsia="ru-RU"/>
         </w:rPr>
         <w:t> &lt; 4) </w:t>
       </w:r>
       <w:r>
         <w:rPr>
-          <w:rFonts w:eastAsia="Times New Roman" w:cs="Times New Roman"/>
-          <w:b/>
-          <w:bCs/>
-          <w:color w:val="333333"/>
-          <w:sz w:val="27"/>
-          <w:szCs w:val="27"/>
+          <w:b/>
+          <w:bCs/>
           <w:lang w:eastAsia="ru-RU"/>
         </w:rPr>
         <w:t>ИЛИ</w:t>
       </w:r>
       <w:r>
         <w:rPr>
-          <w:rFonts w:eastAsia="Times New Roman" w:cs="Times New Roman"/>
-          <w:color w:val="333333"/>
-          <w:sz w:val="27"/>
-          <w:szCs w:val="27"/>
           <w:lang w:eastAsia="ru-RU"/>
         </w:rPr>
         <w:t> (</w:t>
       </w:r>
       <w:r>
         <w:rPr>
-          <w:rFonts w:eastAsia="Times New Roman" w:cs="Times New Roman"/>
           <w:b/>
           <w:bCs/>
           <w:i/>
           <w:iCs/>
-          <w:color w:val="333333"/>
-          <w:sz w:val="27"/>
-          <w:szCs w:val="27"/>
           <w:lang w:val="en-US" w:eastAsia="ru-RU"/>
         </w:rPr>
         <w:t>x</w:t>
       </w:r>
       <w:r>
         <w:rPr>
-          <w:rFonts w:eastAsia="Times New Roman" w:cs="Times New Roman"/>
-          <w:color w:val="333333"/>
-          <w:sz w:val="27"/>
-          <w:szCs w:val="27"/>
           <w:lang w:eastAsia="ru-RU"/>
         </w:rPr>
         <w:t> &gt; 4)).</w:t>
@@ -4141,20 +4145,7 @@
     </w:p>
     <w:p>
       <w:pPr>
-        <w:ind w:firstLine="0"/>
-        <w:jc w:val="center"/>
-        <w:rPr>
-          <w:rFonts w:eastAsia="Times New Roman" w:cs="Times New Roman"/>
-          <w:color w:val="333333"/>
-          <w:sz w:val="27"/>
-          <w:szCs w:val="27"/>
-          <w:lang w:eastAsia="ru-RU"/>
-        </w:rPr>
-      </w:pPr>
-    </w:p>
-    <w:p>
-      <w:pPr>
-        <w:ind w:firstLine="0"/>
+        <w:pStyle w:val="a4"/>
       </w:pPr>
       <w:r>
         <w:rPr>
@@ -4164,18 +4155,18 @@
         <mc:AlternateContent>
           <mc:Choice Requires="wps">
             <w:drawing>
-              <wp:anchor distT="0" distB="0" distL="114300" distR="114300" simplePos="0" relativeHeight="251664384" behindDoc="0" locked="0" layoutInCell="1" allowOverlap="1">
+              <wp:anchor distT="0" distB="0" distL="114300" distR="114300" simplePos="0" relativeHeight="251691008" behindDoc="0" locked="0" layoutInCell="1" allowOverlap="1">
                 <wp:simplePos x="0" y="0"/>
                 <wp:positionH relativeFrom="margin">
-                  <wp:posOffset>416560</wp:posOffset>
+                  <wp:posOffset>297815</wp:posOffset>
                 </wp:positionH>
                 <wp:positionV relativeFrom="paragraph">
-                  <wp:posOffset>97790</wp:posOffset>
+                  <wp:posOffset>49530</wp:posOffset>
                 </wp:positionV>
-                <wp:extent cx="6096000" cy="363220"/>
-                <wp:effectExtent l="0" t="0" r="0" b="0"/>
+                <wp:extent cx="4224655" cy="252730"/>
+                <wp:effectExtent l="0" t="0" r="4445" b="0"/>
                 <wp:wrapNone/>
-                <wp:docPr id="10" name="Надпись 10"/>
+                <wp:docPr id="25" name="Надпись 25"/>
                 <wp:cNvGraphicFramePr/>
                 <a:graphic xmlns:a="http://schemas.openxmlformats.org/drawingml/2006/main">
                   <a:graphicData uri="http://schemas.microsoft.com/office/word/2010/wordprocessingShape">
@@ -4184,7 +4175,7 @@
                       <wps:spPr>
                         <a:xfrm>
                           <a:off x="0" y="0"/>
-                          <a:ext cx="6096000" cy="362585"/>
+                          <a:ext cx="4224020" cy="252095"/>
                         </a:xfrm>
                         <a:prstGeom prst="rect">
                           <a:avLst/>
@@ -4202,7 +4193,6 @@
                             <w:pPr>
                               <w:jc w:val="center"/>
                               <w:rPr>
-                                <w:sz w:val="36"/>
                                 <w:szCs w:val="36"/>
                               </w:rPr>
                             </w:pPr>
@@ -4211,7 +4201,6 @@
                                 <w:b/>
                                 <w:i/>
                                 <w:color w:val="1F4E79" w:themeColor="accent1" w:themeShade="80"/>
-                                <w:sz w:val="36"/>
                                 <w:szCs w:val="36"/>
                               </w:rPr>
                               <w:t>Решение</w:t>
@@ -4236,14 +4225,13 @@
           </mc:Choice>
           <mc:Fallback>
             <w:pict>
-              <v:shape id="Надпись 10" o:spid="_x0000_s1029" type="#_x0000_t202" style="position:absolute;left:0;text-align:left;margin-left:32.8pt;margin-top:7.7pt;width:480pt;height:28.6pt;z-index:251664384;visibility:visible;mso-wrap-style:square;mso-width-percent:0;mso-height-percent:0;mso-wrap-distance-left:9pt;mso-wrap-distance-top:0;mso-wrap-distance-right:9pt;mso-wrap-distance-bottom:0;mso-position-horizontal:absolute;mso-position-horizontal-relative:margin;mso-position-vertical:absolute;mso-position-vertical-relative:text;mso-width-percent:0;mso-height-percent:0;mso-width-relative:margin;mso-height-relative:margin;v-text-anchor:top" o:gfxdata="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" fillcolor="#bdd6ee [1300]" stroked="f">
+              <v:shape id="Надпись 25" o:spid="_x0000_s1029" type="#_x0000_t202" style="position:absolute;margin-left:23.45pt;margin-top:3.9pt;width:332.65pt;height:19.9pt;z-index:251691008;visibility:visible;mso-wrap-style:square;mso-width-percent:0;mso-height-percent:0;mso-wrap-distance-left:9pt;mso-wrap-distance-top:0;mso-wrap-distance-right:9pt;mso-wrap-distance-bottom:0;mso-position-horizontal:absolute;mso-position-horizontal-relative:margin;mso-position-vertical:absolute;mso-position-vertical-relative:text;mso-width-percent:0;mso-height-percent:0;mso-width-relative:margin;mso-height-relative:margin;v-text-anchor:top" o:gfxdata="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" fillcolor="#bdd6ee [1300]" stroked="f">
                 <v:textbox>
                   <w:txbxContent>
                     <w:p>
                       <w:pPr>
                         <w:jc w:val="center"/>
                         <w:rPr>
-                          <w:sz w:val="36"/>
                           <w:szCs w:val="36"/>
                         </w:rPr>
                       </w:pPr>
@@ -4252,7 +4240,6 @@
                           <w:b/>
                           <w:i/>
                           <w:color w:val="1F4E79" w:themeColor="accent1" w:themeShade="80"/>
-                          <w:sz w:val="36"/>
                           <w:szCs w:val="36"/>
                         </w:rPr>
                         <w:t>Решение</w:t>
@@ -4273,404 +4260,9 @@
         </w:rPr>
         <w:drawing>
           <wp:inline distT="0" distB="0" distL="0" distR="0">
-            <wp:extent cx="6896100" cy="1955800"/>
-            <wp:effectExtent l="0" t="0" r="0" b="6350"/>
-            <wp:docPr id="9" name="Рисунок 9" descr="Большая клетка"/>
-            <wp:cNvGraphicFramePr>
-              <a:graphicFrameLocks xmlns:a="http://schemas.openxmlformats.org/drawingml/2006/main" noChangeAspect="1"/>
-            </wp:cNvGraphicFramePr>
-            <a:graphic xmlns:a="http://schemas.openxmlformats.org/drawingml/2006/main">
-              <a:graphicData uri="http://schemas.openxmlformats.org/drawingml/2006/picture">
-                <pic:pic xmlns:pic="http://schemas.openxmlformats.org/drawingml/2006/picture">
-                  <pic:nvPicPr>
-                    <pic:cNvPr id="0" name="Рисунок 5" descr="Большая клетка"/>
-                    <pic:cNvPicPr>
-                      <a:picLocks noChangeAspect="1" noChangeArrowheads="1"/>
-                    </pic:cNvPicPr>
-                  </pic:nvPicPr>
-                  <pic:blipFill rotWithShape="1">
-                    <a:blip r:embed="rId8">
-                      <a:extLst>
-                        <a:ext uri="{28A0092B-C50C-407E-A947-70E740481C1C}">
-                          <a14:useLocalDpi xmlns:a14="http://schemas.microsoft.com/office/drawing/2010/main" val="0"/>
-                        </a:ext>
-                      </a:extLst>
-                    </a:blip>
-                    <a:srcRect r="37325" b="74386"/>
-                    <a:stretch/>
-                  </pic:blipFill>
-                  <pic:spPr bwMode="auto">
-                    <a:xfrm>
-                      <a:off x="0" y="0"/>
-                      <a:ext cx="6896100" cy="1955800"/>
-                    </a:xfrm>
-                    <a:prstGeom prst="rect">
-                      <a:avLst/>
-                    </a:prstGeom>
-                    <a:noFill/>
-                    <a:ln>
-                      <a:noFill/>
-                    </a:ln>
-                    <a:extLst>
-                      <a:ext uri="{53640926-AAD7-44D8-BBD7-CCE9431645EC}">
-                        <a14:shadowObscured xmlns:a14="http://schemas.microsoft.com/office/drawing/2010/main"/>
-                      </a:ext>
-                    </a:extLst>
-                  </pic:spPr>
-                </pic:pic>
-              </a:graphicData>
-            </a:graphic>
-          </wp:inline>
-        </w:drawing>
-      </w:r>
-    </w:p>
-    <w:p>
-      <w:pPr>
-        <w:pStyle w:val="1"/>
-        <w:rPr>
-          <w:rStyle w:val="canselect"/>
-          <w:b/>
-          <w:bCs/>
-        </w:rPr>
-      </w:pPr>
-      <w:bookmarkStart w:id="5" w:name="_Toc213673226"/>
-      <w:r>
-        <w:rPr>
-          <w:b/>
-          <w:bCs/>
-        </w:rPr>
-        <w:t>Номер: </w:t>
-      </w:r>
-      <w:r>
-        <w:rPr>
-          <w:rStyle w:val="canselect"/>
-          <w:b/>
-          <w:bCs/>
-        </w:rPr>
-        <w:t>83F641</w:t>
-      </w:r>
-      <w:bookmarkEnd w:id="5"/>
-    </w:p>
-    <w:p>
-      <w:pPr>
-        <w:ind w:firstLine="0"/>
-        <w:rPr>
-          <w:rFonts w:eastAsia="Times New Roman" w:cs="Times New Roman"/>
-          <w:color w:val="333333"/>
-          <w:sz w:val="27"/>
-          <w:szCs w:val="27"/>
-          <w:lang w:eastAsia="ru-RU"/>
-        </w:rPr>
-      </w:pPr>
-      <w:r>
-        <w:rPr>
-          <w:rFonts w:eastAsia="Times New Roman" w:cs="Times New Roman"/>
-          <w:color w:val="333333"/>
-          <w:sz w:val="27"/>
-          <w:szCs w:val="27"/>
-          <w:lang w:eastAsia="ru-RU"/>
-        </w:rPr>
-        <w:t>Напишите наибольшее натуральное число </w:t>
-      </w:r>
-      <w:r>
-        <w:rPr>
-          <w:rFonts w:eastAsia="Times New Roman" w:cs="Times New Roman"/>
-          <w:b/>
-          <w:bCs/>
-          <w:i/>
-          <w:iCs/>
-          <w:color w:val="333333"/>
-          <w:sz w:val="27"/>
-          <w:szCs w:val="27"/>
-          <w:lang w:val="en-US" w:eastAsia="ru-RU"/>
-        </w:rPr>
-        <w:t>x</w:t>
-      </w:r>
-      <w:r>
-        <w:rPr>
-          <w:rFonts w:eastAsia="Times New Roman" w:cs="Times New Roman"/>
-          <w:color w:val="333333"/>
-          <w:sz w:val="27"/>
-          <w:szCs w:val="27"/>
-          <w:lang w:eastAsia="ru-RU"/>
-        </w:rPr>
-        <w:t>, для которого истинно высказывание:</w:t>
-      </w:r>
-    </w:p>
-    <w:p>
-      <w:pPr>
-        <w:ind w:firstLine="0"/>
-        <w:jc w:val="center"/>
-        <w:rPr>
-          <w:rFonts w:eastAsia="Times New Roman" w:cs="Times New Roman"/>
-          <w:color w:val="333333"/>
-          <w:sz w:val="27"/>
-          <w:szCs w:val="27"/>
-          <w:lang w:eastAsia="ru-RU"/>
-        </w:rPr>
-      </w:pPr>
-      <w:r>
-        <w:rPr>
-          <w:rFonts w:eastAsia="Times New Roman" w:cs="Times New Roman"/>
-          <w:b/>
-          <w:bCs/>
-          <w:color w:val="333333"/>
-          <w:sz w:val="27"/>
-          <w:szCs w:val="27"/>
-          <w:lang w:eastAsia="ru-RU"/>
-        </w:rPr>
-        <w:t>НЕ </w:t>
-      </w:r>
-      <w:r>
-        <w:rPr>
-          <w:rFonts w:eastAsia="Times New Roman" w:cs="Times New Roman"/>
-          <w:color w:val="333333"/>
-          <w:sz w:val="27"/>
-          <w:szCs w:val="27"/>
-          <w:lang w:eastAsia="ru-RU"/>
-        </w:rPr>
-        <w:t>(</w:t>
-      </w:r>
-      <w:r>
-        <w:rPr>
-          <w:rFonts w:eastAsia="Times New Roman" w:cs="Times New Roman"/>
-          <w:b/>
-          <w:bCs/>
-          <w:i/>
-          <w:iCs/>
-          <w:color w:val="333333"/>
-          <w:sz w:val="27"/>
-          <w:szCs w:val="27"/>
-          <w:lang w:val="en-US" w:eastAsia="ru-RU"/>
-        </w:rPr>
-        <w:t>x</w:t>
-      </w:r>
-      <w:r>
-        <w:rPr>
-          <w:rFonts w:eastAsia="Times New Roman" w:cs="Times New Roman"/>
-          <w:color w:val="333333"/>
-          <w:sz w:val="27"/>
-          <w:szCs w:val="27"/>
-          <w:lang w:val="en-US" w:eastAsia="ru-RU"/>
-        </w:rPr>
-        <w:t> </w:t>
-      </w:r>
-      <w:proofErr w:type="gramStart"/>
-      <w:r>
-        <w:rPr>
-          <w:rFonts w:eastAsia="Times New Roman" w:cs="Times New Roman"/>
-          <w:color w:val="333333"/>
-          <w:sz w:val="27"/>
-          <w:szCs w:val="27"/>
-          <w:lang w:eastAsia="ru-RU"/>
-        </w:rPr>
-        <w:t>&lt; 5</w:t>
-      </w:r>
-      <w:proofErr w:type="gramEnd"/>
-      <w:r>
-        <w:rPr>
-          <w:rFonts w:eastAsia="Times New Roman" w:cs="Times New Roman"/>
-          <w:color w:val="333333"/>
-          <w:sz w:val="27"/>
-          <w:szCs w:val="27"/>
-          <w:lang w:eastAsia="ru-RU"/>
-        </w:rPr>
-        <w:t>) </w:t>
-      </w:r>
-      <w:r>
-        <w:rPr>
-          <w:rFonts w:eastAsia="Times New Roman" w:cs="Times New Roman"/>
-          <w:b/>
-          <w:bCs/>
-          <w:color w:val="333333"/>
-          <w:sz w:val="27"/>
-          <w:szCs w:val="27"/>
-          <w:lang w:eastAsia="ru-RU"/>
-        </w:rPr>
-        <w:t>И</w:t>
-      </w:r>
-      <w:r>
-        <w:rPr>
-          <w:rFonts w:eastAsia="Times New Roman" w:cs="Times New Roman"/>
-          <w:color w:val="333333"/>
-          <w:sz w:val="27"/>
-          <w:szCs w:val="27"/>
-          <w:lang w:eastAsia="ru-RU"/>
-        </w:rPr>
-        <w:t> (</w:t>
-      </w:r>
-      <w:r>
-        <w:rPr>
-          <w:rFonts w:eastAsia="Times New Roman" w:cs="Times New Roman"/>
-          <w:b/>
-          <w:bCs/>
-          <w:i/>
-          <w:iCs/>
-          <w:color w:val="333333"/>
-          <w:sz w:val="27"/>
-          <w:szCs w:val="27"/>
-          <w:lang w:val="en-US" w:eastAsia="ru-RU"/>
-        </w:rPr>
-        <w:t>x</w:t>
-      </w:r>
-      <w:r>
-        <w:rPr>
-          <w:rFonts w:eastAsia="Times New Roman" w:cs="Times New Roman"/>
-          <w:color w:val="333333"/>
-          <w:sz w:val="27"/>
-          <w:szCs w:val="27"/>
-          <w:lang w:val="en-US" w:eastAsia="ru-RU"/>
-        </w:rPr>
-        <w:t> </w:t>
-      </w:r>
-      <w:r>
-        <w:rPr>
-          <w:rFonts w:eastAsia="Times New Roman" w:cs="Times New Roman"/>
-          <w:color w:val="333333"/>
-          <w:sz w:val="27"/>
-          <w:szCs w:val="27"/>
-          <w:lang w:eastAsia="ru-RU"/>
-        </w:rPr>
-        <w:t>&lt; 6).</w:t>
-      </w:r>
-    </w:p>
-    <w:p>
-      <w:pPr>
-        <w:ind w:firstLine="0"/>
-        <w:jc w:val="center"/>
-        <w:rPr>
-          <w:rFonts w:eastAsia="Times New Roman" w:cs="Times New Roman"/>
-          <w:color w:val="333333"/>
-          <w:sz w:val="27"/>
-          <w:szCs w:val="27"/>
-          <w:lang w:eastAsia="ru-RU"/>
-        </w:rPr>
-      </w:pPr>
-    </w:p>
-    <w:p>
-      <w:pPr>
-        <w:ind w:firstLine="0"/>
-      </w:pPr>
-      <w:r>
-        <w:rPr>
-          <w:noProof/>
-          <w:lang w:eastAsia="ru-RU"/>
-        </w:rPr>
-        <mc:AlternateContent>
-          <mc:Choice Requires="wps">
-            <w:drawing>
-              <wp:anchor distT="0" distB="0" distL="114300" distR="114300" simplePos="0" relativeHeight="251666432" behindDoc="0" locked="0" layoutInCell="1" allowOverlap="1">
-                <wp:simplePos x="0" y="0"/>
-                <wp:positionH relativeFrom="margin">
-                  <wp:posOffset>416560</wp:posOffset>
-                </wp:positionH>
-                <wp:positionV relativeFrom="paragraph">
-                  <wp:posOffset>97790</wp:posOffset>
-                </wp:positionV>
-                <wp:extent cx="6096000" cy="363220"/>
-                <wp:effectExtent l="0" t="0" r="0" b="0"/>
-                <wp:wrapNone/>
-                <wp:docPr id="12" name="Надпись 12"/>
-                <wp:cNvGraphicFramePr/>
-                <a:graphic xmlns:a="http://schemas.openxmlformats.org/drawingml/2006/main">
-                  <a:graphicData uri="http://schemas.microsoft.com/office/word/2010/wordprocessingShape">
-                    <wps:wsp>
-                      <wps:cNvSpPr txBox="1"/>
-                      <wps:spPr>
-                        <a:xfrm>
-                          <a:off x="0" y="0"/>
-                          <a:ext cx="6096000" cy="362585"/>
-                        </a:xfrm>
-                        <a:prstGeom prst="rect">
-                          <a:avLst/>
-                        </a:prstGeom>
-                        <a:solidFill>
-                          <a:schemeClr val="accent1">
-                            <a:lumMod val="40000"/>
-                            <a:lumOff val="60000"/>
-                          </a:schemeClr>
-                        </a:solidFill>
-                      </wps:spPr>
-                      <wps:txbx>
-                        <w:txbxContent>
-                          <w:p>
-                            <w:pPr>
-                              <w:jc w:val="center"/>
-                              <w:rPr>
-                                <w:sz w:val="36"/>
-                                <w:szCs w:val="36"/>
-                              </w:rPr>
-                            </w:pPr>
-                            <w:r>
-                              <w:rPr>
-                                <w:b/>
-                                <w:i/>
-                                <w:color w:val="1F4E79" w:themeColor="accent1" w:themeShade="80"/>
-                                <w:sz w:val="36"/>
-                                <w:szCs w:val="36"/>
-                              </w:rPr>
-                              <w:t>Решение</w:t>
-                            </w:r>
-                          </w:p>
-                        </w:txbxContent>
-                      </wps:txbx>
-                      <wps:bodyPr wrap="square" rtlCol="0">
-                        <a:noAutofit/>
-                      </wps:bodyPr>
-                    </wps:wsp>
-                  </a:graphicData>
-                </a:graphic>
-                <wp14:sizeRelH relativeFrom="margin">
-                  <wp14:pctWidth>0</wp14:pctWidth>
-                </wp14:sizeRelH>
-                <wp14:sizeRelV relativeFrom="margin">
-                  <wp14:pctHeight>0</wp14:pctHeight>
-                </wp14:sizeRelV>
-              </wp:anchor>
-            </w:drawing>
-          </mc:Choice>
-          <mc:Fallback>
-            <w:pict>
-              <v:shape id="Надпись 12" o:spid="_x0000_s1030" type="#_x0000_t202" style="position:absolute;left:0;text-align:left;margin-left:32.8pt;margin-top:7.7pt;width:480pt;height:28.6pt;z-index:251666432;visibility:visible;mso-wrap-style:square;mso-width-percent:0;mso-height-percent:0;mso-wrap-distance-left:9pt;mso-wrap-distance-top:0;mso-wrap-distance-right:9pt;mso-wrap-distance-bottom:0;mso-position-horizontal:absolute;mso-position-horizontal-relative:margin;mso-position-vertical:absolute;mso-position-vertical-relative:text;mso-width-percent:0;mso-height-percent:0;mso-width-relative:margin;mso-height-relative:margin;v-text-anchor:top" o:gfxdata="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" fillcolor="#bdd6ee [1300]" stroked="f">
-                <v:textbox>
-                  <w:txbxContent>
-                    <w:p>
-                      <w:pPr>
-                        <w:jc w:val="center"/>
-                        <w:rPr>
-                          <w:sz w:val="36"/>
-                          <w:szCs w:val="36"/>
-                        </w:rPr>
-                      </w:pPr>
-                      <w:r>
-                        <w:rPr>
-                          <w:b/>
-                          <w:i/>
-                          <w:color w:val="1F4E79" w:themeColor="accent1" w:themeShade="80"/>
-                          <w:sz w:val="36"/>
-                          <w:szCs w:val="36"/>
-                        </w:rPr>
-                        <w:t>Решение</w:t>
-                      </w:r>
-                    </w:p>
-                  </w:txbxContent>
-                </v:textbox>
-                <w10:wrap anchorx="margin"/>
-              </v:shape>
-            </w:pict>
-          </mc:Fallback>
-        </mc:AlternateContent>
-      </w:r>
-      <w:r>
-        <w:rPr>
-          <w:noProof/>
-          <w:lang w:eastAsia="ru-RU"/>
-        </w:rPr>
-        <w:drawing>
-          <wp:inline distT="0" distB="0" distL="0" distR="0">
-            <wp:extent cx="6896100" cy="2324100"/>
-            <wp:effectExtent l="0" t="0" r="0" b="0"/>
-            <wp:docPr id="11" name="Рисунок 11" descr="Большая клетка"/>
+            <wp:extent cx="4777105" cy="1605915"/>
+            <wp:effectExtent l="0" t="0" r="4445" b="0"/>
+            <wp:docPr id="24" name="Рисунок 24" descr="Большая клетка"/>
             <wp:cNvGraphicFramePr>
               <a:graphicFrameLocks xmlns:a="http://schemas.openxmlformats.org/drawingml/2006/main" noChangeAspect="1"/>
             </wp:cNvGraphicFramePr>
@@ -4699,7 +4291,7 @@
                   <pic:spPr bwMode="auto">
                     <a:xfrm>
                       <a:off x="0" y="0"/>
-                      <a:ext cx="6896100" cy="2324100"/>
+                      <a:ext cx="4777105" cy="1605915"/>
                     </a:xfrm>
                     <a:prstGeom prst="rect">
                       <a:avLst/>
@@ -4721,31 +4313,55 @@
         <w:pStyle w:val="1"/>
         <w:rPr>
           <w:rStyle w:val="canselect"/>
-          <w:b/>
-          <w:bCs/>
-        </w:rPr>
-      </w:pPr>
-      <w:bookmarkStart w:id="6" w:name="_Toc213673227"/>
-      <w:r>
-        <w:rPr>
-          <w:b/>
-          <w:bCs/>
-        </w:rPr>
+          <w:b w:val="0"/>
+          <w:bCs/>
+        </w:rPr>
+      </w:pPr>
+      <w:bookmarkStart w:id="4" w:name="_Toc213846934"/>
+      <w:r>
         <w:t>Номер: </w:t>
       </w:r>
       <w:r>
         <w:rPr>
           <w:rStyle w:val="canselect"/>
-          <w:b/>
-          <w:bCs/>
-        </w:rPr>
-        <w:t>7C8BF1</w:t>
-      </w:r>
-      <w:bookmarkEnd w:id="6"/>
-    </w:p>
-    <w:p>
-      <w:pPr>
-        <w:ind w:firstLine="0"/>
+          <w:bCs/>
+        </w:rPr>
+        <w:t>83F641</w:t>
+      </w:r>
+      <w:bookmarkEnd w:id="4"/>
+    </w:p>
+    <w:p>
+      <w:pPr>
+        <w:rPr>
+          <w:lang w:eastAsia="ru-RU"/>
+        </w:rPr>
+      </w:pPr>
+      <w:r>
+        <w:rPr>
+          <w:lang w:eastAsia="ru-RU"/>
+        </w:rPr>
+        <w:t>Напишите наибольшее натуральное число </w:t>
+      </w:r>
+      <w:r>
+        <w:rPr>
+          <w:b/>
+          <w:bCs/>
+          <w:i/>
+          <w:iCs/>
+          <w:lang w:val="en-US" w:eastAsia="ru-RU"/>
+        </w:rPr>
+        <w:t>x</w:t>
+      </w:r>
+      <w:r>
+        <w:rPr>
+          <w:lang w:eastAsia="ru-RU"/>
+        </w:rPr>
+        <w:t>, для которого истинно высказывание:</w:t>
+      </w:r>
+    </w:p>
+    <w:p>
+      <w:pPr>
+        <w:jc w:val="center"/>
         <w:rPr>
           <w:rFonts w:eastAsia="Times New Roman" w:cs="Times New Roman"/>
           <w:color w:val="333333"/>
@@ -4756,103 +4372,98 @@
       </w:pPr>
       <w:r>
         <w:rPr>
+          <w:b/>
+          <w:bCs/>
+          <w:lang w:eastAsia="ru-RU"/>
+        </w:rPr>
+        <w:t>НЕ </w:t>
+      </w:r>
+      <w:r>
+        <w:rPr>
+          <w:lang w:eastAsia="ru-RU"/>
+        </w:rPr>
+        <w:t>(</w:t>
+      </w:r>
+      <w:r>
+        <w:rPr>
+          <w:b/>
+          <w:bCs/>
+          <w:i/>
+          <w:iCs/>
+          <w:lang w:val="en-US" w:eastAsia="ru-RU"/>
+        </w:rPr>
+        <w:t>x</w:t>
+      </w:r>
+      <w:r>
+        <w:rPr>
+          <w:lang w:val="en-US" w:eastAsia="ru-RU"/>
+        </w:rPr>
+        <w:t> </w:t>
+      </w:r>
+      <w:proofErr w:type="gramStart"/>
+      <w:r>
+        <w:rPr>
+          <w:lang w:eastAsia="ru-RU"/>
+        </w:rPr>
+        <w:t>&lt; 5</w:t>
+      </w:r>
+      <w:proofErr w:type="gramEnd"/>
+      <w:r>
+        <w:rPr>
+          <w:lang w:eastAsia="ru-RU"/>
+        </w:rPr>
+        <w:t>) </w:t>
+      </w:r>
+      <w:r>
+        <w:rPr>
+          <w:b/>
+          <w:bCs/>
+          <w:lang w:eastAsia="ru-RU"/>
+        </w:rPr>
+        <w:t>И</w:t>
+      </w:r>
+      <w:r>
+        <w:rPr>
+          <w:lang w:eastAsia="ru-RU"/>
+        </w:rPr>
+        <w:t> (</w:t>
+      </w:r>
+      <w:r>
+        <w:rPr>
+          <w:b/>
+          <w:bCs/>
+          <w:i/>
+          <w:iCs/>
+          <w:lang w:val="en-US" w:eastAsia="ru-RU"/>
+        </w:rPr>
+        <w:t>x</w:t>
+      </w:r>
+      <w:r>
+        <w:rPr>
+          <w:lang w:val="en-US" w:eastAsia="ru-RU"/>
+        </w:rPr>
+        <w:t> </w:t>
+      </w:r>
+      <w:r>
+        <w:rPr>
+          <w:lang w:eastAsia="ru-RU"/>
+        </w:rPr>
+        <w:t>&lt; 6)</w:t>
+      </w:r>
+      <w:r>
+        <w:rPr>
           <w:rFonts w:eastAsia="Times New Roman" w:cs="Times New Roman"/>
           <w:color w:val="333333"/>
           <w:sz w:val="27"/>
           <w:szCs w:val="27"/>
           <w:lang w:eastAsia="ru-RU"/>
         </w:rPr>
-        <w:t>Определите количество натуральных двузначных чисел</w:t>
-      </w:r>
-      <w:r>
-        <w:rPr>
-          <w:rFonts w:eastAsia="Times New Roman" w:cs="Times New Roman"/>
-          <w:b/>
-          <w:bCs/>
-          <w:i/>
-          <w:iCs/>
-          <w:color w:val="333333"/>
-          <w:sz w:val="27"/>
-          <w:szCs w:val="27"/>
-          <w:lang w:eastAsia="ru-RU"/>
-        </w:rPr>
-        <w:t> </w:t>
-      </w:r>
-      <w:r>
-        <w:rPr>
-          <w:rFonts w:eastAsia="Times New Roman" w:cs="Times New Roman"/>
-          <w:b/>
-          <w:bCs/>
-          <w:i/>
-          <w:iCs/>
-          <w:color w:val="333333"/>
-          <w:sz w:val="27"/>
-          <w:szCs w:val="27"/>
-          <w:lang w:val="en-US" w:eastAsia="ru-RU"/>
-        </w:rPr>
-        <w:t>x</w:t>
-      </w:r>
-      <w:r>
-        <w:rPr>
-          <w:rFonts w:eastAsia="Times New Roman" w:cs="Times New Roman"/>
-          <w:color w:val="333333"/>
-          <w:sz w:val="27"/>
-          <w:szCs w:val="27"/>
-          <w:lang w:eastAsia="ru-RU"/>
-        </w:rPr>
-        <w:t>, для которых </w:t>
-      </w:r>
-      <w:r>
-        <w:rPr>
-          <w:rFonts w:eastAsia="Times New Roman" w:cs="Times New Roman"/>
-          <w:b/>
-          <w:bCs/>
-          <w:color w:val="333333"/>
-          <w:sz w:val="27"/>
-          <w:szCs w:val="27"/>
-          <w:lang w:eastAsia="ru-RU"/>
-        </w:rPr>
-        <w:t>ложно</w:t>
-      </w:r>
-      <w:r>
-        <w:rPr>
-          <w:rFonts w:eastAsia="Times New Roman" w:cs="Times New Roman"/>
-          <w:color w:val="333333"/>
-          <w:sz w:val="27"/>
-          <w:szCs w:val="27"/>
-          <w:lang w:eastAsia="ru-RU"/>
-        </w:rPr>
-        <w:t> логическое выражение:</w:t>
-      </w:r>
-    </w:p>
-    <w:p>
-      <w:pPr>
-        <w:ind w:firstLine="0"/>
-        <w:jc w:val="center"/>
-        <w:rPr>
-          <w:rFonts w:eastAsia="Times New Roman" w:cs="Times New Roman"/>
-          <w:color w:val="333333"/>
-          <w:sz w:val="27"/>
-          <w:szCs w:val="27"/>
-          <w:lang w:eastAsia="ru-RU"/>
-        </w:rPr>
-      </w:pPr>
-      <w:r>
-        <w:rPr>
-          <w:rFonts w:eastAsia="Times New Roman" w:cs="Times New Roman"/>
-          <w:b/>
-          <w:bCs/>
-          <w:color w:val="333333"/>
-          <w:sz w:val="27"/>
-          <w:szCs w:val="27"/>
-          <w:lang w:eastAsia="ru-RU"/>
-        </w:rPr>
         <w:t xml:space="preserve"> </w:t>
       </w:r>
     </w:p>
     <w:p>
       <w:pPr>
-        <w:ind w:firstLine="0"/>
+        <w:pStyle w:val="a4"/>
       </w:pPr>
       <w:r>
         <w:rPr>
@@ -4862,18 +4473,18 @@
         <mc:AlternateContent>
           <mc:Choice Requires="wps">
             <w:drawing>
-              <wp:anchor distT="0" distB="0" distL="114300" distR="114300" simplePos="0" relativeHeight="251668480" behindDoc="0" locked="0" layoutInCell="1" allowOverlap="1">
+              <wp:anchor distT="0" distB="0" distL="114300" distR="114300" simplePos="0" relativeHeight="251693056" behindDoc="0" locked="0" layoutInCell="1" allowOverlap="1">
                 <wp:simplePos x="0" y="0"/>
                 <wp:positionH relativeFrom="margin">
-                  <wp:posOffset>416560</wp:posOffset>
+                  <wp:posOffset>297815</wp:posOffset>
                 </wp:positionH>
                 <wp:positionV relativeFrom="paragraph">
-                  <wp:posOffset>97790</wp:posOffset>
+                  <wp:posOffset>49530</wp:posOffset>
                 </wp:positionV>
-                <wp:extent cx="6096000" cy="363220"/>
-                <wp:effectExtent l="0" t="0" r="0" b="0"/>
+                <wp:extent cx="4224655" cy="252730"/>
+                <wp:effectExtent l="0" t="0" r="4445" b="0"/>
                 <wp:wrapNone/>
-                <wp:docPr id="38" name="Надпись 38"/>
+                <wp:docPr id="27" name="Надпись 27"/>
                 <wp:cNvGraphicFramePr/>
                 <a:graphic xmlns:a="http://schemas.openxmlformats.org/drawingml/2006/main">
                   <a:graphicData uri="http://schemas.microsoft.com/office/word/2010/wordprocessingShape">
@@ -4882,7 +4493,7 @@
                       <wps:spPr>
                         <a:xfrm>
                           <a:off x="0" y="0"/>
-                          <a:ext cx="6096000" cy="362585"/>
+                          <a:ext cx="4224020" cy="252095"/>
                         </a:xfrm>
                         <a:prstGeom prst="rect">
                           <a:avLst/>
@@ -4900,7 +4511,6 @@
                             <w:pPr>
                               <w:jc w:val="center"/>
                               <w:rPr>
-                                <w:sz w:val="36"/>
                                 <w:szCs w:val="36"/>
                               </w:rPr>
                             </w:pPr>
@@ -4909,7 +4519,6 @@
                                 <w:b/>
                                 <w:i/>
                                 <w:color w:val="1F4E79" w:themeColor="accent1" w:themeShade="80"/>
-                                <w:sz w:val="36"/>
                                 <w:szCs w:val="36"/>
                               </w:rPr>
                               <w:t>Решение</w:t>
@@ -4934,14 +4543,13 @@
           </mc:Choice>
           <mc:Fallback>
             <w:pict>
-              <v:shape id="Надпись 38" o:spid="_x0000_s1031" type="#_x0000_t202" style="position:absolute;left:0;text-align:left;margin-left:32.8pt;margin-top:7.7pt;width:480pt;height:28.6pt;z-index:251668480;visibility:visible;mso-wrap-style:square;mso-width-percent:0;mso-height-percent:0;mso-wrap-distance-left:9pt;mso-wrap-distance-top:0;mso-wrap-distance-right:9pt;mso-wrap-distance-bottom:0;mso-position-horizontal:absolute;mso-position-horizontal-relative:margin;mso-position-vertical:absolute;mso-position-vertical-relative:text;mso-width-percent:0;mso-height-percent:0;mso-width-relative:margin;mso-height-relative:margin;v-text-anchor:top" o:gfxdata="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" fillcolor="#bdd6ee [1300]" stroked="f">
+              <v:shape id="Надпись 27" o:spid="_x0000_s1030" type="#_x0000_t202" style="position:absolute;margin-left:23.45pt;margin-top:3.9pt;width:332.65pt;height:19.9pt;z-index:251693056;visibility:visible;mso-wrap-style:square;mso-width-percent:0;mso-height-percent:0;mso-wrap-distance-left:9pt;mso-wrap-distance-top:0;mso-wrap-distance-right:9pt;mso-wrap-distance-bottom:0;mso-position-horizontal:absolute;mso-position-horizontal-relative:margin;mso-position-vertical:absolute;mso-position-vertical-relative:text;mso-width-percent:0;mso-height-percent:0;mso-width-relative:margin;mso-height-relative:margin;v-text-anchor:top" o:gfxdata="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" fillcolor="#bdd6ee [1300]" stroked="f">
                 <v:textbox>
                   <w:txbxContent>
                     <w:p>
                       <w:pPr>
                         <w:jc w:val="center"/>
                         <w:rPr>
-                          <w:sz w:val="36"/>
                           <w:szCs w:val="36"/>
                         </w:rPr>
                       </w:pPr>
@@ -4950,7 +4558,6 @@
                           <w:b/>
                           <w:i/>
                           <w:color w:val="1F4E79" w:themeColor="accent1" w:themeShade="80"/>
-                          <w:sz w:val="36"/>
                           <w:szCs w:val="36"/>
                         </w:rPr>
                         <w:t>Решение</w:t>
@@ -4971,9 +4578,9 @@
         </w:rPr>
         <w:drawing>
           <wp:inline distT="0" distB="0" distL="0" distR="0">
-            <wp:extent cx="6896100" cy="2324100"/>
-            <wp:effectExtent l="0" t="0" r="0" b="0"/>
-            <wp:docPr id="37" name="Рисунок 37" descr="Большая клетка"/>
+            <wp:extent cx="4777105" cy="1605915"/>
+            <wp:effectExtent l="0" t="0" r="4445" b="0"/>
+            <wp:docPr id="26" name="Рисунок 26" descr="Большая клетка"/>
             <wp:cNvGraphicFramePr>
               <a:graphicFrameLocks xmlns:a="http://schemas.openxmlformats.org/drawingml/2006/main" noChangeAspect="1"/>
             </wp:cNvGraphicFramePr>
@@ -5002,7 +4609,7 @@
                   <pic:spPr bwMode="auto">
                     <a:xfrm>
                       <a:off x="0" y="0"/>
-                      <a:ext cx="6896100" cy="2324100"/>
+                      <a:ext cx="4777105" cy="1605915"/>
                     </a:xfrm>
                     <a:prstGeom prst="rect">
                       <a:avLst/>
@@ -5023,6 +4630,81 @@
       <w:pPr>
         <w:pStyle w:val="1"/>
         <w:rPr>
+          <w:rStyle w:val="canselect"/>
+          <w:b w:val="0"/>
+          <w:bCs/>
+        </w:rPr>
+      </w:pPr>
+      <w:bookmarkStart w:id="5" w:name="_Toc213846935"/>
+      <w:r>
+        <w:t>Номер: </w:t>
+      </w:r>
+      <w:r>
+        <w:rPr>
+          <w:rStyle w:val="canselect"/>
+          <w:bCs/>
+        </w:rPr>
+        <w:t>7C8BF1</w:t>
+      </w:r>
+      <w:bookmarkEnd w:id="5"/>
+    </w:p>
+    <w:p>
+      <w:pPr>
+        <w:rPr>
+          <w:lang w:eastAsia="ru-RU"/>
+        </w:rPr>
+      </w:pPr>
+      <w:r>
+        <w:rPr>
+          <w:lang w:eastAsia="ru-RU"/>
+        </w:rPr>
+        <w:t>Определите количество натуральных двузначных чисел</w:t>
+      </w:r>
+      <w:r>
+        <w:rPr>
+          <w:b/>
+          <w:bCs/>
+          <w:i/>
+          <w:iCs/>
+          <w:lang w:eastAsia="ru-RU"/>
+        </w:rPr>
+        <w:t> </w:t>
+      </w:r>
+      <w:r>
+        <w:rPr>
+          <w:b/>
+          <w:bCs/>
+          <w:i/>
+          <w:iCs/>
+          <w:lang w:val="en-US" w:eastAsia="ru-RU"/>
+        </w:rPr>
+        <w:t>x</w:t>
+      </w:r>
+      <w:r>
+        <w:rPr>
+          <w:lang w:eastAsia="ru-RU"/>
+        </w:rPr>
+        <w:t>, для которых </w:t>
+      </w:r>
+      <w:r>
+        <w:rPr>
+          <w:b/>
+          <w:bCs/>
+          <w:lang w:eastAsia="ru-RU"/>
+        </w:rPr>
+        <w:t>ложно</w:t>
+      </w:r>
+      <w:r>
+        <w:rPr>
+          <w:lang w:eastAsia="ru-RU"/>
+        </w:rPr>
+        <w:t> логическое выражение:</w:t>
+      </w:r>
+    </w:p>
+    <w:p>
+      <w:pPr>
+        <w:jc w:val="center"/>
+        <w:rPr>
           <w:rFonts w:eastAsia="Times New Roman" w:cs="Times New Roman"/>
           <w:color w:val="333333"/>
           <w:sz w:val="27"/>
@@ -5030,24 +4712,76 @@
           <w:lang w:eastAsia="ru-RU"/>
         </w:rPr>
       </w:pPr>
-      <w:bookmarkStart w:id="7" w:name="_Toc213673228"/>
-      <w:r>
-        <w:rPr>
-          <w:b/>
-          <w:bCs/>
-        </w:rPr>
-        <w:lastRenderedPageBreak/>
-        <w:t>Номер: </w:t>
-      </w:r>
-      <w:r>
-        <w:rPr>
-          <w:rStyle w:val="canselect"/>
-          <w:b/>
-          <w:bCs/>
-        </w:rPr>
-        <w:t>742DF5</w:t>
-      </w:r>
-      <w:bookmarkEnd w:id="7"/>
+      <w:r>
+        <w:rPr>
+          <w:b/>
+          <w:bCs/>
+          <w:shd w:val="clear" w:color="auto" w:fill="FFFFFF"/>
+        </w:rPr>
+        <w:t>НЕ</w:t>
+      </w:r>
+      <w:r>
+        <w:rPr>
+          <w:shd w:val="clear" w:color="auto" w:fill="FFFFFF"/>
+        </w:rPr>
+        <w:t> (</w:t>
+      </w:r>
+      <w:r>
+        <w:rPr>
+          <w:b/>
+          <w:bCs/>
+          <w:i/>
+          <w:iCs/>
+          <w:shd w:val="clear" w:color="auto" w:fill="FFFFFF"/>
+          <w:lang w:val="en-US"/>
+        </w:rPr>
+        <w:t>x</w:t>
+      </w:r>
+      <w:r>
+        <w:rPr>
+          <w:shd w:val="clear" w:color="auto" w:fill="FFFFFF"/>
+        </w:rPr>
+        <w:t> чётное) </w:t>
+      </w:r>
+      <w:r>
+        <w:rPr>
+          <w:b/>
+          <w:bCs/>
+          <w:shd w:val="clear" w:color="auto" w:fill="FFFFFF"/>
+        </w:rPr>
+        <w:t>И НЕ</w:t>
+      </w:r>
+      <w:r>
+        <w:rPr>
+          <w:shd w:val="clear" w:color="auto" w:fill="FFFFFF"/>
+        </w:rPr>
+        <w:t> (</w:t>
+      </w:r>
+      <w:proofErr w:type="gramStart"/>
+      <w:r>
+        <w:rPr>
+          <w:b/>
+          <w:bCs/>
+          <w:i/>
+          <w:iCs/>
+          <w:shd w:val="clear" w:color="auto" w:fill="FFFFFF"/>
+          <w:lang w:val="en-US"/>
+        </w:rPr>
+        <w:t>x</w:t>
+      </w:r>
+      <w:r>
+        <w:rPr>
+          <w:shd w:val="clear" w:color="auto" w:fill="FFFFFF"/>
+        </w:rPr>
+        <w:t> &gt;</w:t>
+      </w:r>
+      <w:proofErr w:type="gramEnd"/>
+      <w:r>
+        <w:rPr>
+          <w:shd w:val="clear" w:color="auto" w:fill="FFFFFF"/>
+        </w:rPr>
+        <w:t xml:space="preserve"> 39)</w:t>
+      </w:r>
       <w:r>
         <w:rPr>
           <w:rFonts w:eastAsia="Times New Roman" w:cs="Times New Roman"/>
@@ -5061,185 +4795,7 @@
     </w:p>
     <w:p>
       <w:pPr>
-        <w:ind w:firstLine="0"/>
-        <w:rPr>
-          <w:rFonts w:eastAsia="Times New Roman" w:cs="Times New Roman"/>
-          <w:color w:val="333333"/>
-          <w:sz w:val="27"/>
-          <w:szCs w:val="27"/>
-          <w:lang w:eastAsia="ru-RU"/>
-        </w:rPr>
-      </w:pPr>
-      <w:r>
-        <w:rPr>
-          <w:rFonts w:eastAsia="Times New Roman" w:cs="Times New Roman"/>
-          <w:color w:val="333333"/>
-          <w:sz w:val="27"/>
-          <w:szCs w:val="27"/>
-          <w:lang w:eastAsia="ru-RU"/>
-        </w:rPr>
-        <w:t>Напишите наибольшее натуральное число </w:t>
-      </w:r>
-      <w:r>
-        <w:rPr>
-          <w:rFonts w:eastAsia="Times New Roman" w:cs="Times New Roman"/>
-          <w:b/>
-          <w:bCs/>
-          <w:i/>
-          <w:iCs/>
-          <w:color w:val="333333"/>
-          <w:sz w:val="27"/>
-          <w:szCs w:val="27"/>
-          <w:lang w:val="en-US" w:eastAsia="ru-RU"/>
-        </w:rPr>
-        <w:t>x</w:t>
-      </w:r>
-      <w:r>
-        <w:rPr>
-          <w:rFonts w:eastAsia="Times New Roman" w:cs="Times New Roman"/>
-          <w:color w:val="333333"/>
-          <w:sz w:val="27"/>
-          <w:szCs w:val="27"/>
-          <w:lang w:eastAsia="ru-RU"/>
-        </w:rPr>
-        <w:t>, для которого истинно высказывание:</w:t>
-      </w:r>
-    </w:p>
-    <w:p>
-      <w:pPr>
-        <w:jc w:val="center"/>
-        <w:rPr>
-          <w:lang w:eastAsia="ru-RU"/>
-        </w:rPr>
-      </w:pPr>
-      <w:r>
-        <w:rPr>
-          <w:rFonts w:eastAsia="Times New Roman" w:cs="Times New Roman"/>
-          <w:color w:val="333333"/>
-          <w:sz w:val="27"/>
-          <w:szCs w:val="27"/>
-          <w:lang w:eastAsia="ru-RU"/>
-        </w:rPr>
-        <w:t>(</w:t>
-      </w:r>
-      <w:r>
-        <w:rPr>
-          <w:rFonts w:eastAsia="Times New Roman" w:cs="Times New Roman"/>
-          <w:b/>
-          <w:bCs/>
-          <w:i/>
-          <w:iCs/>
-          <w:color w:val="333333"/>
-          <w:sz w:val="27"/>
-          <w:szCs w:val="27"/>
-          <w:lang w:val="en-US" w:eastAsia="ru-RU"/>
-        </w:rPr>
-        <w:t>x</w:t>
-      </w:r>
-      <w:r>
-        <w:rPr>
-          <w:rFonts w:eastAsia="Times New Roman" w:cs="Times New Roman"/>
-          <w:color w:val="333333"/>
-          <w:sz w:val="27"/>
-          <w:szCs w:val="27"/>
-          <w:lang w:eastAsia="ru-RU"/>
-        </w:rPr>
-        <w:t> </w:t>
-      </w:r>
-      <w:proofErr w:type="gramStart"/>
-      <w:r>
-        <w:rPr>
-          <w:rFonts w:eastAsia="Times New Roman" w:cs="Times New Roman"/>
-          <w:color w:val="333333"/>
-          <w:sz w:val="27"/>
-          <w:szCs w:val="27"/>
-          <w:lang w:eastAsia="ru-RU"/>
-        </w:rPr>
-        <w:t>&lt; 7</w:t>
-      </w:r>
-      <w:proofErr w:type="gramEnd"/>
-      <w:r>
-        <w:rPr>
-          <w:rFonts w:eastAsia="Times New Roman" w:cs="Times New Roman"/>
-          <w:color w:val="333333"/>
-          <w:sz w:val="27"/>
-          <w:szCs w:val="27"/>
-          <w:lang w:eastAsia="ru-RU"/>
-        </w:rPr>
-        <w:t>) </w:t>
-      </w:r>
-      <w:r>
-        <w:rPr>
-          <w:rFonts w:eastAsia="Times New Roman" w:cs="Times New Roman"/>
-          <w:b/>
-          <w:bCs/>
-          <w:color w:val="333333"/>
-          <w:sz w:val="27"/>
-          <w:szCs w:val="27"/>
-          <w:lang w:eastAsia="ru-RU"/>
-        </w:rPr>
-        <w:t>И</w:t>
-      </w:r>
-      <w:r>
-        <w:rPr>
-          <w:rFonts w:eastAsia="Times New Roman" w:cs="Times New Roman"/>
-          <w:color w:val="333333"/>
-          <w:sz w:val="27"/>
-          <w:szCs w:val="27"/>
-          <w:lang w:eastAsia="ru-RU"/>
-        </w:rPr>
-        <w:t> </w:t>
-      </w:r>
-      <w:r>
-        <w:rPr>
-          <w:rFonts w:eastAsia="Times New Roman" w:cs="Times New Roman"/>
-          <w:b/>
-          <w:bCs/>
-          <w:color w:val="333333"/>
-          <w:sz w:val="27"/>
-          <w:szCs w:val="27"/>
-          <w:lang w:eastAsia="ru-RU"/>
-        </w:rPr>
-        <w:t>НЕ </w:t>
-      </w:r>
-      <w:r>
-        <w:rPr>
-          <w:rFonts w:eastAsia="Times New Roman" w:cs="Times New Roman"/>
-          <w:color w:val="333333"/>
-          <w:sz w:val="27"/>
-          <w:szCs w:val="27"/>
-          <w:lang w:eastAsia="ru-RU"/>
-        </w:rPr>
-        <w:t>(</w:t>
-      </w:r>
-      <w:r>
-        <w:rPr>
-          <w:rFonts w:eastAsia="Times New Roman" w:cs="Times New Roman"/>
-          <w:b/>
-          <w:bCs/>
-          <w:i/>
-          <w:iCs/>
-          <w:color w:val="333333"/>
-          <w:sz w:val="27"/>
-          <w:szCs w:val="27"/>
-          <w:lang w:val="en-US" w:eastAsia="ru-RU"/>
-        </w:rPr>
-        <w:t>x</w:t>
-      </w:r>
-      <w:r>
-        <w:rPr>
-          <w:rFonts w:eastAsia="Times New Roman" w:cs="Times New Roman"/>
-          <w:color w:val="333333"/>
-          <w:sz w:val="27"/>
-          <w:szCs w:val="27"/>
-          <w:lang w:eastAsia="ru-RU"/>
-        </w:rPr>
-        <w:t> &lt; 6).</w:t>
-      </w:r>
-    </w:p>
-    <w:p>
-      <w:pPr>
-        <w:ind w:firstLine="0"/>
+        <w:pStyle w:val="a4"/>
       </w:pPr>
       <w:r>
         <w:rPr>
@@ -5249,18 +4805,18 @@
         <mc:AlternateContent>
           <mc:Choice Requires="wps">
             <w:drawing>
-              <wp:anchor distT="0" distB="0" distL="114300" distR="114300" simplePos="0" relativeHeight="251670528" behindDoc="0" locked="0" layoutInCell="1" allowOverlap="1">
+              <wp:anchor distT="0" distB="0" distL="114300" distR="114300" simplePos="0" relativeHeight="251695104" behindDoc="0" locked="0" layoutInCell="1" allowOverlap="1">
                 <wp:simplePos x="0" y="0"/>
                 <wp:positionH relativeFrom="margin">
-                  <wp:posOffset>416560</wp:posOffset>
+                  <wp:posOffset>297815</wp:posOffset>
                 </wp:positionH>
                 <wp:positionV relativeFrom="paragraph">
-                  <wp:posOffset>97790</wp:posOffset>
+                  <wp:posOffset>49530</wp:posOffset>
                 </wp:positionV>
-                <wp:extent cx="6096000" cy="363220"/>
-                <wp:effectExtent l="0" t="0" r="0" b="0"/>
+                <wp:extent cx="4224655" cy="252730"/>
+                <wp:effectExtent l="0" t="0" r="4445" b="0"/>
                 <wp:wrapNone/>
-                <wp:docPr id="150" name="Надпись 150"/>
+                <wp:docPr id="29" name="Надпись 29"/>
                 <wp:cNvGraphicFramePr/>
                 <a:graphic xmlns:a="http://schemas.openxmlformats.org/drawingml/2006/main">
                   <a:graphicData uri="http://schemas.microsoft.com/office/word/2010/wordprocessingShape">
@@ -5269,7 +4825,7 @@
                       <wps:spPr>
                         <a:xfrm>
                           <a:off x="0" y="0"/>
-                          <a:ext cx="6096000" cy="362585"/>
+                          <a:ext cx="4224020" cy="252095"/>
                         </a:xfrm>
                         <a:prstGeom prst="rect">
                           <a:avLst/>
@@ -5287,7 +4843,6 @@
                             <w:pPr>
                               <w:jc w:val="center"/>
                               <w:rPr>
-                                <w:sz w:val="36"/>
                                 <w:szCs w:val="36"/>
                               </w:rPr>
                             </w:pPr>
@@ -5296,7 +4851,6 @@
                                 <w:b/>
                                 <w:i/>
                                 <w:color w:val="1F4E79" w:themeColor="accent1" w:themeShade="80"/>
-                                <w:sz w:val="36"/>
                                 <w:szCs w:val="36"/>
                               </w:rPr>
                               <w:t>Решение</w:t>
@@ -5321,14 +4875,13 @@
           </mc:Choice>
           <mc:Fallback>
             <w:pict>
-              <v:shape id="Надпись 150" o:spid="_x0000_s1032" type="#_x0000_t202" style="position:absolute;left:0;text-align:left;margin-left:32.8pt;margin-top:7.7pt;width:480pt;height:28.6pt;z-index:251670528;visibility:visible;mso-wrap-style:square;mso-width-percent:0;mso-height-percent:0;mso-wrap-distance-left:9pt;mso-wrap-distance-top:0;mso-wrap-distance-right:9pt;mso-wrap-distance-bottom:0;mso-position-horizontal:absolute;mso-position-horizontal-relative:margin;mso-position-vertical:absolute;mso-position-vertical-relative:text;mso-width-percent:0;mso-height-percent:0;mso-width-relative:margin;mso-height-relative:margin;v-text-anchor:top" o:gfxdata="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" fillcolor="#bdd6ee [1300]" stroked="f">
+              <v:shape id="Надпись 29" o:spid="_x0000_s1031" type="#_x0000_t202" style="position:absolute;margin-left:23.45pt;margin-top:3.9pt;width:332.65pt;height:19.9pt;z-index:251695104;visibility:visible;mso-wrap-style:square;mso-width-percent:0;mso-height-percent:0;mso-wrap-distance-left:9pt;mso-wrap-distance-top:0;mso-wrap-distance-right:9pt;mso-wrap-distance-bottom:0;mso-position-horizontal:absolute;mso-position-horizontal-relative:margin;mso-position-vertical:absolute;mso-position-vertical-relative:text;mso-width-percent:0;mso-height-percent:0;mso-width-relative:margin;mso-height-relative:margin;v-text-anchor:top" o:gfxdata="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" fillcolor="#bdd6ee [1300]" stroked="f">
                 <v:textbox>
                   <w:txbxContent>
                     <w:p>
                       <w:pPr>
                         <w:jc w:val="center"/>
                         <w:rPr>
-                          <w:sz w:val="36"/>
                           <w:szCs w:val="36"/>
                         </w:rPr>
                       </w:pPr>
@@ -5337,7 +4890,6 @@
                           <w:b/>
                           <w:i/>
                           <w:color w:val="1F4E79" w:themeColor="accent1" w:themeShade="80"/>
-                          <w:sz w:val="36"/>
                           <w:szCs w:val="36"/>
                         </w:rPr>
                         <w:t>Решение</w:t>
@@ -5358,9 +4910,321 @@
         </w:rPr>
         <w:drawing>
           <wp:inline distT="0" distB="0" distL="0" distR="0">
-            <wp:extent cx="6896100" cy="2324100"/>
-            <wp:effectExtent l="0" t="0" r="0" b="0"/>
-            <wp:docPr id="149" name="Рисунок 149" descr="Большая клетка"/>
+            <wp:extent cx="4777105" cy="1377461"/>
+            <wp:effectExtent l="0" t="0" r="4445" b="0"/>
+            <wp:docPr id="28" name="Рисунок 28" descr="Большая клетка"/>
+            <wp:cNvGraphicFramePr>
+              <a:graphicFrameLocks xmlns:a="http://schemas.openxmlformats.org/drawingml/2006/main" noChangeAspect="1"/>
+            </wp:cNvGraphicFramePr>
+            <a:graphic xmlns:a="http://schemas.openxmlformats.org/drawingml/2006/main">
+              <a:graphicData uri="http://schemas.openxmlformats.org/drawingml/2006/picture">
+                <pic:pic xmlns:pic="http://schemas.openxmlformats.org/drawingml/2006/picture">
+                  <pic:nvPicPr>
+                    <pic:cNvPr id="0" name="Рисунок 5" descr="Большая клетка"/>
+                    <pic:cNvPicPr>
+                      <a:picLocks noChangeAspect="1" noChangeArrowheads="1"/>
+                    </pic:cNvPicPr>
+                  </pic:nvPicPr>
+                  <pic:blipFill rotWithShape="1">
+                    <a:blip r:embed="rId8">
+                      <a:extLst>
+                        <a:ext uri="{28A0092B-C50C-407E-A947-70E740481C1C}">
+                          <a14:useLocalDpi xmlns:a14="http://schemas.microsoft.com/office/drawing/2010/main" val="0"/>
+                        </a:ext>
+                      </a:extLst>
+                    </a:blip>
+                    <a:srcRect r="37325" b="73892"/>
+                    <a:stretch/>
+                  </pic:blipFill>
+                  <pic:spPr bwMode="auto">
+                    <a:xfrm>
+                      <a:off x="0" y="0"/>
+                      <a:ext cx="4777105" cy="1377461"/>
+                    </a:xfrm>
+                    <a:prstGeom prst="rect">
+                      <a:avLst/>
+                    </a:prstGeom>
+                    <a:noFill/>
+                    <a:ln>
+                      <a:noFill/>
+                    </a:ln>
+                    <a:extLst>
+                      <a:ext uri="{53640926-AAD7-44D8-BBD7-CCE9431645EC}">
+                        <a14:shadowObscured xmlns:a14="http://schemas.microsoft.com/office/drawing/2010/main"/>
+                      </a:ext>
+                    </a:extLst>
+                  </pic:spPr>
+                </pic:pic>
+              </a:graphicData>
+            </a:graphic>
+          </wp:inline>
+        </w:drawing>
+      </w:r>
+    </w:p>
+    <w:p>
+      <w:pPr>
+        <w:pStyle w:val="1"/>
+        <w:rPr>
+          <w:sz w:val="27"/>
+        </w:rPr>
+      </w:pPr>
+      <w:bookmarkStart w:id="6" w:name="_Toc213846936"/>
+      <w:r>
+        <w:lastRenderedPageBreak/>
+        <w:t>Номер: </w:t>
+      </w:r>
+      <w:r>
+        <w:rPr>
+          <w:rStyle w:val="canselect"/>
+          <w:bCs/>
+        </w:rPr>
+        <w:t>742DF5</w:t>
+      </w:r>
+      <w:bookmarkEnd w:id="6"/>
+      <w:r>
+        <w:rPr>
+          <w:sz w:val="27"/>
+        </w:rPr>
+        <w:t xml:space="preserve"> </w:t>
+      </w:r>
+    </w:p>
+    <w:p>
+      <w:pPr>
+        <w:rPr>
+          <w:lang w:eastAsia="ru-RU"/>
+        </w:rPr>
+      </w:pPr>
+      <w:r>
+        <w:rPr>
+          <w:lang w:eastAsia="ru-RU"/>
+        </w:rPr>
+        <w:t>Напишите наибольшее натуральное число </w:t>
+      </w:r>
+      <w:r>
+        <w:rPr>
+          <w:b/>
+          <w:bCs/>
+          <w:i/>
+          <w:iCs/>
+          <w:lang w:val="en-US" w:eastAsia="ru-RU"/>
+        </w:rPr>
+        <w:t>x</w:t>
+      </w:r>
+      <w:r>
+        <w:rPr>
+          <w:lang w:eastAsia="ru-RU"/>
+        </w:rPr>
+        <w:t>, для которого истинно высказывание:</w:t>
+      </w:r>
+    </w:p>
+    <w:p>
+      <w:pPr>
+        <w:jc w:val="center"/>
+        <w:rPr>
+          <w:lang w:eastAsia="ru-RU"/>
+        </w:rPr>
+      </w:pPr>
+      <w:r>
+        <w:rPr>
+          <w:lang w:eastAsia="ru-RU"/>
+        </w:rPr>
+        <w:t>(</w:t>
+      </w:r>
+      <w:r>
+        <w:rPr>
+          <w:b/>
+          <w:bCs/>
+          <w:i/>
+          <w:iCs/>
+          <w:lang w:val="en-US" w:eastAsia="ru-RU"/>
+        </w:rPr>
+        <w:t>x</w:t>
+      </w:r>
+      <w:r>
+        <w:rPr>
+          <w:lang w:eastAsia="ru-RU"/>
+        </w:rPr>
+        <w:t> </w:t>
+      </w:r>
+      <w:proofErr w:type="gramStart"/>
+      <w:r>
+        <w:rPr>
+          <w:lang w:eastAsia="ru-RU"/>
+        </w:rPr>
+        <w:t>&lt; 7</w:t>
+      </w:r>
+      <w:proofErr w:type="gramEnd"/>
+      <w:r>
+        <w:rPr>
+          <w:lang w:eastAsia="ru-RU"/>
+        </w:rPr>
+        <w:t>) </w:t>
+      </w:r>
+      <w:r>
+        <w:rPr>
+          <w:b/>
+          <w:bCs/>
+          <w:lang w:eastAsia="ru-RU"/>
+        </w:rPr>
+        <w:t>И</w:t>
+      </w:r>
+      <w:r>
+        <w:rPr>
+          <w:lang w:eastAsia="ru-RU"/>
+        </w:rPr>
+        <w:t> </w:t>
+      </w:r>
+      <w:r>
+        <w:rPr>
+          <w:b/>
+          <w:bCs/>
+          <w:lang w:eastAsia="ru-RU"/>
+        </w:rPr>
+        <w:t>НЕ </w:t>
+      </w:r>
+      <w:r>
+        <w:rPr>
+          <w:lang w:eastAsia="ru-RU"/>
+        </w:rPr>
+        <w:t>(</w:t>
+      </w:r>
+      <w:r>
+        <w:rPr>
+          <w:b/>
+          <w:bCs/>
+          <w:i/>
+          <w:iCs/>
+          <w:lang w:val="en-US" w:eastAsia="ru-RU"/>
+        </w:rPr>
+        <w:t>x</w:t>
+      </w:r>
+      <w:r>
+        <w:rPr>
+          <w:lang w:eastAsia="ru-RU"/>
+        </w:rPr>
+        <w:t> &lt; 6)</w:t>
+      </w:r>
+    </w:p>
+    <w:p>
+      <w:pPr>
+        <w:pStyle w:val="a4"/>
+      </w:pPr>
+      <w:r>
+        <w:rPr>
+          <w:noProof/>
+          <w:lang w:eastAsia="ru-RU"/>
+        </w:rPr>
+        <mc:AlternateContent>
+          <mc:Choice Requires="wps">
+            <w:drawing>
+              <wp:anchor distT="0" distB="0" distL="114300" distR="114300" simplePos="0" relativeHeight="251697152" behindDoc="0" locked="0" layoutInCell="1" allowOverlap="1">
+                <wp:simplePos x="0" y="0"/>
+                <wp:positionH relativeFrom="margin">
+                  <wp:posOffset>297815</wp:posOffset>
+                </wp:positionH>
+                <wp:positionV relativeFrom="paragraph">
+                  <wp:posOffset>49530</wp:posOffset>
+                </wp:positionV>
+                <wp:extent cx="4224655" cy="252730"/>
+                <wp:effectExtent l="0" t="0" r="4445" b="0"/>
+                <wp:wrapNone/>
+                <wp:docPr id="31" name="Надпись 31"/>
+                <wp:cNvGraphicFramePr/>
+                <a:graphic xmlns:a="http://schemas.openxmlformats.org/drawingml/2006/main">
+                  <a:graphicData uri="http://schemas.microsoft.com/office/word/2010/wordprocessingShape">
+                    <wps:wsp>
+                      <wps:cNvSpPr txBox="1"/>
+                      <wps:spPr>
+                        <a:xfrm>
+                          <a:off x="0" y="0"/>
+                          <a:ext cx="4224020" cy="252095"/>
+                        </a:xfrm>
+                        <a:prstGeom prst="rect">
+                          <a:avLst/>
+                        </a:prstGeom>
+                        <a:solidFill>
+                          <a:schemeClr val="accent1">
+                            <a:lumMod val="40000"/>
+                            <a:lumOff val="60000"/>
+                          </a:schemeClr>
+                        </a:solidFill>
+                      </wps:spPr>
+                      <wps:txbx>
+                        <w:txbxContent>
+                          <w:p>
+                            <w:pPr>
+                              <w:jc w:val="center"/>
+                              <w:rPr>
+                                <w:szCs w:val="36"/>
+                              </w:rPr>
+                            </w:pPr>
+                            <w:r>
+                              <w:rPr>
+                                <w:b/>
+                                <w:i/>
+                                <w:color w:val="1F4E79" w:themeColor="accent1" w:themeShade="80"/>
+                                <w:szCs w:val="36"/>
+                              </w:rPr>
+                              <w:t>Решение</w:t>
+                            </w:r>
+                          </w:p>
+                        </w:txbxContent>
+                      </wps:txbx>
+                      <wps:bodyPr wrap="square" rtlCol="0">
+                        <a:noAutofit/>
+                      </wps:bodyPr>
+                    </wps:wsp>
+                  </a:graphicData>
+                </a:graphic>
+                <wp14:sizeRelH relativeFrom="margin">
+                  <wp14:pctWidth>0</wp14:pctWidth>
+                </wp14:sizeRelH>
+                <wp14:sizeRelV relativeFrom="margin">
+                  <wp14:pctHeight>0</wp14:pctHeight>
+                </wp14:sizeRelV>
+              </wp:anchor>
+            </w:drawing>
+          </mc:Choice>
+          <mc:Fallback>
+            <w:pict>
+              <v:shape id="Надпись 31" o:spid="_x0000_s1032" type="#_x0000_t202" style="position:absolute;margin-left:23.45pt;margin-top:3.9pt;width:332.65pt;height:19.9pt;z-index:251697152;visibility:visible;mso-wrap-style:square;mso-width-percent:0;mso-height-percent:0;mso-wrap-distance-left:9pt;mso-wrap-distance-top:0;mso-wrap-distance-right:9pt;mso-wrap-distance-bottom:0;mso-position-horizontal:absolute;mso-position-horizontal-relative:margin;mso-position-vertical:absolute;mso-position-vertical-relative:text;mso-width-percent:0;mso-height-percent:0;mso-width-relative:margin;mso-height-relative:margin;v-text-anchor:top" o:gfxdata="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" fillcolor="#bdd6ee [1300]" stroked="f">
+                <v:textbox>
+                  <w:txbxContent>
+                    <w:p>
+                      <w:pPr>
+                        <w:jc w:val="center"/>
+                        <w:rPr>
+                          <w:szCs w:val="36"/>
+                        </w:rPr>
+                      </w:pPr>
+                      <w:r>
+                        <w:rPr>
+                          <w:b/>
+                          <w:i/>
+                          <w:color w:val="1F4E79" w:themeColor="accent1" w:themeShade="80"/>
+                          <w:szCs w:val="36"/>
+                        </w:rPr>
+                        <w:t>Решение</w:t>
+                      </w:r>
+                    </w:p>
+                  </w:txbxContent>
+                </v:textbox>
+                <w10:wrap anchorx="margin"/>
+              </v:shape>
+            </w:pict>
+          </mc:Fallback>
+        </mc:AlternateContent>
+      </w:r>
+      <w:r>
+        <w:rPr>
+          <w:noProof/>
+          <w:lang w:eastAsia="ru-RU"/>
+        </w:rPr>
+        <w:drawing>
+          <wp:inline distT="0" distB="0" distL="0" distR="0">
+            <wp:extent cx="4777105" cy="1605915"/>
+            <wp:effectExtent l="0" t="0" r="4445" b="0"/>
+            <wp:docPr id="30" name="Рисунок 30" descr="Большая клетка"/>
             <wp:cNvGraphicFramePr>
               <a:graphicFrameLocks xmlns:a="http://schemas.openxmlformats.org/drawingml/2006/main" noChangeAspect="1"/>
             </wp:cNvGraphicFramePr>
@@ -5389,7 +5253,7 @@
                   <pic:spPr bwMode="auto">
                     <a:xfrm>
                       <a:off x="0" y="0"/>
-                      <a:ext cx="6896100" cy="2324100"/>
+                      <a:ext cx="4777105" cy="1605915"/>
                     </a:xfrm>
                     <a:prstGeom prst="rect">
                       <a:avLst/>
@@ -5411,27 +5275,93 @@
         <w:pStyle w:val="1"/>
         <w:rPr>
           <w:rStyle w:val="canselect"/>
-          <w:b/>
-          <w:bCs/>
-        </w:rPr>
-      </w:pPr>
-      <w:bookmarkStart w:id="8" w:name="_Toc213673229"/>
+          <w:b w:val="0"/>
+          <w:bCs/>
+        </w:rPr>
+      </w:pPr>
+      <w:bookmarkStart w:id="7" w:name="_Toc213846937"/>
       <w:r>
         <w:t>Номер: </w:t>
       </w:r>
       <w:r>
         <w:rPr>
           <w:rStyle w:val="canselect"/>
-          <w:b/>
           <w:bCs/>
         </w:rPr>
         <w:t>1259F7</w:t>
       </w:r>
-      <w:bookmarkEnd w:id="8"/>
-    </w:p>
-    <w:p>
-      <w:pPr>
-        <w:ind w:firstLine="0"/>
+      <w:bookmarkEnd w:id="7"/>
+    </w:p>
+    <w:p>
+      <w:pPr>
+        <w:rPr>
+          <w:lang w:eastAsia="ru-RU"/>
+        </w:rPr>
+      </w:pPr>
+      <w:r>
+        <w:rPr>
+          <w:lang w:eastAsia="ru-RU"/>
+        </w:rPr>
+        <w:t>Напиши</w:t>
+      </w:r>
+      <w:r>
+        <w:rPr>
+          <w:lang w:eastAsia="ru-RU"/>
+        </w:rPr>
+        <w:t>те наименьшее натуральное число</w:t>
+      </w:r>
+      <w:r>
+        <w:rPr>
+          <w:lang w:eastAsia="ru-RU"/>
+        </w:rPr>
+        <w:t xml:space="preserve"> </w:t>
+      </w:r>
+      <w:r>
+        <w:rPr>
+          <w:b/>
+          <w:bCs/>
+          <w:i/>
+          <w:iCs/>
+          <w:lang w:eastAsia="ru-RU"/>
+        </w:rPr>
+        <w:t>x</w:t>
+      </w:r>
+      <w:r>
+        <w:rPr>
+          <w:lang w:eastAsia="ru-RU"/>
+        </w:rPr>
+        <w:t>, для которого</w:t>
+      </w:r>
+      <w:r>
+        <w:rPr>
+          <w:lang w:eastAsia="ru-RU"/>
+        </w:rPr>
+        <w:t xml:space="preserve"> </w:t>
+      </w:r>
+      <w:r>
+        <w:rPr>
+          <w:b/>
+          <w:bCs/>
+          <w:lang w:eastAsia="ru-RU"/>
+        </w:rPr>
+        <w:t>ложно</w:t>
+      </w:r>
+      <w:r>
+        <w:rPr>
+          <w:lang w:eastAsia="ru-RU"/>
+        </w:rPr>
+        <w:t xml:space="preserve"> </w:t>
+      </w:r>
+      <w:r>
+        <w:rPr>
+          <w:lang w:eastAsia="ru-RU"/>
+        </w:rPr>
+        <w:t>высказывание:</w:t>
+      </w:r>
+    </w:p>
+    <w:p>
+      <w:pPr>
+        <w:jc w:val="center"/>
         <w:rPr>
           <w:rFonts w:eastAsia="Times New Roman" w:cs="Times New Roman"/>
           <w:color w:val="333333"/>
@@ -5442,182 +5372,78 @@
       </w:pPr>
       <w:r>
         <w:rPr>
+          <w:lang w:eastAsia="ru-RU"/>
+        </w:rPr>
+        <w:t>(</w:t>
+      </w:r>
+      <w:proofErr w:type="gramStart"/>
+      <w:r>
+        <w:rPr>
+          <w:b/>
+          <w:bCs/>
+          <w:i/>
+          <w:iCs/>
+          <w:lang w:val="en-US" w:eastAsia="ru-RU"/>
+        </w:rPr>
+        <w:t>x</w:t>
+      </w:r>
+      <w:r>
+        <w:rPr>
+          <w:lang w:eastAsia="ru-RU"/>
+        </w:rPr>
+        <w:t> &gt;</w:t>
+      </w:r>
+      <w:proofErr w:type="gramEnd"/>
+      <w:r>
+        <w:rPr>
+          <w:lang w:eastAsia="ru-RU"/>
+        </w:rPr>
+        <w:t xml:space="preserve"> 3) </w:t>
+      </w:r>
+      <w:r>
+        <w:rPr>
+          <w:b/>
+          <w:bCs/>
+          <w:lang w:eastAsia="ru-RU"/>
+        </w:rPr>
+        <w:t>ИЛИ НЕ </w:t>
+      </w:r>
+      <w:r>
+        <w:rPr>
+          <w:lang w:eastAsia="ru-RU"/>
+        </w:rPr>
+        <w:t>(</w:t>
+      </w:r>
+      <w:r>
+        <w:rPr>
+          <w:b/>
+          <w:bCs/>
+          <w:i/>
+          <w:iCs/>
+          <w:lang w:val="en-US" w:eastAsia="ru-RU"/>
+        </w:rPr>
+        <w:t>x</w:t>
+      </w:r>
+      <w:r>
+        <w:rPr>
+          <w:lang w:eastAsia="ru-RU"/>
+        </w:rPr>
+        <w:t> &gt; 2).</w:t>
+      </w:r>
+      <w:r>
+        <w:rPr>
           <w:rFonts w:eastAsia="Times New Roman" w:cs="Times New Roman"/>
           <w:color w:val="333333"/>
           <w:sz w:val="27"/>
           <w:szCs w:val="27"/>
           <w:lang w:eastAsia="ru-RU"/>
         </w:rPr>
-        <w:t>Напишите наименьшее натуральное число </w:t>
-      </w:r>
-      <w:r>
-        <w:rPr>
-          <w:rFonts w:eastAsia="Times New Roman" w:cs="Times New Roman"/>
-          <w:b/>
-          <w:bCs/>
-          <w:i/>
-          <w:iCs/>
-          <w:color w:val="333333"/>
-          <w:sz w:val="27"/>
-          <w:szCs w:val="27"/>
-          <w:lang w:eastAsia="ru-RU"/>
-        </w:rPr>
-        <w:t>x</w:t>
-      </w:r>
-      <w:r>
-        <w:rPr>
-          <w:rFonts w:eastAsia="Times New Roman" w:cs="Times New Roman"/>
-          <w:color w:val="333333"/>
-          <w:sz w:val="27"/>
-          <w:szCs w:val="27"/>
-          <w:lang w:eastAsia="ru-RU"/>
-        </w:rPr>
-        <w:t>, для которого </w:t>
-      </w:r>
-      <w:r>
-        <w:rPr>
-          <w:rFonts w:eastAsia="Times New Roman" w:cs="Times New Roman"/>
-          <w:b/>
-          <w:bCs/>
-          <w:color w:val="333333"/>
-          <w:sz w:val="27"/>
-          <w:szCs w:val="27"/>
-          <w:lang w:eastAsia="ru-RU"/>
-        </w:rPr>
-        <w:t>ложно</w:t>
-      </w:r>
-      <w:r>
-        <w:rPr>
-          <w:rFonts w:eastAsia="Times New Roman" w:cs="Times New Roman"/>
-          <w:color w:val="333333"/>
-          <w:sz w:val="27"/>
-          <w:szCs w:val="27"/>
-          <w:lang w:eastAsia="ru-RU"/>
-        </w:rPr>
-        <w:t> высказывание:</w:t>
-      </w:r>
-    </w:p>
-    <w:p>
-      <w:pPr>
-        <w:ind w:firstLine="0"/>
-        <w:jc w:val="center"/>
-        <w:rPr>
-          <w:rFonts w:eastAsia="Times New Roman" w:cs="Times New Roman"/>
-          <w:color w:val="333333"/>
-          <w:sz w:val="27"/>
-          <w:szCs w:val="27"/>
-          <w:lang w:eastAsia="ru-RU"/>
-        </w:rPr>
-      </w:pPr>
-      <w:r>
-        <w:rPr>
-          <w:rFonts w:eastAsia="Times New Roman" w:cs="Times New Roman"/>
-          <w:color w:val="333333"/>
-          <w:sz w:val="27"/>
-          <w:szCs w:val="27"/>
-          <w:lang w:eastAsia="ru-RU"/>
-        </w:rPr>
-        <w:t>(</w:t>
-      </w:r>
-      <w:proofErr w:type="gramStart"/>
-      <w:r>
-        <w:rPr>
-          <w:rFonts w:eastAsia="Times New Roman" w:cs="Times New Roman"/>
-          <w:b/>
-          <w:bCs/>
-          <w:i/>
-          <w:iCs/>
-          <w:color w:val="333333"/>
-          <w:sz w:val="27"/>
-          <w:szCs w:val="27"/>
-          <w:lang w:val="en-US" w:eastAsia="ru-RU"/>
-        </w:rPr>
-        <w:t>x</w:t>
-      </w:r>
-      <w:r>
-        <w:rPr>
-          <w:rFonts w:eastAsia="Times New Roman" w:cs="Times New Roman"/>
-          <w:color w:val="333333"/>
-          <w:sz w:val="27"/>
-          <w:szCs w:val="27"/>
-          <w:lang w:eastAsia="ru-RU"/>
-        </w:rPr>
-        <w:t> &gt;</w:t>
-      </w:r>
-      <w:proofErr w:type="gramEnd"/>
-      <w:r>
-        <w:rPr>
-          <w:rFonts w:eastAsia="Times New Roman" w:cs="Times New Roman"/>
-          <w:color w:val="333333"/>
-          <w:sz w:val="27"/>
-          <w:szCs w:val="27"/>
-          <w:lang w:eastAsia="ru-RU"/>
-        </w:rPr>
-        <w:t xml:space="preserve"> 3) </w:t>
-      </w:r>
-      <w:r>
-        <w:rPr>
-          <w:rFonts w:eastAsia="Times New Roman" w:cs="Times New Roman"/>
-          <w:b/>
-          <w:bCs/>
-          <w:color w:val="333333"/>
-          <w:sz w:val="27"/>
-          <w:szCs w:val="27"/>
-          <w:lang w:eastAsia="ru-RU"/>
-        </w:rPr>
-        <w:t>ИЛИ НЕ </w:t>
-      </w:r>
-      <w:r>
-        <w:rPr>
-          <w:rFonts w:eastAsia="Times New Roman" w:cs="Times New Roman"/>
-          <w:color w:val="333333"/>
-          <w:sz w:val="27"/>
-          <w:szCs w:val="27"/>
-          <w:lang w:eastAsia="ru-RU"/>
-        </w:rPr>
-        <w:t>(</w:t>
-      </w:r>
-      <w:r>
-        <w:rPr>
-          <w:rFonts w:eastAsia="Times New Roman" w:cs="Times New Roman"/>
-          <w:b/>
-          <w:bCs/>
-          <w:i/>
-          <w:iCs/>
-          <w:color w:val="333333"/>
-          <w:sz w:val="27"/>
-          <w:szCs w:val="27"/>
-          <w:lang w:val="en-US" w:eastAsia="ru-RU"/>
-        </w:rPr>
-        <w:t>x</w:t>
-      </w:r>
-      <w:r>
-        <w:rPr>
-          <w:rFonts w:eastAsia="Times New Roman" w:cs="Times New Roman"/>
-          <w:color w:val="333333"/>
-          <w:sz w:val="27"/>
-          <w:szCs w:val="27"/>
-          <w:lang w:eastAsia="ru-RU"/>
-        </w:rPr>
-        <w:t> &gt; 2).</w:t>
-      </w:r>
-    </w:p>
-    <w:p>
-      <w:pPr>
-        <w:ind w:firstLine="0"/>
-        <w:jc w:val="center"/>
-        <w:rPr>
-          <w:rFonts w:eastAsia="Times New Roman" w:cs="Times New Roman"/>
-          <w:color w:val="333333"/>
-          <w:sz w:val="27"/>
-          <w:szCs w:val="27"/>
-          <w:lang w:eastAsia="ru-RU"/>
-        </w:rPr>
-      </w:pPr>
-    </w:p>
-    <w:p>
-      <w:pPr>
-        <w:ind w:firstLine="0"/>
+        <w:t xml:space="preserve"> </w:t>
+      </w:r>
+    </w:p>
+    <w:p>
+      <w:pPr>
+        <w:pStyle w:val="a4"/>
       </w:pPr>
       <w:r>
         <w:rPr>
@@ -5627,18 +5453,18 @@
         <mc:AlternateContent>
           <mc:Choice Requires="wps">
             <w:drawing>
-              <wp:anchor distT="0" distB="0" distL="114300" distR="114300" simplePos="0" relativeHeight="251672576" behindDoc="0" locked="0" layoutInCell="1" allowOverlap="1">
+              <wp:anchor distT="0" distB="0" distL="114300" distR="114300" simplePos="0" relativeHeight="251699200" behindDoc="0" locked="0" layoutInCell="1" allowOverlap="1">
                 <wp:simplePos x="0" y="0"/>
                 <wp:positionH relativeFrom="margin">
-                  <wp:posOffset>416560</wp:posOffset>
+                  <wp:posOffset>297815</wp:posOffset>
                 </wp:positionH>
                 <wp:positionV relativeFrom="paragraph">
-                  <wp:posOffset>97790</wp:posOffset>
+                  <wp:posOffset>49530</wp:posOffset>
                 </wp:positionV>
-                <wp:extent cx="6096000" cy="363220"/>
-                <wp:effectExtent l="0" t="0" r="0" b="0"/>
+                <wp:extent cx="4224655" cy="252730"/>
+                <wp:effectExtent l="0" t="0" r="4445" b="0"/>
                 <wp:wrapNone/>
-                <wp:docPr id="174" name="Надпись 174"/>
+                <wp:docPr id="33" name="Надпись 33"/>
                 <wp:cNvGraphicFramePr/>
                 <a:graphic xmlns:a="http://schemas.openxmlformats.org/drawingml/2006/main">
                   <a:graphicData uri="http://schemas.microsoft.com/office/word/2010/wordprocessingShape">
@@ -5647,7 +5473,7 @@
                       <wps:spPr>
                         <a:xfrm>
                           <a:off x="0" y="0"/>
-                          <a:ext cx="6096000" cy="362585"/>
+                          <a:ext cx="4224020" cy="252095"/>
                         </a:xfrm>
                         <a:prstGeom prst="rect">
                           <a:avLst/>
@@ -5665,7 +5491,6 @@
                             <w:pPr>
                               <w:jc w:val="center"/>
                               <w:rPr>
-                                <w:sz w:val="36"/>
                                 <w:szCs w:val="36"/>
                               </w:rPr>
                             </w:pPr>
@@ -5674,7 +5499,6 @@
                                 <w:b/>
                                 <w:i/>
                                 <w:color w:val="1F4E79" w:themeColor="accent1" w:themeShade="80"/>
-                                <w:sz w:val="36"/>
                                 <w:szCs w:val="36"/>
                               </w:rPr>
                               <w:t>Решение</w:t>
@@ -5699,14 +5523,13 @@
           </mc:Choice>
           <mc:Fallback>
             <w:pict>
-              <v:shape id="Надпись 174" o:spid="_x0000_s1033" type="#_x0000_t202" style="position:absolute;left:0;text-align:left;margin-left:32.8pt;margin-top:7.7pt;width:480pt;height:28.6pt;z-index:251672576;visibility:visible;mso-wrap-style:square;mso-width-percent:0;mso-height-percent:0;mso-wrap-distance-left:9pt;mso-wrap-distance-top:0;mso-wrap-distance-right:9pt;mso-wrap-distance-bottom:0;mso-position-horizontal:absolute;mso-position-horizontal-relative:margin;mso-position-vertical:absolute;mso-position-vertical-relative:text;mso-width-percent:0;mso-height-percent:0;mso-width-relative:margin;mso-height-relative:margin;v-text-anchor:top" o:gfxdata="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" fillcolor="#bdd6ee [1300]" stroked="f">
+              <v:shape id="Надпись 33" o:spid="_x0000_s1033" type="#_x0000_t202" style="position:absolute;margin-left:23.45pt;margin-top:3.9pt;width:332.65pt;height:19.9pt;z-index:251699200;visibility:visible;mso-wrap-style:square;mso-width-percent:0;mso-height-percent:0;mso-wrap-distance-left:9pt;mso-wrap-distance-top:0;mso-wrap-distance-right:9pt;mso-wrap-distance-bottom:0;mso-position-horizontal:absolute;mso-position-horizontal-relative:margin;mso-position-vertical:absolute;mso-position-vertical-relative:text;mso-width-percent:0;mso-height-percent:0;mso-width-relative:margin;mso-height-relative:margin;v-text-anchor:top" o:gfxdata="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" fillcolor="#bdd6ee [1300]" stroked="f">
                 <v:textbox>
                   <w:txbxContent>
                     <w:p>
                       <w:pPr>
                         <w:jc w:val="center"/>
                         <w:rPr>
-                          <w:sz w:val="36"/>
                           <w:szCs w:val="36"/>
                         </w:rPr>
                       </w:pPr>
@@ -5715,7 +5538,6 @@
                           <w:b/>
                           <w:i/>
                           <w:color w:val="1F4E79" w:themeColor="accent1" w:themeShade="80"/>
-                          <w:sz w:val="36"/>
                           <w:szCs w:val="36"/>
                         </w:rPr>
                         <w:t>Решение</w:t>
@@ -5736,9 +5558,9 @@
         </w:rPr>
         <w:drawing>
           <wp:inline distT="0" distB="0" distL="0" distR="0">
-            <wp:extent cx="6896100" cy="2324100"/>
-            <wp:effectExtent l="0" t="0" r="0" b="0"/>
-            <wp:docPr id="173" name="Рисунок 173" descr="Большая клетка"/>
+            <wp:extent cx="4778375" cy="1609090"/>
+            <wp:effectExtent l="0" t="0" r="3175" b="0"/>
+            <wp:docPr id="32" name="Рисунок 32" descr="Большая клетка"/>
             <wp:cNvGraphicFramePr>
               <a:graphicFrameLocks xmlns:a="http://schemas.openxmlformats.org/drawingml/2006/main" noChangeAspect="1"/>
             </wp:cNvGraphicFramePr>
@@ -5767,7 +5589,7 @@
                   <pic:spPr bwMode="auto">
                     <a:xfrm>
                       <a:off x="0" y="0"/>
-                      <a:ext cx="6896100" cy="2324100"/>
+                      <a:ext cx="4778375" cy="1609090"/>
                     </a:xfrm>
                     <a:prstGeom prst="rect">
                       <a:avLst/>
@@ -5789,87 +5611,61 @@
         <w:pStyle w:val="1"/>
         <w:rPr>
           <w:rStyle w:val="canselect"/>
-          <w:b/>
-          <w:bCs/>
-        </w:rPr>
-      </w:pPr>
-      <w:bookmarkStart w:id="9" w:name="_Toc213673230"/>
+          <w:b w:val="0"/>
+          <w:bCs/>
+        </w:rPr>
+      </w:pPr>
+      <w:bookmarkStart w:id="8" w:name="_Toc213846938"/>
       <w:r>
         <w:t>Номер: </w:t>
       </w:r>
       <w:r>
         <w:rPr>
           <w:rStyle w:val="canselect"/>
-          <w:b/>
           <w:bCs/>
         </w:rPr>
         <w:t>5FC8F4</w:t>
       </w:r>
-      <w:bookmarkEnd w:id="9"/>
-    </w:p>
-    <w:p>
-      <w:pPr>
-        <w:ind w:firstLine="0"/>
-        <w:rPr>
-          <w:rFonts w:eastAsia="Times New Roman" w:cs="Times New Roman"/>
-          <w:color w:val="333333"/>
-          <w:sz w:val="27"/>
-          <w:szCs w:val="27"/>
-          <w:lang w:eastAsia="ru-RU"/>
-        </w:rPr>
-      </w:pPr>
-      <w:r>
-        <w:rPr>
-          <w:rFonts w:eastAsia="Times New Roman" w:cs="Times New Roman"/>
-          <w:color w:val="333333"/>
-          <w:sz w:val="27"/>
-          <w:szCs w:val="27"/>
+      <w:bookmarkEnd w:id="8"/>
+    </w:p>
+    <w:p>
+      <w:pPr>
+        <w:rPr>
+          <w:lang w:eastAsia="ru-RU"/>
+        </w:rPr>
+      </w:pPr>
+      <w:r>
+        <w:rPr>
           <w:lang w:eastAsia="ru-RU"/>
         </w:rPr>
         <w:t>Напишите наибольшее натуральное число </w:t>
       </w:r>
       <w:r>
         <w:rPr>
-          <w:rFonts w:eastAsia="Times New Roman" w:cs="Times New Roman"/>
           <w:b/>
           <w:bCs/>
           <w:i/>
           <w:iCs/>
-          <w:color w:val="333333"/>
-          <w:sz w:val="27"/>
-          <w:szCs w:val="27"/>
           <w:lang w:eastAsia="ru-RU"/>
         </w:rPr>
         <w:t>x</w:t>
       </w:r>
       <w:r>
         <w:rPr>
-          <w:rFonts w:eastAsia="Times New Roman" w:cs="Times New Roman"/>
-          <w:color w:val="333333"/>
-          <w:sz w:val="27"/>
-          <w:szCs w:val="27"/>
           <w:lang w:eastAsia="ru-RU"/>
         </w:rPr>
         <w:t>, для которого </w:t>
       </w:r>
       <w:r>
         <w:rPr>
-          <w:rFonts w:eastAsia="Times New Roman" w:cs="Times New Roman"/>
-          <w:b/>
-          <w:bCs/>
-          <w:color w:val="333333"/>
-          <w:sz w:val="27"/>
-          <w:szCs w:val="27"/>
+          <w:b/>
+          <w:bCs/>
           <w:lang w:eastAsia="ru-RU"/>
         </w:rPr>
         <w:t>ложно</w:t>
       </w:r>
       <w:r>
         <w:rPr>
-          <w:rFonts w:eastAsia="Times New Roman" w:cs="Times New Roman"/>
-          <w:color w:val="333333"/>
-          <w:sz w:val="27"/>
-          <w:szCs w:val="27"/>
           <w:lang w:eastAsia="ru-RU"/>
         </w:rPr>
         <w:t> высказывание:</w:t>
@@ -5877,58 +5673,37 @@
     </w:p>
     <w:p>
       <w:pPr>
-        <w:ind w:firstLine="0"/>
         <w:jc w:val="center"/>
         <w:rPr>
-          <w:rFonts w:eastAsia="Times New Roman" w:cs="Times New Roman"/>
-          <w:color w:val="333333"/>
-          <w:sz w:val="27"/>
-          <w:szCs w:val="27"/>
-          <w:lang w:eastAsia="ru-RU"/>
-        </w:rPr>
-      </w:pPr>
-      <w:r>
-        <w:rPr>
-          <w:rFonts w:eastAsia="Times New Roman" w:cs="Times New Roman"/>
-          <w:b/>
-          <w:bCs/>
-          <w:color w:val="333333"/>
-          <w:sz w:val="27"/>
-          <w:szCs w:val="27"/>
+          <w:lang w:eastAsia="ru-RU"/>
+        </w:rPr>
+      </w:pPr>
+      <w:r>
+        <w:rPr>
+          <w:b/>
+          <w:bCs/>
           <w:lang w:eastAsia="ru-RU"/>
         </w:rPr>
         <w:t>НЕ </w:t>
       </w:r>
       <w:r>
         <w:rPr>
-          <w:rFonts w:eastAsia="Times New Roman" w:cs="Times New Roman"/>
-          <w:color w:val="333333"/>
-          <w:sz w:val="27"/>
-          <w:szCs w:val="27"/>
           <w:lang w:eastAsia="ru-RU"/>
         </w:rPr>
         <w:t>(</w:t>
       </w:r>
       <w:r>
         <w:rPr>
-          <w:rFonts w:eastAsia="Times New Roman" w:cs="Times New Roman"/>
           <w:b/>
           <w:bCs/>
           <w:i/>
           <w:iCs/>
-          <w:color w:val="333333"/>
-          <w:sz w:val="27"/>
-          <w:szCs w:val="27"/>
           <w:lang w:val="en-US" w:eastAsia="ru-RU"/>
         </w:rPr>
         <w:t>x</w:t>
       </w:r>
       <w:r>
         <w:rPr>
-          <w:rFonts w:eastAsia="Times New Roman" w:cs="Times New Roman"/>
-          <w:color w:val="333333"/>
-          <w:sz w:val="27"/>
-          <w:szCs w:val="27"/>
           <w:lang w:eastAsia="ru-RU"/>
         </w:rPr>
         <w:t> </w:t>
@@ -5936,10 +5711,6 @@
       <w:proofErr w:type="gramStart"/>
       <w:r>
         <w:rPr>
-          <w:rFonts w:eastAsia="Times New Roman" w:cs="Times New Roman"/>
-          <w:color w:val="333333"/>
-          <w:sz w:val="27"/>
-          <w:szCs w:val="27"/>
           <w:lang w:eastAsia="ru-RU"/>
         </w:rPr>
         <w:t>&lt; 6</w:t>
@@ -5947,102 +5718,66 @@
       <w:proofErr w:type="gramEnd"/>
       <w:r>
         <w:rPr>
-          <w:rFonts w:eastAsia="Times New Roman" w:cs="Times New Roman"/>
-          <w:color w:val="333333"/>
-          <w:sz w:val="27"/>
-          <w:szCs w:val="27"/>
           <w:lang w:eastAsia="ru-RU"/>
         </w:rPr>
         <w:t>) </w:t>
       </w:r>
       <w:r>
         <w:rPr>
-          <w:rFonts w:eastAsia="Times New Roman" w:cs="Times New Roman"/>
-          <w:b/>
-          <w:bCs/>
-          <w:color w:val="333333"/>
-          <w:sz w:val="27"/>
-          <w:szCs w:val="27"/>
+          <w:b/>
+          <w:bCs/>
           <w:lang w:eastAsia="ru-RU"/>
         </w:rPr>
         <w:t>ИЛИ</w:t>
       </w:r>
       <w:r>
         <w:rPr>
-          <w:rFonts w:eastAsia="Times New Roman" w:cs="Times New Roman"/>
-          <w:color w:val="333333"/>
-          <w:sz w:val="27"/>
-          <w:szCs w:val="27"/>
           <w:lang w:eastAsia="ru-RU"/>
         </w:rPr>
         <w:t> ((</w:t>
       </w:r>
       <w:r>
         <w:rPr>
-          <w:rFonts w:eastAsia="Times New Roman" w:cs="Times New Roman"/>
           <w:b/>
           <w:bCs/>
           <w:i/>
           <w:iCs/>
-          <w:color w:val="333333"/>
-          <w:sz w:val="27"/>
-          <w:szCs w:val="27"/>
           <w:lang w:val="en-US" w:eastAsia="ru-RU"/>
         </w:rPr>
         <w:t>x</w:t>
       </w:r>
       <w:r>
         <w:rPr>
-          <w:rFonts w:eastAsia="Times New Roman" w:cs="Times New Roman"/>
-          <w:color w:val="333333"/>
-          <w:sz w:val="27"/>
-          <w:szCs w:val="27"/>
           <w:lang w:eastAsia="ru-RU"/>
         </w:rPr>
         <w:t> &lt; 5) </w:t>
       </w:r>
       <w:r>
         <w:rPr>
-          <w:rFonts w:eastAsia="Times New Roman" w:cs="Times New Roman"/>
-          <w:b/>
-          <w:bCs/>
-          <w:color w:val="333333"/>
-          <w:sz w:val="27"/>
-          <w:szCs w:val="27"/>
+          <w:b/>
+          <w:bCs/>
           <w:lang w:eastAsia="ru-RU"/>
         </w:rPr>
         <w:t>И</w:t>
       </w:r>
       <w:r>
         <w:rPr>
-          <w:rFonts w:eastAsia="Times New Roman" w:cs="Times New Roman"/>
-          <w:color w:val="333333"/>
-          <w:sz w:val="27"/>
-          <w:szCs w:val="27"/>
           <w:lang w:eastAsia="ru-RU"/>
         </w:rPr>
         <w:t> (</w:t>
       </w:r>
       <w:r>
         <w:rPr>
-          <w:rFonts w:eastAsia="Times New Roman" w:cs="Times New Roman"/>
           <w:b/>
           <w:bCs/>
           <w:i/>
           <w:iCs/>
-          <w:color w:val="333333"/>
-          <w:sz w:val="27"/>
-          <w:szCs w:val="27"/>
           <w:lang w:val="en-US" w:eastAsia="ru-RU"/>
         </w:rPr>
         <w:t>x</w:t>
       </w:r>
       <w:r>
         <w:rPr>
-          <w:rFonts w:eastAsia="Times New Roman" w:cs="Times New Roman"/>
-          <w:color w:val="333333"/>
-          <w:sz w:val="27"/>
-          <w:szCs w:val="27"/>
           <w:lang w:eastAsia="ru-RU"/>
         </w:rPr>
         <w:t> ≥ 4)).</w:t>
@@ -6050,20 +5785,7 @@
     </w:p>
     <w:p>
       <w:pPr>
-        <w:ind w:firstLine="0"/>
-        <w:jc w:val="center"/>
-        <w:rPr>
-          <w:rFonts w:eastAsia="Times New Roman" w:cs="Times New Roman"/>
-          <w:color w:val="333333"/>
-          <w:sz w:val="27"/>
-          <w:szCs w:val="27"/>
-          <w:lang w:val="en-US" w:eastAsia="ru-RU"/>
-        </w:rPr>
-      </w:pPr>
-    </w:p>
-    <w:p>
-      <w:pPr>
-        <w:ind w:firstLine="0"/>
+        <w:pStyle w:val="a4"/>
       </w:pPr>
       <w:r>
         <w:rPr>
@@ -6073,18 +5795,18 @@
         <mc:AlternateContent>
           <mc:Choice Requires="wps">
             <w:drawing>
-              <wp:anchor distT="0" distB="0" distL="114300" distR="114300" simplePos="0" relativeHeight="251674624" behindDoc="0" locked="0" layoutInCell="1" allowOverlap="1">
+              <wp:anchor distT="0" distB="0" distL="114300" distR="114300" simplePos="0" relativeHeight="251701248" behindDoc="0" locked="0" layoutInCell="1" allowOverlap="1">
                 <wp:simplePos x="0" y="0"/>
                 <wp:positionH relativeFrom="margin">
-                  <wp:posOffset>416560</wp:posOffset>
+                  <wp:posOffset>297815</wp:posOffset>
                 </wp:positionH>
                 <wp:positionV relativeFrom="paragraph">
-                  <wp:posOffset>97790</wp:posOffset>
+                  <wp:posOffset>49530</wp:posOffset>
                 </wp:positionV>
-                <wp:extent cx="6096000" cy="363220"/>
-                <wp:effectExtent l="0" t="0" r="0" b="0"/>
+                <wp:extent cx="4224655" cy="252730"/>
+                <wp:effectExtent l="0" t="0" r="4445" b="0"/>
                 <wp:wrapNone/>
-                <wp:docPr id="176" name="Надпись 176"/>
+                <wp:docPr id="35" name="Надпись 35"/>
                 <wp:cNvGraphicFramePr/>
                 <a:graphic xmlns:a="http://schemas.openxmlformats.org/drawingml/2006/main">
                   <a:graphicData uri="http://schemas.microsoft.com/office/word/2010/wordprocessingShape">
@@ -6093,7 +5815,7 @@
                       <wps:spPr>
                         <a:xfrm>
                           <a:off x="0" y="0"/>
-                          <a:ext cx="6096000" cy="362585"/>
+                          <a:ext cx="4224020" cy="252095"/>
                         </a:xfrm>
                         <a:prstGeom prst="rect">
                           <a:avLst/>
@@ -6111,7 +5833,6 @@
                             <w:pPr>
                               <w:jc w:val="center"/>
                               <w:rPr>
-                                <w:sz w:val="36"/>
                                 <w:szCs w:val="36"/>
                               </w:rPr>
                             </w:pPr>
@@ -6120,7 +5841,6 @@
                                 <w:b/>
                                 <w:i/>
                                 <w:color w:val="1F4E79" w:themeColor="accent1" w:themeShade="80"/>
-                                <w:sz w:val="36"/>
                                 <w:szCs w:val="36"/>
                               </w:rPr>
                               <w:t>Решение</w:t>
@@ -6145,14 +5865,13 @@
           </mc:Choice>
           <mc:Fallback>
             <w:pict>
-              <v:shape id="Надпись 176" o:spid="_x0000_s1034" type="#_x0000_t202" style="position:absolute;left:0;text-align:left;margin-left:32.8pt;margin-top:7.7pt;width:480pt;height:28.6pt;z-index:251674624;visibility:visible;mso-wrap-style:square;mso-width-percent:0;mso-height-percent:0;mso-wrap-distance-left:9pt;mso-wrap-distance-top:0;mso-wrap-distance-right:9pt;mso-wrap-distance-bottom:0;mso-position-horizontal:absolute;mso-position-horizontal-relative:margin;mso-position-vertical:absolute;mso-position-vertical-relative:text;mso-width-percent:0;mso-height-percent:0;mso-width-relative:margin;mso-height-relative:margin;v-text-anchor:top" o:gfxdata="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" fillcolor="#bdd6ee [1300]" stroked="f">
+              <v:shape id="Надпись 35" o:spid="_x0000_s1034" type="#_x0000_t202" style="position:absolute;margin-left:23.45pt;margin-top:3.9pt;width:332.65pt;height:19.9pt;z-index:251701248;visibility:visible;mso-wrap-style:square;mso-width-percent:0;mso-height-percent:0;mso-wrap-distance-left:9pt;mso-wrap-distance-top:0;mso-wrap-distance-right:9pt;mso-wrap-distance-bottom:0;mso-position-horizontal:absolute;mso-position-horizontal-relative:margin;mso-position-vertical:absolute;mso-position-vertical-relative:text;mso-width-percent:0;mso-height-percent:0;mso-width-relative:margin;mso-height-relative:margin;v-text-anchor:top" o:gfxdata="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" fillcolor="#bdd6ee [1300]" stroked="f">
                 <v:textbox>
                   <w:txbxContent>
                     <w:p>
                       <w:pPr>
                         <w:jc w:val="center"/>
                         <w:rPr>
-                          <w:sz w:val="36"/>
                           <w:szCs w:val="36"/>
                         </w:rPr>
                       </w:pPr>
@@ -6161,7 +5880,6 @@
                           <w:b/>
                           <w:i/>
                           <w:color w:val="1F4E79" w:themeColor="accent1" w:themeShade="80"/>
-                          <w:sz w:val="36"/>
                           <w:szCs w:val="36"/>
                         </w:rPr>
                         <w:t>Решение</w:t>
@@ -6182,9 +5900,397 @@
         </w:rPr>
         <w:drawing>
           <wp:inline distT="0" distB="0" distL="0" distR="0">
-            <wp:extent cx="6896100" cy="2324100"/>
-            <wp:effectExtent l="0" t="0" r="0" b="0"/>
-            <wp:docPr id="175" name="Рисунок 175" descr="Большая клетка"/>
+            <wp:extent cx="4778375" cy="1344706"/>
+            <wp:effectExtent l="0" t="0" r="3175" b="8255"/>
+            <wp:docPr id="34" name="Рисунок 34" descr="Большая клетка"/>
+            <wp:cNvGraphicFramePr>
+              <a:graphicFrameLocks xmlns:a="http://schemas.openxmlformats.org/drawingml/2006/main" noChangeAspect="1"/>
+            </wp:cNvGraphicFramePr>
+            <a:graphic xmlns:a="http://schemas.openxmlformats.org/drawingml/2006/main">
+              <a:graphicData uri="http://schemas.openxmlformats.org/drawingml/2006/picture">
+                <pic:pic xmlns:pic="http://schemas.openxmlformats.org/drawingml/2006/picture">
+                  <pic:nvPicPr>
+                    <pic:cNvPr id="0" name="Рисунок 5" descr="Большая клетка"/>
+                    <pic:cNvPicPr>
+                      <a:picLocks noChangeAspect="1" noChangeArrowheads="1"/>
+                    </pic:cNvPicPr>
+                  </pic:nvPicPr>
+                  <pic:blipFill rotWithShape="1">
+                    <a:blip r:embed="rId8">
+                      <a:extLst>
+                        <a:ext uri="{28A0092B-C50C-407E-A947-70E740481C1C}">
+                          <a14:useLocalDpi xmlns:a14="http://schemas.microsoft.com/office/drawing/2010/main" val="0"/>
+                        </a:ext>
+                      </a:extLst>
+                    </a:blip>
+                    <a:srcRect t="1" r="37325" b="74563"/>
+                    <a:stretch/>
+                  </pic:blipFill>
+                  <pic:spPr bwMode="auto">
+                    <a:xfrm>
+                      <a:off x="0" y="0"/>
+                      <a:ext cx="4778375" cy="1344706"/>
+                    </a:xfrm>
+                    <a:prstGeom prst="rect">
+                      <a:avLst/>
+                    </a:prstGeom>
+                    <a:noFill/>
+                    <a:ln>
+                      <a:noFill/>
+                    </a:ln>
+                    <a:extLst>
+                      <a:ext uri="{53640926-AAD7-44D8-BBD7-CCE9431645EC}">
+                        <a14:shadowObscured xmlns:a14="http://schemas.microsoft.com/office/drawing/2010/main"/>
+                      </a:ext>
+                    </a:extLst>
+                  </pic:spPr>
+                </pic:pic>
+              </a:graphicData>
+            </a:graphic>
+          </wp:inline>
+        </w:drawing>
+      </w:r>
+    </w:p>
+    <w:p>
+      <w:pPr>
+        <w:pStyle w:val="1"/>
+        <w:rPr>
+          <w:rStyle w:val="canselect"/>
+          <w:b w:val="0"/>
+          <w:bCs/>
+        </w:rPr>
+      </w:pPr>
+      <w:r>
+        <w:rPr>
+          <w:sz w:val="27"/>
+        </w:rPr>
+        <w:lastRenderedPageBreak/>
+        <w:t> </w:t>
+      </w:r>
+      <w:bookmarkStart w:id="9" w:name="_Toc213846939"/>
+      <w:r>
+        <w:t>Номер: </w:t>
+      </w:r>
+      <w:r>
+        <w:rPr>
+          <w:rStyle w:val="canselect"/>
+          <w:bCs/>
+        </w:rPr>
+        <w:t>5986FB</w:t>
+      </w:r>
+      <w:bookmarkEnd w:id="9"/>
+    </w:p>
+    <w:p>
+      <w:pPr>
+        <w:rPr>
+          <w:lang w:eastAsia="ru-RU"/>
+        </w:rPr>
+      </w:pPr>
+      <w:r>
+        <w:rPr>
+          <w:lang w:eastAsia="ru-RU"/>
+        </w:rPr>
+        <w:t>Определите наименьшее натуральное число</w:t>
+      </w:r>
+      <w:r>
+        <w:rPr>
+          <w:b/>
+          <w:bCs/>
+          <w:i/>
+          <w:iCs/>
+          <w:lang w:eastAsia="ru-RU"/>
+        </w:rPr>
+        <w:t xml:space="preserve"> </w:t>
+      </w:r>
+      <w:r>
+        <w:rPr>
+          <w:b/>
+          <w:bCs/>
+          <w:i/>
+          <w:iCs/>
+          <w:lang w:eastAsia="ru-RU"/>
+        </w:rPr>
+        <w:t>x</w:t>
+      </w:r>
+      <w:r>
+        <w:rPr>
+          <w:lang w:eastAsia="ru-RU"/>
+        </w:rPr>
+        <w:t xml:space="preserve">, для которого </w:t>
+      </w:r>
+      <w:r>
+        <w:rPr>
+          <w:lang w:eastAsia="ru-RU"/>
+        </w:rPr>
+        <w:t>логическое выражение</w:t>
+      </w:r>
+      <w:r>
+        <w:rPr>
+          <w:lang w:eastAsia="ru-RU"/>
+        </w:rPr>
+        <w:t xml:space="preserve"> </w:t>
+      </w:r>
+      <w:r>
+        <w:rPr>
+          <w:b/>
+          <w:bCs/>
+          <w:lang w:eastAsia="ru-RU"/>
+        </w:rPr>
+        <w:t>ложно</w:t>
+      </w:r>
+      <w:r>
+        <w:rPr>
+          <w:lang w:eastAsia="ru-RU"/>
+        </w:rPr>
+        <w:t>:</w:t>
+      </w:r>
+    </w:p>
+    <w:p>
+      <w:pPr>
+        <w:jc w:val="center"/>
+        <w:rPr>
+          <w:rFonts w:eastAsia="Times New Roman" w:cs="Times New Roman"/>
+          <w:color w:val="333333"/>
+          <w:sz w:val="27"/>
+          <w:szCs w:val="27"/>
+          <w:lang w:eastAsia="ru-RU"/>
+        </w:rPr>
+      </w:pPr>
+      <w:r>
+        <w:rPr>
+          <w:b/>
+          <w:bCs/>
+          <w:lang w:eastAsia="ru-RU"/>
+        </w:rPr>
+        <w:t>НЕ</w:t>
+      </w:r>
+      <w:r>
+        <w:rPr>
+          <w:lang w:eastAsia="ru-RU"/>
+        </w:rPr>
+        <w:t> ((</w:t>
+      </w:r>
+      <w:r>
+        <w:rPr>
+          <w:b/>
+          <w:bCs/>
+          <w:i/>
+          <w:iCs/>
+          <w:lang w:eastAsia="ru-RU"/>
+        </w:rPr>
+        <w:t>x</w:t>
+      </w:r>
+      <w:r>
+        <w:rPr>
+          <w:lang w:eastAsia="ru-RU"/>
+        </w:rPr>
+        <w:t> </w:t>
+      </w:r>
+      <w:proofErr w:type="gramStart"/>
+      <w:r>
+        <w:rPr>
+          <w:lang w:eastAsia="ru-RU"/>
+        </w:rPr>
+        <w:t>&lt; 8</w:t>
+      </w:r>
+      <w:proofErr w:type="gramEnd"/>
+      <w:r>
+        <w:rPr>
+          <w:lang w:eastAsia="ru-RU"/>
+        </w:rPr>
+        <w:t>) </w:t>
+      </w:r>
+      <w:r>
+        <w:rPr>
+          <w:b/>
+          <w:bCs/>
+          <w:lang w:eastAsia="ru-RU"/>
+        </w:rPr>
+        <w:t>И</w:t>
+      </w:r>
+      <w:r>
+        <w:rPr>
+          <w:lang w:eastAsia="ru-RU"/>
+        </w:rPr>
+        <w:t> (</w:t>
+      </w:r>
+      <w:r>
+        <w:rPr>
+          <w:b/>
+          <w:bCs/>
+          <w:i/>
+          <w:iCs/>
+          <w:lang w:eastAsia="ru-RU"/>
+        </w:rPr>
+        <w:t>x</w:t>
+      </w:r>
+      <w:r>
+        <w:rPr>
+          <w:lang w:eastAsia="ru-RU"/>
+        </w:rPr>
+        <w:t> &lt; 21)) </w:t>
+      </w:r>
+      <w:r>
+        <w:rPr>
+          <w:b/>
+          <w:bCs/>
+          <w:lang w:eastAsia="ru-RU"/>
+        </w:rPr>
+        <w:t>ИЛИ</w:t>
+      </w:r>
+      <w:r>
+        <w:rPr>
+          <w:lang w:eastAsia="ru-RU"/>
+        </w:rPr>
+        <w:t> (</w:t>
+      </w:r>
+      <w:r>
+        <w:rPr>
+          <w:b/>
+          <w:bCs/>
+          <w:i/>
+          <w:iCs/>
+          <w:lang w:eastAsia="ru-RU"/>
+        </w:rPr>
+        <w:t>x</w:t>
+      </w:r>
+      <w:r>
+        <w:rPr>
+          <w:lang w:eastAsia="ru-RU"/>
+        </w:rPr>
+        <w:t> нечётное).</w:t>
+      </w:r>
+      <w:r>
+        <w:rPr>
+          <w:rFonts w:eastAsia="Times New Roman" w:cs="Times New Roman"/>
+          <w:color w:val="333333"/>
+          <w:sz w:val="27"/>
+          <w:szCs w:val="27"/>
+          <w:lang w:eastAsia="ru-RU"/>
+        </w:rPr>
+        <w:t xml:space="preserve"> </w:t>
+      </w:r>
+    </w:p>
+    <w:p>
+      <w:pPr>
+        <w:pStyle w:val="a4"/>
+      </w:pPr>
+      <w:r>
+        <w:rPr>
+          <w:noProof/>
+          <w:lang w:eastAsia="ru-RU"/>
+        </w:rPr>
+        <mc:AlternateContent>
+          <mc:Choice Requires="wps">
+            <w:drawing>
+              <wp:anchor distT="0" distB="0" distL="114300" distR="114300" simplePos="0" relativeHeight="251703296" behindDoc="0" locked="0" layoutInCell="1" allowOverlap="1">
+                <wp:simplePos x="0" y="0"/>
+                <wp:positionH relativeFrom="margin">
+                  <wp:posOffset>297815</wp:posOffset>
+                </wp:positionH>
+                <wp:positionV relativeFrom="paragraph">
+                  <wp:posOffset>49530</wp:posOffset>
+                </wp:positionV>
+                <wp:extent cx="4224655" cy="252730"/>
+                <wp:effectExtent l="0" t="0" r="4445" b="0"/>
+                <wp:wrapNone/>
+                <wp:docPr id="39" name="Надпись 39"/>
+                <wp:cNvGraphicFramePr/>
+                <a:graphic xmlns:a="http://schemas.openxmlformats.org/drawingml/2006/main">
+                  <a:graphicData uri="http://schemas.microsoft.com/office/word/2010/wordprocessingShape">
+                    <wps:wsp>
+                      <wps:cNvSpPr txBox="1"/>
+                      <wps:spPr>
+                        <a:xfrm>
+                          <a:off x="0" y="0"/>
+                          <a:ext cx="4224020" cy="252095"/>
+                        </a:xfrm>
+                        <a:prstGeom prst="rect">
+                          <a:avLst/>
+                        </a:prstGeom>
+                        <a:solidFill>
+                          <a:schemeClr val="accent1">
+                            <a:lumMod val="40000"/>
+                            <a:lumOff val="60000"/>
+                          </a:schemeClr>
+                        </a:solidFill>
+                      </wps:spPr>
+                      <wps:txbx>
+                        <w:txbxContent>
+                          <w:p>
+                            <w:pPr>
+                              <w:jc w:val="center"/>
+                              <w:rPr>
+                                <w:szCs w:val="36"/>
+                              </w:rPr>
+                            </w:pPr>
+                            <w:r>
+                              <w:rPr>
+                                <w:b/>
+                                <w:i/>
+                                <w:color w:val="1F4E79" w:themeColor="accent1" w:themeShade="80"/>
+                                <w:szCs w:val="36"/>
+                              </w:rPr>
+                              <w:t>Решение</w:t>
+                            </w:r>
+                          </w:p>
+                        </w:txbxContent>
+                      </wps:txbx>
+                      <wps:bodyPr wrap="square" rtlCol="0">
+                        <a:noAutofit/>
+                      </wps:bodyPr>
+                    </wps:wsp>
+                  </a:graphicData>
+                </a:graphic>
+                <wp14:sizeRelH relativeFrom="margin">
+                  <wp14:pctWidth>0</wp14:pctWidth>
+                </wp14:sizeRelH>
+                <wp14:sizeRelV relativeFrom="margin">
+                  <wp14:pctHeight>0</wp14:pctHeight>
+                </wp14:sizeRelV>
+              </wp:anchor>
+            </w:drawing>
+          </mc:Choice>
+          <mc:Fallback>
+            <w:pict>
+              <v:shape id="Надпись 39" o:spid="_x0000_s1035" type="#_x0000_t202" style="position:absolute;margin-left:23.45pt;margin-top:3.9pt;width:332.65pt;height:19.9pt;z-index:251703296;visibility:visible;mso-wrap-style:square;mso-width-percent:0;mso-height-percent:0;mso-wrap-distance-left:9pt;mso-wrap-distance-top:0;mso-wrap-distance-right:9pt;mso-wrap-distance-bottom:0;mso-position-horizontal:absolute;mso-position-horizontal-relative:margin;mso-position-vertical:absolute;mso-position-vertical-relative:text;mso-width-percent:0;mso-height-percent:0;mso-width-relative:margin;mso-height-relative:margin;v-text-anchor:top" o:gfxdata="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" fillcolor="#bdd6ee [1300]" stroked="f">
+                <v:textbox>
+                  <w:txbxContent>
+                    <w:p>
+                      <w:pPr>
+                        <w:jc w:val="center"/>
+                        <w:rPr>
+                          <w:szCs w:val="36"/>
+                        </w:rPr>
+                      </w:pPr>
+                      <w:r>
+                        <w:rPr>
+                          <w:b/>
+                          <w:i/>
+                          <w:color w:val="1F4E79" w:themeColor="accent1" w:themeShade="80"/>
+                          <w:szCs w:val="36"/>
+                        </w:rPr>
+                        <w:t>Решение</w:t>
+                      </w:r>
+                    </w:p>
+                  </w:txbxContent>
+                </v:textbox>
+                <w10:wrap anchorx="margin"/>
+              </v:shape>
+            </w:pict>
+          </mc:Fallback>
+        </mc:AlternateContent>
+      </w:r>
+      <w:r>
+        <w:rPr>
+          <w:noProof/>
+          <w:lang w:eastAsia="ru-RU"/>
+        </w:rPr>
+        <w:drawing>
+          <wp:inline distT="0" distB="0" distL="0" distR="0">
+            <wp:extent cx="4778375" cy="1609090"/>
+            <wp:effectExtent l="0" t="0" r="3175" b="0"/>
+            <wp:docPr id="36" name="Рисунок 36" descr="Большая клетка"/>
             <wp:cNvGraphicFramePr>
               <a:graphicFrameLocks xmlns:a="http://schemas.openxmlformats.org/drawingml/2006/main" noChangeAspect="1"/>
             </wp:cNvGraphicFramePr>
@@ -6213,7 +6319,7 @@
                   <pic:spPr bwMode="auto">
                     <a:xfrm>
                       <a:off x="0" y="0"/>
-                      <a:ext cx="6896100" cy="2324100"/>
+                      <a:ext cx="4778375" cy="1609090"/>
                     </a:xfrm>
                     <a:prstGeom prst="rect">
                       <a:avLst/>
@@ -6232,7 +6338,41 @@
     </w:p>
     <w:p>
       <w:pPr>
-        <w:ind w:firstLine="0"/>
+        <w:pStyle w:val="1"/>
+        <w:rPr>
+          <w:rStyle w:val="canselect"/>
+          <w:b w:val="0"/>
+          <w:bCs/>
+        </w:rPr>
+      </w:pPr>
+      <w:bookmarkStart w:id="10" w:name="_Toc213846940"/>
+      <w:r>
+        <w:t>Номер: </w:t>
+      </w:r>
+      <w:r>
+        <w:rPr>
+          <w:rStyle w:val="canselect"/>
+          <w:bCs/>
+        </w:rPr>
+        <w:t>A4BCFA</w:t>
+      </w:r>
+      <w:bookmarkEnd w:id="10"/>
+    </w:p>
+    <w:p>
+      <w:pPr>
+        <w:rPr>
+          <w:lang w:eastAsia="ru-RU"/>
+        </w:rPr>
+      </w:pPr>
+      <w:r>
+        <w:rPr>
+          <w:lang w:eastAsia="ru-RU"/>
+        </w:rPr>
+        <w:t>Напишите количество натуральных двузначных чисел, для которых истинно высказывание:</w:t>
+      </w:r>
+    </w:p>
+    <w:p>
+      <w:pPr>
         <w:jc w:val="center"/>
         <w:rPr>
           <w:rFonts w:eastAsia="Times New Roman" w:cs="Times New Roman"/>
@@ -6242,16 +6382,62 @@
           <w:lang w:eastAsia="ru-RU"/>
         </w:rPr>
       </w:pPr>
-    </w:p>
-    <w:p>
-      <w:pPr>
-        <w:pStyle w:val="1"/>
-        <w:rPr>
-          <w:rStyle w:val="canselect"/>
-          <w:b/>
-          <w:bCs/>
-        </w:rPr>
-      </w:pPr>
+      <w:r>
+        <w:rPr>
+          <w:b/>
+          <w:bCs/>
+          <w:lang w:eastAsia="ru-RU"/>
+        </w:rPr>
+        <w:t>НЕ</w:t>
+      </w:r>
+      <w:r>
+        <w:rPr>
+          <w:lang w:eastAsia="ru-RU"/>
+        </w:rPr>
+        <w:t xml:space="preserve"> (Число </w:t>
+      </w:r>
+      <w:proofErr w:type="gramStart"/>
+      <w:r>
+        <w:rPr>
+          <w:lang w:eastAsia="ru-RU"/>
+        </w:rPr>
+        <w:t>&lt; 88</w:t>
+      </w:r>
+      <w:proofErr w:type="gramEnd"/>
+      <w:r>
+        <w:rPr>
+          <w:lang w:eastAsia="ru-RU"/>
+        </w:rPr>
+        <w:t>) </w:t>
+      </w:r>
+      <w:r>
+        <w:rPr>
+          <w:b/>
+          <w:bCs/>
+          <w:lang w:eastAsia="ru-RU"/>
+        </w:rPr>
+        <w:t>И</w:t>
+      </w:r>
+      <w:r>
+        <w:rPr>
+          <w:lang w:eastAsia="ru-RU"/>
+        </w:rPr>
+        <w:t> </w:t>
+      </w:r>
+      <w:r>
+        <w:rPr>
+          <w:b/>
+          <w:bCs/>
+          <w:lang w:eastAsia="ru-RU"/>
+        </w:rPr>
+        <w:t>НЕ</w:t>
+      </w:r>
+      <w:r>
+        <w:rPr>
+          <w:lang w:eastAsia="ru-RU"/>
+        </w:rPr>
+        <w:t> (Число нечётное).</w:t>
+      </w:r>
       <w:r>
         <w:rPr>
           <w:rFonts w:eastAsia="Times New Roman" w:cs="Times New Roman"/>
@@ -6260,279 +6446,12 @@
           <w:szCs w:val="27"/>
           <w:lang w:eastAsia="ru-RU"/>
         </w:rPr>
-        <w:t> </w:t>
-      </w:r>
-      <w:bookmarkStart w:id="10" w:name="_Toc213673231"/>
-      <w:r>
-        <w:t>Номер: </w:t>
-      </w:r>
-      <w:r>
-        <w:rPr>
-          <w:rStyle w:val="canselect"/>
-          <w:b/>
-          <w:bCs/>
-        </w:rPr>
-        <w:t>5986FB</w:t>
-      </w:r>
-      <w:bookmarkEnd w:id="10"/>
-    </w:p>
-    <w:p>
-      <w:pPr>
-        <w:ind w:firstLine="0"/>
-        <w:rPr>
-          <w:rFonts w:eastAsia="Times New Roman" w:cs="Times New Roman"/>
-          <w:color w:val="333333"/>
-          <w:sz w:val="27"/>
-          <w:szCs w:val="27"/>
-          <w:lang w:eastAsia="ru-RU"/>
-        </w:rPr>
-      </w:pPr>
-      <w:r>
-        <w:rPr>
-          <w:rFonts w:eastAsia="Times New Roman" w:cs="Times New Roman"/>
-          <w:color w:val="333333"/>
-          <w:sz w:val="27"/>
-          <w:szCs w:val="27"/>
-          <w:lang w:eastAsia="ru-RU"/>
-        </w:rPr>
-        <w:t>Определите наименьшее натуральное число</w:t>
-      </w:r>
-      <w:r>
-        <w:rPr>
-          <w:rFonts w:eastAsia="Times New Roman" w:cs="Times New Roman"/>
-          <w:b/>
-          <w:bCs/>
-          <w:i/>
-          <w:iCs/>
-          <w:color w:val="333333"/>
-          <w:sz w:val="27"/>
-          <w:szCs w:val="27"/>
-          <w:lang w:eastAsia="ru-RU"/>
-        </w:rPr>
-        <w:t> x</w:t>
-      </w:r>
-      <w:r>
-        <w:rPr>
-          <w:rFonts w:eastAsia="Times New Roman" w:cs="Times New Roman"/>
-          <w:color w:val="333333"/>
-          <w:sz w:val="27"/>
-          <w:szCs w:val="27"/>
-          <w:lang w:eastAsia="ru-RU"/>
-        </w:rPr>
-        <w:t>, для которого логическое выражение </w:t>
-      </w:r>
-      <w:r>
-        <w:rPr>
-          <w:rFonts w:eastAsia="Times New Roman" w:cs="Times New Roman"/>
-          <w:b/>
-          <w:bCs/>
-          <w:color w:val="333333"/>
-          <w:sz w:val="27"/>
-          <w:szCs w:val="27"/>
-          <w:lang w:eastAsia="ru-RU"/>
-        </w:rPr>
-        <w:t>ложно</w:t>
-      </w:r>
-      <w:r>
-        <w:rPr>
-          <w:rFonts w:eastAsia="Times New Roman" w:cs="Times New Roman"/>
-          <w:color w:val="333333"/>
-          <w:sz w:val="27"/>
-          <w:szCs w:val="27"/>
-          <w:lang w:eastAsia="ru-RU"/>
-        </w:rPr>
-        <w:t>:</w:t>
-      </w:r>
-    </w:p>
-    <w:p>
-      <w:pPr>
-        <w:ind w:firstLine="0"/>
-        <w:jc w:val="center"/>
-        <w:rPr>
-          <w:rFonts w:eastAsia="Times New Roman" w:cs="Times New Roman"/>
-          <w:color w:val="333333"/>
-          <w:sz w:val="27"/>
-          <w:szCs w:val="27"/>
-          <w:lang w:eastAsia="ru-RU"/>
-        </w:rPr>
-      </w:pPr>
-      <w:r>
-        <w:rPr>
-          <w:rFonts w:eastAsia="Times New Roman" w:cs="Times New Roman"/>
-          <w:b/>
-          <w:bCs/>
-          <w:color w:val="333333"/>
-          <w:sz w:val="27"/>
-          <w:szCs w:val="27"/>
-          <w:lang w:eastAsia="ru-RU"/>
-        </w:rPr>
-        <w:t>НЕ</w:t>
-      </w:r>
-      <w:r>
-        <w:rPr>
-          <w:rFonts w:eastAsia="Times New Roman" w:cs="Times New Roman"/>
-          <w:color w:val="333333"/>
-          <w:sz w:val="27"/>
-          <w:szCs w:val="27"/>
-          <w:lang w:eastAsia="ru-RU"/>
-        </w:rPr>
-        <w:t> ((</w:t>
-      </w:r>
-      <w:r>
-        <w:rPr>
-          <w:rFonts w:eastAsia="Times New Roman" w:cs="Times New Roman"/>
-          <w:b/>
-          <w:bCs/>
-          <w:i/>
-          <w:iCs/>
-          <w:color w:val="333333"/>
-          <w:sz w:val="27"/>
-          <w:szCs w:val="27"/>
-          <w:lang w:eastAsia="ru-RU"/>
-        </w:rPr>
-        <w:t>x</w:t>
-      </w:r>
-      <w:r>
-        <w:rPr>
-          <w:rFonts w:eastAsia="Times New Roman" w:cs="Times New Roman"/>
-          <w:color w:val="333333"/>
-          <w:sz w:val="27"/>
-          <w:szCs w:val="27"/>
-          <w:lang w:eastAsia="ru-RU"/>
-        </w:rPr>
-        <w:t> </w:t>
-      </w:r>
-      <w:proofErr w:type="gramStart"/>
-      <w:r>
-        <w:rPr>
-          <w:rFonts w:eastAsia="Times New Roman" w:cs="Times New Roman"/>
-          <w:color w:val="333333"/>
-          <w:sz w:val="27"/>
-          <w:szCs w:val="27"/>
-          <w:lang w:eastAsia="ru-RU"/>
-        </w:rPr>
-        <w:t>&lt; 8</w:t>
-      </w:r>
-      <w:proofErr w:type="gramEnd"/>
-      <w:r>
-        <w:rPr>
-          <w:rFonts w:eastAsia="Times New Roman" w:cs="Times New Roman"/>
-          <w:color w:val="333333"/>
-          <w:sz w:val="27"/>
-          <w:szCs w:val="27"/>
-          <w:lang w:eastAsia="ru-RU"/>
-        </w:rPr>
-        <w:t>) </w:t>
-      </w:r>
-      <w:r>
-        <w:rPr>
-          <w:rFonts w:eastAsia="Times New Roman" w:cs="Times New Roman"/>
-          <w:b/>
-          <w:bCs/>
-          <w:color w:val="333333"/>
-          <w:sz w:val="27"/>
-          <w:szCs w:val="27"/>
-          <w:lang w:eastAsia="ru-RU"/>
-        </w:rPr>
-        <w:t>И</w:t>
-      </w:r>
-      <w:r>
-        <w:rPr>
-          <w:rFonts w:eastAsia="Times New Roman" w:cs="Times New Roman"/>
-          <w:color w:val="333333"/>
-          <w:sz w:val="27"/>
-          <w:szCs w:val="27"/>
-          <w:lang w:eastAsia="ru-RU"/>
-        </w:rPr>
-        <w:t> (</w:t>
-      </w:r>
-      <w:r>
-        <w:rPr>
-          <w:rFonts w:eastAsia="Times New Roman" w:cs="Times New Roman"/>
-          <w:b/>
-          <w:bCs/>
-          <w:i/>
-          <w:iCs/>
-          <w:color w:val="333333"/>
-          <w:sz w:val="27"/>
-          <w:szCs w:val="27"/>
-          <w:lang w:eastAsia="ru-RU"/>
-        </w:rPr>
-        <w:t>x</w:t>
-      </w:r>
-      <w:r>
-        <w:rPr>
-          <w:rFonts w:eastAsia="Times New Roman" w:cs="Times New Roman"/>
-          <w:color w:val="333333"/>
-          <w:sz w:val="27"/>
-          <w:szCs w:val="27"/>
-          <w:lang w:eastAsia="ru-RU"/>
-        </w:rPr>
-        <w:t> &lt; 21)) </w:t>
-      </w:r>
-      <w:r>
-        <w:rPr>
-          <w:rFonts w:eastAsia="Times New Roman" w:cs="Times New Roman"/>
-          <w:b/>
-          <w:bCs/>
-          <w:color w:val="333333"/>
-          <w:sz w:val="27"/>
-          <w:szCs w:val="27"/>
-          <w:lang w:eastAsia="ru-RU"/>
-        </w:rPr>
-        <w:t>ИЛИ</w:t>
-      </w:r>
-      <w:r>
-        <w:rPr>
-          <w:rFonts w:eastAsia="Times New Roman" w:cs="Times New Roman"/>
-          <w:color w:val="333333"/>
-          <w:sz w:val="27"/>
-          <w:szCs w:val="27"/>
-          <w:lang w:eastAsia="ru-RU"/>
-        </w:rPr>
-        <w:t> (</w:t>
-      </w:r>
-      <w:r>
-        <w:rPr>
-          <w:rFonts w:eastAsia="Times New Roman" w:cs="Times New Roman"/>
-          <w:b/>
-          <w:bCs/>
-          <w:i/>
-          <w:iCs/>
-          <w:color w:val="333333"/>
-          <w:sz w:val="27"/>
-          <w:szCs w:val="27"/>
-          <w:lang w:eastAsia="ru-RU"/>
-        </w:rPr>
-        <w:t>x</w:t>
-      </w:r>
-      <w:r>
-        <w:rPr>
-          <w:rFonts w:eastAsia="Times New Roman" w:cs="Times New Roman"/>
-          <w:color w:val="333333"/>
-          <w:sz w:val="27"/>
-          <w:szCs w:val="27"/>
-          <w:lang w:eastAsia="ru-RU"/>
-        </w:rPr>
-        <w:t> нечётное).</w:t>
-      </w:r>
-    </w:p>
-    <w:p>
-      <w:pPr>
-        <w:ind w:firstLine="0"/>
-        <w:jc w:val="center"/>
-        <w:rPr>
-          <w:rFonts w:eastAsia="Times New Roman" w:cs="Times New Roman"/>
-          <w:color w:val="333333"/>
-          <w:sz w:val="27"/>
-          <w:szCs w:val="27"/>
-          <w:lang w:eastAsia="ru-RU"/>
-        </w:rPr>
-      </w:pPr>
-    </w:p>
-    <w:p>
-      <w:pPr>
-        <w:ind w:firstLine="0"/>
+        <w:t xml:space="preserve"> </w:t>
+      </w:r>
+    </w:p>
+    <w:p>
+      <w:pPr>
+        <w:pStyle w:val="a4"/>
       </w:pPr>
       <w:r>
         <w:rPr>
@@ -6542,18 +6461,18 @@
         <mc:AlternateContent>
           <mc:Choice Requires="wps">
             <w:drawing>
-              <wp:anchor distT="0" distB="0" distL="114300" distR="114300" simplePos="0" relativeHeight="251676672" behindDoc="0" locked="0" layoutInCell="1" allowOverlap="1">
+              <wp:anchor distT="0" distB="0" distL="114300" distR="114300" simplePos="0" relativeHeight="251705344" behindDoc="0" locked="0" layoutInCell="1" allowOverlap="1">
                 <wp:simplePos x="0" y="0"/>
                 <wp:positionH relativeFrom="margin">
-                  <wp:posOffset>416560</wp:posOffset>
+                  <wp:posOffset>297815</wp:posOffset>
                 </wp:positionH>
                 <wp:positionV relativeFrom="paragraph">
-                  <wp:posOffset>97790</wp:posOffset>
+                  <wp:posOffset>49530</wp:posOffset>
                 </wp:positionV>
-                <wp:extent cx="6096000" cy="363220"/>
-                <wp:effectExtent l="0" t="0" r="0" b="0"/>
+                <wp:extent cx="4224655" cy="252730"/>
+                <wp:effectExtent l="0" t="0" r="4445" b="0"/>
                 <wp:wrapNone/>
-                <wp:docPr id="178" name="Надпись 178"/>
+                <wp:docPr id="41" name="Надпись 41"/>
                 <wp:cNvGraphicFramePr/>
                 <a:graphic xmlns:a="http://schemas.openxmlformats.org/drawingml/2006/main">
                   <a:graphicData uri="http://schemas.microsoft.com/office/word/2010/wordprocessingShape">
@@ -6562,7 +6481,7 @@
                       <wps:spPr>
                         <a:xfrm>
                           <a:off x="0" y="0"/>
-                          <a:ext cx="6096000" cy="362585"/>
+                          <a:ext cx="4224020" cy="252095"/>
                         </a:xfrm>
                         <a:prstGeom prst="rect">
                           <a:avLst/>
@@ -6580,7 +6499,6 @@
                             <w:pPr>
                               <w:jc w:val="center"/>
                               <w:rPr>
-                                <w:sz w:val="36"/>
                                 <w:szCs w:val="36"/>
                               </w:rPr>
                             </w:pPr>
@@ -6589,7 +6507,6 @@
                                 <w:b/>
                                 <w:i/>
                                 <w:color w:val="1F4E79" w:themeColor="accent1" w:themeShade="80"/>
-                                <w:sz w:val="36"/>
                                 <w:szCs w:val="36"/>
                               </w:rPr>
                               <w:t>Решение</w:t>
@@ -6614,14 +6531,13 @@
           </mc:Choice>
           <mc:Fallback>
             <w:pict>
-              <v:shape id="Надпись 178" o:spid="_x0000_s1035" type="#_x0000_t202" style="position:absolute;left:0;text-align:left;margin-left:32.8pt;margin-top:7.7pt;width:480pt;height:28.6pt;z-index:251676672;visibility:visible;mso-wrap-style:square;mso-width-percent:0;mso-height-percent:0;mso-wrap-distance-left:9pt;mso-wrap-distance-top:0;mso-wrap-distance-right:9pt;mso-wrap-distance-bottom:0;mso-position-horizontal:absolute;mso-position-horizontal-relative:margin;mso-position-vertical:absolute;mso-position-vertical-relative:text;mso-width-percent:0;mso-height-percent:0;mso-width-relative:margin;mso-height-relative:margin;v-text-anchor:top" o:gfxdata="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" fillcolor="#bdd6ee [1300]" stroked="f">
+              <v:shape id="Надпись 41" o:spid="_x0000_s1036" type="#_x0000_t202" style="position:absolute;margin-left:23.45pt;margin-top:3.9pt;width:332.65pt;height:19.9pt;z-index:251705344;visibility:visible;mso-wrap-style:square;mso-width-percent:0;mso-height-percent:0;mso-wrap-distance-left:9pt;mso-wrap-distance-top:0;mso-wrap-distance-right:9pt;mso-wrap-distance-bottom:0;mso-position-horizontal:absolute;mso-position-horizontal-relative:margin;mso-position-vertical:absolute;mso-position-vertical-relative:text;mso-width-percent:0;mso-height-percent:0;mso-width-relative:margin;mso-height-relative:margin;v-text-anchor:top" o:gfxdata="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" fillcolor="#bdd6ee [1300]" stroked="f">
                 <v:textbox>
                   <w:txbxContent>
                     <w:p>
                       <w:pPr>
                         <w:jc w:val="center"/>
                         <w:rPr>
-                          <w:sz w:val="36"/>
                           <w:szCs w:val="36"/>
                         </w:rPr>
                       </w:pPr>
@@ -6630,7 +6546,6 @@
                           <w:b/>
                           <w:i/>
                           <w:color w:val="1F4E79" w:themeColor="accent1" w:themeShade="80"/>
-                          <w:sz w:val="36"/>
                           <w:szCs w:val="36"/>
                         </w:rPr>
                         <w:t>Решение</w:t>
@@ -6651,9 +6566,9 @@
         </w:rPr>
         <w:drawing>
           <wp:inline distT="0" distB="0" distL="0" distR="0">
-            <wp:extent cx="6896100" cy="2324100"/>
-            <wp:effectExtent l="0" t="0" r="0" b="0"/>
-            <wp:docPr id="177" name="Рисунок 177" descr="Большая клетка"/>
+            <wp:extent cx="4778375" cy="1609090"/>
+            <wp:effectExtent l="0" t="0" r="3175" b="0"/>
+            <wp:docPr id="40" name="Рисунок 40" descr="Большая клетка"/>
             <wp:cNvGraphicFramePr>
               <a:graphicFrameLocks xmlns:a="http://schemas.openxmlformats.org/drawingml/2006/main" noChangeAspect="1"/>
             </wp:cNvGraphicFramePr>
@@ -6682,7 +6597,7 @@
                   <pic:spPr bwMode="auto">
                     <a:xfrm>
                       <a:off x="0" y="0"/>
-                      <a:ext cx="6896100" cy="2324100"/>
+                      <a:ext cx="4778375" cy="1609090"/>
                     </a:xfrm>
                     <a:prstGeom prst="rect">
                       <a:avLst/>
@@ -6704,148 +6619,172 @@
         <w:pStyle w:val="1"/>
         <w:rPr>
           <w:rStyle w:val="canselect"/>
-          <w:b/>
-          <w:bCs/>
-        </w:rPr>
-      </w:pPr>
+        </w:rPr>
+      </w:pPr>
+      <w:bookmarkStart w:id="11" w:name="_Toc213846941"/>
       <w:r>
         <w:t>Номер: </w:t>
       </w:r>
       <w:r>
         <w:rPr>
           <w:rStyle w:val="canselect"/>
-          <w:b/>
-          <w:bCs/>
-        </w:rPr>
-        <w:t>A4BCFA</w:t>
-      </w:r>
-    </w:p>
-    <w:p>
-      <w:pPr>
-        <w:ind w:firstLine="0"/>
-        <w:rPr>
-          <w:rFonts w:eastAsia="Times New Roman" w:cs="Times New Roman"/>
-          <w:color w:val="333333"/>
-          <w:sz w:val="27"/>
-          <w:szCs w:val="27"/>
-          <w:lang w:eastAsia="ru-RU"/>
-        </w:rPr>
-      </w:pPr>
-      <w:r>
-        <w:rPr>
-          <w:rFonts w:eastAsia="Times New Roman" w:cs="Times New Roman"/>
-          <w:color w:val="333333"/>
-          <w:sz w:val="27"/>
-          <w:szCs w:val="27"/>
-          <w:lang w:eastAsia="ru-RU"/>
-        </w:rPr>
-        <w:t>Напишите количество натуральных двузначных чисел, для которых истинно высказывание:</w:t>
-      </w:r>
-    </w:p>
-    <w:p>
-      <w:pPr>
-        <w:ind w:firstLine="0"/>
+        </w:rPr>
+        <w:t>1A3B0C</w:t>
+      </w:r>
+      <w:bookmarkEnd w:id="11"/>
+    </w:p>
+    <w:p>
+      <w:pPr>
+        <w:rPr>
+          <w:lang w:eastAsia="ru-RU"/>
+        </w:rPr>
+      </w:pPr>
+      <w:r>
+        <w:rPr>
+          <w:lang w:eastAsia="ru-RU"/>
+        </w:rPr>
+        <w:t>Напишите</w:t>
+      </w:r>
+      <w:r>
+        <w:rPr>
+          <w:lang w:eastAsia="ru-RU"/>
+        </w:rPr>
+        <w:t xml:space="preserve"> натуральное число</w:t>
+      </w:r>
+      <w:r>
+        <w:rPr>
+          <w:lang w:eastAsia="ru-RU"/>
+        </w:rPr>
+        <w:t xml:space="preserve"> </w:t>
+      </w:r>
+      <w:r>
+        <w:rPr>
+          <w:b/>
+          <w:bCs/>
+          <w:i/>
+          <w:iCs/>
+          <w:lang w:val="en-US" w:eastAsia="ru-RU"/>
+        </w:rPr>
+        <w:t>x</w:t>
+      </w:r>
+      <w:r>
+        <w:rPr>
+          <w:lang w:eastAsia="ru-RU"/>
+        </w:rPr>
+        <w:t>, для которого</w:t>
+      </w:r>
+      <w:r>
+        <w:rPr>
+          <w:lang w:eastAsia="ru-RU"/>
+        </w:rPr>
+        <w:t xml:space="preserve"> </w:t>
+      </w:r>
+      <w:r>
+        <w:rPr>
+          <w:b/>
+          <w:bCs/>
+          <w:lang w:eastAsia="ru-RU"/>
+        </w:rPr>
+        <w:t>ложно</w:t>
+      </w:r>
+      <w:r>
+        <w:rPr>
+          <w:lang w:eastAsia="ru-RU"/>
+        </w:rPr>
+        <w:t xml:space="preserve"> </w:t>
+      </w:r>
+      <w:r>
+        <w:rPr>
+          <w:lang w:eastAsia="ru-RU"/>
+        </w:rPr>
+        <w:t>высказывание:</w:t>
+      </w:r>
+    </w:p>
+    <w:p>
+      <w:pPr>
         <w:jc w:val="center"/>
         <w:rPr>
-          <w:rFonts w:eastAsia="Times New Roman" w:cs="Times New Roman"/>
-          <w:color w:val="333333"/>
-          <w:sz w:val="27"/>
-          <w:szCs w:val="27"/>
-          <w:lang w:eastAsia="ru-RU"/>
-        </w:rPr>
-      </w:pPr>
-      <w:r>
-        <w:rPr>
-          <w:rFonts w:eastAsia="Times New Roman" w:cs="Times New Roman"/>
-          <w:b/>
-          <w:bCs/>
-          <w:color w:val="333333"/>
-          <w:sz w:val="27"/>
-          <w:szCs w:val="27"/>
+          <w:lang w:eastAsia="ru-RU"/>
+        </w:rPr>
+      </w:pPr>
+      <w:r>
+        <w:rPr>
+          <w:b/>
+          <w:bCs/>
           <w:lang w:eastAsia="ru-RU"/>
         </w:rPr>
         <w:t>НЕ</w:t>
       </w:r>
       <w:r>
         <w:rPr>
-          <w:rFonts w:eastAsia="Times New Roman" w:cs="Times New Roman"/>
-          <w:color w:val="333333"/>
-          <w:sz w:val="27"/>
-          <w:szCs w:val="27"/>
-          <w:lang w:eastAsia="ru-RU"/>
-        </w:rPr>
-        <w:t xml:space="preserve"> (Число </w:t>
+          <w:lang w:eastAsia="ru-RU"/>
+        </w:rPr>
+        <w:t> (</w:t>
+      </w:r>
+      <w:r>
+        <w:rPr>
+          <w:b/>
+          <w:bCs/>
+          <w:i/>
+          <w:iCs/>
+          <w:lang w:val="en-US" w:eastAsia="ru-RU"/>
+        </w:rPr>
+        <w:t>x</w:t>
+      </w:r>
+      <w:r>
+        <w:rPr>
+          <w:lang w:eastAsia="ru-RU"/>
+        </w:rPr>
+        <w:t> </w:t>
       </w:r>
       <w:proofErr w:type="gramStart"/>
       <w:r>
         <w:rPr>
-          <w:rFonts w:eastAsia="Times New Roman" w:cs="Times New Roman"/>
-          <w:color w:val="333333"/>
-          <w:sz w:val="27"/>
-          <w:szCs w:val="27"/>
-          <w:lang w:eastAsia="ru-RU"/>
-        </w:rPr>
-        <w:t>&lt; 88</w:t>
+          <w:lang w:eastAsia="ru-RU"/>
+        </w:rPr>
+        <w:t>&lt; 8</w:t>
       </w:r>
       <w:proofErr w:type="gramEnd"/>
       <w:r>
         <w:rPr>
-          <w:rFonts w:eastAsia="Times New Roman" w:cs="Times New Roman"/>
-          <w:color w:val="333333"/>
-          <w:sz w:val="27"/>
-          <w:szCs w:val="27"/>
           <w:lang w:eastAsia="ru-RU"/>
         </w:rPr>
         <w:t>) </w:t>
       </w:r>
       <w:r>
         <w:rPr>
-          <w:rFonts w:eastAsia="Times New Roman" w:cs="Times New Roman"/>
-          <w:b/>
-          <w:bCs/>
-          <w:color w:val="333333"/>
-          <w:sz w:val="27"/>
-          <w:szCs w:val="27"/>
-          <w:lang w:eastAsia="ru-RU"/>
-        </w:rPr>
-        <w:t>И</w:t>
-      </w:r>
-      <w:r>
-        <w:rPr>
-          <w:rFonts w:eastAsia="Times New Roman" w:cs="Times New Roman"/>
-          <w:color w:val="333333"/>
-          <w:sz w:val="27"/>
-          <w:szCs w:val="27"/>
-          <w:lang w:eastAsia="ru-RU"/>
-        </w:rPr>
-        <w:t> </w:t>
-      </w:r>
-      <w:r>
-        <w:rPr>
-          <w:rFonts w:eastAsia="Times New Roman" w:cs="Times New Roman"/>
-          <w:b/>
-          <w:bCs/>
-          <w:color w:val="333333"/>
-          <w:sz w:val="27"/>
-          <w:szCs w:val="27"/>
-          <w:lang w:eastAsia="ru-RU"/>
-        </w:rPr>
-        <w:t>НЕ</w:t>
-      </w:r>
-      <w:r>
-        <w:rPr>
-          <w:rFonts w:eastAsia="Times New Roman" w:cs="Times New Roman"/>
-          <w:color w:val="333333"/>
-          <w:sz w:val="27"/>
-          <w:szCs w:val="27"/>
-          <w:lang w:eastAsia="ru-RU"/>
-        </w:rPr>
-        <w:t> (Число нечётное).</w:t>
-      </w:r>
-    </w:p>
-    <w:p>
-      <w:pPr>
-        <w:ind w:firstLine="0"/>
+          <w:b/>
+          <w:bCs/>
+          <w:lang w:eastAsia="ru-RU"/>
+        </w:rPr>
+        <w:t>ИЛИ</w:t>
+      </w:r>
+      <w:r>
+        <w:rPr>
+          <w:lang w:eastAsia="ru-RU"/>
+        </w:rPr>
+        <w:t> (</w:t>
+      </w:r>
+      <w:r>
+        <w:rPr>
+          <w:b/>
+          <w:bCs/>
+          <w:i/>
+          <w:iCs/>
+          <w:lang w:val="en-US" w:eastAsia="ru-RU"/>
+        </w:rPr>
+        <w:t>x</w:t>
+      </w:r>
+      <w:r>
+        <w:rPr>
+          <w:lang w:eastAsia="ru-RU"/>
+        </w:rPr>
+        <w:t> &lt; 7).</w:t>
+      </w:r>
+    </w:p>
+    <w:p>
+      <w:pPr>
+        <w:pStyle w:val="a4"/>
       </w:pPr>
       <w:r>
         <w:rPr>
@@ -6855,18 +6794,18 @@
         <mc:AlternateContent>
           <mc:Choice Requires="wps">
             <w:drawing>
-              <wp:anchor distT="0" distB="0" distL="114300" distR="114300" simplePos="0" relativeHeight="251678720" behindDoc="0" locked="0" layoutInCell="1" allowOverlap="1">
+              <wp:anchor distT="0" distB="0" distL="114300" distR="114300" simplePos="0" relativeHeight="251707392" behindDoc="0" locked="0" layoutInCell="1" allowOverlap="1">
                 <wp:simplePos x="0" y="0"/>
                 <wp:positionH relativeFrom="margin">
-                  <wp:posOffset>416560</wp:posOffset>
+                  <wp:posOffset>297815</wp:posOffset>
                 </wp:positionH>
                 <wp:positionV relativeFrom="paragraph">
-                  <wp:posOffset>97790</wp:posOffset>
+                  <wp:posOffset>49530</wp:posOffset>
                 </wp:positionV>
-                <wp:extent cx="6096000" cy="363220"/>
-                <wp:effectExtent l="0" t="0" r="0" b="0"/>
+                <wp:extent cx="4224655" cy="252730"/>
+                <wp:effectExtent l="0" t="0" r="4445" b="0"/>
                 <wp:wrapNone/>
-                <wp:docPr id="13" name="Надпись 13"/>
+                <wp:docPr id="43" name="Надпись 43"/>
                 <wp:cNvGraphicFramePr/>
                 <a:graphic xmlns:a="http://schemas.openxmlformats.org/drawingml/2006/main">
                   <a:graphicData uri="http://schemas.microsoft.com/office/word/2010/wordprocessingShape">
@@ -6875,7 +6814,7 @@
                       <wps:spPr>
                         <a:xfrm>
                           <a:off x="0" y="0"/>
-                          <a:ext cx="6096000" cy="363220"/>
+                          <a:ext cx="4224020" cy="252095"/>
                         </a:xfrm>
                         <a:prstGeom prst="rect">
                           <a:avLst/>
@@ -6893,7 +6832,6 @@
                             <w:pPr>
                               <w:jc w:val="center"/>
                               <w:rPr>
-                                <w:sz w:val="36"/>
                                 <w:szCs w:val="36"/>
                               </w:rPr>
                             </w:pPr>
@@ -6902,7 +6840,6 @@
                                 <w:b/>
                                 <w:i/>
                                 <w:color w:val="1F4E79" w:themeColor="accent1" w:themeShade="80"/>
-                                <w:sz w:val="36"/>
                                 <w:szCs w:val="36"/>
                               </w:rPr>
                               <w:t>Решение</w:t>
@@ -6927,14 +6864,13 @@
           </mc:Choice>
           <mc:Fallback>
             <w:pict>
-              <v:shape id="Надпись 13" o:spid="_x0000_s1036" type="#_x0000_t202" style="position:absolute;left:0;text-align:left;margin-left:32.8pt;margin-top:7.7pt;width:480pt;height:28.6pt;z-index:251678720;visibility:visible;mso-wrap-style:square;mso-width-percent:0;mso-height-percent:0;mso-wrap-distance-left:9pt;mso-wrap-distance-top:0;mso-wrap-distance-right:9pt;mso-wrap-distance-bottom:0;mso-position-horizontal:absolute;mso-position-horizontal-relative:margin;mso-position-vertical:absolute;mso-position-vertical-relative:text;mso-width-percent:0;mso-height-percent:0;mso-width-relative:margin;mso-height-relative:margin;v-text-anchor:top" o:gfxdata="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" fillcolor="#bdd6ee [1300]" stroked="f">
+              <v:shape id="Надпись 43" o:spid="_x0000_s1037" type="#_x0000_t202" style="position:absolute;margin-left:23.45pt;margin-top:3.9pt;width:332.65pt;height:19.9pt;z-index:251707392;visibility:visible;mso-wrap-style:square;mso-width-percent:0;mso-height-percent:0;mso-wrap-distance-left:9pt;mso-wrap-distance-top:0;mso-wrap-distance-right:9pt;mso-wrap-distance-bottom:0;mso-position-horizontal:absolute;mso-position-horizontal-relative:margin;mso-position-vertical:absolute;mso-position-vertical-relative:text;mso-width-percent:0;mso-height-percent:0;mso-width-relative:margin;mso-height-relative:margin;v-text-anchor:top" o:gfxdata="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" fillcolor="#bdd6ee [1300]" stroked="f">
                 <v:textbox>
                   <w:txbxContent>
                     <w:p>
                       <w:pPr>
                         <w:jc w:val="center"/>
                         <w:rPr>
-                          <w:sz w:val="36"/>
                           <w:szCs w:val="36"/>
                         </w:rPr>
                       </w:pPr>
@@ -6943,7 +6879,6 @@
                           <w:b/>
                           <w:i/>
                           <w:color w:val="1F4E79" w:themeColor="accent1" w:themeShade="80"/>
-                          <w:sz w:val="36"/>
                           <w:szCs w:val="36"/>
                         </w:rPr>
                         <w:t>Решение</w:t>
@@ -6964,9 +6899,9 @@
         </w:rPr>
         <w:drawing>
           <wp:inline distT="0" distB="0" distL="0" distR="0">
-            <wp:extent cx="6896100" cy="1955800"/>
-            <wp:effectExtent l="0" t="0" r="0" b="6350"/>
-            <wp:docPr id="8" name="Рисунок 8" descr="Большая клетка"/>
+            <wp:extent cx="4778375" cy="1358153"/>
+            <wp:effectExtent l="0" t="0" r="3175" b="0"/>
+            <wp:docPr id="42" name="Рисунок 42" descr="Большая клетка"/>
             <wp:cNvGraphicFramePr>
               <a:graphicFrameLocks xmlns:a="http://schemas.openxmlformats.org/drawingml/2006/main" noChangeAspect="1"/>
             </wp:cNvGraphicFramePr>
@@ -6974,7 +6909,7 @@
               <a:graphicData uri="http://schemas.openxmlformats.org/drawingml/2006/picture">
                 <pic:pic xmlns:pic="http://schemas.openxmlformats.org/drawingml/2006/picture">
                   <pic:nvPicPr>
-                    <pic:cNvPr id="0" name="Рисунок 177" descr="Большая клетка"/>
+                    <pic:cNvPr id="0" name="Рисунок 5" descr="Большая клетка"/>
                     <pic:cNvPicPr>
                       <a:picLocks noChangeAspect="1" noChangeArrowheads="1"/>
                     </pic:cNvPicPr>
@@ -6987,13 +6922,13 @@
                         </a:ext>
                       </a:extLst>
                     </a:blip>
-                    <a:srcRect r="37325" b="74386"/>
+                    <a:srcRect r="37325" b="74309"/>
                     <a:stretch/>
                   </pic:blipFill>
                   <pic:spPr bwMode="auto">
                     <a:xfrm>
                       <a:off x="0" y="0"/>
-                      <a:ext cx="6896100" cy="1955800"/>
+                      <a:ext cx="4778375" cy="1358153"/>
                     </a:xfrm>
                     <a:prstGeom prst="rect">
                       <a:avLst/>
@@ -7017,28 +6952,71 @@
     </w:p>
     <w:p>
       <w:pPr>
+        <w:jc w:val="center"/>
+        <w:rPr>
+          <w:lang w:eastAsia="ru-RU"/>
+        </w:rPr>
+      </w:pPr>
+    </w:p>
+    <w:p>
+      <w:pPr>
         <w:pStyle w:val="1"/>
         <w:rPr>
           <w:rStyle w:val="canselect"/>
-          <w:b/>
-          <w:bCs/>
-        </w:rPr>
-      </w:pPr>
-      <w:r>
+          <w:b w:val="0"/>
+          <w:bCs/>
+        </w:rPr>
+      </w:pPr>
+      <w:bookmarkStart w:id="12" w:name="_Toc213846942"/>
+      <w:r>
+        <w:lastRenderedPageBreak/>
         <w:t>Номер: </w:t>
       </w:r>
       <w:r>
         <w:rPr>
           <w:rStyle w:val="canselect"/>
-          <w:b/>
-          <w:bCs/>
-        </w:rPr>
-        <w:t>1A3B0C</w:t>
-      </w:r>
-    </w:p>
-    <w:p>
-      <w:pPr>
-        <w:ind w:firstLine="0"/>
+          <w:bCs/>
+        </w:rPr>
+        <w:t>2AD501</w:t>
+      </w:r>
+      <w:bookmarkEnd w:id="12"/>
+    </w:p>
+    <w:p>
+      <w:r>
+        <w:t>Напиши</w:t>
+      </w:r>
+      <w:r>
+        <w:t>те наименьшее натуральное число</w:t>
+      </w:r>
+      <w:r>
+        <w:t xml:space="preserve"> </w:t>
+      </w:r>
+      <w:r>
+        <w:rPr>
+          <w:i/>
+          <w:iCs/>
+        </w:rPr>
+        <w:t>x</w:t>
+      </w:r>
+      <w:r>
+        <w:t>, для которого</w:t>
+      </w:r>
+      <w:r>
+        <w:t xml:space="preserve"> </w:t>
+      </w:r>
+      <w:r>
+        <w:t>ложно</w:t>
+      </w:r>
+      <w:r>
+        <w:t xml:space="preserve"> </w:t>
+      </w:r>
+      <w:r>
+        <w:t>высказывание:</w:t>
+      </w:r>
+    </w:p>
+    <w:p>
+      <w:pPr>
+        <w:jc w:val="center"/>
         <w:rPr>
           <w:rFonts w:eastAsia="Times New Roman" w:cs="Times New Roman"/>
           <w:color w:val="333333"/>
@@ -7048,6 +7026,31 @@
         </w:rPr>
       </w:pPr>
       <w:r>
+        <w:t>(</w:t>
+      </w:r>
+      <w:r>
+        <w:rPr>
+          <w:i/>
+          <w:iCs/>
+          <w:lang w:val="en-US"/>
+        </w:rPr>
+        <w:t>x</w:t>
+      </w:r>
+      <w:r>
+        <w:t> ≥ 3) ИЛИ НЕ (</w:t>
+      </w:r>
+      <w:r>
+        <w:rPr>
+          <w:i/>
+          <w:iCs/>
+          <w:lang w:val="en-US"/>
+        </w:rPr>
+        <w:t>x</w:t>
+      </w:r>
+      <w:r>
+        <w:t> ≥ 2).</w:t>
+      </w:r>
+      <w:r>
         <w:rPr>
           <w:rFonts w:eastAsia="Times New Roman" w:cs="Times New Roman"/>
           <w:color w:val="333333"/>
@@ -7055,184 +7058,12 @@
           <w:szCs w:val="27"/>
           <w:lang w:eastAsia="ru-RU"/>
         </w:rPr>
-        <w:t>Напишите натуральное число </w:t>
-      </w:r>
-      <w:r>
-        <w:rPr>
-          <w:rFonts w:eastAsia="Times New Roman" w:cs="Times New Roman"/>
-          <w:b/>
-          <w:bCs/>
-          <w:i/>
-          <w:iCs/>
-          <w:color w:val="333333"/>
-          <w:sz w:val="27"/>
-          <w:szCs w:val="27"/>
-          <w:lang w:val="en-US" w:eastAsia="ru-RU"/>
-        </w:rPr>
-        <w:t>x</w:t>
-      </w:r>
-      <w:r>
-        <w:rPr>
-          <w:rFonts w:eastAsia="Times New Roman" w:cs="Times New Roman"/>
-          <w:color w:val="333333"/>
-          <w:sz w:val="27"/>
-          <w:szCs w:val="27"/>
-          <w:lang w:eastAsia="ru-RU"/>
-        </w:rPr>
-        <w:t>, для которого </w:t>
-      </w:r>
-      <w:r>
-        <w:rPr>
-          <w:rFonts w:eastAsia="Times New Roman" w:cs="Times New Roman"/>
-          <w:b/>
-          <w:bCs/>
-          <w:color w:val="333333"/>
-          <w:sz w:val="27"/>
-          <w:szCs w:val="27"/>
-          <w:lang w:eastAsia="ru-RU"/>
-        </w:rPr>
-        <w:t>ложно</w:t>
-      </w:r>
-      <w:r>
-        <w:rPr>
-          <w:rFonts w:eastAsia="Times New Roman" w:cs="Times New Roman"/>
-          <w:color w:val="333333"/>
-          <w:sz w:val="27"/>
-          <w:szCs w:val="27"/>
-          <w:lang w:eastAsia="ru-RU"/>
-        </w:rPr>
-        <w:t> высказывание:</w:t>
-      </w:r>
-    </w:p>
-    <w:p>
-      <w:pPr>
-        <w:jc w:val="center"/>
-        <w:rPr>
-          <w:rFonts w:eastAsia="Times New Roman" w:cs="Times New Roman"/>
-          <w:color w:val="333333"/>
-          <w:sz w:val="27"/>
-          <w:szCs w:val="27"/>
-          <w:lang w:eastAsia="ru-RU"/>
-        </w:rPr>
-      </w:pPr>
-      <w:r>
-        <w:rPr>
-          <w:rFonts w:eastAsia="Times New Roman" w:cs="Times New Roman"/>
-          <w:b/>
-          <w:bCs/>
-          <w:color w:val="333333"/>
-          <w:sz w:val="27"/>
-          <w:szCs w:val="27"/>
-          <w:lang w:eastAsia="ru-RU"/>
-        </w:rPr>
-        <w:t>НЕ</w:t>
-      </w:r>
-      <w:r>
-        <w:rPr>
-          <w:rFonts w:eastAsia="Times New Roman" w:cs="Times New Roman"/>
-          <w:color w:val="333333"/>
-          <w:sz w:val="27"/>
-          <w:szCs w:val="27"/>
-          <w:lang w:eastAsia="ru-RU"/>
-        </w:rPr>
-        <w:t> (</w:t>
-      </w:r>
-      <w:r>
-        <w:rPr>
-          <w:rFonts w:eastAsia="Times New Roman" w:cs="Times New Roman"/>
-          <w:b/>
-          <w:bCs/>
-          <w:i/>
-          <w:iCs/>
-          <w:color w:val="333333"/>
-          <w:sz w:val="27"/>
-          <w:szCs w:val="27"/>
-          <w:lang w:val="en-US" w:eastAsia="ru-RU"/>
-        </w:rPr>
-        <w:t>x</w:t>
-      </w:r>
-      <w:r>
-        <w:rPr>
-          <w:rFonts w:eastAsia="Times New Roman" w:cs="Times New Roman"/>
-          <w:color w:val="333333"/>
-          <w:sz w:val="27"/>
-          <w:szCs w:val="27"/>
-          <w:lang w:eastAsia="ru-RU"/>
-        </w:rPr>
-        <w:t> </w:t>
-      </w:r>
-      <w:proofErr w:type="gramStart"/>
-      <w:r>
-        <w:rPr>
-          <w:rFonts w:eastAsia="Times New Roman" w:cs="Times New Roman"/>
-          <w:color w:val="333333"/>
-          <w:sz w:val="27"/>
-          <w:szCs w:val="27"/>
-          <w:lang w:eastAsia="ru-RU"/>
-        </w:rPr>
-        <w:t>&lt; 8</w:t>
-      </w:r>
-      <w:proofErr w:type="gramEnd"/>
-      <w:r>
-        <w:rPr>
-          <w:rFonts w:eastAsia="Times New Roman" w:cs="Times New Roman"/>
-          <w:color w:val="333333"/>
-          <w:sz w:val="27"/>
-          <w:szCs w:val="27"/>
-          <w:lang w:eastAsia="ru-RU"/>
-        </w:rPr>
-        <w:t>) </w:t>
-      </w:r>
-      <w:r>
-        <w:rPr>
-          <w:rFonts w:eastAsia="Times New Roman" w:cs="Times New Roman"/>
-          <w:b/>
-          <w:bCs/>
-          <w:color w:val="333333"/>
-          <w:sz w:val="27"/>
-          <w:szCs w:val="27"/>
-          <w:lang w:eastAsia="ru-RU"/>
-        </w:rPr>
-        <w:t>ИЛИ</w:t>
-      </w:r>
-      <w:r>
-        <w:rPr>
-          <w:rFonts w:eastAsia="Times New Roman" w:cs="Times New Roman"/>
-          <w:color w:val="333333"/>
-          <w:sz w:val="27"/>
-          <w:szCs w:val="27"/>
-          <w:lang w:eastAsia="ru-RU"/>
-        </w:rPr>
-        <w:t> (</w:t>
-      </w:r>
-      <w:r>
-        <w:rPr>
-          <w:rFonts w:eastAsia="Times New Roman" w:cs="Times New Roman"/>
-          <w:b/>
-          <w:bCs/>
-          <w:i/>
-          <w:iCs/>
-          <w:color w:val="333333"/>
-          <w:sz w:val="27"/>
-          <w:szCs w:val="27"/>
-          <w:lang w:val="en-US" w:eastAsia="ru-RU"/>
-        </w:rPr>
-        <w:t>x</w:t>
-      </w:r>
-      <w:r>
-        <w:rPr>
-          <w:rFonts w:eastAsia="Times New Roman" w:cs="Times New Roman"/>
-          <w:color w:val="333333"/>
-          <w:sz w:val="27"/>
-          <w:szCs w:val="27"/>
-          <w:lang w:eastAsia="ru-RU"/>
-        </w:rPr>
-        <w:t> &lt; 7).</w:t>
-      </w:r>
-    </w:p>
-    <w:p>
-      <w:pPr>
-        <w:ind w:firstLine="0"/>
+        <w:t xml:space="preserve"> </w:t>
+      </w:r>
+    </w:p>
+    <w:p>
+      <w:pPr>
+        <w:pStyle w:val="a4"/>
       </w:pPr>
       <w:r>
         <w:rPr>
@@ -7242,18 +7073,18 @@
         <mc:AlternateContent>
           <mc:Choice Requires="wps">
             <w:drawing>
-              <wp:anchor distT="0" distB="0" distL="114300" distR="114300" simplePos="0" relativeHeight="251680768" behindDoc="0" locked="0" layoutInCell="1" allowOverlap="1">
+              <wp:anchor distT="0" distB="0" distL="114300" distR="114300" simplePos="0" relativeHeight="251709440" behindDoc="0" locked="0" layoutInCell="1" allowOverlap="1">
                 <wp:simplePos x="0" y="0"/>
                 <wp:positionH relativeFrom="margin">
-                  <wp:posOffset>416560</wp:posOffset>
+                  <wp:posOffset>297815</wp:posOffset>
                 </wp:positionH>
                 <wp:positionV relativeFrom="paragraph">
-                  <wp:posOffset>97790</wp:posOffset>
+                  <wp:posOffset>49530</wp:posOffset>
                 </wp:positionV>
-                <wp:extent cx="6096000" cy="363220"/>
-                <wp:effectExtent l="0" t="0" r="0" b="0"/>
+                <wp:extent cx="4224655" cy="252730"/>
+                <wp:effectExtent l="0" t="0" r="4445" b="0"/>
                 <wp:wrapNone/>
-                <wp:docPr id="17" name="Надпись 17"/>
+                <wp:docPr id="45" name="Надпись 45"/>
                 <wp:cNvGraphicFramePr/>
                 <a:graphic xmlns:a="http://schemas.openxmlformats.org/drawingml/2006/main">
                   <a:graphicData uri="http://schemas.microsoft.com/office/word/2010/wordprocessingShape">
@@ -7262,7 +7093,7 @@
                       <wps:spPr>
                         <a:xfrm>
                           <a:off x="0" y="0"/>
-                          <a:ext cx="6096000" cy="363220"/>
+                          <a:ext cx="4224020" cy="252095"/>
                         </a:xfrm>
                         <a:prstGeom prst="rect">
                           <a:avLst/>
@@ -7280,7 +7111,6 @@
                             <w:pPr>
                               <w:jc w:val="center"/>
                               <w:rPr>
-                                <w:sz w:val="36"/>
                                 <w:szCs w:val="36"/>
                               </w:rPr>
                             </w:pPr>
@@ -7289,7 +7119,6 @@
                                 <w:b/>
                                 <w:i/>
                                 <w:color w:val="1F4E79" w:themeColor="accent1" w:themeShade="80"/>
-                                <w:sz w:val="36"/>
                                 <w:szCs w:val="36"/>
                               </w:rPr>
                               <w:t>Решение</w:t>
@@ -7314,14 +7143,13 @@
           </mc:Choice>
           <mc:Fallback>
             <w:pict>
-              <v:shape id="Надпись 17" o:spid="_x0000_s1037" type="#_x0000_t202" style="position:absolute;left:0;text-align:left;margin-left:32.8pt;margin-top:7.7pt;width:480pt;height:28.6pt;z-index:251680768;visibility:visible;mso-wrap-style:square;mso-width-percent:0;mso-height-percent:0;mso-wrap-distance-left:9pt;mso-wrap-distance-top:0;mso-wrap-distance-right:9pt;mso-wrap-distance-bottom:0;mso-position-horizontal:absolute;mso-position-horizontal-relative:margin;mso-position-vertical:absolute;mso-position-vertical-relative:text;mso-width-percent:0;mso-height-percent:0;mso-width-relative:margin;mso-height-relative:margin;v-text-anchor:top" o:gfxdata="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" fillcolor="#bdd6ee [1300]" stroked="f">
+              <v:shape id="Надпись 45" o:spid="_x0000_s1038" type="#_x0000_t202" style="position:absolute;margin-left:23.45pt;margin-top:3.9pt;width:332.65pt;height:19.9pt;z-index:251709440;visibility:visible;mso-wrap-style:square;mso-width-percent:0;mso-height-percent:0;mso-wrap-distance-left:9pt;mso-wrap-distance-top:0;mso-wrap-distance-right:9pt;mso-wrap-distance-bottom:0;mso-position-horizontal:absolute;mso-position-horizontal-relative:margin;mso-position-vertical:absolute;mso-position-vertical-relative:text;mso-width-percent:0;mso-height-percent:0;mso-width-relative:margin;mso-height-relative:margin;v-text-anchor:top" o:gfxdata="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" fillcolor="#bdd6ee [1300]" stroked="f">
                 <v:textbox>
                   <w:txbxContent>
                     <w:p>
                       <w:pPr>
                         <w:jc w:val="center"/>
                         <w:rPr>
-                          <w:sz w:val="36"/>
                           <w:szCs w:val="36"/>
                         </w:rPr>
                       </w:pPr>
@@ -7330,7 +7158,6 @@
                           <w:b/>
                           <w:i/>
                           <w:color w:val="1F4E79" w:themeColor="accent1" w:themeShade="80"/>
-                          <w:sz w:val="36"/>
                           <w:szCs w:val="36"/>
                         </w:rPr>
                         <w:t>Решение</w:t>
@@ -7351,9 +7178,9 @@
         </w:rPr>
         <w:drawing>
           <wp:inline distT="0" distB="0" distL="0" distR="0">
-            <wp:extent cx="6896100" cy="2324100"/>
-            <wp:effectExtent l="0" t="0" r="0" b="0"/>
-            <wp:docPr id="16" name="Рисунок 16" descr="Большая клетка"/>
+            <wp:extent cx="4778375" cy="1609090"/>
+            <wp:effectExtent l="0" t="0" r="3175" b="0"/>
+            <wp:docPr id="44" name="Рисунок 44" descr="Большая клетка"/>
             <wp:cNvGraphicFramePr>
               <a:graphicFrameLocks xmlns:a="http://schemas.openxmlformats.org/drawingml/2006/main" noChangeAspect="1"/>
             </wp:cNvGraphicFramePr>
@@ -7361,7 +7188,7 @@
               <a:graphicData uri="http://schemas.openxmlformats.org/drawingml/2006/picture">
                 <pic:pic xmlns:pic="http://schemas.openxmlformats.org/drawingml/2006/picture">
                   <pic:nvPicPr>
-                    <pic:cNvPr id="0" name="Рисунок 177" descr="Большая клетка"/>
+                    <pic:cNvPr id="0" name="Рисунок 5" descr="Большая клетка"/>
                     <pic:cNvPicPr>
                       <a:picLocks noChangeAspect="1" noChangeArrowheads="1"/>
                     </pic:cNvPicPr>
@@ -7382,7 +7209,7 @@
                   <pic:spPr bwMode="auto">
                     <a:xfrm>
                       <a:off x="0" y="0"/>
-                      <a:ext cx="6896100" cy="2324100"/>
+                      <a:ext cx="4778375" cy="1609090"/>
                     </a:xfrm>
                     <a:prstGeom prst="rect">
                       <a:avLst/>
@@ -7404,8 +7231,527 @@
         <w:pStyle w:val="1"/>
         <w:rPr>
           <w:rStyle w:val="canselect"/>
-          <w:b/>
-          <w:bCs/>
+        </w:rPr>
+      </w:pPr>
+      <w:bookmarkStart w:id="13" w:name="_Toc213846943"/>
+      <w:r>
+        <w:t>Номер: D1CC0C</w:t>
+      </w:r>
+      <w:bookmarkEnd w:id="13"/>
+    </w:p>
+    <w:p>
+      <w:pPr>
+        <w:rPr>
+          <w:lang w:eastAsia="ru-RU"/>
+        </w:rPr>
+      </w:pPr>
+      <w:r>
+        <w:rPr>
+          <w:lang w:eastAsia="ru-RU"/>
+        </w:rPr>
+        <w:t>Дано четыре числа: 638, 442, 357, 123. Для какого из приведённых чисел истинно высказывание:</w:t>
+      </w:r>
+    </w:p>
+    <w:p>
+      <w:pPr>
+        <w:jc w:val="center"/>
+        <w:rPr>
+          <w:lang w:eastAsia="ru-RU"/>
+        </w:rPr>
+      </w:pPr>
+      <w:r>
+        <w:rPr>
+          <w:b/>
+          <w:bCs/>
+          <w:lang w:eastAsia="ru-RU"/>
+        </w:rPr>
+        <w:t>НЕ</w:t>
+      </w:r>
+      <w:r>
+        <w:rPr>
+          <w:lang w:eastAsia="ru-RU"/>
+        </w:rPr>
+        <w:t> (Первая цифра чётная) </w:t>
+      </w:r>
+      <w:r>
+        <w:rPr>
+          <w:b/>
+          <w:bCs/>
+          <w:lang w:eastAsia="ru-RU"/>
+        </w:rPr>
+        <w:t>И НЕ </w:t>
+      </w:r>
+      <w:r>
+        <w:rPr>
+          <w:lang w:eastAsia="ru-RU"/>
+        </w:rPr>
+        <w:t>(Сумма цифр чётная)?</w:t>
+      </w:r>
+    </w:p>
+    <w:p>
+      <w:pPr>
+        <w:jc w:val="center"/>
+        <w:rPr>
+          <w:rFonts w:eastAsia="Times New Roman" w:cs="Times New Roman"/>
+          <w:color w:val="333333"/>
+          <w:sz w:val="27"/>
+          <w:szCs w:val="27"/>
+          <w:lang w:eastAsia="ru-RU"/>
+        </w:rPr>
+      </w:pPr>
+      <w:r>
+        <w:rPr>
+          <w:lang w:eastAsia="ru-RU"/>
+        </w:rPr>
+        <w:t>В ответе запишите это число.</w:t>
+      </w:r>
+      <w:r>
+        <w:rPr>
+          <w:rFonts w:eastAsia="Times New Roman" w:cs="Times New Roman"/>
+          <w:color w:val="333333"/>
+          <w:sz w:val="27"/>
+          <w:szCs w:val="27"/>
+          <w:lang w:eastAsia="ru-RU"/>
+        </w:rPr>
+        <w:t xml:space="preserve"> </w:t>
+      </w:r>
+    </w:p>
+    <w:p>
+      <w:pPr>
+        <w:pStyle w:val="a4"/>
+      </w:pPr>
+      <w:r>
+        <w:rPr>
+          <w:noProof/>
+          <w:lang w:eastAsia="ru-RU"/>
+        </w:rPr>
+        <mc:AlternateContent>
+          <mc:Choice Requires="wps">
+            <w:drawing>
+              <wp:anchor distT="0" distB="0" distL="114300" distR="114300" simplePos="0" relativeHeight="251711488" behindDoc="0" locked="0" layoutInCell="1" allowOverlap="1">
+                <wp:simplePos x="0" y="0"/>
+                <wp:positionH relativeFrom="margin">
+                  <wp:posOffset>297815</wp:posOffset>
+                </wp:positionH>
+                <wp:positionV relativeFrom="paragraph">
+                  <wp:posOffset>49530</wp:posOffset>
+                </wp:positionV>
+                <wp:extent cx="4224655" cy="252730"/>
+                <wp:effectExtent l="0" t="0" r="4445" b="0"/>
+                <wp:wrapNone/>
+                <wp:docPr id="47" name="Надпись 47"/>
+                <wp:cNvGraphicFramePr/>
+                <a:graphic xmlns:a="http://schemas.openxmlformats.org/drawingml/2006/main">
+                  <a:graphicData uri="http://schemas.microsoft.com/office/word/2010/wordprocessingShape">
+                    <wps:wsp>
+                      <wps:cNvSpPr txBox="1"/>
+                      <wps:spPr>
+                        <a:xfrm>
+                          <a:off x="0" y="0"/>
+                          <a:ext cx="4224020" cy="252095"/>
+                        </a:xfrm>
+                        <a:prstGeom prst="rect">
+                          <a:avLst/>
+                        </a:prstGeom>
+                        <a:solidFill>
+                          <a:schemeClr val="accent1">
+                            <a:lumMod val="40000"/>
+                            <a:lumOff val="60000"/>
+                          </a:schemeClr>
+                        </a:solidFill>
+                      </wps:spPr>
+                      <wps:txbx>
+                        <w:txbxContent>
+                          <w:p>
+                            <w:pPr>
+                              <w:jc w:val="center"/>
+                              <w:rPr>
+                                <w:szCs w:val="36"/>
+                              </w:rPr>
+                            </w:pPr>
+                            <w:r>
+                              <w:rPr>
+                                <w:b/>
+                                <w:i/>
+                                <w:color w:val="1F4E79" w:themeColor="accent1" w:themeShade="80"/>
+                                <w:szCs w:val="36"/>
+                              </w:rPr>
+                              <w:t>Решение</w:t>
+                            </w:r>
+                          </w:p>
+                        </w:txbxContent>
+                      </wps:txbx>
+                      <wps:bodyPr wrap="square" rtlCol="0">
+                        <a:noAutofit/>
+                      </wps:bodyPr>
+                    </wps:wsp>
+                  </a:graphicData>
+                </a:graphic>
+                <wp14:sizeRelH relativeFrom="margin">
+                  <wp14:pctWidth>0</wp14:pctWidth>
+                </wp14:sizeRelH>
+                <wp14:sizeRelV relativeFrom="margin">
+                  <wp14:pctHeight>0</wp14:pctHeight>
+                </wp14:sizeRelV>
+              </wp:anchor>
+            </w:drawing>
+          </mc:Choice>
+          <mc:Fallback>
+            <w:pict>
+              <v:shape id="Надпись 47" o:spid="_x0000_s1039" type="#_x0000_t202" style="position:absolute;margin-left:23.45pt;margin-top:3.9pt;width:332.65pt;height:19.9pt;z-index:251711488;visibility:visible;mso-wrap-style:square;mso-width-percent:0;mso-height-percent:0;mso-wrap-distance-left:9pt;mso-wrap-distance-top:0;mso-wrap-distance-right:9pt;mso-wrap-distance-bottom:0;mso-position-horizontal:absolute;mso-position-horizontal-relative:margin;mso-position-vertical:absolute;mso-position-vertical-relative:text;mso-width-percent:0;mso-height-percent:0;mso-width-relative:margin;mso-height-relative:margin;v-text-anchor:top" o:gfxdata="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" fillcolor="#bdd6ee [1300]" stroked="f">
+                <v:textbox>
+                  <w:txbxContent>
+                    <w:p>
+                      <w:pPr>
+                        <w:jc w:val="center"/>
+                        <w:rPr>
+                          <w:szCs w:val="36"/>
+                        </w:rPr>
+                      </w:pPr>
+                      <w:r>
+                        <w:rPr>
+                          <w:b/>
+                          <w:i/>
+                          <w:color w:val="1F4E79" w:themeColor="accent1" w:themeShade="80"/>
+                          <w:szCs w:val="36"/>
+                        </w:rPr>
+                        <w:t>Решение</w:t>
+                      </w:r>
+                    </w:p>
+                  </w:txbxContent>
+                </v:textbox>
+                <w10:wrap anchorx="margin"/>
+              </v:shape>
+            </w:pict>
+          </mc:Fallback>
+        </mc:AlternateContent>
+      </w:r>
+      <w:r>
+        <w:rPr>
+          <w:noProof/>
+          <w:lang w:eastAsia="ru-RU"/>
+        </w:rPr>
+        <w:drawing>
+          <wp:inline distT="0" distB="0" distL="0" distR="0">
+            <wp:extent cx="4778375" cy="1263316"/>
+            <wp:effectExtent l="0" t="0" r="3175" b="0"/>
+            <wp:docPr id="46" name="Рисунок 46" descr="Большая клетка"/>
+            <wp:cNvGraphicFramePr>
+              <a:graphicFrameLocks xmlns:a="http://schemas.openxmlformats.org/drawingml/2006/main" noChangeAspect="1"/>
+            </wp:cNvGraphicFramePr>
+            <a:graphic xmlns:a="http://schemas.openxmlformats.org/drawingml/2006/main">
+              <a:graphicData uri="http://schemas.openxmlformats.org/drawingml/2006/picture">
+                <pic:pic xmlns:pic="http://schemas.openxmlformats.org/drawingml/2006/picture">
+                  <pic:nvPicPr>
+                    <pic:cNvPr id="0" name="Рисунок 5" descr="Большая клетка"/>
+                    <pic:cNvPicPr>
+                      <a:picLocks noChangeAspect="1" noChangeArrowheads="1"/>
+                    </pic:cNvPicPr>
+                  </pic:nvPicPr>
+                  <pic:blipFill rotWithShape="1">
+                    <a:blip r:embed="rId8">
+                      <a:extLst>
+                        <a:ext uri="{28A0092B-C50C-407E-A947-70E740481C1C}">
+                          <a14:useLocalDpi xmlns:a14="http://schemas.microsoft.com/office/drawing/2010/main" val="0"/>
+                        </a:ext>
+                      </a:extLst>
+                    </a:blip>
+                    <a:srcRect r="37325" b="76103"/>
+                    <a:stretch/>
+                  </pic:blipFill>
+                  <pic:spPr bwMode="auto">
+                    <a:xfrm>
+                      <a:off x="0" y="0"/>
+                      <a:ext cx="4778375" cy="1263316"/>
+                    </a:xfrm>
+                    <a:prstGeom prst="rect">
+                      <a:avLst/>
+                    </a:prstGeom>
+                    <a:noFill/>
+                    <a:ln>
+                      <a:noFill/>
+                    </a:ln>
+                    <a:extLst>
+                      <a:ext uri="{53640926-AAD7-44D8-BBD7-CCE9431645EC}">
+                        <a14:shadowObscured xmlns:a14="http://schemas.microsoft.com/office/drawing/2010/main"/>
+                      </a:ext>
+                    </a:extLst>
+                  </pic:spPr>
+                </pic:pic>
+              </a:graphicData>
+            </a:graphic>
+          </wp:inline>
+        </w:drawing>
+      </w:r>
+    </w:p>
+    <w:p>
+      <w:pPr>
+        <w:pStyle w:val="1"/>
+      </w:pPr>
+      <w:r>
+        <w:t>Номер: </w:t>
+      </w:r>
+      <w:r>
+        <w:rPr>
+          <w:rStyle w:val="canselect"/>
+        </w:rPr>
+        <w:t>908105</w:t>
+      </w:r>
+    </w:p>
+    <w:p>
+      <w:pPr>
+        <w:rPr>
+          <w:lang w:eastAsia="ru-RU"/>
+        </w:rPr>
+      </w:pPr>
+      <w:r>
+        <w:rPr>
+          <w:lang w:eastAsia="ru-RU"/>
+        </w:rPr>
+        <w:t>Напишите наименьшее трёхзначное число, большее 121, для которого </w:t>
+      </w:r>
+      <w:r>
+        <w:rPr>
+          <w:b/>
+          <w:bCs/>
+          <w:lang w:eastAsia="ru-RU"/>
+        </w:rPr>
+        <w:t>ложно</w:t>
+      </w:r>
+      <w:r>
+        <w:rPr>
+          <w:lang w:eastAsia="ru-RU"/>
+        </w:rPr>
+        <w:t> высказывание:</w:t>
+      </w:r>
+    </w:p>
+    <w:p>
+      <w:pPr>
+        <w:jc w:val="center"/>
+        <w:rPr>
+          <w:rFonts w:eastAsia="Times New Roman" w:cs="Times New Roman"/>
+          <w:color w:val="333333"/>
+          <w:sz w:val="27"/>
+          <w:szCs w:val="27"/>
+          <w:lang w:eastAsia="ru-RU"/>
+        </w:rPr>
+      </w:pPr>
+      <w:r>
+        <w:rPr>
+          <w:b/>
+          <w:bCs/>
+          <w:lang w:eastAsia="ru-RU"/>
+        </w:rPr>
+        <w:t>НЕ</w:t>
+      </w:r>
+      <w:r>
+        <w:rPr>
+          <w:lang w:eastAsia="ru-RU"/>
+        </w:rPr>
+        <w:t> (</w:t>
+      </w:r>
+      <w:proofErr w:type="gramStart"/>
+      <w:r>
+        <w:rPr>
+          <w:lang w:eastAsia="ru-RU"/>
+        </w:rPr>
+        <w:t>Число &gt;</w:t>
+      </w:r>
+      <w:proofErr w:type="gramEnd"/>
+      <w:r>
+        <w:rPr>
+          <w:lang w:eastAsia="ru-RU"/>
+        </w:rPr>
+        <w:t xml:space="preserve"> 50) </w:t>
+      </w:r>
+      <w:r>
+        <w:rPr>
+          <w:b/>
+          <w:bCs/>
+          <w:lang w:eastAsia="ru-RU"/>
+        </w:rPr>
+        <w:t>ИЛИ </w:t>
+      </w:r>
+      <w:r>
+        <w:rPr>
+          <w:lang w:eastAsia="ru-RU"/>
+        </w:rPr>
+        <w:t>(Число чётное).</w:t>
+      </w:r>
+    </w:p>
+    <w:p>
+      <w:pPr>
+        <w:pStyle w:val="a4"/>
+      </w:pPr>
+      <w:r>
+        <w:rPr>
+          <w:noProof/>
+          <w:lang w:eastAsia="ru-RU"/>
+        </w:rPr>
+        <mc:AlternateContent>
+          <mc:Choice Requires="wps">
+            <w:drawing>
+              <wp:anchor distT="0" distB="0" distL="114300" distR="114300" simplePos="0" relativeHeight="251713536" behindDoc="0" locked="0" layoutInCell="1" allowOverlap="1">
+                <wp:simplePos x="0" y="0"/>
+                <wp:positionH relativeFrom="margin">
+                  <wp:posOffset>297815</wp:posOffset>
+                </wp:positionH>
+                <wp:positionV relativeFrom="paragraph">
+                  <wp:posOffset>49530</wp:posOffset>
+                </wp:positionV>
+                <wp:extent cx="4224655" cy="252730"/>
+                <wp:effectExtent l="0" t="0" r="4445" b="0"/>
+                <wp:wrapNone/>
+                <wp:docPr id="49" name="Надпись 49"/>
+                <wp:cNvGraphicFramePr/>
+                <a:graphic xmlns:a="http://schemas.openxmlformats.org/drawingml/2006/main">
+                  <a:graphicData uri="http://schemas.microsoft.com/office/word/2010/wordprocessingShape">
+                    <wps:wsp>
+                      <wps:cNvSpPr txBox="1"/>
+                      <wps:spPr>
+                        <a:xfrm>
+                          <a:off x="0" y="0"/>
+                          <a:ext cx="4224020" cy="252095"/>
+                        </a:xfrm>
+                        <a:prstGeom prst="rect">
+                          <a:avLst/>
+                        </a:prstGeom>
+                        <a:solidFill>
+                          <a:schemeClr val="accent1">
+                            <a:lumMod val="40000"/>
+                            <a:lumOff val="60000"/>
+                          </a:schemeClr>
+                        </a:solidFill>
+                      </wps:spPr>
+                      <wps:txbx>
+                        <w:txbxContent>
+                          <w:p>
+                            <w:pPr>
+                              <w:jc w:val="center"/>
+                              <w:rPr>
+                                <w:szCs w:val="36"/>
+                              </w:rPr>
+                            </w:pPr>
+                            <w:r>
+                              <w:rPr>
+                                <w:b/>
+                                <w:i/>
+                                <w:color w:val="1F4E79" w:themeColor="accent1" w:themeShade="80"/>
+                                <w:szCs w:val="36"/>
+                              </w:rPr>
+                              <w:t>Решение</w:t>
+                            </w:r>
+                          </w:p>
+                        </w:txbxContent>
+                      </wps:txbx>
+                      <wps:bodyPr wrap="square" rtlCol="0">
+                        <a:noAutofit/>
+                      </wps:bodyPr>
+                    </wps:wsp>
+                  </a:graphicData>
+                </a:graphic>
+                <wp14:sizeRelH relativeFrom="margin">
+                  <wp14:pctWidth>0</wp14:pctWidth>
+                </wp14:sizeRelH>
+                <wp14:sizeRelV relativeFrom="margin">
+                  <wp14:pctHeight>0</wp14:pctHeight>
+                </wp14:sizeRelV>
+              </wp:anchor>
+            </w:drawing>
+          </mc:Choice>
+          <mc:Fallback>
+            <w:pict>
+              <v:shape id="Надпись 49" o:spid="_x0000_s1040" type="#_x0000_t202" style="position:absolute;margin-left:23.45pt;margin-top:3.9pt;width:332.65pt;height:19.9pt;z-index:251713536;visibility:visible;mso-wrap-style:square;mso-width-percent:0;mso-height-percent:0;mso-wrap-distance-left:9pt;mso-wrap-distance-top:0;mso-wrap-distance-right:9pt;mso-wrap-distance-bottom:0;mso-position-horizontal:absolute;mso-position-horizontal-relative:margin;mso-position-vertical:absolute;mso-position-vertical-relative:text;mso-width-percent:0;mso-height-percent:0;mso-width-relative:margin;mso-height-relative:margin;v-text-anchor:top" o:gfxdata="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" fillcolor="#bdd6ee [1300]" stroked="f">
+                <v:textbox>
+                  <w:txbxContent>
+                    <w:p>
+                      <w:pPr>
+                        <w:jc w:val="center"/>
+                        <w:rPr>
+                          <w:szCs w:val="36"/>
+                        </w:rPr>
+                      </w:pPr>
+                      <w:r>
+                        <w:rPr>
+                          <w:b/>
+                          <w:i/>
+                          <w:color w:val="1F4E79" w:themeColor="accent1" w:themeShade="80"/>
+                          <w:szCs w:val="36"/>
+                        </w:rPr>
+                        <w:t>Решение</w:t>
+                      </w:r>
+                    </w:p>
+                  </w:txbxContent>
+                </v:textbox>
+                <w10:wrap anchorx="margin"/>
+              </v:shape>
+            </w:pict>
+          </mc:Fallback>
+        </mc:AlternateContent>
+      </w:r>
+      <w:r>
+        <w:rPr>
+          <w:noProof/>
+          <w:lang w:eastAsia="ru-RU"/>
+        </w:rPr>
+        <w:drawing>
+          <wp:inline distT="0" distB="0" distL="0" distR="0">
+            <wp:extent cx="4775986" cy="1363579"/>
+            <wp:effectExtent l="0" t="0" r="5715" b="8255"/>
+            <wp:docPr id="48" name="Рисунок 48" descr="Большая клетка"/>
+            <wp:cNvGraphicFramePr>
+              <a:graphicFrameLocks xmlns:a="http://schemas.openxmlformats.org/drawingml/2006/main" noChangeAspect="1"/>
+            </wp:cNvGraphicFramePr>
+            <a:graphic xmlns:a="http://schemas.openxmlformats.org/drawingml/2006/main">
+              <a:graphicData uri="http://schemas.openxmlformats.org/drawingml/2006/picture">
+                <pic:pic xmlns:pic="http://schemas.openxmlformats.org/drawingml/2006/picture">
+                  <pic:nvPicPr>
+                    <pic:cNvPr id="0" name="Рисунок 5" descr="Большая клетка"/>
+                    <pic:cNvPicPr>
+                      <a:picLocks noChangeAspect="1" noChangeArrowheads="1"/>
+                    </pic:cNvPicPr>
+                  </pic:nvPicPr>
+                  <pic:blipFill rotWithShape="1">
+                    <a:blip r:embed="rId8">
+                      <a:extLst>
+                        <a:ext uri="{28A0092B-C50C-407E-A947-70E740481C1C}">
+                          <a14:useLocalDpi xmlns:a14="http://schemas.microsoft.com/office/drawing/2010/main" val="0"/>
+                        </a:ext>
+                      </a:extLst>
+                    </a:blip>
+                    <a:srcRect t="-1" r="37325" b="74194"/>
+                    <a:stretch/>
+                  </pic:blipFill>
+                  <pic:spPr bwMode="auto">
+                    <a:xfrm>
+                      <a:off x="0" y="0"/>
+                      <a:ext cx="4776470" cy="1363717"/>
+                    </a:xfrm>
+                    <a:prstGeom prst="rect">
+                      <a:avLst/>
+                    </a:prstGeom>
+                    <a:noFill/>
+                    <a:ln>
+                      <a:noFill/>
+                    </a:ln>
+                    <a:extLst>
+                      <a:ext uri="{53640926-AAD7-44D8-BBD7-CCE9431645EC}">
+                        <a14:shadowObscured xmlns:a14="http://schemas.microsoft.com/office/drawing/2010/main"/>
+                      </a:ext>
+                    </a:extLst>
+                  </pic:spPr>
+                </pic:pic>
+              </a:graphicData>
+            </a:graphic>
+          </wp:inline>
+        </w:drawing>
+      </w:r>
+    </w:p>
+    <w:p>
+      <w:pPr>
+        <w:pStyle w:val="1"/>
+        <w:rPr>
+          <w:rStyle w:val="canselect"/>
         </w:rPr>
       </w:pPr>
       <w:r>
@@ -7415,17 +7761,1543 @@
       <w:r>
         <w:rPr>
           <w:rStyle w:val="canselect"/>
-          <w:b/>
-          <w:bCs/>
-        </w:rPr>
-        <w:t>2AD501</w:t>
-      </w:r>
-    </w:p>
-    <w:p/>
+        </w:rPr>
+        <w:t>75C77D</w:t>
+      </w:r>
+    </w:p>
+    <w:p>
+      <w:pPr>
+        <w:rPr>
+          <w:lang w:eastAsia="ru-RU"/>
+        </w:rPr>
+      </w:pPr>
+      <w:r>
+        <w:rPr>
+          <w:lang w:eastAsia="ru-RU"/>
+        </w:rPr>
+        <w:t>Определите наименьшее натуральное число</w:t>
+      </w:r>
+      <w:r>
+        <w:rPr>
+          <w:b/>
+          <w:bCs/>
+          <w:i/>
+          <w:iCs/>
+          <w:lang w:eastAsia="ru-RU"/>
+        </w:rPr>
+        <w:t> x</w:t>
+      </w:r>
+      <w:r>
+        <w:rPr>
+          <w:lang w:eastAsia="ru-RU"/>
+        </w:rPr>
+        <w:t>, для которого истинно логическое выражение:</w:t>
+      </w:r>
+    </w:p>
+    <w:p>
+      <w:pPr>
+        <w:jc w:val="center"/>
+        <w:rPr>
+          <w:lang w:eastAsia="ru-RU"/>
+        </w:rPr>
+      </w:pPr>
+      <w:r>
+        <w:rPr>
+          <w:b/>
+          <w:bCs/>
+          <w:lang w:eastAsia="ru-RU"/>
+        </w:rPr>
+        <w:t>НЕ</w:t>
+      </w:r>
+      <w:r>
+        <w:rPr>
+          <w:lang w:eastAsia="ru-RU"/>
+        </w:rPr>
+        <w:t> ((</w:t>
+      </w:r>
+      <w:r>
+        <w:rPr>
+          <w:b/>
+          <w:bCs/>
+          <w:i/>
+          <w:iCs/>
+          <w:lang w:eastAsia="ru-RU"/>
+        </w:rPr>
+        <w:t>x</w:t>
+      </w:r>
+      <w:r>
+        <w:rPr>
+          <w:lang w:eastAsia="ru-RU"/>
+        </w:rPr>
+        <w:t> ≥ 15) </w:t>
+      </w:r>
+      <w:r>
+        <w:rPr>
+          <w:b/>
+          <w:bCs/>
+          <w:lang w:eastAsia="ru-RU"/>
+        </w:rPr>
+        <w:t>ИЛИ</w:t>
+      </w:r>
+      <w:r>
+        <w:rPr>
+          <w:lang w:eastAsia="ru-RU"/>
+        </w:rPr>
+        <w:t> (</w:t>
+      </w:r>
+      <w:r>
+        <w:rPr>
+          <w:b/>
+          <w:bCs/>
+          <w:i/>
+          <w:iCs/>
+          <w:lang w:eastAsia="ru-RU"/>
+        </w:rPr>
+        <w:t>x</w:t>
+      </w:r>
+      <w:r>
+        <w:rPr>
+          <w:lang w:eastAsia="ru-RU"/>
+        </w:rPr>
+        <w:t> </w:t>
+      </w:r>
+      <w:proofErr w:type="gramStart"/>
+      <w:r>
+        <w:rPr>
+          <w:lang w:eastAsia="ru-RU"/>
+        </w:rPr>
+        <w:t>&lt; 7</w:t>
+      </w:r>
+      <w:proofErr w:type="gramEnd"/>
+      <w:r>
+        <w:rPr>
+          <w:lang w:eastAsia="ru-RU"/>
+        </w:rPr>
+        <w:t>))</w:t>
+      </w:r>
+    </w:p>
+    <w:p>
+      <w:pPr>
+        <w:pStyle w:val="a4"/>
+      </w:pPr>
+      <w:r>
+        <w:rPr>
+          <w:noProof/>
+          <w:lang w:eastAsia="ru-RU"/>
+        </w:rPr>
+        <mc:AlternateContent>
+          <mc:Choice Requires="wps">
+            <w:drawing>
+              <wp:anchor distT="0" distB="0" distL="114300" distR="114300" simplePos="0" relativeHeight="251715584" behindDoc="0" locked="0" layoutInCell="1" allowOverlap="1">
+                <wp:simplePos x="0" y="0"/>
+                <wp:positionH relativeFrom="margin">
+                  <wp:posOffset>297815</wp:posOffset>
+                </wp:positionH>
+                <wp:positionV relativeFrom="paragraph">
+                  <wp:posOffset>49530</wp:posOffset>
+                </wp:positionV>
+                <wp:extent cx="4224655" cy="252730"/>
+                <wp:effectExtent l="0" t="0" r="4445" b="0"/>
+                <wp:wrapNone/>
+                <wp:docPr id="51" name="Надпись 51"/>
+                <wp:cNvGraphicFramePr/>
+                <a:graphic xmlns:a="http://schemas.openxmlformats.org/drawingml/2006/main">
+                  <a:graphicData uri="http://schemas.microsoft.com/office/word/2010/wordprocessingShape">
+                    <wps:wsp>
+                      <wps:cNvSpPr txBox="1"/>
+                      <wps:spPr>
+                        <a:xfrm>
+                          <a:off x="0" y="0"/>
+                          <a:ext cx="4224020" cy="252095"/>
+                        </a:xfrm>
+                        <a:prstGeom prst="rect">
+                          <a:avLst/>
+                        </a:prstGeom>
+                        <a:solidFill>
+                          <a:schemeClr val="accent1">
+                            <a:lumMod val="40000"/>
+                            <a:lumOff val="60000"/>
+                          </a:schemeClr>
+                        </a:solidFill>
+                      </wps:spPr>
+                      <wps:txbx>
+                        <w:txbxContent>
+                          <w:p>
+                            <w:pPr>
+                              <w:jc w:val="center"/>
+                              <w:rPr>
+                                <w:szCs w:val="36"/>
+                              </w:rPr>
+                            </w:pPr>
+                            <w:r>
+                              <w:rPr>
+                                <w:b/>
+                                <w:i/>
+                                <w:color w:val="1F4E79" w:themeColor="accent1" w:themeShade="80"/>
+                                <w:szCs w:val="36"/>
+                              </w:rPr>
+                              <w:t>Решение</w:t>
+                            </w:r>
+                          </w:p>
+                        </w:txbxContent>
+                      </wps:txbx>
+                      <wps:bodyPr wrap="square" rtlCol="0">
+                        <a:noAutofit/>
+                      </wps:bodyPr>
+                    </wps:wsp>
+                  </a:graphicData>
+                </a:graphic>
+                <wp14:sizeRelH relativeFrom="margin">
+                  <wp14:pctWidth>0</wp14:pctWidth>
+                </wp14:sizeRelH>
+                <wp14:sizeRelV relativeFrom="margin">
+                  <wp14:pctHeight>0</wp14:pctHeight>
+                </wp14:sizeRelV>
+              </wp:anchor>
+            </w:drawing>
+          </mc:Choice>
+          <mc:Fallback>
+            <w:pict>
+              <v:shape id="Надпись 51" o:spid="_x0000_s1041" type="#_x0000_t202" style="position:absolute;margin-left:23.45pt;margin-top:3.9pt;width:332.65pt;height:19.9pt;z-index:251715584;visibility:visible;mso-wrap-style:square;mso-width-percent:0;mso-height-percent:0;mso-wrap-distance-left:9pt;mso-wrap-distance-top:0;mso-wrap-distance-right:9pt;mso-wrap-distance-bottom:0;mso-position-horizontal:absolute;mso-position-horizontal-relative:margin;mso-position-vertical:absolute;mso-position-vertical-relative:text;mso-width-percent:0;mso-height-percent:0;mso-width-relative:margin;mso-height-relative:margin;v-text-anchor:top" o:gfxdata="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" fillcolor="#bdd6ee [1300]" stroked="f">
+                <v:textbox>
+                  <w:txbxContent>
+                    <w:p>
+                      <w:pPr>
+                        <w:jc w:val="center"/>
+                        <w:rPr>
+                          <w:szCs w:val="36"/>
+                        </w:rPr>
+                      </w:pPr>
+                      <w:r>
+                        <w:rPr>
+                          <w:b/>
+                          <w:i/>
+                          <w:color w:val="1F4E79" w:themeColor="accent1" w:themeShade="80"/>
+                          <w:szCs w:val="36"/>
+                        </w:rPr>
+                        <w:t>Решение</w:t>
+                      </w:r>
+                    </w:p>
+                  </w:txbxContent>
+                </v:textbox>
+                <w10:wrap anchorx="margin"/>
+              </v:shape>
+            </w:pict>
+          </mc:Fallback>
+        </mc:AlternateContent>
+      </w:r>
+      <w:r>
+        <w:rPr>
+          <w:noProof/>
+          <w:lang w:eastAsia="ru-RU"/>
+        </w:rPr>
+        <w:drawing>
+          <wp:inline distT="0" distB="0" distL="0" distR="0">
+            <wp:extent cx="4776470" cy="1608455"/>
+            <wp:effectExtent l="0" t="0" r="5080" b="0"/>
+            <wp:docPr id="50" name="Рисунок 50" descr="Большая клетка"/>
+            <wp:cNvGraphicFramePr>
+              <a:graphicFrameLocks xmlns:a="http://schemas.openxmlformats.org/drawingml/2006/main" noChangeAspect="1"/>
+            </wp:cNvGraphicFramePr>
+            <a:graphic xmlns:a="http://schemas.openxmlformats.org/drawingml/2006/main">
+              <a:graphicData uri="http://schemas.openxmlformats.org/drawingml/2006/picture">
+                <pic:pic xmlns:pic="http://schemas.openxmlformats.org/drawingml/2006/picture">
+                  <pic:nvPicPr>
+                    <pic:cNvPr id="0" name="Рисунок 5" descr="Большая клетка"/>
+                    <pic:cNvPicPr>
+                      <a:picLocks noChangeAspect="1" noChangeArrowheads="1"/>
+                    </pic:cNvPicPr>
+                  </pic:nvPicPr>
+                  <pic:blipFill>
+                    <a:blip r:embed="rId8">
+                      <a:extLst>
+                        <a:ext uri="{28A0092B-C50C-407E-A947-70E740481C1C}">
+                          <a14:useLocalDpi xmlns:a14="http://schemas.microsoft.com/office/drawing/2010/main" val="0"/>
+                        </a:ext>
+                      </a:extLst>
+                    </a:blip>
+                    <a:srcRect r="37325" b="69562"/>
+                    <a:stretch>
+                      <a:fillRect/>
+                    </a:stretch>
+                  </pic:blipFill>
+                  <pic:spPr bwMode="auto">
+                    <a:xfrm>
+                      <a:off x="0" y="0"/>
+                      <a:ext cx="4776470" cy="1608455"/>
+                    </a:xfrm>
+                    <a:prstGeom prst="rect">
+                      <a:avLst/>
+                    </a:prstGeom>
+                    <a:noFill/>
+                    <a:ln>
+                      <a:noFill/>
+                    </a:ln>
+                  </pic:spPr>
+                </pic:pic>
+              </a:graphicData>
+            </a:graphic>
+          </wp:inline>
+        </w:drawing>
+      </w:r>
+    </w:p>
+    <w:p>
+      <w:pPr>
+        <w:pStyle w:val="1"/>
+        <w:rPr>
+          <w:rStyle w:val="canselect"/>
+          <w:b w:val="0"/>
+          <w:bCs/>
+          <w:color w:val="055154"/>
+        </w:rPr>
+      </w:pPr>
+      <w:r>
+        <w:t>Номер: </w:t>
+      </w:r>
+      <w:r>
+        <w:rPr>
+          <w:rStyle w:val="canselect"/>
+          <w:b w:val="0"/>
+          <w:bCs/>
+          <w:color w:val="055154"/>
+        </w:rPr>
+        <w:t>1ED874</w:t>
+      </w:r>
+    </w:p>
+    <w:p>
+      <w:pPr>
+        <w:rPr>
+          <w:lang w:eastAsia="ru-RU"/>
+        </w:rPr>
+      </w:pPr>
+      <w:r>
+        <w:rPr>
+          <w:lang w:eastAsia="ru-RU"/>
+        </w:rPr>
+        <w:t>Определите количество натуральных чисел</w:t>
+      </w:r>
+      <w:r>
+        <w:rPr>
+          <w:b/>
+          <w:bCs/>
+          <w:i/>
+          <w:iCs/>
+          <w:lang w:eastAsia="ru-RU"/>
+        </w:rPr>
+        <w:t> x</w:t>
+      </w:r>
+      <w:r>
+        <w:rPr>
+          <w:lang w:eastAsia="ru-RU"/>
+        </w:rPr>
+        <w:t>, для которых логическое выражение </w:t>
+      </w:r>
+      <w:r>
+        <w:rPr>
+          <w:b/>
+          <w:bCs/>
+          <w:lang w:eastAsia="ru-RU"/>
+        </w:rPr>
+        <w:t>ложно</w:t>
+      </w:r>
+      <w:r>
+        <w:rPr>
+          <w:lang w:eastAsia="ru-RU"/>
+        </w:rPr>
+        <w:t>:</w:t>
+      </w:r>
+    </w:p>
+    <w:p>
+      <w:pPr>
+        <w:jc w:val="center"/>
+        <w:rPr>
+          <w:lang w:eastAsia="ru-RU"/>
+        </w:rPr>
+      </w:pPr>
+      <w:r>
+        <w:rPr>
+          <w:b/>
+          <w:bCs/>
+          <w:lang w:eastAsia="ru-RU"/>
+        </w:rPr>
+        <w:t>НЕ</w:t>
+      </w:r>
+      <w:r>
+        <w:rPr>
+          <w:lang w:eastAsia="ru-RU"/>
+        </w:rPr>
+        <w:t> ((</w:t>
+      </w:r>
+      <w:r>
+        <w:rPr>
+          <w:b/>
+          <w:bCs/>
+          <w:i/>
+          <w:iCs/>
+          <w:lang w:eastAsia="ru-RU"/>
+        </w:rPr>
+        <w:t>x</w:t>
+      </w:r>
+      <w:r>
+        <w:rPr>
+          <w:lang w:eastAsia="ru-RU"/>
+        </w:rPr>
+        <w:t> </w:t>
+      </w:r>
+      <w:proofErr w:type="gramStart"/>
+      <w:r>
+        <w:rPr>
+          <w:lang w:eastAsia="ru-RU"/>
+        </w:rPr>
+        <w:t>&lt; 8</w:t>
+      </w:r>
+      <w:proofErr w:type="gramEnd"/>
+      <w:r>
+        <w:rPr>
+          <w:lang w:eastAsia="ru-RU"/>
+        </w:rPr>
+        <w:t>) </w:t>
+      </w:r>
+      <w:r>
+        <w:rPr>
+          <w:b/>
+          <w:bCs/>
+          <w:lang w:eastAsia="ru-RU"/>
+        </w:rPr>
+        <w:t>И</w:t>
+      </w:r>
+      <w:r>
+        <w:rPr>
+          <w:lang w:eastAsia="ru-RU"/>
+        </w:rPr>
+        <w:t> (</w:t>
+      </w:r>
+      <w:r>
+        <w:rPr>
+          <w:b/>
+          <w:bCs/>
+          <w:i/>
+          <w:iCs/>
+          <w:lang w:eastAsia="ru-RU"/>
+        </w:rPr>
+        <w:t>x</w:t>
+      </w:r>
+      <w:r>
+        <w:rPr>
+          <w:lang w:eastAsia="ru-RU"/>
+        </w:rPr>
+        <w:t> &lt; 21)) </w:t>
+      </w:r>
+      <w:r>
+        <w:rPr>
+          <w:b/>
+          <w:bCs/>
+          <w:lang w:eastAsia="ru-RU"/>
+        </w:rPr>
+        <w:t>ИЛИ</w:t>
+      </w:r>
+      <w:r>
+        <w:rPr>
+          <w:lang w:eastAsia="ru-RU"/>
+        </w:rPr>
+        <w:t> (</w:t>
+      </w:r>
+      <w:r>
+        <w:rPr>
+          <w:b/>
+          <w:bCs/>
+          <w:i/>
+          <w:iCs/>
+          <w:lang w:eastAsia="ru-RU"/>
+        </w:rPr>
+        <w:t>x</w:t>
+      </w:r>
+      <w:r>
+        <w:rPr>
+          <w:lang w:eastAsia="ru-RU"/>
+        </w:rPr>
+        <w:t> нечётное).</w:t>
+      </w:r>
+    </w:p>
+    <w:p>
+      <w:pPr>
+        <w:pStyle w:val="a4"/>
+      </w:pPr>
+      <w:r>
+        <w:rPr>
+          <w:noProof/>
+          <w:lang w:eastAsia="ru-RU"/>
+        </w:rPr>
+        <mc:AlternateContent>
+          <mc:Choice Requires="wps">
+            <w:drawing>
+              <wp:anchor distT="0" distB="0" distL="114300" distR="114300" simplePos="0" relativeHeight="251717632" behindDoc="0" locked="0" layoutInCell="1" allowOverlap="1">
+                <wp:simplePos x="0" y="0"/>
+                <wp:positionH relativeFrom="margin">
+                  <wp:posOffset>297815</wp:posOffset>
+                </wp:positionH>
+                <wp:positionV relativeFrom="paragraph">
+                  <wp:posOffset>49530</wp:posOffset>
+                </wp:positionV>
+                <wp:extent cx="4224655" cy="252730"/>
+                <wp:effectExtent l="0" t="0" r="4445" b="0"/>
+                <wp:wrapNone/>
+                <wp:docPr id="53" name="Надпись 53"/>
+                <wp:cNvGraphicFramePr/>
+                <a:graphic xmlns:a="http://schemas.openxmlformats.org/drawingml/2006/main">
+                  <a:graphicData uri="http://schemas.microsoft.com/office/word/2010/wordprocessingShape">
+                    <wps:wsp>
+                      <wps:cNvSpPr txBox="1"/>
+                      <wps:spPr>
+                        <a:xfrm>
+                          <a:off x="0" y="0"/>
+                          <a:ext cx="4224020" cy="252095"/>
+                        </a:xfrm>
+                        <a:prstGeom prst="rect">
+                          <a:avLst/>
+                        </a:prstGeom>
+                        <a:solidFill>
+                          <a:schemeClr val="accent1">
+                            <a:lumMod val="40000"/>
+                            <a:lumOff val="60000"/>
+                          </a:schemeClr>
+                        </a:solidFill>
+                      </wps:spPr>
+                      <wps:txbx>
+                        <w:txbxContent>
+                          <w:p>
+                            <w:pPr>
+                              <w:jc w:val="center"/>
+                              <w:rPr>
+                                <w:szCs w:val="36"/>
+                              </w:rPr>
+                            </w:pPr>
+                            <w:r>
+                              <w:rPr>
+                                <w:b/>
+                                <w:i/>
+                                <w:color w:val="1F4E79" w:themeColor="accent1" w:themeShade="80"/>
+                                <w:szCs w:val="36"/>
+                              </w:rPr>
+                              <w:t>Решение</w:t>
+                            </w:r>
+                          </w:p>
+                        </w:txbxContent>
+                      </wps:txbx>
+                      <wps:bodyPr wrap="square" rtlCol="0">
+                        <a:noAutofit/>
+                      </wps:bodyPr>
+                    </wps:wsp>
+                  </a:graphicData>
+                </a:graphic>
+                <wp14:sizeRelH relativeFrom="margin">
+                  <wp14:pctWidth>0</wp14:pctWidth>
+                </wp14:sizeRelH>
+                <wp14:sizeRelV relativeFrom="margin">
+                  <wp14:pctHeight>0</wp14:pctHeight>
+                </wp14:sizeRelV>
+              </wp:anchor>
+            </w:drawing>
+          </mc:Choice>
+          <mc:Fallback>
+            <w:pict>
+              <v:shape id="Надпись 53" o:spid="_x0000_s1042" type="#_x0000_t202" style="position:absolute;margin-left:23.45pt;margin-top:3.9pt;width:332.65pt;height:19.9pt;z-index:251717632;visibility:visible;mso-wrap-style:square;mso-width-percent:0;mso-height-percent:0;mso-wrap-distance-left:9pt;mso-wrap-distance-top:0;mso-wrap-distance-right:9pt;mso-wrap-distance-bottom:0;mso-position-horizontal:absolute;mso-position-horizontal-relative:margin;mso-position-vertical:absolute;mso-position-vertical-relative:text;mso-width-percent:0;mso-height-percent:0;mso-width-relative:margin;mso-height-relative:margin;v-text-anchor:top" o:gfxdata="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" fillcolor="#bdd6ee [1300]" stroked="f">
+                <v:textbox>
+                  <w:txbxContent>
+                    <w:p>
+                      <w:pPr>
+                        <w:jc w:val="center"/>
+                        <w:rPr>
+                          <w:szCs w:val="36"/>
+                        </w:rPr>
+                      </w:pPr>
+                      <w:r>
+                        <w:rPr>
+                          <w:b/>
+                          <w:i/>
+                          <w:color w:val="1F4E79" w:themeColor="accent1" w:themeShade="80"/>
+                          <w:szCs w:val="36"/>
+                        </w:rPr>
+                        <w:t>Решение</w:t>
+                      </w:r>
+                    </w:p>
+                  </w:txbxContent>
+                </v:textbox>
+                <w10:wrap anchorx="margin"/>
+              </v:shape>
+            </w:pict>
+          </mc:Fallback>
+        </mc:AlternateContent>
+      </w:r>
+      <w:r>
+        <w:rPr>
+          <w:noProof/>
+          <w:lang w:eastAsia="ru-RU"/>
+        </w:rPr>
+        <w:drawing>
+          <wp:inline distT="0" distB="0" distL="0" distR="0">
+            <wp:extent cx="4776470" cy="1608455"/>
+            <wp:effectExtent l="0" t="0" r="5080" b="0"/>
+            <wp:docPr id="52" name="Рисунок 52" descr="Большая клетка"/>
+            <wp:cNvGraphicFramePr>
+              <a:graphicFrameLocks xmlns:a="http://schemas.openxmlformats.org/drawingml/2006/main" noChangeAspect="1"/>
+            </wp:cNvGraphicFramePr>
+            <a:graphic xmlns:a="http://schemas.openxmlformats.org/drawingml/2006/main">
+              <a:graphicData uri="http://schemas.openxmlformats.org/drawingml/2006/picture">
+                <pic:pic xmlns:pic="http://schemas.openxmlformats.org/drawingml/2006/picture">
+                  <pic:nvPicPr>
+                    <pic:cNvPr id="0" name="Рисунок 5" descr="Большая клетка"/>
+                    <pic:cNvPicPr>
+                      <a:picLocks noChangeAspect="1" noChangeArrowheads="1"/>
+                    </pic:cNvPicPr>
+                  </pic:nvPicPr>
+                  <pic:blipFill>
+                    <a:blip r:embed="rId8">
+                      <a:extLst>
+                        <a:ext uri="{28A0092B-C50C-407E-A947-70E740481C1C}">
+                          <a14:useLocalDpi xmlns:a14="http://schemas.microsoft.com/office/drawing/2010/main" val="0"/>
+                        </a:ext>
+                      </a:extLst>
+                    </a:blip>
+                    <a:srcRect r="37325" b="69562"/>
+                    <a:stretch>
+                      <a:fillRect/>
+                    </a:stretch>
+                  </pic:blipFill>
+                  <pic:spPr bwMode="auto">
+                    <a:xfrm>
+                      <a:off x="0" y="0"/>
+                      <a:ext cx="4776470" cy="1608455"/>
+                    </a:xfrm>
+                    <a:prstGeom prst="rect">
+                      <a:avLst/>
+                    </a:prstGeom>
+                    <a:noFill/>
+                    <a:ln>
+                      <a:noFill/>
+                    </a:ln>
+                  </pic:spPr>
+                </pic:pic>
+              </a:graphicData>
+            </a:graphic>
+          </wp:inline>
+        </w:drawing>
+      </w:r>
+    </w:p>
+    <w:p>
+      <w:pPr>
+        <w:pStyle w:val="1"/>
+        <w:rPr>
+          <w:rStyle w:val="canselect"/>
+        </w:rPr>
+      </w:pPr>
+      <w:r>
+        <w:t>Номер: </w:t>
+      </w:r>
+      <w:r>
+        <w:rPr>
+          <w:rStyle w:val="canselect"/>
+        </w:rPr>
+        <w:t>24647F</w:t>
+      </w:r>
+    </w:p>
+    <w:p>
+      <w:pPr>
+        <w:rPr>
+          <w:lang w:eastAsia="ru-RU"/>
+        </w:rPr>
+      </w:pPr>
+      <w:r>
+        <w:rPr>
+          <w:lang w:eastAsia="ru-RU"/>
+        </w:rPr>
+        <w:t>Напишите наибольшее трёхзначное число</w:t>
+      </w:r>
+      <w:r>
+        <w:rPr>
+          <w:b/>
+          <w:bCs/>
+          <w:i/>
+          <w:iCs/>
+          <w:lang w:eastAsia="ru-RU"/>
+        </w:rPr>
+        <w:t> </w:t>
+      </w:r>
+      <w:r>
+        <w:rPr>
+          <w:b/>
+          <w:bCs/>
+          <w:i/>
+          <w:iCs/>
+          <w:lang w:val="en-US" w:eastAsia="ru-RU"/>
+        </w:rPr>
+        <w:t>x</w:t>
+      </w:r>
+      <w:r>
+        <w:rPr>
+          <w:lang w:eastAsia="ru-RU"/>
+        </w:rPr>
+        <w:t>, для которого истинно высказывание:</w:t>
+      </w:r>
+    </w:p>
+    <w:p>
+      <w:pPr>
+        <w:jc w:val="center"/>
+        <w:rPr>
+          <w:lang w:eastAsia="ru-RU"/>
+        </w:rPr>
+      </w:pPr>
+      <w:r>
+        <w:rPr>
+          <w:b/>
+          <w:bCs/>
+          <w:lang w:eastAsia="ru-RU"/>
+        </w:rPr>
+        <w:t>НЕ </w:t>
+      </w:r>
+      <w:r>
+        <w:rPr>
+          <w:lang w:eastAsia="ru-RU"/>
+        </w:rPr>
+        <w:t>(Первая цифра нечётная) </w:t>
+      </w:r>
+      <w:r>
+        <w:rPr>
+          <w:b/>
+          <w:bCs/>
+          <w:lang w:eastAsia="ru-RU"/>
+        </w:rPr>
+        <w:t>И </w:t>
+      </w:r>
+      <w:r>
+        <w:rPr>
+          <w:lang w:eastAsia="ru-RU"/>
+        </w:rPr>
+        <w:t>(</w:t>
+      </w:r>
+      <w:r>
+        <w:rPr>
+          <w:b/>
+          <w:bCs/>
+          <w:i/>
+          <w:iCs/>
+          <w:lang w:val="en-US" w:eastAsia="ru-RU"/>
+        </w:rPr>
+        <w:t>x</w:t>
+      </w:r>
+      <w:r>
+        <w:rPr>
+          <w:lang w:eastAsia="ru-RU"/>
+        </w:rPr>
+        <w:t> делится на 3).</w:t>
+      </w:r>
+    </w:p>
+    <w:p>
+      <w:pPr>
+        <w:pStyle w:val="a4"/>
+      </w:pPr>
+      <w:r>
+        <w:rPr>
+          <w:noProof/>
+          <w:lang w:eastAsia="ru-RU"/>
+        </w:rPr>
+        <mc:AlternateContent>
+          <mc:Choice Requires="wps">
+            <w:drawing>
+              <wp:anchor distT="0" distB="0" distL="114300" distR="114300" simplePos="0" relativeHeight="251719680" behindDoc="0" locked="0" layoutInCell="1" allowOverlap="1">
+                <wp:simplePos x="0" y="0"/>
+                <wp:positionH relativeFrom="margin">
+                  <wp:posOffset>297815</wp:posOffset>
+                </wp:positionH>
+                <wp:positionV relativeFrom="paragraph">
+                  <wp:posOffset>49530</wp:posOffset>
+                </wp:positionV>
+                <wp:extent cx="4224655" cy="252730"/>
+                <wp:effectExtent l="0" t="0" r="4445" b="0"/>
+                <wp:wrapNone/>
+                <wp:docPr id="55" name="Надпись 55"/>
+                <wp:cNvGraphicFramePr/>
+                <a:graphic xmlns:a="http://schemas.openxmlformats.org/drawingml/2006/main">
+                  <a:graphicData uri="http://schemas.microsoft.com/office/word/2010/wordprocessingShape">
+                    <wps:wsp>
+                      <wps:cNvSpPr txBox="1"/>
+                      <wps:spPr>
+                        <a:xfrm>
+                          <a:off x="0" y="0"/>
+                          <a:ext cx="4224020" cy="252095"/>
+                        </a:xfrm>
+                        <a:prstGeom prst="rect">
+                          <a:avLst/>
+                        </a:prstGeom>
+                        <a:solidFill>
+                          <a:schemeClr val="accent1">
+                            <a:lumMod val="40000"/>
+                            <a:lumOff val="60000"/>
+                          </a:schemeClr>
+                        </a:solidFill>
+                      </wps:spPr>
+                      <wps:txbx>
+                        <w:txbxContent>
+                          <w:p>
+                            <w:pPr>
+                              <w:jc w:val="center"/>
+                              <w:rPr>
+                                <w:szCs w:val="36"/>
+                              </w:rPr>
+                            </w:pPr>
+                            <w:r>
+                              <w:rPr>
+                                <w:b/>
+                                <w:i/>
+                                <w:color w:val="1F4E79" w:themeColor="accent1" w:themeShade="80"/>
+                                <w:szCs w:val="36"/>
+                              </w:rPr>
+                              <w:t>Решение</w:t>
+                            </w:r>
+                          </w:p>
+                        </w:txbxContent>
+                      </wps:txbx>
+                      <wps:bodyPr wrap="square" rtlCol="0">
+                        <a:noAutofit/>
+                      </wps:bodyPr>
+                    </wps:wsp>
+                  </a:graphicData>
+                </a:graphic>
+                <wp14:sizeRelH relativeFrom="margin">
+                  <wp14:pctWidth>0</wp14:pctWidth>
+                </wp14:sizeRelH>
+                <wp14:sizeRelV relativeFrom="margin">
+                  <wp14:pctHeight>0</wp14:pctHeight>
+                </wp14:sizeRelV>
+              </wp:anchor>
+            </w:drawing>
+          </mc:Choice>
+          <mc:Fallback>
+            <w:pict>
+              <v:shape id="Надпись 55" o:spid="_x0000_s1043" type="#_x0000_t202" style="position:absolute;margin-left:23.45pt;margin-top:3.9pt;width:332.65pt;height:19.9pt;z-index:251719680;visibility:visible;mso-wrap-style:square;mso-width-percent:0;mso-height-percent:0;mso-wrap-distance-left:9pt;mso-wrap-distance-top:0;mso-wrap-distance-right:9pt;mso-wrap-distance-bottom:0;mso-position-horizontal:absolute;mso-position-horizontal-relative:margin;mso-position-vertical:absolute;mso-position-vertical-relative:text;mso-width-percent:0;mso-height-percent:0;mso-width-relative:margin;mso-height-relative:margin;v-text-anchor:top" o:gfxdata="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" fillcolor="#bdd6ee [1300]" stroked="f">
+                <v:textbox>
+                  <w:txbxContent>
+                    <w:p>
+                      <w:pPr>
+                        <w:jc w:val="center"/>
+                        <w:rPr>
+                          <w:szCs w:val="36"/>
+                        </w:rPr>
+                      </w:pPr>
+                      <w:r>
+                        <w:rPr>
+                          <w:b/>
+                          <w:i/>
+                          <w:color w:val="1F4E79" w:themeColor="accent1" w:themeShade="80"/>
+                          <w:szCs w:val="36"/>
+                        </w:rPr>
+                        <w:t>Решение</w:t>
+                      </w:r>
+                    </w:p>
+                  </w:txbxContent>
+                </v:textbox>
+                <w10:wrap anchorx="margin"/>
+              </v:shape>
+            </w:pict>
+          </mc:Fallback>
+        </mc:AlternateContent>
+      </w:r>
+      <w:r>
+        <w:rPr>
+          <w:noProof/>
+          <w:lang w:eastAsia="ru-RU"/>
+        </w:rPr>
+        <w:drawing>
+          <wp:inline distT="0" distB="0" distL="0" distR="0">
+            <wp:extent cx="4776470" cy="1367589"/>
+            <wp:effectExtent l="0" t="0" r="5080" b="4445"/>
+            <wp:docPr id="54" name="Рисунок 54" descr="Большая клетка"/>
+            <wp:cNvGraphicFramePr>
+              <a:graphicFrameLocks xmlns:a="http://schemas.openxmlformats.org/drawingml/2006/main" noChangeAspect="1"/>
+            </wp:cNvGraphicFramePr>
+            <a:graphic xmlns:a="http://schemas.openxmlformats.org/drawingml/2006/main">
+              <a:graphicData uri="http://schemas.openxmlformats.org/drawingml/2006/picture">
+                <pic:pic xmlns:pic="http://schemas.openxmlformats.org/drawingml/2006/picture">
+                  <pic:nvPicPr>
+                    <pic:cNvPr id="0" name="Рисунок 5" descr="Большая клетка"/>
+                    <pic:cNvPicPr>
+                      <a:picLocks noChangeAspect="1" noChangeArrowheads="1"/>
+                    </pic:cNvPicPr>
+                  </pic:nvPicPr>
+                  <pic:blipFill rotWithShape="1">
+                    <a:blip r:embed="rId8">
+                      <a:extLst>
+                        <a:ext uri="{28A0092B-C50C-407E-A947-70E740481C1C}">
+                          <a14:useLocalDpi xmlns:a14="http://schemas.microsoft.com/office/drawing/2010/main" val="0"/>
+                        </a:ext>
+                      </a:extLst>
+                    </a:blip>
+                    <a:srcRect r="37325" b="74120"/>
+                    <a:stretch/>
+                  </pic:blipFill>
+                  <pic:spPr bwMode="auto">
+                    <a:xfrm>
+                      <a:off x="0" y="0"/>
+                      <a:ext cx="4776470" cy="1367589"/>
+                    </a:xfrm>
+                    <a:prstGeom prst="rect">
+                      <a:avLst/>
+                    </a:prstGeom>
+                    <a:noFill/>
+                    <a:ln>
+                      <a:noFill/>
+                    </a:ln>
+                    <a:extLst>
+                      <a:ext uri="{53640926-AAD7-44D8-BBD7-CCE9431645EC}">
+                        <a14:shadowObscured xmlns:a14="http://schemas.microsoft.com/office/drawing/2010/main"/>
+                      </a:ext>
+                    </a:extLst>
+                  </pic:spPr>
+                </pic:pic>
+              </a:graphicData>
+            </a:graphic>
+          </wp:inline>
+        </w:drawing>
+      </w:r>
+    </w:p>
+    <w:p>
+      <w:pPr>
+        <w:pStyle w:val="1"/>
+        <w:rPr>
+          <w:rStyle w:val="canselect"/>
+        </w:rPr>
+      </w:pPr>
+      <w:r>
+        <w:lastRenderedPageBreak/>
+        <w:t>Номер: </w:t>
+      </w:r>
+      <w:r>
+        <w:rPr>
+          <w:rStyle w:val="canselect"/>
+        </w:rPr>
+        <w:t>568E7E</w:t>
+      </w:r>
+    </w:p>
+    <w:p>
+      <w:pPr>
+        <w:rPr>
+          <w:lang w:eastAsia="ru-RU"/>
+        </w:rPr>
+      </w:pPr>
+      <w:r>
+        <w:rPr>
+          <w:lang w:eastAsia="ru-RU"/>
+        </w:rPr>
+        <w:t>Определите наибольшее натуральное число</w:t>
+      </w:r>
+      <w:r>
+        <w:rPr>
+          <w:b/>
+          <w:bCs/>
+          <w:i/>
+          <w:iCs/>
+          <w:lang w:eastAsia="ru-RU"/>
+        </w:rPr>
+        <w:t> x</w:t>
+      </w:r>
+      <w:r>
+        <w:rPr>
+          <w:lang w:eastAsia="ru-RU"/>
+        </w:rPr>
+        <w:t>, для которого логическое выражение </w:t>
+      </w:r>
+      <w:r>
+        <w:rPr>
+          <w:b/>
+          <w:bCs/>
+          <w:lang w:eastAsia="ru-RU"/>
+        </w:rPr>
+        <w:t>ложно</w:t>
+      </w:r>
+      <w:r>
+        <w:rPr>
+          <w:lang w:eastAsia="ru-RU"/>
+        </w:rPr>
+        <w:t>:</w:t>
+      </w:r>
+    </w:p>
+    <w:p>
+      <w:pPr>
+        <w:jc w:val="center"/>
+        <w:rPr>
+          <w:lang w:eastAsia="ru-RU"/>
+        </w:rPr>
+      </w:pPr>
+      <w:r>
+        <w:rPr>
+          <w:b/>
+          <w:bCs/>
+          <w:lang w:eastAsia="ru-RU"/>
+        </w:rPr>
+        <w:t>НЕ</w:t>
+      </w:r>
+      <w:r>
+        <w:rPr>
+          <w:lang w:eastAsia="ru-RU"/>
+        </w:rPr>
+        <w:t> ((</w:t>
+      </w:r>
+      <w:r>
+        <w:rPr>
+          <w:b/>
+          <w:bCs/>
+          <w:i/>
+          <w:iCs/>
+          <w:lang w:eastAsia="ru-RU"/>
+        </w:rPr>
+        <w:t>x</w:t>
+      </w:r>
+      <w:r>
+        <w:rPr>
+          <w:lang w:eastAsia="ru-RU"/>
+        </w:rPr>
+        <w:t> </w:t>
+      </w:r>
+      <w:proofErr w:type="gramStart"/>
+      <w:r>
+        <w:rPr>
+          <w:lang w:eastAsia="ru-RU"/>
+        </w:rPr>
+        <w:t>&lt; 8</w:t>
+      </w:r>
+      <w:proofErr w:type="gramEnd"/>
+      <w:r>
+        <w:rPr>
+          <w:lang w:eastAsia="ru-RU"/>
+        </w:rPr>
+        <w:t>) </w:t>
+      </w:r>
+      <w:r>
+        <w:rPr>
+          <w:b/>
+          <w:bCs/>
+          <w:lang w:eastAsia="ru-RU"/>
+        </w:rPr>
+        <w:t>И</w:t>
+      </w:r>
+      <w:r>
+        <w:rPr>
+          <w:lang w:eastAsia="ru-RU"/>
+        </w:rPr>
+        <w:t> (</w:t>
+      </w:r>
+      <w:r>
+        <w:rPr>
+          <w:b/>
+          <w:bCs/>
+          <w:i/>
+          <w:iCs/>
+          <w:lang w:eastAsia="ru-RU"/>
+        </w:rPr>
+        <w:t>x</w:t>
+      </w:r>
+      <w:r>
+        <w:rPr>
+          <w:lang w:eastAsia="ru-RU"/>
+        </w:rPr>
+        <w:t> &lt; 21)) </w:t>
+      </w:r>
+      <w:r>
+        <w:rPr>
+          <w:b/>
+          <w:bCs/>
+          <w:lang w:eastAsia="ru-RU"/>
+        </w:rPr>
+        <w:t>ИЛИ</w:t>
+      </w:r>
+      <w:r>
+        <w:rPr>
+          <w:lang w:eastAsia="ru-RU"/>
+        </w:rPr>
+        <w:t> (</w:t>
+      </w:r>
+      <w:r>
+        <w:rPr>
+          <w:b/>
+          <w:bCs/>
+          <w:i/>
+          <w:iCs/>
+          <w:lang w:eastAsia="ru-RU"/>
+        </w:rPr>
+        <w:t>x</w:t>
+      </w:r>
+      <w:r>
+        <w:rPr>
+          <w:lang w:eastAsia="ru-RU"/>
+        </w:rPr>
+        <w:t> нечётное).</w:t>
+      </w:r>
+    </w:p>
+    <w:p>
+      <w:pPr>
+        <w:pStyle w:val="a4"/>
+      </w:pPr>
+      <w:r>
+        <w:rPr>
+          <w:noProof/>
+          <w:lang w:eastAsia="ru-RU"/>
+        </w:rPr>
+        <mc:AlternateContent>
+          <mc:Choice Requires="wps">
+            <w:drawing>
+              <wp:anchor distT="0" distB="0" distL="114300" distR="114300" simplePos="0" relativeHeight="251721728" behindDoc="0" locked="0" layoutInCell="1" allowOverlap="1">
+                <wp:simplePos x="0" y="0"/>
+                <wp:positionH relativeFrom="margin">
+                  <wp:posOffset>297815</wp:posOffset>
+                </wp:positionH>
+                <wp:positionV relativeFrom="paragraph">
+                  <wp:posOffset>49530</wp:posOffset>
+                </wp:positionV>
+                <wp:extent cx="4224655" cy="252730"/>
+                <wp:effectExtent l="0" t="0" r="4445" b="0"/>
+                <wp:wrapNone/>
+                <wp:docPr id="59" name="Надпись 59"/>
+                <wp:cNvGraphicFramePr/>
+                <a:graphic xmlns:a="http://schemas.openxmlformats.org/drawingml/2006/main">
+                  <a:graphicData uri="http://schemas.microsoft.com/office/word/2010/wordprocessingShape">
+                    <wps:wsp>
+                      <wps:cNvSpPr txBox="1"/>
+                      <wps:spPr>
+                        <a:xfrm>
+                          <a:off x="0" y="0"/>
+                          <a:ext cx="4224020" cy="252095"/>
+                        </a:xfrm>
+                        <a:prstGeom prst="rect">
+                          <a:avLst/>
+                        </a:prstGeom>
+                        <a:solidFill>
+                          <a:schemeClr val="accent1">
+                            <a:lumMod val="40000"/>
+                            <a:lumOff val="60000"/>
+                          </a:schemeClr>
+                        </a:solidFill>
+                      </wps:spPr>
+                      <wps:txbx>
+                        <w:txbxContent>
+                          <w:p>
+                            <w:pPr>
+                              <w:jc w:val="center"/>
+                              <w:rPr>
+                                <w:szCs w:val="36"/>
+                              </w:rPr>
+                            </w:pPr>
+                            <w:r>
+                              <w:rPr>
+                                <w:b/>
+                                <w:i/>
+                                <w:color w:val="1F4E79" w:themeColor="accent1" w:themeShade="80"/>
+                                <w:szCs w:val="36"/>
+                              </w:rPr>
+                              <w:t>Решение</w:t>
+                            </w:r>
+                          </w:p>
+                        </w:txbxContent>
+                      </wps:txbx>
+                      <wps:bodyPr wrap="square" rtlCol="0">
+                        <a:noAutofit/>
+                      </wps:bodyPr>
+                    </wps:wsp>
+                  </a:graphicData>
+                </a:graphic>
+                <wp14:sizeRelH relativeFrom="margin">
+                  <wp14:pctWidth>0</wp14:pctWidth>
+                </wp14:sizeRelH>
+                <wp14:sizeRelV relativeFrom="margin">
+                  <wp14:pctHeight>0</wp14:pctHeight>
+                </wp14:sizeRelV>
+              </wp:anchor>
+            </w:drawing>
+          </mc:Choice>
+          <mc:Fallback>
+            <w:pict>
+              <v:shape id="Надпись 59" o:spid="_x0000_s1044" type="#_x0000_t202" style="position:absolute;margin-left:23.45pt;margin-top:3.9pt;width:332.65pt;height:19.9pt;z-index:251721728;visibility:visible;mso-wrap-style:square;mso-width-percent:0;mso-height-percent:0;mso-wrap-distance-left:9pt;mso-wrap-distance-top:0;mso-wrap-distance-right:9pt;mso-wrap-distance-bottom:0;mso-position-horizontal:absolute;mso-position-horizontal-relative:margin;mso-position-vertical:absolute;mso-position-vertical-relative:text;mso-width-percent:0;mso-height-percent:0;mso-width-relative:margin;mso-height-relative:margin;v-text-anchor:top" o:gfxdata="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" fillcolor="#bdd6ee [1300]" stroked="f">
+                <v:textbox>
+                  <w:txbxContent>
+                    <w:p>
+                      <w:pPr>
+                        <w:jc w:val="center"/>
+                        <w:rPr>
+                          <w:szCs w:val="36"/>
+                        </w:rPr>
+                      </w:pPr>
+                      <w:r>
+                        <w:rPr>
+                          <w:b/>
+                          <w:i/>
+                          <w:color w:val="1F4E79" w:themeColor="accent1" w:themeShade="80"/>
+                          <w:szCs w:val="36"/>
+                        </w:rPr>
+                        <w:t>Решение</w:t>
+                      </w:r>
+                    </w:p>
+                  </w:txbxContent>
+                </v:textbox>
+                <w10:wrap anchorx="margin"/>
+              </v:shape>
+            </w:pict>
+          </mc:Fallback>
+        </mc:AlternateContent>
+      </w:r>
+      <w:r>
+        <w:rPr>
+          <w:noProof/>
+          <w:lang w:eastAsia="ru-RU"/>
+        </w:rPr>
+        <w:drawing>
+          <wp:inline distT="0" distB="0" distL="0" distR="0">
+            <wp:extent cx="4776470" cy="1608455"/>
+            <wp:effectExtent l="0" t="0" r="5080" b="0"/>
+            <wp:docPr id="58" name="Рисунок 58" descr="Большая клетка"/>
+            <wp:cNvGraphicFramePr>
+              <a:graphicFrameLocks xmlns:a="http://schemas.openxmlformats.org/drawingml/2006/main" noChangeAspect="1"/>
+            </wp:cNvGraphicFramePr>
+            <a:graphic xmlns:a="http://schemas.openxmlformats.org/drawingml/2006/main">
+              <a:graphicData uri="http://schemas.openxmlformats.org/drawingml/2006/picture">
+                <pic:pic xmlns:pic="http://schemas.openxmlformats.org/drawingml/2006/picture">
+                  <pic:nvPicPr>
+                    <pic:cNvPr id="0" name="Рисунок 5" descr="Большая клетка"/>
+                    <pic:cNvPicPr>
+                      <a:picLocks noChangeAspect="1" noChangeArrowheads="1"/>
+                    </pic:cNvPicPr>
+                  </pic:nvPicPr>
+                  <pic:blipFill>
+                    <a:blip r:embed="rId8">
+                      <a:extLst>
+                        <a:ext uri="{28A0092B-C50C-407E-A947-70E740481C1C}">
+                          <a14:useLocalDpi xmlns:a14="http://schemas.microsoft.com/office/drawing/2010/main" val="0"/>
+                        </a:ext>
+                      </a:extLst>
+                    </a:blip>
+                    <a:srcRect r="37325" b="69562"/>
+                    <a:stretch>
+                      <a:fillRect/>
+                    </a:stretch>
+                  </pic:blipFill>
+                  <pic:spPr bwMode="auto">
+                    <a:xfrm>
+                      <a:off x="0" y="0"/>
+                      <a:ext cx="4776470" cy="1608455"/>
+                    </a:xfrm>
+                    <a:prstGeom prst="rect">
+                      <a:avLst/>
+                    </a:prstGeom>
+                    <a:noFill/>
+                    <a:ln>
+                      <a:noFill/>
+                    </a:ln>
+                  </pic:spPr>
+                </pic:pic>
+              </a:graphicData>
+            </a:graphic>
+          </wp:inline>
+        </w:drawing>
+      </w:r>
+    </w:p>
+    <w:p>
+      <w:pPr>
+        <w:pStyle w:val="1"/>
+        <w:rPr>
+          <w:rStyle w:val="canselect"/>
+        </w:rPr>
+      </w:pPr>
+      <w:r>
+        <w:t>Номер: </w:t>
+      </w:r>
+      <w:r>
+        <w:rPr>
+          <w:rStyle w:val="canselect"/>
+        </w:rPr>
+        <w:t>578573</w:t>
+      </w:r>
+    </w:p>
+    <w:p>
+      <w:pPr>
+        <w:rPr>
+          <w:lang w:eastAsia="ru-RU"/>
+        </w:rPr>
+      </w:pPr>
+      <w:r>
+        <w:rPr>
+          <w:lang w:eastAsia="ru-RU"/>
+        </w:rPr>
+        <w:t>Определите количество натуральных двузначных чисел </w:t>
+      </w:r>
+      <w:r>
+        <w:rPr>
+          <w:b/>
+          <w:bCs/>
+          <w:i/>
+          <w:iCs/>
+          <w:lang w:val="en-US" w:eastAsia="ru-RU"/>
+        </w:rPr>
+        <w:t>x</w:t>
+      </w:r>
+      <w:r>
+        <w:rPr>
+          <w:lang w:eastAsia="ru-RU"/>
+        </w:rPr>
+        <w:t>, для которых истинно логическое выражение:</w:t>
+      </w:r>
+    </w:p>
+    <w:p>
+      <w:pPr>
+        <w:jc w:val="center"/>
+        <w:rPr>
+          <w:lang w:eastAsia="ru-RU"/>
+        </w:rPr>
+      </w:pPr>
+      <w:bookmarkStart w:id="14" w:name="_GoBack"/>
+      <w:r>
+        <w:rPr>
+          <w:b/>
+          <w:bCs/>
+          <w:lang w:eastAsia="ru-RU"/>
+        </w:rPr>
+        <w:t>НЕ</w:t>
+      </w:r>
+      <w:r>
+        <w:rPr>
+          <w:lang w:eastAsia="ru-RU"/>
+        </w:rPr>
+        <w:t> (</w:t>
+      </w:r>
+      <w:r>
+        <w:rPr>
+          <w:b/>
+          <w:bCs/>
+          <w:i/>
+          <w:iCs/>
+          <w:lang w:val="en-US" w:eastAsia="ru-RU"/>
+        </w:rPr>
+        <w:t>x</w:t>
+      </w:r>
+      <w:r>
+        <w:rPr>
+          <w:lang w:eastAsia="ru-RU"/>
+        </w:rPr>
+        <w:t> чётное) </w:t>
+      </w:r>
+      <w:r>
+        <w:rPr>
+          <w:b/>
+          <w:bCs/>
+          <w:lang w:eastAsia="ru-RU"/>
+        </w:rPr>
+        <w:t>И НЕ </w:t>
+      </w:r>
+      <w:r>
+        <w:rPr>
+          <w:lang w:eastAsia="ru-RU"/>
+        </w:rPr>
+        <w:t>(</w:t>
+      </w:r>
+      <w:r>
+        <w:rPr>
+          <w:b/>
+          <w:bCs/>
+          <w:i/>
+          <w:iCs/>
+          <w:lang w:val="en-US" w:eastAsia="ru-RU"/>
+        </w:rPr>
+        <w:t>x</w:t>
+      </w:r>
+      <w:r>
+        <w:rPr>
+          <w:lang w:eastAsia="ru-RU"/>
+        </w:rPr>
+        <w:t> кратно 5).</w:t>
+      </w:r>
+    </w:p>
+    <w:bookmarkEnd w:id="14"/>
+    <w:p>
+      <w:pPr>
+        <w:pStyle w:val="a4"/>
+      </w:pPr>
+      <w:r>
+        <w:rPr>
+          <w:noProof/>
+          <w:lang w:eastAsia="ru-RU"/>
+        </w:rPr>
+        <mc:AlternateContent>
+          <mc:Choice Requires="wps">
+            <w:drawing>
+              <wp:anchor distT="0" distB="0" distL="114300" distR="114300" simplePos="0" relativeHeight="251723776" behindDoc="0" locked="0" layoutInCell="1" allowOverlap="1">
+                <wp:simplePos x="0" y="0"/>
+                <wp:positionH relativeFrom="margin">
+                  <wp:posOffset>297815</wp:posOffset>
+                </wp:positionH>
+                <wp:positionV relativeFrom="paragraph">
+                  <wp:posOffset>49530</wp:posOffset>
+                </wp:positionV>
+                <wp:extent cx="4224655" cy="252730"/>
+                <wp:effectExtent l="0" t="0" r="4445" b="0"/>
+                <wp:wrapNone/>
+                <wp:docPr id="61" name="Надпись 61"/>
+                <wp:cNvGraphicFramePr/>
+                <a:graphic xmlns:a="http://schemas.openxmlformats.org/drawingml/2006/main">
+                  <a:graphicData uri="http://schemas.microsoft.com/office/word/2010/wordprocessingShape">
+                    <wps:wsp>
+                      <wps:cNvSpPr txBox="1"/>
+                      <wps:spPr>
+                        <a:xfrm>
+                          <a:off x="0" y="0"/>
+                          <a:ext cx="4224020" cy="252095"/>
+                        </a:xfrm>
+                        <a:prstGeom prst="rect">
+                          <a:avLst/>
+                        </a:prstGeom>
+                        <a:solidFill>
+                          <a:schemeClr val="accent1">
+                            <a:lumMod val="40000"/>
+                            <a:lumOff val="60000"/>
+                          </a:schemeClr>
+                        </a:solidFill>
+                      </wps:spPr>
+                      <wps:txbx>
+                        <w:txbxContent>
+                          <w:p>
+                            <w:pPr>
+                              <w:jc w:val="center"/>
+                              <w:rPr>
+                                <w:szCs w:val="36"/>
+                              </w:rPr>
+                            </w:pPr>
+                            <w:r>
+                              <w:rPr>
+                                <w:b/>
+                                <w:i/>
+                                <w:color w:val="1F4E79" w:themeColor="accent1" w:themeShade="80"/>
+                                <w:szCs w:val="36"/>
+                              </w:rPr>
+                              <w:t>Решение</w:t>
+                            </w:r>
+                          </w:p>
+                        </w:txbxContent>
+                      </wps:txbx>
+                      <wps:bodyPr wrap="square" rtlCol="0">
+                        <a:noAutofit/>
+                      </wps:bodyPr>
+                    </wps:wsp>
+                  </a:graphicData>
+                </a:graphic>
+                <wp14:sizeRelH relativeFrom="margin">
+                  <wp14:pctWidth>0</wp14:pctWidth>
+                </wp14:sizeRelH>
+                <wp14:sizeRelV relativeFrom="margin">
+                  <wp14:pctHeight>0</wp14:pctHeight>
+                </wp14:sizeRelV>
+              </wp:anchor>
+            </w:drawing>
+          </mc:Choice>
+          <mc:Fallback>
+            <w:pict>
+              <v:shape id="Надпись 61" o:spid="_x0000_s1045" type="#_x0000_t202" style="position:absolute;margin-left:23.45pt;margin-top:3.9pt;width:332.65pt;height:19.9pt;z-index:251723776;visibility:visible;mso-wrap-style:square;mso-width-percent:0;mso-height-percent:0;mso-wrap-distance-left:9pt;mso-wrap-distance-top:0;mso-wrap-distance-right:9pt;mso-wrap-distance-bottom:0;mso-position-horizontal:absolute;mso-position-horizontal-relative:margin;mso-position-vertical:absolute;mso-position-vertical-relative:text;mso-width-percent:0;mso-height-percent:0;mso-width-relative:margin;mso-height-relative:margin;v-text-anchor:top" o:gfxdata="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" fillcolor="#bdd6ee [1300]" stroked="f">
+                <v:textbox>
+                  <w:txbxContent>
+                    <w:p>
+                      <w:pPr>
+                        <w:jc w:val="center"/>
+                        <w:rPr>
+                          <w:szCs w:val="36"/>
+                        </w:rPr>
+                      </w:pPr>
+                      <w:r>
+                        <w:rPr>
+                          <w:b/>
+                          <w:i/>
+                          <w:color w:val="1F4E79" w:themeColor="accent1" w:themeShade="80"/>
+                          <w:szCs w:val="36"/>
+                        </w:rPr>
+                        <w:t>Решение</w:t>
+                      </w:r>
+                    </w:p>
+                  </w:txbxContent>
+                </v:textbox>
+                <w10:wrap anchorx="margin"/>
+              </v:shape>
+            </w:pict>
+          </mc:Fallback>
+        </mc:AlternateContent>
+      </w:r>
+      <w:r>
+        <w:rPr>
+          <w:noProof/>
+          <w:lang w:eastAsia="ru-RU"/>
+        </w:rPr>
+        <w:drawing>
+          <wp:inline distT="0" distB="0" distL="0" distR="0">
+            <wp:extent cx="4776470" cy="1608455"/>
+            <wp:effectExtent l="0" t="0" r="5080" b="0"/>
+            <wp:docPr id="60" name="Рисунок 60" descr="Большая клетка"/>
+            <wp:cNvGraphicFramePr>
+              <a:graphicFrameLocks xmlns:a="http://schemas.openxmlformats.org/drawingml/2006/main" noChangeAspect="1"/>
+            </wp:cNvGraphicFramePr>
+            <a:graphic xmlns:a="http://schemas.openxmlformats.org/drawingml/2006/main">
+              <a:graphicData uri="http://schemas.openxmlformats.org/drawingml/2006/picture">
+                <pic:pic xmlns:pic="http://schemas.openxmlformats.org/drawingml/2006/picture">
+                  <pic:nvPicPr>
+                    <pic:cNvPr id="0" name="Рисунок 5" descr="Большая клетка"/>
+                    <pic:cNvPicPr>
+                      <a:picLocks noChangeAspect="1" noChangeArrowheads="1"/>
+                    </pic:cNvPicPr>
+                  </pic:nvPicPr>
+                  <pic:blipFill>
+                    <a:blip r:embed="rId8">
+                      <a:extLst>
+                        <a:ext uri="{28A0092B-C50C-407E-A947-70E740481C1C}">
+                          <a14:useLocalDpi xmlns:a14="http://schemas.microsoft.com/office/drawing/2010/main" val="0"/>
+                        </a:ext>
+                      </a:extLst>
+                    </a:blip>
+                    <a:srcRect r="37325" b="69562"/>
+                    <a:stretch>
+                      <a:fillRect/>
+                    </a:stretch>
+                  </pic:blipFill>
+                  <pic:spPr bwMode="auto">
+                    <a:xfrm>
+                      <a:off x="0" y="0"/>
+                      <a:ext cx="4776470" cy="1608455"/>
+                    </a:xfrm>
+                    <a:prstGeom prst="rect">
+                      <a:avLst/>
+                    </a:prstGeom>
+                    <a:noFill/>
+                    <a:ln>
+                      <a:noFill/>
+                    </a:ln>
+                  </pic:spPr>
+                </pic:pic>
+              </a:graphicData>
+            </a:graphic>
+          </wp:inline>
+        </w:drawing>
+      </w:r>
+    </w:p>
+    <w:p>
+      <w:pPr>
+        <w:jc w:val="center"/>
+        <w:rPr>
+          <w:lang w:eastAsia="ru-RU"/>
+        </w:rPr>
+      </w:pPr>
+    </w:p>
+    <w:p>
+      <w:pPr>
+        <w:rPr>
+          <w:lang w:eastAsia="ru-RU"/>
+        </w:rPr>
+      </w:pPr>
+    </w:p>
     <w:sectPr>
       <w:headerReference w:type="default" r:id="rId9"/>
-      <w:pgSz w:w="11906" w:h="16838"/>
-      <w:pgMar w:top="567" w:right="720" w:bottom="567" w:left="720" w:header="709" w:footer="709" w:gutter="0"/>
+      <w:pgSz w:w="8419" w:h="11906" w:orient="landscape"/>
+      <w:pgMar w:top="284" w:right="567" w:bottom="284" w:left="567" w:header="283" w:footer="709" w:gutter="0"/>
       <w:cols w:space="708"/>
       <w:docGrid w:linePitch="360"/>
     </w:sectPr>
@@ -7434,7 +9306,7 @@
 </file>
 
 <file path=word/endnotes.xml><?xml version="1.0" encoding="utf-8"?>
-<w:endnotes xmlns:wpc="http://schemas.microsoft.com/office/word/2010/wordprocessingCanvas" xmlns:cx="http://schemas.microsoft.com/office/drawing/2014/chartex" xmlns:cx1="http://schemas.microsoft.com/office/drawing/2015/9/8/chartex" xmlns:mc="http://schemas.openxmlformats.org/markup-compatibility/2006" xmlns:o="urn:schemas-microsoft-com:office:office" xmlns:r="http://schemas.openxmlformats.org/officeDocument/2006/relationships" xmlns:m="http://schemas.openxmlformats.org/officeDocument/2006/math" xmlns:v="urn:schemas-microsoft-com:vml" xmlns:wp14="http://schemas.microsoft.com/office/word/2010/wordprocessingDrawing" xmlns:wp="http://schemas.openxmlformats.org/drawingml/2006/wordprocessingDrawing" xmlns:w10="urn:schemas-microsoft-com:office:word" xmlns:w="http://schemas.openxmlformats.org/wordprocessingml/2006/main" xmlns:w14="http://schemas.microsoft.com/office/word/2010/wordml" xmlns:w15="http://schemas.microsoft.com/office/word/2012/wordml" xmlns:w16se="http://schemas.microsoft.com/office/word/2015/wordml/symex" xmlns:wpg="http://schemas.microsoft.com/office/word/2010/wordprocessingGroup" xmlns:wpi="http://schemas.microsoft.com/office/word/2010/wordprocessingInk" xmlns:wne="http://schemas.microsoft.com/office/word/2006/wordml" xmlns:wps="http://schemas.microsoft.com/office/word/2010/wordprocessingShape" mc:Ignorable="w14 w15 w16se wp14">
+<w:endnotes xmlns:wpc="http://schemas.microsoft.com/office/word/2010/wordprocessingCanvas" xmlns:cx="http://schemas.microsoft.com/office/drawing/2014/chartex" xmlns:mc="http://schemas.openxmlformats.org/markup-compatibility/2006" xmlns:o="urn:schemas-microsoft-com:office:office" xmlns:r="http://schemas.openxmlformats.org/officeDocument/2006/relationships" xmlns:m="http://schemas.openxmlformats.org/officeDocument/2006/math" xmlns:v="urn:schemas-microsoft-com:vml" xmlns:wp14="http://schemas.microsoft.com/office/word/2010/wordprocessingDrawing" xmlns:wp="http://schemas.openxmlformats.org/drawingml/2006/wordprocessingDrawing" xmlns:w10="urn:schemas-microsoft-com:office:word" xmlns:w="http://schemas.openxmlformats.org/wordprocessingml/2006/main" xmlns:w14="http://schemas.microsoft.com/office/word/2010/wordml" xmlns:w15="http://schemas.microsoft.com/office/word/2012/wordml" xmlns:w16se="http://schemas.microsoft.com/office/word/2015/wordml/symex" xmlns:wpg="http://schemas.microsoft.com/office/word/2010/wordprocessingGroup" xmlns:wpi="http://schemas.microsoft.com/office/word/2010/wordprocessingInk" xmlns:wne="http://schemas.microsoft.com/office/word/2006/wordml" xmlns:wps="http://schemas.microsoft.com/office/word/2010/wordprocessingShape" mc:Ignorable="w14 w15 w16se wp14">
   <w:endnote w:type="separator" w:id="-1">
     <w:p>
       <w:r>
@@ -7453,7 +9325,7 @@
 </file>
 
 <file path=word/footnotes.xml><?xml version="1.0" encoding="utf-8"?>
-<w:footnotes xmlns:wpc="http://schemas.microsoft.com/office/word/2010/wordprocessingCanvas" xmlns:cx="http://schemas.microsoft.com/office/drawing/2014/chartex" xmlns:cx1="http://schemas.microsoft.com/office/drawing/2015/9/8/chartex" xmlns:mc="http://schemas.openxmlformats.org/markup-compatibility/2006" xmlns:o="urn:schemas-microsoft-com:office:office" xmlns:r="http://schemas.openxmlformats.org/officeDocument/2006/relationships" xmlns:m="http://schemas.openxmlformats.org/officeDocument/2006/math" xmlns:v="urn:schemas-microsoft-com:vml" xmlns:wp14="http://schemas.microsoft.com/office/word/2010/wordprocessingDrawing" xmlns:wp="http://schemas.openxmlformats.org/drawingml/2006/wordprocessingDrawing" xmlns:w10="urn:schemas-microsoft-com:office:word" xmlns:w="http://schemas.openxmlformats.org/wordprocessingml/2006/main" xmlns:w14="http://schemas.microsoft.com/office/word/2010/wordml" xmlns:w15="http://schemas.microsoft.com/office/word/2012/wordml" xmlns:w16se="http://schemas.microsoft.com/office/word/2015/wordml/symex" xmlns:wpg="http://schemas.microsoft.com/office/word/2010/wordprocessingGroup" xmlns:wpi="http://schemas.microsoft.com/office/word/2010/wordprocessingInk" xmlns:wne="http://schemas.microsoft.com/office/word/2006/wordml" xmlns:wps="http://schemas.microsoft.com/office/word/2010/wordprocessingShape" mc:Ignorable="w14 w15 w16se wp14">
+<w:footnotes xmlns:wpc="http://schemas.microsoft.com/office/word/2010/wordprocessingCanvas" xmlns:cx="http://schemas.microsoft.com/office/drawing/2014/chartex" xmlns:mc="http://schemas.openxmlformats.org/markup-compatibility/2006" xmlns:o="urn:schemas-microsoft-com:office:office" xmlns:r="http://schemas.openxmlformats.org/officeDocument/2006/relationships" xmlns:m="http://schemas.openxmlformats.org/officeDocument/2006/math" xmlns:v="urn:schemas-microsoft-com:vml" xmlns:wp14="http://schemas.microsoft.com/office/word/2010/wordprocessingDrawing" xmlns:wp="http://schemas.openxmlformats.org/drawingml/2006/wordprocessingDrawing" xmlns:w10="urn:schemas-microsoft-com:office:word" xmlns:w="http://schemas.openxmlformats.org/wordprocessingml/2006/main" xmlns:w14="http://schemas.microsoft.com/office/word/2010/wordml" xmlns:w15="http://schemas.microsoft.com/office/word/2012/wordml" xmlns:w16se="http://schemas.microsoft.com/office/word/2015/wordml/symex" xmlns:wpg="http://schemas.microsoft.com/office/word/2010/wordprocessingGroup" xmlns:wpi="http://schemas.microsoft.com/office/word/2010/wordprocessingInk" xmlns:wne="http://schemas.microsoft.com/office/word/2006/wordml" xmlns:wps="http://schemas.microsoft.com/office/word/2010/wordprocessingShape" mc:Ignorable="w14 w15 w16se wp14">
   <w:footnote w:type="separator" w:id="-1">
     <w:p>
       <w:r>
@@ -7472,16 +9344,16 @@
 </file>
 
 <file path=word/header1.xml><?xml version="1.0" encoding="utf-8"?>
-<w:hdr xmlns:wpc="http://schemas.microsoft.com/office/word/2010/wordprocessingCanvas" xmlns:cx="http://schemas.microsoft.com/office/drawing/2014/chartex" xmlns:cx1="http://schemas.microsoft.com/office/drawing/2015/9/8/chartex" xmlns:mc="http://schemas.openxmlformats.org/markup-compatibility/2006" xmlns:o="urn:schemas-microsoft-com:office:office" xmlns:r="http://schemas.openxmlformats.org/officeDocument/2006/relationships" xmlns:m="http://schemas.openxmlformats.org/officeDocument/2006/math" xmlns:v="urn:schemas-microsoft-com:vml" xmlns:wp14="http://schemas.microsoft.com/office/word/2010/wordprocessingDrawing" xmlns:wp="http://schemas.openxmlformats.org/drawingml/2006/wordprocessingDrawing" xmlns:w10="urn:schemas-microsoft-com:office:word" xmlns:w="http://schemas.openxmlformats.org/wordprocessingml/2006/main" xmlns:w14="http://schemas.microsoft.com/office/word/2010/wordml" xmlns:w15="http://schemas.microsoft.com/office/word/2012/wordml" xmlns:w16se="http://schemas.microsoft.com/office/word/2015/wordml/symex" xmlns:wpg="http://schemas.microsoft.com/office/word/2010/wordprocessingGroup" xmlns:wpi="http://schemas.microsoft.com/office/word/2010/wordprocessingInk" xmlns:wne="http://schemas.microsoft.com/office/word/2006/wordml" xmlns:wps="http://schemas.microsoft.com/office/word/2010/wordprocessingShape" mc:Ignorable="w14 w15 w16se wp14">
+<w:hdr xmlns:wpc="http://schemas.microsoft.com/office/word/2010/wordprocessingCanvas" xmlns:cx="http://schemas.microsoft.com/office/drawing/2014/chartex" xmlns:mc="http://schemas.openxmlformats.org/markup-compatibility/2006" xmlns:o="urn:schemas-microsoft-com:office:office" xmlns:r="http://schemas.openxmlformats.org/officeDocument/2006/relationships" xmlns:m="http://schemas.openxmlformats.org/officeDocument/2006/math" xmlns:v="urn:schemas-microsoft-com:vml" xmlns:wp14="http://schemas.microsoft.com/office/word/2010/wordprocessingDrawing" xmlns:wp="http://schemas.openxmlformats.org/drawingml/2006/wordprocessingDrawing" xmlns:w10="urn:schemas-microsoft-com:office:word" xmlns:w="http://schemas.openxmlformats.org/wordprocessingml/2006/main" xmlns:w14="http://schemas.microsoft.com/office/word/2010/wordml" xmlns:w15="http://schemas.microsoft.com/office/word/2012/wordml" xmlns:w16se="http://schemas.microsoft.com/office/word/2015/wordml/symex" xmlns:wpg="http://schemas.microsoft.com/office/word/2010/wordprocessingGroup" xmlns:wpi="http://schemas.microsoft.com/office/word/2010/wordprocessingInk" xmlns:wne="http://schemas.microsoft.com/office/word/2006/wordml" xmlns:wps="http://schemas.microsoft.com/office/word/2010/wordprocessingShape" mc:Ignorable="w14 w15 w16se wp14">
   <w:p>
     <w:pPr>
       <w:pStyle w:val="a7"/>
+      <w:ind w:firstLine="0"/>
       <w:rPr>
         <w:rFonts w:cs="Times New Roman"/>
         <w:b/>
         <w:color w:val="385623" w:themeColor="accent6" w:themeShade="80"/>
-        <w:sz w:val="28"/>
-        <w:szCs w:val="28"/>
+        <w:szCs w:val="24"/>
       </w:rPr>
     </w:pPr>
     <w:r>
@@ -7489,8 +9361,7 @@
         <w:rFonts w:cs="Times New Roman"/>
         <w:b/>
         <w:color w:val="1F4E79" w:themeColor="accent1" w:themeShade="80"/>
-        <w:sz w:val="28"/>
-        <w:szCs w:val="28"/>
+        <w:szCs w:val="24"/>
       </w:rPr>
       <w:t>Бахов Г.П</w:t>
     </w:r>
@@ -7499,20 +9370,17 @@
         <w:rFonts w:cs="Times New Roman"/>
         <w:b/>
         <w:color w:val="1F4E79" w:themeColor="accent1" w:themeShade="80"/>
-        <w:sz w:val="28"/>
-        <w:szCs w:val="28"/>
+        <w:szCs w:val="24"/>
       </w:rPr>
-      <w:tab/>
+      <w:t xml:space="preserve">                         </w:t>
     </w:r>
     <w:r>
       <w:rPr>
         <w:rFonts w:cs="Times New Roman"/>
         <w:b/>
         <w:color w:val="1F4E79" w:themeColor="accent1" w:themeShade="80"/>
-        <w:sz w:val="28"/>
-        <w:szCs w:val="28"/>
+        <w:szCs w:val="24"/>
       </w:rPr>
-      <w:tab/>
       <w:t xml:space="preserve">                             </w:t>
     </w:r>
     <w:hyperlink r:id="rId1" w:history="1">
@@ -7522,8 +9390,7 @@
           <w:rFonts w:cs="Times New Roman"/>
           <w:b/>
           <w:color w:val="1F4E79" w:themeColor="accent1" w:themeShade="80"/>
-          <w:sz w:val="28"/>
-          <w:szCs w:val="28"/>
+          <w:szCs w:val="24"/>
           <w:lang w:val="en-US"/>
         </w:rPr>
         <w:t>https</w:t>
@@ -7534,8 +9401,7 @@
           <w:rFonts w:cs="Times New Roman"/>
           <w:b/>
           <w:color w:val="1F4E79" w:themeColor="accent1" w:themeShade="80"/>
-          <w:sz w:val="28"/>
-          <w:szCs w:val="28"/>
+          <w:szCs w:val="24"/>
         </w:rPr>
         <w:t>://</w:t>
       </w:r>
@@ -7546,8 +9412,7 @@
           <w:rFonts w:cs="Times New Roman"/>
           <w:b/>
           <w:color w:val="1F4E79" w:themeColor="accent1" w:themeShade="80"/>
-          <w:sz w:val="28"/>
-          <w:szCs w:val="28"/>
+          <w:szCs w:val="24"/>
           <w:lang w:val="en-US"/>
         </w:rPr>
         <w:t>vk</w:t>
@@ -7559,8 +9424,7 @@
           <w:rFonts w:cs="Times New Roman"/>
           <w:b/>
           <w:color w:val="1F4E79" w:themeColor="accent1" w:themeShade="80"/>
-          <w:sz w:val="28"/>
-          <w:szCs w:val="28"/>
+          <w:szCs w:val="24"/>
         </w:rPr>
         <w:t>.</w:t>
       </w:r>
@@ -7570,8 +9434,7 @@
           <w:rFonts w:cs="Times New Roman"/>
           <w:b/>
           <w:color w:val="1F4E79" w:themeColor="accent1" w:themeShade="80"/>
-          <w:sz w:val="28"/>
-          <w:szCs w:val="28"/>
+          <w:szCs w:val="24"/>
           <w:lang w:val="en-US"/>
         </w:rPr>
         <w:t>com</w:t>
@@ -7582,8 +9445,7 @@
           <w:rFonts w:cs="Times New Roman"/>
           <w:b/>
           <w:color w:val="1F4E79" w:themeColor="accent1" w:themeShade="80"/>
-          <w:sz w:val="28"/>
-          <w:szCs w:val="28"/>
+          <w:szCs w:val="24"/>
         </w:rPr>
         <w:t>/</w:t>
       </w:r>
@@ -7594,8 +9456,7 @@
           <w:rFonts w:cs="Times New Roman"/>
           <w:b/>
           <w:color w:val="1F4E79" w:themeColor="accent1" w:themeShade="80"/>
-          <w:sz w:val="28"/>
-          <w:szCs w:val="28"/>
+          <w:szCs w:val="24"/>
           <w:lang w:val="en-US"/>
         </w:rPr>
         <w:t>informatika</w:t>
@@ -7607,8 +9468,7 @@
           <w:rFonts w:cs="Times New Roman"/>
           <w:b/>
           <w:color w:val="1F4E79" w:themeColor="accent1" w:themeShade="80"/>
-          <w:sz w:val="28"/>
-          <w:szCs w:val="28"/>
+          <w:szCs w:val="24"/>
         </w:rPr>
         <w:t>_</w:t>
       </w:r>
@@ -7619,8 +9479,7 @@
           <w:rFonts w:cs="Times New Roman"/>
           <w:b/>
           <w:color w:val="1F4E79" w:themeColor="accent1" w:themeShade="80"/>
-          <w:sz w:val="28"/>
-          <w:szCs w:val="28"/>
+          <w:szCs w:val="24"/>
           <w:lang w:val="en-US"/>
         </w:rPr>
         <w:t>gia</w:t>
@@ -7632,8 +9491,143 @@
 </file>
 
 <file path=word/numbering.xml><?xml version="1.0" encoding="utf-8"?>
-<w:numbering xmlns:wpc="http://schemas.microsoft.com/office/word/2010/wordprocessingCanvas" xmlns:cx="http://schemas.microsoft.com/office/drawing/2014/chartex" xmlns:cx1="http://schemas.microsoft.com/office/drawing/2015/9/8/chartex" xmlns:mc="http://schemas.openxmlformats.org/markup-compatibility/2006" xmlns:o="urn:schemas-microsoft-com:office:office" xmlns:r="http://schemas.openxmlformats.org/officeDocument/2006/relationships" xmlns:m="http://schemas.openxmlformats.org/officeDocument/2006/math" xmlns:v="urn:schemas-microsoft-com:vml" xmlns:wp14="http://schemas.microsoft.com/office/word/2010/wordprocessingDrawing" xmlns:wp="http://schemas.openxmlformats.org/drawingml/2006/wordprocessingDrawing" xmlns:w10="urn:schemas-microsoft-com:office:word" xmlns:w="http://schemas.openxmlformats.org/wordprocessingml/2006/main" xmlns:w14="http://schemas.microsoft.com/office/word/2010/wordml" xmlns:w15="http://schemas.microsoft.com/office/word/2012/wordml" xmlns:w16se="http://schemas.microsoft.com/office/word/2015/wordml/symex" xmlns:wpg="http://schemas.microsoft.com/office/word/2010/wordprocessingGroup" xmlns:wpi="http://schemas.microsoft.com/office/word/2010/wordprocessingInk" xmlns:wne="http://schemas.microsoft.com/office/word/2006/wordml" xmlns:wps="http://schemas.microsoft.com/office/word/2010/wordprocessingShape" mc:Ignorable="w14 w15 w16se wp14">
+<w:numbering xmlns:wpc="http://schemas.microsoft.com/office/word/2010/wordprocessingCanvas" xmlns:cx="http://schemas.microsoft.com/office/drawing/2014/chartex" xmlns:mc="http://schemas.openxmlformats.org/markup-compatibility/2006" xmlns:o="urn:schemas-microsoft-com:office:office" xmlns:r="http://schemas.openxmlformats.org/officeDocument/2006/relationships" xmlns:m="http://schemas.openxmlformats.org/officeDocument/2006/math" xmlns:v="urn:schemas-microsoft-com:vml" xmlns:wp14="http://schemas.microsoft.com/office/word/2010/wordprocessingDrawing" xmlns:wp="http://schemas.openxmlformats.org/drawingml/2006/wordprocessingDrawing" xmlns:w10="urn:schemas-microsoft-com:office:word" xmlns:w="http://schemas.openxmlformats.org/wordprocessingml/2006/main" xmlns:w14="http://schemas.microsoft.com/office/word/2010/wordml" xmlns:w15="http://schemas.microsoft.com/office/word/2012/wordml" xmlns:w16se="http://schemas.microsoft.com/office/word/2015/wordml/symex" xmlns:wpg="http://schemas.microsoft.com/office/word/2010/wordprocessingGroup" xmlns:wpi="http://schemas.microsoft.com/office/word/2010/wordprocessingInk" xmlns:wne="http://schemas.microsoft.com/office/word/2006/wordml" xmlns:wps="http://schemas.microsoft.com/office/word/2010/wordprocessingShape" mc:Ignorable="w14 w15 w16se wp14">
   <w:abstractNum w:abstractNumId="0" w15:restartNumberingAfterBreak="0">
+    <w:nsid w:val="01DD37F0"/>
+    <w:multiLevelType w:val="hybridMultilevel"/>
+    <w:tmpl w:val="207A6F22"/>
+    <w:lvl w:ilvl="0" w:tplc="DA22F9AA">
+      <w:start w:val="1"/>
+      <w:numFmt w:val="decimal"/>
+      <w:pStyle w:val="1"/>
+      <w:lvlText w:val="%1."/>
+      <w:lvlJc w:val="left"/>
+      <w:pPr>
+        <w:ind w:left="2498" w:hanging="360"/>
+      </w:pPr>
+      <w:rPr>
+        <w:b w:val="0"/>
+        <w:bCs w:val="0"/>
+        <w:i w:val="0"/>
+        <w:iCs w:val="0"/>
+        <w:caps w:val="0"/>
+        <w:smallCaps w:val="0"/>
+        <w:strike w:val="0"/>
+        <w:dstrike w:val="0"/>
+        <w:outline w:val="0"/>
+        <w:shadow w:val="0"/>
+        <w:emboss w:val="0"/>
+        <w:imprint w:val="0"/>
+        <w:noProof w:val="0"/>
+        <w:vanish w:val="0"/>
+        <w:spacing w:val="0"/>
+        <w:kern w:val="0"/>
+        <w:position w:val="0"/>
+        <w:u w:val="none"/>
+        <w:effect w:val="none"/>
+        <w:vertAlign w:val="baseline"/>
+        <w:em w:val="none"/>
+        <w:specVanish w:val="0"/>
+        <w14:glow w14:rad="0">
+          <w14:srgbClr w14:val="000000"/>
+        </w14:glow>
+        <w14:shadow w14:blurRad="0" w14:dist="0" w14:dir="0" w14:sx="0" w14:sy="0" w14:kx="0" w14:ky="0" w14:algn="none">
+          <w14:srgbClr w14:val="000000"/>
+        </w14:shadow>
+        <w14:reflection w14:blurRad="0" w14:stA="0" w14:stPos="0" w14:endA="0" w14:endPos="0" w14:dist="0" w14:dir="0" w14:fadeDir="0" w14:sx="0" w14:sy="0" w14:kx="0" w14:ky="0" w14:algn="none"/>
+        <w14:textOutline w14:w="0" w14:cap="rnd" w14:cmpd="sng" w14:algn="ctr">
+          <w14:noFill/>
+          <w14:prstDash w14:val="solid"/>
+          <w14:bevel/>
+        </w14:textOutline>
+        <w14:scene3d>
+          <w14:camera w14:prst="orthographicFront"/>
+          <w14:lightRig w14:rig="threePt" w14:dir="t">
+            <w14:rot w14:lat="0" w14:lon="0" w14:rev="0"/>
+          </w14:lightRig>
+        </w14:scene3d>
+        <w14:props3d w14:extrusionH="0" w14:contourW="0" w14:prstMaterial="none"/>
+        <w14:ligatures w14:val="none"/>
+        <w14:numForm w14:val="default"/>
+        <w14:numSpacing w14:val="default"/>
+        <w14:stylisticSets/>
+        <w14:cntxtAlts w14:val="0"/>
+      </w:rPr>
+    </w:lvl>
+    <w:lvl w:ilvl="1" w:tplc="04190019" w:tentative="1">
+      <w:start w:val="1"/>
+      <w:numFmt w:val="lowerLetter"/>
+      <w:lvlText w:val="%2."/>
+      <w:lvlJc w:val="left"/>
+      <w:pPr>
+        <w:ind w:left="2509" w:hanging="360"/>
+      </w:pPr>
+    </w:lvl>
+    <w:lvl w:ilvl="2" w:tplc="0419001B" w:tentative="1">
+      <w:start w:val="1"/>
+      <w:numFmt w:val="lowerRoman"/>
+      <w:lvlText w:val="%3."/>
+      <w:lvlJc w:val="right"/>
+      <w:pPr>
+        <w:ind w:left="3229" w:hanging="180"/>
+      </w:pPr>
+    </w:lvl>
+    <w:lvl w:ilvl="3" w:tplc="0419000F" w:tentative="1">
+      <w:start w:val="1"/>
+      <w:numFmt w:val="decimal"/>
+      <w:lvlText w:val="%4."/>
+      <w:lvlJc w:val="left"/>
+      <w:pPr>
+        <w:ind w:left="3949" w:hanging="360"/>
+      </w:pPr>
+    </w:lvl>
+    <w:lvl w:ilvl="4" w:tplc="04190019" w:tentative="1">
+      <w:start w:val="1"/>
+      <w:numFmt w:val="lowerLetter"/>
+      <w:lvlText w:val="%5."/>
+      <w:lvlJc w:val="left"/>
+      <w:pPr>
+        <w:ind w:left="4669" w:hanging="360"/>
+      </w:pPr>
+    </w:lvl>
+    <w:lvl w:ilvl="5" w:tplc="0419001B" w:tentative="1">
+      <w:start w:val="1"/>
+      <w:numFmt w:val="lowerRoman"/>
+      <w:lvlText w:val="%6."/>
+      <w:lvlJc w:val="right"/>
+      <w:pPr>
+        <w:ind w:left="5389" w:hanging="180"/>
+      </w:pPr>
+    </w:lvl>
+    <w:lvl w:ilvl="6" w:tplc="0419000F" w:tentative="1">
+      <w:start w:val="1"/>
+      <w:numFmt w:val="decimal"/>
+      <w:lvlText w:val="%7."/>
+      <w:lvlJc w:val="left"/>
+      <w:pPr>
+        <w:ind w:left="6109" w:hanging="360"/>
+      </w:pPr>
+    </w:lvl>
+    <w:lvl w:ilvl="7" w:tplc="04190019" w:tentative="1">
+      <w:start w:val="1"/>
+      <w:numFmt w:val="lowerLetter"/>
+      <w:lvlText w:val="%8."/>
+      <w:lvlJc w:val="left"/>
+      <w:pPr>
+        <w:ind w:left="6829" w:hanging="360"/>
+      </w:pPr>
+    </w:lvl>
+    <w:lvl w:ilvl="8" w:tplc="0419001B" w:tentative="1">
+      <w:start w:val="1"/>
+      <w:numFmt w:val="lowerRoman"/>
+      <w:lvlText w:val="%9."/>
+      <w:lvlJc w:val="right"/>
+      <w:pPr>
+        <w:ind w:left="7549" w:hanging="180"/>
+      </w:pPr>
+    </w:lvl>
+  </w:abstractNum>
+  <w:abstractNum w:abstractNumId="1" w15:restartNumberingAfterBreak="0">
     <w:nsid w:val="09D865A4"/>
     <w:multiLevelType w:val="hybridMultilevel"/>
     <w:tmpl w:val="C5D0710E"/>
@@ -7726,14 +9720,13 @@
       </w:pPr>
     </w:lvl>
   </w:abstractNum>
-  <w:abstractNum w:abstractNumId="1" w15:restartNumberingAfterBreak="0">
+  <w:abstractNum w:abstractNumId="2" w15:restartNumberingAfterBreak="0">
     <w:nsid w:val="2BF20F66"/>
     <w:multiLevelType w:val="hybridMultilevel"/>
-    <w:tmpl w:val="9B4640EC"/>
-    <w:lvl w:ilvl="0" w:tplc="0EE6FC14">
+    <w:tmpl w:val="7B2A7014"/>
+    <w:lvl w:ilvl="0" w:tplc="1B7817F0">
       <w:start w:val="1"/>
       <w:numFmt w:val="decimal"/>
-      <w:pStyle w:val="1"/>
       <w:lvlText w:val="%1."/>
       <w:lvlJc w:val="left"/>
       <w:pPr>
@@ -7820,7 +9813,7 @@
       </w:pPr>
     </w:lvl>
   </w:abstractNum>
-  <w:abstractNum w:abstractNumId="2" w15:restartNumberingAfterBreak="0">
+  <w:abstractNum w:abstractNumId="3" w15:restartNumberingAfterBreak="0">
     <w:nsid w:val="33EC2EFF"/>
     <w:multiLevelType w:val="hybridMultilevel"/>
     <w:tmpl w:val="35FA0C0C"/>
@@ -7911,7 +9904,7 @@
       </w:pPr>
     </w:lvl>
   </w:abstractNum>
-  <w:abstractNum w:abstractNumId="3" w15:restartNumberingAfterBreak="0">
+  <w:abstractNum w:abstractNumId="4" w15:restartNumberingAfterBreak="0">
     <w:nsid w:val="6FD62E4F"/>
     <w:multiLevelType w:val="hybridMultilevel"/>
     <w:tmpl w:val="910AC4BE"/>
@@ -8003,28 +9996,43 @@
     </w:lvl>
   </w:abstractNum>
   <w:num w:numId="1">
-    <w:abstractNumId w:val="0"/>
+    <w:abstractNumId w:val="1"/>
   </w:num>
   <w:num w:numId="2">
+    <w:abstractNumId w:val="4"/>
+  </w:num>
+  <w:num w:numId="3">
     <w:abstractNumId w:val="3"/>
   </w:num>
-  <w:num w:numId="3">
+  <w:num w:numId="4">
     <w:abstractNumId w:val="2"/>
   </w:num>
-  <w:num w:numId="4">
-    <w:abstractNumId w:val="1"/>
-  </w:num>
   <w:num w:numId="5">
-    <w:abstractNumId w:val="1"/>
+    <w:abstractNumId w:val="2"/>
     <w:lvlOverride w:ilvl="0">
       <w:startOverride w:val="1"/>
     </w:lvlOverride>
   </w:num>
   <w:num w:numId="6">
-    <w:abstractNumId w:val="1"/>
+    <w:abstractNumId w:val="2"/>
     <w:lvlOverride w:ilvl="0">
       <w:startOverride w:val="1"/>
     </w:lvlOverride>
+  </w:num>
+  <w:num w:numId="7">
+    <w:abstractNumId w:val="2"/>
+    <w:lvlOverride w:ilvl="0">
+      <w:startOverride w:val="1"/>
+    </w:lvlOverride>
+  </w:num>
+  <w:num w:numId="8">
+    <w:abstractNumId w:val="2"/>
+    <w:lvlOverride w:ilvl="0">
+      <w:startOverride w:val="1"/>
+    </w:lvlOverride>
+  </w:num>
+  <w:num w:numId="9">
+    <w:abstractNumId w:val="0"/>
   </w:num>
 </w:numbering>
 </file>
@@ -8422,10 +10430,10 @@
   <w:style w:type="paragraph" w:default="1" w:styleId="a">
     <w:name w:val="Normal"/>
     <w:qFormat/>
-    <w:rsid w:val="00BA2597"/>
+    <w:rsid w:val="00D96587"/>
     <w:pPr>
       <w:spacing w:after="0" w:line="240" w:lineRule="auto"/>
-      <w:ind w:firstLine="709"/>
+      <w:ind w:firstLine="284"/>
       <w:jc w:val="both"/>
     </w:pPr>
     <w:rPr>
@@ -8441,23 +10449,24 @@
     <w:autoRedefine/>
     <w:uiPriority w:val="9"/>
     <w:qFormat/>
-    <w:rsid w:val="006E4A42"/>
+    <w:rsid w:val="00DE3DEC"/>
     <w:pPr>
       <w:keepNext/>
       <w:keepLines/>
       <w:numPr>
-        <w:numId w:val="4"/>
+        <w:numId w:val="9"/>
       </w:numPr>
       <w:spacing w:before="240"/>
       <w:jc w:val="right"/>
       <w:outlineLvl w:val="0"/>
     </w:pPr>
     <w:rPr>
-      <w:rFonts w:ascii="Open Sans" w:eastAsiaTheme="majorEastAsia" w:hAnsi="Open Sans" w:cstheme="majorBidi"/>
-      <w:color w:val="055154"/>
-      <w:sz w:val="28"/>
-      <w:szCs w:val="32"/>
+      <w:rFonts w:ascii="Open Sans" w:eastAsia="Times New Roman" w:hAnsi="Open Sans" w:cs="Times New Roman"/>
+      <w:b/>
+      <w:color w:val="333333"/>
+      <w:szCs w:val="27"/>
       <w:shd w:val="clear" w:color="auto" w:fill="FFFFFF"/>
+      <w:lang w:eastAsia="ru-RU"/>
     </w:rPr>
   </w:style>
   <w:style w:type="paragraph" w:styleId="2">
@@ -8541,12 +10550,14 @@
     <w:basedOn w:val="a0"/>
     <w:link w:val="1"/>
     <w:uiPriority w:val="9"/>
-    <w:rsid w:val="006E4A42"/>
+    <w:rsid w:val="00DE3DEC"/>
     <w:rPr>
-      <w:rFonts w:ascii="Open Sans" w:eastAsiaTheme="majorEastAsia" w:hAnsi="Open Sans" w:cstheme="majorBidi"/>
-      <w:color w:val="055154"/>
-      <w:sz w:val="28"/>
-      <w:szCs w:val="32"/>
+      <w:rFonts w:ascii="Open Sans" w:eastAsia="Times New Roman" w:hAnsi="Open Sans" w:cs="Times New Roman"/>
+      <w:b/>
+      <w:color w:val="333333"/>
+      <w:sz w:val="24"/>
+      <w:szCs w:val="27"/>
+      <w:lang w:eastAsia="ru-RU"/>
     </w:rPr>
   </w:style>
   <w:style w:type="paragraph" w:styleId="11">
@@ -8993,7 +11004,7 @@
 </file>
 
 <file path=customXml/itemProps1.xml><?xml version="1.0" encoding="utf-8"?>
-<ds:datastoreItem xmlns:ds="http://schemas.openxmlformats.org/officeDocument/2006/customXml" ds:itemID="{521A7A91-39EC-442F-A9D4-18EEBBFBDC49}">
+<ds:datastoreItem xmlns:ds="http://schemas.openxmlformats.org/officeDocument/2006/customXml" ds:itemID="{C001930A-54C9-4A3A-B898-E2727CC87ABF}">
   <ds:schemaRefs>
     <ds:schemaRef ds:uri="http://schemas.openxmlformats.org/officeDocument/2006/bibliography"/>
   </ds:schemaRefs>

--- a/03/ВСЕ Задачи №3[кес 2.8].docx
+++ b/03/ВСЕ Задачи №3[кес 2.8].docx
@@ -4,6 +4,10 @@
   <w:body>
     <w:p>
       <w:pPr>
+        <w:pStyle w:val="11"/>
+        <w:tabs>
+          <w:tab w:val="left" w:pos="880"/>
+        </w:tabs>
         <w:rPr>
           <w:rFonts w:asciiTheme="minorHAnsi" w:eastAsiaTheme="minorEastAsia" w:hAnsiTheme="minorHAnsi"/>
           <w:noProof/>
@@ -29,13 +33,17 @@
         </w:rPr>
         <w:fldChar w:fldCharType="separate"/>
       </w:r>
-      <w:hyperlink w:anchor="_Toc213846930" w:history="1">
+      <w:hyperlink w:anchor="_Toc213931061" w:history="1">
         <w:r>
           <w:rPr>
             <w:rStyle w:val="a3"/>
-            <w:b/>
-            <w:noProof/>
-            <w:lang w:eastAsia="ru-RU"/>
+            <w:noProof/>
+            <w14:scene3d>
+              <w14:camera w14:prst="orthographicFront"/>
+              <w14:lightRig w14:rig="threePt" w14:dir="t">
+                <w14:rot w14:lat="0" w14:lon="0" w14:rev="0"/>
+              </w14:lightRig>
+            </w14:scene3d>
           </w:rPr>
           <w:t>1.</w:t>
         </w:r>
@@ -53,16 +61,7 @@
             <w:rStyle w:val="a3"/>
             <w:noProof/>
           </w:rPr>
-          <w:t>Номер: </w:t>
-        </w:r>
-        <w:r>
-          <w:rPr>
-            <w:rStyle w:val="a3"/>
-            <w:b/>
-            <w:bCs/>
-            <w:noProof/>
-          </w:rPr>
-          <w:t>0A6843</w:t>
+          <w:t>Номер: 0A6843</w:t>
         </w:r>
         <w:r>
           <w:rPr>
@@ -83,7 +82,7 @@
             <w:noProof/>
             <w:webHidden/>
           </w:rPr>
-          <w:instrText xml:space="preserve"> PAGEREF _Toc213846930 \h </w:instrText>
+          <w:instrText xml:space="preserve"> PAGEREF _Toc213931061 \h </w:instrText>
         </w:r>
         <w:r>
           <w:rPr>
@@ -116,6 +115,10 @@
     </w:p>
     <w:p>
       <w:pPr>
+        <w:pStyle w:val="11"/>
+        <w:tabs>
+          <w:tab w:val="left" w:pos="880"/>
+        </w:tabs>
         <w:rPr>
           <w:rFonts w:asciiTheme="minorHAnsi" w:eastAsiaTheme="minorEastAsia" w:hAnsiTheme="minorHAnsi"/>
           <w:noProof/>
@@ -123,13 +126,17 @@
           <w:lang w:eastAsia="ru-RU"/>
         </w:rPr>
       </w:pPr>
-      <w:hyperlink w:anchor="_Toc213846931" w:history="1">
+      <w:hyperlink w:anchor="_Toc213931062" w:history="1">
         <w:r>
           <w:rPr>
             <w:rStyle w:val="a3"/>
-            <w:b/>
-            <w:bCs/>
-            <w:noProof/>
+            <w:noProof/>
+            <w14:scene3d>
+              <w14:camera w14:prst="orthographicFront"/>
+              <w14:lightRig w14:rig="threePt" w14:dir="t">
+                <w14:rot w14:lat="0" w14:lon="0" w14:rev="0"/>
+              </w14:lightRig>
+            </w14:scene3d>
           </w:rPr>
           <w:t>2.</w:t>
         </w:r>
@@ -152,7 +159,6 @@
         <w:r>
           <w:rPr>
             <w:rStyle w:val="a3"/>
-            <w:b/>
             <w:bCs/>
             <w:noProof/>
           </w:rPr>
@@ -177,7 +183,7 @@
             <w:noProof/>
             <w:webHidden/>
           </w:rPr>
-          <w:instrText xml:space="preserve"> PAGEREF _Toc213846931 \h </w:instrText>
+          <w:instrText xml:space="preserve"> PAGEREF _Toc213931062 \h </w:instrText>
         </w:r>
         <w:r>
           <w:rPr>
@@ -210,6 +216,10 @@
     </w:p>
     <w:p>
       <w:pPr>
+        <w:pStyle w:val="11"/>
+        <w:tabs>
+          <w:tab w:val="left" w:pos="880"/>
+        </w:tabs>
         <w:rPr>
           <w:rFonts w:asciiTheme="minorHAnsi" w:eastAsiaTheme="minorEastAsia" w:hAnsiTheme="minorHAnsi"/>
           <w:noProof/>
@@ -217,13 +227,17 @@
           <w:lang w:eastAsia="ru-RU"/>
         </w:rPr>
       </w:pPr>
-      <w:hyperlink w:anchor="_Toc213846932" w:history="1">
+      <w:hyperlink w:anchor="_Toc213931063" w:history="1">
         <w:r>
           <w:rPr>
             <w:rStyle w:val="a3"/>
-            <w:b/>
-            <w:noProof/>
-            <w:lang w:eastAsia="ru-RU"/>
+            <w:noProof/>
+            <w14:scene3d>
+              <w14:camera w14:prst="orthographicFront"/>
+              <w14:lightRig w14:rig="threePt" w14:dir="t">
+                <w14:rot w14:lat="0" w14:lon="0" w14:rev="0"/>
+              </w14:lightRig>
+            </w14:scene3d>
           </w:rPr>
           <w:t>3.</w:t>
         </w:r>
@@ -246,7 +260,6 @@
         <w:r>
           <w:rPr>
             <w:rStyle w:val="a3"/>
-            <w:b/>
             <w:bCs/>
             <w:noProof/>
           </w:rPr>
@@ -271,7 +284,7 @@
             <w:noProof/>
             <w:webHidden/>
           </w:rPr>
-          <w:instrText xml:space="preserve"> PAGEREF _Toc213846932 \h </w:instrText>
+          <w:instrText xml:space="preserve"> PAGEREF _Toc213931063 \h </w:instrText>
         </w:r>
         <w:r>
           <w:rPr>
@@ -304,6 +317,10 @@
     </w:p>
     <w:p>
       <w:pPr>
+        <w:pStyle w:val="11"/>
+        <w:tabs>
+          <w:tab w:val="left" w:pos="880"/>
+        </w:tabs>
         <w:rPr>
           <w:rFonts w:asciiTheme="minorHAnsi" w:eastAsiaTheme="minorEastAsia" w:hAnsiTheme="minorHAnsi"/>
           <w:noProof/>
@@ -311,13 +328,17 @@
           <w:lang w:eastAsia="ru-RU"/>
         </w:rPr>
       </w:pPr>
-      <w:hyperlink w:anchor="_Toc213846933" w:history="1">
+      <w:hyperlink w:anchor="_Toc213931064" w:history="1">
         <w:r>
           <w:rPr>
             <w:rStyle w:val="a3"/>
-            <w:b/>
-            <w:bCs/>
-            <w:noProof/>
+            <w:noProof/>
+            <w14:scene3d>
+              <w14:camera w14:prst="orthographicFront"/>
+              <w14:lightRig w14:rig="threePt" w14:dir="t">
+                <w14:rot w14:lat="0" w14:lon="0" w14:rev="0"/>
+              </w14:lightRig>
+            </w14:scene3d>
           </w:rPr>
           <w:t>4.</w:t>
         </w:r>
@@ -340,7 +361,6 @@
         <w:r>
           <w:rPr>
             <w:rStyle w:val="a3"/>
-            <w:b/>
             <w:bCs/>
             <w:noProof/>
           </w:rPr>
@@ -365,7 +385,7 @@
             <w:noProof/>
             <w:webHidden/>
           </w:rPr>
-          <w:instrText xml:space="preserve"> PAGEREF _Toc213846933 \h </w:instrText>
+          <w:instrText xml:space="preserve"> PAGEREF _Toc213931064 \h </w:instrText>
         </w:r>
         <w:r>
           <w:rPr>
@@ -398,6 +418,10 @@
     </w:p>
     <w:p>
       <w:pPr>
+        <w:pStyle w:val="11"/>
+        <w:tabs>
+          <w:tab w:val="left" w:pos="880"/>
+        </w:tabs>
         <w:rPr>
           <w:rFonts w:asciiTheme="minorHAnsi" w:eastAsiaTheme="minorEastAsia" w:hAnsiTheme="minorHAnsi"/>
           <w:noProof/>
@@ -405,13 +429,17 @@
           <w:lang w:eastAsia="ru-RU"/>
         </w:rPr>
       </w:pPr>
-      <w:hyperlink w:anchor="_Toc213846934" w:history="1">
+      <w:hyperlink w:anchor="_Toc213931065" w:history="1">
         <w:r>
           <w:rPr>
             <w:rStyle w:val="a3"/>
-            <w:b/>
-            <w:bCs/>
-            <w:noProof/>
+            <w:noProof/>
+            <w14:scene3d>
+              <w14:camera w14:prst="orthographicFront"/>
+              <w14:lightRig w14:rig="threePt" w14:dir="t">
+                <w14:rot w14:lat="0" w14:lon="0" w14:rev="0"/>
+              </w14:lightRig>
+            </w14:scene3d>
           </w:rPr>
           <w:t>5.</w:t>
         </w:r>
@@ -434,7 +462,6 @@
         <w:r>
           <w:rPr>
             <w:rStyle w:val="a3"/>
-            <w:b/>
             <w:bCs/>
             <w:noProof/>
           </w:rPr>
@@ -459,7 +486,7 @@
             <w:noProof/>
             <w:webHidden/>
           </w:rPr>
-          <w:instrText xml:space="preserve"> PAGEREF _Toc213846934 \h </w:instrText>
+          <w:instrText xml:space="preserve"> PAGEREF _Toc213931065 \h </w:instrText>
         </w:r>
         <w:r>
           <w:rPr>
@@ -492,6 +519,10 @@
     </w:p>
     <w:p>
       <w:pPr>
+        <w:pStyle w:val="11"/>
+        <w:tabs>
+          <w:tab w:val="left" w:pos="880"/>
+        </w:tabs>
         <w:rPr>
           <w:rFonts w:asciiTheme="minorHAnsi" w:eastAsiaTheme="minorEastAsia" w:hAnsiTheme="minorHAnsi"/>
           <w:noProof/>
@@ -499,13 +530,17 @@
           <w:lang w:eastAsia="ru-RU"/>
         </w:rPr>
       </w:pPr>
-      <w:hyperlink w:anchor="_Toc213846935" w:history="1">
+      <w:hyperlink w:anchor="_Toc213931066" w:history="1">
         <w:r>
           <w:rPr>
             <w:rStyle w:val="a3"/>
-            <w:b/>
-            <w:bCs/>
-            <w:noProof/>
+            <w:noProof/>
+            <w14:scene3d>
+              <w14:camera w14:prst="orthographicFront"/>
+              <w14:lightRig w14:rig="threePt" w14:dir="t">
+                <w14:rot w14:lat="0" w14:lon="0" w14:rev="0"/>
+              </w14:lightRig>
+            </w14:scene3d>
           </w:rPr>
           <w:t>6.</w:t>
         </w:r>
@@ -528,7 +563,6 @@
         <w:r>
           <w:rPr>
             <w:rStyle w:val="a3"/>
-            <w:b/>
             <w:bCs/>
             <w:noProof/>
           </w:rPr>
@@ -553,7 +587,7 @@
             <w:noProof/>
             <w:webHidden/>
           </w:rPr>
-          <w:instrText xml:space="preserve"> PAGEREF _Toc213846935 \h </w:instrText>
+          <w:instrText xml:space="preserve"> PAGEREF _Toc213931066 \h </w:instrText>
         </w:r>
         <w:r>
           <w:rPr>
@@ -586,6 +620,10 @@
     </w:p>
     <w:p>
       <w:pPr>
+        <w:pStyle w:val="11"/>
+        <w:tabs>
+          <w:tab w:val="left" w:pos="880"/>
+        </w:tabs>
         <w:rPr>
           <w:rFonts w:asciiTheme="minorHAnsi" w:eastAsiaTheme="minorEastAsia" w:hAnsiTheme="minorHAnsi"/>
           <w:noProof/>
@@ -593,13 +631,17 @@
           <w:lang w:eastAsia="ru-RU"/>
         </w:rPr>
       </w:pPr>
-      <w:hyperlink w:anchor="_Toc213846936" w:history="1">
+      <w:hyperlink w:anchor="_Toc213931067" w:history="1">
         <w:r>
           <w:rPr>
             <w:rStyle w:val="a3"/>
-            <w:b/>
-            <w:noProof/>
-            <w:lang w:eastAsia="ru-RU"/>
+            <w:noProof/>
+            <w14:scene3d>
+              <w14:camera w14:prst="orthographicFront"/>
+              <w14:lightRig w14:rig="threePt" w14:dir="t">
+                <w14:rot w14:lat="0" w14:lon="0" w14:rev="0"/>
+              </w14:lightRig>
+            </w14:scene3d>
           </w:rPr>
           <w:t>7.</w:t>
         </w:r>
@@ -622,7 +664,6 @@
         <w:r>
           <w:rPr>
             <w:rStyle w:val="a3"/>
-            <w:b/>
             <w:bCs/>
             <w:noProof/>
           </w:rPr>
@@ -647,7 +688,7 @@
             <w:noProof/>
             <w:webHidden/>
           </w:rPr>
-          <w:instrText xml:space="preserve"> PAGEREF _Toc213846936 \h </w:instrText>
+          <w:instrText xml:space="preserve"> PAGEREF _Toc213931067 \h </w:instrText>
         </w:r>
         <w:r>
           <w:rPr>
@@ -680,6 +721,10 @@
     </w:p>
     <w:p>
       <w:pPr>
+        <w:pStyle w:val="11"/>
+        <w:tabs>
+          <w:tab w:val="left" w:pos="880"/>
+        </w:tabs>
         <w:rPr>
           <w:rFonts w:asciiTheme="minorHAnsi" w:eastAsiaTheme="minorEastAsia" w:hAnsiTheme="minorHAnsi"/>
           <w:noProof/>
@@ -687,13 +732,17 @@
           <w:lang w:eastAsia="ru-RU"/>
         </w:rPr>
       </w:pPr>
-      <w:hyperlink w:anchor="_Toc213846937" w:history="1">
+      <w:hyperlink w:anchor="_Toc213931068" w:history="1">
         <w:r>
           <w:rPr>
             <w:rStyle w:val="a3"/>
-            <w:b/>
-            <w:bCs/>
-            <w:noProof/>
+            <w:noProof/>
+            <w14:scene3d>
+              <w14:camera w14:prst="orthographicFront"/>
+              <w14:lightRig w14:rig="threePt" w14:dir="t">
+                <w14:rot w14:lat="0" w14:lon="0" w14:rev="0"/>
+              </w14:lightRig>
+            </w14:scene3d>
           </w:rPr>
           <w:t>8.</w:t>
         </w:r>
@@ -716,7 +765,6 @@
         <w:r>
           <w:rPr>
             <w:rStyle w:val="a3"/>
-            <w:b/>
             <w:bCs/>
             <w:noProof/>
           </w:rPr>
@@ -741,7 +789,7 @@
             <w:noProof/>
             <w:webHidden/>
           </w:rPr>
-          <w:instrText xml:space="preserve"> PAGEREF _Toc213846937 \h </w:instrText>
+          <w:instrText xml:space="preserve"> PAGEREF _Toc213931068 \h </w:instrText>
         </w:r>
         <w:r>
           <w:rPr>
@@ -774,6 +822,10 @@
     </w:p>
     <w:p>
       <w:pPr>
+        <w:pStyle w:val="11"/>
+        <w:tabs>
+          <w:tab w:val="left" w:pos="880"/>
+        </w:tabs>
         <w:rPr>
           <w:rFonts w:asciiTheme="minorHAnsi" w:eastAsiaTheme="minorEastAsia" w:hAnsiTheme="minorHAnsi"/>
           <w:noProof/>
@@ -781,13 +833,17 @@
           <w:lang w:eastAsia="ru-RU"/>
         </w:rPr>
       </w:pPr>
-      <w:hyperlink w:anchor="_Toc213846938" w:history="1">
+      <w:hyperlink w:anchor="_Toc213931069" w:history="1">
         <w:r>
           <w:rPr>
             <w:rStyle w:val="a3"/>
-            <w:b/>
-            <w:bCs/>
-            <w:noProof/>
+            <w:noProof/>
+            <w14:scene3d>
+              <w14:camera w14:prst="orthographicFront"/>
+              <w14:lightRig w14:rig="threePt" w14:dir="t">
+                <w14:rot w14:lat="0" w14:lon="0" w14:rev="0"/>
+              </w14:lightRig>
+            </w14:scene3d>
           </w:rPr>
           <w:t>9.</w:t>
         </w:r>
@@ -810,7 +866,6 @@
         <w:r>
           <w:rPr>
             <w:rStyle w:val="a3"/>
-            <w:b/>
             <w:bCs/>
             <w:noProof/>
           </w:rPr>
@@ -835,7 +890,7 @@
             <w:noProof/>
             <w:webHidden/>
           </w:rPr>
-          <w:instrText xml:space="preserve"> PAGEREF _Toc213846938 \h </w:instrText>
+          <w:instrText xml:space="preserve"> PAGEREF _Toc213931069 \h </w:instrText>
         </w:r>
         <w:r>
           <w:rPr>
@@ -855,7 +910,7 @@
             <w:noProof/>
             <w:webHidden/>
           </w:rPr>
-          <w:t>5</w:t>
+          <w:t>6</w:t>
         </w:r>
         <w:r>
           <w:rPr>
@@ -868,6 +923,10 @@
     </w:p>
     <w:p>
       <w:pPr>
+        <w:pStyle w:val="11"/>
+        <w:tabs>
+          <w:tab w:val="left" w:pos="880"/>
+        </w:tabs>
         <w:rPr>
           <w:rFonts w:asciiTheme="minorHAnsi" w:eastAsiaTheme="minorEastAsia" w:hAnsiTheme="minorHAnsi"/>
           <w:noProof/>
@@ -875,13 +934,17 @@
           <w:lang w:eastAsia="ru-RU"/>
         </w:rPr>
       </w:pPr>
-      <w:hyperlink w:anchor="_Toc213846939" w:history="1">
+      <w:hyperlink w:anchor="_Toc213931070" w:history="1">
         <w:r>
           <w:rPr>
             <w:rStyle w:val="a3"/>
-            <w:b/>
-            <w:bCs/>
-            <w:noProof/>
+            <w:noProof/>
+            <w14:scene3d>
+              <w14:camera w14:prst="orthographicFront"/>
+              <w14:lightRig w14:rig="threePt" w14:dir="t">
+                <w14:rot w14:lat="0" w14:lon="0" w14:rev="0"/>
+              </w14:lightRig>
+            </w14:scene3d>
           </w:rPr>
           <w:t>10.</w:t>
         </w:r>
@@ -904,7 +967,6 @@
         <w:r>
           <w:rPr>
             <w:rStyle w:val="a3"/>
-            <w:b/>
             <w:bCs/>
             <w:noProof/>
           </w:rPr>
@@ -929,7 +991,7 @@
             <w:noProof/>
             <w:webHidden/>
           </w:rPr>
-          <w:instrText xml:space="preserve"> PAGEREF _Toc213846939 \h </w:instrText>
+          <w:instrText xml:space="preserve"> PAGEREF _Toc213931070 \h </w:instrText>
         </w:r>
         <w:r>
           <w:rPr>
@@ -962,6 +1024,10 @@
     </w:p>
     <w:p>
       <w:pPr>
+        <w:pStyle w:val="11"/>
+        <w:tabs>
+          <w:tab w:val="left" w:pos="880"/>
+        </w:tabs>
         <w:rPr>
           <w:rFonts w:asciiTheme="minorHAnsi" w:eastAsiaTheme="minorEastAsia" w:hAnsiTheme="minorHAnsi"/>
           <w:noProof/>
@@ -969,13 +1035,17 @@
           <w:lang w:eastAsia="ru-RU"/>
         </w:rPr>
       </w:pPr>
-      <w:hyperlink w:anchor="_Toc213846940" w:history="1">
+      <w:hyperlink w:anchor="_Toc213931071" w:history="1">
         <w:r>
           <w:rPr>
             <w:rStyle w:val="a3"/>
-            <w:b/>
-            <w:bCs/>
-            <w:noProof/>
+            <w:noProof/>
+            <w14:scene3d>
+              <w14:camera w14:prst="orthographicFront"/>
+              <w14:lightRig w14:rig="threePt" w14:dir="t">
+                <w14:rot w14:lat="0" w14:lon="0" w14:rev="0"/>
+              </w14:lightRig>
+            </w14:scene3d>
           </w:rPr>
           <w:t>11.</w:t>
         </w:r>
@@ -998,7 +1068,6 @@
         <w:r>
           <w:rPr>
             <w:rStyle w:val="a3"/>
-            <w:b/>
             <w:bCs/>
             <w:noProof/>
           </w:rPr>
@@ -1023,7 +1092,7 @@
             <w:noProof/>
             <w:webHidden/>
           </w:rPr>
-          <w:instrText xml:space="preserve"> PAGEREF _Toc213846940 \h </w:instrText>
+          <w:instrText xml:space="preserve"> PAGEREF _Toc213931071 \h </w:instrText>
         </w:r>
         <w:r>
           <w:rPr>
@@ -1056,6 +1125,10 @@
     </w:p>
     <w:p>
       <w:pPr>
+        <w:pStyle w:val="11"/>
+        <w:tabs>
+          <w:tab w:val="left" w:pos="880"/>
+        </w:tabs>
         <w:rPr>
           <w:rFonts w:asciiTheme="minorHAnsi" w:eastAsiaTheme="minorEastAsia" w:hAnsiTheme="minorHAnsi"/>
           <w:noProof/>
@@ -1063,13 +1136,17 @@
           <w:lang w:eastAsia="ru-RU"/>
         </w:rPr>
       </w:pPr>
-      <w:hyperlink w:anchor="_Toc213846941" w:history="1">
+      <w:hyperlink w:anchor="_Toc213931072" w:history="1">
         <w:r>
           <w:rPr>
             <w:rStyle w:val="a3"/>
-            <w:b/>
-            <w:bCs/>
-            <w:noProof/>
+            <w:noProof/>
+            <w14:scene3d>
+              <w14:camera w14:prst="orthographicFront"/>
+              <w14:lightRig w14:rig="threePt" w14:dir="t">
+                <w14:rot w14:lat="0" w14:lon="0" w14:rev="0"/>
+              </w14:lightRig>
+            </w14:scene3d>
           </w:rPr>
           <w:t>12.</w:t>
         </w:r>
@@ -1087,16 +1164,7 @@
             <w:rStyle w:val="a3"/>
             <w:noProof/>
           </w:rPr>
-          <w:t>Номер: </w:t>
-        </w:r>
-        <w:r>
-          <w:rPr>
-            <w:rStyle w:val="a3"/>
-            <w:b/>
-            <w:bCs/>
-            <w:noProof/>
-          </w:rPr>
-          <w:t>1A3B0C</w:t>
+          <w:t>Номер: 1A3B0C</w:t>
         </w:r>
         <w:r>
           <w:rPr>
@@ -1117,7 +1185,7 @@
             <w:noProof/>
             <w:webHidden/>
           </w:rPr>
-          <w:instrText xml:space="preserve"> PAGEREF _Toc213846941 \h </w:instrText>
+          <w:instrText xml:space="preserve"> PAGEREF _Toc213931072 \h </w:instrText>
         </w:r>
         <w:r>
           <w:rPr>
@@ -1137,7 +1205,7 @@
             <w:noProof/>
             <w:webHidden/>
           </w:rPr>
-          <w:t>6</w:t>
+          <w:t>7</w:t>
         </w:r>
         <w:r>
           <w:rPr>
@@ -1150,6 +1218,10 @@
     </w:p>
     <w:p>
       <w:pPr>
+        <w:pStyle w:val="11"/>
+        <w:tabs>
+          <w:tab w:val="left" w:pos="880"/>
+        </w:tabs>
         <w:rPr>
           <w:rFonts w:asciiTheme="minorHAnsi" w:eastAsiaTheme="minorEastAsia" w:hAnsiTheme="minorHAnsi"/>
           <w:noProof/>
@@ -1157,13 +1229,17 @@
           <w:lang w:eastAsia="ru-RU"/>
         </w:rPr>
       </w:pPr>
-      <w:hyperlink w:anchor="_Toc213846942" w:history="1">
+      <w:hyperlink w:anchor="_Toc213931073" w:history="1">
         <w:r>
           <w:rPr>
             <w:rStyle w:val="a3"/>
-            <w:b/>
-            <w:bCs/>
-            <w:noProof/>
+            <w:noProof/>
+            <w14:scene3d>
+              <w14:camera w14:prst="orthographicFront"/>
+              <w14:lightRig w14:rig="threePt" w14:dir="t">
+                <w14:rot w14:lat="0" w14:lon="0" w14:rev="0"/>
+              </w14:lightRig>
+            </w14:scene3d>
           </w:rPr>
           <w:t>13.</w:t>
         </w:r>
@@ -1186,7 +1262,6 @@
         <w:r>
           <w:rPr>
             <w:rStyle w:val="a3"/>
-            <w:b/>
             <w:bCs/>
             <w:noProof/>
           </w:rPr>
@@ -1211,7 +1286,7 @@
             <w:noProof/>
             <w:webHidden/>
           </w:rPr>
-          <w:instrText xml:space="preserve"> PAGEREF _Toc213846942 \h </w:instrText>
+          <w:instrText xml:space="preserve"> PAGEREF _Toc213931073 \h </w:instrText>
         </w:r>
         <w:r>
           <w:rPr>
@@ -1244,6 +1319,10 @@
     </w:p>
     <w:p>
       <w:pPr>
+        <w:pStyle w:val="11"/>
+        <w:tabs>
+          <w:tab w:val="left" w:pos="880"/>
+        </w:tabs>
         <w:rPr>
           <w:rFonts w:asciiTheme="minorHAnsi" w:eastAsiaTheme="minorEastAsia" w:hAnsiTheme="minorHAnsi"/>
           <w:noProof/>
@@ -1251,12 +1330,17 @@
           <w:lang w:eastAsia="ru-RU"/>
         </w:rPr>
       </w:pPr>
-      <w:hyperlink w:anchor="_Toc213846943" w:history="1">
+      <w:hyperlink w:anchor="_Toc213931074" w:history="1">
         <w:r>
           <w:rPr>
             <w:rStyle w:val="a3"/>
-            <w:b/>
-            <w:noProof/>
+            <w:noProof/>
+            <w14:scene3d>
+              <w14:camera w14:prst="orthographicFront"/>
+              <w14:lightRig w14:rig="threePt" w14:dir="t">
+                <w14:rot w14:lat="0" w14:lon="0" w14:rev="0"/>
+              </w14:lightRig>
+            </w14:scene3d>
           </w:rPr>
           <w:t>14.</w:t>
         </w:r>
@@ -1295,7 +1379,7 @@
             <w:noProof/>
             <w:webHidden/>
           </w:rPr>
-          <w:instrText xml:space="preserve"> PAGEREF _Toc213846943 \h </w:instrText>
+          <w:instrText xml:space="preserve"> PAGEREF _Toc213931074 \h </w:instrText>
         </w:r>
         <w:r>
           <w:rPr>
@@ -1316,6 +1400,572 @@
             <w:webHidden/>
           </w:rPr>
           <w:t>7</w:t>
+        </w:r>
+        <w:r>
+          <w:rPr>
+            <w:noProof/>
+            <w:webHidden/>
+          </w:rPr>
+          <w:fldChar w:fldCharType="end"/>
+        </w:r>
+      </w:hyperlink>
+    </w:p>
+    <w:p>
+      <w:pPr>
+        <w:pStyle w:val="11"/>
+        <w:tabs>
+          <w:tab w:val="left" w:pos="880"/>
+        </w:tabs>
+        <w:rPr>
+          <w:rFonts w:asciiTheme="minorHAnsi" w:eastAsiaTheme="minorEastAsia" w:hAnsiTheme="minorHAnsi"/>
+          <w:noProof/>
+          <w:sz w:val="22"/>
+          <w:lang w:eastAsia="ru-RU"/>
+        </w:rPr>
+      </w:pPr>
+      <w:hyperlink w:anchor="_Toc213931075" w:history="1">
+        <w:r>
+          <w:rPr>
+            <w:rStyle w:val="a3"/>
+            <w:noProof/>
+            <w14:scene3d>
+              <w14:camera w14:prst="orthographicFront"/>
+              <w14:lightRig w14:rig="threePt" w14:dir="t">
+                <w14:rot w14:lat="0" w14:lon="0" w14:rev="0"/>
+              </w14:lightRig>
+            </w14:scene3d>
+          </w:rPr>
+          <w:t>15.</w:t>
+        </w:r>
+        <w:r>
+          <w:rPr>
+            <w:rFonts w:asciiTheme="minorHAnsi" w:eastAsiaTheme="minorEastAsia" w:hAnsiTheme="minorHAnsi"/>
+            <w:noProof/>
+            <w:sz w:val="22"/>
+            <w:lang w:eastAsia="ru-RU"/>
+          </w:rPr>
+          <w:tab/>
+        </w:r>
+        <w:r>
+          <w:rPr>
+            <w:rStyle w:val="a3"/>
+            <w:noProof/>
+          </w:rPr>
+          <w:t>Номер: 908105</w:t>
+        </w:r>
+        <w:r>
+          <w:rPr>
+            <w:noProof/>
+            <w:webHidden/>
+          </w:rPr>
+          <w:tab/>
+        </w:r>
+        <w:r>
+          <w:rPr>
+            <w:noProof/>
+            <w:webHidden/>
+          </w:rPr>
+          <w:fldChar w:fldCharType="begin"/>
+        </w:r>
+        <w:r>
+          <w:rPr>
+            <w:noProof/>
+            <w:webHidden/>
+          </w:rPr>
+          <w:instrText xml:space="preserve"> PAGEREF _Toc213931075 \h </w:instrText>
+        </w:r>
+        <w:r>
+          <w:rPr>
+            <w:noProof/>
+            <w:webHidden/>
+          </w:rPr>
+        </w:r>
+        <w:r>
+          <w:rPr>
+            <w:noProof/>
+            <w:webHidden/>
+          </w:rPr>
+          <w:fldChar w:fldCharType="separate"/>
+        </w:r>
+        <w:r>
+          <w:rPr>
+            <w:noProof/>
+            <w:webHidden/>
+          </w:rPr>
+          <w:t>8</w:t>
+        </w:r>
+        <w:r>
+          <w:rPr>
+            <w:noProof/>
+            <w:webHidden/>
+          </w:rPr>
+          <w:fldChar w:fldCharType="end"/>
+        </w:r>
+      </w:hyperlink>
+    </w:p>
+    <w:p>
+      <w:pPr>
+        <w:pStyle w:val="11"/>
+        <w:tabs>
+          <w:tab w:val="left" w:pos="880"/>
+        </w:tabs>
+        <w:rPr>
+          <w:rFonts w:asciiTheme="minorHAnsi" w:eastAsiaTheme="minorEastAsia" w:hAnsiTheme="minorHAnsi"/>
+          <w:noProof/>
+          <w:sz w:val="22"/>
+          <w:lang w:eastAsia="ru-RU"/>
+        </w:rPr>
+      </w:pPr>
+      <w:hyperlink w:anchor="_Toc213931076" w:history="1">
+        <w:r>
+          <w:rPr>
+            <w:rStyle w:val="a3"/>
+            <w:noProof/>
+            <w14:scene3d>
+              <w14:camera w14:prst="orthographicFront"/>
+              <w14:lightRig w14:rig="threePt" w14:dir="t">
+                <w14:rot w14:lat="0" w14:lon="0" w14:rev="0"/>
+              </w14:lightRig>
+            </w14:scene3d>
+          </w:rPr>
+          <w:t>16.</w:t>
+        </w:r>
+        <w:r>
+          <w:rPr>
+            <w:rFonts w:asciiTheme="minorHAnsi" w:eastAsiaTheme="minorEastAsia" w:hAnsiTheme="minorHAnsi"/>
+            <w:noProof/>
+            <w:sz w:val="22"/>
+            <w:lang w:eastAsia="ru-RU"/>
+          </w:rPr>
+          <w:tab/>
+        </w:r>
+        <w:r>
+          <w:rPr>
+            <w:rStyle w:val="a3"/>
+            <w:noProof/>
+          </w:rPr>
+          <w:t>Номер: 75C77D</w:t>
+        </w:r>
+        <w:r>
+          <w:rPr>
+            <w:noProof/>
+            <w:webHidden/>
+          </w:rPr>
+          <w:tab/>
+        </w:r>
+        <w:r>
+          <w:rPr>
+            <w:noProof/>
+            <w:webHidden/>
+          </w:rPr>
+          <w:fldChar w:fldCharType="begin"/>
+        </w:r>
+        <w:r>
+          <w:rPr>
+            <w:noProof/>
+            <w:webHidden/>
+          </w:rPr>
+          <w:instrText xml:space="preserve"> PAGEREF _Toc213931076 \h </w:instrText>
+        </w:r>
+        <w:r>
+          <w:rPr>
+            <w:noProof/>
+            <w:webHidden/>
+          </w:rPr>
+        </w:r>
+        <w:r>
+          <w:rPr>
+            <w:noProof/>
+            <w:webHidden/>
+          </w:rPr>
+          <w:fldChar w:fldCharType="separate"/>
+        </w:r>
+        <w:r>
+          <w:rPr>
+            <w:noProof/>
+            <w:webHidden/>
+          </w:rPr>
+          <w:t>8</w:t>
+        </w:r>
+        <w:r>
+          <w:rPr>
+            <w:noProof/>
+            <w:webHidden/>
+          </w:rPr>
+          <w:fldChar w:fldCharType="end"/>
+        </w:r>
+      </w:hyperlink>
+    </w:p>
+    <w:p>
+      <w:pPr>
+        <w:pStyle w:val="11"/>
+        <w:tabs>
+          <w:tab w:val="left" w:pos="880"/>
+        </w:tabs>
+        <w:rPr>
+          <w:rFonts w:asciiTheme="minorHAnsi" w:eastAsiaTheme="minorEastAsia" w:hAnsiTheme="minorHAnsi"/>
+          <w:noProof/>
+          <w:sz w:val="22"/>
+          <w:lang w:eastAsia="ru-RU"/>
+        </w:rPr>
+      </w:pPr>
+      <w:hyperlink w:anchor="_Toc213931077" w:history="1">
+        <w:r>
+          <w:rPr>
+            <w:rStyle w:val="a3"/>
+            <w:noProof/>
+            <w14:scene3d>
+              <w14:camera w14:prst="orthographicFront"/>
+              <w14:lightRig w14:rig="threePt" w14:dir="t">
+                <w14:rot w14:lat="0" w14:lon="0" w14:rev="0"/>
+              </w14:lightRig>
+            </w14:scene3d>
+          </w:rPr>
+          <w:t>17.</w:t>
+        </w:r>
+        <w:r>
+          <w:rPr>
+            <w:rFonts w:asciiTheme="minorHAnsi" w:eastAsiaTheme="minorEastAsia" w:hAnsiTheme="minorHAnsi"/>
+            <w:noProof/>
+            <w:sz w:val="22"/>
+            <w:lang w:eastAsia="ru-RU"/>
+          </w:rPr>
+          <w:tab/>
+        </w:r>
+        <w:r>
+          <w:rPr>
+            <w:rStyle w:val="a3"/>
+            <w:noProof/>
+          </w:rPr>
+          <w:t>Номер: </w:t>
+        </w:r>
+        <w:r>
+          <w:rPr>
+            <w:rStyle w:val="a3"/>
+            <w:bCs/>
+            <w:noProof/>
+          </w:rPr>
+          <w:t>1ED874</w:t>
+        </w:r>
+        <w:r>
+          <w:rPr>
+            <w:noProof/>
+            <w:webHidden/>
+          </w:rPr>
+          <w:tab/>
+        </w:r>
+        <w:r>
+          <w:rPr>
+            <w:noProof/>
+            <w:webHidden/>
+          </w:rPr>
+          <w:fldChar w:fldCharType="begin"/>
+        </w:r>
+        <w:r>
+          <w:rPr>
+            <w:noProof/>
+            <w:webHidden/>
+          </w:rPr>
+          <w:instrText xml:space="preserve"> PAGEREF _Toc213931077 \h </w:instrText>
+        </w:r>
+        <w:r>
+          <w:rPr>
+            <w:noProof/>
+            <w:webHidden/>
+          </w:rPr>
+        </w:r>
+        <w:r>
+          <w:rPr>
+            <w:noProof/>
+            <w:webHidden/>
+          </w:rPr>
+          <w:fldChar w:fldCharType="separate"/>
+        </w:r>
+        <w:r>
+          <w:rPr>
+            <w:noProof/>
+            <w:webHidden/>
+          </w:rPr>
+          <w:t>8</w:t>
+        </w:r>
+        <w:r>
+          <w:rPr>
+            <w:noProof/>
+            <w:webHidden/>
+          </w:rPr>
+          <w:fldChar w:fldCharType="end"/>
+        </w:r>
+      </w:hyperlink>
+    </w:p>
+    <w:p>
+      <w:pPr>
+        <w:pStyle w:val="11"/>
+        <w:tabs>
+          <w:tab w:val="left" w:pos="880"/>
+        </w:tabs>
+        <w:rPr>
+          <w:rFonts w:asciiTheme="minorHAnsi" w:eastAsiaTheme="minorEastAsia" w:hAnsiTheme="minorHAnsi"/>
+          <w:noProof/>
+          <w:sz w:val="22"/>
+          <w:lang w:eastAsia="ru-RU"/>
+        </w:rPr>
+      </w:pPr>
+      <w:hyperlink w:anchor="_Toc213931078" w:history="1">
+        <w:r>
+          <w:rPr>
+            <w:rStyle w:val="a3"/>
+            <w:noProof/>
+            <w14:scene3d>
+              <w14:camera w14:prst="orthographicFront"/>
+              <w14:lightRig w14:rig="threePt" w14:dir="t">
+                <w14:rot w14:lat="0" w14:lon="0" w14:rev="0"/>
+              </w14:lightRig>
+            </w14:scene3d>
+          </w:rPr>
+          <w:t>18.</w:t>
+        </w:r>
+        <w:r>
+          <w:rPr>
+            <w:rFonts w:asciiTheme="minorHAnsi" w:eastAsiaTheme="minorEastAsia" w:hAnsiTheme="minorHAnsi"/>
+            <w:noProof/>
+            <w:sz w:val="22"/>
+            <w:lang w:eastAsia="ru-RU"/>
+          </w:rPr>
+          <w:tab/>
+        </w:r>
+        <w:r>
+          <w:rPr>
+            <w:rStyle w:val="a3"/>
+            <w:noProof/>
+          </w:rPr>
+          <w:t>Номер: 24647F</w:t>
+        </w:r>
+        <w:r>
+          <w:rPr>
+            <w:noProof/>
+            <w:webHidden/>
+          </w:rPr>
+          <w:tab/>
+        </w:r>
+        <w:r>
+          <w:rPr>
+            <w:noProof/>
+            <w:webHidden/>
+          </w:rPr>
+          <w:fldChar w:fldCharType="begin"/>
+        </w:r>
+        <w:r>
+          <w:rPr>
+            <w:noProof/>
+            <w:webHidden/>
+          </w:rPr>
+          <w:instrText xml:space="preserve"> PAGEREF _Toc213931078 \h </w:instrText>
+        </w:r>
+        <w:r>
+          <w:rPr>
+            <w:noProof/>
+            <w:webHidden/>
+          </w:rPr>
+        </w:r>
+        <w:r>
+          <w:rPr>
+            <w:noProof/>
+            <w:webHidden/>
+          </w:rPr>
+          <w:fldChar w:fldCharType="separate"/>
+        </w:r>
+        <w:r>
+          <w:rPr>
+            <w:noProof/>
+            <w:webHidden/>
+          </w:rPr>
+          <w:t>9</w:t>
+        </w:r>
+        <w:r>
+          <w:rPr>
+            <w:noProof/>
+            <w:webHidden/>
+          </w:rPr>
+          <w:fldChar w:fldCharType="end"/>
+        </w:r>
+      </w:hyperlink>
+    </w:p>
+    <w:p>
+      <w:pPr>
+        <w:pStyle w:val="11"/>
+        <w:tabs>
+          <w:tab w:val="left" w:pos="880"/>
+        </w:tabs>
+        <w:rPr>
+          <w:rFonts w:asciiTheme="minorHAnsi" w:eastAsiaTheme="minorEastAsia" w:hAnsiTheme="minorHAnsi"/>
+          <w:noProof/>
+          <w:sz w:val="22"/>
+          <w:lang w:eastAsia="ru-RU"/>
+        </w:rPr>
+      </w:pPr>
+      <w:hyperlink w:anchor="_Toc213931079" w:history="1">
+        <w:r>
+          <w:rPr>
+            <w:rStyle w:val="a3"/>
+            <w:noProof/>
+            <w14:scene3d>
+              <w14:camera w14:prst="orthographicFront"/>
+              <w14:lightRig w14:rig="threePt" w14:dir="t">
+                <w14:rot w14:lat="0" w14:lon="0" w14:rev="0"/>
+              </w14:lightRig>
+            </w14:scene3d>
+          </w:rPr>
+          <w:t>19.</w:t>
+        </w:r>
+        <w:r>
+          <w:rPr>
+            <w:rFonts w:asciiTheme="minorHAnsi" w:eastAsiaTheme="minorEastAsia" w:hAnsiTheme="minorHAnsi"/>
+            <w:noProof/>
+            <w:sz w:val="22"/>
+            <w:lang w:eastAsia="ru-RU"/>
+          </w:rPr>
+          <w:tab/>
+        </w:r>
+        <w:r>
+          <w:rPr>
+            <w:rStyle w:val="a3"/>
+            <w:noProof/>
+          </w:rPr>
+          <w:t>Номер: 568E7E</w:t>
+        </w:r>
+        <w:r>
+          <w:rPr>
+            <w:noProof/>
+            <w:webHidden/>
+          </w:rPr>
+          <w:tab/>
+        </w:r>
+        <w:r>
+          <w:rPr>
+            <w:noProof/>
+            <w:webHidden/>
+          </w:rPr>
+          <w:fldChar w:fldCharType="begin"/>
+        </w:r>
+        <w:r>
+          <w:rPr>
+            <w:noProof/>
+            <w:webHidden/>
+          </w:rPr>
+          <w:instrText xml:space="preserve"> PAGEREF _Toc213931079 \h </w:instrText>
+        </w:r>
+        <w:r>
+          <w:rPr>
+            <w:noProof/>
+            <w:webHidden/>
+          </w:rPr>
+        </w:r>
+        <w:r>
+          <w:rPr>
+            <w:noProof/>
+            <w:webHidden/>
+          </w:rPr>
+          <w:fldChar w:fldCharType="separate"/>
+        </w:r>
+        <w:r>
+          <w:rPr>
+            <w:noProof/>
+            <w:webHidden/>
+          </w:rPr>
+          <w:t>9</w:t>
+        </w:r>
+        <w:r>
+          <w:rPr>
+            <w:noProof/>
+            <w:webHidden/>
+          </w:rPr>
+          <w:fldChar w:fldCharType="end"/>
+        </w:r>
+      </w:hyperlink>
+    </w:p>
+    <w:p>
+      <w:pPr>
+        <w:pStyle w:val="11"/>
+        <w:tabs>
+          <w:tab w:val="left" w:pos="880"/>
+        </w:tabs>
+        <w:rPr>
+          <w:rFonts w:asciiTheme="minorHAnsi" w:eastAsiaTheme="minorEastAsia" w:hAnsiTheme="minorHAnsi"/>
+          <w:noProof/>
+          <w:sz w:val="22"/>
+          <w:lang w:eastAsia="ru-RU"/>
+        </w:rPr>
+      </w:pPr>
+      <w:hyperlink w:anchor="_Toc213931080" w:history="1">
+        <w:r>
+          <w:rPr>
+            <w:rStyle w:val="a3"/>
+            <w:noProof/>
+            <w14:scene3d>
+              <w14:camera w14:prst="orthographicFront"/>
+              <w14:lightRig w14:rig="threePt" w14:dir="t">
+                <w14:rot w14:lat="0" w14:lon="0" w14:rev="0"/>
+              </w14:lightRig>
+            </w14:scene3d>
+          </w:rPr>
+          <w:t>20.</w:t>
+        </w:r>
+        <w:r>
+          <w:rPr>
+            <w:rFonts w:asciiTheme="minorHAnsi" w:eastAsiaTheme="minorEastAsia" w:hAnsiTheme="minorHAnsi"/>
+            <w:noProof/>
+            <w:sz w:val="22"/>
+            <w:lang w:eastAsia="ru-RU"/>
+          </w:rPr>
+          <w:tab/>
+        </w:r>
+        <w:r>
+          <w:rPr>
+            <w:rStyle w:val="a3"/>
+            <w:noProof/>
+          </w:rPr>
+          <w:t>Номер: 578573</w:t>
+        </w:r>
+        <w:r>
+          <w:rPr>
+            <w:noProof/>
+            <w:webHidden/>
+          </w:rPr>
+          <w:tab/>
+        </w:r>
+        <w:r>
+          <w:rPr>
+            <w:noProof/>
+            <w:webHidden/>
+          </w:rPr>
+          <w:fldChar w:fldCharType="begin"/>
+        </w:r>
+        <w:r>
+          <w:rPr>
+            <w:noProof/>
+            <w:webHidden/>
+          </w:rPr>
+          <w:instrText xml:space="preserve"> PAGEREF _Toc213931080 \h </w:instrText>
+        </w:r>
+        <w:r>
+          <w:rPr>
+            <w:noProof/>
+            <w:webHidden/>
+          </w:rPr>
+        </w:r>
+        <w:r>
+          <w:rPr>
+            <w:noProof/>
+            <w:webHidden/>
+          </w:rPr>
+          <w:fldChar w:fldCharType="separate"/>
+        </w:r>
+        <w:r>
+          <w:rPr>
+            <w:noProof/>
+            <w:webHidden/>
+          </w:rPr>
+          <w:t>9</w:t>
         </w:r>
         <w:r>
           <w:rPr>
@@ -3023,7 +3673,7 @@
       <w:r>
         <w:br w:type="page"/>
       </w:r>
-      <w:bookmarkStart w:id="0" w:name="_Toc213846930"/>
+      <w:bookmarkStart w:id="0" w:name="_Toc213931061"/>
       <w:r>
         <w:lastRenderedPageBreak/>
         <w:t>Номер: </w:t>
@@ -3332,18 +3982,17 @@
         <w:pStyle w:val="1"/>
         <w:rPr>
           <w:rStyle w:val="canselect"/>
-          <w:b w:val="0"/>
-          <w:bCs/>
-        </w:rPr>
-      </w:pPr>
-      <w:bookmarkStart w:id="1" w:name="_Toc213846931"/>
+          <w:b/>
+          <w:bCs w:val="0"/>
+        </w:rPr>
+      </w:pPr>
+      <w:bookmarkStart w:id="1" w:name="_Toc213931062"/>
       <w:r>
         <w:t>Номер: </w:t>
       </w:r>
       <w:r>
         <w:rPr>
           <w:rStyle w:val="canselect"/>
-          <w:bCs/>
         </w:rPr>
         <w:t>09B748</w:t>
       </w:r>
@@ -3661,14 +4310,18 @@
           <w:sz w:val="27"/>
         </w:rPr>
       </w:pPr>
-      <w:bookmarkStart w:id="2" w:name="_Toc213846932"/>
-      <w:r>
-        <w:t>Номер: </w:t>
+      <w:bookmarkStart w:id="2" w:name="_Toc213931063"/>
+      <w:r>
+        <w:t>Но</w:t>
+      </w:r>
+      <w:bookmarkStart w:id="3" w:name="_GoBack"/>
+      <w:bookmarkEnd w:id="3"/>
+      <w:r>
+        <w:t>мер: </w:t>
       </w:r>
       <w:r>
         <w:rPr>
           <w:rStyle w:val="canselect"/>
-          <w:bCs/>
         </w:rPr>
         <w:t>5F2747</w:t>
       </w:r>
@@ -3834,6 +4487,7 @@
           <w:noProof/>
           <w:lang w:eastAsia="ru-RU"/>
         </w:rPr>
+        <w:lastRenderedPageBreak/>
         <mc:AlternateContent>
           <mc:Choice Requires="wps">
             <w:drawing>
@@ -3998,23 +4652,21 @@
         <w:pStyle w:val="1"/>
         <w:rPr>
           <w:rStyle w:val="canselect"/>
-          <w:b w:val="0"/>
-          <w:bCs/>
-        </w:rPr>
-      </w:pPr>
-      <w:bookmarkStart w:id="3" w:name="_Toc213846933"/>
-      <w:r>
-        <w:lastRenderedPageBreak/>
+          <w:b/>
+          <w:bCs w:val="0"/>
+        </w:rPr>
+      </w:pPr>
+      <w:bookmarkStart w:id="4" w:name="_Toc213931064"/>
+      <w:r>
         <w:t>Номер: </w:t>
       </w:r>
       <w:r>
         <w:rPr>
           <w:rStyle w:val="canselect"/>
-          <w:bCs/>
         </w:rPr>
         <w:t>5C6C4C</w:t>
       </w:r>
-      <w:bookmarkEnd w:id="3"/>
+      <w:bookmarkEnd w:id="4"/>
     </w:p>
     <w:p>
       <w:pPr>
@@ -4313,22 +4965,21 @@
         <w:pStyle w:val="1"/>
         <w:rPr>
           <w:rStyle w:val="canselect"/>
-          <w:b w:val="0"/>
-          <w:bCs/>
-        </w:rPr>
-      </w:pPr>
-      <w:bookmarkStart w:id="4" w:name="_Toc213846934"/>
+          <w:b/>
+          <w:bCs w:val="0"/>
+        </w:rPr>
+      </w:pPr>
+      <w:bookmarkStart w:id="5" w:name="_Toc213931065"/>
       <w:r>
         <w:t>Номер: </w:t>
       </w:r>
       <w:r>
         <w:rPr>
           <w:rStyle w:val="canselect"/>
-          <w:bCs/>
         </w:rPr>
         <w:t>83F641</w:t>
       </w:r>
-      <w:bookmarkEnd w:id="4"/>
+      <w:bookmarkEnd w:id="5"/>
     </w:p>
     <w:p>
       <w:pPr>
@@ -4631,22 +5282,21 @@
         <w:pStyle w:val="1"/>
         <w:rPr>
           <w:rStyle w:val="canselect"/>
-          <w:b w:val="0"/>
-          <w:bCs/>
-        </w:rPr>
-      </w:pPr>
-      <w:bookmarkStart w:id="5" w:name="_Toc213846935"/>
+          <w:b/>
+          <w:bCs w:val="0"/>
+        </w:rPr>
+      </w:pPr>
+      <w:bookmarkStart w:id="6" w:name="_Toc213931066"/>
       <w:r>
         <w:t>Номер: </w:t>
       </w:r>
       <w:r>
         <w:rPr>
           <w:rStyle w:val="canselect"/>
-          <w:bCs/>
         </w:rPr>
         <w:t>7C8BF1</w:t>
       </w:r>
-      <w:bookmarkEnd w:id="5"/>
+      <w:bookmarkEnd w:id="6"/>
     </w:p>
     <w:p>
       <w:pPr>
@@ -4718,6 +5368,7 @@
           <w:bCs/>
           <w:shd w:val="clear" w:color="auto" w:fill="FFFFFF"/>
         </w:rPr>
+        <w:lastRenderedPageBreak/>
         <w:t>НЕ</w:t>
       </w:r>
       <w:r>
@@ -4968,19 +5619,17 @@
           <w:sz w:val="27"/>
         </w:rPr>
       </w:pPr>
-      <w:bookmarkStart w:id="6" w:name="_Toc213846936"/>
-      <w:r>
-        <w:lastRenderedPageBreak/>
+      <w:bookmarkStart w:id="7" w:name="_Toc213931067"/>
+      <w:r>
         <w:t>Номер: </w:t>
       </w:r>
       <w:r>
         <w:rPr>
           <w:rStyle w:val="canselect"/>
-          <w:bCs/>
         </w:rPr>
         <w:t>742DF5</w:t>
       </w:r>
-      <w:bookmarkEnd w:id="6"/>
+      <w:bookmarkEnd w:id="7"/>
       <w:r>
         <w:rPr>
           <w:sz w:val="27"/>
@@ -5275,22 +5924,21 @@
         <w:pStyle w:val="1"/>
         <w:rPr>
           <w:rStyle w:val="canselect"/>
-          <w:b w:val="0"/>
-          <w:bCs/>
-        </w:rPr>
-      </w:pPr>
-      <w:bookmarkStart w:id="7" w:name="_Toc213846937"/>
+          <w:b/>
+          <w:bCs w:val="0"/>
+        </w:rPr>
+      </w:pPr>
+      <w:bookmarkStart w:id="8" w:name="_Toc213931068"/>
       <w:r>
         <w:t>Номер: </w:t>
       </w:r>
       <w:r>
         <w:rPr>
           <w:rStyle w:val="canselect"/>
-          <w:bCs/>
         </w:rPr>
         <w:t>1259F7</w:t>
       </w:r>
-      <w:bookmarkEnd w:id="7"/>
+      <w:bookmarkEnd w:id="8"/>
     </w:p>
     <w:p>
       <w:pPr>
@@ -5611,22 +6259,22 @@
         <w:pStyle w:val="1"/>
         <w:rPr>
           <w:rStyle w:val="canselect"/>
-          <w:b w:val="0"/>
-          <w:bCs/>
-        </w:rPr>
-      </w:pPr>
-      <w:bookmarkStart w:id="8" w:name="_Toc213846938"/>
-      <w:r>
+          <w:b/>
+          <w:bCs w:val="0"/>
+        </w:rPr>
+      </w:pPr>
+      <w:bookmarkStart w:id="9" w:name="_Toc213931069"/>
+      <w:r>
+        <w:lastRenderedPageBreak/>
         <w:t>Номер: </w:t>
       </w:r>
       <w:r>
         <w:rPr>
           <w:rStyle w:val="canselect"/>
-          <w:bCs/>
         </w:rPr>
         <w:t>5FC8F4</w:t>
       </w:r>
-      <w:bookmarkEnd w:id="8"/>
+      <w:bookmarkEnd w:id="9"/>
     </w:p>
     <w:p>
       <w:pPr>
@@ -5956,29 +6604,27 @@
         <w:pStyle w:val="1"/>
         <w:rPr>
           <w:rStyle w:val="canselect"/>
-          <w:b w:val="0"/>
-          <w:bCs/>
+          <w:b/>
+          <w:bCs w:val="0"/>
         </w:rPr>
       </w:pPr>
       <w:r>
         <w:rPr>
           <w:sz w:val="27"/>
         </w:rPr>
-        <w:lastRenderedPageBreak/>
         <w:t> </w:t>
       </w:r>
-      <w:bookmarkStart w:id="9" w:name="_Toc213846939"/>
+      <w:bookmarkStart w:id="10" w:name="_Toc213931070"/>
       <w:r>
         <w:t>Номер: </w:t>
       </w:r>
       <w:r>
         <w:rPr>
           <w:rStyle w:val="canselect"/>
-          <w:bCs/>
         </w:rPr>
         <w:t>5986FB</w:t>
       </w:r>
-      <w:bookmarkEnd w:id="9"/>
+      <w:bookmarkEnd w:id="10"/>
     </w:p>
     <w:p>
       <w:pPr>
@@ -6341,22 +6987,21 @@
         <w:pStyle w:val="1"/>
         <w:rPr>
           <w:rStyle w:val="canselect"/>
-          <w:b w:val="0"/>
-          <w:bCs/>
-        </w:rPr>
-      </w:pPr>
-      <w:bookmarkStart w:id="10" w:name="_Toc213846940"/>
+          <w:b/>
+          <w:bCs w:val="0"/>
+        </w:rPr>
+      </w:pPr>
+      <w:bookmarkStart w:id="11" w:name="_Toc213931071"/>
       <w:r>
         <w:t>Номер: </w:t>
       </w:r>
       <w:r>
         <w:rPr>
           <w:rStyle w:val="canselect"/>
-          <w:bCs/>
         </w:rPr>
         <w:t>A4BCFA</w:t>
       </w:r>
-      <w:bookmarkEnd w:id="10"/>
+      <w:bookmarkEnd w:id="11"/>
     </w:p>
     <w:p>
       <w:pPr>
@@ -6621,8 +7266,9 @@
           <w:rStyle w:val="canselect"/>
         </w:rPr>
       </w:pPr>
-      <w:bookmarkStart w:id="11" w:name="_Toc213846941"/>
-      <w:r>
+      <w:bookmarkStart w:id="12" w:name="_Toc213931072"/>
+      <w:r>
+        <w:lastRenderedPageBreak/>
         <w:t>Номер: </w:t>
       </w:r>
       <w:r>
@@ -6631,7 +7277,7 @@
         </w:rPr>
         <w:t>1A3B0C</w:t>
       </w:r>
-      <w:bookmarkEnd w:id="11"/>
+      <w:bookmarkEnd w:id="12"/>
     </w:p>
     <w:p>
       <w:pPr>
@@ -6952,34 +7598,24 @@
     </w:p>
     <w:p>
       <w:pPr>
-        <w:jc w:val="center"/>
-        <w:rPr>
-          <w:lang w:eastAsia="ru-RU"/>
-        </w:rPr>
-      </w:pPr>
-    </w:p>
-    <w:p>
-      <w:pPr>
         <w:pStyle w:val="1"/>
         <w:rPr>
           <w:rStyle w:val="canselect"/>
-          <w:b w:val="0"/>
-          <w:bCs/>
-        </w:rPr>
-      </w:pPr>
-      <w:bookmarkStart w:id="12" w:name="_Toc213846942"/>
-      <w:r>
-        <w:lastRenderedPageBreak/>
+          <w:b/>
+          <w:bCs w:val="0"/>
+        </w:rPr>
+      </w:pPr>
+      <w:bookmarkStart w:id="13" w:name="_Toc213931073"/>
+      <w:r>
         <w:t>Номер: </w:t>
       </w:r>
       <w:r>
         <w:rPr>
           <w:rStyle w:val="canselect"/>
-          <w:bCs/>
         </w:rPr>
         <w:t>2AD501</w:t>
       </w:r>
-      <w:bookmarkEnd w:id="12"/>
+      <w:bookmarkEnd w:id="13"/>
     </w:p>
     <w:p>
       <w:r>
@@ -7233,11 +7869,11 @@
           <w:rStyle w:val="canselect"/>
         </w:rPr>
       </w:pPr>
-      <w:bookmarkStart w:id="13" w:name="_Toc213846943"/>
+      <w:bookmarkStart w:id="14" w:name="_Toc213931074"/>
       <w:r>
         <w:t>Номер: D1CC0C</w:t>
       </w:r>
-      <w:bookmarkEnd w:id="13"/>
+      <w:bookmarkEnd w:id="14"/>
     </w:p>
     <w:p>
       <w:pPr>
@@ -7488,7 +8124,9 @@
       <w:pPr>
         <w:pStyle w:val="1"/>
       </w:pPr>
-      <w:r>
+      <w:bookmarkStart w:id="15" w:name="_Toc213931075"/>
+      <w:r>
+        <w:lastRenderedPageBreak/>
         <w:t>Номер: </w:t>
       </w:r>
       <w:r>
@@ -7497,6 +8135,7 @@
         </w:rPr>
         <w:t>908105</w:t>
       </w:r>
+      <w:bookmarkEnd w:id="15"/>
     </w:p>
     <w:p>
       <w:pPr>
@@ -7754,8 +8393,8 @@
           <w:rStyle w:val="canselect"/>
         </w:rPr>
       </w:pPr>
-      <w:r>
-        <w:lastRenderedPageBreak/>
+      <w:bookmarkStart w:id="16" w:name="_Toc213931076"/>
+      <w:r>
         <w:t>Номер: </w:t>
       </w:r>
       <w:r>
@@ -7764,6 +8403,7 @@
         </w:rPr>
         <w:t>75C77D</w:t>
       </w:r>
+      <w:bookmarkEnd w:id="16"/>
     </w:p>
     <w:p>
       <w:pPr>
@@ -8046,23 +8686,21 @@
         <w:pStyle w:val="1"/>
         <w:rPr>
           <w:rStyle w:val="canselect"/>
-          <w:b w:val="0"/>
-          <w:bCs/>
-          <w:color w:val="055154"/>
-        </w:rPr>
-      </w:pPr>
+          <w:b/>
+          <w:bCs w:val="0"/>
+        </w:rPr>
+      </w:pPr>
+      <w:bookmarkStart w:id="17" w:name="_Toc213931077"/>
       <w:r>
         <w:t>Номер: </w:t>
       </w:r>
       <w:r>
         <w:rPr>
           <w:rStyle w:val="canselect"/>
-          <w:b w:val="0"/>
-          <w:bCs/>
-          <w:color w:val="055154"/>
         </w:rPr>
         <w:t>1ED874</w:t>
       </w:r>
+      <w:bookmarkEnd w:id="17"/>
     </w:p>
     <w:p>
       <w:pPr>
@@ -8391,7 +9029,9 @@
           <w:rStyle w:val="canselect"/>
         </w:rPr>
       </w:pPr>
-      <w:r>
+      <w:bookmarkStart w:id="18" w:name="_Toc213931078"/>
+      <w:r>
+        <w:lastRenderedPageBreak/>
         <w:t>Номер: </w:t>
       </w:r>
       <w:r>
@@ -8400,6 +9040,7 @@
         </w:rPr>
         <w:t>24647F</w:t>
       </w:r>
+      <w:bookmarkEnd w:id="18"/>
     </w:p>
     <w:p>
       <w:pPr>
@@ -8667,8 +9308,8 @@
           <w:rStyle w:val="canselect"/>
         </w:rPr>
       </w:pPr>
-      <w:r>
-        <w:lastRenderedPageBreak/>
+      <w:bookmarkStart w:id="19" w:name="_Toc213931079"/>
+      <w:r>
         <w:t>Номер: </w:t>
       </w:r>
       <w:r>
@@ -8677,6 +9318,7 @@
         </w:rPr>
         <w:t>568E7E</w:t>
       </w:r>
+      <w:bookmarkEnd w:id="19"/>
     </w:p>
     <w:p>
       <w:pPr>
@@ -9005,6 +9647,7 @@
           <w:rStyle w:val="canselect"/>
         </w:rPr>
       </w:pPr>
+      <w:bookmarkStart w:id="20" w:name="_Toc213931080"/>
       <w:r>
         <w:t>Номер: </w:t>
       </w:r>
@@ -9014,6 +9657,7 @@
         </w:rPr>
         <w:t>578573</w:t>
       </w:r>
+      <w:bookmarkEnd w:id="20"/>
     </w:p>
     <w:p>
       <w:pPr>
@@ -9051,7 +9695,6 @@
           <w:lang w:eastAsia="ru-RU"/>
         </w:rPr>
       </w:pPr>
-      <w:bookmarkStart w:id="14" w:name="_GoBack"/>
       <w:r>
         <w:rPr>
           <w:b/>
@@ -9113,7 +9756,6 @@
         <w:t> кратно 5).</w:t>
       </w:r>
     </w:p>
-    <w:bookmarkEnd w:id="14"/>
     <w:p>
       <w:pPr>
         <w:pStyle w:val="a4"/>
@@ -9281,11 +9923,2511 @@
     </w:p>
     <w:p>
       <w:pPr>
+        <w:pStyle w:val="1"/>
+        <w:rPr>
+          <w:rStyle w:val="canselect"/>
+          <w:rFonts w:asciiTheme="minorHAnsi" w:hAnsiTheme="minorHAnsi"/>
+        </w:rPr>
+      </w:pPr>
+      <w:r>
+        <w:lastRenderedPageBreak/>
+        <w:t>Номер: </w:t>
+      </w:r>
+      <w:r>
+        <w:rPr>
+          <w:rStyle w:val="canselect"/>
+        </w:rPr>
+        <w:t>4F2C17</w:t>
+      </w:r>
+    </w:p>
+    <w:p>
+      <w:r>
+        <w:t>Напишите наименьшее натуральное число </w:t>
+      </w:r>
+      <w:r>
+        <w:rPr>
+          <w:b/>
+          <w:bCs/>
+          <w:i/>
+          <w:iCs/>
+        </w:rPr>
+        <w:t>x</w:t>
+      </w:r>
+      <w:r>
+        <w:t>, для которого </w:t>
+      </w:r>
+      <w:r>
+        <w:rPr>
+          <w:b/>
+          <w:bCs/>
+        </w:rPr>
+        <w:t>ложно</w:t>
+      </w:r>
+      <w:r>
+        <w:t> высказывание:</w:t>
+      </w:r>
+    </w:p>
+    <w:p>
+      <w:pPr>
         <w:jc w:val="center"/>
-        <w:rPr>
-          <w:lang w:eastAsia="ru-RU"/>
-        </w:rPr>
-      </w:pPr>
+      </w:pPr>
+      <w:r>
+        <w:rPr>
+          <w:b/>
+          <w:bCs/>
+        </w:rPr>
+        <w:t>НЕ </w:t>
+      </w:r>
+      <w:r>
+        <w:t>(</w:t>
+      </w:r>
+      <w:proofErr w:type="gramStart"/>
+      <w:r>
+        <w:rPr>
+          <w:b/>
+          <w:bCs/>
+          <w:i/>
+          <w:iCs/>
+          <w:lang w:val="en-US"/>
+        </w:rPr>
+        <w:t>x</w:t>
+      </w:r>
+      <w:r>
+        <w:t> &gt;</w:t>
+      </w:r>
+      <w:proofErr w:type="gramEnd"/>
+      <w:r>
+        <w:t xml:space="preserve"> 2) </w:t>
+      </w:r>
+      <w:r>
+        <w:rPr>
+          <w:b/>
+          <w:bCs/>
+        </w:rPr>
+        <w:t>ИЛИ</w:t>
+      </w:r>
+      <w:r>
+        <w:t> ((</w:t>
+      </w:r>
+      <w:r>
+        <w:rPr>
+          <w:b/>
+          <w:bCs/>
+          <w:i/>
+          <w:iCs/>
+          <w:lang w:val="en-US"/>
+        </w:rPr>
+        <w:t>x</w:t>
+      </w:r>
+      <w:r>
+        <w:t> &lt; 4) </w:t>
+      </w:r>
+      <w:r>
+        <w:rPr>
+          <w:b/>
+          <w:bCs/>
+        </w:rPr>
+        <w:t>И</w:t>
+      </w:r>
+      <w:r>
+        <w:t> (</w:t>
+      </w:r>
+      <w:r>
+        <w:rPr>
+          <w:b/>
+          <w:bCs/>
+          <w:i/>
+          <w:iCs/>
+          <w:lang w:val="en-US"/>
+        </w:rPr>
+        <w:t>x</w:t>
+      </w:r>
+      <w:r>
+        <w:t> &gt; 1)).</w:t>
+      </w:r>
+    </w:p>
+    <w:p>
+      <w:pPr>
+        <w:pStyle w:val="a4"/>
+      </w:pPr>
+      <w:r>
+        <w:rPr>
+          <w:noProof/>
+          <w:lang w:eastAsia="ru-RU"/>
+        </w:rPr>
+        <mc:AlternateContent>
+          <mc:Choice Requires="wps">
+            <w:drawing>
+              <wp:anchor distT="0" distB="0" distL="114300" distR="114300" simplePos="0" relativeHeight="251731968" behindDoc="0" locked="0" layoutInCell="1" allowOverlap="1">
+                <wp:simplePos x="0" y="0"/>
+                <wp:positionH relativeFrom="margin">
+                  <wp:posOffset>297815</wp:posOffset>
+                </wp:positionH>
+                <wp:positionV relativeFrom="paragraph">
+                  <wp:posOffset>49530</wp:posOffset>
+                </wp:positionV>
+                <wp:extent cx="4224655" cy="252730"/>
+                <wp:effectExtent l="0" t="0" r="4445" b="0"/>
+                <wp:wrapNone/>
+                <wp:docPr id="12" name="Надпись 12"/>
+                <wp:cNvGraphicFramePr/>
+                <a:graphic xmlns:a="http://schemas.openxmlformats.org/drawingml/2006/main">
+                  <a:graphicData uri="http://schemas.microsoft.com/office/word/2010/wordprocessingShape">
+                    <wps:wsp>
+                      <wps:cNvSpPr txBox="1"/>
+                      <wps:spPr>
+                        <a:xfrm>
+                          <a:off x="0" y="0"/>
+                          <a:ext cx="4224655" cy="252730"/>
+                        </a:xfrm>
+                        <a:prstGeom prst="rect">
+                          <a:avLst/>
+                        </a:prstGeom>
+                        <a:solidFill>
+                          <a:schemeClr val="accent1">
+                            <a:lumMod val="40000"/>
+                            <a:lumOff val="60000"/>
+                          </a:schemeClr>
+                        </a:solidFill>
+                      </wps:spPr>
+                      <wps:txbx>
+                        <w:txbxContent>
+                          <w:p>
+                            <w:pPr>
+                              <w:jc w:val="center"/>
+                              <w:rPr>
+                                <w:szCs w:val="36"/>
+                              </w:rPr>
+                            </w:pPr>
+                            <w:r>
+                              <w:rPr>
+                                <w:b/>
+                                <w:i/>
+                                <w:color w:val="1F4E79" w:themeColor="accent1" w:themeShade="80"/>
+                                <w:szCs w:val="36"/>
+                              </w:rPr>
+                              <w:t>Решение</w:t>
+                            </w:r>
+                          </w:p>
+                        </w:txbxContent>
+                      </wps:txbx>
+                      <wps:bodyPr wrap="square" rtlCol="0">
+                        <a:noAutofit/>
+                      </wps:bodyPr>
+                    </wps:wsp>
+                  </a:graphicData>
+                </a:graphic>
+                <wp14:sizeRelH relativeFrom="margin">
+                  <wp14:pctWidth>0</wp14:pctWidth>
+                </wp14:sizeRelH>
+                <wp14:sizeRelV relativeFrom="margin">
+                  <wp14:pctHeight>0</wp14:pctHeight>
+                </wp14:sizeRelV>
+              </wp:anchor>
+            </w:drawing>
+          </mc:Choice>
+          <mc:Fallback>
+            <w:pict>
+              <v:shape id="Надпись 12" o:spid="_x0000_s1046" type="#_x0000_t202" style="position:absolute;margin-left:23.45pt;margin-top:3.9pt;width:332.65pt;height:19.9pt;z-index:251731968;visibility:visible;mso-wrap-style:square;mso-width-percent:0;mso-height-percent:0;mso-wrap-distance-left:9pt;mso-wrap-distance-top:0;mso-wrap-distance-right:9pt;mso-wrap-distance-bottom:0;mso-position-horizontal:absolute;mso-position-horizontal-relative:margin;mso-position-vertical:absolute;mso-position-vertical-relative:text;mso-width-percent:0;mso-height-percent:0;mso-width-relative:margin;mso-height-relative:margin;v-text-anchor:top" o:gfxdata="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" fillcolor="#bdd6ee [1300]" stroked="f">
+                <v:textbox>
+                  <w:txbxContent>
+                    <w:p>
+                      <w:pPr>
+                        <w:jc w:val="center"/>
+                        <w:rPr>
+                          <w:szCs w:val="36"/>
+                        </w:rPr>
+                      </w:pPr>
+                      <w:r>
+                        <w:rPr>
+                          <w:b/>
+                          <w:i/>
+                          <w:color w:val="1F4E79" w:themeColor="accent1" w:themeShade="80"/>
+                          <w:szCs w:val="36"/>
+                        </w:rPr>
+                        <w:t>Решение</w:t>
+                      </w:r>
+                    </w:p>
+                  </w:txbxContent>
+                </v:textbox>
+                <w10:wrap anchorx="margin"/>
+              </v:shape>
+            </w:pict>
+          </mc:Fallback>
+        </mc:AlternateContent>
+      </w:r>
+      <w:r>
+        <w:rPr>
+          <w:noProof/>
+          <w:lang w:eastAsia="ru-RU"/>
+        </w:rPr>
+        <w:drawing>
+          <wp:inline distT="0" distB="0" distL="0" distR="0">
+            <wp:extent cx="4778375" cy="1609090"/>
+            <wp:effectExtent l="0" t="0" r="3175" b="0"/>
+            <wp:docPr id="11" name="Рисунок 11" descr="Большая клетка"/>
+            <wp:cNvGraphicFramePr>
+              <a:graphicFrameLocks xmlns:a="http://schemas.openxmlformats.org/drawingml/2006/main" noChangeAspect="1"/>
+            </wp:cNvGraphicFramePr>
+            <a:graphic xmlns:a="http://schemas.openxmlformats.org/drawingml/2006/main">
+              <a:graphicData uri="http://schemas.openxmlformats.org/drawingml/2006/picture">
+                <pic:pic xmlns:pic="http://schemas.openxmlformats.org/drawingml/2006/picture">
+                  <pic:nvPicPr>
+                    <pic:cNvPr id="0" name="Рисунок 58" descr="Большая клетка"/>
+                    <pic:cNvPicPr>
+                      <a:picLocks noChangeAspect="1" noChangeArrowheads="1"/>
+                    </pic:cNvPicPr>
+                  </pic:nvPicPr>
+                  <pic:blipFill>
+                    <a:blip r:embed="rId8">
+                      <a:extLst>
+                        <a:ext uri="{28A0092B-C50C-407E-A947-70E740481C1C}">
+                          <a14:useLocalDpi xmlns:a14="http://schemas.microsoft.com/office/drawing/2010/main" val="0"/>
+                        </a:ext>
+                      </a:extLst>
+                    </a:blip>
+                    <a:srcRect r="37325" b="69562"/>
+                    <a:stretch>
+                      <a:fillRect/>
+                    </a:stretch>
+                  </pic:blipFill>
+                  <pic:spPr bwMode="auto">
+                    <a:xfrm>
+                      <a:off x="0" y="0"/>
+                      <a:ext cx="4778375" cy="1609090"/>
+                    </a:xfrm>
+                    <a:prstGeom prst="rect">
+                      <a:avLst/>
+                    </a:prstGeom>
+                    <a:noFill/>
+                    <a:ln>
+                      <a:noFill/>
+                    </a:ln>
+                  </pic:spPr>
+                </pic:pic>
+              </a:graphicData>
+            </a:graphic>
+          </wp:inline>
+        </w:drawing>
+      </w:r>
+    </w:p>
+    <w:p>
+      <w:pPr>
+        <w:pStyle w:val="1"/>
+        <w:rPr>
+          <w:rStyle w:val="canselect"/>
+          <w:rFonts w:asciiTheme="minorHAnsi" w:hAnsiTheme="minorHAnsi"/>
+        </w:rPr>
+      </w:pPr>
+      <w:r>
+        <w:t>Номер: </w:t>
+      </w:r>
+      <w:r>
+        <w:rPr>
+          <w:rStyle w:val="canselect"/>
+        </w:rPr>
+        <w:t>481611</w:t>
+      </w:r>
+    </w:p>
+    <w:p>
+      <w:pPr>
+        <w:rPr>
+          <w:lang w:eastAsia="ru-RU"/>
+        </w:rPr>
+      </w:pPr>
+      <w:r>
+        <w:rPr>
+          <w:lang w:eastAsia="ru-RU"/>
+        </w:rPr>
+        <w:t>Напишите количество натуральных чисел, для которых истинно высказывание:</w:t>
+      </w:r>
+    </w:p>
+    <w:p>
+      <w:pPr>
+        <w:jc w:val="center"/>
+        <w:rPr>
+          <w:lang w:eastAsia="ru-RU"/>
+        </w:rPr>
+      </w:pPr>
+      <w:r>
+        <w:rPr>
+          <w:b/>
+          <w:bCs/>
+          <w:lang w:eastAsia="ru-RU"/>
+        </w:rPr>
+        <w:t>НЕ</w:t>
+      </w:r>
+      <w:r>
+        <w:rPr>
+          <w:lang w:eastAsia="ru-RU"/>
+        </w:rPr>
+        <w:t> (Число нечётное) </w:t>
+      </w:r>
+      <w:r>
+        <w:rPr>
+          <w:b/>
+          <w:bCs/>
+          <w:lang w:eastAsia="ru-RU"/>
+        </w:rPr>
+        <w:t>И</w:t>
+      </w:r>
+      <w:r>
+        <w:rPr>
+          <w:lang w:eastAsia="ru-RU"/>
+        </w:rPr>
+        <w:t> </w:t>
+      </w:r>
+      <w:r>
+        <w:rPr>
+          <w:b/>
+          <w:bCs/>
+          <w:lang w:eastAsia="ru-RU"/>
+        </w:rPr>
+        <w:t>НЕ</w:t>
+      </w:r>
+      <w:r>
+        <w:rPr>
+          <w:lang w:eastAsia="ru-RU"/>
+        </w:rPr>
+        <w:t> (</w:t>
+      </w:r>
+      <w:proofErr w:type="gramStart"/>
+      <w:r>
+        <w:rPr>
+          <w:lang w:eastAsia="ru-RU"/>
+        </w:rPr>
+        <w:t>Число &gt;</w:t>
+      </w:r>
+      <w:proofErr w:type="gramEnd"/>
+      <w:r>
+        <w:rPr>
+          <w:lang w:eastAsia="ru-RU"/>
+        </w:rPr>
+        <w:t xml:space="preserve"> 18).</w:t>
+      </w:r>
+    </w:p>
+    <w:p>
+      <w:pPr>
+        <w:pStyle w:val="a4"/>
+      </w:pPr>
+      <w:r>
+        <w:rPr>
+          <w:noProof/>
+          <w:lang w:eastAsia="ru-RU"/>
+        </w:rPr>
+        <mc:AlternateContent>
+          <mc:Choice Requires="wps">
+            <w:drawing>
+              <wp:anchor distT="0" distB="0" distL="114300" distR="114300" simplePos="0" relativeHeight="251734016" behindDoc="0" locked="0" layoutInCell="1" allowOverlap="1">
+                <wp:simplePos x="0" y="0"/>
+                <wp:positionH relativeFrom="margin">
+                  <wp:posOffset>297815</wp:posOffset>
+                </wp:positionH>
+                <wp:positionV relativeFrom="paragraph">
+                  <wp:posOffset>49530</wp:posOffset>
+                </wp:positionV>
+                <wp:extent cx="4224655" cy="252730"/>
+                <wp:effectExtent l="0" t="0" r="4445" b="0"/>
+                <wp:wrapNone/>
+                <wp:docPr id="14" name="Надпись 14"/>
+                <wp:cNvGraphicFramePr/>
+                <a:graphic xmlns:a="http://schemas.openxmlformats.org/drawingml/2006/main">
+                  <a:graphicData uri="http://schemas.microsoft.com/office/word/2010/wordprocessingShape">
+                    <wps:wsp>
+                      <wps:cNvSpPr txBox="1"/>
+                      <wps:spPr>
+                        <a:xfrm>
+                          <a:off x="0" y="0"/>
+                          <a:ext cx="4224655" cy="252730"/>
+                        </a:xfrm>
+                        <a:prstGeom prst="rect">
+                          <a:avLst/>
+                        </a:prstGeom>
+                        <a:solidFill>
+                          <a:schemeClr val="accent1">
+                            <a:lumMod val="40000"/>
+                            <a:lumOff val="60000"/>
+                          </a:schemeClr>
+                        </a:solidFill>
+                      </wps:spPr>
+                      <wps:txbx>
+                        <w:txbxContent>
+                          <w:p>
+                            <w:pPr>
+                              <w:jc w:val="center"/>
+                              <w:rPr>
+                                <w:szCs w:val="36"/>
+                              </w:rPr>
+                            </w:pPr>
+                            <w:r>
+                              <w:rPr>
+                                <w:b/>
+                                <w:i/>
+                                <w:color w:val="1F4E79" w:themeColor="accent1" w:themeShade="80"/>
+                                <w:szCs w:val="36"/>
+                              </w:rPr>
+                              <w:t>Решение</w:t>
+                            </w:r>
+                          </w:p>
+                        </w:txbxContent>
+                      </wps:txbx>
+                      <wps:bodyPr wrap="square" rtlCol="0">
+                        <a:noAutofit/>
+                      </wps:bodyPr>
+                    </wps:wsp>
+                  </a:graphicData>
+                </a:graphic>
+                <wp14:sizeRelH relativeFrom="margin">
+                  <wp14:pctWidth>0</wp14:pctWidth>
+                </wp14:sizeRelH>
+                <wp14:sizeRelV relativeFrom="margin">
+                  <wp14:pctHeight>0</wp14:pctHeight>
+                </wp14:sizeRelV>
+              </wp:anchor>
+            </w:drawing>
+          </mc:Choice>
+          <mc:Fallback>
+            <w:pict>
+              <v:shape id="Надпись 14" o:spid="_x0000_s1047" type="#_x0000_t202" style="position:absolute;margin-left:23.45pt;margin-top:3.9pt;width:332.65pt;height:19.9pt;z-index:251734016;visibility:visible;mso-wrap-style:square;mso-width-percent:0;mso-height-percent:0;mso-wrap-distance-left:9pt;mso-wrap-distance-top:0;mso-wrap-distance-right:9pt;mso-wrap-distance-bottom:0;mso-position-horizontal:absolute;mso-position-horizontal-relative:margin;mso-position-vertical:absolute;mso-position-vertical-relative:text;mso-width-percent:0;mso-height-percent:0;mso-width-relative:margin;mso-height-relative:margin;v-text-anchor:top" o:gfxdata="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" fillcolor="#bdd6ee [1300]" stroked="f">
+                <v:textbox>
+                  <w:txbxContent>
+                    <w:p>
+                      <w:pPr>
+                        <w:jc w:val="center"/>
+                        <w:rPr>
+                          <w:szCs w:val="36"/>
+                        </w:rPr>
+                      </w:pPr>
+                      <w:r>
+                        <w:rPr>
+                          <w:b/>
+                          <w:i/>
+                          <w:color w:val="1F4E79" w:themeColor="accent1" w:themeShade="80"/>
+                          <w:szCs w:val="36"/>
+                        </w:rPr>
+                        <w:t>Решение</w:t>
+                      </w:r>
+                    </w:p>
+                  </w:txbxContent>
+                </v:textbox>
+                <w10:wrap anchorx="margin"/>
+              </v:shape>
+            </w:pict>
+          </mc:Fallback>
+        </mc:AlternateContent>
+      </w:r>
+      <w:r>
+        <w:rPr>
+          <w:noProof/>
+          <w:lang w:eastAsia="ru-RU"/>
+        </w:rPr>
+        <w:drawing>
+          <wp:inline distT="0" distB="0" distL="0" distR="0">
+            <wp:extent cx="4778375" cy="1609090"/>
+            <wp:effectExtent l="0" t="0" r="3175" b="0"/>
+            <wp:docPr id="13" name="Рисунок 13" descr="Большая клетка"/>
+            <wp:cNvGraphicFramePr>
+              <a:graphicFrameLocks xmlns:a="http://schemas.openxmlformats.org/drawingml/2006/main" noChangeAspect="1"/>
+            </wp:cNvGraphicFramePr>
+            <a:graphic xmlns:a="http://schemas.openxmlformats.org/drawingml/2006/main">
+              <a:graphicData uri="http://schemas.openxmlformats.org/drawingml/2006/picture">
+                <pic:pic xmlns:pic="http://schemas.openxmlformats.org/drawingml/2006/picture">
+                  <pic:nvPicPr>
+                    <pic:cNvPr id="0" name="Рисунок 58" descr="Большая клетка"/>
+                    <pic:cNvPicPr>
+                      <a:picLocks noChangeAspect="1" noChangeArrowheads="1"/>
+                    </pic:cNvPicPr>
+                  </pic:nvPicPr>
+                  <pic:blipFill>
+                    <a:blip r:embed="rId8">
+                      <a:extLst>
+                        <a:ext uri="{28A0092B-C50C-407E-A947-70E740481C1C}">
+                          <a14:useLocalDpi xmlns:a14="http://schemas.microsoft.com/office/drawing/2010/main" val="0"/>
+                        </a:ext>
+                      </a:extLst>
+                    </a:blip>
+                    <a:srcRect r="37325" b="69562"/>
+                    <a:stretch>
+                      <a:fillRect/>
+                    </a:stretch>
+                  </pic:blipFill>
+                  <pic:spPr bwMode="auto">
+                    <a:xfrm>
+                      <a:off x="0" y="0"/>
+                      <a:ext cx="4778375" cy="1609090"/>
+                    </a:xfrm>
+                    <a:prstGeom prst="rect">
+                      <a:avLst/>
+                    </a:prstGeom>
+                    <a:noFill/>
+                    <a:ln>
+                      <a:noFill/>
+                    </a:ln>
+                  </pic:spPr>
+                </pic:pic>
+              </a:graphicData>
+            </a:graphic>
+          </wp:inline>
+        </w:drawing>
+      </w:r>
+    </w:p>
+    <w:p>
+      <w:pPr>
+        <w:pStyle w:val="1"/>
+        <w:rPr>
+          <w:rStyle w:val="canselect"/>
+          <w:rFonts w:asciiTheme="minorHAnsi" w:hAnsiTheme="minorHAnsi"/>
+          <w:b/>
+          <w:bCs w:val="0"/>
+        </w:rPr>
+      </w:pPr>
+      <w:r>
+        <w:t>Номер: </w:t>
+      </w:r>
+      <w:r>
+        <w:rPr>
+          <w:rStyle w:val="canselect"/>
+          <w:b/>
+          <w:bCs w:val="0"/>
+        </w:rPr>
+        <w:t>A9E611</w:t>
+      </w:r>
+    </w:p>
+    <w:p>
+      <w:r>
+        <w:t>Определите количество натуральных двузначных чисел</w:t>
+      </w:r>
+      <w:r>
+        <w:rPr>
+          <w:b/>
+          <w:bCs/>
+          <w:i/>
+          <w:iCs/>
+        </w:rPr>
+        <w:t> </w:t>
+      </w:r>
+      <w:r>
+        <w:rPr>
+          <w:b/>
+          <w:bCs/>
+          <w:i/>
+          <w:iCs/>
+          <w:lang w:val="en-US"/>
+        </w:rPr>
+        <w:t>x</w:t>
+      </w:r>
+      <w:r>
+        <w:t>, для которых истинно логическое выражение:</w:t>
+      </w:r>
+    </w:p>
+    <w:p>
+      <w:pPr>
+        <w:jc w:val="center"/>
+      </w:pPr>
+      <w:r>
+        <w:rPr>
+          <w:b/>
+          <w:bCs/>
+        </w:rPr>
+        <w:t>НЕ</w:t>
+      </w:r>
+      <w:r>
+        <w:t> (</w:t>
+      </w:r>
+      <w:r>
+        <w:rPr>
+          <w:b/>
+          <w:bCs/>
+          <w:i/>
+          <w:iCs/>
+          <w:lang w:val="en-US"/>
+        </w:rPr>
+        <w:t>x</w:t>
+      </w:r>
+      <w:r>
+        <w:t> нечётное) </w:t>
+      </w:r>
+      <w:r>
+        <w:rPr>
+          <w:b/>
+          <w:bCs/>
+        </w:rPr>
+        <w:t>И НЕ</w:t>
+      </w:r>
+      <w:r>
+        <w:t> (</w:t>
+      </w:r>
+      <w:proofErr w:type="gramStart"/>
+      <w:r>
+        <w:rPr>
+          <w:b/>
+          <w:bCs/>
+          <w:i/>
+          <w:iCs/>
+          <w:lang w:val="en-US"/>
+        </w:rPr>
+        <w:t>x</w:t>
+      </w:r>
+      <w:r>
+        <w:rPr>
+          <w:b/>
+          <w:bCs/>
+          <w:lang w:val="en-US"/>
+        </w:rPr>
+        <w:t> </w:t>
+      </w:r>
+      <w:r>
+        <w:t>&gt;</w:t>
+      </w:r>
+      <w:proofErr w:type="gramEnd"/>
+      <w:r>
+        <w:t xml:space="preserve"> 51)</w:t>
+      </w:r>
+    </w:p>
+    <w:p>
+      <w:pPr>
+        <w:pStyle w:val="a4"/>
+      </w:pPr>
+      <w:r>
+        <w:rPr>
+          <w:noProof/>
+          <w:lang w:eastAsia="ru-RU"/>
+        </w:rPr>
+        <mc:AlternateContent>
+          <mc:Choice Requires="wps">
+            <w:drawing>
+              <wp:anchor distT="0" distB="0" distL="114300" distR="114300" simplePos="0" relativeHeight="251729920" behindDoc="0" locked="0" layoutInCell="1" allowOverlap="1">
+                <wp:simplePos x="0" y="0"/>
+                <wp:positionH relativeFrom="margin">
+                  <wp:posOffset>297815</wp:posOffset>
+                </wp:positionH>
+                <wp:positionV relativeFrom="paragraph">
+                  <wp:posOffset>49530</wp:posOffset>
+                </wp:positionV>
+                <wp:extent cx="4224655" cy="252730"/>
+                <wp:effectExtent l="0" t="0" r="4445" b="0"/>
+                <wp:wrapNone/>
+                <wp:docPr id="8" name="Надпись 8"/>
+                <wp:cNvGraphicFramePr/>
+                <a:graphic xmlns:a="http://schemas.openxmlformats.org/drawingml/2006/main">
+                  <a:graphicData uri="http://schemas.microsoft.com/office/word/2010/wordprocessingShape">
+                    <wps:wsp>
+                      <wps:cNvSpPr txBox="1"/>
+                      <wps:spPr>
+                        <a:xfrm>
+                          <a:off x="0" y="0"/>
+                          <a:ext cx="4224655" cy="252730"/>
+                        </a:xfrm>
+                        <a:prstGeom prst="rect">
+                          <a:avLst/>
+                        </a:prstGeom>
+                        <a:solidFill>
+                          <a:schemeClr val="accent1">
+                            <a:lumMod val="40000"/>
+                            <a:lumOff val="60000"/>
+                          </a:schemeClr>
+                        </a:solidFill>
+                      </wps:spPr>
+                      <wps:txbx>
+                        <w:txbxContent>
+                          <w:p>
+                            <w:pPr>
+                              <w:jc w:val="center"/>
+                              <w:rPr>
+                                <w:szCs w:val="36"/>
+                              </w:rPr>
+                            </w:pPr>
+                            <w:r>
+                              <w:rPr>
+                                <w:b/>
+                                <w:i/>
+                                <w:color w:val="1F4E79" w:themeColor="accent1" w:themeShade="80"/>
+                                <w:szCs w:val="36"/>
+                              </w:rPr>
+                              <w:t>Решение</w:t>
+                            </w:r>
+                          </w:p>
+                        </w:txbxContent>
+                      </wps:txbx>
+                      <wps:bodyPr wrap="square" rtlCol="0">
+                        <a:noAutofit/>
+                      </wps:bodyPr>
+                    </wps:wsp>
+                  </a:graphicData>
+                </a:graphic>
+                <wp14:sizeRelH relativeFrom="margin">
+                  <wp14:pctWidth>0</wp14:pctWidth>
+                </wp14:sizeRelH>
+                <wp14:sizeRelV relativeFrom="margin">
+                  <wp14:pctHeight>0</wp14:pctHeight>
+                </wp14:sizeRelV>
+              </wp:anchor>
+            </w:drawing>
+          </mc:Choice>
+          <mc:Fallback>
+            <w:pict>
+              <v:shape id="Надпись 8" o:spid="_x0000_s1048" type="#_x0000_t202" style="position:absolute;margin-left:23.45pt;margin-top:3.9pt;width:332.65pt;height:19.9pt;z-index:251729920;visibility:visible;mso-wrap-style:square;mso-width-percent:0;mso-height-percent:0;mso-wrap-distance-left:9pt;mso-wrap-distance-top:0;mso-wrap-distance-right:9pt;mso-wrap-distance-bottom:0;mso-position-horizontal:absolute;mso-position-horizontal-relative:margin;mso-position-vertical:absolute;mso-position-vertical-relative:text;mso-width-percent:0;mso-height-percent:0;mso-width-relative:margin;mso-height-relative:margin;v-text-anchor:top" o:gfxdata="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" fillcolor="#bdd6ee [1300]" stroked="f">
+                <v:textbox>
+                  <w:txbxContent>
+                    <w:p>
+                      <w:pPr>
+                        <w:jc w:val="center"/>
+                        <w:rPr>
+                          <w:szCs w:val="36"/>
+                        </w:rPr>
+                      </w:pPr>
+                      <w:r>
+                        <w:rPr>
+                          <w:b/>
+                          <w:i/>
+                          <w:color w:val="1F4E79" w:themeColor="accent1" w:themeShade="80"/>
+                          <w:szCs w:val="36"/>
+                        </w:rPr>
+                        <w:t>Решение</w:t>
+                      </w:r>
+                    </w:p>
+                  </w:txbxContent>
+                </v:textbox>
+                <w10:wrap anchorx="margin"/>
+              </v:shape>
+            </w:pict>
+          </mc:Fallback>
+        </mc:AlternateContent>
+      </w:r>
+      <w:r>
+        <w:rPr>
+          <w:noProof/>
+          <w:lang w:eastAsia="ru-RU"/>
+        </w:rPr>
+        <w:drawing>
+          <wp:inline distT="0" distB="0" distL="0" distR="0">
+            <wp:extent cx="4778375" cy="1362710"/>
+            <wp:effectExtent l="0" t="0" r="3175" b="8890"/>
+            <wp:docPr id="7" name="Рисунок 7" descr="Большая клетка"/>
+            <wp:cNvGraphicFramePr>
+              <a:graphicFrameLocks xmlns:a="http://schemas.openxmlformats.org/drawingml/2006/main" noChangeAspect="1"/>
+            </wp:cNvGraphicFramePr>
+            <a:graphic xmlns:a="http://schemas.openxmlformats.org/drawingml/2006/main">
+              <a:graphicData uri="http://schemas.openxmlformats.org/drawingml/2006/picture">
+                <pic:pic xmlns:pic="http://schemas.openxmlformats.org/drawingml/2006/picture">
+                  <pic:nvPicPr>
+                    <pic:cNvPr id="0" name="Рисунок 54" descr="Большая клетка"/>
+                    <pic:cNvPicPr>
+                      <a:picLocks noChangeAspect="1" noChangeArrowheads="1"/>
+                    </pic:cNvPicPr>
+                  </pic:nvPicPr>
+                  <pic:blipFill>
+                    <a:blip r:embed="rId8">
+                      <a:extLst>
+                        <a:ext uri="{28A0092B-C50C-407E-A947-70E740481C1C}">
+                          <a14:useLocalDpi xmlns:a14="http://schemas.microsoft.com/office/drawing/2010/main" val="0"/>
+                        </a:ext>
+                      </a:extLst>
+                    </a:blip>
+                    <a:srcRect r="37325" b="74120"/>
+                    <a:stretch>
+                      <a:fillRect/>
+                    </a:stretch>
+                  </pic:blipFill>
+                  <pic:spPr bwMode="auto">
+                    <a:xfrm>
+                      <a:off x="0" y="0"/>
+                      <a:ext cx="4778375" cy="1362710"/>
+                    </a:xfrm>
+                    <a:prstGeom prst="rect">
+                      <a:avLst/>
+                    </a:prstGeom>
+                    <a:noFill/>
+                    <a:ln>
+                      <a:noFill/>
+                    </a:ln>
+                  </pic:spPr>
+                </pic:pic>
+              </a:graphicData>
+            </a:graphic>
+          </wp:inline>
+        </w:drawing>
+      </w:r>
+    </w:p>
+    <w:p>
+      <w:pPr>
+        <w:pStyle w:val="1"/>
+        <w:rPr>
+          <w:rStyle w:val="canselect"/>
+        </w:rPr>
+      </w:pPr>
+      <w:r>
+        <w:lastRenderedPageBreak/>
+        <w:t>Номер: </w:t>
+      </w:r>
+      <w:r>
+        <w:rPr>
+          <w:rStyle w:val="canselect"/>
+        </w:rPr>
+        <w:t>9E2E1E</w:t>
+      </w:r>
+    </w:p>
+    <w:p>
+      <w:pPr>
+        <w:rPr>
+          <w:lang w:eastAsia="ru-RU"/>
+        </w:rPr>
+      </w:pPr>
+      <w:r>
+        <w:rPr>
+          <w:lang w:eastAsia="ru-RU"/>
+        </w:rPr>
+        <w:t>Дано четыре числа: 648, 452, 357, 123. Для какого из приведённых чисел истинно высказывание:</w:t>
+      </w:r>
+    </w:p>
+    <w:p>
+      <w:pPr>
+        <w:jc w:val="center"/>
+        <w:rPr>
+          <w:lang w:eastAsia="ru-RU"/>
+        </w:rPr>
+      </w:pPr>
+      <w:r>
+        <w:rPr>
+          <w:lang w:eastAsia="ru-RU"/>
+        </w:rPr>
+        <w:t>(Первая цифра чётная) </w:t>
+      </w:r>
+      <w:r>
+        <w:rPr>
+          <w:b/>
+          <w:bCs/>
+          <w:lang w:eastAsia="ru-RU"/>
+        </w:rPr>
+        <w:t>И НЕ </w:t>
+      </w:r>
+      <w:r>
+        <w:rPr>
+          <w:lang w:eastAsia="ru-RU"/>
+        </w:rPr>
+        <w:t>(Сумма цифр чётная)?</w:t>
+      </w:r>
+    </w:p>
+    <w:p>
+      <w:pPr>
+        <w:rPr>
+          <w:lang w:eastAsia="ru-RU"/>
+        </w:rPr>
+      </w:pPr>
+      <w:r>
+        <w:rPr>
+          <w:lang w:eastAsia="ru-RU"/>
+        </w:rPr>
+        <w:t>В ответе запишите это число.</w:t>
+      </w:r>
+    </w:p>
+    <w:p>
+      <w:pPr>
+        <w:pStyle w:val="a4"/>
+      </w:pPr>
+      <w:r>
+        <w:rPr>
+          <w:noProof/>
+          <w:lang w:eastAsia="ru-RU"/>
+        </w:rPr>
+        <mc:AlternateContent>
+          <mc:Choice Requires="wps">
+            <w:drawing>
+              <wp:anchor distT="0" distB="0" distL="114300" distR="114300" simplePos="0" relativeHeight="251736064" behindDoc="0" locked="0" layoutInCell="1" allowOverlap="1">
+                <wp:simplePos x="0" y="0"/>
+                <wp:positionH relativeFrom="margin">
+                  <wp:posOffset>297815</wp:posOffset>
+                </wp:positionH>
+                <wp:positionV relativeFrom="paragraph">
+                  <wp:posOffset>49530</wp:posOffset>
+                </wp:positionV>
+                <wp:extent cx="4224655" cy="252730"/>
+                <wp:effectExtent l="0" t="0" r="4445" b="0"/>
+                <wp:wrapNone/>
+                <wp:docPr id="16" name="Надпись 16"/>
+                <wp:cNvGraphicFramePr/>
+                <a:graphic xmlns:a="http://schemas.openxmlformats.org/drawingml/2006/main">
+                  <a:graphicData uri="http://schemas.microsoft.com/office/word/2010/wordprocessingShape">
+                    <wps:wsp>
+                      <wps:cNvSpPr txBox="1"/>
+                      <wps:spPr>
+                        <a:xfrm>
+                          <a:off x="0" y="0"/>
+                          <a:ext cx="4224655" cy="252730"/>
+                        </a:xfrm>
+                        <a:prstGeom prst="rect">
+                          <a:avLst/>
+                        </a:prstGeom>
+                        <a:solidFill>
+                          <a:schemeClr val="accent1">
+                            <a:lumMod val="40000"/>
+                            <a:lumOff val="60000"/>
+                          </a:schemeClr>
+                        </a:solidFill>
+                      </wps:spPr>
+                      <wps:txbx>
+                        <w:txbxContent>
+                          <w:p>
+                            <w:pPr>
+                              <w:jc w:val="center"/>
+                              <w:rPr>
+                                <w:szCs w:val="36"/>
+                              </w:rPr>
+                            </w:pPr>
+                            <w:r>
+                              <w:rPr>
+                                <w:b/>
+                                <w:i/>
+                                <w:color w:val="1F4E79" w:themeColor="accent1" w:themeShade="80"/>
+                                <w:szCs w:val="36"/>
+                              </w:rPr>
+                              <w:t>Решение</w:t>
+                            </w:r>
+                          </w:p>
+                        </w:txbxContent>
+                      </wps:txbx>
+                      <wps:bodyPr wrap="square" rtlCol="0">
+                        <a:noAutofit/>
+                      </wps:bodyPr>
+                    </wps:wsp>
+                  </a:graphicData>
+                </a:graphic>
+                <wp14:sizeRelH relativeFrom="margin">
+                  <wp14:pctWidth>0</wp14:pctWidth>
+                </wp14:sizeRelH>
+                <wp14:sizeRelV relativeFrom="margin">
+                  <wp14:pctHeight>0</wp14:pctHeight>
+                </wp14:sizeRelV>
+              </wp:anchor>
+            </w:drawing>
+          </mc:Choice>
+          <mc:Fallback>
+            <w:pict>
+              <v:shape id="Надпись 16" o:spid="_x0000_s1049" type="#_x0000_t202" style="position:absolute;margin-left:23.45pt;margin-top:3.9pt;width:332.65pt;height:19.9pt;z-index:251736064;visibility:visible;mso-wrap-style:square;mso-width-percent:0;mso-height-percent:0;mso-wrap-distance-left:9pt;mso-wrap-distance-top:0;mso-wrap-distance-right:9pt;mso-wrap-distance-bottom:0;mso-position-horizontal:absolute;mso-position-horizontal-relative:margin;mso-position-vertical:absolute;mso-position-vertical-relative:text;mso-width-percent:0;mso-height-percent:0;mso-width-relative:margin;mso-height-relative:margin;v-text-anchor:top" o:gfxdata="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" fillcolor="#bdd6ee [1300]" stroked="f">
+                <v:textbox>
+                  <w:txbxContent>
+                    <w:p>
+                      <w:pPr>
+                        <w:jc w:val="center"/>
+                        <w:rPr>
+                          <w:szCs w:val="36"/>
+                        </w:rPr>
+                      </w:pPr>
+                      <w:r>
+                        <w:rPr>
+                          <w:b/>
+                          <w:i/>
+                          <w:color w:val="1F4E79" w:themeColor="accent1" w:themeShade="80"/>
+                          <w:szCs w:val="36"/>
+                        </w:rPr>
+                        <w:t>Решение</w:t>
+                      </w:r>
+                    </w:p>
+                  </w:txbxContent>
+                </v:textbox>
+                <w10:wrap anchorx="margin"/>
+              </v:shape>
+            </w:pict>
+          </mc:Fallback>
+        </mc:AlternateContent>
+      </w:r>
+      <w:r>
+        <w:rPr>
+          <w:noProof/>
+          <w:lang w:eastAsia="ru-RU"/>
+        </w:rPr>
+        <w:drawing>
+          <wp:inline distT="0" distB="0" distL="0" distR="0">
+            <wp:extent cx="4778375" cy="1362710"/>
+            <wp:effectExtent l="0" t="0" r="3175" b="8890"/>
+            <wp:docPr id="15" name="Рисунок 15" descr="Большая клетка"/>
+            <wp:cNvGraphicFramePr>
+              <a:graphicFrameLocks xmlns:a="http://schemas.openxmlformats.org/drawingml/2006/main" noChangeAspect="1"/>
+            </wp:cNvGraphicFramePr>
+            <a:graphic xmlns:a="http://schemas.openxmlformats.org/drawingml/2006/main">
+              <a:graphicData uri="http://schemas.openxmlformats.org/drawingml/2006/picture">
+                <pic:pic xmlns:pic="http://schemas.openxmlformats.org/drawingml/2006/picture">
+                  <pic:nvPicPr>
+                    <pic:cNvPr id="0" name="Рисунок 54" descr="Большая клетка"/>
+                    <pic:cNvPicPr>
+                      <a:picLocks noChangeAspect="1" noChangeArrowheads="1"/>
+                    </pic:cNvPicPr>
+                  </pic:nvPicPr>
+                  <pic:blipFill>
+                    <a:blip r:embed="rId8">
+                      <a:extLst>
+                        <a:ext uri="{28A0092B-C50C-407E-A947-70E740481C1C}">
+                          <a14:useLocalDpi xmlns:a14="http://schemas.microsoft.com/office/drawing/2010/main" val="0"/>
+                        </a:ext>
+                      </a:extLst>
+                    </a:blip>
+                    <a:srcRect r="37325" b="74120"/>
+                    <a:stretch>
+                      <a:fillRect/>
+                    </a:stretch>
+                  </pic:blipFill>
+                  <pic:spPr bwMode="auto">
+                    <a:xfrm>
+                      <a:off x="0" y="0"/>
+                      <a:ext cx="4778375" cy="1362710"/>
+                    </a:xfrm>
+                    <a:prstGeom prst="rect">
+                      <a:avLst/>
+                    </a:prstGeom>
+                    <a:noFill/>
+                    <a:ln>
+                      <a:noFill/>
+                    </a:ln>
+                  </pic:spPr>
+                </pic:pic>
+              </a:graphicData>
+            </a:graphic>
+          </wp:inline>
+        </w:drawing>
+      </w:r>
+    </w:p>
+    <w:p>
+      <w:pPr>
+        <w:pStyle w:val="1"/>
+        <w:rPr>
+          <w:rStyle w:val="canselect"/>
+        </w:rPr>
+      </w:pPr>
+      <w:r>
+        <w:t>Номер: </w:t>
+      </w:r>
+      <w:r>
+        <w:rPr>
+          <w:rStyle w:val="canselect"/>
+        </w:rPr>
+        <w:t>E5BC1A</w:t>
+      </w:r>
+    </w:p>
+    <w:p>
+      <w:pPr>
+        <w:rPr>
+          <w:lang w:eastAsia="ru-RU"/>
+        </w:rPr>
+      </w:pPr>
+      <w:r>
+        <w:rPr>
+          <w:lang w:eastAsia="ru-RU"/>
+        </w:rPr>
+        <w:t>Напишите наименьшее натуральное трехзначное число, для которого истинно высказывание:</w:t>
+      </w:r>
+    </w:p>
+    <w:p>
+      <w:pPr>
+        <w:jc w:val="center"/>
+        <w:rPr>
+          <w:lang w:eastAsia="ru-RU"/>
+        </w:rPr>
+      </w:pPr>
+      <w:r>
+        <w:rPr>
+          <w:b/>
+          <w:bCs/>
+          <w:lang w:eastAsia="ru-RU"/>
+        </w:rPr>
+        <w:t>НЕ</w:t>
+      </w:r>
+      <w:r>
+        <w:rPr>
+          <w:lang w:eastAsia="ru-RU"/>
+        </w:rPr>
+        <w:t> (Число нечётное) </w:t>
+      </w:r>
+      <w:r>
+        <w:rPr>
+          <w:b/>
+          <w:bCs/>
+          <w:lang w:eastAsia="ru-RU"/>
+        </w:rPr>
+        <w:t>И</w:t>
+      </w:r>
+      <w:r>
+        <w:rPr>
+          <w:lang w:eastAsia="ru-RU"/>
+        </w:rPr>
+        <w:t> (Число кратно 3).</w:t>
+      </w:r>
+    </w:p>
+    <w:p>
+      <w:pPr>
+        <w:pStyle w:val="a4"/>
+      </w:pPr>
+      <w:r>
+        <w:rPr>
+          <w:noProof/>
+          <w:lang w:eastAsia="ru-RU"/>
+        </w:rPr>
+        <mc:AlternateContent>
+          <mc:Choice Requires="wps">
+            <w:drawing>
+              <wp:anchor distT="0" distB="0" distL="114300" distR="114300" simplePos="0" relativeHeight="251738112" behindDoc="0" locked="0" layoutInCell="1" allowOverlap="1">
+                <wp:simplePos x="0" y="0"/>
+                <wp:positionH relativeFrom="margin">
+                  <wp:posOffset>297815</wp:posOffset>
+                </wp:positionH>
+                <wp:positionV relativeFrom="paragraph">
+                  <wp:posOffset>49530</wp:posOffset>
+                </wp:positionV>
+                <wp:extent cx="4224655" cy="252730"/>
+                <wp:effectExtent l="0" t="0" r="4445" b="0"/>
+                <wp:wrapNone/>
+                <wp:docPr id="18" name="Надпись 18"/>
+                <wp:cNvGraphicFramePr/>
+                <a:graphic xmlns:a="http://schemas.openxmlformats.org/drawingml/2006/main">
+                  <a:graphicData uri="http://schemas.microsoft.com/office/word/2010/wordprocessingShape">
+                    <wps:wsp>
+                      <wps:cNvSpPr txBox="1"/>
+                      <wps:spPr>
+                        <a:xfrm>
+                          <a:off x="0" y="0"/>
+                          <a:ext cx="4224655" cy="252730"/>
+                        </a:xfrm>
+                        <a:prstGeom prst="rect">
+                          <a:avLst/>
+                        </a:prstGeom>
+                        <a:solidFill>
+                          <a:schemeClr val="accent1">
+                            <a:lumMod val="40000"/>
+                            <a:lumOff val="60000"/>
+                          </a:schemeClr>
+                        </a:solidFill>
+                      </wps:spPr>
+                      <wps:txbx>
+                        <w:txbxContent>
+                          <w:p>
+                            <w:pPr>
+                              <w:jc w:val="center"/>
+                              <w:rPr>
+                                <w:szCs w:val="36"/>
+                              </w:rPr>
+                            </w:pPr>
+                            <w:r>
+                              <w:rPr>
+                                <w:b/>
+                                <w:i/>
+                                <w:color w:val="1F4E79" w:themeColor="accent1" w:themeShade="80"/>
+                                <w:szCs w:val="36"/>
+                              </w:rPr>
+                              <w:t>Решение</w:t>
+                            </w:r>
+                          </w:p>
+                        </w:txbxContent>
+                      </wps:txbx>
+                      <wps:bodyPr wrap="square" rtlCol="0">
+                        <a:noAutofit/>
+                      </wps:bodyPr>
+                    </wps:wsp>
+                  </a:graphicData>
+                </a:graphic>
+                <wp14:sizeRelH relativeFrom="margin">
+                  <wp14:pctWidth>0</wp14:pctWidth>
+                </wp14:sizeRelH>
+                <wp14:sizeRelV relativeFrom="margin">
+                  <wp14:pctHeight>0</wp14:pctHeight>
+                </wp14:sizeRelV>
+              </wp:anchor>
+            </w:drawing>
+          </mc:Choice>
+          <mc:Fallback>
+            <w:pict>
+              <v:shape id="Надпись 18" o:spid="_x0000_s1050" type="#_x0000_t202" style="position:absolute;margin-left:23.45pt;margin-top:3.9pt;width:332.65pt;height:19.9pt;z-index:251738112;visibility:visible;mso-wrap-style:square;mso-width-percent:0;mso-height-percent:0;mso-wrap-distance-left:9pt;mso-wrap-distance-top:0;mso-wrap-distance-right:9pt;mso-wrap-distance-bottom:0;mso-position-horizontal:absolute;mso-position-horizontal-relative:margin;mso-position-vertical:absolute;mso-position-vertical-relative:text;mso-width-percent:0;mso-height-percent:0;mso-width-relative:margin;mso-height-relative:margin;v-text-anchor:top" o:gfxdata="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" fillcolor="#bdd6ee [1300]" stroked="f">
+                <v:textbox>
+                  <w:txbxContent>
+                    <w:p>
+                      <w:pPr>
+                        <w:jc w:val="center"/>
+                        <w:rPr>
+                          <w:szCs w:val="36"/>
+                        </w:rPr>
+                      </w:pPr>
+                      <w:r>
+                        <w:rPr>
+                          <w:b/>
+                          <w:i/>
+                          <w:color w:val="1F4E79" w:themeColor="accent1" w:themeShade="80"/>
+                          <w:szCs w:val="36"/>
+                        </w:rPr>
+                        <w:t>Решение</w:t>
+                      </w:r>
+                    </w:p>
+                  </w:txbxContent>
+                </v:textbox>
+                <w10:wrap anchorx="margin"/>
+              </v:shape>
+            </w:pict>
+          </mc:Fallback>
+        </mc:AlternateContent>
+      </w:r>
+      <w:r>
+        <w:rPr>
+          <w:noProof/>
+          <w:lang w:eastAsia="ru-RU"/>
+        </w:rPr>
+        <w:drawing>
+          <wp:inline distT="0" distB="0" distL="0" distR="0">
+            <wp:extent cx="4778375" cy="1609090"/>
+            <wp:effectExtent l="0" t="0" r="3175" b="0"/>
+            <wp:docPr id="17" name="Рисунок 17" descr="Большая клетка"/>
+            <wp:cNvGraphicFramePr>
+              <a:graphicFrameLocks xmlns:a="http://schemas.openxmlformats.org/drawingml/2006/main" noChangeAspect="1"/>
+            </wp:cNvGraphicFramePr>
+            <a:graphic xmlns:a="http://schemas.openxmlformats.org/drawingml/2006/main">
+              <a:graphicData uri="http://schemas.openxmlformats.org/drawingml/2006/picture">
+                <pic:pic xmlns:pic="http://schemas.openxmlformats.org/drawingml/2006/picture">
+                  <pic:nvPicPr>
+                    <pic:cNvPr id="0" name="Рисунок 58" descr="Большая клетка"/>
+                    <pic:cNvPicPr>
+                      <a:picLocks noChangeAspect="1" noChangeArrowheads="1"/>
+                    </pic:cNvPicPr>
+                  </pic:nvPicPr>
+                  <pic:blipFill>
+                    <a:blip r:embed="rId8">
+                      <a:extLst>
+                        <a:ext uri="{28A0092B-C50C-407E-A947-70E740481C1C}">
+                          <a14:useLocalDpi xmlns:a14="http://schemas.microsoft.com/office/drawing/2010/main" val="0"/>
+                        </a:ext>
+                      </a:extLst>
+                    </a:blip>
+                    <a:srcRect r="37325" b="69562"/>
+                    <a:stretch>
+                      <a:fillRect/>
+                    </a:stretch>
+                  </pic:blipFill>
+                  <pic:spPr bwMode="auto">
+                    <a:xfrm>
+                      <a:off x="0" y="0"/>
+                      <a:ext cx="4778375" cy="1609090"/>
+                    </a:xfrm>
+                    <a:prstGeom prst="rect">
+                      <a:avLst/>
+                    </a:prstGeom>
+                    <a:noFill/>
+                    <a:ln>
+                      <a:noFill/>
+                    </a:ln>
+                  </pic:spPr>
+                </pic:pic>
+              </a:graphicData>
+            </a:graphic>
+          </wp:inline>
+        </w:drawing>
+      </w:r>
+    </w:p>
+    <w:p>
+      <w:pPr>
+        <w:pStyle w:val="1"/>
+        <w:rPr>
+          <w:rStyle w:val="canselect"/>
+        </w:rPr>
+      </w:pPr>
+      <w:r>
+        <w:t>Номер: </w:t>
+      </w:r>
+      <w:r>
+        <w:rPr>
+          <w:rStyle w:val="canselect"/>
+        </w:rPr>
+        <w:t>7AEE27</w:t>
+      </w:r>
+    </w:p>
+    <w:p>
+      <w:pPr>
+        <w:rPr>
+          <w:lang w:eastAsia="ru-RU"/>
+        </w:rPr>
+      </w:pPr>
+      <w:r>
+        <w:rPr>
+          <w:lang w:eastAsia="ru-RU"/>
+        </w:rPr>
+        <w:t>Определите количество натуральных чисел</w:t>
+      </w:r>
+      <w:r>
+        <w:rPr>
+          <w:b/>
+          <w:bCs/>
+          <w:i/>
+          <w:iCs/>
+          <w:lang w:eastAsia="ru-RU"/>
+        </w:rPr>
+        <w:t xml:space="preserve"> </w:t>
+      </w:r>
+      <w:r>
+        <w:rPr>
+          <w:b/>
+          <w:bCs/>
+          <w:i/>
+          <w:iCs/>
+          <w:lang w:val="en-US" w:eastAsia="ru-RU"/>
+        </w:rPr>
+        <w:t>x</w:t>
+      </w:r>
+      <w:r>
+        <w:rPr>
+          <w:lang w:eastAsia="ru-RU"/>
+        </w:rPr>
+        <w:t>, для которых логическое выражение истинно:</w:t>
+      </w:r>
+    </w:p>
+    <w:p>
+      <w:pPr>
+        <w:jc w:val="center"/>
+        <w:rPr>
+          <w:lang w:eastAsia="ru-RU"/>
+        </w:rPr>
+      </w:pPr>
+      <w:r>
+        <w:rPr>
+          <w:lang w:eastAsia="ru-RU"/>
+        </w:rPr>
+        <w:t>(</w:t>
+      </w:r>
+      <w:r>
+        <w:rPr>
+          <w:b/>
+          <w:bCs/>
+          <w:lang w:eastAsia="ru-RU"/>
+        </w:rPr>
+        <w:t>НЕ</w:t>
+      </w:r>
+      <w:r>
+        <w:rPr>
+          <w:lang w:eastAsia="ru-RU"/>
+        </w:rPr>
+        <w:t> (</w:t>
+      </w:r>
+      <w:r>
+        <w:rPr>
+          <w:b/>
+          <w:bCs/>
+          <w:i/>
+          <w:iCs/>
+          <w:lang w:val="en-US" w:eastAsia="ru-RU"/>
+        </w:rPr>
+        <w:t>x</w:t>
+      </w:r>
+      <w:r>
+        <w:rPr>
+          <w:lang w:eastAsia="ru-RU"/>
+        </w:rPr>
+        <w:t> ≥ 15) </w:t>
+      </w:r>
+      <w:r>
+        <w:rPr>
+          <w:b/>
+          <w:bCs/>
+          <w:lang w:eastAsia="ru-RU"/>
+        </w:rPr>
+        <w:t>И НЕ</w:t>
+      </w:r>
+      <w:r>
+        <w:rPr>
+          <w:lang w:eastAsia="ru-RU"/>
+        </w:rPr>
+        <w:t> (</w:t>
+      </w:r>
+      <w:r>
+        <w:rPr>
+          <w:b/>
+          <w:bCs/>
+          <w:i/>
+          <w:iCs/>
+          <w:lang w:val="en-US" w:eastAsia="ru-RU"/>
+        </w:rPr>
+        <w:t>x</w:t>
+      </w:r>
+      <w:r>
+        <w:rPr>
+          <w:lang w:eastAsia="ru-RU"/>
+        </w:rPr>
+        <w:t> </w:t>
+      </w:r>
+      <w:proofErr w:type="gramStart"/>
+      <w:r>
+        <w:rPr>
+          <w:lang w:eastAsia="ru-RU"/>
+        </w:rPr>
+        <w:t>&lt; 8</w:t>
+      </w:r>
+      <w:proofErr w:type="gramEnd"/>
+      <w:r>
+        <w:rPr>
+          <w:lang w:eastAsia="ru-RU"/>
+        </w:rPr>
+        <w:t>)) </w:t>
+      </w:r>
+      <w:r>
+        <w:rPr>
+          <w:b/>
+          <w:bCs/>
+          <w:lang w:eastAsia="ru-RU"/>
+        </w:rPr>
+        <w:t>И</w:t>
+      </w:r>
+      <w:r>
+        <w:rPr>
+          <w:lang w:eastAsia="ru-RU"/>
+        </w:rPr>
+        <w:t> (</w:t>
+      </w:r>
+      <w:r>
+        <w:rPr>
+          <w:b/>
+          <w:bCs/>
+          <w:i/>
+          <w:iCs/>
+          <w:lang w:val="en-US" w:eastAsia="ru-RU"/>
+        </w:rPr>
+        <w:t>x</w:t>
+      </w:r>
+      <w:r>
+        <w:rPr>
+          <w:lang w:eastAsia="ru-RU"/>
+        </w:rPr>
+        <w:t xml:space="preserve"> нечётное). </w:t>
+      </w:r>
+    </w:p>
+    <w:p>
+      <w:pPr>
+        <w:pStyle w:val="a4"/>
+      </w:pPr>
+      <w:r>
+        <w:rPr>
+          <w:noProof/>
+          <w:lang w:eastAsia="ru-RU"/>
+        </w:rPr>
+        <mc:AlternateContent>
+          <mc:Choice Requires="wps">
+            <w:drawing>
+              <wp:anchor distT="0" distB="0" distL="114300" distR="114300" simplePos="0" relativeHeight="251740160" behindDoc="0" locked="0" layoutInCell="1" allowOverlap="1">
+                <wp:simplePos x="0" y="0"/>
+                <wp:positionH relativeFrom="margin">
+                  <wp:posOffset>297815</wp:posOffset>
+                </wp:positionH>
+                <wp:positionV relativeFrom="paragraph">
+                  <wp:posOffset>49530</wp:posOffset>
+                </wp:positionV>
+                <wp:extent cx="4224655" cy="252730"/>
+                <wp:effectExtent l="0" t="0" r="4445" b="0"/>
+                <wp:wrapNone/>
+                <wp:docPr id="56" name="Надпись 56"/>
+                <wp:cNvGraphicFramePr/>
+                <a:graphic xmlns:a="http://schemas.openxmlformats.org/drawingml/2006/main">
+                  <a:graphicData uri="http://schemas.microsoft.com/office/word/2010/wordprocessingShape">
+                    <wps:wsp>
+                      <wps:cNvSpPr txBox="1"/>
+                      <wps:spPr>
+                        <a:xfrm>
+                          <a:off x="0" y="0"/>
+                          <a:ext cx="4224655" cy="252730"/>
+                        </a:xfrm>
+                        <a:prstGeom prst="rect">
+                          <a:avLst/>
+                        </a:prstGeom>
+                        <a:solidFill>
+                          <a:schemeClr val="accent1">
+                            <a:lumMod val="40000"/>
+                            <a:lumOff val="60000"/>
+                          </a:schemeClr>
+                        </a:solidFill>
+                      </wps:spPr>
+                      <wps:txbx>
+                        <w:txbxContent>
+                          <w:p>
+                            <w:pPr>
+                              <w:jc w:val="center"/>
+                              <w:rPr>
+                                <w:szCs w:val="36"/>
+                              </w:rPr>
+                            </w:pPr>
+                            <w:r>
+                              <w:rPr>
+                                <w:b/>
+                                <w:i/>
+                                <w:color w:val="1F4E79" w:themeColor="accent1" w:themeShade="80"/>
+                                <w:szCs w:val="36"/>
+                              </w:rPr>
+                              <w:t>Решение</w:t>
+                            </w:r>
+                          </w:p>
+                        </w:txbxContent>
+                      </wps:txbx>
+                      <wps:bodyPr wrap="square" rtlCol="0">
+                        <a:noAutofit/>
+                      </wps:bodyPr>
+                    </wps:wsp>
+                  </a:graphicData>
+                </a:graphic>
+                <wp14:sizeRelH relativeFrom="margin">
+                  <wp14:pctWidth>0</wp14:pctWidth>
+                </wp14:sizeRelH>
+                <wp14:sizeRelV relativeFrom="margin">
+                  <wp14:pctHeight>0</wp14:pctHeight>
+                </wp14:sizeRelV>
+              </wp:anchor>
+            </w:drawing>
+          </mc:Choice>
+          <mc:Fallback>
+            <w:pict>
+              <v:shape id="Надпись 56" o:spid="_x0000_s1051" type="#_x0000_t202" style="position:absolute;margin-left:23.45pt;margin-top:3.9pt;width:332.65pt;height:19.9pt;z-index:251740160;visibility:visible;mso-wrap-style:square;mso-width-percent:0;mso-height-percent:0;mso-wrap-distance-left:9pt;mso-wrap-distance-top:0;mso-wrap-distance-right:9pt;mso-wrap-distance-bottom:0;mso-position-horizontal:absolute;mso-position-horizontal-relative:margin;mso-position-vertical:absolute;mso-position-vertical-relative:text;mso-width-percent:0;mso-height-percent:0;mso-width-relative:margin;mso-height-relative:margin;v-text-anchor:top" o:gfxdata="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" fillcolor="#bdd6ee [1300]" stroked="f">
+                <v:textbox>
+                  <w:txbxContent>
+                    <w:p>
+                      <w:pPr>
+                        <w:jc w:val="center"/>
+                        <w:rPr>
+                          <w:szCs w:val="36"/>
+                        </w:rPr>
+                      </w:pPr>
+                      <w:r>
+                        <w:rPr>
+                          <w:b/>
+                          <w:i/>
+                          <w:color w:val="1F4E79" w:themeColor="accent1" w:themeShade="80"/>
+                          <w:szCs w:val="36"/>
+                        </w:rPr>
+                        <w:t>Решение</w:t>
+                      </w:r>
+                    </w:p>
+                  </w:txbxContent>
+                </v:textbox>
+                <w10:wrap anchorx="margin"/>
+              </v:shape>
+            </w:pict>
+          </mc:Fallback>
+        </mc:AlternateContent>
+      </w:r>
+      <w:r>
+        <w:rPr>
+          <w:noProof/>
+          <w:lang w:eastAsia="ru-RU"/>
+        </w:rPr>
+        <w:drawing>
+          <wp:inline distT="0" distB="0" distL="0" distR="0">
+            <wp:extent cx="4778375" cy="1362710"/>
+            <wp:effectExtent l="0" t="0" r="3175" b="8890"/>
+            <wp:docPr id="38" name="Рисунок 38" descr="Большая клетка"/>
+            <wp:cNvGraphicFramePr>
+              <a:graphicFrameLocks xmlns:a="http://schemas.openxmlformats.org/drawingml/2006/main" noChangeAspect="1"/>
+            </wp:cNvGraphicFramePr>
+            <a:graphic xmlns:a="http://schemas.openxmlformats.org/drawingml/2006/main">
+              <a:graphicData uri="http://schemas.openxmlformats.org/drawingml/2006/picture">
+                <pic:pic xmlns:pic="http://schemas.openxmlformats.org/drawingml/2006/picture">
+                  <pic:nvPicPr>
+                    <pic:cNvPr id="0" name="Рисунок 54" descr="Большая клетка"/>
+                    <pic:cNvPicPr>
+                      <a:picLocks noChangeAspect="1" noChangeArrowheads="1"/>
+                    </pic:cNvPicPr>
+                  </pic:nvPicPr>
+                  <pic:blipFill>
+                    <a:blip r:embed="rId8">
+                      <a:extLst>
+                        <a:ext uri="{28A0092B-C50C-407E-A947-70E740481C1C}">
+                          <a14:useLocalDpi xmlns:a14="http://schemas.microsoft.com/office/drawing/2010/main" val="0"/>
+                        </a:ext>
+                      </a:extLst>
+                    </a:blip>
+                    <a:srcRect r="37325" b="74120"/>
+                    <a:stretch>
+                      <a:fillRect/>
+                    </a:stretch>
+                  </pic:blipFill>
+                  <pic:spPr bwMode="auto">
+                    <a:xfrm>
+                      <a:off x="0" y="0"/>
+                      <a:ext cx="4778375" cy="1362710"/>
+                    </a:xfrm>
+                    <a:prstGeom prst="rect">
+                      <a:avLst/>
+                    </a:prstGeom>
+                    <a:noFill/>
+                    <a:ln>
+                      <a:noFill/>
+                    </a:ln>
+                  </pic:spPr>
+                </pic:pic>
+              </a:graphicData>
+            </a:graphic>
+          </wp:inline>
+        </w:drawing>
+      </w:r>
+    </w:p>
+    <w:p>
+      <w:pPr>
+        <w:pStyle w:val="1"/>
+        <w:rPr>
+          <w:rStyle w:val="canselect"/>
+        </w:rPr>
+      </w:pPr>
+      <w:r>
+        <w:lastRenderedPageBreak/>
+        <w:t>Номер: </w:t>
+      </w:r>
+      <w:r>
+        <w:rPr>
+          <w:rStyle w:val="canselect"/>
+        </w:rPr>
+        <w:t>1EAF20</w:t>
+      </w:r>
+    </w:p>
+    <w:p>
+      <w:r>
+        <w:t>Напиши</w:t>
+      </w:r>
+      <w:r>
+        <w:t>те наименьшее натуральное число</w:t>
+      </w:r>
+      <w:r>
+        <w:t xml:space="preserve"> </w:t>
+      </w:r>
+      <w:r>
+        <w:rPr>
+          <w:b/>
+          <w:bCs/>
+          <w:i/>
+          <w:iCs/>
+        </w:rPr>
+        <w:t>x</w:t>
+      </w:r>
+      <w:r>
+        <w:t>, для которого</w:t>
+      </w:r>
+      <w:r>
+        <w:t xml:space="preserve"> </w:t>
+      </w:r>
+      <w:r>
+        <w:rPr>
+          <w:b/>
+          <w:bCs/>
+        </w:rPr>
+        <w:t>ложно</w:t>
+      </w:r>
+      <w:r>
+        <w:t xml:space="preserve"> </w:t>
+      </w:r>
+      <w:r>
+        <w:t>высказывание:</w:t>
+      </w:r>
+    </w:p>
+    <w:p>
+      <w:pPr>
+        <w:jc w:val="center"/>
+      </w:pPr>
+      <w:r>
+        <w:t>(</w:t>
+      </w:r>
+      <w:r>
+        <w:rPr>
+          <w:b/>
+          <w:bCs/>
+        </w:rPr>
+        <w:t>НЕ </w:t>
+      </w:r>
+      <w:r>
+        <w:t>(</w:t>
+      </w:r>
+      <w:r>
+        <w:rPr>
+          <w:b/>
+          <w:bCs/>
+          <w:i/>
+          <w:iCs/>
+          <w:lang w:val="en-US"/>
+        </w:rPr>
+        <w:t>x</w:t>
+      </w:r>
+      <w:r>
+        <w:t> ≥ 6) </w:t>
+      </w:r>
+      <w:r>
+        <w:rPr>
+          <w:b/>
+          <w:bCs/>
+        </w:rPr>
+        <w:t>И НЕ </w:t>
+      </w:r>
+      <w:r>
+        <w:t>(</w:t>
+      </w:r>
+      <w:r>
+        <w:rPr>
+          <w:b/>
+          <w:bCs/>
+          <w:i/>
+          <w:iCs/>
+          <w:lang w:val="en-US"/>
+        </w:rPr>
+        <w:t>x</w:t>
+      </w:r>
+      <w:r>
+        <w:t> = 5)) </w:t>
+      </w:r>
+      <w:r>
+        <w:rPr>
+          <w:b/>
+          <w:bCs/>
+        </w:rPr>
+        <w:t>ИЛИ</w:t>
+      </w:r>
+      <w:r>
+        <w:t> (</w:t>
+      </w:r>
+      <w:r>
+        <w:rPr>
+          <w:b/>
+          <w:bCs/>
+          <w:i/>
+          <w:iCs/>
+          <w:lang w:val="en-US"/>
+        </w:rPr>
+        <w:t>x</w:t>
+      </w:r>
+      <w:r>
+        <w:t> ≤ 7).</w:t>
+      </w:r>
+    </w:p>
+    <w:p>
+      <w:pPr>
+        <w:pStyle w:val="a4"/>
+      </w:pPr>
+      <w:r>
+        <w:rPr>
+          <w:noProof/>
+          <w:lang w:eastAsia="ru-RU"/>
+        </w:rPr>
+        <mc:AlternateContent>
+          <mc:Choice Requires="wps">
+            <w:drawing>
+              <wp:anchor distT="0" distB="0" distL="114300" distR="114300" simplePos="0" relativeHeight="251742208" behindDoc="0" locked="0" layoutInCell="1" allowOverlap="1">
+                <wp:simplePos x="0" y="0"/>
+                <wp:positionH relativeFrom="margin">
+                  <wp:posOffset>297815</wp:posOffset>
+                </wp:positionH>
+                <wp:positionV relativeFrom="paragraph">
+                  <wp:posOffset>49530</wp:posOffset>
+                </wp:positionV>
+                <wp:extent cx="4224655" cy="252730"/>
+                <wp:effectExtent l="0" t="0" r="4445" b="0"/>
+                <wp:wrapNone/>
+                <wp:docPr id="62" name="Надпись 62"/>
+                <wp:cNvGraphicFramePr/>
+                <a:graphic xmlns:a="http://schemas.openxmlformats.org/drawingml/2006/main">
+                  <a:graphicData uri="http://schemas.microsoft.com/office/word/2010/wordprocessingShape">
+                    <wps:wsp>
+                      <wps:cNvSpPr txBox="1"/>
+                      <wps:spPr>
+                        <a:xfrm>
+                          <a:off x="0" y="0"/>
+                          <a:ext cx="4224655" cy="252730"/>
+                        </a:xfrm>
+                        <a:prstGeom prst="rect">
+                          <a:avLst/>
+                        </a:prstGeom>
+                        <a:solidFill>
+                          <a:schemeClr val="accent1">
+                            <a:lumMod val="40000"/>
+                            <a:lumOff val="60000"/>
+                          </a:schemeClr>
+                        </a:solidFill>
+                      </wps:spPr>
+                      <wps:txbx>
+                        <w:txbxContent>
+                          <w:p>
+                            <w:pPr>
+                              <w:jc w:val="center"/>
+                              <w:rPr>
+                                <w:szCs w:val="36"/>
+                              </w:rPr>
+                            </w:pPr>
+                            <w:r>
+                              <w:rPr>
+                                <w:b/>
+                                <w:i/>
+                                <w:color w:val="1F4E79" w:themeColor="accent1" w:themeShade="80"/>
+                                <w:szCs w:val="36"/>
+                              </w:rPr>
+                              <w:t>Решение</w:t>
+                            </w:r>
+                          </w:p>
+                        </w:txbxContent>
+                      </wps:txbx>
+                      <wps:bodyPr wrap="square" rtlCol="0">
+                        <a:noAutofit/>
+                      </wps:bodyPr>
+                    </wps:wsp>
+                  </a:graphicData>
+                </a:graphic>
+                <wp14:sizeRelH relativeFrom="margin">
+                  <wp14:pctWidth>0</wp14:pctWidth>
+                </wp14:sizeRelH>
+                <wp14:sizeRelV relativeFrom="margin">
+                  <wp14:pctHeight>0</wp14:pctHeight>
+                </wp14:sizeRelV>
+              </wp:anchor>
+            </w:drawing>
+          </mc:Choice>
+          <mc:Fallback>
+            <w:pict>
+              <v:shape id="Надпись 62" o:spid="_x0000_s1052" type="#_x0000_t202" style="position:absolute;margin-left:23.45pt;margin-top:3.9pt;width:332.65pt;height:19.9pt;z-index:251742208;visibility:visible;mso-wrap-style:square;mso-width-percent:0;mso-height-percent:0;mso-wrap-distance-left:9pt;mso-wrap-distance-top:0;mso-wrap-distance-right:9pt;mso-wrap-distance-bottom:0;mso-position-horizontal:absolute;mso-position-horizontal-relative:margin;mso-position-vertical:absolute;mso-position-vertical-relative:text;mso-width-percent:0;mso-height-percent:0;mso-width-relative:margin;mso-height-relative:margin;v-text-anchor:top" o:gfxdata="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" fillcolor="#bdd6ee [1300]" stroked="f">
+                <v:textbox>
+                  <w:txbxContent>
+                    <w:p>
+                      <w:pPr>
+                        <w:jc w:val="center"/>
+                        <w:rPr>
+                          <w:szCs w:val="36"/>
+                        </w:rPr>
+                      </w:pPr>
+                      <w:r>
+                        <w:rPr>
+                          <w:b/>
+                          <w:i/>
+                          <w:color w:val="1F4E79" w:themeColor="accent1" w:themeShade="80"/>
+                          <w:szCs w:val="36"/>
+                        </w:rPr>
+                        <w:t>Решение</w:t>
+                      </w:r>
+                    </w:p>
+                  </w:txbxContent>
+                </v:textbox>
+                <w10:wrap anchorx="margin"/>
+              </v:shape>
+            </w:pict>
+          </mc:Fallback>
+        </mc:AlternateContent>
+      </w:r>
+      <w:r>
+        <w:rPr>
+          <w:noProof/>
+          <w:lang w:eastAsia="ru-RU"/>
+        </w:rPr>
+        <w:drawing>
+          <wp:inline distT="0" distB="0" distL="0" distR="0">
+            <wp:extent cx="4777740" cy="1607820"/>
+            <wp:effectExtent l="0" t="0" r="3810" b="0"/>
+            <wp:docPr id="57" name="Рисунок 57" descr="Большая клетка"/>
+            <wp:cNvGraphicFramePr>
+              <a:graphicFrameLocks xmlns:a="http://schemas.openxmlformats.org/drawingml/2006/main" noChangeAspect="1"/>
+            </wp:cNvGraphicFramePr>
+            <a:graphic xmlns:a="http://schemas.openxmlformats.org/drawingml/2006/main">
+              <a:graphicData uri="http://schemas.openxmlformats.org/drawingml/2006/picture">
+                <pic:pic xmlns:pic="http://schemas.openxmlformats.org/drawingml/2006/picture">
+                  <pic:nvPicPr>
+                    <pic:cNvPr id="0" name="Рисунок 58" descr="Большая клетка"/>
+                    <pic:cNvPicPr>
+                      <a:picLocks noChangeAspect="1" noChangeArrowheads="1"/>
+                    </pic:cNvPicPr>
+                  </pic:nvPicPr>
+                  <pic:blipFill>
+                    <a:blip r:embed="rId8">
+                      <a:extLst>
+                        <a:ext uri="{28A0092B-C50C-407E-A947-70E740481C1C}">
+                          <a14:useLocalDpi xmlns:a14="http://schemas.microsoft.com/office/drawing/2010/main" val="0"/>
+                        </a:ext>
+                      </a:extLst>
+                    </a:blip>
+                    <a:srcRect r="37325" b="69562"/>
+                    <a:stretch>
+                      <a:fillRect/>
+                    </a:stretch>
+                  </pic:blipFill>
+                  <pic:spPr bwMode="auto">
+                    <a:xfrm>
+                      <a:off x="0" y="0"/>
+                      <a:ext cx="4777740" cy="1607820"/>
+                    </a:xfrm>
+                    <a:prstGeom prst="rect">
+                      <a:avLst/>
+                    </a:prstGeom>
+                    <a:noFill/>
+                    <a:ln>
+                      <a:noFill/>
+                    </a:ln>
+                  </pic:spPr>
+                </pic:pic>
+              </a:graphicData>
+            </a:graphic>
+          </wp:inline>
+        </w:drawing>
+      </w:r>
+    </w:p>
+    <w:p>
+      <w:pPr>
+        <w:pStyle w:val="1"/>
+        <w:rPr>
+          <w:rStyle w:val="canselect"/>
+        </w:rPr>
+      </w:pPr>
+      <w:r>
+        <w:t>Номер: </w:t>
+      </w:r>
+      <w:r>
+        <w:rPr>
+          <w:rStyle w:val="canselect"/>
+        </w:rPr>
+        <w:t>DCCB2A</w:t>
+      </w:r>
+    </w:p>
+    <w:p>
+      <w:pPr>
+        <w:rPr>
+          <w:lang w:eastAsia="ru-RU"/>
+        </w:rPr>
+      </w:pPr>
+      <w:r>
+        <w:rPr>
+          <w:lang w:eastAsia="ru-RU"/>
+        </w:rPr>
+        <w:t>Напиши</w:t>
+      </w:r>
+      <w:r>
+        <w:rPr>
+          <w:lang w:eastAsia="ru-RU"/>
+        </w:rPr>
+        <w:t>те наименьшее натуральное число</w:t>
+      </w:r>
+      <w:r>
+        <w:rPr>
+          <w:lang w:eastAsia="ru-RU"/>
+        </w:rPr>
+        <w:t xml:space="preserve"> </w:t>
+      </w:r>
+      <w:r>
+        <w:rPr>
+          <w:b/>
+          <w:bCs/>
+          <w:i/>
+          <w:iCs/>
+          <w:lang w:eastAsia="ru-RU"/>
+        </w:rPr>
+        <w:t>x</w:t>
+      </w:r>
+      <w:r>
+        <w:rPr>
+          <w:lang w:eastAsia="ru-RU"/>
+        </w:rPr>
+        <w:t>, для которого истинно высказывание:</w:t>
+      </w:r>
+    </w:p>
+    <w:p>
+      <w:pPr>
+        <w:jc w:val="center"/>
+        <w:rPr>
+          <w:lang w:eastAsia="ru-RU"/>
+        </w:rPr>
+      </w:pPr>
+      <w:r>
+        <w:rPr>
+          <w:lang w:eastAsia="ru-RU"/>
+        </w:rPr>
+        <w:t>(</w:t>
+      </w:r>
+      <w:r>
+        <w:rPr>
+          <w:b/>
+          <w:bCs/>
+          <w:i/>
+          <w:iCs/>
+          <w:lang w:val="en-US" w:eastAsia="ru-RU"/>
+        </w:rPr>
+        <w:t>x</w:t>
+      </w:r>
+      <w:r>
+        <w:rPr>
+          <w:lang w:eastAsia="ru-RU"/>
+        </w:rPr>
+        <w:t> </w:t>
+      </w:r>
+      <w:proofErr w:type="gramStart"/>
+      <w:r>
+        <w:rPr>
+          <w:lang w:eastAsia="ru-RU"/>
+        </w:rPr>
+        <w:t>&lt; 3</w:t>
+      </w:r>
+      <w:proofErr w:type="gramEnd"/>
+      <w:r>
+        <w:rPr>
+          <w:lang w:eastAsia="ru-RU"/>
+        </w:rPr>
+        <w:t>) </w:t>
+      </w:r>
+      <w:r>
+        <w:rPr>
+          <w:b/>
+          <w:bCs/>
+          <w:lang w:eastAsia="ru-RU"/>
+        </w:rPr>
+        <w:t>И НЕ </w:t>
+      </w:r>
+      <w:r>
+        <w:rPr>
+          <w:lang w:eastAsia="ru-RU"/>
+        </w:rPr>
+        <w:t>(</w:t>
+      </w:r>
+      <w:r>
+        <w:rPr>
+          <w:b/>
+          <w:bCs/>
+          <w:i/>
+          <w:iCs/>
+          <w:lang w:val="en-US" w:eastAsia="ru-RU"/>
+        </w:rPr>
+        <w:t>x</w:t>
+      </w:r>
+      <w:r>
+        <w:rPr>
+          <w:lang w:eastAsia="ru-RU"/>
+        </w:rPr>
+        <w:t> &lt; 2).</w:t>
+      </w:r>
+    </w:p>
+    <w:p>
+      <w:pPr>
+        <w:pStyle w:val="a4"/>
+      </w:pPr>
+      <w:r>
+        <w:rPr>
+          <w:noProof/>
+          <w:lang w:eastAsia="ru-RU"/>
+        </w:rPr>
+        <mc:AlternateContent>
+          <mc:Choice Requires="wps">
+            <w:drawing>
+              <wp:anchor distT="0" distB="0" distL="114300" distR="114300" simplePos="0" relativeHeight="251744256" behindDoc="0" locked="0" layoutInCell="1" allowOverlap="1">
+                <wp:simplePos x="0" y="0"/>
+                <wp:positionH relativeFrom="margin">
+                  <wp:posOffset>297815</wp:posOffset>
+                </wp:positionH>
+                <wp:positionV relativeFrom="paragraph">
+                  <wp:posOffset>49530</wp:posOffset>
+                </wp:positionV>
+                <wp:extent cx="4224655" cy="252730"/>
+                <wp:effectExtent l="0" t="0" r="4445" b="0"/>
+                <wp:wrapNone/>
+                <wp:docPr id="68" name="Надпись 68"/>
+                <wp:cNvGraphicFramePr/>
+                <a:graphic xmlns:a="http://schemas.openxmlformats.org/drawingml/2006/main">
+                  <a:graphicData uri="http://schemas.microsoft.com/office/word/2010/wordprocessingShape">
+                    <wps:wsp>
+                      <wps:cNvSpPr txBox="1"/>
+                      <wps:spPr>
+                        <a:xfrm>
+                          <a:off x="0" y="0"/>
+                          <a:ext cx="4224655" cy="252730"/>
+                        </a:xfrm>
+                        <a:prstGeom prst="rect">
+                          <a:avLst/>
+                        </a:prstGeom>
+                        <a:solidFill>
+                          <a:schemeClr val="accent1">
+                            <a:lumMod val="40000"/>
+                            <a:lumOff val="60000"/>
+                          </a:schemeClr>
+                        </a:solidFill>
+                      </wps:spPr>
+                      <wps:txbx>
+                        <w:txbxContent>
+                          <w:p>
+                            <w:pPr>
+                              <w:jc w:val="center"/>
+                              <w:rPr>
+                                <w:szCs w:val="36"/>
+                              </w:rPr>
+                            </w:pPr>
+                            <w:r>
+                              <w:rPr>
+                                <w:b/>
+                                <w:i/>
+                                <w:color w:val="1F4E79" w:themeColor="accent1" w:themeShade="80"/>
+                                <w:szCs w:val="36"/>
+                              </w:rPr>
+                              <w:t>Решение</w:t>
+                            </w:r>
+                          </w:p>
+                        </w:txbxContent>
+                      </wps:txbx>
+                      <wps:bodyPr wrap="square" rtlCol="0">
+                        <a:noAutofit/>
+                      </wps:bodyPr>
+                    </wps:wsp>
+                  </a:graphicData>
+                </a:graphic>
+                <wp14:sizeRelH relativeFrom="margin">
+                  <wp14:pctWidth>0</wp14:pctWidth>
+                </wp14:sizeRelH>
+                <wp14:sizeRelV relativeFrom="margin">
+                  <wp14:pctHeight>0</wp14:pctHeight>
+                </wp14:sizeRelV>
+              </wp:anchor>
+            </w:drawing>
+          </mc:Choice>
+          <mc:Fallback>
+            <w:pict>
+              <v:shape id="Надпись 68" o:spid="_x0000_s1053" type="#_x0000_t202" style="position:absolute;margin-left:23.45pt;margin-top:3.9pt;width:332.65pt;height:19.9pt;z-index:251744256;visibility:visible;mso-wrap-style:square;mso-width-percent:0;mso-height-percent:0;mso-wrap-distance-left:9pt;mso-wrap-distance-top:0;mso-wrap-distance-right:9pt;mso-wrap-distance-bottom:0;mso-position-horizontal:absolute;mso-position-horizontal-relative:margin;mso-position-vertical:absolute;mso-position-vertical-relative:text;mso-width-percent:0;mso-height-percent:0;mso-width-relative:margin;mso-height-relative:margin;v-text-anchor:top" o:gfxdata="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" fillcolor="#bdd6ee [1300]" stroked="f">
+                <v:textbox>
+                  <w:txbxContent>
+                    <w:p>
+                      <w:pPr>
+                        <w:jc w:val="center"/>
+                        <w:rPr>
+                          <w:szCs w:val="36"/>
+                        </w:rPr>
+                      </w:pPr>
+                      <w:r>
+                        <w:rPr>
+                          <w:b/>
+                          <w:i/>
+                          <w:color w:val="1F4E79" w:themeColor="accent1" w:themeShade="80"/>
+                          <w:szCs w:val="36"/>
+                        </w:rPr>
+                        <w:t>Решение</w:t>
+                      </w:r>
+                    </w:p>
+                  </w:txbxContent>
+                </v:textbox>
+                <w10:wrap anchorx="margin"/>
+              </v:shape>
+            </w:pict>
+          </mc:Fallback>
+        </mc:AlternateContent>
+      </w:r>
+      <w:r>
+        <w:rPr>
+          <w:noProof/>
+          <w:lang w:eastAsia="ru-RU"/>
+        </w:rPr>
+        <w:drawing>
+          <wp:inline distT="0" distB="0" distL="0" distR="0">
+            <wp:extent cx="4780280" cy="1610360"/>
+            <wp:effectExtent l="0" t="0" r="1270" b="8890"/>
+            <wp:docPr id="67" name="Рисунок 67" descr="Большая клетка"/>
+            <wp:cNvGraphicFramePr>
+              <a:graphicFrameLocks xmlns:a="http://schemas.openxmlformats.org/drawingml/2006/main" noChangeAspect="1"/>
+            </wp:cNvGraphicFramePr>
+            <a:graphic xmlns:a="http://schemas.openxmlformats.org/drawingml/2006/main">
+              <a:graphicData uri="http://schemas.openxmlformats.org/drawingml/2006/picture">
+                <pic:pic xmlns:pic="http://schemas.openxmlformats.org/drawingml/2006/picture">
+                  <pic:nvPicPr>
+                    <pic:cNvPr id="0" name="Рисунок 58" descr="Большая клетка"/>
+                    <pic:cNvPicPr>
+                      <a:picLocks noChangeAspect="1" noChangeArrowheads="1"/>
+                    </pic:cNvPicPr>
+                  </pic:nvPicPr>
+                  <pic:blipFill>
+                    <a:blip r:embed="rId8">
+                      <a:extLst>
+                        <a:ext uri="{28A0092B-C50C-407E-A947-70E740481C1C}">
+                          <a14:useLocalDpi xmlns:a14="http://schemas.microsoft.com/office/drawing/2010/main" val="0"/>
+                        </a:ext>
+                      </a:extLst>
+                    </a:blip>
+                    <a:srcRect r="37325" b="69562"/>
+                    <a:stretch>
+                      <a:fillRect/>
+                    </a:stretch>
+                  </pic:blipFill>
+                  <pic:spPr bwMode="auto">
+                    <a:xfrm>
+                      <a:off x="0" y="0"/>
+                      <a:ext cx="4780280" cy="1610360"/>
+                    </a:xfrm>
+                    <a:prstGeom prst="rect">
+                      <a:avLst/>
+                    </a:prstGeom>
+                    <a:noFill/>
+                    <a:ln>
+                      <a:noFill/>
+                    </a:ln>
+                  </pic:spPr>
+                </pic:pic>
+              </a:graphicData>
+            </a:graphic>
+          </wp:inline>
+        </w:drawing>
+      </w:r>
+    </w:p>
+    <w:p>
+      <w:pPr>
+        <w:pStyle w:val="1"/>
+        <w:rPr>
+          <w:rStyle w:val="canselect"/>
+        </w:rPr>
+      </w:pPr>
+      <w:r>
+        <w:t>Номер: </w:t>
+      </w:r>
+      <w:r>
+        <w:rPr>
+          <w:rStyle w:val="canselect"/>
+        </w:rPr>
+        <w:t>A0DD26</w:t>
+      </w:r>
+    </w:p>
+    <w:p>
+      <w:pPr>
+        <w:rPr>
+          <w:lang w:eastAsia="ru-RU"/>
+        </w:rPr>
+      </w:pPr>
+      <w:r>
+        <w:rPr>
+          <w:lang w:eastAsia="ru-RU"/>
+        </w:rPr>
+        <w:t>Напишите количество натуральных чисел, для которых истинно высказывание:</w:t>
+      </w:r>
+    </w:p>
+    <w:p>
+      <w:pPr>
+        <w:jc w:val="center"/>
+        <w:rPr>
+          <w:lang w:eastAsia="ru-RU"/>
+        </w:rPr>
+      </w:pPr>
+      <w:r>
+        <w:rPr>
+          <w:b/>
+          <w:bCs/>
+          <w:lang w:eastAsia="ru-RU"/>
+        </w:rPr>
+        <w:t>НЕ</w:t>
+      </w:r>
+      <w:r>
+        <w:rPr>
+          <w:lang w:eastAsia="ru-RU"/>
+        </w:rPr>
+        <w:t> (Число нечётное) </w:t>
+      </w:r>
+      <w:r>
+        <w:rPr>
+          <w:b/>
+          <w:bCs/>
+          <w:lang w:eastAsia="ru-RU"/>
+        </w:rPr>
+        <w:t>И</w:t>
+      </w:r>
+      <w:r>
+        <w:rPr>
+          <w:lang w:eastAsia="ru-RU"/>
+        </w:rPr>
+        <w:t> </w:t>
+      </w:r>
+      <w:r>
+        <w:rPr>
+          <w:b/>
+          <w:bCs/>
+          <w:lang w:eastAsia="ru-RU"/>
+        </w:rPr>
+        <w:t>НЕ</w:t>
+      </w:r>
+      <w:r>
+        <w:rPr>
+          <w:lang w:eastAsia="ru-RU"/>
+        </w:rPr>
+        <w:t> (</w:t>
+      </w:r>
+      <w:proofErr w:type="gramStart"/>
+      <w:r>
+        <w:rPr>
+          <w:lang w:eastAsia="ru-RU"/>
+        </w:rPr>
+        <w:t>Число &gt;</w:t>
+      </w:r>
+      <w:proofErr w:type="gramEnd"/>
+      <w:r>
+        <w:rPr>
+          <w:lang w:eastAsia="ru-RU"/>
+        </w:rPr>
+        <w:t xml:space="preserve"> 14).</w:t>
+      </w:r>
+    </w:p>
+    <w:p>
+      <w:pPr>
+        <w:pStyle w:val="a4"/>
+      </w:pPr>
+      <w:r>
+        <w:rPr>
+          <w:noProof/>
+          <w:lang w:eastAsia="ru-RU"/>
+        </w:rPr>
+        <mc:AlternateContent>
+          <mc:Choice Requires="wps">
+            <w:drawing>
+              <wp:anchor distT="0" distB="0" distL="114300" distR="114300" simplePos="0" relativeHeight="251746304" behindDoc="0" locked="0" layoutInCell="1" allowOverlap="1">
+                <wp:simplePos x="0" y="0"/>
+                <wp:positionH relativeFrom="margin">
+                  <wp:posOffset>297815</wp:posOffset>
+                </wp:positionH>
+                <wp:positionV relativeFrom="paragraph">
+                  <wp:posOffset>49530</wp:posOffset>
+                </wp:positionV>
+                <wp:extent cx="4224655" cy="252730"/>
+                <wp:effectExtent l="0" t="0" r="4445" b="0"/>
+                <wp:wrapNone/>
+                <wp:docPr id="70" name="Надпись 70"/>
+                <wp:cNvGraphicFramePr/>
+                <a:graphic xmlns:a="http://schemas.openxmlformats.org/drawingml/2006/main">
+                  <a:graphicData uri="http://schemas.microsoft.com/office/word/2010/wordprocessingShape">
+                    <wps:wsp>
+                      <wps:cNvSpPr txBox="1"/>
+                      <wps:spPr>
+                        <a:xfrm>
+                          <a:off x="0" y="0"/>
+                          <a:ext cx="4224655" cy="252730"/>
+                        </a:xfrm>
+                        <a:prstGeom prst="rect">
+                          <a:avLst/>
+                        </a:prstGeom>
+                        <a:solidFill>
+                          <a:schemeClr val="accent1">
+                            <a:lumMod val="40000"/>
+                            <a:lumOff val="60000"/>
+                          </a:schemeClr>
+                        </a:solidFill>
+                      </wps:spPr>
+                      <wps:txbx>
+                        <w:txbxContent>
+                          <w:p>
+                            <w:pPr>
+                              <w:jc w:val="center"/>
+                              <w:rPr>
+                                <w:szCs w:val="36"/>
+                              </w:rPr>
+                            </w:pPr>
+                            <w:r>
+                              <w:rPr>
+                                <w:b/>
+                                <w:i/>
+                                <w:color w:val="1F4E79" w:themeColor="accent1" w:themeShade="80"/>
+                                <w:szCs w:val="36"/>
+                              </w:rPr>
+                              <w:t>Решение</w:t>
+                            </w:r>
+                          </w:p>
+                        </w:txbxContent>
+                      </wps:txbx>
+                      <wps:bodyPr wrap="square" rtlCol="0">
+                        <a:noAutofit/>
+                      </wps:bodyPr>
+                    </wps:wsp>
+                  </a:graphicData>
+                </a:graphic>
+                <wp14:sizeRelH relativeFrom="margin">
+                  <wp14:pctWidth>0</wp14:pctWidth>
+                </wp14:sizeRelH>
+                <wp14:sizeRelV relativeFrom="margin">
+                  <wp14:pctHeight>0</wp14:pctHeight>
+                </wp14:sizeRelV>
+              </wp:anchor>
+            </w:drawing>
+          </mc:Choice>
+          <mc:Fallback>
+            <w:pict>
+              <v:shape id="Надпись 70" o:spid="_x0000_s1054" type="#_x0000_t202" style="position:absolute;margin-left:23.45pt;margin-top:3.9pt;width:332.65pt;height:19.9pt;z-index:251746304;visibility:visible;mso-wrap-style:square;mso-width-percent:0;mso-height-percent:0;mso-wrap-distance-left:9pt;mso-wrap-distance-top:0;mso-wrap-distance-right:9pt;mso-wrap-distance-bottom:0;mso-position-horizontal:absolute;mso-position-horizontal-relative:margin;mso-position-vertical:absolute;mso-position-vertical-relative:text;mso-width-percent:0;mso-height-percent:0;mso-width-relative:margin;mso-height-relative:margin;v-text-anchor:top" o:gfxdata="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" fillcolor="#bdd6ee [1300]" stroked="f">
+                <v:textbox>
+                  <w:txbxContent>
+                    <w:p>
+                      <w:pPr>
+                        <w:jc w:val="center"/>
+                        <w:rPr>
+                          <w:szCs w:val="36"/>
+                        </w:rPr>
+                      </w:pPr>
+                      <w:r>
+                        <w:rPr>
+                          <w:b/>
+                          <w:i/>
+                          <w:color w:val="1F4E79" w:themeColor="accent1" w:themeShade="80"/>
+                          <w:szCs w:val="36"/>
+                        </w:rPr>
+                        <w:t>Решение</w:t>
+                      </w:r>
+                    </w:p>
+                  </w:txbxContent>
+                </v:textbox>
+                <w10:wrap anchorx="margin"/>
+              </v:shape>
+            </w:pict>
+          </mc:Fallback>
+        </mc:AlternateContent>
+      </w:r>
+      <w:r>
+        <w:rPr>
+          <w:noProof/>
+          <w:lang w:eastAsia="ru-RU"/>
+        </w:rPr>
+        <w:drawing>
+          <wp:inline distT="0" distB="0" distL="0" distR="0">
+            <wp:extent cx="4780280" cy="1366520"/>
+            <wp:effectExtent l="0" t="0" r="1270" b="5080"/>
+            <wp:docPr id="69" name="Рисунок 69" descr="Большая клетка"/>
+            <wp:cNvGraphicFramePr>
+              <a:graphicFrameLocks xmlns:a="http://schemas.openxmlformats.org/drawingml/2006/main" noChangeAspect="1"/>
+            </wp:cNvGraphicFramePr>
+            <a:graphic xmlns:a="http://schemas.openxmlformats.org/drawingml/2006/main">
+              <a:graphicData uri="http://schemas.openxmlformats.org/drawingml/2006/picture">
+                <pic:pic xmlns:pic="http://schemas.openxmlformats.org/drawingml/2006/picture">
+                  <pic:nvPicPr>
+                    <pic:cNvPr id="0" name="Рисунок 54" descr="Большая клетка"/>
+                    <pic:cNvPicPr>
+                      <a:picLocks noChangeAspect="1" noChangeArrowheads="1"/>
+                    </pic:cNvPicPr>
+                  </pic:nvPicPr>
+                  <pic:blipFill>
+                    <a:blip r:embed="rId8">
+                      <a:extLst>
+                        <a:ext uri="{28A0092B-C50C-407E-A947-70E740481C1C}">
+                          <a14:useLocalDpi xmlns:a14="http://schemas.microsoft.com/office/drawing/2010/main" val="0"/>
+                        </a:ext>
+                      </a:extLst>
+                    </a:blip>
+                    <a:srcRect r="37325" b="74120"/>
+                    <a:stretch>
+                      <a:fillRect/>
+                    </a:stretch>
+                  </pic:blipFill>
+                  <pic:spPr bwMode="auto">
+                    <a:xfrm>
+                      <a:off x="0" y="0"/>
+                      <a:ext cx="4780280" cy="1366520"/>
+                    </a:xfrm>
+                    <a:prstGeom prst="rect">
+                      <a:avLst/>
+                    </a:prstGeom>
+                    <a:noFill/>
+                    <a:ln>
+                      <a:noFill/>
+                    </a:ln>
+                  </pic:spPr>
+                </pic:pic>
+              </a:graphicData>
+            </a:graphic>
+          </wp:inline>
+        </w:drawing>
+      </w:r>
+    </w:p>
+    <w:p>
+      <w:pPr>
+        <w:pStyle w:val="1"/>
+        <w:rPr>
+          <w:rStyle w:val="canselect"/>
+        </w:rPr>
+      </w:pPr>
+      <w:r>
+        <w:lastRenderedPageBreak/>
+        <w:t>Номер: </w:t>
+      </w:r>
+      <w:r>
+        <w:rPr>
+          <w:rStyle w:val="canselect"/>
+        </w:rPr>
+        <w:t>C93020</w:t>
+      </w:r>
     </w:p>
     <w:p>
       <w:pPr>
@@ -9363,25 +12505,7 @@
         <w:color w:val="1F4E79" w:themeColor="accent1" w:themeShade="80"/>
         <w:szCs w:val="24"/>
       </w:rPr>
-      <w:t>Бахов Г.П</w:t>
-    </w:r>
-    <w:r>
-      <w:rPr>
-        <w:rFonts w:cs="Times New Roman"/>
-        <w:b/>
-        <w:color w:val="1F4E79" w:themeColor="accent1" w:themeShade="80"/>
-        <w:szCs w:val="24"/>
-      </w:rPr>
-      <w:t xml:space="preserve">                         </w:t>
-    </w:r>
-    <w:r>
-      <w:rPr>
-        <w:rFonts w:cs="Times New Roman"/>
-        <w:b/>
-        <w:color w:val="1F4E79" w:themeColor="accent1" w:themeShade="80"/>
-        <w:szCs w:val="24"/>
-      </w:rPr>
-      <w:t xml:space="preserve">                             </w:t>
+      <w:t xml:space="preserve">Бахов Г.П                                                      </w:t>
     </w:r>
     <w:hyperlink r:id="rId1" w:history="1">
       <w:r>
@@ -9495,8 +12619,8 @@
   <w:abstractNum w:abstractNumId="0" w15:restartNumberingAfterBreak="0">
     <w:nsid w:val="01DD37F0"/>
     <w:multiLevelType w:val="hybridMultilevel"/>
-    <w:tmpl w:val="207A6F22"/>
-    <w:lvl w:ilvl="0" w:tplc="DA22F9AA">
+    <w:tmpl w:val="43F0E296"/>
+    <w:lvl w:ilvl="0" w:tplc="1626F162">
       <w:start w:val="1"/>
       <w:numFmt w:val="decimal"/>
       <w:pStyle w:val="1"/>
@@ -10430,7 +13554,7 @@
   <w:style w:type="paragraph" w:default="1" w:styleId="a">
     <w:name w:val="Normal"/>
     <w:qFormat/>
-    <w:rsid w:val="00D96587"/>
+    <w:rsid w:val="0066262A"/>
     <w:pPr>
       <w:spacing w:after="0" w:line="240" w:lineRule="auto"/>
       <w:ind w:firstLine="284"/>
@@ -10449,7 +13573,7 @@
     <w:autoRedefine/>
     <w:uiPriority w:val="9"/>
     <w:qFormat/>
-    <w:rsid w:val="00DE3DEC"/>
+    <w:rsid w:val="00293D0B"/>
     <w:pPr>
       <w:keepNext/>
       <w:keepLines/>
@@ -10462,8 +13586,8 @@
     </w:pPr>
     <w:rPr>
       <w:rFonts w:ascii="Open Sans" w:eastAsia="Times New Roman" w:hAnsi="Open Sans" w:cs="Times New Roman"/>
-      <w:b/>
-      <w:color w:val="333333"/>
+      <w:bCs/>
+      <w:color w:val="055154"/>
       <w:szCs w:val="27"/>
       <w:shd w:val="clear" w:color="auto" w:fill="FFFFFF"/>
       <w:lang w:eastAsia="ru-RU"/>
@@ -10497,7 +13621,6 @@
     <w:next w:val="a"/>
     <w:link w:val="30"/>
     <w:uiPriority w:val="9"/>
-    <w:semiHidden/>
     <w:unhideWhenUsed/>
     <w:qFormat/>
     <w:rsid w:val="001D3B83"/>
@@ -10550,11 +13673,11 @@
     <w:basedOn w:val="a0"/>
     <w:link w:val="1"/>
     <w:uiPriority w:val="9"/>
-    <w:rsid w:val="00DE3DEC"/>
+    <w:rsid w:val="00293D0B"/>
     <w:rPr>
       <w:rFonts w:ascii="Open Sans" w:eastAsia="Times New Roman" w:hAnsi="Open Sans" w:cs="Times New Roman"/>
-      <w:b/>
-      <w:color w:val="333333"/>
+      <w:bCs/>
+      <w:color w:val="055154"/>
       <w:sz w:val="24"/>
       <w:szCs w:val="27"/>
       <w:lang w:eastAsia="ru-RU"/>
@@ -10697,7 +13820,6 @@
     <w:basedOn w:val="a0"/>
     <w:link w:val="3"/>
     <w:uiPriority w:val="9"/>
-    <w:semiHidden/>
     <w:rsid w:val="001D3B83"/>
     <w:rPr>
       <w:rFonts w:asciiTheme="majorHAnsi" w:eastAsiaTheme="majorEastAsia" w:hAnsiTheme="majorHAnsi" w:cstheme="majorBidi"/>
@@ -11004,7 +14126,7 @@
 </file>
 
 <file path=customXml/itemProps1.xml><?xml version="1.0" encoding="utf-8"?>
-<ds:datastoreItem xmlns:ds="http://schemas.openxmlformats.org/officeDocument/2006/customXml" ds:itemID="{C001930A-54C9-4A3A-B898-E2727CC87ABF}">
+<ds:datastoreItem xmlns:ds="http://schemas.openxmlformats.org/officeDocument/2006/customXml" ds:itemID="{8F119EDB-D216-408F-A91B-B86DD1669731}">
   <ds:schemaRefs>
     <ds:schemaRef ds:uri="http://schemas.openxmlformats.org/officeDocument/2006/bibliography"/>
   </ds:schemaRefs>

--- a/03/ВСЕ Задачи №3[кес 2.8].docx
+++ b/03/ВСЕ Задачи №3[кес 2.8].docx
@@ -1,6 +1,6 @@
 
 <file path=word/document.xml><?xml version="1.0" encoding="utf-8"?>
-<w:document xmlns:wpc="http://schemas.microsoft.com/office/word/2010/wordprocessingCanvas" xmlns:cx="http://schemas.microsoft.com/office/drawing/2014/chartex" xmlns:mc="http://schemas.openxmlformats.org/markup-compatibility/2006" xmlns:o="urn:schemas-microsoft-com:office:office" xmlns:r="http://schemas.openxmlformats.org/officeDocument/2006/relationships" xmlns:m="http://schemas.openxmlformats.org/officeDocument/2006/math" xmlns:v="urn:schemas-microsoft-com:vml" xmlns:wp14="http://schemas.microsoft.com/office/word/2010/wordprocessingDrawing" xmlns:wp="http://schemas.openxmlformats.org/drawingml/2006/wordprocessingDrawing" xmlns:w10="urn:schemas-microsoft-com:office:word" xmlns:w="http://schemas.openxmlformats.org/wordprocessingml/2006/main" xmlns:w14="http://schemas.microsoft.com/office/word/2010/wordml" xmlns:w15="http://schemas.microsoft.com/office/word/2012/wordml" xmlns:w16se="http://schemas.microsoft.com/office/word/2015/wordml/symex" xmlns:wpg="http://schemas.microsoft.com/office/word/2010/wordprocessingGroup" xmlns:wpi="http://schemas.microsoft.com/office/word/2010/wordprocessingInk" xmlns:wne="http://schemas.microsoft.com/office/word/2006/wordml" xmlns:wps="http://schemas.microsoft.com/office/word/2010/wordprocessingShape" mc:Ignorable="w14 w15 w16se wp14">
+<w:document xmlns:wpc="http://schemas.microsoft.com/office/word/2010/wordprocessingCanvas" xmlns:cx="http://schemas.microsoft.com/office/drawing/2014/chartex" xmlns:cx1="http://schemas.microsoft.com/office/drawing/2015/9/8/chartex" xmlns:mc="http://schemas.openxmlformats.org/markup-compatibility/2006" xmlns:o="urn:schemas-microsoft-com:office:office" xmlns:r="http://schemas.openxmlformats.org/officeDocument/2006/relationships" xmlns:m="http://schemas.openxmlformats.org/officeDocument/2006/math" xmlns:v="urn:schemas-microsoft-com:vml" xmlns:wp14="http://schemas.microsoft.com/office/word/2010/wordprocessingDrawing" xmlns:wp="http://schemas.openxmlformats.org/drawingml/2006/wordprocessingDrawing" xmlns:w10="urn:schemas-microsoft-com:office:word" xmlns:w="http://schemas.openxmlformats.org/wordprocessingml/2006/main" xmlns:w14="http://schemas.microsoft.com/office/word/2010/wordml" xmlns:w15="http://schemas.microsoft.com/office/word/2012/wordml" xmlns:w16se="http://schemas.microsoft.com/office/word/2015/wordml/symex" xmlns:wpg="http://schemas.microsoft.com/office/word/2010/wordprocessingGroup" xmlns:wpi="http://schemas.microsoft.com/office/word/2010/wordprocessingInk" xmlns:wne="http://schemas.microsoft.com/office/word/2006/wordml" xmlns:wps="http://schemas.microsoft.com/office/word/2010/wordprocessingShape" mc:Ignorable="w14 w15 w16se wp14">
   <w:body>
     <w:p>
       <w:pPr>
@@ -9,31 +9,49 @@
           <w:tab w:val="left" w:pos="880"/>
         </w:tabs>
         <w:rPr>
+          <w:shd w:val="clear" w:color="auto" w:fill="FFFFFF"/>
+        </w:rPr>
+        <w:sectPr>
+          <w:headerReference w:type="default" r:id="rId8"/>
+          <w:pgSz w:w="8419" w:h="11906" w:orient="landscape"/>
+          <w:pgMar w:top="284" w:right="567" w:bottom="284" w:left="567" w:header="283" w:footer="709" w:gutter="0"/>
+          <w:cols w:space="708"/>
+          <w:docGrid w:linePitch="360"/>
+        </w:sectPr>
+      </w:pPr>
+      <w:r>
+        <w:rPr>
+          <w:shd w:val="clear" w:color="auto" w:fill="FFFFFF"/>
+        </w:rPr>
+        <w:fldChar w:fldCharType="begin"/>
+      </w:r>
+      <w:r>
+        <w:rPr>
+          <w:shd w:val="clear" w:color="auto" w:fill="FFFFFF"/>
+        </w:rPr>
+        <w:instrText xml:space="preserve"> TOC \o "1-1" \h \z \u </w:instrText>
+      </w:r>
+      <w:r>
+        <w:rPr>
+          <w:shd w:val="clear" w:color="auto" w:fill="FFFFFF"/>
+        </w:rPr>
+        <w:fldChar w:fldCharType="separate"/>
+      </w:r>
+    </w:p>
+    <w:p>
+      <w:pPr>
+        <w:pStyle w:val="11"/>
+        <w:tabs>
+          <w:tab w:val="left" w:pos="880"/>
+        </w:tabs>
+        <w:rPr>
           <w:rFonts w:asciiTheme="minorHAnsi" w:eastAsiaTheme="minorEastAsia" w:hAnsiTheme="minorHAnsi"/>
           <w:noProof/>
           <w:sz w:val="22"/>
           <w:lang w:eastAsia="ru-RU"/>
         </w:rPr>
       </w:pPr>
-      <w:r>
-        <w:rPr>
-          <w:shd w:val="clear" w:color="auto" w:fill="FFFFFF"/>
-        </w:rPr>
-        <w:fldChar w:fldCharType="begin"/>
-      </w:r>
-      <w:r>
-        <w:rPr>
-          <w:shd w:val="clear" w:color="auto" w:fill="FFFFFF"/>
-        </w:rPr>
-        <w:instrText xml:space="preserve"> TOC \o "1-1" \h \z \u </w:instrText>
-      </w:r>
-      <w:r>
-        <w:rPr>
-          <w:shd w:val="clear" w:color="auto" w:fill="FFFFFF"/>
-        </w:rPr>
-        <w:fldChar w:fldCharType="separate"/>
-      </w:r>
-      <w:hyperlink w:anchor="_Toc213931061" w:history="1">
+      <w:hyperlink w:anchor="_Toc213974070" w:history="1">
         <w:r>
           <w:rPr>
             <w:rStyle w:val="a3"/>
@@ -82,7 +100,7 @@
             <w:noProof/>
             <w:webHidden/>
           </w:rPr>
-          <w:instrText xml:space="preserve"> PAGEREF _Toc213931061 \h </w:instrText>
+          <w:instrText xml:space="preserve"> PAGEREF _Toc213974070 \h </w:instrText>
         </w:r>
         <w:r>
           <w:rPr>
@@ -102,7 +120,7 @@
             <w:noProof/>
             <w:webHidden/>
           </w:rPr>
-          <w:t>3</w:t>
+          <w:t>4</w:t>
         </w:r>
         <w:r>
           <w:rPr>
@@ -126,7 +144,7 @@
           <w:lang w:eastAsia="ru-RU"/>
         </w:rPr>
       </w:pPr>
-      <w:hyperlink w:anchor="_Toc213931062" w:history="1">
+      <w:hyperlink w:anchor="_Toc213974071" w:history="1">
         <w:r>
           <w:rPr>
             <w:rStyle w:val="a3"/>
@@ -154,15 +172,7 @@
             <w:rStyle w:val="a3"/>
             <w:noProof/>
           </w:rPr>
-          <w:t>Номер: </w:t>
-        </w:r>
-        <w:r>
-          <w:rPr>
-            <w:rStyle w:val="a3"/>
-            <w:bCs/>
-            <w:noProof/>
-          </w:rPr>
-          <w:t>09B748</w:t>
+          <w:t>Номер: 09B748</w:t>
         </w:r>
         <w:r>
           <w:rPr>
@@ -183,7 +193,7 @@
             <w:noProof/>
             <w:webHidden/>
           </w:rPr>
-          <w:instrText xml:space="preserve"> PAGEREF _Toc213931062 \h </w:instrText>
+          <w:instrText xml:space="preserve"> PAGEREF _Toc213974071 \h </w:instrText>
         </w:r>
         <w:r>
           <w:rPr>
@@ -203,7 +213,7 @@
             <w:noProof/>
             <w:webHidden/>
           </w:rPr>
-          <w:t>3</w:t>
+          <w:t>4</w:t>
         </w:r>
         <w:r>
           <w:rPr>
@@ -227,7 +237,7 @@
           <w:lang w:eastAsia="ru-RU"/>
         </w:rPr>
       </w:pPr>
-      <w:hyperlink w:anchor="_Toc213931063" w:history="1">
+      <w:hyperlink w:anchor="_Toc213974072" w:history="1">
         <w:r>
           <w:rPr>
             <w:rStyle w:val="a3"/>
@@ -255,15 +265,7 @@
             <w:rStyle w:val="a3"/>
             <w:noProof/>
           </w:rPr>
-          <w:t>Номер: </w:t>
-        </w:r>
-        <w:r>
-          <w:rPr>
-            <w:rStyle w:val="a3"/>
-            <w:bCs/>
-            <w:noProof/>
-          </w:rPr>
-          <w:t>5F2747</w:t>
+          <w:t>Номер: 5F2747</w:t>
         </w:r>
         <w:r>
           <w:rPr>
@@ -284,7 +286,7 @@
             <w:noProof/>
             <w:webHidden/>
           </w:rPr>
-          <w:instrText xml:space="preserve"> PAGEREF _Toc213931063 \h </w:instrText>
+          <w:instrText xml:space="preserve"> PAGEREF _Toc213974072 \h </w:instrText>
         </w:r>
         <w:r>
           <w:rPr>
@@ -304,7 +306,7 @@
             <w:noProof/>
             <w:webHidden/>
           </w:rPr>
-          <w:t>3</w:t>
+          <w:t>4</w:t>
         </w:r>
         <w:r>
           <w:rPr>
@@ -328,7 +330,7 @@
           <w:lang w:eastAsia="ru-RU"/>
         </w:rPr>
       </w:pPr>
-      <w:hyperlink w:anchor="_Toc213931064" w:history="1">
+      <w:hyperlink w:anchor="_Toc213974073" w:history="1">
         <w:r>
           <w:rPr>
             <w:rStyle w:val="a3"/>
@@ -356,15 +358,7 @@
             <w:rStyle w:val="a3"/>
             <w:noProof/>
           </w:rPr>
-          <w:t>Номер: </w:t>
-        </w:r>
-        <w:r>
-          <w:rPr>
-            <w:rStyle w:val="a3"/>
-            <w:bCs/>
-            <w:noProof/>
-          </w:rPr>
-          <w:t>5C6C4C</w:t>
+          <w:t>Номер: 5C6C4C</w:t>
         </w:r>
         <w:r>
           <w:rPr>
@@ -385,7 +379,7 @@
             <w:noProof/>
             <w:webHidden/>
           </w:rPr>
-          <w:instrText xml:space="preserve"> PAGEREF _Toc213931064 \h </w:instrText>
+          <w:instrText xml:space="preserve"> PAGEREF _Toc213974073 \h </w:instrText>
         </w:r>
         <w:r>
           <w:rPr>
@@ -405,7 +399,7 @@
             <w:noProof/>
             <w:webHidden/>
           </w:rPr>
-          <w:t>4</w:t>
+          <w:t>5</w:t>
         </w:r>
         <w:r>
           <w:rPr>
@@ -429,7 +423,7 @@
           <w:lang w:eastAsia="ru-RU"/>
         </w:rPr>
       </w:pPr>
-      <w:hyperlink w:anchor="_Toc213931065" w:history="1">
+      <w:hyperlink w:anchor="_Toc213974074" w:history="1">
         <w:r>
           <w:rPr>
             <w:rStyle w:val="a3"/>
@@ -457,15 +451,7 @@
             <w:rStyle w:val="a3"/>
             <w:noProof/>
           </w:rPr>
-          <w:t>Номер: </w:t>
-        </w:r>
-        <w:r>
-          <w:rPr>
-            <w:rStyle w:val="a3"/>
-            <w:bCs/>
-            <w:noProof/>
-          </w:rPr>
-          <w:t>83F641</w:t>
+          <w:t>Номер: 83F641</w:t>
         </w:r>
         <w:r>
           <w:rPr>
@@ -486,7 +472,7 @@
             <w:noProof/>
             <w:webHidden/>
           </w:rPr>
-          <w:instrText xml:space="preserve"> PAGEREF _Toc213931065 \h </w:instrText>
+          <w:instrText xml:space="preserve"> PAGEREF _Toc213974074 \h </w:instrText>
         </w:r>
         <w:r>
           <w:rPr>
@@ -506,7 +492,7 @@
             <w:noProof/>
             <w:webHidden/>
           </w:rPr>
-          <w:t>4</w:t>
+          <w:t>5</w:t>
         </w:r>
         <w:r>
           <w:rPr>
@@ -530,7 +516,7 @@
           <w:lang w:eastAsia="ru-RU"/>
         </w:rPr>
       </w:pPr>
-      <w:hyperlink w:anchor="_Toc213931066" w:history="1">
+      <w:hyperlink w:anchor="_Toc213974075" w:history="1">
         <w:r>
           <w:rPr>
             <w:rStyle w:val="a3"/>
@@ -558,15 +544,7 @@
             <w:rStyle w:val="a3"/>
             <w:noProof/>
           </w:rPr>
-          <w:t>Номер: </w:t>
-        </w:r>
-        <w:r>
-          <w:rPr>
-            <w:rStyle w:val="a3"/>
-            <w:bCs/>
-            <w:noProof/>
-          </w:rPr>
-          <w:t>7C8BF1</w:t>
+          <w:t>Номер: 7C8BF1</w:t>
         </w:r>
         <w:r>
           <w:rPr>
@@ -587,7 +565,7 @@
             <w:noProof/>
             <w:webHidden/>
           </w:rPr>
-          <w:instrText xml:space="preserve"> PAGEREF _Toc213931066 \h </w:instrText>
+          <w:instrText xml:space="preserve"> PAGEREF _Toc213974075 \h </w:instrText>
         </w:r>
         <w:r>
           <w:rPr>
@@ -607,7 +585,7 @@
             <w:noProof/>
             <w:webHidden/>
           </w:rPr>
-          <w:t>4</w:t>
+          <w:t>5</w:t>
         </w:r>
         <w:r>
           <w:rPr>
@@ -631,7 +609,7 @@
           <w:lang w:eastAsia="ru-RU"/>
         </w:rPr>
       </w:pPr>
-      <w:hyperlink w:anchor="_Toc213931067" w:history="1">
+      <w:hyperlink w:anchor="_Toc213974076" w:history="1">
         <w:r>
           <w:rPr>
             <w:rStyle w:val="a3"/>
@@ -659,15 +637,7 @@
             <w:rStyle w:val="a3"/>
             <w:noProof/>
           </w:rPr>
-          <w:t>Номер: </w:t>
-        </w:r>
-        <w:r>
-          <w:rPr>
-            <w:rStyle w:val="a3"/>
-            <w:bCs/>
-            <w:noProof/>
-          </w:rPr>
-          <w:t>742DF5</w:t>
+          <w:t>Номер: 742DF5</w:t>
         </w:r>
         <w:r>
           <w:rPr>
@@ -688,7 +658,7 @@
             <w:noProof/>
             <w:webHidden/>
           </w:rPr>
-          <w:instrText xml:space="preserve"> PAGEREF _Toc213931067 \h </w:instrText>
+          <w:instrText xml:space="preserve"> PAGEREF _Toc213974076 \h </w:instrText>
         </w:r>
         <w:r>
           <w:rPr>
@@ -708,7 +678,7 @@
             <w:noProof/>
             <w:webHidden/>
           </w:rPr>
-          <w:t>5</w:t>
+          <w:t>6</w:t>
         </w:r>
         <w:r>
           <w:rPr>
@@ -732,7 +702,7 @@
           <w:lang w:eastAsia="ru-RU"/>
         </w:rPr>
       </w:pPr>
-      <w:hyperlink w:anchor="_Toc213931068" w:history="1">
+      <w:hyperlink w:anchor="_Toc213974077" w:history="1">
         <w:r>
           <w:rPr>
             <w:rStyle w:val="a3"/>
@@ -760,15 +730,7 @@
             <w:rStyle w:val="a3"/>
             <w:noProof/>
           </w:rPr>
-          <w:t>Номер: </w:t>
-        </w:r>
-        <w:r>
-          <w:rPr>
-            <w:rStyle w:val="a3"/>
-            <w:bCs/>
-            <w:noProof/>
-          </w:rPr>
-          <w:t>1259F7</w:t>
+          <w:t>Номер: 1259F7</w:t>
         </w:r>
         <w:r>
           <w:rPr>
@@ -789,7 +751,7 @@
             <w:noProof/>
             <w:webHidden/>
           </w:rPr>
-          <w:instrText xml:space="preserve"> PAGEREF _Toc213931068 \h </w:instrText>
+          <w:instrText xml:space="preserve"> PAGEREF _Toc213974077 \h </w:instrText>
         </w:r>
         <w:r>
           <w:rPr>
@@ -809,7 +771,7 @@
             <w:noProof/>
             <w:webHidden/>
           </w:rPr>
-          <w:t>5</w:t>
+          <w:t>6</w:t>
         </w:r>
         <w:r>
           <w:rPr>
@@ -833,7 +795,7 @@
           <w:lang w:eastAsia="ru-RU"/>
         </w:rPr>
       </w:pPr>
-      <w:hyperlink w:anchor="_Toc213931069" w:history="1">
+      <w:hyperlink w:anchor="_Toc213974078" w:history="1">
         <w:r>
           <w:rPr>
             <w:rStyle w:val="a3"/>
@@ -861,15 +823,7 @@
             <w:rStyle w:val="a3"/>
             <w:noProof/>
           </w:rPr>
-          <w:t>Номер: </w:t>
-        </w:r>
-        <w:r>
-          <w:rPr>
-            <w:rStyle w:val="a3"/>
-            <w:bCs/>
-            <w:noProof/>
-          </w:rPr>
-          <w:t>5FC8F4</w:t>
+          <w:t>Номер: 5FC8F4</w:t>
         </w:r>
         <w:r>
           <w:rPr>
@@ -890,7 +844,7 @@
             <w:noProof/>
             <w:webHidden/>
           </w:rPr>
-          <w:instrText xml:space="preserve"> PAGEREF _Toc213931069 \h </w:instrText>
+          <w:instrText xml:space="preserve"> PAGEREF _Toc213974078 \h </w:instrText>
         </w:r>
         <w:r>
           <w:rPr>
@@ -910,7 +864,7 @@
             <w:noProof/>
             <w:webHidden/>
           </w:rPr>
-          <w:t>6</w:t>
+          <w:t>7</w:t>
         </w:r>
         <w:r>
           <w:rPr>
@@ -934,7 +888,7 @@
           <w:lang w:eastAsia="ru-RU"/>
         </w:rPr>
       </w:pPr>
-      <w:hyperlink w:anchor="_Toc213931070" w:history="1">
+      <w:hyperlink w:anchor="_Toc213974079" w:history="1">
         <w:r>
           <w:rPr>
             <w:rStyle w:val="a3"/>
@@ -962,15 +916,7 @@
             <w:rStyle w:val="a3"/>
             <w:noProof/>
           </w:rPr>
-          <w:t>Номер: </w:t>
-        </w:r>
-        <w:r>
-          <w:rPr>
-            <w:rStyle w:val="a3"/>
-            <w:bCs/>
-            <w:noProof/>
-          </w:rPr>
-          <w:t>5986FB</w:t>
+          <w:t>Номер: 5986FB</w:t>
         </w:r>
         <w:r>
           <w:rPr>
@@ -991,7 +937,7 @@
             <w:noProof/>
             <w:webHidden/>
           </w:rPr>
-          <w:instrText xml:space="preserve"> PAGEREF _Toc213931070 \h </w:instrText>
+          <w:instrText xml:space="preserve"> PAGEREF _Toc213974079 \h </w:instrText>
         </w:r>
         <w:r>
           <w:rPr>
@@ -1011,7 +957,7 @@
             <w:noProof/>
             <w:webHidden/>
           </w:rPr>
-          <w:t>6</w:t>
+          <w:t>7</w:t>
         </w:r>
         <w:r>
           <w:rPr>
@@ -1035,7 +981,7 @@
           <w:lang w:eastAsia="ru-RU"/>
         </w:rPr>
       </w:pPr>
-      <w:hyperlink w:anchor="_Toc213931071" w:history="1">
+      <w:hyperlink w:anchor="_Toc213974080" w:history="1">
         <w:r>
           <w:rPr>
             <w:rStyle w:val="a3"/>
@@ -1063,15 +1009,7 @@
             <w:rStyle w:val="a3"/>
             <w:noProof/>
           </w:rPr>
-          <w:t>Номер: </w:t>
-        </w:r>
-        <w:r>
-          <w:rPr>
-            <w:rStyle w:val="a3"/>
-            <w:bCs/>
-            <w:noProof/>
-          </w:rPr>
-          <w:t>A4BCFA</w:t>
+          <w:t>Номер: A4BCFA</w:t>
         </w:r>
         <w:r>
           <w:rPr>
@@ -1092,7 +1030,7 @@
             <w:noProof/>
             <w:webHidden/>
           </w:rPr>
-          <w:instrText xml:space="preserve"> PAGEREF _Toc213931071 \h </w:instrText>
+          <w:instrText xml:space="preserve"> PAGEREF _Toc213974080 \h </w:instrText>
         </w:r>
         <w:r>
           <w:rPr>
@@ -1112,7 +1050,7 @@
             <w:noProof/>
             <w:webHidden/>
           </w:rPr>
-          <w:t>6</w:t>
+          <w:t>7</w:t>
         </w:r>
         <w:r>
           <w:rPr>
@@ -1136,7 +1074,7 @@
           <w:lang w:eastAsia="ru-RU"/>
         </w:rPr>
       </w:pPr>
-      <w:hyperlink w:anchor="_Toc213931072" w:history="1">
+      <w:hyperlink w:anchor="_Toc213974081" w:history="1">
         <w:r>
           <w:rPr>
             <w:rStyle w:val="a3"/>
@@ -1185,7 +1123,7 @@
             <w:noProof/>
             <w:webHidden/>
           </w:rPr>
-          <w:instrText xml:space="preserve"> PAGEREF _Toc213931072 \h </w:instrText>
+          <w:instrText xml:space="preserve"> PAGEREF _Toc213974081 \h </w:instrText>
         </w:r>
         <w:r>
           <w:rPr>
@@ -1205,7 +1143,7 @@
             <w:noProof/>
             <w:webHidden/>
           </w:rPr>
-          <w:t>7</w:t>
+          <w:t>8</w:t>
         </w:r>
         <w:r>
           <w:rPr>
@@ -1229,7 +1167,7 @@
           <w:lang w:eastAsia="ru-RU"/>
         </w:rPr>
       </w:pPr>
-      <w:hyperlink w:anchor="_Toc213931073" w:history="1">
+      <w:hyperlink w:anchor="_Toc213974082" w:history="1">
         <w:r>
           <w:rPr>
             <w:rStyle w:val="a3"/>
@@ -1257,15 +1195,7 @@
             <w:rStyle w:val="a3"/>
             <w:noProof/>
           </w:rPr>
-          <w:t>Номер: </w:t>
-        </w:r>
-        <w:r>
-          <w:rPr>
-            <w:rStyle w:val="a3"/>
-            <w:bCs/>
-            <w:noProof/>
-          </w:rPr>
-          <w:t>2AD501</w:t>
+          <w:t>Номер: 2AD501</w:t>
         </w:r>
         <w:r>
           <w:rPr>
@@ -1286,7 +1216,7 @@
             <w:noProof/>
             <w:webHidden/>
           </w:rPr>
-          <w:instrText xml:space="preserve"> PAGEREF _Toc213931073 \h </w:instrText>
+          <w:instrText xml:space="preserve"> PAGEREF _Toc213974082 \h </w:instrText>
         </w:r>
         <w:r>
           <w:rPr>
@@ -1306,7 +1236,7 @@
             <w:noProof/>
             <w:webHidden/>
           </w:rPr>
-          <w:t>7</w:t>
+          <w:t>8</w:t>
         </w:r>
         <w:r>
           <w:rPr>
@@ -1330,7 +1260,7 @@
           <w:lang w:eastAsia="ru-RU"/>
         </w:rPr>
       </w:pPr>
-      <w:hyperlink w:anchor="_Toc213931074" w:history="1">
+      <w:hyperlink w:anchor="_Toc213974083" w:history="1">
         <w:r>
           <w:rPr>
             <w:rStyle w:val="a3"/>
@@ -1379,7 +1309,7 @@
             <w:noProof/>
             <w:webHidden/>
           </w:rPr>
-          <w:instrText xml:space="preserve"> PAGEREF _Toc213931074 \h </w:instrText>
+          <w:instrText xml:space="preserve"> PAGEREF _Toc213974083 \h </w:instrText>
         </w:r>
         <w:r>
           <w:rPr>
@@ -1399,7 +1329,7 @@
             <w:noProof/>
             <w:webHidden/>
           </w:rPr>
-          <w:t>7</w:t>
+          <w:t>8</w:t>
         </w:r>
         <w:r>
           <w:rPr>
@@ -1423,7 +1353,7 @@
           <w:lang w:eastAsia="ru-RU"/>
         </w:rPr>
       </w:pPr>
-      <w:hyperlink w:anchor="_Toc213931075" w:history="1">
+      <w:hyperlink w:anchor="_Toc213974084" w:history="1">
         <w:r>
           <w:rPr>
             <w:rStyle w:val="a3"/>
@@ -1472,7 +1402,7 @@
             <w:noProof/>
             <w:webHidden/>
           </w:rPr>
-          <w:instrText xml:space="preserve"> PAGEREF _Toc213931075 \h </w:instrText>
+          <w:instrText xml:space="preserve"> PAGEREF _Toc213974084 \h </w:instrText>
         </w:r>
         <w:r>
           <w:rPr>
@@ -1492,7 +1422,7 @@
             <w:noProof/>
             <w:webHidden/>
           </w:rPr>
-          <w:t>8</w:t>
+          <w:t>9</w:t>
         </w:r>
         <w:r>
           <w:rPr>
@@ -1516,7 +1446,7 @@
           <w:lang w:eastAsia="ru-RU"/>
         </w:rPr>
       </w:pPr>
-      <w:hyperlink w:anchor="_Toc213931076" w:history="1">
+      <w:hyperlink w:anchor="_Toc213974085" w:history="1">
         <w:r>
           <w:rPr>
             <w:rStyle w:val="a3"/>
@@ -1565,7 +1495,7 @@
             <w:noProof/>
             <w:webHidden/>
           </w:rPr>
-          <w:instrText xml:space="preserve"> PAGEREF _Toc213931076 \h </w:instrText>
+          <w:instrText xml:space="preserve"> PAGEREF _Toc213974085 \h </w:instrText>
         </w:r>
         <w:r>
           <w:rPr>
@@ -1585,7 +1515,7 @@
             <w:noProof/>
             <w:webHidden/>
           </w:rPr>
-          <w:t>8</w:t>
+          <w:t>9</w:t>
         </w:r>
         <w:r>
           <w:rPr>
@@ -1609,7 +1539,7 @@
           <w:lang w:eastAsia="ru-RU"/>
         </w:rPr>
       </w:pPr>
-      <w:hyperlink w:anchor="_Toc213931077" w:history="1">
+      <w:hyperlink w:anchor="_Toc213974086" w:history="1">
         <w:r>
           <w:rPr>
             <w:rStyle w:val="a3"/>
@@ -1637,15 +1567,7 @@
             <w:rStyle w:val="a3"/>
             <w:noProof/>
           </w:rPr>
-          <w:t>Номер: </w:t>
-        </w:r>
-        <w:r>
-          <w:rPr>
-            <w:rStyle w:val="a3"/>
-            <w:bCs/>
-            <w:noProof/>
-          </w:rPr>
-          <w:t>1ED874</w:t>
+          <w:t>Номер: 1ED874</w:t>
         </w:r>
         <w:r>
           <w:rPr>
@@ -1666,7 +1588,7 @@
             <w:noProof/>
             <w:webHidden/>
           </w:rPr>
-          <w:instrText xml:space="preserve"> PAGEREF _Toc213931077 \h </w:instrText>
+          <w:instrText xml:space="preserve"> PAGEREF _Toc213974086 \h </w:instrText>
         </w:r>
         <w:r>
           <w:rPr>
@@ -1686,7 +1608,7 @@
             <w:noProof/>
             <w:webHidden/>
           </w:rPr>
-          <w:t>8</w:t>
+          <w:t>9</w:t>
         </w:r>
         <w:r>
           <w:rPr>
@@ -1710,7 +1632,7 @@
           <w:lang w:eastAsia="ru-RU"/>
         </w:rPr>
       </w:pPr>
-      <w:hyperlink w:anchor="_Toc213931078" w:history="1">
+      <w:hyperlink w:anchor="_Toc213974087" w:history="1">
         <w:r>
           <w:rPr>
             <w:rStyle w:val="a3"/>
@@ -1759,7 +1681,7 @@
             <w:noProof/>
             <w:webHidden/>
           </w:rPr>
-          <w:instrText xml:space="preserve"> PAGEREF _Toc213931078 \h </w:instrText>
+          <w:instrText xml:space="preserve"> PAGEREF _Toc213974087 \h </w:instrText>
         </w:r>
         <w:r>
           <w:rPr>
@@ -1779,7 +1701,7 @@
             <w:noProof/>
             <w:webHidden/>
           </w:rPr>
-          <w:t>9</w:t>
+          <w:t>10</w:t>
         </w:r>
         <w:r>
           <w:rPr>
@@ -1803,7 +1725,7 @@
           <w:lang w:eastAsia="ru-RU"/>
         </w:rPr>
       </w:pPr>
-      <w:hyperlink w:anchor="_Toc213931079" w:history="1">
+      <w:hyperlink w:anchor="_Toc213974088" w:history="1">
         <w:r>
           <w:rPr>
             <w:rStyle w:val="a3"/>
@@ -1852,7 +1774,7 @@
             <w:noProof/>
             <w:webHidden/>
           </w:rPr>
-          <w:instrText xml:space="preserve"> PAGEREF _Toc213931079 \h </w:instrText>
+          <w:instrText xml:space="preserve"> PAGEREF _Toc213974088 \h </w:instrText>
         </w:r>
         <w:r>
           <w:rPr>
@@ -1872,7 +1794,7 @@
             <w:noProof/>
             <w:webHidden/>
           </w:rPr>
-          <w:t>9</w:t>
+          <w:t>10</w:t>
         </w:r>
         <w:r>
           <w:rPr>
@@ -1896,7 +1818,7 @@
           <w:lang w:eastAsia="ru-RU"/>
         </w:rPr>
       </w:pPr>
-      <w:hyperlink w:anchor="_Toc213931080" w:history="1">
+      <w:hyperlink w:anchor="_Toc213974089" w:history="1">
         <w:r>
           <w:rPr>
             <w:rStyle w:val="a3"/>
@@ -1945,7 +1867,7 @@
             <w:noProof/>
             <w:webHidden/>
           </w:rPr>
-          <w:instrText xml:space="preserve"> PAGEREF _Toc213931080 \h </w:instrText>
+          <w:instrText xml:space="preserve"> PAGEREF _Toc213974089 \h </w:instrText>
         </w:r>
         <w:r>
           <w:rPr>
@@ -1965,7 +1887,7 @@
             <w:noProof/>
             <w:webHidden/>
           </w:rPr>
-          <w:t>9</w:t>
+          <w:t>10</w:t>
         </w:r>
         <w:r>
           <w:rPr>
@@ -1975,6 +1897,977 @@
           <w:fldChar w:fldCharType="end"/>
         </w:r>
       </w:hyperlink>
+    </w:p>
+    <w:p>
+      <w:pPr>
+        <w:pStyle w:val="11"/>
+        <w:tabs>
+          <w:tab w:val="left" w:pos="880"/>
+        </w:tabs>
+        <w:rPr>
+          <w:rFonts w:asciiTheme="minorHAnsi" w:eastAsiaTheme="minorEastAsia" w:hAnsiTheme="minorHAnsi"/>
+          <w:noProof/>
+          <w:sz w:val="22"/>
+          <w:lang w:eastAsia="ru-RU"/>
+        </w:rPr>
+      </w:pPr>
+      <w:hyperlink w:anchor="_Toc213974090" w:history="1">
+        <w:r>
+          <w:rPr>
+            <w:rStyle w:val="a3"/>
+            <w:noProof/>
+            <w14:scene3d>
+              <w14:camera w14:prst="orthographicFront"/>
+              <w14:lightRig w14:rig="threePt" w14:dir="t">
+                <w14:rot w14:lat="0" w14:lon="0" w14:rev="0"/>
+              </w14:lightRig>
+            </w14:scene3d>
+          </w:rPr>
+          <w:t>21.</w:t>
+        </w:r>
+        <w:r>
+          <w:rPr>
+            <w:rFonts w:asciiTheme="minorHAnsi" w:eastAsiaTheme="minorEastAsia" w:hAnsiTheme="minorHAnsi"/>
+            <w:noProof/>
+            <w:sz w:val="22"/>
+            <w:lang w:eastAsia="ru-RU"/>
+          </w:rPr>
+          <w:tab/>
+        </w:r>
+        <w:r>
+          <w:rPr>
+            <w:rStyle w:val="a3"/>
+            <w:noProof/>
+          </w:rPr>
+          <w:t>Номер: 4F2C17</w:t>
+        </w:r>
+        <w:r>
+          <w:rPr>
+            <w:noProof/>
+            <w:webHidden/>
+          </w:rPr>
+          <w:tab/>
+        </w:r>
+        <w:r>
+          <w:rPr>
+            <w:noProof/>
+            <w:webHidden/>
+          </w:rPr>
+          <w:fldChar w:fldCharType="begin"/>
+        </w:r>
+        <w:r>
+          <w:rPr>
+            <w:noProof/>
+            <w:webHidden/>
+          </w:rPr>
+          <w:instrText xml:space="preserve"> PAGEREF _Toc213974090 \h </w:instrText>
+        </w:r>
+        <w:r>
+          <w:rPr>
+            <w:noProof/>
+            <w:webHidden/>
+          </w:rPr>
+        </w:r>
+        <w:r>
+          <w:rPr>
+            <w:noProof/>
+            <w:webHidden/>
+          </w:rPr>
+          <w:fldChar w:fldCharType="separate"/>
+        </w:r>
+        <w:r>
+          <w:rPr>
+            <w:noProof/>
+            <w:webHidden/>
+          </w:rPr>
+          <w:t>11</w:t>
+        </w:r>
+        <w:r>
+          <w:rPr>
+            <w:noProof/>
+            <w:webHidden/>
+          </w:rPr>
+          <w:fldChar w:fldCharType="end"/>
+        </w:r>
+      </w:hyperlink>
+    </w:p>
+    <w:p>
+      <w:pPr>
+        <w:pStyle w:val="11"/>
+        <w:tabs>
+          <w:tab w:val="left" w:pos="880"/>
+        </w:tabs>
+        <w:rPr>
+          <w:rFonts w:asciiTheme="minorHAnsi" w:eastAsiaTheme="minorEastAsia" w:hAnsiTheme="minorHAnsi"/>
+          <w:noProof/>
+          <w:sz w:val="22"/>
+          <w:lang w:eastAsia="ru-RU"/>
+        </w:rPr>
+      </w:pPr>
+      <w:hyperlink w:anchor="_Toc213974091" w:history="1">
+        <w:r>
+          <w:rPr>
+            <w:rStyle w:val="a3"/>
+            <w:noProof/>
+            <w14:scene3d>
+              <w14:camera w14:prst="orthographicFront"/>
+              <w14:lightRig w14:rig="threePt" w14:dir="t">
+                <w14:rot w14:lat="0" w14:lon="0" w14:rev="0"/>
+              </w14:lightRig>
+            </w14:scene3d>
+          </w:rPr>
+          <w:t>22.</w:t>
+        </w:r>
+        <w:r>
+          <w:rPr>
+            <w:rFonts w:asciiTheme="minorHAnsi" w:eastAsiaTheme="minorEastAsia" w:hAnsiTheme="minorHAnsi"/>
+            <w:noProof/>
+            <w:sz w:val="22"/>
+            <w:lang w:eastAsia="ru-RU"/>
+          </w:rPr>
+          <w:tab/>
+        </w:r>
+        <w:r>
+          <w:rPr>
+            <w:rStyle w:val="a3"/>
+            <w:noProof/>
+          </w:rPr>
+          <w:t>Номер: 481611</w:t>
+        </w:r>
+        <w:r>
+          <w:rPr>
+            <w:noProof/>
+            <w:webHidden/>
+          </w:rPr>
+          <w:tab/>
+        </w:r>
+        <w:r>
+          <w:rPr>
+            <w:noProof/>
+            <w:webHidden/>
+          </w:rPr>
+          <w:fldChar w:fldCharType="begin"/>
+        </w:r>
+        <w:r>
+          <w:rPr>
+            <w:noProof/>
+            <w:webHidden/>
+          </w:rPr>
+          <w:instrText xml:space="preserve"> PAGEREF _Toc213974091 \h </w:instrText>
+        </w:r>
+        <w:r>
+          <w:rPr>
+            <w:noProof/>
+            <w:webHidden/>
+          </w:rPr>
+        </w:r>
+        <w:r>
+          <w:rPr>
+            <w:noProof/>
+            <w:webHidden/>
+          </w:rPr>
+          <w:fldChar w:fldCharType="separate"/>
+        </w:r>
+        <w:r>
+          <w:rPr>
+            <w:noProof/>
+            <w:webHidden/>
+          </w:rPr>
+          <w:t>11</w:t>
+        </w:r>
+        <w:r>
+          <w:rPr>
+            <w:noProof/>
+            <w:webHidden/>
+          </w:rPr>
+          <w:fldChar w:fldCharType="end"/>
+        </w:r>
+      </w:hyperlink>
+    </w:p>
+    <w:p>
+      <w:pPr>
+        <w:pStyle w:val="11"/>
+        <w:tabs>
+          <w:tab w:val="left" w:pos="880"/>
+        </w:tabs>
+        <w:rPr>
+          <w:rFonts w:asciiTheme="minorHAnsi" w:eastAsiaTheme="minorEastAsia" w:hAnsiTheme="minorHAnsi"/>
+          <w:noProof/>
+          <w:sz w:val="22"/>
+          <w:lang w:eastAsia="ru-RU"/>
+        </w:rPr>
+      </w:pPr>
+      <w:hyperlink w:anchor="_Toc213974092" w:history="1">
+        <w:r>
+          <w:rPr>
+            <w:rStyle w:val="a3"/>
+            <w:noProof/>
+            <w14:scene3d>
+              <w14:camera w14:prst="orthographicFront"/>
+              <w14:lightRig w14:rig="threePt" w14:dir="t">
+                <w14:rot w14:lat="0" w14:lon="0" w14:rev="0"/>
+              </w14:lightRig>
+            </w14:scene3d>
+          </w:rPr>
+          <w:t>23.</w:t>
+        </w:r>
+        <w:r>
+          <w:rPr>
+            <w:rFonts w:asciiTheme="minorHAnsi" w:eastAsiaTheme="minorEastAsia" w:hAnsiTheme="minorHAnsi"/>
+            <w:noProof/>
+            <w:sz w:val="22"/>
+            <w:lang w:eastAsia="ru-RU"/>
+          </w:rPr>
+          <w:tab/>
+        </w:r>
+        <w:r>
+          <w:rPr>
+            <w:rStyle w:val="a3"/>
+            <w:noProof/>
+          </w:rPr>
+          <w:t>Номер: </w:t>
+        </w:r>
+        <w:r>
+          <w:rPr>
+            <w:rStyle w:val="a3"/>
+            <w:b/>
+            <w:noProof/>
+          </w:rPr>
+          <w:t>A9E611</w:t>
+        </w:r>
+        <w:r>
+          <w:rPr>
+            <w:noProof/>
+            <w:webHidden/>
+          </w:rPr>
+          <w:tab/>
+        </w:r>
+        <w:r>
+          <w:rPr>
+            <w:noProof/>
+            <w:webHidden/>
+          </w:rPr>
+          <w:fldChar w:fldCharType="begin"/>
+        </w:r>
+        <w:r>
+          <w:rPr>
+            <w:noProof/>
+            <w:webHidden/>
+          </w:rPr>
+          <w:instrText xml:space="preserve"> PAGEREF _Toc213974092 \h </w:instrText>
+        </w:r>
+        <w:r>
+          <w:rPr>
+            <w:noProof/>
+            <w:webHidden/>
+          </w:rPr>
+        </w:r>
+        <w:r>
+          <w:rPr>
+            <w:noProof/>
+            <w:webHidden/>
+          </w:rPr>
+          <w:fldChar w:fldCharType="separate"/>
+        </w:r>
+        <w:r>
+          <w:rPr>
+            <w:noProof/>
+            <w:webHidden/>
+          </w:rPr>
+          <w:t>11</w:t>
+        </w:r>
+        <w:r>
+          <w:rPr>
+            <w:noProof/>
+            <w:webHidden/>
+          </w:rPr>
+          <w:fldChar w:fldCharType="end"/>
+        </w:r>
+      </w:hyperlink>
+    </w:p>
+    <w:p>
+      <w:pPr>
+        <w:pStyle w:val="11"/>
+        <w:tabs>
+          <w:tab w:val="left" w:pos="880"/>
+        </w:tabs>
+        <w:rPr>
+          <w:rFonts w:asciiTheme="minorHAnsi" w:eastAsiaTheme="minorEastAsia" w:hAnsiTheme="minorHAnsi"/>
+          <w:noProof/>
+          <w:sz w:val="22"/>
+          <w:lang w:eastAsia="ru-RU"/>
+        </w:rPr>
+      </w:pPr>
+      <w:hyperlink w:anchor="_Toc213974093" w:history="1">
+        <w:r>
+          <w:rPr>
+            <w:rStyle w:val="a3"/>
+            <w:noProof/>
+            <w14:scene3d>
+              <w14:camera w14:prst="orthographicFront"/>
+              <w14:lightRig w14:rig="threePt" w14:dir="t">
+                <w14:rot w14:lat="0" w14:lon="0" w14:rev="0"/>
+              </w14:lightRig>
+            </w14:scene3d>
+          </w:rPr>
+          <w:t>24.</w:t>
+        </w:r>
+        <w:r>
+          <w:rPr>
+            <w:rFonts w:asciiTheme="minorHAnsi" w:eastAsiaTheme="minorEastAsia" w:hAnsiTheme="minorHAnsi"/>
+            <w:noProof/>
+            <w:sz w:val="22"/>
+            <w:lang w:eastAsia="ru-RU"/>
+          </w:rPr>
+          <w:tab/>
+        </w:r>
+        <w:r>
+          <w:rPr>
+            <w:rStyle w:val="a3"/>
+            <w:noProof/>
+          </w:rPr>
+          <w:t>Номер: 9E2E1E</w:t>
+        </w:r>
+        <w:r>
+          <w:rPr>
+            <w:noProof/>
+            <w:webHidden/>
+          </w:rPr>
+          <w:tab/>
+        </w:r>
+        <w:r>
+          <w:rPr>
+            <w:noProof/>
+            <w:webHidden/>
+          </w:rPr>
+          <w:fldChar w:fldCharType="begin"/>
+        </w:r>
+        <w:r>
+          <w:rPr>
+            <w:noProof/>
+            <w:webHidden/>
+          </w:rPr>
+          <w:instrText xml:space="preserve"> PAGEREF _Toc213974093 \h </w:instrText>
+        </w:r>
+        <w:r>
+          <w:rPr>
+            <w:noProof/>
+            <w:webHidden/>
+          </w:rPr>
+        </w:r>
+        <w:r>
+          <w:rPr>
+            <w:noProof/>
+            <w:webHidden/>
+          </w:rPr>
+          <w:fldChar w:fldCharType="separate"/>
+        </w:r>
+        <w:r>
+          <w:rPr>
+            <w:noProof/>
+            <w:webHidden/>
+          </w:rPr>
+          <w:t>12</w:t>
+        </w:r>
+        <w:r>
+          <w:rPr>
+            <w:noProof/>
+            <w:webHidden/>
+          </w:rPr>
+          <w:fldChar w:fldCharType="end"/>
+        </w:r>
+      </w:hyperlink>
+    </w:p>
+    <w:p>
+      <w:pPr>
+        <w:pStyle w:val="11"/>
+        <w:tabs>
+          <w:tab w:val="left" w:pos="880"/>
+        </w:tabs>
+        <w:rPr>
+          <w:rFonts w:asciiTheme="minorHAnsi" w:eastAsiaTheme="minorEastAsia" w:hAnsiTheme="minorHAnsi"/>
+          <w:noProof/>
+          <w:sz w:val="22"/>
+          <w:lang w:eastAsia="ru-RU"/>
+        </w:rPr>
+      </w:pPr>
+      <w:hyperlink w:anchor="_Toc213974094" w:history="1">
+        <w:r>
+          <w:rPr>
+            <w:rStyle w:val="a3"/>
+            <w:noProof/>
+            <w14:scene3d>
+              <w14:camera w14:prst="orthographicFront"/>
+              <w14:lightRig w14:rig="threePt" w14:dir="t">
+                <w14:rot w14:lat="0" w14:lon="0" w14:rev="0"/>
+              </w14:lightRig>
+            </w14:scene3d>
+          </w:rPr>
+          <w:t>25.</w:t>
+        </w:r>
+        <w:r>
+          <w:rPr>
+            <w:rFonts w:asciiTheme="minorHAnsi" w:eastAsiaTheme="minorEastAsia" w:hAnsiTheme="minorHAnsi"/>
+            <w:noProof/>
+            <w:sz w:val="22"/>
+            <w:lang w:eastAsia="ru-RU"/>
+          </w:rPr>
+          <w:tab/>
+        </w:r>
+        <w:r>
+          <w:rPr>
+            <w:rStyle w:val="a3"/>
+            <w:noProof/>
+          </w:rPr>
+          <w:t>Номер: E5BC1A</w:t>
+        </w:r>
+        <w:r>
+          <w:rPr>
+            <w:noProof/>
+            <w:webHidden/>
+          </w:rPr>
+          <w:tab/>
+        </w:r>
+        <w:r>
+          <w:rPr>
+            <w:noProof/>
+            <w:webHidden/>
+          </w:rPr>
+          <w:fldChar w:fldCharType="begin"/>
+        </w:r>
+        <w:r>
+          <w:rPr>
+            <w:noProof/>
+            <w:webHidden/>
+          </w:rPr>
+          <w:instrText xml:space="preserve"> PAGEREF _Toc213974094 \h </w:instrText>
+        </w:r>
+        <w:r>
+          <w:rPr>
+            <w:noProof/>
+            <w:webHidden/>
+          </w:rPr>
+        </w:r>
+        <w:r>
+          <w:rPr>
+            <w:noProof/>
+            <w:webHidden/>
+          </w:rPr>
+          <w:fldChar w:fldCharType="separate"/>
+        </w:r>
+        <w:r>
+          <w:rPr>
+            <w:noProof/>
+            <w:webHidden/>
+          </w:rPr>
+          <w:t>12</w:t>
+        </w:r>
+        <w:r>
+          <w:rPr>
+            <w:noProof/>
+            <w:webHidden/>
+          </w:rPr>
+          <w:fldChar w:fldCharType="end"/>
+        </w:r>
+      </w:hyperlink>
+    </w:p>
+    <w:p>
+      <w:pPr>
+        <w:pStyle w:val="11"/>
+        <w:tabs>
+          <w:tab w:val="left" w:pos="880"/>
+        </w:tabs>
+        <w:rPr>
+          <w:rFonts w:asciiTheme="minorHAnsi" w:eastAsiaTheme="minorEastAsia" w:hAnsiTheme="minorHAnsi"/>
+          <w:noProof/>
+          <w:sz w:val="22"/>
+          <w:lang w:eastAsia="ru-RU"/>
+        </w:rPr>
+      </w:pPr>
+      <w:hyperlink w:anchor="_Toc213974095" w:history="1">
+        <w:r>
+          <w:rPr>
+            <w:rStyle w:val="a3"/>
+            <w:noProof/>
+            <w14:scene3d>
+              <w14:camera w14:prst="orthographicFront"/>
+              <w14:lightRig w14:rig="threePt" w14:dir="t">
+                <w14:rot w14:lat="0" w14:lon="0" w14:rev="0"/>
+              </w14:lightRig>
+            </w14:scene3d>
+          </w:rPr>
+          <w:t>26.</w:t>
+        </w:r>
+        <w:r>
+          <w:rPr>
+            <w:rFonts w:asciiTheme="minorHAnsi" w:eastAsiaTheme="minorEastAsia" w:hAnsiTheme="minorHAnsi"/>
+            <w:noProof/>
+            <w:sz w:val="22"/>
+            <w:lang w:eastAsia="ru-RU"/>
+          </w:rPr>
+          <w:tab/>
+        </w:r>
+        <w:r>
+          <w:rPr>
+            <w:rStyle w:val="a3"/>
+            <w:noProof/>
+          </w:rPr>
+          <w:t>Номер: 7AEE27</w:t>
+        </w:r>
+        <w:r>
+          <w:rPr>
+            <w:noProof/>
+            <w:webHidden/>
+          </w:rPr>
+          <w:tab/>
+        </w:r>
+        <w:r>
+          <w:rPr>
+            <w:noProof/>
+            <w:webHidden/>
+          </w:rPr>
+          <w:fldChar w:fldCharType="begin"/>
+        </w:r>
+        <w:r>
+          <w:rPr>
+            <w:noProof/>
+            <w:webHidden/>
+          </w:rPr>
+          <w:instrText xml:space="preserve"> PAGEREF _Toc213974095 \h </w:instrText>
+        </w:r>
+        <w:r>
+          <w:rPr>
+            <w:noProof/>
+            <w:webHidden/>
+          </w:rPr>
+        </w:r>
+        <w:r>
+          <w:rPr>
+            <w:noProof/>
+            <w:webHidden/>
+          </w:rPr>
+          <w:fldChar w:fldCharType="separate"/>
+        </w:r>
+        <w:r>
+          <w:rPr>
+            <w:noProof/>
+            <w:webHidden/>
+          </w:rPr>
+          <w:t>12</w:t>
+        </w:r>
+        <w:r>
+          <w:rPr>
+            <w:noProof/>
+            <w:webHidden/>
+          </w:rPr>
+          <w:fldChar w:fldCharType="end"/>
+        </w:r>
+      </w:hyperlink>
+    </w:p>
+    <w:p>
+      <w:pPr>
+        <w:pStyle w:val="11"/>
+        <w:tabs>
+          <w:tab w:val="left" w:pos="880"/>
+        </w:tabs>
+        <w:rPr>
+          <w:rFonts w:asciiTheme="minorHAnsi" w:eastAsiaTheme="minorEastAsia" w:hAnsiTheme="minorHAnsi"/>
+          <w:noProof/>
+          <w:sz w:val="22"/>
+          <w:lang w:eastAsia="ru-RU"/>
+        </w:rPr>
+      </w:pPr>
+      <w:hyperlink w:anchor="_Toc213974096" w:history="1">
+        <w:r>
+          <w:rPr>
+            <w:rStyle w:val="a3"/>
+            <w:noProof/>
+            <w14:scene3d>
+              <w14:camera w14:prst="orthographicFront"/>
+              <w14:lightRig w14:rig="threePt" w14:dir="t">
+                <w14:rot w14:lat="0" w14:lon="0" w14:rev="0"/>
+              </w14:lightRig>
+            </w14:scene3d>
+          </w:rPr>
+          <w:t>27.</w:t>
+        </w:r>
+        <w:r>
+          <w:rPr>
+            <w:rFonts w:asciiTheme="minorHAnsi" w:eastAsiaTheme="minorEastAsia" w:hAnsiTheme="minorHAnsi"/>
+            <w:noProof/>
+            <w:sz w:val="22"/>
+            <w:lang w:eastAsia="ru-RU"/>
+          </w:rPr>
+          <w:tab/>
+        </w:r>
+        <w:r>
+          <w:rPr>
+            <w:rStyle w:val="a3"/>
+            <w:noProof/>
+          </w:rPr>
+          <w:t>Номер: 1EAF20</w:t>
+        </w:r>
+        <w:r>
+          <w:rPr>
+            <w:noProof/>
+            <w:webHidden/>
+          </w:rPr>
+          <w:tab/>
+        </w:r>
+        <w:r>
+          <w:rPr>
+            <w:noProof/>
+            <w:webHidden/>
+          </w:rPr>
+          <w:fldChar w:fldCharType="begin"/>
+        </w:r>
+        <w:r>
+          <w:rPr>
+            <w:noProof/>
+            <w:webHidden/>
+          </w:rPr>
+          <w:instrText xml:space="preserve"> PAGEREF _Toc213974096 \h </w:instrText>
+        </w:r>
+        <w:r>
+          <w:rPr>
+            <w:noProof/>
+            <w:webHidden/>
+          </w:rPr>
+        </w:r>
+        <w:r>
+          <w:rPr>
+            <w:noProof/>
+            <w:webHidden/>
+          </w:rPr>
+          <w:fldChar w:fldCharType="separate"/>
+        </w:r>
+        <w:r>
+          <w:rPr>
+            <w:noProof/>
+            <w:webHidden/>
+          </w:rPr>
+          <w:t>13</w:t>
+        </w:r>
+        <w:r>
+          <w:rPr>
+            <w:noProof/>
+            <w:webHidden/>
+          </w:rPr>
+          <w:fldChar w:fldCharType="end"/>
+        </w:r>
+      </w:hyperlink>
+    </w:p>
+    <w:p>
+      <w:pPr>
+        <w:pStyle w:val="11"/>
+        <w:tabs>
+          <w:tab w:val="left" w:pos="880"/>
+        </w:tabs>
+        <w:rPr>
+          <w:rFonts w:asciiTheme="minorHAnsi" w:eastAsiaTheme="minorEastAsia" w:hAnsiTheme="minorHAnsi"/>
+          <w:noProof/>
+          <w:sz w:val="22"/>
+          <w:lang w:eastAsia="ru-RU"/>
+        </w:rPr>
+      </w:pPr>
+      <w:hyperlink w:anchor="_Toc213974097" w:history="1">
+        <w:r>
+          <w:rPr>
+            <w:rStyle w:val="a3"/>
+            <w:noProof/>
+            <w14:scene3d>
+              <w14:camera w14:prst="orthographicFront"/>
+              <w14:lightRig w14:rig="threePt" w14:dir="t">
+                <w14:rot w14:lat="0" w14:lon="0" w14:rev="0"/>
+              </w14:lightRig>
+            </w14:scene3d>
+          </w:rPr>
+          <w:t>28.</w:t>
+        </w:r>
+        <w:r>
+          <w:rPr>
+            <w:rFonts w:asciiTheme="minorHAnsi" w:eastAsiaTheme="minorEastAsia" w:hAnsiTheme="minorHAnsi"/>
+            <w:noProof/>
+            <w:sz w:val="22"/>
+            <w:lang w:eastAsia="ru-RU"/>
+          </w:rPr>
+          <w:tab/>
+        </w:r>
+        <w:r>
+          <w:rPr>
+            <w:rStyle w:val="a3"/>
+            <w:noProof/>
+          </w:rPr>
+          <w:t>Номер: DCCB2A</w:t>
+        </w:r>
+        <w:r>
+          <w:rPr>
+            <w:noProof/>
+            <w:webHidden/>
+          </w:rPr>
+          <w:tab/>
+        </w:r>
+        <w:r>
+          <w:rPr>
+            <w:noProof/>
+            <w:webHidden/>
+          </w:rPr>
+          <w:fldChar w:fldCharType="begin"/>
+        </w:r>
+        <w:r>
+          <w:rPr>
+            <w:noProof/>
+            <w:webHidden/>
+          </w:rPr>
+          <w:instrText xml:space="preserve"> PAGEREF _Toc213974097 \h </w:instrText>
+        </w:r>
+        <w:r>
+          <w:rPr>
+            <w:noProof/>
+            <w:webHidden/>
+          </w:rPr>
+        </w:r>
+        <w:r>
+          <w:rPr>
+            <w:noProof/>
+            <w:webHidden/>
+          </w:rPr>
+          <w:fldChar w:fldCharType="separate"/>
+        </w:r>
+        <w:r>
+          <w:rPr>
+            <w:noProof/>
+            <w:webHidden/>
+          </w:rPr>
+          <w:t>13</w:t>
+        </w:r>
+        <w:r>
+          <w:rPr>
+            <w:noProof/>
+            <w:webHidden/>
+          </w:rPr>
+          <w:fldChar w:fldCharType="end"/>
+        </w:r>
+      </w:hyperlink>
+    </w:p>
+    <w:p>
+      <w:pPr>
+        <w:pStyle w:val="11"/>
+        <w:tabs>
+          <w:tab w:val="left" w:pos="880"/>
+        </w:tabs>
+        <w:rPr>
+          <w:rFonts w:asciiTheme="minorHAnsi" w:eastAsiaTheme="minorEastAsia" w:hAnsiTheme="minorHAnsi"/>
+          <w:noProof/>
+          <w:sz w:val="22"/>
+          <w:lang w:eastAsia="ru-RU"/>
+        </w:rPr>
+      </w:pPr>
+      <w:hyperlink w:anchor="_Toc213974098" w:history="1">
+        <w:r>
+          <w:rPr>
+            <w:rStyle w:val="a3"/>
+            <w:noProof/>
+            <w14:scene3d>
+              <w14:camera w14:prst="orthographicFront"/>
+              <w14:lightRig w14:rig="threePt" w14:dir="t">
+                <w14:rot w14:lat="0" w14:lon="0" w14:rev="0"/>
+              </w14:lightRig>
+            </w14:scene3d>
+          </w:rPr>
+          <w:t>29.</w:t>
+        </w:r>
+        <w:r>
+          <w:rPr>
+            <w:rFonts w:asciiTheme="minorHAnsi" w:eastAsiaTheme="minorEastAsia" w:hAnsiTheme="minorHAnsi"/>
+            <w:noProof/>
+            <w:sz w:val="22"/>
+            <w:lang w:eastAsia="ru-RU"/>
+          </w:rPr>
+          <w:tab/>
+        </w:r>
+        <w:r>
+          <w:rPr>
+            <w:rStyle w:val="a3"/>
+            <w:noProof/>
+          </w:rPr>
+          <w:t>Номер: A0DD26</w:t>
+        </w:r>
+        <w:r>
+          <w:rPr>
+            <w:noProof/>
+            <w:webHidden/>
+          </w:rPr>
+          <w:tab/>
+        </w:r>
+        <w:r>
+          <w:rPr>
+            <w:noProof/>
+            <w:webHidden/>
+          </w:rPr>
+          <w:fldChar w:fldCharType="begin"/>
+        </w:r>
+        <w:r>
+          <w:rPr>
+            <w:noProof/>
+            <w:webHidden/>
+          </w:rPr>
+          <w:instrText xml:space="preserve"> PAGEREF _Toc213974098 \h </w:instrText>
+        </w:r>
+        <w:r>
+          <w:rPr>
+            <w:noProof/>
+            <w:webHidden/>
+          </w:rPr>
+        </w:r>
+        <w:r>
+          <w:rPr>
+            <w:noProof/>
+            <w:webHidden/>
+          </w:rPr>
+          <w:fldChar w:fldCharType="separate"/>
+        </w:r>
+        <w:r>
+          <w:rPr>
+            <w:noProof/>
+            <w:webHidden/>
+          </w:rPr>
+          <w:t>13</w:t>
+        </w:r>
+        <w:r>
+          <w:rPr>
+            <w:noProof/>
+            <w:webHidden/>
+          </w:rPr>
+          <w:fldChar w:fldCharType="end"/>
+        </w:r>
+      </w:hyperlink>
+    </w:p>
+    <w:p>
+      <w:pPr>
+        <w:pStyle w:val="11"/>
+        <w:tabs>
+          <w:tab w:val="left" w:pos="880"/>
+        </w:tabs>
+        <w:rPr>
+          <w:rStyle w:val="a3"/>
+          <w:noProof/>
+        </w:rPr>
+        <w:sectPr>
+          <w:type w:val="continuous"/>
+          <w:pgSz w:w="8419" w:h="11906" w:orient="landscape"/>
+          <w:pgMar w:top="284" w:right="567" w:bottom="284" w:left="567" w:header="283" w:footer="709" w:gutter="0"/>
+          <w:cols w:num="2" w:space="708"/>
+          <w:docGrid w:linePitch="360"/>
+        </w:sectPr>
+      </w:pPr>
+      <w:hyperlink w:anchor="_Toc213974099" w:history="1">
+        <w:r>
+          <w:rPr>
+            <w:rStyle w:val="a3"/>
+            <w:noProof/>
+            <w14:scene3d>
+              <w14:camera w14:prst="orthographicFront"/>
+              <w14:lightRig w14:rig="threePt" w14:dir="t">
+                <w14:rot w14:lat="0" w14:lon="0" w14:rev="0"/>
+              </w14:lightRig>
+            </w14:scene3d>
+          </w:rPr>
+          <w:t>30.</w:t>
+        </w:r>
+        <w:r>
+          <w:rPr>
+            <w:rFonts w:asciiTheme="minorHAnsi" w:eastAsiaTheme="minorEastAsia" w:hAnsiTheme="minorHAnsi"/>
+            <w:noProof/>
+            <w:sz w:val="22"/>
+            <w:lang w:eastAsia="ru-RU"/>
+          </w:rPr>
+          <w:tab/>
+        </w:r>
+        <w:r>
+          <w:rPr>
+            <w:rStyle w:val="a3"/>
+            <w:noProof/>
+          </w:rPr>
+          <w:t>Номер: C9</w:t>
+        </w:r>
+        <w:r>
+          <w:rPr>
+            <w:rStyle w:val="a3"/>
+            <w:noProof/>
+          </w:rPr>
+          <w:t>3</w:t>
+        </w:r>
+        <w:r>
+          <w:rPr>
+            <w:rStyle w:val="a3"/>
+            <w:noProof/>
+          </w:rPr>
+          <w:t>020</w:t>
+        </w:r>
+        <w:r>
+          <w:rPr>
+            <w:noProof/>
+            <w:webHidden/>
+          </w:rPr>
+          <w:tab/>
+        </w:r>
+        <w:r>
+          <w:rPr>
+            <w:noProof/>
+            <w:webHidden/>
+          </w:rPr>
+          <w:fldChar w:fldCharType="begin"/>
+        </w:r>
+        <w:r>
+          <w:rPr>
+            <w:noProof/>
+            <w:webHidden/>
+          </w:rPr>
+          <w:instrText xml:space="preserve"> PAGEREF _Toc213974099 \h </w:instrText>
+        </w:r>
+        <w:r>
+          <w:rPr>
+            <w:noProof/>
+            <w:webHidden/>
+          </w:rPr>
+        </w:r>
+        <w:r>
+          <w:rPr>
+            <w:noProof/>
+            <w:webHidden/>
+          </w:rPr>
+          <w:fldChar w:fldCharType="separate"/>
+        </w:r>
+        <w:r>
+          <w:rPr>
+            <w:noProof/>
+            <w:webHidden/>
+          </w:rPr>
+          <w:t>14</w:t>
+        </w:r>
+        <w:r>
+          <w:rPr>
+            <w:noProof/>
+            <w:webHidden/>
+          </w:rPr>
+          <w:fldChar w:fldCharType="end"/>
+        </w:r>
+      </w:hyperlink>
+    </w:p>
+    <w:p>
+      <w:pPr>
+        <w:pStyle w:val="11"/>
+        <w:tabs>
+          <w:tab w:val="left" w:pos="880"/>
+        </w:tabs>
+        <w:rPr>
+          <w:rFonts w:asciiTheme="minorHAnsi" w:eastAsiaTheme="minorEastAsia" w:hAnsiTheme="minorHAnsi"/>
+          <w:noProof/>
+          <w:sz w:val="22"/>
+          <w:lang w:eastAsia="ru-RU"/>
+        </w:rPr>
+      </w:pPr>
     </w:p>
     <w:p>
       <w:r>
@@ -3673,7 +4566,7 @@
       <w:r>
         <w:br w:type="page"/>
       </w:r>
-      <w:bookmarkStart w:id="0" w:name="_Toc213931061"/>
+      <w:bookmarkStart w:id="0" w:name="_Toc213974070"/>
       <w:r>
         <w:lastRenderedPageBreak/>
         <w:t>Номер: </w:t>
@@ -3942,7 +4835,7 @@
                     </pic:cNvPicPr>
                   </pic:nvPicPr>
                   <pic:blipFill rotWithShape="1">
-                    <a:blip r:embed="rId8">
+                    <a:blip r:embed="rId9">
                       <a:extLst>
                         <a:ext uri="{28A0092B-C50C-407E-A947-70E740481C1C}">
                           <a14:useLocalDpi xmlns:a14="http://schemas.microsoft.com/office/drawing/2010/main" val="0"/>
@@ -3986,7 +4879,7 @@
           <w:bCs w:val="0"/>
         </w:rPr>
       </w:pPr>
-      <w:bookmarkStart w:id="1" w:name="_Toc213931062"/>
+      <w:bookmarkStart w:id="1" w:name="_Toc213974071"/>
       <w:r>
         <w:t>Номер: </w:t>
       </w:r>
@@ -4268,7 +5161,7 @@
                     </pic:cNvPicPr>
                   </pic:nvPicPr>
                   <pic:blipFill rotWithShape="1">
-                    <a:blip r:embed="rId8">
+                    <a:blip r:embed="rId9">
                       <a:extLst>
                         <a:ext uri="{28A0092B-C50C-407E-A947-70E740481C1C}">
                           <a14:useLocalDpi xmlns:a14="http://schemas.microsoft.com/office/drawing/2010/main" val="0"/>
@@ -4310,14 +5203,9 @@
           <w:sz w:val="27"/>
         </w:rPr>
       </w:pPr>
-      <w:bookmarkStart w:id="2" w:name="_Toc213931063"/>
-      <w:r>
-        <w:t>Но</w:t>
-      </w:r>
-      <w:bookmarkStart w:id="3" w:name="_GoBack"/>
-      <w:bookmarkEnd w:id="3"/>
-      <w:r>
-        <w:t>мер: </w:t>
+      <w:bookmarkStart w:id="2" w:name="_Toc213974072"/>
+      <w:r>
+        <w:t>Номер: </w:t>
       </w:r>
       <w:r>
         <w:rPr>
@@ -4612,7 +5500,7 @@
                     </pic:cNvPicPr>
                   </pic:nvPicPr>
                   <pic:blipFill rotWithShape="1">
-                    <a:blip r:embed="rId8">
+                    <a:blip r:embed="rId9">
                       <a:extLst>
                         <a:ext uri="{28A0092B-C50C-407E-A947-70E740481C1C}">
                           <a14:useLocalDpi xmlns:a14="http://schemas.microsoft.com/office/drawing/2010/main" val="0"/>
@@ -4656,7 +5544,7 @@
           <w:bCs w:val="0"/>
         </w:rPr>
       </w:pPr>
-      <w:bookmarkStart w:id="4" w:name="_Toc213931064"/>
+      <w:bookmarkStart w:id="3" w:name="_Toc213974073"/>
       <w:r>
         <w:t>Номер: </w:t>
       </w:r>
@@ -4666,7 +5554,7 @@
         </w:rPr>
         <w:t>5C6C4C</w:t>
       </w:r>
-      <w:bookmarkEnd w:id="4"/>
+      <w:bookmarkEnd w:id="3"/>
     </w:p>
     <w:p>
       <w:pPr>
@@ -4928,7 +5816,7 @@
                     </pic:cNvPicPr>
                   </pic:nvPicPr>
                   <pic:blipFill>
-                    <a:blip r:embed="rId8">
+                    <a:blip r:embed="rId9">
                       <a:extLst>
                         <a:ext uri="{28A0092B-C50C-407E-A947-70E740481C1C}">
                           <a14:useLocalDpi xmlns:a14="http://schemas.microsoft.com/office/drawing/2010/main" val="0"/>
@@ -4969,7 +5857,7 @@
           <w:bCs w:val="0"/>
         </w:rPr>
       </w:pPr>
-      <w:bookmarkStart w:id="5" w:name="_Toc213931065"/>
+      <w:bookmarkStart w:id="4" w:name="_Toc213974074"/>
       <w:r>
         <w:t>Номер: </w:t>
       </w:r>
@@ -4979,7 +5867,7 @@
         </w:rPr>
         <w:t>83F641</w:t>
       </w:r>
-      <w:bookmarkEnd w:id="5"/>
+      <w:bookmarkEnd w:id="4"/>
     </w:p>
     <w:p>
       <w:pPr>
@@ -5245,7 +6133,7 @@
                     </pic:cNvPicPr>
                   </pic:nvPicPr>
                   <pic:blipFill>
-                    <a:blip r:embed="rId8">
+                    <a:blip r:embed="rId9">
                       <a:extLst>
                         <a:ext uri="{28A0092B-C50C-407E-A947-70E740481C1C}">
                           <a14:useLocalDpi xmlns:a14="http://schemas.microsoft.com/office/drawing/2010/main" val="0"/>
@@ -5286,7 +6174,7 @@
           <w:bCs w:val="0"/>
         </w:rPr>
       </w:pPr>
-      <w:bookmarkStart w:id="6" w:name="_Toc213931066"/>
+      <w:bookmarkStart w:id="5" w:name="_Toc213974075"/>
       <w:r>
         <w:t>Номер: </w:t>
       </w:r>
@@ -5296,7 +6184,7 @@
         </w:rPr>
         <w:t>7C8BF1</w:t>
       </w:r>
-      <w:bookmarkEnd w:id="6"/>
+      <w:bookmarkEnd w:id="5"/>
     </w:p>
     <w:p>
       <w:pPr>
@@ -5577,7 +6465,7 @@
                     </pic:cNvPicPr>
                   </pic:nvPicPr>
                   <pic:blipFill rotWithShape="1">
-                    <a:blip r:embed="rId8">
+                    <a:blip r:embed="rId9">
                       <a:extLst>
                         <a:ext uri="{28A0092B-C50C-407E-A947-70E740481C1C}">
                           <a14:useLocalDpi xmlns:a14="http://schemas.microsoft.com/office/drawing/2010/main" val="0"/>
@@ -5619,7 +6507,7 @@
           <w:sz w:val="27"/>
         </w:rPr>
       </w:pPr>
-      <w:bookmarkStart w:id="7" w:name="_Toc213931067"/>
+      <w:bookmarkStart w:id="6" w:name="_Toc213974076"/>
       <w:r>
         <w:t>Номер: </w:t>
       </w:r>
@@ -5629,7 +6517,7 @@
         </w:rPr>
         <w:t>742DF5</w:t>
       </w:r>
-      <w:bookmarkEnd w:id="7"/>
+      <w:bookmarkEnd w:id="6"/>
       <w:r>
         <w:rPr>
           <w:sz w:val="27"/>
@@ -5887,7 +6775,7 @@
                     </pic:cNvPicPr>
                   </pic:nvPicPr>
                   <pic:blipFill>
-                    <a:blip r:embed="rId8">
+                    <a:blip r:embed="rId9">
                       <a:extLst>
                         <a:ext uri="{28A0092B-C50C-407E-A947-70E740481C1C}">
                           <a14:useLocalDpi xmlns:a14="http://schemas.microsoft.com/office/drawing/2010/main" val="0"/>
@@ -5928,7 +6816,7 @@
           <w:bCs w:val="0"/>
         </w:rPr>
       </w:pPr>
-      <w:bookmarkStart w:id="8" w:name="_Toc213931068"/>
+      <w:bookmarkStart w:id="7" w:name="_Toc213974077"/>
       <w:r>
         <w:t>Номер: </w:t>
       </w:r>
@@ -5938,7 +6826,7 @@
         </w:rPr>
         <w:t>1259F7</w:t>
       </w:r>
-      <w:bookmarkEnd w:id="8"/>
+      <w:bookmarkEnd w:id="7"/>
     </w:p>
     <w:p>
       <w:pPr>
@@ -6222,7 +7110,7 @@
                     </pic:cNvPicPr>
                   </pic:nvPicPr>
                   <pic:blipFill>
-                    <a:blip r:embed="rId8">
+                    <a:blip r:embed="rId9">
                       <a:extLst>
                         <a:ext uri="{28A0092B-C50C-407E-A947-70E740481C1C}">
                           <a14:useLocalDpi xmlns:a14="http://schemas.microsoft.com/office/drawing/2010/main" val="0"/>
@@ -6263,7 +7151,7 @@
           <w:bCs w:val="0"/>
         </w:rPr>
       </w:pPr>
-      <w:bookmarkStart w:id="9" w:name="_Toc213931069"/>
+      <w:bookmarkStart w:id="8" w:name="_Toc213974078"/>
       <w:r>
         <w:lastRenderedPageBreak/>
         <w:t>Номер: </w:t>
@@ -6274,7 +7162,7 @@
         </w:rPr>
         <w:t>5FC8F4</w:t>
       </w:r>
-      <w:bookmarkEnd w:id="9"/>
+      <w:bookmarkEnd w:id="8"/>
     </w:p>
     <w:p>
       <w:pPr>
@@ -6564,7 +7452,7 @@
                     </pic:cNvPicPr>
                   </pic:nvPicPr>
                   <pic:blipFill rotWithShape="1">
-                    <a:blip r:embed="rId8">
+                    <a:blip r:embed="rId9">
                       <a:extLst>
                         <a:ext uri="{28A0092B-C50C-407E-A947-70E740481C1C}">
                           <a14:useLocalDpi xmlns:a14="http://schemas.microsoft.com/office/drawing/2010/main" val="0"/>
@@ -6614,7 +7502,7 @@
         </w:rPr>
         <w:t> </w:t>
       </w:r>
-      <w:bookmarkStart w:id="10" w:name="_Toc213931070"/>
+      <w:bookmarkStart w:id="9" w:name="_Toc213974079"/>
       <w:r>
         <w:t>Номер: </w:t>
       </w:r>
@@ -6624,7 +7512,7 @@
         </w:rPr>
         <w:t>5986FB</w:t>
       </w:r>
-      <w:bookmarkEnd w:id="10"/>
+      <w:bookmarkEnd w:id="9"/>
     </w:p>
     <w:p>
       <w:pPr>
@@ -6950,7 +7838,7 @@
                     </pic:cNvPicPr>
                   </pic:nvPicPr>
                   <pic:blipFill>
-                    <a:blip r:embed="rId8">
+                    <a:blip r:embed="rId9">
                       <a:extLst>
                         <a:ext uri="{28A0092B-C50C-407E-A947-70E740481C1C}">
                           <a14:useLocalDpi xmlns:a14="http://schemas.microsoft.com/office/drawing/2010/main" val="0"/>
@@ -6991,7 +7879,7 @@
           <w:bCs w:val="0"/>
         </w:rPr>
       </w:pPr>
-      <w:bookmarkStart w:id="11" w:name="_Toc213931071"/>
+      <w:bookmarkStart w:id="10" w:name="_Toc213974080"/>
       <w:r>
         <w:t>Номер: </w:t>
       </w:r>
@@ -7001,7 +7889,7 @@
         </w:rPr>
         <w:t>A4BCFA</w:t>
       </w:r>
-      <w:bookmarkEnd w:id="11"/>
+      <w:bookmarkEnd w:id="10"/>
     </w:p>
     <w:p>
       <w:pPr>
@@ -7227,7 +8115,7 @@
                     </pic:cNvPicPr>
                   </pic:nvPicPr>
                   <pic:blipFill>
-                    <a:blip r:embed="rId8">
+                    <a:blip r:embed="rId9">
                       <a:extLst>
                         <a:ext uri="{28A0092B-C50C-407E-A947-70E740481C1C}">
                           <a14:useLocalDpi xmlns:a14="http://schemas.microsoft.com/office/drawing/2010/main" val="0"/>
@@ -7266,7 +8154,7 @@
           <w:rStyle w:val="canselect"/>
         </w:rPr>
       </w:pPr>
-      <w:bookmarkStart w:id="12" w:name="_Toc213931072"/>
+      <w:bookmarkStart w:id="11" w:name="_Toc213974081"/>
       <w:r>
         <w:lastRenderedPageBreak/>
         <w:t>Номер: </w:t>
@@ -7277,7 +8165,7 @@
         </w:rPr>
         <w:t>1A3B0C</w:t>
       </w:r>
-      <w:bookmarkEnd w:id="12"/>
+      <w:bookmarkEnd w:id="11"/>
     </w:p>
     <w:p>
       <w:pPr>
@@ -7561,7 +8449,7 @@
                     </pic:cNvPicPr>
                   </pic:nvPicPr>
                   <pic:blipFill rotWithShape="1">
-                    <a:blip r:embed="rId8">
+                    <a:blip r:embed="rId9">
                       <a:extLst>
                         <a:ext uri="{28A0092B-C50C-407E-A947-70E740481C1C}">
                           <a14:useLocalDpi xmlns:a14="http://schemas.microsoft.com/office/drawing/2010/main" val="0"/>
@@ -7605,7 +8493,7 @@
           <w:bCs w:val="0"/>
         </w:rPr>
       </w:pPr>
-      <w:bookmarkStart w:id="13" w:name="_Toc213931073"/>
+      <w:bookmarkStart w:id="12" w:name="_Toc213974082"/>
       <w:r>
         <w:t>Номер: </w:t>
       </w:r>
@@ -7615,7 +8503,7 @@
         </w:rPr>
         <w:t>2AD501</w:t>
       </w:r>
-      <w:bookmarkEnd w:id="13"/>
+      <w:bookmarkEnd w:id="12"/>
     </w:p>
     <w:p>
       <w:r>
@@ -7830,7 +8718,7 @@
                     </pic:cNvPicPr>
                   </pic:nvPicPr>
                   <pic:blipFill>
-                    <a:blip r:embed="rId8">
+                    <a:blip r:embed="rId9">
                       <a:extLst>
                         <a:ext uri="{28A0092B-C50C-407E-A947-70E740481C1C}">
                           <a14:useLocalDpi xmlns:a14="http://schemas.microsoft.com/office/drawing/2010/main" val="0"/>
@@ -7869,11 +8757,11 @@
           <w:rStyle w:val="canselect"/>
         </w:rPr>
       </w:pPr>
-      <w:bookmarkStart w:id="14" w:name="_Toc213931074"/>
+      <w:bookmarkStart w:id="13" w:name="_Toc213974083"/>
       <w:r>
         <w:t>Номер: D1CC0C</w:t>
       </w:r>
-      <w:bookmarkEnd w:id="14"/>
+      <w:bookmarkEnd w:id="13"/>
     </w:p>
     <w:p>
       <w:pPr>
@@ -8085,7 +8973,7 @@
                     </pic:cNvPicPr>
                   </pic:nvPicPr>
                   <pic:blipFill rotWithShape="1">
-                    <a:blip r:embed="rId8">
+                    <a:blip r:embed="rId9">
                       <a:extLst>
                         <a:ext uri="{28A0092B-C50C-407E-A947-70E740481C1C}">
                           <a14:useLocalDpi xmlns:a14="http://schemas.microsoft.com/office/drawing/2010/main" val="0"/>
@@ -8124,7 +9012,7 @@
       <w:pPr>
         <w:pStyle w:val="1"/>
       </w:pPr>
-      <w:bookmarkStart w:id="15" w:name="_Toc213931075"/>
+      <w:bookmarkStart w:id="14" w:name="_Toc213974084"/>
       <w:r>
         <w:lastRenderedPageBreak/>
         <w:t>Номер: </w:t>
@@ -8135,7 +9023,7 @@
         </w:rPr>
         <w:t>908105</w:t>
       </w:r>
-      <w:bookmarkEnd w:id="15"/>
+      <w:bookmarkEnd w:id="14"/>
     </w:p>
     <w:p>
       <w:pPr>
@@ -8351,7 +9239,7 @@
                     </pic:cNvPicPr>
                   </pic:nvPicPr>
                   <pic:blipFill rotWithShape="1">
-                    <a:blip r:embed="rId8">
+                    <a:blip r:embed="rId9">
                       <a:extLst>
                         <a:ext uri="{28A0092B-C50C-407E-A947-70E740481C1C}">
                           <a14:useLocalDpi xmlns:a14="http://schemas.microsoft.com/office/drawing/2010/main" val="0"/>
@@ -8393,7 +9281,7 @@
           <w:rStyle w:val="canselect"/>
         </w:rPr>
       </w:pPr>
-      <w:bookmarkStart w:id="16" w:name="_Toc213931076"/>
+      <w:bookmarkStart w:id="15" w:name="_Toc213974085"/>
       <w:r>
         <w:t>Номер: </w:t>
       </w:r>
@@ -8403,7 +9291,7 @@
         </w:rPr>
         <w:t>75C77D</w:t>
       </w:r>
-      <w:bookmarkEnd w:id="16"/>
+      <w:bookmarkEnd w:id="15"/>
     </w:p>
     <w:p>
       <w:pPr>
@@ -8649,7 +9537,7 @@
                     </pic:cNvPicPr>
                   </pic:nvPicPr>
                   <pic:blipFill>
-                    <a:blip r:embed="rId8">
+                    <a:blip r:embed="rId9">
                       <a:extLst>
                         <a:ext uri="{28A0092B-C50C-407E-A947-70E740481C1C}">
                           <a14:useLocalDpi xmlns:a14="http://schemas.microsoft.com/office/drawing/2010/main" val="0"/>
@@ -8690,7 +9578,7 @@
           <w:bCs w:val="0"/>
         </w:rPr>
       </w:pPr>
-      <w:bookmarkStart w:id="17" w:name="_Toc213931077"/>
+      <w:bookmarkStart w:id="16" w:name="_Toc213974086"/>
       <w:r>
         <w:t>Номер: </w:t>
       </w:r>
@@ -8700,7 +9588,7 @@
         </w:rPr>
         <w:t>1ED874</w:t>
       </w:r>
-      <w:bookmarkEnd w:id="17"/>
+      <w:bookmarkEnd w:id="16"/>
     </w:p>
     <w:p>
       <w:pPr>
@@ -8990,7 +9878,7 @@
                     </pic:cNvPicPr>
                   </pic:nvPicPr>
                   <pic:blipFill>
-                    <a:blip r:embed="rId8">
+                    <a:blip r:embed="rId9">
                       <a:extLst>
                         <a:ext uri="{28A0092B-C50C-407E-A947-70E740481C1C}">
                           <a14:useLocalDpi xmlns:a14="http://schemas.microsoft.com/office/drawing/2010/main" val="0"/>
@@ -9029,7 +9917,7 @@
           <w:rStyle w:val="canselect"/>
         </w:rPr>
       </w:pPr>
-      <w:bookmarkStart w:id="18" w:name="_Toc213931078"/>
+      <w:bookmarkStart w:id="17" w:name="_Toc213974087"/>
       <w:r>
         <w:lastRenderedPageBreak/>
         <w:t>Номер: </w:t>
@@ -9040,7 +9928,7 @@
         </w:rPr>
         <w:t>24647F</w:t>
       </w:r>
-      <w:bookmarkEnd w:id="18"/>
+      <w:bookmarkEnd w:id="17"/>
     </w:p>
     <w:p>
       <w:pPr>
@@ -9266,7 +10154,7 @@
                     </pic:cNvPicPr>
                   </pic:nvPicPr>
                   <pic:blipFill rotWithShape="1">
-                    <a:blip r:embed="rId8">
+                    <a:blip r:embed="rId9">
                       <a:extLst>
                         <a:ext uri="{28A0092B-C50C-407E-A947-70E740481C1C}">
                           <a14:useLocalDpi xmlns:a14="http://schemas.microsoft.com/office/drawing/2010/main" val="0"/>
@@ -9308,7 +10196,7 @@
           <w:rStyle w:val="canselect"/>
         </w:rPr>
       </w:pPr>
-      <w:bookmarkStart w:id="19" w:name="_Toc213931079"/>
+      <w:bookmarkStart w:id="18" w:name="_Toc213974088"/>
       <w:r>
         <w:t>Номер: </w:t>
       </w:r>
@@ -9318,7 +10206,7 @@
         </w:rPr>
         <w:t>568E7E</w:t>
       </w:r>
-      <w:bookmarkEnd w:id="19"/>
+      <w:bookmarkEnd w:id="18"/>
     </w:p>
     <w:p>
       <w:pPr>
@@ -9608,7 +10496,7 @@
                     </pic:cNvPicPr>
                   </pic:nvPicPr>
                   <pic:blipFill>
-                    <a:blip r:embed="rId8">
+                    <a:blip r:embed="rId9">
                       <a:extLst>
                         <a:ext uri="{28A0092B-C50C-407E-A947-70E740481C1C}">
                           <a14:useLocalDpi xmlns:a14="http://schemas.microsoft.com/office/drawing/2010/main" val="0"/>
@@ -9647,7 +10535,7 @@
           <w:rStyle w:val="canselect"/>
         </w:rPr>
       </w:pPr>
-      <w:bookmarkStart w:id="20" w:name="_Toc213931080"/>
+      <w:bookmarkStart w:id="19" w:name="_Toc213974089"/>
       <w:r>
         <w:t>Номер: </w:t>
       </w:r>
@@ -9657,7 +10545,7 @@
         </w:rPr>
         <w:t>578573</w:t>
       </w:r>
-      <w:bookmarkEnd w:id="20"/>
+      <w:bookmarkEnd w:id="19"/>
     </w:p>
     <w:p>
       <w:pPr>
@@ -9889,7 +10777,7 @@
                     </pic:cNvPicPr>
                   </pic:nvPicPr>
                   <pic:blipFill>
-                    <a:blip r:embed="rId8">
+                    <a:blip r:embed="rId9">
                       <a:extLst>
                         <a:ext uri="{28A0092B-C50C-407E-A947-70E740481C1C}">
                           <a14:useLocalDpi xmlns:a14="http://schemas.microsoft.com/office/drawing/2010/main" val="0"/>
@@ -9929,6 +10817,7 @@
           <w:rFonts w:asciiTheme="minorHAnsi" w:hAnsiTheme="minorHAnsi"/>
         </w:rPr>
       </w:pPr>
+      <w:bookmarkStart w:id="20" w:name="_Toc213974090"/>
       <w:r>
         <w:lastRenderedPageBreak/>
         <w:t>Номер: </w:t>
@@ -9939,6 +10828,7 @@
         </w:rPr>
         <w:t>4F2C17</w:t>
       </w:r>
+      <w:bookmarkEnd w:id="20"/>
     </w:p>
     <w:p>
       <w:r>
@@ -10179,7 +11069,7 @@
                     </pic:cNvPicPr>
                   </pic:nvPicPr>
                   <pic:blipFill>
-                    <a:blip r:embed="rId8">
+                    <a:blip r:embed="rId9">
                       <a:extLst>
                         <a:ext uri="{28A0092B-C50C-407E-A947-70E740481C1C}">
                           <a14:useLocalDpi xmlns:a14="http://schemas.microsoft.com/office/drawing/2010/main" val="0"/>
@@ -10219,6 +11109,7 @@
           <w:rFonts w:asciiTheme="minorHAnsi" w:hAnsiTheme="minorHAnsi"/>
         </w:rPr>
       </w:pPr>
+      <w:bookmarkStart w:id="21" w:name="_Toc213974091"/>
       <w:r>
         <w:t>Номер: </w:t>
       </w:r>
@@ -10228,6 +11119,7 @@
         </w:rPr>
         <w:t>481611</w:t>
       </w:r>
+      <w:bookmarkEnd w:id="21"/>
     </w:p>
     <w:p>
       <w:pPr>
@@ -10439,7 +11331,7 @@
                     </pic:cNvPicPr>
                   </pic:nvPicPr>
                   <pic:blipFill>
-                    <a:blip r:embed="rId8">
+                    <a:blip r:embed="rId9">
                       <a:extLst>
                         <a:ext uri="{28A0092B-C50C-407E-A947-70E740481C1C}">
                           <a14:useLocalDpi xmlns:a14="http://schemas.microsoft.com/office/drawing/2010/main" val="0"/>
@@ -10481,6 +11373,7 @@
           <w:bCs w:val="0"/>
         </w:rPr>
       </w:pPr>
+      <w:bookmarkStart w:id="22" w:name="_Toc213974092"/>
       <w:r>
         <w:t>Номер: </w:t>
       </w:r>
@@ -10492,6 +11385,7 @@
         </w:rPr>
         <w:t>A9E611</w:t>
       </w:r>
+      <w:bookmarkEnd w:id="22"/>
     </w:p>
     <w:p>
       <w:r>
@@ -10717,7 +11611,7 @@
                     </pic:cNvPicPr>
                   </pic:nvPicPr>
                   <pic:blipFill>
-                    <a:blip r:embed="rId8">
+                    <a:blip r:embed="rId9">
                       <a:extLst>
                         <a:ext uri="{28A0092B-C50C-407E-A947-70E740481C1C}">
                           <a14:useLocalDpi xmlns:a14="http://schemas.microsoft.com/office/drawing/2010/main" val="0"/>
@@ -10756,6 +11650,7 @@
           <w:rStyle w:val="canselect"/>
         </w:rPr>
       </w:pPr>
+      <w:bookmarkStart w:id="23" w:name="_Toc213974093"/>
       <w:r>
         <w:lastRenderedPageBreak/>
         <w:t>Номер: </w:t>
@@ -10766,6 +11661,7 @@
         </w:rPr>
         <w:t>9E2E1E</w:t>
       </w:r>
+      <w:bookmarkEnd w:id="23"/>
     </w:p>
     <w:p>
       <w:pPr>
@@ -10954,7 +11850,7 @@
                     </pic:cNvPicPr>
                   </pic:nvPicPr>
                   <pic:blipFill>
-                    <a:blip r:embed="rId8">
+                    <a:blip r:embed="rId9">
                       <a:extLst>
                         <a:ext uri="{28A0092B-C50C-407E-A947-70E740481C1C}">
                           <a14:useLocalDpi xmlns:a14="http://schemas.microsoft.com/office/drawing/2010/main" val="0"/>
@@ -10993,6 +11889,7 @@
           <w:rStyle w:val="canselect"/>
         </w:rPr>
       </w:pPr>
+      <w:bookmarkStart w:id="24" w:name="_Toc213974094"/>
       <w:r>
         <w:t>Номер: </w:t>
       </w:r>
@@ -11002,6 +11899,7 @@
         </w:rPr>
         <w:t>E5BC1A</w:t>
       </w:r>
+      <w:bookmarkEnd w:id="24"/>
     </w:p>
     <w:p>
       <w:pPr>
@@ -11185,7 +12083,7 @@
                     </pic:cNvPicPr>
                   </pic:nvPicPr>
                   <pic:blipFill>
-                    <a:blip r:embed="rId8">
+                    <a:blip r:embed="rId9">
                       <a:extLst>
                         <a:ext uri="{28A0092B-C50C-407E-A947-70E740481C1C}">
                           <a14:useLocalDpi xmlns:a14="http://schemas.microsoft.com/office/drawing/2010/main" val="0"/>
@@ -11224,6 +12122,7 @@
           <w:rStyle w:val="canselect"/>
         </w:rPr>
       </w:pPr>
+      <w:bookmarkStart w:id="25" w:name="_Toc213974095"/>
       <w:r>
         <w:t>Номер: </w:t>
       </w:r>
@@ -11233,6 +12132,7 @@
         </w:rPr>
         <w:t>7AEE27</w:t>
       </w:r>
+      <w:bookmarkEnd w:id="25"/>
     </w:p>
     <w:p>
       <w:pPr>
@@ -11524,7 +12424,7 @@
                     </pic:cNvPicPr>
                   </pic:nvPicPr>
                   <pic:blipFill>
-                    <a:blip r:embed="rId8">
+                    <a:blip r:embed="rId9">
                       <a:extLst>
                         <a:ext uri="{28A0092B-C50C-407E-A947-70E740481C1C}">
                           <a14:useLocalDpi xmlns:a14="http://schemas.microsoft.com/office/drawing/2010/main" val="0"/>
@@ -11563,6 +12463,7 @@
           <w:rStyle w:val="canselect"/>
         </w:rPr>
       </w:pPr>
+      <w:bookmarkStart w:id="26" w:name="_Toc213974096"/>
       <w:r>
         <w:lastRenderedPageBreak/>
         <w:t>Номер: </w:t>
@@ -11573,6 +12474,7 @@
         </w:rPr>
         <w:t>1EAF20</w:t>
       </w:r>
+      <w:bookmarkEnd w:id="26"/>
     </w:p>
     <w:p>
       <w:r>
@@ -11823,7 +12725,7 @@
                     </pic:cNvPicPr>
                   </pic:nvPicPr>
                   <pic:blipFill>
-                    <a:blip r:embed="rId8">
+                    <a:blip r:embed="rId9">
                       <a:extLst>
                         <a:ext uri="{28A0092B-C50C-407E-A947-70E740481C1C}">
                           <a14:useLocalDpi xmlns:a14="http://schemas.microsoft.com/office/drawing/2010/main" val="0"/>
@@ -11862,6 +12764,7 @@
           <w:rStyle w:val="canselect"/>
         </w:rPr>
       </w:pPr>
+      <w:bookmarkStart w:id="27" w:name="_Toc213974097"/>
       <w:r>
         <w:t>Номер: </w:t>
       </w:r>
@@ -11871,6 +12774,7 @@
         </w:rPr>
         <w:t>DCCB2A</w:t>
       </w:r>
+      <w:bookmarkEnd w:id="27"/>
     </w:p>
     <w:p>
       <w:pPr>
@@ -12120,7 +13024,7 @@
                     </pic:cNvPicPr>
                   </pic:nvPicPr>
                   <pic:blipFill>
-                    <a:blip r:embed="rId8">
+                    <a:blip r:embed="rId9">
                       <a:extLst>
                         <a:ext uri="{28A0092B-C50C-407E-A947-70E740481C1C}">
                           <a14:useLocalDpi xmlns:a14="http://schemas.microsoft.com/office/drawing/2010/main" val="0"/>
@@ -12159,6 +13063,7 @@
           <w:rStyle w:val="canselect"/>
         </w:rPr>
       </w:pPr>
+      <w:bookmarkStart w:id="28" w:name="_Toc213974098"/>
       <w:r>
         <w:t>Номер: </w:t>
       </w:r>
@@ -12168,6 +13073,7 @@
         </w:rPr>
         <w:t>A0DD26</w:t>
       </w:r>
+      <w:bookmarkEnd w:id="28"/>
     </w:p>
     <w:p>
       <w:pPr>
@@ -12379,7 +13285,7 @@
                     </pic:cNvPicPr>
                   </pic:nvPicPr>
                   <pic:blipFill>
-                    <a:blip r:embed="rId8">
+                    <a:blip r:embed="rId9">
                       <a:extLst>
                         <a:ext uri="{28A0092B-C50C-407E-A947-70E740481C1C}">
                           <a14:useLocalDpi xmlns:a14="http://schemas.microsoft.com/office/drawing/2010/main" val="0"/>
@@ -12418,6 +13324,7 @@
           <w:rStyle w:val="canselect"/>
         </w:rPr>
       </w:pPr>
+      <w:bookmarkStart w:id="29" w:name="_Toc213974099"/>
       <w:r>
         <w:lastRenderedPageBreak/>
         <w:t>Номер: </w:t>
@@ -12428,16 +13335,3071 @@
         </w:rPr>
         <w:t>C93020</w:t>
       </w:r>
-    </w:p>
-    <w:p>
-      <w:pPr>
-        <w:rPr>
-          <w:lang w:eastAsia="ru-RU"/>
-        </w:rPr>
-      </w:pPr>
+      <w:bookmarkEnd w:id="29"/>
+    </w:p>
+    <w:p>
+      <w:pPr>
+        <w:rPr>
+          <w:lang w:eastAsia="ru-RU"/>
+        </w:rPr>
+      </w:pPr>
+      <w:r>
+        <w:rPr>
+          <w:lang w:eastAsia="ru-RU"/>
+        </w:rPr>
+        <w:t>Напишите наибольшее натуральное число </w:t>
+      </w:r>
+      <w:r>
+        <w:rPr>
+          <w:b/>
+          <w:bCs/>
+          <w:i/>
+          <w:iCs/>
+          <w:lang w:val="en-US" w:eastAsia="ru-RU"/>
+        </w:rPr>
+        <w:t>x</w:t>
+      </w:r>
+      <w:r>
+        <w:rPr>
+          <w:lang w:eastAsia="ru-RU"/>
+        </w:rPr>
+        <w:t>, для которого истинно высказывание:</w:t>
+      </w:r>
+    </w:p>
+    <w:p>
+      <w:pPr>
+        <w:jc w:val="center"/>
+        <w:rPr>
+          <w:lang w:eastAsia="ru-RU"/>
+        </w:rPr>
+      </w:pPr>
+      <w:r>
+        <w:rPr>
+          <w:lang w:eastAsia="ru-RU"/>
+        </w:rPr>
+        <w:t>(</w:t>
+      </w:r>
+      <w:r>
+        <w:rPr>
+          <w:b/>
+          <w:bCs/>
+          <w:i/>
+          <w:iCs/>
+          <w:lang w:val="en-US" w:eastAsia="ru-RU"/>
+        </w:rPr>
+        <w:t>x</w:t>
+      </w:r>
+      <w:r>
+        <w:rPr>
+          <w:lang w:eastAsia="ru-RU"/>
+        </w:rPr>
+        <w:t> </w:t>
+      </w:r>
+      <w:proofErr w:type="gramStart"/>
+      <w:r>
+        <w:rPr>
+          <w:lang w:eastAsia="ru-RU"/>
+        </w:rPr>
+        <w:t>&lt; 5</w:t>
+      </w:r>
+      <w:proofErr w:type="gramEnd"/>
+      <w:r>
+        <w:rPr>
+          <w:lang w:eastAsia="ru-RU"/>
+        </w:rPr>
+        <w:t>) </w:t>
+      </w:r>
+      <w:r>
+        <w:rPr>
+          <w:b/>
+          <w:bCs/>
+          <w:lang w:eastAsia="ru-RU"/>
+        </w:rPr>
+        <w:t>И</w:t>
+      </w:r>
+      <w:r>
+        <w:rPr>
+          <w:lang w:eastAsia="ru-RU"/>
+        </w:rPr>
+        <w:t> </w:t>
+      </w:r>
+      <w:r>
+        <w:rPr>
+          <w:b/>
+          <w:bCs/>
+          <w:lang w:eastAsia="ru-RU"/>
+        </w:rPr>
+        <w:t>НЕ </w:t>
+      </w:r>
+      <w:r>
+        <w:rPr>
+          <w:lang w:eastAsia="ru-RU"/>
+        </w:rPr>
+        <w:t>(</w:t>
+      </w:r>
+      <w:r>
+        <w:rPr>
+          <w:b/>
+          <w:bCs/>
+          <w:i/>
+          <w:iCs/>
+          <w:lang w:val="en-US" w:eastAsia="ru-RU"/>
+        </w:rPr>
+        <w:t>x</w:t>
+      </w:r>
+      <w:r>
+        <w:rPr>
+          <w:lang w:eastAsia="ru-RU"/>
+        </w:rPr>
+        <w:t> &lt; 4).</w:t>
+      </w:r>
+    </w:p>
+    <w:p>
+      <w:pPr>
+        <w:pStyle w:val="a4"/>
+      </w:pPr>
+      <w:r>
+        <w:rPr>
+          <w:noProof/>
+          <w:lang w:eastAsia="ru-RU"/>
+        </w:rPr>
+        <mc:AlternateContent>
+          <mc:Choice Requires="wps">
+            <w:drawing>
+              <wp:anchor distT="0" distB="0" distL="114300" distR="114300" simplePos="0" relativeHeight="251748352" behindDoc="0" locked="0" layoutInCell="1" allowOverlap="1">
+                <wp:simplePos x="0" y="0"/>
+                <wp:positionH relativeFrom="margin">
+                  <wp:posOffset>297815</wp:posOffset>
+                </wp:positionH>
+                <wp:positionV relativeFrom="paragraph">
+                  <wp:posOffset>49530</wp:posOffset>
+                </wp:positionV>
+                <wp:extent cx="4224655" cy="252730"/>
+                <wp:effectExtent l="0" t="0" r="4445" b="0"/>
+                <wp:wrapNone/>
+                <wp:docPr id="2" name="Надпись 2"/>
+                <wp:cNvGraphicFramePr/>
+                <a:graphic xmlns:a="http://schemas.openxmlformats.org/drawingml/2006/main">
+                  <a:graphicData uri="http://schemas.microsoft.com/office/word/2010/wordprocessingShape">
+                    <wps:wsp>
+                      <wps:cNvSpPr txBox="1"/>
+                      <wps:spPr>
+                        <a:xfrm>
+                          <a:off x="0" y="0"/>
+                          <a:ext cx="4224655" cy="252730"/>
+                        </a:xfrm>
+                        <a:prstGeom prst="rect">
+                          <a:avLst/>
+                        </a:prstGeom>
+                        <a:solidFill>
+                          <a:schemeClr val="accent1">
+                            <a:lumMod val="40000"/>
+                            <a:lumOff val="60000"/>
+                          </a:schemeClr>
+                        </a:solidFill>
+                      </wps:spPr>
+                      <wps:txbx>
+                        <w:txbxContent>
+                          <w:p>
+                            <w:pPr>
+                              <w:jc w:val="center"/>
+                              <w:rPr>
+                                <w:szCs w:val="36"/>
+                              </w:rPr>
+                            </w:pPr>
+                            <w:r>
+                              <w:rPr>
+                                <w:b/>
+                                <w:i/>
+                                <w:color w:val="1F4E79" w:themeColor="accent1" w:themeShade="80"/>
+                                <w:szCs w:val="36"/>
+                              </w:rPr>
+                              <w:t>Решение</w:t>
+                            </w:r>
+                          </w:p>
+                        </w:txbxContent>
+                      </wps:txbx>
+                      <wps:bodyPr wrap="square" rtlCol="0">
+                        <a:noAutofit/>
+                      </wps:bodyPr>
+                    </wps:wsp>
+                  </a:graphicData>
+                </a:graphic>
+                <wp14:sizeRelH relativeFrom="margin">
+                  <wp14:pctWidth>0</wp14:pctWidth>
+                </wp14:sizeRelH>
+                <wp14:sizeRelV relativeFrom="margin">
+                  <wp14:pctHeight>0</wp14:pctHeight>
+                </wp14:sizeRelV>
+              </wp:anchor>
+            </w:drawing>
+          </mc:Choice>
+          <mc:Fallback>
+            <w:pict>
+              <v:shape id="Надпись 2" o:spid="_x0000_s1055" type="#_x0000_t202" style="position:absolute;margin-left:23.45pt;margin-top:3.9pt;width:332.65pt;height:19.9pt;z-index:251748352;visibility:visible;mso-wrap-style:square;mso-width-percent:0;mso-height-percent:0;mso-wrap-distance-left:9pt;mso-wrap-distance-top:0;mso-wrap-distance-right:9pt;mso-wrap-distance-bottom:0;mso-position-horizontal:absolute;mso-position-horizontal-relative:margin;mso-position-vertical:absolute;mso-position-vertical-relative:text;mso-width-percent:0;mso-height-percent:0;mso-width-relative:margin;mso-height-relative:margin;v-text-anchor:top" o:gfxdata="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" fillcolor="#bdd6ee [1300]" stroked="f">
+                <v:textbox>
+                  <w:txbxContent>
+                    <w:p>
+                      <w:pPr>
+                        <w:jc w:val="center"/>
+                        <w:rPr>
+                          <w:szCs w:val="36"/>
+                        </w:rPr>
+                      </w:pPr>
+                      <w:r>
+                        <w:rPr>
+                          <w:b/>
+                          <w:i/>
+                          <w:color w:val="1F4E79" w:themeColor="accent1" w:themeShade="80"/>
+                          <w:szCs w:val="36"/>
+                        </w:rPr>
+                        <w:t>Решение</w:t>
+                      </w:r>
+                    </w:p>
+                  </w:txbxContent>
+                </v:textbox>
+                <w10:wrap anchorx="margin"/>
+              </v:shape>
+            </w:pict>
+          </mc:Fallback>
+        </mc:AlternateContent>
+      </w:r>
+      <w:r>
+        <w:rPr>
+          <w:noProof/>
+          <w:lang w:eastAsia="ru-RU"/>
+        </w:rPr>
+        <w:drawing>
+          <wp:inline distT="0" distB="0" distL="0" distR="0">
+            <wp:extent cx="4780280" cy="1607820"/>
+            <wp:effectExtent l="0" t="0" r="1270" b="0"/>
+            <wp:docPr id="1" name="Рисунок 1" descr="Большая клетка"/>
+            <wp:cNvGraphicFramePr>
+              <a:graphicFrameLocks xmlns:a="http://schemas.openxmlformats.org/drawingml/2006/main" noChangeAspect="1"/>
+            </wp:cNvGraphicFramePr>
+            <a:graphic xmlns:a="http://schemas.openxmlformats.org/drawingml/2006/main">
+              <a:graphicData uri="http://schemas.openxmlformats.org/drawingml/2006/picture">
+                <pic:pic xmlns:pic="http://schemas.openxmlformats.org/drawingml/2006/picture">
+                  <pic:nvPicPr>
+                    <pic:cNvPr id="0" name="Рисунок 67" descr="Большая клетка"/>
+                    <pic:cNvPicPr>
+                      <a:picLocks noChangeAspect="1" noChangeArrowheads="1"/>
+                    </pic:cNvPicPr>
+                  </pic:nvPicPr>
+                  <pic:blipFill>
+                    <a:blip r:embed="rId9">
+                      <a:extLst>
+                        <a:ext uri="{28A0092B-C50C-407E-A947-70E740481C1C}">
+                          <a14:useLocalDpi xmlns:a14="http://schemas.microsoft.com/office/drawing/2010/main" val="0"/>
+                        </a:ext>
+                      </a:extLst>
+                    </a:blip>
+                    <a:srcRect r="37325" b="69562"/>
+                    <a:stretch>
+                      <a:fillRect/>
+                    </a:stretch>
+                  </pic:blipFill>
+                  <pic:spPr bwMode="auto">
+                    <a:xfrm>
+                      <a:off x="0" y="0"/>
+                      <a:ext cx="4780280" cy="1607820"/>
+                    </a:xfrm>
+                    <a:prstGeom prst="rect">
+                      <a:avLst/>
+                    </a:prstGeom>
+                    <a:noFill/>
+                    <a:ln>
+                      <a:noFill/>
+                    </a:ln>
+                  </pic:spPr>
+                </pic:pic>
+              </a:graphicData>
+            </a:graphic>
+          </wp:inline>
+        </w:drawing>
+      </w:r>
+    </w:p>
+    <w:p>
+      <w:pPr>
+        <w:pStyle w:val="1"/>
+        <w:rPr>
+          <w:rStyle w:val="canselect"/>
+        </w:rPr>
+      </w:pPr>
+      <w:r>
+        <w:t>Номер: </w:t>
+      </w:r>
+      <w:r>
+        <w:rPr>
+          <w:rStyle w:val="canselect"/>
+        </w:rPr>
+        <w:t>C4D725</w:t>
+      </w:r>
+    </w:p>
+    <w:p>
+      <w:pPr>
+        <w:rPr>
+          <w:lang w:eastAsia="ru-RU"/>
+        </w:rPr>
+      </w:pPr>
+      <w:r>
+        <w:rPr>
+          <w:lang w:eastAsia="ru-RU"/>
+        </w:rPr>
+        <w:t>Определите наибольшее натуральное число</w:t>
+      </w:r>
+      <w:r>
+        <w:rPr>
+          <w:b/>
+          <w:bCs/>
+          <w:i/>
+          <w:iCs/>
+          <w:lang w:eastAsia="ru-RU"/>
+        </w:rPr>
+        <w:t> x</w:t>
+      </w:r>
+      <w:r>
+        <w:rPr>
+          <w:lang w:eastAsia="ru-RU"/>
+        </w:rPr>
+        <w:t>, для которого логическое выражение истинно:</w:t>
+      </w:r>
+    </w:p>
+    <w:p>
+      <w:pPr>
+        <w:jc w:val="center"/>
+        <w:rPr>
+          <w:lang w:eastAsia="ru-RU"/>
+        </w:rPr>
+      </w:pPr>
+      <w:r>
+        <w:rPr>
+          <w:lang w:eastAsia="ru-RU"/>
+        </w:rPr>
+        <w:t>(</w:t>
+      </w:r>
+      <w:r>
+        <w:rPr>
+          <w:b/>
+          <w:bCs/>
+          <w:lang w:eastAsia="ru-RU"/>
+        </w:rPr>
+        <w:t>НЕ</w:t>
+      </w:r>
+      <w:r>
+        <w:rPr>
+          <w:lang w:eastAsia="ru-RU"/>
+        </w:rPr>
+        <w:t> (</w:t>
+      </w:r>
+      <w:r>
+        <w:rPr>
+          <w:b/>
+          <w:bCs/>
+          <w:i/>
+          <w:iCs/>
+          <w:lang w:eastAsia="ru-RU"/>
+        </w:rPr>
+        <w:t>x</w:t>
+      </w:r>
+      <w:r>
+        <w:rPr>
+          <w:lang w:eastAsia="ru-RU"/>
+        </w:rPr>
+        <w:t> ≥ 15) </w:t>
+      </w:r>
+      <w:r>
+        <w:rPr>
+          <w:b/>
+          <w:bCs/>
+          <w:lang w:eastAsia="ru-RU"/>
+        </w:rPr>
+        <w:t>И НЕ</w:t>
+      </w:r>
+      <w:r>
+        <w:rPr>
+          <w:lang w:eastAsia="ru-RU"/>
+        </w:rPr>
+        <w:t> (</w:t>
+      </w:r>
+      <w:r>
+        <w:rPr>
+          <w:b/>
+          <w:bCs/>
+          <w:i/>
+          <w:iCs/>
+          <w:lang w:eastAsia="ru-RU"/>
+        </w:rPr>
+        <w:t>x</w:t>
+      </w:r>
+      <w:r>
+        <w:rPr>
+          <w:lang w:eastAsia="ru-RU"/>
+        </w:rPr>
+        <w:t> </w:t>
+      </w:r>
+      <w:proofErr w:type="gramStart"/>
+      <w:r>
+        <w:rPr>
+          <w:lang w:eastAsia="ru-RU"/>
+        </w:rPr>
+        <w:t>&lt; 8</w:t>
+      </w:r>
+      <w:proofErr w:type="gramEnd"/>
+      <w:r>
+        <w:rPr>
+          <w:lang w:eastAsia="ru-RU"/>
+        </w:rPr>
+        <w:t>)) И (</w:t>
+      </w:r>
+      <w:r>
+        <w:rPr>
+          <w:b/>
+          <w:bCs/>
+          <w:i/>
+          <w:iCs/>
+          <w:lang w:eastAsia="ru-RU"/>
+        </w:rPr>
+        <w:t>x</w:t>
+      </w:r>
+      <w:r>
+        <w:rPr>
+          <w:lang w:eastAsia="ru-RU"/>
+        </w:rPr>
+        <w:t> нечётное).</w:t>
+      </w:r>
+    </w:p>
+    <w:p>
+      <w:pPr>
+        <w:pStyle w:val="a4"/>
+      </w:pPr>
+      <w:r>
+        <w:rPr>
+          <w:noProof/>
+          <w:lang w:eastAsia="ru-RU"/>
+        </w:rPr>
+        <mc:AlternateContent>
+          <mc:Choice Requires="wps">
+            <w:drawing>
+              <wp:anchor distT="0" distB="0" distL="114300" distR="114300" simplePos="0" relativeHeight="251750400" behindDoc="0" locked="0" layoutInCell="1" allowOverlap="1">
+                <wp:simplePos x="0" y="0"/>
+                <wp:positionH relativeFrom="margin">
+                  <wp:posOffset>297815</wp:posOffset>
+                </wp:positionH>
+                <wp:positionV relativeFrom="paragraph">
+                  <wp:posOffset>49530</wp:posOffset>
+                </wp:positionV>
+                <wp:extent cx="4224655" cy="252730"/>
+                <wp:effectExtent l="0" t="0" r="4445" b="0"/>
+                <wp:wrapNone/>
+                <wp:docPr id="6" name="Надпись 6"/>
+                <wp:cNvGraphicFramePr/>
+                <a:graphic xmlns:a="http://schemas.openxmlformats.org/drawingml/2006/main">
+                  <a:graphicData uri="http://schemas.microsoft.com/office/word/2010/wordprocessingShape">
+                    <wps:wsp>
+                      <wps:cNvSpPr txBox="1"/>
+                      <wps:spPr>
+                        <a:xfrm>
+                          <a:off x="0" y="0"/>
+                          <a:ext cx="4224655" cy="252730"/>
+                        </a:xfrm>
+                        <a:prstGeom prst="rect">
+                          <a:avLst/>
+                        </a:prstGeom>
+                        <a:solidFill>
+                          <a:schemeClr val="accent1">
+                            <a:lumMod val="40000"/>
+                            <a:lumOff val="60000"/>
+                          </a:schemeClr>
+                        </a:solidFill>
+                      </wps:spPr>
+                      <wps:txbx>
+                        <w:txbxContent>
+                          <w:p>
+                            <w:pPr>
+                              <w:jc w:val="center"/>
+                              <w:rPr>
+                                <w:szCs w:val="36"/>
+                              </w:rPr>
+                            </w:pPr>
+                            <w:r>
+                              <w:rPr>
+                                <w:b/>
+                                <w:i/>
+                                <w:color w:val="1F4E79" w:themeColor="accent1" w:themeShade="80"/>
+                                <w:szCs w:val="36"/>
+                              </w:rPr>
+                              <w:t>Решение</w:t>
+                            </w:r>
+                          </w:p>
+                        </w:txbxContent>
+                      </wps:txbx>
+                      <wps:bodyPr wrap="square" rtlCol="0">
+                        <a:noAutofit/>
+                      </wps:bodyPr>
+                    </wps:wsp>
+                  </a:graphicData>
+                </a:graphic>
+                <wp14:sizeRelH relativeFrom="margin">
+                  <wp14:pctWidth>0</wp14:pctWidth>
+                </wp14:sizeRelH>
+                <wp14:sizeRelV relativeFrom="margin">
+                  <wp14:pctHeight>0</wp14:pctHeight>
+                </wp14:sizeRelV>
+              </wp:anchor>
+            </w:drawing>
+          </mc:Choice>
+          <mc:Fallback>
+            <w:pict>
+              <v:shape id="Надпись 6" o:spid="_x0000_s1056" type="#_x0000_t202" style="position:absolute;margin-left:23.45pt;margin-top:3.9pt;width:332.65pt;height:19.9pt;z-index:251750400;visibility:visible;mso-wrap-style:square;mso-width-percent:0;mso-height-percent:0;mso-wrap-distance-left:9pt;mso-wrap-distance-top:0;mso-wrap-distance-right:9pt;mso-wrap-distance-bottom:0;mso-position-horizontal:absolute;mso-position-horizontal-relative:margin;mso-position-vertical:absolute;mso-position-vertical-relative:text;mso-width-percent:0;mso-height-percent:0;mso-width-relative:margin;mso-height-relative:margin;v-text-anchor:top" o:gfxdata="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" fillcolor="#bdd6ee [1300]" stroked="f">
+                <v:textbox>
+                  <w:txbxContent>
+                    <w:p>
+                      <w:pPr>
+                        <w:jc w:val="center"/>
+                        <w:rPr>
+                          <w:szCs w:val="36"/>
+                        </w:rPr>
+                      </w:pPr>
+                      <w:r>
+                        <w:rPr>
+                          <w:b/>
+                          <w:i/>
+                          <w:color w:val="1F4E79" w:themeColor="accent1" w:themeShade="80"/>
+                          <w:szCs w:val="36"/>
+                        </w:rPr>
+                        <w:t>Решение</w:t>
+                      </w:r>
+                    </w:p>
+                  </w:txbxContent>
+                </v:textbox>
+                <w10:wrap anchorx="margin"/>
+              </v:shape>
+            </w:pict>
+          </mc:Fallback>
+        </mc:AlternateContent>
+      </w:r>
+      <w:r>
+        <w:rPr>
+          <w:noProof/>
+          <w:lang w:eastAsia="ru-RU"/>
+        </w:rPr>
+        <w:drawing>
+          <wp:inline distT="0" distB="0" distL="0" distR="0">
+            <wp:extent cx="4780280" cy="1607820"/>
+            <wp:effectExtent l="0" t="0" r="1270" b="0"/>
+            <wp:docPr id="3" name="Рисунок 3" descr="Большая клетка"/>
+            <wp:cNvGraphicFramePr>
+              <a:graphicFrameLocks xmlns:a="http://schemas.openxmlformats.org/drawingml/2006/main" noChangeAspect="1"/>
+            </wp:cNvGraphicFramePr>
+            <a:graphic xmlns:a="http://schemas.openxmlformats.org/drawingml/2006/main">
+              <a:graphicData uri="http://schemas.openxmlformats.org/drawingml/2006/picture">
+                <pic:pic xmlns:pic="http://schemas.openxmlformats.org/drawingml/2006/picture">
+                  <pic:nvPicPr>
+                    <pic:cNvPr id="0" name="Рисунок 67" descr="Большая клетка"/>
+                    <pic:cNvPicPr>
+                      <a:picLocks noChangeAspect="1" noChangeArrowheads="1"/>
+                    </pic:cNvPicPr>
+                  </pic:nvPicPr>
+                  <pic:blipFill>
+                    <a:blip r:embed="rId9">
+                      <a:extLst>
+                        <a:ext uri="{28A0092B-C50C-407E-A947-70E740481C1C}">
+                          <a14:useLocalDpi xmlns:a14="http://schemas.microsoft.com/office/drawing/2010/main" val="0"/>
+                        </a:ext>
+                      </a:extLst>
+                    </a:blip>
+                    <a:srcRect r="37325" b="69562"/>
+                    <a:stretch>
+                      <a:fillRect/>
+                    </a:stretch>
+                  </pic:blipFill>
+                  <pic:spPr bwMode="auto">
+                    <a:xfrm>
+                      <a:off x="0" y="0"/>
+                      <a:ext cx="4780280" cy="1607820"/>
+                    </a:xfrm>
+                    <a:prstGeom prst="rect">
+                      <a:avLst/>
+                    </a:prstGeom>
+                    <a:noFill/>
+                    <a:ln>
+                      <a:noFill/>
+                    </a:ln>
+                  </pic:spPr>
+                </pic:pic>
+              </a:graphicData>
+            </a:graphic>
+          </wp:inline>
+        </w:drawing>
+      </w:r>
+    </w:p>
+    <w:p>
+      <w:pPr>
+        <w:pStyle w:val="1"/>
+      </w:pPr>
+      <w:r>
+        <w:t>Номер: </w:t>
+      </w:r>
+      <w:r>
+        <w:rPr>
+          <w:rStyle w:val="canselect"/>
+        </w:rPr>
+        <w:t>97E220</w:t>
+      </w:r>
+    </w:p>
+    <w:p>
+      <w:pPr>
+        <w:rPr>
+          <w:lang w:eastAsia="ru-RU"/>
+        </w:rPr>
+      </w:pPr>
+      <w:r>
+        <w:rPr>
+          <w:lang w:eastAsia="ru-RU"/>
+        </w:rPr>
+        <w:t>Напишите наибольшее натуральное число </w:t>
+      </w:r>
+      <w:r>
+        <w:rPr>
+          <w:b/>
+          <w:bCs/>
+          <w:i/>
+          <w:iCs/>
+          <w:lang w:val="en-US" w:eastAsia="ru-RU"/>
+        </w:rPr>
+        <w:t>x</w:t>
+      </w:r>
+      <w:r>
+        <w:rPr>
+          <w:lang w:eastAsia="ru-RU"/>
+        </w:rPr>
+        <w:t>, для которого истинно высказывание:</w:t>
+      </w:r>
+    </w:p>
+    <w:p>
+      <w:pPr>
+        <w:jc w:val="center"/>
+        <w:rPr>
+          <w:lang w:eastAsia="ru-RU"/>
+        </w:rPr>
+      </w:pPr>
+      <w:r>
+        <w:rPr>
+          <w:lang w:eastAsia="ru-RU"/>
+        </w:rPr>
+        <w:t>(</w:t>
+      </w:r>
+      <w:proofErr w:type="gramStart"/>
+      <w:r>
+        <w:rPr>
+          <w:b/>
+          <w:bCs/>
+          <w:i/>
+          <w:iCs/>
+          <w:lang w:val="en-US" w:eastAsia="ru-RU"/>
+        </w:rPr>
+        <w:t>x</w:t>
+      </w:r>
+      <w:r>
+        <w:rPr>
+          <w:lang w:val="en-US" w:eastAsia="ru-RU"/>
+        </w:rPr>
+        <w:t> </w:t>
+      </w:r>
+      <w:r>
+        <w:rPr>
+          <w:lang w:eastAsia="ru-RU"/>
+        </w:rPr>
+        <w:t> &lt;</w:t>
+      </w:r>
+      <w:proofErr w:type="gramEnd"/>
+      <w:r>
+        <w:rPr>
+          <w:lang w:eastAsia="ru-RU"/>
+        </w:rPr>
+        <w:t xml:space="preserve"> 8) </w:t>
+      </w:r>
+      <w:r>
+        <w:rPr>
+          <w:b/>
+          <w:bCs/>
+          <w:lang w:eastAsia="ru-RU"/>
+        </w:rPr>
+        <w:t>И</w:t>
+      </w:r>
+      <w:r>
+        <w:rPr>
+          <w:lang w:eastAsia="ru-RU"/>
+        </w:rPr>
+        <w:t> </w:t>
+      </w:r>
+      <w:r>
+        <w:rPr>
+          <w:b/>
+          <w:bCs/>
+          <w:lang w:eastAsia="ru-RU"/>
+        </w:rPr>
+        <w:t>НЕ </w:t>
+      </w:r>
+      <w:r>
+        <w:rPr>
+          <w:lang w:eastAsia="ru-RU"/>
+        </w:rPr>
+        <w:t>(</w:t>
+      </w:r>
+      <w:r>
+        <w:rPr>
+          <w:b/>
+          <w:bCs/>
+          <w:i/>
+          <w:iCs/>
+          <w:lang w:val="en-US" w:eastAsia="ru-RU"/>
+        </w:rPr>
+        <w:t>x</w:t>
+      </w:r>
+      <w:r>
+        <w:rPr>
+          <w:lang w:val="en-US" w:eastAsia="ru-RU"/>
+        </w:rPr>
+        <w:t> </w:t>
+      </w:r>
+      <w:r>
+        <w:rPr>
+          <w:lang w:eastAsia="ru-RU"/>
+        </w:rPr>
+        <w:t> &lt; 7).</w:t>
+      </w:r>
+    </w:p>
+    <w:p>
+      <w:pPr>
+        <w:pStyle w:val="a4"/>
+      </w:pPr>
+      <w:r>
+        <w:rPr>
+          <w:noProof/>
+          <w:lang w:eastAsia="ru-RU"/>
+        </w:rPr>
+        <mc:AlternateContent>
+          <mc:Choice Requires="wps">
+            <w:drawing>
+              <wp:anchor distT="0" distB="0" distL="114300" distR="114300" simplePos="0" relativeHeight="251752448" behindDoc="0" locked="0" layoutInCell="1" allowOverlap="1">
+                <wp:simplePos x="0" y="0"/>
+                <wp:positionH relativeFrom="margin">
+                  <wp:posOffset>297815</wp:posOffset>
+                </wp:positionH>
+                <wp:positionV relativeFrom="paragraph">
+                  <wp:posOffset>49530</wp:posOffset>
+                </wp:positionV>
+                <wp:extent cx="4224655" cy="252730"/>
+                <wp:effectExtent l="0" t="0" r="4445" b="0"/>
+                <wp:wrapNone/>
+                <wp:docPr id="64" name="Надпись 64"/>
+                <wp:cNvGraphicFramePr/>
+                <a:graphic xmlns:a="http://schemas.openxmlformats.org/drawingml/2006/main">
+                  <a:graphicData uri="http://schemas.microsoft.com/office/word/2010/wordprocessingShape">
+                    <wps:wsp>
+                      <wps:cNvSpPr txBox="1"/>
+                      <wps:spPr>
+                        <a:xfrm>
+                          <a:off x="0" y="0"/>
+                          <a:ext cx="4224655" cy="252730"/>
+                        </a:xfrm>
+                        <a:prstGeom prst="rect">
+                          <a:avLst/>
+                        </a:prstGeom>
+                        <a:solidFill>
+                          <a:schemeClr val="accent1">
+                            <a:lumMod val="40000"/>
+                            <a:lumOff val="60000"/>
+                          </a:schemeClr>
+                        </a:solidFill>
+                      </wps:spPr>
+                      <wps:txbx>
+                        <w:txbxContent>
+                          <w:p>
+                            <w:pPr>
+                              <w:jc w:val="center"/>
+                              <w:rPr>
+                                <w:szCs w:val="36"/>
+                              </w:rPr>
+                            </w:pPr>
+                            <w:r>
+                              <w:rPr>
+                                <w:b/>
+                                <w:i/>
+                                <w:color w:val="1F4E79" w:themeColor="accent1" w:themeShade="80"/>
+                                <w:szCs w:val="36"/>
+                              </w:rPr>
+                              <w:t>Решение</w:t>
+                            </w:r>
+                          </w:p>
+                        </w:txbxContent>
+                      </wps:txbx>
+                      <wps:bodyPr wrap="square" rtlCol="0">
+                        <a:noAutofit/>
+                      </wps:bodyPr>
+                    </wps:wsp>
+                  </a:graphicData>
+                </a:graphic>
+                <wp14:sizeRelH relativeFrom="margin">
+                  <wp14:pctWidth>0</wp14:pctWidth>
+                </wp14:sizeRelH>
+                <wp14:sizeRelV relativeFrom="margin">
+                  <wp14:pctHeight>0</wp14:pctHeight>
+                </wp14:sizeRelV>
+              </wp:anchor>
+            </w:drawing>
+          </mc:Choice>
+          <mc:Fallback>
+            <w:pict>
+              <v:shape id="Надпись 64" o:spid="_x0000_s1057" type="#_x0000_t202" style="position:absolute;margin-left:23.45pt;margin-top:3.9pt;width:332.65pt;height:19.9pt;z-index:251752448;visibility:visible;mso-wrap-style:square;mso-width-percent:0;mso-height-percent:0;mso-wrap-distance-left:9pt;mso-wrap-distance-top:0;mso-wrap-distance-right:9pt;mso-wrap-distance-bottom:0;mso-position-horizontal:absolute;mso-position-horizontal-relative:margin;mso-position-vertical:absolute;mso-position-vertical-relative:text;mso-width-percent:0;mso-height-percent:0;mso-width-relative:margin;mso-height-relative:margin;v-text-anchor:top" o:gfxdata="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" fillcolor="#bdd6ee [1300]" stroked="f">
+                <v:textbox>
+                  <w:txbxContent>
+                    <w:p>
+                      <w:pPr>
+                        <w:jc w:val="center"/>
+                        <w:rPr>
+                          <w:szCs w:val="36"/>
+                        </w:rPr>
+                      </w:pPr>
+                      <w:r>
+                        <w:rPr>
+                          <w:b/>
+                          <w:i/>
+                          <w:color w:val="1F4E79" w:themeColor="accent1" w:themeShade="80"/>
+                          <w:szCs w:val="36"/>
+                        </w:rPr>
+                        <w:t>Решение</w:t>
+                      </w:r>
+                    </w:p>
+                  </w:txbxContent>
+                </v:textbox>
+                <w10:wrap anchorx="margin"/>
+              </v:shape>
+            </w:pict>
+          </mc:Fallback>
+        </mc:AlternateContent>
+      </w:r>
+      <w:r>
+        <w:rPr>
+          <w:noProof/>
+          <w:lang w:eastAsia="ru-RU"/>
+        </w:rPr>
+        <w:drawing>
+          <wp:inline distT="0" distB="0" distL="0" distR="0">
+            <wp:extent cx="4780280" cy="1374775"/>
+            <wp:effectExtent l="0" t="0" r="1270" b="0"/>
+            <wp:docPr id="63" name="Рисунок 63" descr="Большая клетка"/>
+            <wp:cNvGraphicFramePr>
+              <a:graphicFrameLocks xmlns:a="http://schemas.openxmlformats.org/drawingml/2006/main" noChangeAspect="1"/>
+            </wp:cNvGraphicFramePr>
+            <a:graphic xmlns:a="http://schemas.openxmlformats.org/drawingml/2006/main">
+              <a:graphicData uri="http://schemas.openxmlformats.org/drawingml/2006/picture">
+                <pic:pic xmlns:pic="http://schemas.openxmlformats.org/drawingml/2006/picture">
+                  <pic:nvPicPr>
+                    <pic:cNvPr id="0" name="Рисунок 69" descr="Большая клетка"/>
+                    <pic:cNvPicPr>
+                      <a:picLocks noChangeAspect="1" noChangeArrowheads="1"/>
+                    </pic:cNvPicPr>
+                  </pic:nvPicPr>
+                  <pic:blipFill>
+                    <a:blip r:embed="rId9">
+                      <a:extLst>
+                        <a:ext uri="{28A0092B-C50C-407E-A947-70E740481C1C}">
+                          <a14:useLocalDpi xmlns:a14="http://schemas.microsoft.com/office/drawing/2010/main" val="0"/>
+                        </a:ext>
+                      </a:extLst>
+                    </a:blip>
+                    <a:srcRect r="37325" b="74120"/>
+                    <a:stretch>
+                      <a:fillRect/>
+                    </a:stretch>
+                  </pic:blipFill>
+                  <pic:spPr bwMode="auto">
+                    <a:xfrm>
+                      <a:off x="0" y="0"/>
+                      <a:ext cx="4780280" cy="1374775"/>
+                    </a:xfrm>
+                    <a:prstGeom prst="rect">
+                      <a:avLst/>
+                    </a:prstGeom>
+                    <a:noFill/>
+                    <a:ln>
+                      <a:noFill/>
+                    </a:ln>
+                  </pic:spPr>
+                </pic:pic>
+              </a:graphicData>
+            </a:graphic>
+          </wp:inline>
+        </w:drawing>
+      </w:r>
+    </w:p>
+    <w:p>
+      <w:pPr>
+        <w:pStyle w:val="1"/>
+        <w:rPr>
+          <w:rStyle w:val="canselect"/>
+          <w:b/>
+          <w:bCs w:val="0"/>
+        </w:rPr>
+      </w:pPr>
+      <w:r>
+        <w:lastRenderedPageBreak/>
+        <w:t>Номер: </w:t>
+      </w:r>
+      <w:r>
+        <w:rPr>
+          <w:rStyle w:val="canselect"/>
+          <w:b/>
+          <w:bCs w:val="0"/>
+        </w:rPr>
+        <w:t>9FCC22</w:t>
+      </w:r>
+    </w:p>
+    <w:p>
+      <w:pPr>
+        <w:rPr>
+          <w:lang w:eastAsia="ru-RU"/>
+        </w:rPr>
+      </w:pPr>
+      <w:r>
+        <w:rPr>
+          <w:lang w:eastAsia="ru-RU"/>
+        </w:rPr>
+        <w:t>Напишите количество натуральных чисел, для которых истинно высказывание:</w:t>
+      </w:r>
+    </w:p>
+    <w:p>
+      <w:pPr>
+        <w:jc w:val="center"/>
+        <w:rPr>
+          <w:lang w:eastAsia="ru-RU"/>
+        </w:rPr>
+      </w:pPr>
+      <w:r>
+        <w:rPr>
+          <w:b/>
+          <w:bCs/>
+          <w:lang w:eastAsia="ru-RU"/>
+        </w:rPr>
+        <w:t>НЕ</w:t>
+      </w:r>
+      <w:r>
+        <w:rPr>
+          <w:lang w:eastAsia="ru-RU"/>
+        </w:rPr>
+        <w:t> (</w:t>
+      </w:r>
+      <w:proofErr w:type="gramStart"/>
+      <w:r>
+        <w:rPr>
+          <w:lang w:eastAsia="ru-RU"/>
+        </w:rPr>
+        <w:t>Число &gt;</w:t>
+      </w:r>
+      <w:proofErr w:type="gramEnd"/>
+      <w:r>
+        <w:rPr>
+          <w:lang w:eastAsia="ru-RU"/>
+        </w:rPr>
+        <w:t xml:space="preserve"> 19) </w:t>
+      </w:r>
+      <w:r>
+        <w:rPr>
+          <w:b/>
+          <w:bCs/>
+          <w:lang w:eastAsia="ru-RU"/>
+        </w:rPr>
+        <w:t>И</w:t>
+      </w:r>
+      <w:r>
+        <w:rPr>
+          <w:lang w:eastAsia="ru-RU"/>
+        </w:rPr>
+        <w:t> </w:t>
+      </w:r>
+      <w:r>
+        <w:rPr>
+          <w:b/>
+          <w:bCs/>
+          <w:lang w:eastAsia="ru-RU"/>
+        </w:rPr>
+        <w:t>НЕ</w:t>
+      </w:r>
+      <w:r>
+        <w:rPr>
+          <w:lang w:eastAsia="ru-RU"/>
+        </w:rPr>
+        <w:t> (Число чётное).</w:t>
+      </w:r>
+    </w:p>
+    <w:p>
+      <w:pPr>
+        <w:jc w:val="center"/>
+        <w:rPr>
+          <w:lang w:eastAsia="ru-RU"/>
+        </w:rPr>
+      </w:pPr>
+    </w:p>
+    <w:p>
+      <w:pPr>
+        <w:pStyle w:val="a4"/>
+      </w:pPr>
+      <w:r>
+        <w:rPr>
+          <w:noProof/>
+          <w:lang w:eastAsia="ru-RU"/>
+        </w:rPr>
+        <mc:AlternateContent>
+          <mc:Choice Requires="wps">
+            <w:drawing>
+              <wp:anchor distT="0" distB="0" distL="114300" distR="114300" simplePos="0" relativeHeight="251762688" behindDoc="0" locked="0" layoutInCell="1" allowOverlap="1">
+                <wp:simplePos x="0" y="0"/>
+                <wp:positionH relativeFrom="margin">
+                  <wp:posOffset>297815</wp:posOffset>
+                </wp:positionH>
+                <wp:positionV relativeFrom="paragraph">
+                  <wp:posOffset>49530</wp:posOffset>
+                </wp:positionV>
+                <wp:extent cx="4224655" cy="252730"/>
+                <wp:effectExtent l="0" t="0" r="4445" b="0"/>
+                <wp:wrapNone/>
+                <wp:docPr id="78" name="Надпись 78"/>
+                <wp:cNvGraphicFramePr/>
+                <a:graphic xmlns:a="http://schemas.openxmlformats.org/drawingml/2006/main">
+                  <a:graphicData uri="http://schemas.microsoft.com/office/word/2010/wordprocessingShape">
+                    <wps:wsp>
+                      <wps:cNvSpPr txBox="1"/>
+                      <wps:spPr>
+                        <a:xfrm>
+                          <a:off x="0" y="0"/>
+                          <a:ext cx="4224655" cy="252730"/>
+                        </a:xfrm>
+                        <a:prstGeom prst="rect">
+                          <a:avLst/>
+                        </a:prstGeom>
+                        <a:solidFill>
+                          <a:schemeClr val="accent1">
+                            <a:lumMod val="40000"/>
+                            <a:lumOff val="60000"/>
+                          </a:schemeClr>
+                        </a:solidFill>
+                      </wps:spPr>
+                      <wps:txbx>
+                        <w:txbxContent>
+                          <w:p>
+                            <w:pPr>
+                              <w:jc w:val="center"/>
+                              <w:rPr>
+                                <w:szCs w:val="36"/>
+                              </w:rPr>
+                            </w:pPr>
+                            <w:r>
+                              <w:rPr>
+                                <w:b/>
+                                <w:i/>
+                                <w:color w:val="1F4E79" w:themeColor="accent1" w:themeShade="80"/>
+                                <w:szCs w:val="36"/>
+                              </w:rPr>
+                              <w:t>Решение</w:t>
+                            </w:r>
+                          </w:p>
+                        </w:txbxContent>
+                      </wps:txbx>
+                      <wps:bodyPr wrap="square" rtlCol="0">
+                        <a:noAutofit/>
+                      </wps:bodyPr>
+                    </wps:wsp>
+                  </a:graphicData>
+                </a:graphic>
+                <wp14:sizeRelH relativeFrom="margin">
+                  <wp14:pctWidth>0</wp14:pctWidth>
+                </wp14:sizeRelH>
+                <wp14:sizeRelV relativeFrom="margin">
+                  <wp14:pctHeight>0</wp14:pctHeight>
+                </wp14:sizeRelV>
+              </wp:anchor>
+            </w:drawing>
+          </mc:Choice>
+          <mc:Fallback>
+            <w:pict>
+              <v:shape id="Надпись 78" o:spid="_x0000_s1058" type="#_x0000_t202" style="position:absolute;margin-left:23.45pt;margin-top:3.9pt;width:332.65pt;height:19.9pt;z-index:251762688;visibility:visible;mso-wrap-style:square;mso-width-percent:0;mso-height-percent:0;mso-wrap-distance-left:9pt;mso-wrap-distance-top:0;mso-wrap-distance-right:9pt;mso-wrap-distance-bottom:0;mso-position-horizontal:absolute;mso-position-horizontal-relative:margin;mso-position-vertical:absolute;mso-position-vertical-relative:text;mso-width-percent:0;mso-height-percent:0;mso-width-relative:margin;mso-height-relative:margin;v-text-anchor:top" o:gfxdata="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" fillcolor="#bdd6ee [1300]" stroked="f">
+                <v:textbox>
+                  <w:txbxContent>
+                    <w:p>
+                      <w:pPr>
+                        <w:jc w:val="center"/>
+                        <w:rPr>
+                          <w:szCs w:val="36"/>
+                        </w:rPr>
+                      </w:pPr>
+                      <w:r>
+                        <w:rPr>
+                          <w:b/>
+                          <w:i/>
+                          <w:color w:val="1F4E79" w:themeColor="accent1" w:themeShade="80"/>
+                          <w:szCs w:val="36"/>
+                        </w:rPr>
+                        <w:t>Решение</w:t>
+                      </w:r>
+                    </w:p>
+                  </w:txbxContent>
+                </v:textbox>
+                <w10:wrap anchorx="margin"/>
+              </v:shape>
+            </w:pict>
+          </mc:Fallback>
+        </mc:AlternateContent>
+      </w:r>
+      <w:r>
+        <w:rPr>
+          <w:noProof/>
+          <w:lang w:eastAsia="ru-RU"/>
+        </w:rPr>
+        <w:drawing>
+          <wp:inline distT="0" distB="0" distL="0" distR="0">
+            <wp:extent cx="4780280" cy="1374775"/>
+            <wp:effectExtent l="0" t="0" r="1270" b="0"/>
+            <wp:docPr id="77" name="Рисунок 77" descr="Большая клетка"/>
+            <wp:cNvGraphicFramePr>
+              <a:graphicFrameLocks xmlns:a="http://schemas.openxmlformats.org/drawingml/2006/main" noChangeAspect="1"/>
+            </wp:cNvGraphicFramePr>
+            <a:graphic xmlns:a="http://schemas.openxmlformats.org/drawingml/2006/main">
+              <a:graphicData uri="http://schemas.openxmlformats.org/drawingml/2006/picture">
+                <pic:pic xmlns:pic="http://schemas.openxmlformats.org/drawingml/2006/picture">
+                  <pic:nvPicPr>
+                    <pic:cNvPr id="0" name="Рисунок 69" descr="Большая клетка"/>
+                    <pic:cNvPicPr>
+                      <a:picLocks noChangeAspect="1" noChangeArrowheads="1"/>
+                    </pic:cNvPicPr>
+                  </pic:nvPicPr>
+                  <pic:blipFill>
+                    <a:blip r:embed="rId9">
+                      <a:extLst>
+                        <a:ext uri="{28A0092B-C50C-407E-A947-70E740481C1C}">
+                          <a14:useLocalDpi xmlns:a14="http://schemas.microsoft.com/office/drawing/2010/main" val="0"/>
+                        </a:ext>
+                      </a:extLst>
+                    </a:blip>
+                    <a:srcRect r="37325" b="74120"/>
+                    <a:stretch>
+                      <a:fillRect/>
+                    </a:stretch>
+                  </pic:blipFill>
+                  <pic:spPr bwMode="auto">
+                    <a:xfrm>
+                      <a:off x="0" y="0"/>
+                      <a:ext cx="4780280" cy="1374775"/>
+                    </a:xfrm>
+                    <a:prstGeom prst="rect">
+                      <a:avLst/>
+                    </a:prstGeom>
+                    <a:noFill/>
+                    <a:ln>
+                      <a:noFill/>
+                    </a:ln>
+                  </pic:spPr>
+                </pic:pic>
+              </a:graphicData>
+            </a:graphic>
+          </wp:inline>
+        </w:drawing>
+      </w:r>
+    </w:p>
+    <w:p>
+      <w:pPr>
+        <w:pStyle w:val="1"/>
+        <w:rPr>
+          <w:rStyle w:val="canselect"/>
+        </w:rPr>
+      </w:pPr>
+      <w:r>
+        <w:t>Номер: </w:t>
+      </w:r>
+      <w:r>
+        <w:rPr>
+          <w:rStyle w:val="canselect"/>
+        </w:rPr>
+        <w:t>603E2F</w:t>
+      </w:r>
+    </w:p>
+    <w:p>
+      <w:r>
+        <w:t>Напишите наименьшее натуральное число x, для которого истинно высказывание:</w:t>
+      </w:r>
+    </w:p>
+    <w:p>
+      <w:pPr>
+        <w:jc w:val="center"/>
+      </w:pPr>
+      <w:r>
+        <w:t>НЕ (</w:t>
+      </w:r>
+      <w:proofErr w:type="gramStart"/>
+      <w:r>
+        <w:t>x &gt;</w:t>
+      </w:r>
+      <w:proofErr w:type="gramEnd"/>
+      <w:r>
+        <w:t xml:space="preserve"> 5) И (x &gt; 4).</w:t>
+      </w:r>
+    </w:p>
+    <w:p>
+      <w:pPr>
+        <w:pStyle w:val="a4"/>
+      </w:pPr>
+      <w:r>
+        <w:rPr>
+          <w:noProof/>
+          <w:lang w:eastAsia="ru-RU"/>
+        </w:rPr>
+        <mc:AlternateContent>
+          <mc:Choice Requires="wps">
+            <w:drawing>
+              <wp:anchor distT="0" distB="0" distL="114300" distR="114300" simplePos="0" relativeHeight="251760640" behindDoc="0" locked="0" layoutInCell="1" allowOverlap="1">
+                <wp:simplePos x="0" y="0"/>
+                <wp:positionH relativeFrom="margin">
+                  <wp:posOffset>297815</wp:posOffset>
+                </wp:positionH>
+                <wp:positionV relativeFrom="paragraph">
+                  <wp:posOffset>49530</wp:posOffset>
+                </wp:positionV>
+                <wp:extent cx="4224655" cy="252730"/>
+                <wp:effectExtent l="0" t="0" r="4445" b="0"/>
+                <wp:wrapNone/>
+                <wp:docPr id="76" name="Надпись 76"/>
+                <wp:cNvGraphicFramePr/>
+                <a:graphic xmlns:a="http://schemas.openxmlformats.org/drawingml/2006/main">
+                  <a:graphicData uri="http://schemas.microsoft.com/office/word/2010/wordprocessingShape">
+                    <wps:wsp>
+                      <wps:cNvSpPr txBox="1"/>
+                      <wps:spPr>
+                        <a:xfrm>
+                          <a:off x="0" y="0"/>
+                          <a:ext cx="4224655" cy="252730"/>
+                        </a:xfrm>
+                        <a:prstGeom prst="rect">
+                          <a:avLst/>
+                        </a:prstGeom>
+                        <a:solidFill>
+                          <a:schemeClr val="accent1">
+                            <a:lumMod val="40000"/>
+                            <a:lumOff val="60000"/>
+                          </a:schemeClr>
+                        </a:solidFill>
+                      </wps:spPr>
+                      <wps:txbx>
+                        <w:txbxContent>
+                          <w:p>
+                            <w:pPr>
+                              <w:jc w:val="center"/>
+                              <w:rPr>
+                                <w:szCs w:val="36"/>
+                              </w:rPr>
+                            </w:pPr>
+                            <w:r>
+                              <w:rPr>
+                                <w:b/>
+                                <w:i/>
+                                <w:color w:val="1F4E79" w:themeColor="accent1" w:themeShade="80"/>
+                                <w:szCs w:val="36"/>
+                              </w:rPr>
+                              <w:t>Решение</w:t>
+                            </w:r>
+                          </w:p>
+                        </w:txbxContent>
+                      </wps:txbx>
+                      <wps:bodyPr wrap="square" rtlCol="0">
+                        <a:noAutofit/>
+                      </wps:bodyPr>
+                    </wps:wsp>
+                  </a:graphicData>
+                </a:graphic>
+                <wp14:sizeRelH relativeFrom="margin">
+                  <wp14:pctWidth>0</wp14:pctWidth>
+                </wp14:sizeRelH>
+                <wp14:sizeRelV relativeFrom="margin">
+                  <wp14:pctHeight>0</wp14:pctHeight>
+                </wp14:sizeRelV>
+              </wp:anchor>
+            </w:drawing>
+          </mc:Choice>
+          <mc:Fallback>
+            <w:pict>
+              <v:shape id="Надпись 76" o:spid="_x0000_s1059" type="#_x0000_t202" style="position:absolute;margin-left:23.45pt;margin-top:3.9pt;width:332.65pt;height:19.9pt;z-index:251760640;visibility:visible;mso-wrap-style:square;mso-width-percent:0;mso-height-percent:0;mso-wrap-distance-left:9pt;mso-wrap-distance-top:0;mso-wrap-distance-right:9pt;mso-wrap-distance-bottom:0;mso-position-horizontal:absolute;mso-position-horizontal-relative:margin;mso-position-vertical:absolute;mso-position-vertical-relative:text;mso-width-percent:0;mso-height-percent:0;mso-width-relative:margin;mso-height-relative:margin;v-text-anchor:top" o:gfxdata="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" fillcolor="#bdd6ee [1300]" stroked="f">
+                <v:textbox>
+                  <w:txbxContent>
+                    <w:p>
+                      <w:pPr>
+                        <w:jc w:val="center"/>
+                        <w:rPr>
+                          <w:szCs w:val="36"/>
+                        </w:rPr>
+                      </w:pPr>
+                      <w:r>
+                        <w:rPr>
+                          <w:b/>
+                          <w:i/>
+                          <w:color w:val="1F4E79" w:themeColor="accent1" w:themeShade="80"/>
+                          <w:szCs w:val="36"/>
+                        </w:rPr>
+                        <w:t>Решение</w:t>
+                      </w:r>
+                    </w:p>
+                  </w:txbxContent>
+                </v:textbox>
+                <w10:wrap anchorx="margin"/>
+              </v:shape>
+            </w:pict>
+          </mc:Fallback>
+        </mc:AlternateContent>
+      </w:r>
+      <w:r>
+        <w:rPr>
+          <w:noProof/>
+          <w:lang w:eastAsia="ru-RU"/>
+        </w:rPr>
+        <w:drawing>
+          <wp:inline distT="0" distB="0" distL="0" distR="0">
+            <wp:extent cx="4780280" cy="1374775"/>
+            <wp:effectExtent l="0" t="0" r="1270" b="0"/>
+            <wp:docPr id="75" name="Рисунок 75" descr="Большая клетка"/>
+            <wp:cNvGraphicFramePr>
+              <a:graphicFrameLocks xmlns:a="http://schemas.openxmlformats.org/drawingml/2006/main" noChangeAspect="1"/>
+            </wp:cNvGraphicFramePr>
+            <a:graphic xmlns:a="http://schemas.openxmlformats.org/drawingml/2006/main">
+              <a:graphicData uri="http://schemas.openxmlformats.org/drawingml/2006/picture">
+                <pic:pic xmlns:pic="http://schemas.openxmlformats.org/drawingml/2006/picture">
+                  <pic:nvPicPr>
+                    <pic:cNvPr id="0" name="Рисунок 69" descr="Большая клетка"/>
+                    <pic:cNvPicPr>
+                      <a:picLocks noChangeAspect="1" noChangeArrowheads="1"/>
+                    </pic:cNvPicPr>
+                  </pic:nvPicPr>
+                  <pic:blipFill>
+                    <a:blip r:embed="rId9">
+                      <a:extLst>
+                        <a:ext uri="{28A0092B-C50C-407E-A947-70E740481C1C}">
+                          <a14:useLocalDpi xmlns:a14="http://schemas.microsoft.com/office/drawing/2010/main" val="0"/>
+                        </a:ext>
+                      </a:extLst>
+                    </a:blip>
+                    <a:srcRect r="37325" b="74120"/>
+                    <a:stretch>
+                      <a:fillRect/>
+                    </a:stretch>
+                  </pic:blipFill>
+                  <pic:spPr bwMode="auto">
+                    <a:xfrm>
+                      <a:off x="0" y="0"/>
+                      <a:ext cx="4780280" cy="1374775"/>
+                    </a:xfrm>
+                    <a:prstGeom prst="rect">
+                      <a:avLst/>
+                    </a:prstGeom>
+                    <a:noFill/>
+                    <a:ln>
+                      <a:noFill/>
+                    </a:ln>
+                  </pic:spPr>
+                </pic:pic>
+              </a:graphicData>
+            </a:graphic>
+          </wp:inline>
+        </w:drawing>
+      </w:r>
+    </w:p>
+    <w:p>
+      <w:pPr>
+        <w:pStyle w:val="1"/>
+        <w:rPr>
+          <w:rStyle w:val="canselect"/>
+        </w:rPr>
+      </w:pPr>
+      <w:r>
+        <w:t>Номер: </w:t>
+      </w:r>
+      <w:r>
+        <w:rPr>
+          <w:rStyle w:val="canselect"/>
+        </w:rPr>
+        <w:t>31FE21</w:t>
+      </w:r>
+    </w:p>
+    <w:p>
+      <w:pPr>
+        <w:rPr>
+          <w:lang w:eastAsia="ru-RU"/>
+        </w:rPr>
+      </w:pPr>
+      <w:r>
+        <w:rPr>
+          <w:lang w:eastAsia="ru-RU"/>
+        </w:rPr>
+        <w:t>Дано четыре числа: 6843, 4562, 3561, 1234. Для какого из приведённых чисел истинно высказывание:</w:t>
+      </w:r>
+    </w:p>
+    <w:p>
+      <w:pPr>
+        <w:jc w:val="center"/>
+        <w:rPr>
+          <w:lang w:eastAsia="ru-RU"/>
+        </w:rPr>
+      </w:pPr>
+      <w:r>
+        <w:rPr>
+          <w:b/>
+          <w:bCs/>
+          <w:lang w:eastAsia="ru-RU"/>
+        </w:rPr>
+        <w:t>НЕ</w:t>
+      </w:r>
+      <w:r>
+        <w:rPr>
+          <w:lang w:eastAsia="ru-RU"/>
+        </w:rPr>
+        <w:t> (Первая цифра чётная) </w:t>
+      </w:r>
+      <w:r>
+        <w:rPr>
+          <w:b/>
+          <w:bCs/>
+          <w:lang w:eastAsia="ru-RU"/>
+        </w:rPr>
+        <w:t>И </w:t>
+      </w:r>
+      <w:r>
+        <w:rPr>
+          <w:lang w:eastAsia="ru-RU"/>
+        </w:rPr>
+        <w:t>(Последняя цифра нечётная)?</w:t>
+      </w:r>
+    </w:p>
+    <w:p>
+      <w:pPr>
+        <w:rPr>
+          <w:lang w:eastAsia="ru-RU"/>
+        </w:rPr>
+      </w:pPr>
+      <w:r>
+        <w:rPr>
+          <w:lang w:eastAsia="ru-RU"/>
+        </w:rPr>
+        <w:t>В ответе запишите это число.</w:t>
+      </w:r>
+    </w:p>
+    <w:p>
+      <w:pPr>
+        <w:pStyle w:val="a4"/>
+      </w:pPr>
+      <w:r>
+        <w:rPr>
+          <w:noProof/>
+          <w:lang w:eastAsia="ru-RU"/>
+        </w:rPr>
+        <mc:AlternateContent>
+          <mc:Choice Requires="wps">
+            <w:drawing>
+              <wp:anchor distT="0" distB="0" distL="114300" distR="114300" simplePos="0" relativeHeight="251758592" behindDoc="0" locked="0" layoutInCell="1" allowOverlap="1">
+                <wp:simplePos x="0" y="0"/>
+                <wp:positionH relativeFrom="margin">
+                  <wp:posOffset>297815</wp:posOffset>
+                </wp:positionH>
+                <wp:positionV relativeFrom="paragraph">
+                  <wp:posOffset>49530</wp:posOffset>
+                </wp:positionV>
+                <wp:extent cx="4224655" cy="252730"/>
+                <wp:effectExtent l="0" t="0" r="4445" b="0"/>
+                <wp:wrapNone/>
+                <wp:docPr id="74" name="Надпись 74"/>
+                <wp:cNvGraphicFramePr/>
+                <a:graphic xmlns:a="http://schemas.openxmlformats.org/drawingml/2006/main">
+                  <a:graphicData uri="http://schemas.microsoft.com/office/word/2010/wordprocessingShape">
+                    <wps:wsp>
+                      <wps:cNvSpPr txBox="1"/>
+                      <wps:spPr>
+                        <a:xfrm>
+                          <a:off x="0" y="0"/>
+                          <a:ext cx="4224655" cy="252730"/>
+                        </a:xfrm>
+                        <a:prstGeom prst="rect">
+                          <a:avLst/>
+                        </a:prstGeom>
+                        <a:solidFill>
+                          <a:schemeClr val="accent1">
+                            <a:lumMod val="40000"/>
+                            <a:lumOff val="60000"/>
+                          </a:schemeClr>
+                        </a:solidFill>
+                      </wps:spPr>
+                      <wps:txbx>
+                        <w:txbxContent>
+                          <w:p>
+                            <w:pPr>
+                              <w:jc w:val="center"/>
+                              <w:rPr>
+                                <w:szCs w:val="36"/>
+                              </w:rPr>
+                            </w:pPr>
+                            <w:r>
+                              <w:rPr>
+                                <w:b/>
+                                <w:i/>
+                                <w:color w:val="1F4E79" w:themeColor="accent1" w:themeShade="80"/>
+                                <w:szCs w:val="36"/>
+                              </w:rPr>
+                              <w:t>Решение</w:t>
+                            </w:r>
+                          </w:p>
+                        </w:txbxContent>
+                      </wps:txbx>
+                      <wps:bodyPr wrap="square" rtlCol="0">
+                        <a:noAutofit/>
+                      </wps:bodyPr>
+                    </wps:wsp>
+                  </a:graphicData>
+                </a:graphic>
+                <wp14:sizeRelH relativeFrom="margin">
+                  <wp14:pctWidth>0</wp14:pctWidth>
+                </wp14:sizeRelH>
+                <wp14:sizeRelV relativeFrom="margin">
+                  <wp14:pctHeight>0</wp14:pctHeight>
+                </wp14:sizeRelV>
+              </wp:anchor>
+            </w:drawing>
+          </mc:Choice>
+          <mc:Fallback>
+            <w:pict>
+              <v:shape id="Надпись 74" o:spid="_x0000_s1060" type="#_x0000_t202" style="position:absolute;margin-left:23.45pt;margin-top:3.9pt;width:332.65pt;height:19.9pt;z-index:251758592;visibility:visible;mso-wrap-style:square;mso-width-percent:0;mso-height-percent:0;mso-wrap-distance-left:9pt;mso-wrap-distance-top:0;mso-wrap-distance-right:9pt;mso-wrap-distance-bottom:0;mso-position-horizontal:absolute;mso-position-horizontal-relative:margin;mso-position-vertical:absolute;mso-position-vertical-relative:text;mso-width-percent:0;mso-height-percent:0;mso-width-relative:margin;mso-height-relative:margin;v-text-anchor:top" o:gfxdata="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" fillcolor="#bdd6ee [1300]" stroked="f">
+                <v:textbox>
+                  <w:txbxContent>
+                    <w:p>
+                      <w:pPr>
+                        <w:jc w:val="center"/>
+                        <w:rPr>
+                          <w:szCs w:val="36"/>
+                        </w:rPr>
+                      </w:pPr>
+                      <w:r>
+                        <w:rPr>
+                          <w:b/>
+                          <w:i/>
+                          <w:color w:val="1F4E79" w:themeColor="accent1" w:themeShade="80"/>
+                          <w:szCs w:val="36"/>
+                        </w:rPr>
+                        <w:t>Решение</w:t>
+                      </w:r>
+                    </w:p>
+                  </w:txbxContent>
+                </v:textbox>
+                <w10:wrap anchorx="margin"/>
+              </v:shape>
+            </w:pict>
+          </mc:Fallback>
+        </mc:AlternateContent>
+      </w:r>
+      <w:r>
+        <w:rPr>
+          <w:noProof/>
+          <w:lang w:eastAsia="ru-RU"/>
+        </w:rPr>
+        <w:drawing>
+          <wp:inline distT="0" distB="0" distL="0" distR="0">
+            <wp:extent cx="4780280" cy="1374775"/>
+            <wp:effectExtent l="0" t="0" r="1270" b="0"/>
+            <wp:docPr id="73" name="Рисунок 73" descr="Большая клетка"/>
+            <wp:cNvGraphicFramePr>
+              <a:graphicFrameLocks xmlns:a="http://schemas.openxmlformats.org/drawingml/2006/main" noChangeAspect="1"/>
+            </wp:cNvGraphicFramePr>
+            <a:graphic xmlns:a="http://schemas.openxmlformats.org/drawingml/2006/main">
+              <a:graphicData uri="http://schemas.openxmlformats.org/drawingml/2006/picture">
+                <pic:pic xmlns:pic="http://schemas.openxmlformats.org/drawingml/2006/picture">
+                  <pic:nvPicPr>
+                    <pic:cNvPr id="0" name="Рисунок 69" descr="Большая клетка"/>
+                    <pic:cNvPicPr>
+                      <a:picLocks noChangeAspect="1" noChangeArrowheads="1"/>
+                    </pic:cNvPicPr>
+                  </pic:nvPicPr>
+                  <pic:blipFill>
+                    <a:blip r:embed="rId9">
+                      <a:extLst>
+                        <a:ext uri="{28A0092B-C50C-407E-A947-70E740481C1C}">
+                          <a14:useLocalDpi xmlns:a14="http://schemas.microsoft.com/office/drawing/2010/main" val="0"/>
+                        </a:ext>
+                      </a:extLst>
+                    </a:blip>
+                    <a:srcRect r="37325" b="74120"/>
+                    <a:stretch>
+                      <a:fillRect/>
+                    </a:stretch>
+                  </pic:blipFill>
+                  <pic:spPr bwMode="auto">
+                    <a:xfrm>
+                      <a:off x="0" y="0"/>
+                      <a:ext cx="4780280" cy="1374775"/>
+                    </a:xfrm>
+                    <a:prstGeom prst="rect">
+                      <a:avLst/>
+                    </a:prstGeom>
+                    <a:noFill/>
+                    <a:ln>
+                      <a:noFill/>
+                    </a:ln>
+                  </pic:spPr>
+                </pic:pic>
+              </a:graphicData>
+            </a:graphic>
+          </wp:inline>
+        </w:drawing>
+      </w:r>
+    </w:p>
+    <w:p>
+      <w:pPr>
+        <w:pStyle w:val="1"/>
+        <w:rPr>
+          <w:rStyle w:val="canselect"/>
+        </w:rPr>
+      </w:pPr>
+      <w:r>
+        <w:lastRenderedPageBreak/>
+        <w:t>Номер: </w:t>
+      </w:r>
+      <w:r>
+        <w:rPr>
+          <w:rStyle w:val="canselect"/>
+        </w:rPr>
+        <w:t>C63DD8</w:t>
+      </w:r>
+    </w:p>
+    <w:p>
+      <w:pPr>
+        <w:rPr>
+          <w:lang w:eastAsia="ru-RU"/>
+        </w:rPr>
+      </w:pPr>
+      <w:r>
+        <w:rPr>
+          <w:lang w:eastAsia="ru-RU"/>
+        </w:rPr>
+        <w:t>Определите количество натуральных чисел</w:t>
+      </w:r>
+      <w:r>
+        <w:rPr>
+          <w:b/>
+          <w:bCs/>
+          <w:i/>
+          <w:iCs/>
+          <w:lang w:eastAsia="ru-RU"/>
+        </w:rPr>
+        <w:t> x</w:t>
+      </w:r>
+      <w:r>
+        <w:rPr>
+          <w:lang w:eastAsia="ru-RU"/>
+        </w:rPr>
+        <w:t>, для которых истинно логическое выражение:</w:t>
+      </w:r>
+    </w:p>
+    <w:p>
+      <w:pPr>
+        <w:jc w:val="center"/>
+        <w:rPr>
+          <w:lang w:eastAsia="ru-RU"/>
+        </w:rPr>
+      </w:pPr>
+      <w:r>
+        <w:rPr>
+          <w:b/>
+          <w:bCs/>
+          <w:lang w:eastAsia="ru-RU"/>
+        </w:rPr>
+        <w:t>НЕ</w:t>
+      </w:r>
+      <w:r>
+        <w:rPr>
+          <w:lang w:eastAsia="ru-RU"/>
+        </w:rPr>
+        <w:t> ((</w:t>
+      </w:r>
+      <w:r>
+        <w:rPr>
+          <w:b/>
+          <w:bCs/>
+          <w:i/>
+          <w:iCs/>
+          <w:lang w:eastAsia="ru-RU"/>
+        </w:rPr>
+        <w:t>x</w:t>
+      </w:r>
+      <w:r>
+        <w:rPr>
+          <w:lang w:eastAsia="ru-RU"/>
+        </w:rPr>
+        <w:t> ≥ 33) </w:t>
+      </w:r>
+      <w:r>
+        <w:rPr>
+          <w:b/>
+          <w:bCs/>
+          <w:lang w:eastAsia="ru-RU"/>
+        </w:rPr>
+        <w:t>ИЛИ</w:t>
+      </w:r>
+      <w:r>
+        <w:rPr>
+          <w:lang w:eastAsia="ru-RU"/>
+        </w:rPr>
+        <w:t> (</w:t>
+      </w:r>
+      <w:r>
+        <w:rPr>
+          <w:b/>
+          <w:bCs/>
+          <w:i/>
+          <w:iCs/>
+          <w:lang w:eastAsia="ru-RU"/>
+        </w:rPr>
+        <w:t>x</w:t>
+      </w:r>
+      <w:r>
+        <w:rPr>
+          <w:lang w:eastAsia="ru-RU"/>
+        </w:rPr>
+        <w:t> </w:t>
+      </w:r>
+      <w:proofErr w:type="gramStart"/>
+      <w:r>
+        <w:rPr>
+          <w:lang w:eastAsia="ru-RU"/>
+        </w:rPr>
+        <w:t>&lt; 19</w:t>
+      </w:r>
+      <w:proofErr w:type="gramEnd"/>
+      <w:r>
+        <w:rPr>
+          <w:lang w:eastAsia="ru-RU"/>
+        </w:rPr>
+        <w:t>)) И (</w:t>
+      </w:r>
+      <w:r>
+        <w:rPr>
+          <w:b/>
+          <w:bCs/>
+          <w:i/>
+          <w:iCs/>
+          <w:lang w:eastAsia="ru-RU"/>
+        </w:rPr>
+        <w:t>x</w:t>
+      </w:r>
+      <w:r>
+        <w:rPr>
+          <w:lang w:eastAsia="ru-RU"/>
+        </w:rPr>
+        <w:t> чётное).</w:t>
+      </w:r>
+    </w:p>
+    <w:p>
+      <w:pPr>
+        <w:pStyle w:val="a4"/>
+      </w:pPr>
+      <w:r>
+        <w:rPr>
+          <w:noProof/>
+          <w:lang w:eastAsia="ru-RU"/>
+        </w:rPr>
+        <mc:AlternateContent>
+          <mc:Choice Requires="wps">
+            <w:drawing>
+              <wp:anchor distT="0" distB="0" distL="114300" distR="114300" simplePos="0" relativeHeight="251764736" behindDoc="0" locked="0" layoutInCell="1" allowOverlap="1">
+                <wp:simplePos x="0" y="0"/>
+                <wp:positionH relativeFrom="margin">
+                  <wp:posOffset>297815</wp:posOffset>
+                </wp:positionH>
+                <wp:positionV relativeFrom="paragraph">
+                  <wp:posOffset>49530</wp:posOffset>
+                </wp:positionV>
+                <wp:extent cx="4224655" cy="252730"/>
+                <wp:effectExtent l="0" t="0" r="4445" b="0"/>
+                <wp:wrapNone/>
+                <wp:docPr id="80" name="Надпись 80"/>
+                <wp:cNvGraphicFramePr/>
+                <a:graphic xmlns:a="http://schemas.openxmlformats.org/drawingml/2006/main">
+                  <a:graphicData uri="http://schemas.microsoft.com/office/word/2010/wordprocessingShape">
+                    <wps:wsp>
+                      <wps:cNvSpPr txBox="1"/>
+                      <wps:spPr>
+                        <a:xfrm>
+                          <a:off x="0" y="0"/>
+                          <a:ext cx="4224655" cy="252730"/>
+                        </a:xfrm>
+                        <a:prstGeom prst="rect">
+                          <a:avLst/>
+                        </a:prstGeom>
+                        <a:solidFill>
+                          <a:schemeClr val="accent1">
+                            <a:lumMod val="40000"/>
+                            <a:lumOff val="60000"/>
+                          </a:schemeClr>
+                        </a:solidFill>
+                      </wps:spPr>
+                      <wps:txbx>
+                        <w:txbxContent>
+                          <w:p>
+                            <w:pPr>
+                              <w:jc w:val="center"/>
+                              <w:rPr>
+                                <w:szCs w:val="36"/>
+                              </w:rPr>
+                            </w:pPr>
+                            <w:r>
+                              <w:rPr>
+                                <w:b/>
+                                <w:i/>
+                                <w:color w:val="1F4E79" w:themeColor="accent1" w:themeShade="80"/>
+                                <w:szCs w:val="36"/>
+                              </w:rPr>
+                              <w:t>Решение</w:t>
+                            </w:r>
+                          </w:p>
+                        </w:txbxContent>
+                      </wps:txbx>
+                      <wps:bodyPr wrap="square" rtlCol="0">
+                        <a:noAutofit/>
+                      </wps:bodyPr>
+                    </wps:wsp>
+                  </a:graphicData>
+                </a:graphic>
+                <wp14:sizeRelH relativeFrom="margin">
+                  <wp14:pctWidth>0</wp14:pctWidth>
+                </wp14:sizeRelH>
+                <wp14:sizeRelV relativeFrom="margin">
+                  <wp14:pctHeight>0</wp14:pctHeight>
+                </wp14:sizeRelV>
+              </wp:anchor>
+            </w:drawing>
+          </mc:Choice>
+          <mc:Fallback>
+            <w:pict>
+              <v:shape id="Надпись 80" o:spid="_x0000_s1061" type="#_x0000_t202" style="position:absolute;margin-left:23.45pt;margin-top:3.9pt;width:332.65pt;height:19.9pt;z-index:251764736;visibility:visible;mso-wrap-style:square;mso-width-percent:0;mso-height-percent:0;mso-wrap-distance-left:9pt;mso-wrap-distance-top:0;mso-wrap-distance-right:9pt;mso-wrap-distance-bottom:0;mso-position-horizontal:absolute;mso-position-horizontal-relative:margin;mso-position-vertical:absolute;mso-position-vertical-relative:text;mso-width-percent:0;mso-height-percent:0;mso-width-relative:margin;mso-height-relative:margin;v-text-anchor:top" o:gfxdata="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" fillcolor="#bdd6ee [1300]" stroked="f">
+                <v:textbox>
+                  <w:txbxContent>
+                    <w:p>
+                      <w:pPr>
+                        <w:jc w:val="center"/>
+                        <w:rPr>
+                          <w:szCs w:val="36"/>
+                        </w:rPr>
+                      </w:pPr>
+                      <w:r>
+                        <w:rPr>
+                          <w:b/>
+                          <w:i/>
+                          <w:color w:val="1F4E79" w:themeColor="accent1" w:themeShade="80"/>
+                          <w:szCs w:val="36"/>
+                        </w:rPr>
+                        <w:t>Решение</w:t>
+                      </w:r>
+                    </w:p>
+                  </w:txbxContent>
+                </v:textbox>
+                <w10:wrap anchorx="margin"/>
+              </v:shape>
+            </w:pict>
+          </mc:Fallback>
+        </mc:AlternateContent>
+      </w:r>
+      <w:r>
+        <w:rPr>
+          <w:noProof/>
+          <w:lang w:eastAsia="ru-RU"/>
+        </w:rPr>
+        <w:drawing>
+          <wp:inline distT="0" distB="0" distL="0" distR="0">
+            <wp:extent cx="4780280" cy="1607820"/>
+            <wp:effectExtent l="0" t="0" r="1270" b="0"/>
+            <wp:docPr id="79" name="Рисунок 79" descr="Большая клетка"/>
+            <wp:cNvGraphicFramePr>
+              <a:graphicFrameLocks xmlns:a="http://schemas.openxmlformats.org/drawingml/2006/main" noChangeAspect="1"/>
+            </wp:cNvGraphicFramePr>
+            <a:graphic xmlns:a="http://schemas.openxmlformats.org/drawingml/2006/main">
+              <a:graphicData uri="http://schemas.openxmlformats.org/drawingml/2006/picture">
+                <pic:pic xmlns:pic="http://schemas.openxmlformats.org/drawingml/2006/picture">
+                  <pic:nvPicPr>
+                    <pic:cNvPr id="0" name="Рисунок 67" descr="Большая клетка"/>
+                    <pic:cNvPicPr>
+                      <a:picLocks noChangeAspect="1" noChangeArrowheads="1"/>
+                    </pic:cNvPicPr>
+                  </pic:nvPicPr>
+                  <pic:blipFill>
+                    <a:blip r:embed="rId9">
+                      <a:extLst>
+                        <a:ext uri="{28A0092B-C50C-407E-A947-70E740481C1C}">
+                          <a14:useLocalDpi xmlns:a14="http://schemas.microsoft.com/office/drawing/2010/main" val="0"/>
+                        </a:ext>
+                      </a:extLst>
+                    </a:blip>
+                    <a:srcRect r="37325" b="69562"/>
+                    <a:stretch>
+                      <a:fillRect/>
+                    </a:stretch>
+                  </pic:blipFill>
+                  <pic:spPr bwMode="auto">
+                    <a:xfrm>
+                      <a:off x="0" y="0"/>
+                      <a:ext cx="4780280" cy="1607820"/>
+                    </a:xfrm>
+                    <a:prstGeom prst="rect">
+                      <a:avLst/>
+                    </a:prstGeom>
+                    <a:noFill/>
+                    <a:ln>
+                      <a:noFill/>
+                    </a:ln>
+                  </pic:spPr>
+                </pic:pic>
+              </a:graphicData>
+            </a:graphic>
+          </wp:inline>
+        </w:drawing>
+      </w:r>
+    </w:p>
+    <w:p>
+      <w:pPr>
+        <w:pStyle w:val="1"/>
+        <w:rPr>
+          <w:rStyle w:val="canselect"/>
+        </w:rPr>
+      </w:pPr>
+      <w:r>
+        <w:t>Номер: </w:t>
+      </w:r>
+      <w:r>
+        <w:rPr>
+          <w:rStyle w:val="canselect"/>
+        </w:rPr>
+        <w:t>40FF5E</w:t>
+      </w:r>
+    </w:p>
+    <w:p>
+      <w:r>
+        <w:t>Определите количество натуральных двузначных чисел </w:t>
+      </w:r>
+      <w:r>
+        <w:rPr>
+          <w:b/>
+          <w:bCs/>
+          <w:i/>
+          <w:iCs/>
+          <w:lang w:val="en-US"/>
+        </w:rPr>
+        <w:t>x</w:t>
+      </w:r>
+      <w:r>
+        <w:t>, для которых истинно логическое выражение:</w:t>
+      </w:r>
+    </w:p>
+    <w:p>
+      <w:pPr>
+        <w:jc w:val="center"/>
+      </w:pPr>
+      <w:r>
+        <w:rPr>
+          <w:b/>
+          <w:bCs/>
+        </w:rPr>
+        <w:t>НЕ</w:t>
+      </w:r>
+      <w:r>
+        <w:t> (</w:t>
+      </w:r>
+      <w:r>
+        <w:rPr>
+          <w:b/>
+          <w:bCs/>
+          <w:i/>
+          <w:iCs/>
+          <w:lang w:val="en-US"/>
+        </w:rPr>
+        <w:t>x</w:t>
+      </w:r>
+      <w:r>
+        <w:t> чётное) </w:t>
+      </w:r>
+      <w:r>
+        <w:rPr>
+          <w:b/>
+          <w:bCs/>
+        </w:rPr>
+        <w:t>И НЕ </w:t>
+      </w:r>
+      <w:r>
+        <w:t>(</w:t>
+      </w:r>
+      <w:proofErr w:type="gramStart"/>
+      <w:r>
+        <w:rPr>
+          <w:b/>
+          <w:bCs/>
+          <w:i/>
+          <w:iCs/>
+          <w:lang w:val="en-US"/>
+        </w:rPr>
+        <w:t>x</w:t>
+      </w:r>
+      <w:r>
+        <w:t> &gt;</w:t>
+      </w:r>
+      <w:proofErr w:type="gramEnd"/>
+      <w:r>
+        <w:t xml:space="preserve"> 67).</w:t>
+      </w:r>
+    </w:p>
+    <w:p>
+      <w:pPr>
+        <w:pStyle w:val="a4"/>
+      </w:pPr>
+      <w:r>
+        <w:rPr>
+          <w:noProof/>
+          <w:lang w:eastAsia="ru-RU"/>
+        </w:rPr>
+        <mc:AlternateContent>
+          <mc:Choice Requires="wps">
+            <w:drawing>
+              <wp:anchor distT="0" distB="0" distL="114300" distR="114300" simplePos="0" relativeHeight="251766784" behindDoc="0" locked="0" layoutInCell="1" allowOverlap="1">
+                <wp:simplePos x="0" y="0"/>
+                <wp:positionH relativeFrom="margin">
+                  <wp:posOffset>297815</wp:posOffset>
+                </wp:positionH>
+                <wp:positionV relativeFrom="paragraph">
+                  <wp:posOffset>49530</wp:posOffset>
+                </wp:positionV>
+                <wp:extent cx="4224655" cy="252730"/>
+                <wp:effectExtent l="0" t="0" r="4445" b="0"/>
+                <wp:wrapNone/>
+                <wp:docPr id="84" name="Надпись 84"/>
+                <wp:cNvGraphicFramePr/>
+                <a:graphic xmlns:a="http://schemas.openxmlformats.org/drawingml/2006/main">
+                  <a:graphicData uri="http://schemas.microsoft.com/office/word/2010/wordprocessingShape">
+                    <wps:wsp>
+                      <wps:cNvSpPr txBox="1"/>
+                      <wps:spPr>
+                        <a:xfrm>
+                          <a:off x="0" y="0"/>
+                          <a:ext cx="4224655" cy="252730"/>
+                        </a:xfrm>
+                        <a:prstGeom prst="rect">
+                          <a:avLst/>
+                        </a:prstGeom>
+                        <a:solidFill>
+                          <a:schemeClr val="accent1">
+                            <a:lumMod val="40000"/>
+                            <a:lumOff val="60000"/>
+                          </a:schemeClr>
+                        </a:solidFill>
+                      </wps:spPr>
+                      <wps:txbx>
+                        <w:txbxContent>
+                          <w:p>
+                            <w:pPr>
+                              <w:jc w:val="center"/>
+                              <w:rPr>
+                                <w:szCs w:val="36"/>
+                              </w:rPr>
+                            </w:pPr>
+                            <w:r>
+                              <w:rPr>
+                                <w:b/>
+                                <w:i/>
+                                <w:color w:val="1F4E79" w:themeColor="accent1" w:themeShade="80"/>
+                                <w:szCs w:val="36"/>
+                              </w:rPr>
+                              <w:t>Решение</w:t>
+                            </w:r>
+                          </w:p>
+                        </w:txbxContent>
+                      </wps:txbx>
+                      <wps:bodyPr wrap="square" rtlCol="0">
+                        <a:noAutofit/>
+                      </wps:bodyPr>
+                    </wps:wsp>
+                  </a:graphicData>
+                </a:graphic>
+                <wp14:sizeRelH relativeFrom="margin">
+                  <wp14:pctWidth>0</wp14:pctWidth>
+                </wp14:sizeRelH>
+                <wp14:sizeRelV relativeFrom="margin">
+                  <wp14:pctHeight>0</wp14:pctHeight>
+                </wp14:sizeRelV>
+              </wp:anchor>
+            </w:drawing>
+          </mc:Choice>
+          <mc:Fallback>
+            <w:pict>
+              <v:shape id="Надпись 84" o:spid="_x0000_s1062" type="#_x0000_t202" style="position:absolute;margin-left:23.45pt;margin-top:3.9pt;width:332.65pt;height:19.9pt;z-index:251766784;visibility:visible;mso-wrap-style:square;mso-width-percent:0;mso-height-percent:0;mso-wrap-distance-left:9pt;mso-wrap-distance-top:0;mso-wrap-distance-right:9pt;mso-wrap-distance-bottom:0;mso-position-horizontal:absolute;mso-position-horizontal-relative:margin;mso-position-vertical:absolute;mso-position-vertical-relative:text;mso-width-percent:0;mso-height-percent:0;mso-width-relative:margin;mso-height-relative:margin;v-text-anchor:top" o:gfxdata="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" fillcolor="#bdd6ee [1300]" stroked="f">
+                <v:textbox>
+                  <w:txbxContent>
+                    <w:p>
+                      <w:pPr>
+                        <w:jc w:val="center"/>
+                        <w:rPr>
+                          <w:szCs w:val="36"/>
+                        </w:rPr>
+                      </w:pPr>
+                      <w:r>
+                        <w:rPr>
+                          <w:b/>
+                          <w:i/>
+                          <w:color w:val="1F4E79" w:themeColor="accent1" w:themeShade="80"/>
+                          <w:szCs w:val="36"/>
+                        </w:rPr>
+                        <w:t>Решение</w:t>
+                      </w:r>
+                    </w:p>
+                  </w:txbxContent>
+                </v:textbox>
+                <w10:wrap anchorx="margin"/>
+              </v:shape>
+            </w:pict>
+          </mc:Fallback>
+        </mc:AlternateContent>
+      </w:r>
+      <w:r>
+        <w:rPr>
+          <w:noProof/>
+          <w:lang w:eastAsia="ru-RU"/>
+        </w:rPr>
+        <w:drawing>
+          <wp:inline distT="0" distB="0" distL="0" distR="0">
+            <wp:extent cx="4780280" cy="1607820"/>
+            <wp:effectExtent l="0" t="0" r="1270" b="0"/>
+            <wp:docPr id="83" name="Рисунок 83" descr="Большая клетка"/>
+            <wp:cNvGraphicFramePr>
+              <a:graphicFrameLocks xmlns:a="http://schemas.openxmlformats.org/drawingml/2006/main" noChangeAspect="1"/>
+            </wp:cNvGraphicFramePr>
+            <a:graphic xmlns:a="http://schemas.openxmlformats.org/drawingml/2006/main">
+              <a:graphicData uri="http://schemas.openxmlformats.org/drawingml/2006/picture">
+                <pic:pic xmlns:pic="http://schemas.openxmlformats.org/drawingml/2006/picture">
+                  <pic:nvPicPr>
+                    <pic:cNvPr id="0" name="Рисунок 67" descr="Большая клетка"/>
+                    <pic:cNvPicPr>
+                      <a:picLocks noChangeAspect="1" noChangeArrowheads="1"/>
+                    </pic:cNvPicPr>
+                  </pic:nvPicPr>
+                  <pic:blipFill>
+                    <a:blip r:embed="rId9">
+                      <a:extLst>
+                        <a:ext uri="{28A0092B-C50C-407E-A947-70E740481C1C}">
+                          <a14:useLocalDpi xmlns:a14="http://schemas.microsoft.com/office/drawing/2010/main" val="0"/>
+                        </a:ext>
+                      </a:extLst>
+                    </a:blip>
+                    <a:srcRect r="37325" b="69562"/>
+                    <a:stretch>
+                      <a:fillRect/>
+                    </a:stretch>
+                  </pic:blipFill>
+                  <pic:spPr bwMode="auto">
+                    <a:xfrm>
+                      <a:off x="0" y="0"/>
+                      <a:ext cx="4780280" cy="1607820"/>
+                    </a:xfrm>
+                    <a:prstGeom prst="rect">
+                      <a:avLst/>
+                    </a:prstGeom>
+                    <a:noFill/>
+                    <a:ln>
+                      <a:noFill/>
+                    </a:ln>
+                  </pic:spPr>
+                </pic:pic>
+              </a:graphicData>
+            </a:graphic>
+          </wp:inline>
+        </w:drawing>
+      </w:r>
+    </w:p>
+    <w:p>
+      <w:pPr>
+        <w:pStyle w:val="1"/>
+        <w:rPr>
+          <w:rStyle w:val="canselect"/>
+        </w:rPr>
+      </w:pPr>
+      <w:r>
+        <w:t>Номер: </w:t>
+      </w:r>
+      <w:r>
+        <w:rPr>
+          <w:rStyle w:val="canselect"/>
+        </w:rPr>
+        <w:t>5E6651</w:t>
+      </w:r>
+    </w:p>
+    <w:p>
+      <w:pPr>
+        <w:rPr>
+          <w:lang w:eastAsia="ru-RU"/>
+        </w:rPr>
+      </w:pPr>
+      <w:r>
+        <w:rPr>
+          <w:lang w:eastAsia="ru-RU"/>
+        </w:rPr>
+        <w:t>Напишите наибольшее натуральное число </w:t>
+      </w:r>
+      <w:r>
+        <w:rPr>
+          <w:b/>
+          <w:bCs/>
+          <w:i/>
+          <w:iCs/>
+          <w:lang w:eastAsia="ru-RU"/>
+        </w:rPr>
+        <w:t>x</w:t>
+      </w:r>
+      <w:r>
+        <w:rPr>
+          <w:lang w:eastAsia="ru-RU"/>
+        </w:rPr>
+        <w:t>, для которого истинно высказывание:</w:t>
+      </w:r>
+    </w:p>
+    <w:p>
+      <w:pPr>
+        <w:jc w:val="center"/>
+        <w:rPr>
+          <w:lang w:eastAsia="ru-RU"/>
+        </w:rPr>
+      </w:pPr>
+      <w:r>
+        <w:rPr>
+          <w:b/>
+          <w:bCs/>
+          <w:lang w:eastAsia="ru-RU"/>
+        </w:rPr>
+        <w:t>НЕ </w:t>
+      </w:r>
+      <w:r>
+        <w:rPr>
+          <w:lang w:eastAsia="ru-RU"/>
+        </w:rPr>
+        <w:t>(</w:t>
+      </w:r>
+      <w:r>
+        <w:rPr>
+          <w:b/>
+          <w:bCs/>
+          <w:i/>
+          <w:iCs/>
+          <w:lang w:val="en-US" w:eastAsia="ru-RU"/>
+        </w:rPr>
+        <w:t>x</w:t>
+      </w:r>
+      <w:r>
+        <w:rPr>
+          <w:lang w:eastAsia="ru-RU"/>
+        </w:rPr>
+        <w:t> </w:t>
+      </w:r>
+      <w:proofErr w:type="gramStart"/>
+      <w:r>
+        <w:rPr>
+          <w:lang w:eastAsia="ru-RU"/>
+        </w:rPr>
+        <w:t>&lt; 10</w:t>
+      </w:r>
+      <w:proofErr w:type="gramEnd"/>
+      <w:r>
+        <w:rPr>
+          <w:lang w:eastAsia="ru-RU"/>
+        </w:rPr>
+        <w:t>) </w:t>
+      </w:r>
+      <w:r>
+        <w:rPr>
+          <w:b/>
+          <w:bCs/>
+          <w:lang w:eastAsia="ru-RU"/>
+        </w:rPr>
+        <w:t>И</w:t>
+      </w:r>
+      <w:r>
+        <w:rPr>
+          <w:lang w:eastAsia="ru-RU"/>
+        </w:rPr>
+        <w:t> (</w:t>
+      </w:r>
+      <w:r>
+        <w:rPr>
+          <w:b/>
+          <w:bCs/>
+          <w:i/>
+          <w:iCs/>
+          <w:lang w:val="en-US" w:eastAsia="ru-RU"/>
+        </w:rPr>
+        <w:t>x</w:t>
+      </w:r>
+      <w:r>
+        <w:rPr>
+          <w:lang w:eastAsia="ru-RU"/>
+        </w:rPr>
+        <w:t> &lt; 11) </w:t>
+      </w:r>
+      <w:r>
+        <w:rPr>
+          <w:b/>
+          <w:bCs/>
+          <w:lang w:eastAsia="ru-RU"/>
+        </w:rPr>
+        <w:t>И</w:t>
+      </w:r>
+      <w:r>
+        <w:rPr>
+          <w:lang w:eastAsia="ru-RU"/>
+        </w:rPr>
+        <w:t> (</w:t>
+      </w:r>
+      <w:r>
+        <w:rPr>
+          <w:b/>
+          <w:bCs/>
+          <w:i/>
+          <w:iCs/>
+          <w:lang w:val="en-US" w:eastAsia="ru-RU"/>
+        </w:rPr>
+        <w:t>x</w:t>
+      </w:r>
+      <w:r>
+        <w:rPr>
+          <w:lang w:eastAsia="ru-RU"/>
+        </w:rPr>
+        <w:t> &gt; 8).</w:t>
+      </w:r>
+    </w:p>
+    <w:p>
+      <w:pPr>
+        <w:pStyle w:val="a4"/>
+      </w:pPr>
+      <w:r>
+        <w:rPr>
+          <w:noProof/>
+          <w:lang w:eastAsia="ru-RU"/>
+        </w:rPr>
+        <mc:AlternateContent>
+          <mc:Choice Requires="wps">
+            <w:drawing>
+              <wp:anchor distT="0" distB="0" distL="114300" distR="114300" simplePos="0" relativeHeight="251768832" behindDoc="0" locked="0" layoutInCell="1" allowOverlap="1">
+                <wp:simplePos x="0" y="0"/>
+                <wp:positionH relativeFrom="margin">
+                  <wp:posOffset>297815</wp:posOffset>
+                </wp:positionH>
+                <wp:positionV relativeFrom="paragraph">
+                  <wp:posOffset>49530</wp:posOffset>
+                </wp:positionV>
+                <wp:extent cx="4224655" cy="252730"/>
+                <wp:effectExtent l="0" t="0" r="4445" b="0"/>
+                <wp:wrapNone/>
+                <wp:docPr id="86" name="Надпись 86"/>
+                <wp:cNvGraphicFramePr/>
+                <a:graphic xmlns:a="http://schemas.openxmlformats.org/drawingml/2006/main">
+                  <a:graphicData uri="http://schemas.microsoft.com/office/word/2010/wordprocessingShape">
+                    <wps:wsp>
+                      <wps:cNvSpPr txBox="1"/>
+                      <wps:spPr>
+                        <a:xfrm>
+                          <a:off x="0" y="0"/>
+                          <a:ext cx="4224655" cy="252730"/>
+                        </a:xfrm>
+                        <a:prstGeom prst="rect">
+                          <a:avLst/>
+                        </a:prstGeom>
+                        <a:solidFill>
+                          <a:schemeClr val="accent1">
+                            <a:lumMod val="40000"/>
+                            <a:lumOff val="60000"/>
+                          </a:schemeClr>
+                        </a:solidFill>
+                      </wps:spPr>
+                      <wps:txbx>
+                        <w:txbxContent>
+                          <w:p>
+                            <w:pPr>
+                              <w:jc w:val="center"/>
+                              <w:rPr>
+                                <w:szCs w:val="36"/>
+                              </w:rPr>
+                            </w:pPr>
+                            <w:r>
+                              <w:rPr>
+                                <w:b/>
+                                <w:i/>
+                                <w:color w:val="1F4E79" w:themeColor="accent1" w:themeShade="80"/>
+                                <w:szCs w:val="36"/>
+                              </w:rPr>
+                              <w:t>Решение</w:t>
+                            </w:r>
+                          </w:p>
+                        </w:txbxContent>
+                      </wps:txbx>
+                      <wps:bodyPr wrap="square" rtlCol="0">
+                        <a:noAutofit/>
+                      </wps:bodyPr>
+                    </wps:wsp>
+                  </a:graphicData>
+                </a:graphic>
+                <wp14:sizeRelH relativeFrom="margin">
+                  <wp14:pctWidth>0</wp14:pctWidth>
+                </wp14:sizeRelH>
+                <wp14:sizeRelV relativeFrom="margin">
+                  <wp14:pctHeight>0</wp14:pctHeight>
+                </wp14:sizeRelV>
+              </wp:anchor>
+            </w:drawing>
+          </mc:Choice>
+          <mc:Fallback>
+            <w:pict>
+              <v:shape id="Надпись 86" o:spid="_x0000_s1063" type="#_x0000_t202" style="position:absolute;margin-left:23.45pt;margin-top:3.9pt;width:332.65pt;height:19.9pt;z-index:251768832;visibility:visible;mso-wrap-style:square;mso-width-percent:0;mso-height-percent:0;mso-wrap-distance-left:9pt;mso-wrap-distance-top:0;mso-wrap-distance-right:9pt;mso-wrap-distance-bottom:0;mso-position-horizontal:absolute;mso-position-horizontal-relative:margin;mso-position-vertical:absolute;mso-position-vertical-relative:text;mso-width-percent:0;mso-height-percent:0;mso-width-relative:margin;mso-height-relative:margin;v-text-anchor:top" o:gfxdata="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" fillcolor="#bdd6ee [1300]" stroked="f">
+                <v:textbox>
+                  <w:txbxContent>
+                    <w:p>
+                      <w:pPr>
+                        <w:jc w:val="center"/>
+                        <w:rPr>
+                          <w:szCs w:val="36"/>
+                        </w:rPr>
+                      </w:pPr>
+                      <w:r>
+                        <w:rPr>
+                          <w:b/>
+                          <w:i/>
+                          <w:color w:val="1F4E79" w:themeColor="accent1" w:themeShade="80"/>
+                          <w:szCs w:val="36"/>
+                        </w:rPr>
+                        <w:t>Решение</w:t>
+                      </w:r>
+                    </w:p>
+                  </w:txbxContent>
+                </v:textbox>
+                <w10:wrap anchorx="margin"/>
+              </v:shape>
+            </w:pict>
+          </mc:Fallback>
+        </mc:AlternateContent>
+      </w:r>
+      <w:r>
+        <w:rPr>
+          <w:noProof/>
+          <w:lang w:eastAsia="ru-RU"/>
+        </w:rPr>
+        <w:drawing>
+          <wp:inline distT="0" distB="0" distL="0" distR="0">
+            <wp:extent cx="4780280" cy="1374775"/>
+            <wp:effectExtent l="0" t="0" r="1270" b="0"/>
+            <wp:docPr id="85" name="Рисунок 85" descr="Большая клетка"/>
+            <wp:cNvGraphicFramePr>
+              <a:graphicFrameLocks xmlns:a="http://schemas.openxmlformats.org/drawingml/2006/main" noChangeAspect="1"/>
+            </wp:cNvGraphicFramePr>
+            <a:graphic xmlns:a="http://schemas.openxmlformats.org/drawingml/2006/main">
+              <a:graphicData uri="http://schemas.openxmlformats.org/drawingml/2006/picture">
+                <pic:pic xmlns:pic="http://schemas.openxmlformats.org/drawingml/2006/picture">
+                  <pic:nvPicPr>
+                    <pic:cNvPr id="0" name="Рисунок 69" descr="Большая клетка"/>
+                    <pic:cNvPicPr>
+                      <a:picLocks noChangeAspect="1" noChangeArrowheads="1"/>
+                    </pic:cNvPicPr>
+                  </pic:nvPicPr>
+                  <pic:blipFill>
+                    <a:blip r:embed="rId9">
+                      <a:extLst>
+                        <a:ext uri="{28A0092B-C50C-407E-A947-70E740481C1C}">
+                          <a14:useLocalDpi xmlns:a14="http://schemas.microsoft.com/office/drawing/2010/main" val="0"/>
+                        </a:ext>
+                      </a:extLst>
+                    </a:blip>
+                    <a:srcRect r="37325" b="74120"/>
+                    <a:stretch>
+                      <a:fillRect/>
+                    </a:stretch>
+                  </pic:blipFill>
+                  <pic:spPr bwMode="auto">
+                    <a:xfrm>
+                      <a:off x="0" y="0"/>
+                      <a:ext cx="4780280" cy="1374775"/>
+                    </a:xfrm>
+                    <a:prstGeom prst="rect">
+                      <a:avLst/>
+                    </a:prstGeom>
+                    <a:noFill/>
+                    <a:ln>
+                      <a:noFill/>
+                    </a:ln>
+                  </pic:spPr>
+                </pic:pic>
+              </a:graphicData>
+            </a:graphic>
+          </wp:inline>
+        </w:drawing>
+      </w:r>
+    </w:p>
+    <w:p>
+      <w:pPr>
+        <w:pStyle w:val="1"/>
+        <w:rPr>
+          <w:rStyle w:val="canselect"/>
+          <w:rFonts w:asciiTheme="minorHAnsi" w:hAnsiTheme="minorHAnsi"/>
+        </w:rPr>
+      </w:pPr>
+      <w:r>
+        <w:lastRenderedPageBreak/>
+        <w:t>Номер: </w:t>
+      </w:r>
+      <w:r>
+        <w:rPr>
+          <w:rStyle w:val="canselect"/>
+        </w:rPr>
+        <w:t>CAA4AD</w:t>
+      </w:r>
+    </w:p>
+    <w:p>
+      <w:pPr>
+        <w:rPr>
+          <w:lang w:eastAsia="ru-RU"/>
+        </w:rPr>
+      </w:pPr>
+      <w:r>
+        <w:rPr>
+          <w:lang w:eastAsia="ru-RU"/>
+        </w:rPr>
+        <w:t>Определите наибольшее трёхзначное число</w:t>
+      </w:r>
+      <w:r>
+        <w:rPr>
+          <w:b/>
+          <w:bCs/>
+          <w:i/>
+          <w:iCs/>
+          <w:lang w:eastAsia="ru-RU"/>
+        </w:rPr>
+        <w:t> </w:t>
+      </w:r>
+      <w:r>
+        <w:rPr>
+          <w:b/>
+          <w:bCs/>
+          <w:i/>
+          <w:iCs/>
+          <w:lang w:val="en-US" w:eastAsia="ru-RU"/>
+        </w:rPr>
+        <w:t>x</w:t>
+      </w:r>
+      <w:r>
+        <w:rPr>
+          <w:lang w:eastAsia="ru-RU"/>
+        </w:rPr>
+        <w:t>, для которого истинно</w:t>
+      </w:r>
+      <w:r>
+        <w:rPr>
+          <w:i/>
+          <w:iCs/>
+          <w:lang w:eastAsia="ru-RU"/>
+        </w:rPr>
+        <w:t> </w:t>
+      </w:r>
+      <w:r>
+        <w:rPr>
+          <w:lang w:eastAsia="ru-RU"/>
+        </w:rPr>
+        <w:t>логическое выражение:</w:t>
+      </w:r>
+    </w:p>
+    <w:p>
+      <w:pPr>
+        <w:jc w:val="center"/>
+        <w:rPr>
+          <w:lang w:eastAsia="ru-RU"/>
+        </w:rPr>
+      </w:pPr>
+      <w:r>
+        <w:rPr>
+          <w:b/>
+          <w:bCs/>
+          <w:lang w:eastAsia="ru-RU"/>
+        </w:rPr>
+        <w:t>НЕ</w:t>
+      </w:r>
+      <w:r>
+        <w:rPr>
+          <w:lang w:eastAsia="ru-RU"/>
+        </w:rPr>
+        <w:t> (</w:t>
+      </w:r>
+      <w:r>
+        <w:rPr>
+          <w:b/>
+          <w:bCs/>
+          <w:i/>
+          <w:iCs/>
+          <w:lang w:val="en-US" w:eastAsia="ru-RU"/>
+        </w:rPr>
+        <w:t>x</w:t>
+      </w:r>
+      <w:r>
+        <w:rPr>
+          <w:lang w:eastAsia="ru-RU"/>
+        </w:rPr>
+        <w:t> оканчивается на 3) </w:t>
+      </w:r>
+      <w:r>
+        <w:rPr>
+          <w:b/>
+          <w:bCs/>
+          <w:lang w:eastAsia="ru-RU"/>
+        </w:rPr>
+        <w:t>И НЕ</w:t>
+      </w:r>
+      <w:r>
+        <w:rPr>
+          <w:lang w:eastAsia="ru-RU"/>
+        </w:rPr>
+        <w:t> (</w:t>
+      </w:r>
+      <w:proofErr w:type="gramStart"/>
+      <w:r>
+        <w:rPr>
+          <w:b/>
+          <w:bCs/>
+          <w:i/>
+          <w:iCs/>
+          <w:lang w:val="en-US" w:eastAsia="ru-RU"/>
+        </w:rPr>
+        <w:t>x</w:t>
+      </w:r>
+      <w:r>
+        <w:rPr>
+          <w:lang w:eastAsia="ru-RU"/>
+        </w:rPr>
+        <w:t> &gt;</w:t>
+      </w:r>
+      <w:proofErr w:type="gramEnd"/>
+      <w:r>
+        <w:rPr>
+          <w:lang w:eastAsia="ru-RU"/>
+        </w:rPr>
+        <w:t xml:space="preserve"> 115).</w:t>
+      </w:r>
+    </w:p>
+    <w:p>
+      <w:pPr>
+        <w:pStyle w:val="a4"/>
+      </w:pPr>
+      <w:r>
+        <w:rPr>
+          <w:noProof/>
+          <w:lang w:eastAsia="ru-RU"/>
+        </w:rPr>
+        <mc:AlternateContent>
+          <mc:Choice Requires="wps">
+            <w:drawing>
+              <wp:anchor distT="0" distB="0" distL="114300" distR="114300" simplePos="0" relativeHeight="251770880" behindDoc="0" locked="0" layoutInCell="1" allowOverlap="1">
+                <wp:simplePos x="0" y="0"/>
+                <wp:positionH relativeFrom="margin">
+                  <wp:posOffset>297815</wp:posOffset>
+                </wp:positionH>
+                <wp:positionV relativeFrom="paragraph">
+                  <wp:posOffset>49530</wp:posOffset>
+                </wp:positionV>
+                <wp:extent cx="4224655" cy="252730"/>
+                <wp:effectExtent l="0" t="0" r="4445" b="0"/>
+                <wp:wrapNone/>
+                <wp:docPr id="90" name="Надпись 90"/>
+                <wp:cNvGraphicFramePr/>
+                <a:graphic xmlns:a="http://schemas.openxmlformats.org/drawingml/2006/main">
+                  <a:graphicData uri="http://schemas.microsoft.com/office/word/2010/wordprocessingShape">
+                    <wps:wsp>
+                      <wps:cNvSpPr txBox="1"/>
+                      <wps:spPr>
+                        <a:xfrm>
+                          <a:off x="0" y="0"/>
+                          <a:ext cx="4224655" cy="252730"/>
+                        </a:xfrm>
+                        <a:prstGeom prst="rect">
+                          <a:avLst/>
+                        </a:prstGeom>
+                        <a:solidFill>
+                          <a:schemeClr val="accent1">
+                            <a:lumMod val="40000"/>
+                            <a:lumOff val="60000"/>
+                          </a:schemeClr>
+                        </a:solidFill>
+                      </wps:spPr>
+                      <wps:txbx>
+                        <w:txbxContent>
+                          <w:p>
+                            <w:pPr>
+                              <w:jc w:val="center"/>
+                              <w:rPr>
+                                <w:szCs w:val="36"/>
+                              </w:rPr>
+                            </w:pPr>
+                            <w:r>
+                              <w:rPr>
+                                <w:b/>
+                                <w:i/>
+                                <w:color w:val="1F4E79" w:themeColor="accent1" w:themeShade="80"/>
+                                <w:szCs w:val="36"/>
+                              </w:rPr>
+                              <w:t>Решение</w:t>
+                            </w:r>
+                          </w:p>
+                        </w:txbxContent>
+                      </wps:txbx>
+                      <wps:bodyPr wrap="square" rtlCol="0">
+                        <a:noAutofit/>
+                      </wps:bodyPr>
+                    </wps:wsp>
+                  </a:graphicData>
+                </a:graphic>
+                <wp14:sizeRelH relativeFrom="margin">
+                  <wp14:pctWidth>0</wp14:pctWidth>
+                </wp14:sizeRelH>
+                <wp14:sizeRelV relativeFrom="margin">
+                  <wp14:pctHeight>0</wp14:pctHeight>
+                </wp14:sizeRelV>
+              </wp:anchor>
+            </w:drawing>
+          </mc:Choice>
+          <mc:Fallback>
+            <w:pict>
+              <v:shape id="Надпись 90" o:spid="_x0000_s1064" type="#_x0000_t202" style="position:absolute;margin-left:23.45pt;margin-top:3.9pt;width:332.65pt;height:19.9pt;z-index:251770880;visibility:visible;mso-wrap-style:square;mso-width-percent:0;mso-height-percent:0;mso-wrap-distance-left:9pt;mso-wrap-distance-top:0;mso-wrap-distance-right:9pt;mso-wrap-distance-bottom:0;mso-position-horizontal:absolute;mso-position-horizontal-relative:margin;mso-position-vertical:absolute;mso-position-vertical-relative:text;mso-width-percent:0;mso-height-percent:0;mso-width-relative:margin;mso-height-relative:margin;v-text-anchor:top" o:gfxdata="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" fillcolor="#bdd6ee [1300]" stroked="f">
+                <v:textbox>
+                  <w:txbxContent>
+                    <w:p>
+                      <w:pPr>
+                        <w:jc w:val="center"/>
+                        <w:rPr>
+                          <w:szCs w:val="36"/>
+                        </w:rPr>
+                      </w:pPr>
+                      <w:r>
+                        <w:rPr>
+                          <w:b/>
+                          <w:i/>
+                          <w:color w:val="1F4E79" w:themeColor="accent1" w:themeShade="80"/>
+                          <w:szCs w:val="36"/>
+                        </w:rPr>
+                        <w:t>Решение</w:t>
+                      </w:r>
+                    </w:p>
+                  </w:txbxContent>
+                </v:textbox>
+                <w10:wrap anchorx="margin"/>
+              </v:shape>
+            </w:pict>
+          </mc:Fallback>
+        </mc:AlternateContent>
+      </w:r>
+      <w:r>
+        <w:rPr>
+          <w:noProof/>
+          <w:lang w:eastAsia="ru-RU"/>
+        </w:rPr>
+        <w:drawing>
+          <wp:inline distT="0" distB="0" distL="0" distR="0">
+            <wp:extent cx="4780280" cy="1607820"/>
+            <wp:effectExtent l="0" t="0" r="1270" b="0"/>
+            <wp:docPr id="89" name="Рисунок 89" descr="Большая клетка"/>
+            <wp:cNvGraphicFramePr>
+              <a:graphicFrameLocks xmlns:a="http://schemas.openxmlformats.org/drawingml/2006/main" noChangeAspect="1"/>
+            </wp:cNvGraphicFramePr>
+            <a:graphic xmlns:a="http://schemas.openxmlformats.org/drawingml/2006/main">
+              <a:graphicData uri="http://schemas.openxmlformats.org/drawingml/2006/picture">
+                <pic:pic xmlns:pic="http://schemas.openxmlformats.org/drawingml/2006/picture">
+                  <pic:nvPicPr>
+                    <pic:cNvPr id="0" name="Рисунок 67" descr="Большая клетка"/>
+                    <pic:cNvPicPr>
+                      <a:picLocks noChangeAspect="1" noChangeArrowheads="1"/>
+                    </pic:cNvPicPr>
+                  </pic:nvPicPr>
+                  <pic:blipFill>
+                    <a:blip r:embed="rId9">
+                      <a:extLst>
+                        <a:ext uri="{28A0092B-C50C-407E-A947-70E740481C1C}">
+                          <a14:useLocalDpi xmlns:a14="http://schemas.microsoft.com/office/drawing/2010/main" val="0"/>
+                        </a:ext>
+                      </a:extLst>
+                    </a:blip>
+                    <a:srcRect r="37325" b="69562"/>
+                    <a:stretch>
+                      <a:fillRect/>
+                    </a:stretch>
+                  </pic:blipFill>
+                  <pic:spPr bwMode="auto">
+                    <a:xfrm>
+                      <a:off x="0" y="0"/>
+                      <a:ext cx="4780280" cy="1607820"/>
+                    </a:xfrm>
+                    <a:prstGeom prst="rect">
+                      <a:avLst/>
+                    </a:prstGeom>
+                    <a:noFill/>
+                    <a:ln>
+                      <a:noFill/>
+                    </a:ln>
+                  </pic:spPr>
+                </pic:pic>
+              </a:graphicData>
+            </a:graphic>
+          </wp:inline>
+        </w:drawing>
+      </w:r>
+    </w:p>
+    <w:p>
+      <w:pPr>
+        <w:pStyle w:val="1"/>
+        <w:rPr>
+          <w:rStyle w:val="canselect"/>
+        </w:rPr>
+      </w:pPr>
+      <w:r>
+        <w:t>Номер: </w:t>
+      </w:r>
+      <w:r>
+        <w:rPr>
+          <w:rStyle w:val="canselect"/>
+        </w:rPr>
+        <w:t>F10CCC</w:t>
+      </w:r>
+    </w:p>
+    <w:p>
+      <w:pPr>
+        <w:rPr>
+          <w:lang w:eastAsia="ru-RU"/>
+        </w:rPr>
+      </w:pPr>
+      <w:r>
+        <w:rPr>
+          <w:lang w:eastAsia="ru-RU"/>
+        </w:rPr>
+        <w:t>Напишите наименьшее натуральное трёхзначное число, для которого истинно высказывание:</w:t>
+      </w:r>
+    </w:p>
+    <w:p>
+      <w:pPr>
+        <w:jc w:val="center"/>
+        <w:rPr>
+          <w:lang w:eastAsia="ru-RU"/>
+        </w:rPr>
+      </w:pPr>
+      <w:r>
+        <w:rPr>
+          <w:b/>
+          <w:bCs/>
+          <w:lang w:eastAsia="ru-RU"/>
+        </w:rPr>
+        <w:t>НЕ</w:t>
+      </w:r>
+      <w:r>
+        <w:rPr>
+          <w:lang w:eastAsia="ru-RU"/>
+        </w:rPr>
+        <w:t> (Число нечётное) </w:t>
+      </w:r>
+      <w:r>
+        <w:rPr>
+          <w:b/>
+          <w:bCs/>
+          <w:lang w:eastAsia="ru-RU"/>
+        </w:rPr>
+        <w:t>И</w:t>
+      </w:r>
+      <w:r>
+        <w:rPr>
+          <w:lang w:eastAsia="ru-RU"/>
+        </w:rPr>
+        <w:t> (Число кратно 11).</w:t>
+      </w:r>
+    </w:p>
+    <w:p>
+      <w:pPr>
+        <w:pStyle w:val="a4"/>
+      </w:pPr>
+      <w:r>
+        <w:rPr>
+          <w:noProof/>
+          <w:lang w:eastAsia="ru-RU"/>
+        </w:rPr>
+        <mc:AlternateContent>
+          <mc:Choice Requires="wps">
+            <w:drawing>
+              <wp:anchor distT="0" distB="0" distL="114300" distR="114300" simplePos="0" relativeHeight="251772928" behindDoc="0" locked="0" layoutInCell="1" allowOverlap="1">
+                <wp:simplePos x="0" y="0"/>
+                <wp:positionH relativeFrom="margin">
+                  <wp:posOffset>297815</wp:posOffset>
+                </wp:positionH>
+                <wp:positionV relativeFrom="paragraph">
+                  <wp:posOffset>49530</wp:posOffset>
+                </wp:positionV>
+                <wp:extent cx="4224655" cy="252730"/>
+                <wp:effectExtent l="0" t="0" r="4445" b="0"/>
+                <wp:wrapNone/>
+                <wp:docPr id="92" name="Надпись 92"/>
+                <wp:cNvGraphicFramePr/>
+                <a:graphic xmlns:a="http://schemas.openxmlformats.org/drawingml/2006/main">
+                  <a:graphicData uri="http://schemas.microsoft.com/office/word/2010/wordprocessingShape">
+                    <wps:wsp>
+                      <wps:cNvSpPr txBox="1"/>
+                      <wps:spPr>
+                        <a:xfrm>
+                          <a:off x="0" y="0"/>
+                          <a:ext cx="4224655" cy="252730"/>
+                        </a:xfrm>
+                        <a:prstGeom prst="rect">
+                          <a:avLst/>
+                        </a:prstGeom>
+                        <a:solidFill>
+                          <a:schemeClr val="accent1">
+                            <a:lumMod val="40000"/>
+                            <a:lumOff val="60000"/>
+                          </a:schemeClr>
+                        </a:solidFill>
+                      </wps:spPr>
+                      <wps:txbx>
+                        <w:txbxContent>
+                          <w:p>
+                            <w:pPr>
+                              <w:jc w:val="center"/>
+                              <w:rPr>
+                                <w:szCs w:val="36"/>
+                              </w:rPr>
+                            </w:pPr>
+                            <w:r>
+                              <w:rPr>
+                                <w:b/>
+                                <w:i/>
+                                <w:color w:val="1F4E79" w:themeColor="accent1" w:themeShade="80"/>
+                                <w:szCs w:val="36"/>
+                              </w:rPr>
+                              <w:t>Решение</w:t>
+                            </w:r>
+                          </w:p>
+                        </w:txbxContent>
+                      </wps:txbx>
+                      <wps:bodyPr wrap="square" rtlCol="0">
+                        <a:noAutofit/>
+                      </wps:bodyPr>
+                    </wps:wsp>
+                  </a:graphicData>
+                </a:graphic>
+                <wp14:sizeRelH relativeFrom="margin">
+                  <wp14:pctWidth>0</wp14:pctWidth>
+                </wp14:sizeRelH>
+                <wp14:sizeRelV relativeFrom="margin">
+                  <wp14:pctHeight>0</wp14:pctHeight>
+                </wp14:sizeRelV>
+              </wp:anchor>
+            </w:drawing>
+          </mc:Choice>
+          <mc:Fallback>
+            <w:pict>
+              <v:shape id="Надпись 92" o:spid="_x0000_s1065" type="#_x0000_t202" style="position:absolute;margin-left:23.45pt;margin-top:3.9pt;width:332.65pt;height:19.9pt;z-index:251772928;visibility:visible;mso-wrap-style:square;mso-width-percent:0;mso-height-percent:0;mso-wrap-distance-left:9pt;mso-wrap-distance-top:0;mso-wrap-distance-right:9pt;mso-wrap-distance-bottom:0;mso-position-horizontal:absolute;mso-position-horizontal-relative:margin;mso-position-vertical:absolute;mso-position-vertical-relative:text;mso-width-percent:0;mso-height-percent:0;mso-width-relative:margin;mso-height-relative:margin;v-text-anchor:top" o:gfxdata="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" fillcolor="#bdd6ee [1300]" stroked="f">
+                <v:textbox>
+                  <w:txbxContent>
+                    <w:p>
+                      <w:pPr>
+                        <w:jc w:val="center"/>
+                        <w:rPr>
+                          <w:szCs w:val="36"/>
+                        </w:rPr>
+                      </w:pPr>
+                      <w:r>
+                        <w:rPr>
+                          <w:b/>
+                          <w:i/>
+                          <w:color w:val="1F4E79" w:themeColor="accent1" w:themeShade="80"/>
+                          <w:szCs w:val="36"/>
+                        </w:rPr>
+                        <w:t>Решение</w:t>
+                      </w:r>
+                    </w:p>
+                  </w:txbxContent>
+                </v:textbox>
+                <w10:wrap anchorx="margin"/>
+              </v:shape>
+            </w:pict>
+          </mc:Fallback>
+        </mc:AlternateContent>
+      </w:r>
+      <w:r>
+        <w:rPr>
+          <w:noProof/>
+          <w:lang w:eastAsia="ru-RU"/>
+        </w:rPr>
+        <w:drawing>
+          <wp:inline distT="0" distB="0" distL="0" distR="0">
+            <wp:extent cx="4780280" cy="1607820"/>
+            <wp:effectExtent l="0" t="0" r="1270" b="0"/>
+            <wp:docPr id="91" name="Рисунок 91" descr="Большая клетка"/>
+            <wp:cNvGraphicFramePr>
+              <a:graphicFrameLocks xmlns:a="http://schemas.openxmlformats.org/drawingml/2006/main" noChangeAspect="1"/>
+            </wp:cNvGraphicFramePr>
+            <a:graphic xmlns:a="http://schemas.openxmlformats.org/drawingml/2006/main">
+              <a:graphicData uri="http://schemas.openxmlformats.org/drawingml/2006/picture">
+                <pic:pic xmlns:pic="http://schemas.openxmlformats.org/drawingml/2006/picture">
+                  <pic:nvPicPr>
+                    <pic:cNvPr id="0" name="Рисунок 67" descr="Большая клетка"/>
+                    <pic:cNvPicPr>
+                      <a:picLocks noChangeAspect="1" noChangeArrowheads="1"/>
+                    </pic:cNvPicPr>
+                  </pic:nvPicPr>
+                  <pic:blipFill>
+                    <a:blip r:embed="rId9">
+                      <a:extLst>
+                        <a:ext uri="{28A0092B-C50C-407E-A947-70E740481C1C}">
+                          <a14:useLocalDpi xmlns:a14="http://schemas.microsoft.com/office/drawing/2010/main" val="0"/>
+                        </a:ext>
+                      </a:extLst>
+                    </a:blip>
+                    <a:srcRect r="37325" b="69562"/>
+                    <a:stretch>
+                      <a:fillRect/>
+                    </a:stretch>
+                  </pic:blipFill>
+                  <pic:spPr bwMode="auto">
+                    <a:xfrm>
+                      <a:off x="0" y="0"/>
+                      <a:ext cx="4780280" cy="1607820"/>
+                    </a:xfrm>
+                    <a:prstGeom prst="rect">
+                      <a:avLst/>
+                    </a:prstGeom>
+                    <a:noFill/>
+                    <a:ln>
+                      <a:noFill/>
+                    </a:ln>
+                  </pic:spPr>
+                </pic:pic>
+              </a:graphicData>
+            </a:graphic>
+          </wp:inline>
+        </w:drawing>
+      </w:r>
+    </w:p>
+    <w:p>
+      <w:pPr>
+        <w:jc w:val="center"/>
+        <w:rPr>
+          <w:lang w:eastAsia="ru-RU"/>
+        </w:rPr>
+      </w:pPr>
+      <w:bookmarkStart w:id="30" w:name="_GoBack"/>
+      <w:bookmarkEnd w:id="30"/>
     </w:p>
     <w:sectPr>
-      <w:headerReference w:type="default" r:id="rId9"/>
+      <w:type w:val="continuous"/>
       <w:pgSz w:w="8419" w:h="11906" w:orient="landscape"/>
       <w:pgMar w:top="284" w:right="567" w:bottom="284" w:left="567" w:header="283" w:footer="709" w:gutter="0"/>
       <w:cols w:space="708"/>
@@ -12448,7 +16410,7 @@
 </file>
 
 <file path=word/endnotes.xml><?xml version="1.0" encoding="utf-8"?>
-<w:endnotes xmlns:wpc="http://schemas.microsoft.com/office/word/2010/wordprocessingCanvas" xmlns:cx="http://schemas.microsoft.com/office/drawing/2014/chartex" xmlns:mc="http://schemas.openxmlformats.org/markup-compatibility/2006" xmlns:o="urn:schemas-microsoft-com:office:office" xmlns:r="http://schemas.openxmlformats.org/officeDocument/2006/relationships" xmlns:m="http://schemas.openxmlformats.org/officeDocument/2006/math" xmlns:v="urn:schemas-microsoft-com:vml" xmlns:wp14="http://schemas.microsoft.com/office/word/2010/wordprocessingDrawing" xmlns:wp="http://schemas.openxmlformats.org/drawingml/2006/wordprocessingDrawing" xmlns:w10="urn:schemas-microsoft-com:office:word" xmlns:w="http://schemas.openxmlformats.org/wordprocessingml/2006/main" xmlns:w14="http://schemas.microsoft.com/office/word/2010/wordml" xmlns:w15="http://schemas.microsoft.com/office/word/2012/wordml" xmlns:w16se="http://schemas.microsoft.com/office/word/2015/wordml/symex" xmlns:wpg="http://schemas.microsoft.com/office/word/2010/wordprocessingGroup" xmlns:wpi="http://schemas.microsoft.com/office/word/2010/wordprocessingInk" xmlns:wne="http://schemas.microsoft.com/office/word/2006/wordml" xmlns:wps="http://schemas.microsoft.com/office/word/2010/wordprocessingShape" mc:Ignorable="w14 w15 w16se wp14">
+<w:endnotes xmlns:wpc="http://schemas.microsoft.com/office/word/2010/wordprocessingCanvas" xmlns:cx="http://schemas.microsoft.com/office/drawing/2014/chartex" xmlns:cx1="http://schemas.microsoft.com/office/drawing/2015/9/8/chartex" xmlns:mc="http://schemas.openxmlformats.org/markup-compatibility/2006" xmlns:o="urn:schemas-microsoft-com:office:office" xmlns:r="http://schemas.openxmlformats.org/officeDocument/2006/relationships" xmlns:m="http://schemas.openxmlformats.org/officeDocument/2006/math" xmlns:v="urn:schemas-microsoft-com:vml" xmlns:wp14="http://schemas.microsoft.com/office/word/2010/wordprocessingDrawing" xmlns:wp="http://schemas.openxmlformats.org/drawingml/2006/wordprocessingDrawing" xmlns:w10="urn:schemas-microsoft-com:office:word" xmlns:w="http://schemas.openxmlformats.org/wordprocessingml/2006/main" xmlns:w14="http://schemas.microsoft.com/office/word/2010/wordml" xmlns:w15="http://schemas.microsoft.com/office/word/2012/wordml" xmlns:w16se="http://schemas.microsoft.com/office/word/2015/wordml/symex" xmlns:wpg="http://schemas.microsoft.com/office/word/2010/wordprocessingGroup" xmlns:wpi="http://schemas.microsoft.com/office/word/2010/wordprocessingInk" xmlns:wne="http://schemas.microsoft.com/office/word/2006/wordml" xmlns:wps="http://schemas.microsoft.com/office/word/2010/wordprocessingShape" mc:Ignorable="w14 w15 w16se wp14">
   <w:endnote w:type="separator" w:id="-1">
     <w:p>
       <w:r>
@@ -12467,7 +16429,7 @@
 </file>
 
 <file path=word/footnotes.xml><?xml version="1.0" encoding="utf-8"?>
-<w:footnotes xmlns:wpc="http://schemas.microsoft.com/office/word/2010/wordprocessingCanvas" xmlns:cx="http://schemas.microsoft.com/office/drawing/2014/chartex" xmlns:mc="http://schemas.openxmlformats.org/markup-compatibility/2006" xmlns:o="urn:schemas-microsoft-com:office:office" xmlns:r="http://schemas.openxmlformats.org/officeDocument/2006/relationships" xmlns:m="http://schemas.openxmlformats.org/officeDocument/2006/math" xmlns:v="urn:schemas-microsoft-com:vml" xmlns:wp14="http://schemas.microsoft.com/office/word/2010/wordprocessingDrawing" xmlns:wp="http://schemas.openxmlformats.org/drawingml/2006/wordprocessingDrawing" xmlns:w10="urn:schemas-microsoft-com:office:word" xmlns:w="http://schemas.openxmlformats.org/wordprocessingml/2006/main" xmlns:w14="http://schemas.microsoft.com/office/word/2010/wordml" xmlns:w15="http://schemas.microsoft.com/office/word/2012/wordml" xmlns:w16se="http://schemas.microsoft.com/office/word/2015/wordml/symex" xmlns:wpg="http://schemas.microsoft.com/office/word/2010/wordprocessingGroup" xmlns:wpi="http://schemas.microsoft.com/office/word/2010/wordprocessingInk" xmlns:wne="http://schemas.microsoft.com/office/word/2006/wordml" xmlns:wps="http://schemas.microsoft.com/office/word/2010/wordprocessingShape" mc:Ignorable="w14 w15 w16se wp14">
+<w:footnotes xmlns:wpc="http://schemas.microsoft.com/office/word/2010/wordprocessingCanvas" xmlns:cx="http://schemas.microsoft.com/office/drawing/2014/chartex" xmlns:cx1="http://schemas.microsoft.com/office/drawing/2015/9/8/chartex" xmlns:mc="http://schemas.openxmlformats.org/markup-compatibility/2006" xmlns:o="urn:schemas-microsoft-com:office:office" xmlns:r="http://schemas.openxmlformats.org/officeDocument/2006/relationships" xmlns:m="http://schemas.openxmlformats.org/officeDocument/2006/math" xmlns:v="urn:schemas-microsoft-com:vml" xmlns:wp14="http://schemas.microsoft.com/office/word/2010/wordprocessingDrawing" xmlns:wp="http://schemas.openxmlformats.org/drawingml/2006/wordprocessingDrawing" xmlns:w10="urn:schemas-microsoft-com:office:word" xmlns:w="http://schemas.openxmlformats.org/wordprocessingml/2006/main" xmlns:w14="http://schemas.microsoft.com/office/word/2010/wordml" xmlns:w15="http://schemas.microsoft.com/office/word/2012/wordml" xmlns:w16se="http://schemas.microsoft.com/office/word/2015/wordml/symex" xmlns:wpg="http://schemas.microsoft.com/office/word/2010/wordprocessingGroup" xmlns:wpi="http://schemas.microsoft.com/office/word/2010/wordprocessingInk" xmlns:wne="http://schemas.microsoft.com/office/word/2006/wordml" xmlns:wps="http://schemas.microsoft.com/office/word/2010/wordprocessingShape" mc:Ignorable="w14 w15 w16se wp14">
   <w:footnote w:type="separator" w:id="-1">
     <w:p>
       <w:r>
@@ -12486,7 +16448,7 @@
 </file>
 
 <file path=word/header1.xml><?xml version="1.0" encoding="utf-8"?>
-<w:hdr xmlns:wpc="http://schemas.microsoft.com/office/word/2010/wordprocessingCanvas" xmlns:cx="http://schemas.microsoft.com/office/drawing/2014/chartex" xmlns:mc="http://schemas.openxmlformats.org/markup-compatibility/2006" xmlns:o="urn:schemas-microsoft-com:office:office" xmlns:r="http://schemas.openxmlformats.org/officeDocument/2006/relationships" xmlns:m="http://schemas.openxmlformats.org/officeDocument/2006/math" xmlns:v="urn:schemas-microsoft-com:vml" xmlns:wp14="http://schemas.microsoft.com/office/word/2010/wordprocessingDrawing" xmlns:wp="http://schemas.openxmlformats.org/drawingml/2006/wordprocessingDrawing" xmlns:w10="urn:schemas-microsoft-com:office:word" xmlns:w="http://schemas.openxmlformats.org/wordprocessingml/2006/main" xmlns:w14="http://schemas.microsoft.com/office/word/2010/wordml" xmlns:w15="http://schemas.microsoft.com/office/word/2012/wordml" xmlns:w16se="http://schemas.microsoft.com/office/word/2015/wordml/symex" xmlns:wpg="http://schemas.microsoft.com/office/word/2010/wordprocessingGroup" xmlns:wpi="http://schemas.microsoft.com/office/word/2010/wordprocessingInk" xmlns:wne="http://schemas.microsoft.com/office/word/2006/wordml" xmlns:wps="http://schemas.microsoft.com/office/word/2010/wordprocessingShape" mc:Ignorable="w14 w15 w16se wp14">
+<w:hdr xmlns:wpc="http://schemas.microsoft.com/office/word/2010/wordprocessingCanvas" xmlns:cx="http://schemas.microsoft.com/office/drawing/2014/chartex" xmlns:cx1="http://schemas.microsoft.com/office/drawing/2015/9/8/chartex" xmlns:mc="http://schemas.openxmlformats.org/markup-compatibility/2006" xmlns:o="urn:schemas-microsoft-com:office:office" xmlns:r="http://schemas.openxmlformats.org/officeDocument/2006/relationships" xmlns:m="http://schemas.openxmlformats.org/officeDocument/2006/math" xmlns:v="urn:schemas-microsoft-com:vml" xmlns:wp14="http://schemas.microsoft.com/office/word/2010/wordprocessingDrawing" xmlns:wp="http://schemas.openxmlformats.org/drawingml/2006/wordprocessingDrawing" xmlns:w10="urn:schemas-microsoft-com:office:word" xmlns:w="http://schemas.openxmlformats.org/wordprocessingml/2006/main" xmlns:w14="http://schemas.microsoft.com/office/word/2010/wordml" xmlns:w15="http://schemas.microsoft.com/office/word/2012/wordml" xmlns:w16se="http://schemas.microsoft.com/office/word/2015/wordml/symex" xmlns:wpg="http://schemas.microsoft.com/office/word/2010/wordprocessingGroup" xmlns:wpi="http://schemas.microsoft.com/office/word/2010/wordprocessingInk" xmlns:wne="http://schemas.microsoft.com/office/word/2006/wordml" xmlns:wps="http://schemas.microsoft.com/office/word/2010/wordprocessingShape" mc:Ignorable="w14 w15 w16se wp14">
   <w:p>
     <w:pPr>
       <w:pStyle w:val="a7"/>
@@ -12615,12 +16577,12 @@
 </file>
 
 <file path=word/numbering.xml><?xml version="1.0" encoding="utf-8"?>
-<w:numbering xmlns:wpc="http://schemas.microsoft.com/office/word/2010/wordprocessingCanvas" xmlns:cx="http://schemas.microsoft.com/office/drawing/2014/chartex" xmlns:mc="http://schemas.openxmlformats.org/markup-compatibility/2006" xmlns:o="urn:schemas-microsoft-com:office:office" xmlns:r="http://schemas.openxmlformats.org/officeDocument/2006/relationships" xmlns:m="http://schemas.openxmlformats.org/officeDocument/2006/math" xmlns:v="urn:schemas-microsoft-com:vml" xmlns:wp14="http://schemas.microsoft.com/office/word/2010/wordprocessingDrawing" xmlns:wp="http://schemas.openxmlformats.org/drawingml/2006/wordprocessingDrawing" xmlns:w10="urn:schemas-microsoft-com:office:word" xmlns:w="http://schemas.openxmlformats.org/wordprocessingml/2006/main" xmlns:w14="http://schemas.microsoft.com/office/word/2010/wordml" xmlns:w15="http://schemas.microsoft.com/office/word/2012/wordml" xmlns:w16se="http://schemas.microsoft.com/office/word/2015/wordml/symex" xmlns:wpg="http://schemas.microsoft.com/office/word/2010/wordprocessingGroup" xmlns:wpi="http://schemas.microsoft.com/office/word/2010/wordprocessingInk" xmlns:wne="http://schemas.microsoft.com/office/word/2006/wordml" xmlns:wps="http://schemas.microsoft.com/office/word/2010/wordprocessingShape" mc:Ignorable="w14 w15 w16se wp14">
+<w:numbering xmlns:wpc="http://schemas.microsoft.com/office/word/2010/wordprocessingCanvas" xmlns:cx="http://schemas.microsoft.com/office/drawing/2014/chartex" xmlns:cx1="http://schemas.microsoft.com/office/drawing/2015/9/8/chartex" xmlns:mc="http://schemas.openxmlformats.org/markup-compatibility/2006" xmlns:o="urn:schemas-microsoft-com:office:office" xmlns:r="http://schemas.openxmlformats.org/officeDocument/2006/relationships" xmlns:m="http://schemas.openxmlformats.org/officeDocument/2006/math" xmlns:v="urn:schemas-microsoft-com:vml" xmlns:wp14="http://schemas.microsoft.com/office/word/2010/wordprocessingDrawing" xmlns:wp="http://schemas.openxmlformats.org/drawingml/2006/wordprocessingDrawing" xmlns:w10="urn:schemas-microsoft-com:office:word" xmlns:w="http://schemas.openxmlformats.org/wordprocessingml/2006/main" xmlns:w14="http://schemas.microsoft.com/office/word/2010/wordml" xmlns:w15="http://schemas.microsoft.com/office/word/2012/wordml" xmlns:w16se="http://schemas.microsoft.com/office/word/2015/wordml/symex" xmlns:wpg="http://schemas.microsoft.com/office/word/2010/wordprocessingGroup" xmlns:wpi="http://schemas.microsoft.com/office/word/2010/wordprocessingInk" xmlns:wne="http://schemas.microsoft.com/office/word/2006/wordml" xmlns:wps="http://schemas.microsoft.com/office/word/2010/wordprocessingShape" mc:Ignorable="w14 w15 w16se wp14">
   <w:abstractNum w:abstractNumId="0" w15:restartNumberingAfterBreak="0">
     <w:nsid w:val="01DD37F0"/>
     <w:multiLevelType w:val="hybridMultilevel"/>
-    <w:tmpl w:val="43F0E296"/>
-    <w:lvl w:ilvl="0" w:tplc="1626F162">
+    <w:tmpl w:val="11C8827E"/>
+    <w:lvl w:ilvl="0" w:tplc="92A8D088">
       <w:start w:val="1"/>
       <w:numFmt w:val="decimal"/>
       <w:pStyle w:val="1"/>
@@ -13573,7 +17535,7 @@
     <w:autoRedefine/>
     <w:uiPriority w:val="9"/>
     <w:qFormat/>
-    <w:rsid w:val="00293D0B"/>
+    <w:rsid w:val="000A46AC"/>
     <w:pPr>
       <w:keepNext/>
       <w:keepLines/>
@@ -13673,7 +17635,7 @@
     <w:basedOn w:val="a0"/>
     <w:link w:val="1"/>
     <w:uiPriority w:val="9"/>
-    <w:rsid w:val="00293D0B"/>
+    <w:rsid w:val="000A46AC"/>
     <w:rPr>
       <w:rFonts w:ascii="Open Sans" w:eastAsia="Times New Roman" w:hAnsi="Open Sans" w:cs="Times New Roman"/>
       <w:bCs/>
@@ -14126,7 +18088,7 @@
 </file>
 
 <file path=customXml/itemProps1.xml><?xml version="1.0" encoding="utf-8"?>
-<ds:datastoreItem xmlns:ds="http://schemas.openxmlformats.org/officeDocument/2006/customXml" ds:itemID="{8F119EDB-D216-408F-A91B-B86DD1669731}">
+<ds:datastoreItem xmlns:ds="http://schemas.openxmlformats.org/officeDocument/2006/customXml" ds:itemID="{6BEBB669-B217-416A-B4F2-788121F44640}">
   <ds:schemaRefs>
     <ds:schemaRef ds:uri="http://schemas.openxmlformats.org/officeDocument/2006/bibliography"/>
   </ds:schemaRefs>

--- a/03/ВСЕ Задачи №3[кес 2.8].docx
+++ b/03/ВСЕ Задачи №3[кес 2.8].docx
@@ -16190,9 +16190,6 @@
     <w:p>
       <w:pPr>
         <w:jc w:val="center"/>
-        <w:rPr>
-          <w:lang w:eastAsia="ru-RU"/>
-        </w:rPr>
       </w:pPr>
       <w:r>
         <w:rPr>
@@ -16221,6 +16218,9 @@
           <w:lang w:eastAsia="ru-RU"/>
         </w:rPr>
         <w:t> (Число кратно 11).</w:t>
+      </w:r>
+      <w:r>
+        <w:t xml:space="preserve"> </w:t>
       </w:r>
     </w:p>
     <w:p>
@@ -16235,7 +16235,7 @@
         <mc:AlternateContent>
           <mc:Choice Requires="wps">
             <w:drawing>
-              <wp:anchor distT="0" distB="0" distL="114300" distR="114300" simplePos="0" relativeHeight="251772928" behindDoc="0" locked="0" layoutInCell="1" allowOverlap="1">
+              <wp:anchor distT="0" distB="0" distL="114300" distR="114300" simplePos="0" relativeHeight="251777024" behindDoc="0" locked="0" layoutInCell="1" allowOverlap="1">
                 <wp:simplePos x="0" y="0"/>
                 <wp:positionH relativeFrom="margin">
                   <wp:posOffset>297815</wp:posOffset>
@@ -16246,7 +16246,7 @@
                 <wp:extent cx="4224655" cy="252730"/>
                 <wp:effectExtent l="0" t="0" r="4445" b="0"/>
                 <wp:wrapNone/>
-                <wp:docPr id="92" name="Надпись 92"/>
+                <wp:docPr id="96" name="Надпись 96"/>
                 <wp:cNvGraphicFramePr/>
                 <a:graphic xmlns:a="http://schemas.openxmlformats.org/drawingml/2006/main">
                   <a:graphicData uri="http://schemas.microsoft.com/office/word/2010/wordprocessingShape">
@@ -16305,7 +16305,7 @@
           </mc:Choice>
           <mc:Fallback>
             <w:pict>
-              <v:shape id="Надпись 92" o:spid="_x0000_s1065" type="#_x0000_t202" style="position:absolute;margin-left:23.45pt;margin-top:3.9pt;width:332.65pt;height:19.9pt;z-index:251772928;visibility:visible;mso-wrap-style:square;mso-width-percent:0;mso-height-percent:0;mso-wrap-distance-left:9pt;mso-wrap-distance-top:0;mso-wrap-distance-right:9pt;mso-wrap-distance-bottom:0;mso-position-horizontal:absolute;mso-position-horizontal-relative:margin;mso-position-vertical:absolute;mso-position-vertical-relative:text;mso-width-percent:0;mso-height-percent:0;mso-width-relative:margin;mso-height-relative:margin;v-text-anchor:top" o:gfxdata="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" fillcolor="#bdd6ee [1300]" stroked="f">
+              <v:shape id="Надпись 96" o:spid="_x0000_s1065" type="#_x0000_t202" style="position:absolute;margin-left:23.45pt;margin-top:3.9pt;width:332.65pt;height:19.9pt;z-index:251777024;visibility:visible;mso-wrap-style:square;mso-width-percent:0;mso-height-percent:0;mso-wrap-distance-left:9pt;mso-wrap-distance-top:0;mso-wrap-distance-right:9pt;mso-wrap-distance-bottom:0;mso-position-horizontal:absolute;mso-position-horizontal-relative:margin;mso-position-vertical:absolute;mso-position-vertical-relative:text;mso-width-percent:0;mso-height-percent:0;mso-width-relative:margin;mso-height-relative:margin;v-text-anchor:top" o:gfxdata="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" fillcolor="#bdd6ee [1300]" stroked="f">
                 <v:textbox>
                   <w:txbxContent>
                     <w:p>
@@ -16340,9 +16340,534 @@
         </w:rPr>
         <w:drawing>
           <wp:inline distT="0" distB="0" distL="0" distR="0">
+            <wp:extent cx="4780280" cy="1374775"/>
+            <wp:effectExtent l="0" t="0" r="1270" b="0"/>
+            <wp:docPr id="95" name="Рисунок 95" descr="Большая клетка"/>
+            <wp:cNvGraphicFramePr>
+              <a:graphicFrameLocks xmlns:a="http://schemas.openxmlformats.org/drawingml/2006/main" noChangeAspect="1"/>
+            </wp:cNvGraphicFramePr>
+            <a:graphic xmlns:a="http://schemas.openxmlformats.org/drawingml/2006/main">
+              <a:graphicData uri="http://schemas.openxmlformats.org/drawingml/2006/picture">
+                <pic:pic xmlns:pic="http://schemas.openxmlformats.org/drawingml/2006/picture">
+                  <pic:nvPicPr>
+                    <pic:cNvPr id="0" name="Рисунок 69" descr="Большая клетка"/>
+                    <pic:cNvPicPr>
+                      <a:picLocks noChangeAspect="1" noChangeArrowheads="1"/>
+                    </pic:cNvPicPr>
+                  </pic:nvPicPr>
+                  <pic:blipFill>
+                    <a:blip r:embed="rId9">
+                      <a:extLst>
+                        <a:ext uri="{28A0092B-C50C-407E-A947-70E740481C1C}">
+                          <a14:useLocalDpi xmlns:a14="http://schemas.microsoft.com/office/drawing/2010/main" val="0"/>
+                        </a:ext>
+                      </a:extLst>
+                    </a:blip>
+                    <a:srcRect r="37325" b="74120"/>
+                    <a:stretch>
+                      <a:fillRect/>
+                    </a:stretch>
+                  </pic:blipFill>
+                  <pic:spPr bwMode="auto">
+                    <a:xfrm>
+                      <a:off x="0" y="0"/>
+                      <a:ext cx="4780280" cy="1374775"/>
+                    </a:xfrm>
+                    <a:prstGeom prst="rect">
+                      <a:avLst/>
+                    </a:prstGeom>
+                    <a:noFill/>
+                    <a:ln>
+                      <a:noFill/>
+                    </a:ln>
+                  </pic:spPr>
+                </pic:pic>
+              </a:graphicData>
+            </a:graphic>
+          </wp:inline>
+        </w:drawing>
+      </w:r>
+    </w:p>
+    <w:p>
+      <w:pPr>
+        <w:pStyle w:val="1"/>
+        <w:rPr>
+          <w:rStyle w:val="canselect"/>
+        </w:rPr>
+      </w:pPr>
+      <w:r>
+        <w:t>Номер: </w:t>
+      </w:r>
+      <w:r>
+        <w:rPr>
+          <w:rStyle w:val="canselect"/>
+        </w:rPr>
+        <w:t>DC5FC8</w:t>
+      </w:r>
+    </w:p>
+    <w:p>
+      <w:pPr>
+        <w:rPr>
+          <w:lang w:eastAsia="ru-RU"/>
+        </w:rPr>
+      </w:pPr>
+      <w:r>
+        <w:rPr>
+          <w:lang w:eastAsia="ru-RU"/>
+        </w:rPr>
+        <w:t>Дано четыре числа: 35, 4598, 54321, 24. Для какого из приведённых чисел истинно высказывание:</w:t>
+      </w:r>
+    </w:p>
+    <w:p>
+      <w:pPr>
+        <w:jc w:val="center"/>
+        <w:rPr>
+          <w:lang w:eastAsia="ru-RU"/>
+        </w:rPr>
+      </w:pPr>
+      <w:r>
+        <w:rPr>
+          <w:lang w:eastAsia="ru-RU"/>
+        </w:rPr>
+        <w:t>(</w:t>
+      </w:r>
+      <w:proofErr w:type="gramStart"/>
+      <w:r>
+        <w:rPr>
+          <w:lang w:eastAsia="ru-RU"/>
+        </w:rPr>
+        <w:t>Число &gt;</w:t>
+      </w:r>
+      <w:proofErr w:type="gramEnd"/>
+      <w:r>
+        <w:rPr>
+          <w:lang w:eastAsia="ru-RU"/>
+        </w:rPr>
+        <w:t xml:space="preserve"> 100) </w:t>
+      </w:r>
+      <w:r>
+        <w:rPr>
+          <w:b/>
+          <w:bCs/>
+          <w:lang w:eastAsia="ru-RU"/>
+        </w:rPr>
+        <w:t>И НЕ</w:t>
+      </w:r>
+      <w:r>
+        <w:rPr>
+          <w:lang w:eastAsia="ru-RU"/>
+        </w:rPr>
+        <w:t> (Число нечётное)?</w:t>
+      </w:r>
+    </w:p>
+    <w:p>
+      <w:pPr>
+        <w:rPr>
+          <w:lang w:eastAsia="ru-RU"/>
+        </w:rPr>
+      </w:pPr>
+      <w:r>
+        <w:rPr>
+          <w:lang w:eastAsia="ru-RU"/>
+        </w:rPr>
+        <w:t>В ответе запишите это число.</w:t>
+      </w:r>
+    </w:p>
+    <w:p>
+      <w:pPr>
+        <w:pStyle w:val="a4"/>
+      </w:pPr>
+      <w:r>
+        <w:rPr>
+          <w:noProof/>
+          <w:lang w:eastAsia="ru-RU"/>
+        </w:rPr>
+        <mc:AlternateContent>
+          <mc:Choice Requires="wps">
+            <w:drawing>
+              <wp:anchor distT="0" distB="0" distL="114300" distR="114300" simplePos="0" relativeHeight="251774976" behindDoc="0" locked="0" layoutInCell="1" allowOverlap="1">
+                <wp:simplePos x="0" y="0"/>
+                <wp:positionH relativeFrom="margin">
+                  <wp:posOffset>297815</wp:posOffset>
+                </wp:positionH>
+                <wp:positionV relativeFrom="paragraph">
+                  <wp:posOffset>49530</wp:posOffset>
+                </wp:positionV>
+                <wp:extent cx="4224655" cy="252730"/>
+                <wp:effectExtent l="0" t="0" r="4445" b="0"/>
+                <wp:wrapNone/>
+                <wp:docPr id="94" name="Надпись 94"/>
+                <wp:cNvGraphicFramePr/>
+                <a:graphic xmlns:a="http://schemas.openxmlformats.org/drawingml/2006/main">
+                  <a:graphicData uri="http://schemas.microsoft.com/office/word/2010/wordprocessingShape">
+                    <wps:wsp>
+                      <wps:cNvSpPr txBox="1"/>
+                      <wps:spPr>
+                        <a:xfrm>
+                          <a:off x="0" y="0"/>
+                          <a:ext cx="4224655" cy="252730"/>
+                        </a:xfrm>
+                        <a:prstGeom prst="rect">
+                          <a:avLst/>
+                        </a:prstGeom>
+                        <a:solidFill>
+                          <a:schemeClr val="accent1">
+                            <a:lumMod val="40000"/>
+                            <a:lumOff val="60000"/>
+                          </a:schemeClr>
+                        </a:solidFill>
+                      </wps:spPr>
+                      <wps:txbx>
+                        <w:txbxContent>
+                          <w:p>
+                            <w:pPr>
+                              <w:jc w:val="center"/>
+                              <w:rPr>
+                                <w:szCs w:val="36"/>
+                              </w:rPr>
+                            </w:pPr>
+                            <w:r>
+                              <w:rPr>
+                                <w:b/>
+                                <w:i/>
+                                <w:color w:val="1F4E79" w:themeColor="accent1" w:themeShade="80"/>
+                                <w:szCs w:val="36"/>
+                              </w:rPr>
+                              <w:t>Решение</w:t>
+                            </w:r>
+                          </w:p>
+                        </w:txbxContent>
+                      </wps:txbx>
+                      <wps:bodyPr wrap="square" rtlCol="0">
+                        <a:noAutofit/>
+                      </wps:bodyPr>
+                    </wps:wsp>
+                  </a:graphicData>
+                </a:graphic>
+                <wp14:sizeRelH relativeFrom="margin">
+                  <wp14:pctWidth>0</wp14:pctWidth>
+                </wp14:sizeRelH>
+                <wp14:sizeRelV relativeFrom="margin">
+                  <wp14:pctHeight>0</wp14:pctHeight>
+                </wp14:sizeRelV>
+              </wp:anchor>
+            </w:drawing>
+          </mc:Choice>
+          <mc:Fallback>
+            <w:pict>
+              <v:shape id="Надпись 94" o:spid="_x0000_s1066" type="#_x0000_t202" style="position:absolute;margin-left:23.45pt;margin-top:3.9pt;width:332.65pt;height:19.9pt;z-index:251774976;visibility:visible;mso-wrap-style:square;mso-width-percent:0;mso-height-percent:0;mso-wrap-distance-left:9pt;mso-wrap-distance-top:0;mso-wrap-distance-right:9pt;mso-wrap-distance-bottom:0;mso-position-horizontal:absolute;mso-position-horizontal-relative:margin;mso-position-vertical:absolute;mso-position-vertical-relative:text;mso-width-percent:0;mso-height-percent:0;mso-width-relative:margin;mso-height-relative:margin;v-text-anchor:top" o:gfxdata="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" fillcolor="#bdd6ee [1300]" stroked="f">
+                <v:textbox>
+                  <w:txbxContent>
+                    <w:p>
+                      <w:pPr>
+                        <w:jc w:val="center"/>
+                        <w:rPr>
+                          <w:szCs w:val="36"/>
+                        </w:rPr>
+                      </w:pPr>
+                      <w:r>
+                        <w:rPr>
+                          <w:b/>
+                          <w:i/>
+                          <w:color w:val="1F4E79" w:themeColor="accent1" w:themeShade="80"/>
+                          <w:szCs w:val="36"/>
+                        </w:rPr>
+                        <w:t>Решение</w:t>
+                      </w:r>
+                    </w:p>
+                  </w:txbxContent>
+                </v:textbox>
+                <w10:wrap anchorx="margin"/>
+              </v:shape>
+            </w:pict>
+          </mc:Fallback>
+        </mc:AlternateContent>
+      </w:r>
+      <w:r>
+        <w:rPr>
+          <w:noProof/>
+          <w:lang w:eastAsia="ru-RU"/>
+        </w:rPr>
+        <w:drawing>
+          <wp:inline distT="0" distB="0" distL="0" distR="0">
+            <wp:extent cx="4780280" cy="1374775"/>
+            <wp:effectExtent l="0" t="0" r="1270" b="0"/>
+            <wp:docPr id="93" name="Рисунок 93" descr="Большая клетка"/>
+            <wp:cNvGraphicFramePr>
+              <a:graphicFrameLocks xmlns:a="http://schemas.openxmlformats.org/drawingml/2006/main" noChangeAspect="1"/>
+            </wp:cNvGraphicFramePr>
+            <a:graphic xmlns:a="http://schemas.openxmlformats.org/drawingml/2006/main">
+              <a:graphicData uri="http://schemas.openxmlformats.org/drawingml/2006/picture">
+                <pic:pic xmlns:pic="http://schemas.openxmlformats.org/drawingml/2006/picture">
+                  <pic:nvPicPr>
+                    <pic:cNvPr id="0" name="Рисунок 69" descr="Большая клетка"/>
+                    <pic:cNvPicPr>
+                      <a:picLocks noChangeAspect="1" noChangeArrowheads="1"/>
+                    </pic:cNvPicPr>
+                  </pic:nvPicPr>
+                  <pic:blipFill>
+                    <a:blip r:embed="rId9">
+                      <a:extLst>
+                        <a:ext uri="{28A0092B-C50C-407E-A947-70E740481C1C}">
+                          <a14:useLocalDpi xmlns:a14="http://schemas.microsoft.com/office/drawing/2010/main" val="0"/>
+                        </a:ext>
+                      </a:extLst>
+                    </a:blip>
+                    <a:srcRect r="37325" b="74120"/>
+                    <a:stretch>
+                      <a:fillRect/>
+                    </a:stretch>
+                  </pic:blipFill>
+                  <pic:spPr bwMode="auto">
+                    <a:xfrm>
+                      <a:off x="0" y="0"/>
+                      <a:ext cx="4780280" cy="1374775"/>
+                    </a:xfrm>
+                    <a:prstGeom prst="rect">
+                      <a:avLst/>
+                    </a:prstGeom>
+                    <a:noFill/>
+                    <a:ln>
+                      <a:noFill/>
+                    </a:ln>
+                  </pic:spPr>
+                </pic:pic>
+              </a:graphicData>
+            </a:graphic>
+          </wp:inline>
+        </w:drawing>
+      </w:r>
+    </w:p>
+    <w:p>
+      <w:pPr>
+        <w:pStyle w:val="1"/>
+        <w:rPr>
+          <w:rStyle w:val="canselect"/>
+          <w:rFonts w:asciiTheme="minorHAnsi" w:hAnsiTheme="minorHAnsi"/>
+        </w:rPr>
+      </w:pPr>
+      <w:r>
+        <w:lastRenderedPageBreak/>
+        <w:t>Номер: </w:t>
+      </w:r>
+      <w:r>
+        <w:rPr>
+          <w:rStyle w:val="canselect"/>
+        </w:rPr>
+        <w:t>AB2DCD</w:t>
+      </w:r>
+    </w:p>
+    <w:p>
+      <w:pPr>
+        <w:rPr>
+          <w:lang w:eastAsia="ru-RU"/>
+        </w:rPr>
+      </w:pPr>
+      <w:r>
+        <w:rPr>
+          <w:lang w:eastAsia="ru-RU"/>
+        </w:rPr>
+        <w:t>Напишите наибольшее трёхзначное число</w:t>
+      </w:r>
+      <w:r>
+        <w:rPr>
+          <w:b/>
+          <w:bCs/>
+          <w:i/>
+          <w:iCs/>
+          <w:lang w:eastAsia="ru-RU"/>
+        </w:rPr>
+        <w:t> </w:t>
+      </w:r>
+      <w:r>
+        <w:rPr>
+          <w:b/>
+          <w:bCs/>
+          <w:i/>
+          <w:iCs/>
+          <w:lang w:val="en-US" w:eastAsia="ru-RU"/>
+        </w:rPr>
+        <w:t>x</w:t>
+      </w:r>
+      <w:r>
+        <w:rPr>
+          <w:lang w:eastAsia="ru-RU"/>
+        </w:rPr>
+        <w:t>, для которого истинно высказывание:</w:t>
+      </w:r>
+    </w:p>
+    <w:p>
+      <w:pPr>
+        <w:jc w:val="center"/>
+        <w:rPr>
+          <w:lang w:eastAsia="ru-RU"/>
+        </w:rPr>
+      </w:pPr>
+      <w:r>
+        <w:rPr>
+          <w:b/>
+          <w:bCs/>
+          <w:lang w:eastAsia="ru-RU"/>
+        </w:rPr>
+        <w:t>НЕ </w:t>
+      </w:r>
+      <w:r>
+        <w:rPr>
+          <w:lang w:eastAsia="ru-RU"/>
+        </w:rPr>
+        <w:t>(Первая цифра чётная) </w:t>
+      </w:r>
+      <w:r>
+        <w:rPr>
+          <w:b/>
+          <w:bCs/>
+          <w:lang w:eastAsia="ru-RU"/>
+        </w:rPr>
+        <w:t>И </w:t>
+      </w:r>
+      <w:r>
+        <w:rPr>
+          <w:lang w:eastAsia="ru-RU"/>
+        </w:rPr>
+        <w:t>(</w:t>
+      </w:r>
+      <w:r>
+        <w:rPr>
+          <w:b/>
+          <w:bCs/>
+          <w:i/>
+          <w:iCs/>
+          <w:lang w:val="en-US" w:eastAsia="ru-RU"/>
+        </w:rPr>
+        <w:t>x</w:t>
+      </w:r>
+      <w:r>
+        <w:rPr>
+          <w:lang w:eastAsia="ru-RU"/>
+        </w:rPr>
+        <w:t> делится на 3).</w:t>
+      </w:r>
+    </w:p>
+    <w:p>
+      <w:pPr>
+        <w:pStyle w:val="a4"/>
+      </w:pPr>
+      <w:r>
+        <w:rPr>
+          <w:noProof/>
+          <w:lang w:eastAsia="ru-RU"/>
+        </w:rPr>
+        <mc:AlternateContent>
+          <mc:Choice Requires="wps">
+            <w:drawing>
+              <wp:anchor distT="0" distB="0" distL="114300" distR="114300" simplePos="0" relativeHeight="251779072" behindDoc="0" locked="0" layoutInCell="1" allowOverlap="1">
+                <wp:simplePos x="0" y="0"/>
+                <wp:positionH relativeFrom="margin">
+                  <wp:posOffset>297815</wp:posOffset>
+                </wp:positionH>
+                <wp:positionV relativeFrom="paragraph">
+                  <wp:posOffset>49530</wp:posOffset>
+                </wp:positionV>
+                <wp:extent cx="4224655" cy="252730"/>
+                <wp:effectExtent l="0" t="0" r="4445" b="0"/>
+                <wp:wrapNone/>
+                <wp:docPr id="98" name="Надпись 98"/>
+                <wp:cNvGraphicFramePr/>
+                <a:graphic xmlns:a="http://schemas.openxmlformats.org/drawingml/2006/main">
+                  <a:graphicData uri="http://schemas.microsoft.com/office/word/2010/wordprocessingShape">
+                    <wps:wsp>
+                      <wps:cNvSpPr txBox="1"/>
+                      <wps:spPr>
+                        <a:xfrm>
+                          <a:off x="0" y="0"/>
+                          <a:ext cx="4224655" cy="252730"/>
+                        </a:xfrm>
+                        <a:prstGeom prst="rect">
+                          <a:avLst/>
+                        </a:prstGeom>
+                        <a:solidFill>
+                          <a:schemeClr val="accent1">
+                            <a:lumMod val="40000"/>
+                            <a:lumOff val="60000"/>
+                          </a:schemeClr>
+                        </a:solidFill>
+                      </wps:spPr>
+                      <wps:txbx>
+                        <w:txbxContent>
+                          <w:p>
+                            <w:pPr>
+                              <w:jc w:val="center"/>
+                              <w:rPr>
+                                <w:szCs w:val="36"/>
+                              </w:rPr>
+                            </w:pPr>
+                            <w:r>
+                              <w:rPr>
+                                <w:b/>
+                                <w:i/>
+                                <w:color w:val="1F4E79" w:themeColor="accent1" w:themeShade="80"/>
+                                <w:szCs w:val="36"/>
+                              </w:rPr>
+                              <w:t>Решение</w:t>
+                            </w:r>
+                          </w:p>
+                        </w:txbxContent>
+                      </wps:txbx>
+                      <wps:bodyPr wrap="square" rtlCol="0">
+                        <a:noAutofit/>
+                      </wps:bodyPr>
+                    </wps:wsp>
+                  </a:graphicData>
+                </a:graphic>
+                <wp14:sizeRelH relativeFrom="margin">
+                  <wp14:pctWidth>0</wp14:pctWidth>
+                </wp14:sizeRelH>
+                <wp14:sizeRelV relativeFrom="margin">
+                  <wp14:pctHeight>0</wp14:pctHeight>
+                </wp14:sizeRelV>
+              </wp:anchor>
+            </w:drawing>
+          </mc:Choice>
+          <mc:Fallback>
+            <w:pict>
+              <v:shape id="Надпись 98" o:spid="_x0000_s1067" type="#_x0000_t202" style="position:absolute;margin-left:23.45pt;margin-top:3.9pt;width:332.65pt;height:19.9pt;z-index:251779072;visibility:visible;mso-wrap-style:square;mso-width-percent:0;mso-height-percent:0;mso-wrap-distance-left:9pt;mso-wrap-distance-top:0;mso-wrap-distance-right:9pt;mso-wrap-distance-bottom:0;mso-position-horizontal:absolute;mso-position-horizontal-relative:margin;mso-position-vertical:absolute;mso-position-vertical-relative:text;mso-width-percent:0;mso-height-percent:0;mso-width-relative:margin;mso-height-relative:margin;v-text-anchor:top" o:gfxdata="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" fillcolor="#bdd6ee [1300]" stroked="f">
+                <v:textbox>
+                  <w:txbxContent>
+                    <w:p>
+                      <w:pPr>
+                        <w:jc w:val="center"/>
+                        <w:rPr>
+                          <w:szCs w:val="36"/>
+                        </w:rPr>
+                      </w:pPr>
+                      <w:r>
+                        <w:rPr>
+                          <w:b/>
+                          <w:i/>
+                          <w:color w:val="1F4E79" w:themeColor="accent1" w:themeShade="80"/>
+                          <w:szCs w:val="36"/>
+                        </w:rPr>
+                        <w:t>Решение</w:t>
+                      </w:r>
+                    </w:p>
+                  </w:txbxContent>
+                </v:textbox>
+                <w10:wrap anchorx="margin"/>
+              </v:shape>
+            </w:pict>
+          </mc:Fallback>
+        </mc:AlternateContent>
+      </w:r>
+      <w:r>
+        <w:rPr>
+          <w:noProof/>
+          <w:lang w:eastAsia="ru-RU"/>
+        </w:rPr>
+        <w:drawing>
+          <wp:inline distT="0" distB="0" distL="0" distR="0">
             <wp:extent cx="4780280" cy="1607820"/>
             <wp:effectExtent l="0" t="0" r="1270" b="0"/>
-            <wp:docPr id="91" name="Рисунок 91" descr="Большая клетка"/>
+            <wp:docPr id="97" name="Рисунок 97" descr="Большая клетка"/>
             <wp:cNvGraphicFramePr>
               <a:graphicFrameLocks xmlns:a="http://schemas.openxmlformats.org/drawingml/2006/main" noChangeAspect="1"/>
             </wp:cNvGraphicFramePr>
@@ -16390,13 +16915,1240 @@
     </w:p>
     <w:p>
       <w:pPr>
+        <w:pStyle w:val="1"/>
+        <w:rPr>
+          <w:rStyle w:val="canselect"/>
+          <w:rFonts w:asciiTheme="minorHAnsi" w:hAnsiTheme="minorHAnsi"/>
+        </w:rPr>
+      </w:pPr>
+      <w:r>
+        <w:t>Номер: </w:t>
+      </w:r>
+      <w:r>
+        <w:rPr>
+          <w:rStyle w:val="canselect"/>
+        </w:rPr>
+        <w:t>93C0C4</w:t>
+      </w:r>
+    </w:p>
+    <w:p>
+      <w:pPr>
+        <w:rPr>
+          <w:lang w:eastAsia="ru-RU"/>
+        </w:rPr>
+      </w:pPr>
+      <w:r>
+        <w:rPr>
+          <w:lang w:eastAsia="ru-RU"/>
+        </w:rPr>
+        <w:t>Напишите наибольшее натуральное число </w:t>
+      </w:r>
+      <w:r>
+        <w:rPr>
+          <w:b/>
+          <w:bCs/>
+          <w:i/>
+          <w:iCs/>
+          <w:lang w:eastAsia="ru-RU"/>
+        </w:rPr>
+        <w:t>x</w:t>
+      </w:r>
+      <w:r>
+        <w:rPr>
+          <w:lang w:eastAsia="ru-RU"/>
+        </w:rPr>
+        <w:t>, для которого истинно высказывание:</w:t>
+      </w:r>
+    </w:p>
+    <w:p>
+      <w:pPr>
         <w:jc w:val="center"/>
         <w:rPr>
           <w:lang w:eastAsia="ru-RU"/>
         </w:rPr>
+      </w:pPr>
+      <w:r>
+        <w:rPr>
+          <w:lang w:eastAsia="ru-RU"/>
+        </w:rPr>
+        <w:t>(</w:t>
+      </w:r>
+      <w:r>
+        <w:rPr>
+          <w:b/>
+          <w:bCs/>
+          <w:i/>
+          <w:iCs/>
+          <w:lang w:val="en-US" w:eastAsia="ru-RU"/>
+        </w:rPr>
+        <w:t>x</w:t>
+      </w:r>
+      <w:r>
+        <w:rPr>
+          <w:lang w:eastAsia="ru-RU"/>
+        </w:rPr>
+        <w:t> </w:t>
+      </w:r>
+      <w:proofErr w:type="gramStart"/>
+      <w:r>
+        <w:rPr>
+          <w:lang w:eastAsia="ru-RU"/>
+        </w:rPr>
+        <w:t>&lt; 5</w:t>
+      </w:r>
+      <w:proofErr w:type="gramEnd"/>
+      <w:r>
+        <w:rPr>
+          <w:lang w:eastAsia="ru-RU"/>
+        </w:rPr>
+        <w:t>) </w:t>
+      </w:r>
+      <w:r>
+        <w:rPr>
+          <w:b/>
+          <w:bCs/>
+          <w:lang w:eastAsia="ru-RU"/>
+        </w:rPr>
+        <w:t>ИЛИ НЕ</w:t>
+      </w:r>
+      <w:r>
+        <w:rPr>
+          <w:lang w:eastAsia="ru-RU"/>
+        </w:rPr>
+        <w:t> (</w:t>
+      </w:r>
+      <w:r>
+        <w:rPr>
+          <w:b/>
+          <w:bCs/>
+          <w:i/>
+          <w:iCs/>
+          <w:lang w:val="en-US" w:eastAsia="ru-RU"/>
+        </w:rPr>
+        <w:t>x</w:t>
+      </w:r>
+      <w:r>
+        <w:rPr>
+          <w:lang w:eastAsia="ru-RU"/>
+        </w:rPr>
+        <w:t> &gt; 3).</w:t>
+      </w:r>
+      <w:r>
+        <w:rPr>
+          <w:lang w:eastAsia="ru-RU"/>
+        </w:rPr>
+        <w:t xml:space="preserve"> </w:t>
+      </w:r>
+    </w:p>
+    <w:p>
+      <w:pPr>
+        <w:pStyle w:val="a4"/>
+      </w:pPr>
+      <w:r>
+        <w:rPr>
+          <w:noProof/>
+          <w:lang w:eastAsia="ru-RU"/>
+        </w:rPr>
+        <mc:AlternateContent>
+          <mc:Choice Requires="wps">
+            <w:drawing>
+              <wp:anchor distT="0" distB="0" distL="114300" distR="114300" simplePos="0" relativeHeight="251781120" behindDoc="0" locked="0" layoutInCell="1" allowOverlap="1">
+                <wp:simplePos x="0" y="0"/>
+                <wp:positionH relativeFrom="margin">
+                  <wp:posOffset>297815</wp:posOffset>
+                </wp:positionH>
+                <wp:positionV relativeFrom="paragraph">
+                  <wp:posOffset>49530</wp:posOffset>
+                </wp:positionV>
+                <wp:extent cx="4224655" cy="252730"/>
+                <wp:effectExtent l="0" t="0" r="4445" b="0"/>
+                <wp:wrapNone/>
+                <wp:docPr id="100" name="Надпись 100"/>
+                <wp:cNvGraphicFramePr/>
+                <a:graphic xmlns:a="http://schemas.openxmlformats.org/drawingml/2006/main">
+                  <a:graphicData uri="http://schemas.microsoft.com/office/word/2010/wordprocessingShape">
+                    <wps:wsp>
+                      <wps:cNvSpPr txBox="1"/>
+                      <wps:spPr>
+                        <a:xfrm>
+                          <a:off x="0" y="0"/>
+                          <a:ext cx="4224655" cy="252730"/>
+                        </a:xfrm>
+                        <a:prstGeom prst="rect">
+                          <a:avLst/>
+                        </a:prstGeom>
+                        <a:solidFill>
+                          <a:schemeClr val="accent1">
+                            <a:lumMod val="40000"/>
+                            <a:lumOff val="60000"/>
+                          </a:schemeClr>
+                        </a:solidFill>
+                      </wps:spPr>
+                      <wps:txbx>
+                        <w:txbxContent>
+                          <w:p>
+                            <w:pPr>
+                              <w:jc w:val="center"/>
+                              <w:rPr>
+                                <w:szCs w:val="36"/>
+                              </w:rPr>
+                            </w:pPr>
+                            <w:r>
+                              <w:rPr>
+                                <w:b/>
+                                <w:i/>
+                                <w:color w:val="1F4E79" w:themeColor="accent1" w:themeShade="80"/>
+                                <w:szCs w:val="36"/>
+                              </w:rPr>
+                              <w:t>Решение</w:t>
+                            </w:r>
+                          </w:p>
+                        </w:txbxContent>
+                      </wps:txbx>
+                      <wps:bodyPr wrap="square" rtlCol="0">
+                        <a:noAutofit/>
+                      </wps:bodyPr>
+                    </wps:wsp>
+                  </a:graphicData>
+                </a:graphic>
+                <wp14:sizeRelH relativeFrom="margin">
+                  <wp14:pctWidth>0</wp14:pctWidth>
+                </wp14:sizeRelH>
+                <wp14:sizeRelV relativeFrom="margin">
+                  <wp14:pctHeight>0</wp14:pctHeight>
+                </wp14:sizeRelV>
+              </wp:anchor>
+            </w:drawing>
+          </mc:Choice>
+          <mc:Fallback>
+            <w:pict>
+              <v:shape id="Надпись 100" o:spid="_x0000_s1068" type="#_x0000_t202" style="position:absolute;margin-left:23.45pt;margin-top:3.9pt;width:332.65pt;height:19.9pt;z-index:251781120;visibility:visible;mso-wrap-style:square;mso-width-percent:0;mso-height-percent:0;mso-wrap-distance-left:9pt;mso-wrap-distance-top:0;mso-wrap-distance-right:9pt;mso-wrap-distance-bottom:0;mso-position-horizontal:absolute;mso-position-horizontal-relative:margin;mso-position-vertical:absolute;mso-position-vertical-relative:text;mso-width-percent:0;mso-height-percent:0;mso-width-relative:margin;mso-height-relative:margin;v-text-anchor:top" o:gfxdata="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" fillcolor="#bdd6ee [1300]" stroked="f">
+                <v:textbox>
+                  <w:txbxContent>
+                    <w:p>
+                      <w:pPr>
+                        <w:jc w:val="center"/>
+                        <w:rPr>
+                          <w:szCs w:val="36"/>
+                        </w:rPr>
+                      </w:pPr>
+                      <w:r>
+                        <w:rPr>
+                          <w:b/>
+                          <w:i/>
+                          <w:color w:val="1F4E79" w:themeColor="accent1" w:themeShade="80"/>
+                          <w:szCs w:val="36"/>
+                        </w:rPr>
+                        <w:t>Решение</w:t>
+                      </w:r>
+                    </w:p>
+                  </w:txbxContent>
+                </v:textbox>
+                <w10:wrap anchorx="margin"/>
+              </v:shape>
+            </w:pict>
+          </mc:Fallback>
+        </mc:AlternateContent>
+      </w:r>
+      <w:r>
+        <w:rPr>
+          <w:noProof/>
+          <w:lang w:eastAsia="ru-RU"/>
+        </w:rPr>
+        <w:drawing>
+          <wp:inline distT="0" distB="0" distL="0" distR="0">
+            <wp:extent cx="4780280" cy="1607820"/>
+            <wp:effectExtent l="0" t="0" r="1270" b="0"/>
+            <wp:docPr id="99" name="Рисунок 99" descr="Большая клетка"/>
+            <wp:cNvGraphicFramePr>
+              <a:graphicFrameLocks xmlns:a="http://schemas.openxmlformats.org/drawingml/2006/main" noChangeAspect="1"/>
+            </wp:cNvGraphicFramePr>
+            <a:graphic xmlns:a="http://schemas.openxmlformats.org/drawingml/2006/main">
+              <a:graphicData uri="http://schemas.openxmlformats.org/drawingml/2006/picture">
+                <pic:pic xmlns:pic="http://schemas.openxmlformats.org/drawingml/2006/picture">
+                  <pic:nvPicPr>
+                    <pic:cNvPr id="0" name="Рисунок 67" descr="Большая клетка"/>
+                    <pic:cNvPicPr>
+                      <a:picLocks noChangeAspect="1" noChangeArrowheads="1"/>
+                    </pic:cNvPicPr>
+                  </pic:nvPicPr>
+                  <pic:blipFill>
+                    <a:blip r:embed="rId9">
+                      <a:extLst>
+                        <a:ext uri="{28A0092B-C50C-407E-A947-70E740481C1C}">
+                          <a14:useLocalDpi xmlns:a14="http://schemas.microsoft.com/office/drawing/2010/main" val="0"/>
+                        </a:ext>
+                      </a:extLst>
+                    </a:blip>
+                    <a:srcRect r="37325" b="69562"/>
+                    <a:stretch>
+                      <a:fillRect/>
+                    </a:stretch>
+                  </pic:blipFill>
+                  <pic:spPr bwMode="auto">
+                    <a:xfrm>
+                      <a:off x="0" y="0"/>
+                      <a:ext cx="4780280" cy="1607820"/>
+                    </a:xfrm>
+                    <a:prstGeom prst="rect">
+                      <a:avLst/>
+                    </a:prstGeom>
+                    <a:noFill/>
+                    <a:ln>
+                      <a:noFill/>
+                    </a:ln>
+                  </pic:spPr>
+                </pic:pic>
+              </a:graphicData>
+            </a:graphic>
+          </wp:inline>
+        </w:drawing>
+      </w:r>
+    </w:p>
+    <w:p>
+      <w:pPr>
+        <w:pStyle w:val="1"/>
+        <w:rPr>
+          <w:rStyle w:val="canselect"/>
+          <w:rFonts w:asciiTheme="minorHAnsi" w:hAnsiTheme="minorHAnsi"/>
+        </w:rPr>
+      </w:pPr>
+      <w:r>
+        <w:t>Номер: </w:t>
+      </w:r>
+      <w:r>
+        <w:rPr>
+          <w:rStyle w:val="canselect"/>
+        </w:rPr>
+        <w:t>3E8BCD</w:t>
+      </w:r>
+    </w:p>
+    <w:p>
+      <w:pPr>
+        <w:rPr>
+          <w:lang w:eastAsia="ru-RU"/>
+        </w:rPr>
+      </w:pPr>
+      <w:r>
+        <w:rPr>
+          <w:lang w:eastAsia="ru-RU"/>
+        </w:rPr>
+        <w:t>Напиши</w:t>
+      </w:r>
+      <w:r>
+        <w:rPr>
+          <w:lang w:eastAsia="ru-RU"/>
+        </w:rPr>
+        <w:t xml:space="preserve">те наибольшее натуральное число </w:t>
+      </w:r>
+      <w:r>
+        <w:rPr>
+          <w:b/>
+          <w:bCs/>
+          <w:i/>
+          <w:iCs/>
+          <w:lang w:val="en-US" w:eastAsia="ru-RU"/>
+        </w:rPr>
+        <w:t>x</w:t>
+      </w:r>
+      <w:r>
+        <w:rPr>
+          <w:lang w:eastAsia="ru-RU"/>
+        </w:rPr>
+        <w:t xml:space="preserve">, для которого </w:t>
+      </w:r>
+      <w:r>
+        <w:rPr>
+          <w:b/>
+          <w:bCs/>
+          <w:lang w:eastAsia="ru-RU"/>
+        </w:rPr>
+        <w:t>ложно</w:t>
+      </w:r>
+      <w:r>
+        <w:rPr>
+          <w:lang w:eastAsia="ru-RU"/>
+        </w:rPr>
+        <w:t xml:space="preserve"> </w:t>
+      </w:r>
+      <w:r>
+        <w:rPr>
+          <w:lang w:eastAsia="ru-RU"/>
+        </w:rPr>
+        <w:t>высказывание:</w:t>
+      </w:r>
+    </w:p>
+    <w:p>
+      <w:pPr>
+        <w:jc w:val="center"/>
+        <w:rPr>
+          <w:lang w:eastAsia="ru-RU"/>
+        </w:rPr>
+      </w:pPr>
+      <w:r>
+        <w:rPr>
+          <w:b/>
+          <w:bCs/>
+          <w:lang w:eastAsia="ru-RU"/>
+        </w:rPr>
+        <w:t>НЕ </w:t>
+      </w:r>
+      <w:r>
+        <w:rPr>
+          <w:lang w:eastAsia="ru-RU"/>
+        </w:rPr>
+        <w:t>(</w:t>
+      </w:r>
+      <w:r>
+        <w:rPr>
+          <w:b/>
+          <w:bCs/>
+          <w:i/>
+          <w:iCs/>
+          <w:lang w:val="en-US" w:eastAsia="ru-RU"/>
+        </w:rPr>
+        <w:t>x</w:t>
+      </w:r>
+      <w:r>
+        <w:rPr>
+          <w:lang w:eastAsia="ru-RU"/>
+        </w:rPr>
+        <w:t> </w:t>
+      </w:r>
+      <w:proofErr w:type="gramStart"/>
+      <w:r>
+        <w:rPr>
+          <w:lang w:eastAsia="ru-RU"/>
+        </w:rPr>
+        <w:t>&lt; 7</w:t>
+      </w:r>
+      <w:proofErr w:type="gramEnd"/>
+      <w:r>
+        <w:rPr>
+          <w:lang w:eastAsia="ru-RU"/>
+        </w:rPr>
+        <w:t>) </w:t>
+      </w:r>
+      <w:r>
+        <w:rPr>
+          <w:b/>
+          <w:bCs/>
+          <w:lang w:eastAsia="ru-RU"/>
+        </w:rPr>
+        <w:t>ИЛИ</w:t>
+      </w:r>
+      <w:r>
+        <w:rPr>
+          <w:lang w:eastAsia="ru-RU"/>
+        </w:rPr>
+        <w:t> (</w:t>
+      </w:r>
+      <w:r>
+        <w:rPr>
+          <w:b/>
+          <w:bCs/>
+          <w:i/>
+          <w:iCs/>
+          <w:lang w:val="en-US" w:eastAsia="ru-RU"/>
+        </w:rPr>
+        <w:t>x</w:t>
+      </w:r>
+      <w:r>
+        <w:rPr>
+          <w:lang w:eastAsia="ru-RU"/>
+        </w:rPr>
+        <w:t> &lt; 6).</w:t>
+      </w:r>
+    </w:p>
+    <w:p>
+      <w:pPr>
+        <w:pStyle w:val="a4"/>
+      </w:pPr>
+      <w:r>
+        <w:rPr>
+          <w:noProof/>
+          <w:lang w:eastAsia="ru-RU"/>
+        </w:rPr>
+        <mc:AlternateContent>
+          <mc:Choice Requires="wps">
+            <w:drawing>
+              <wp:anchor distT="0" distB="0" distL="114300" distR="114300" simplePos="0" relativeHeight="251783168" behindDoc="0" locked="0" layoutInCell="1" allowOverlap="1">
+                <wp:simplePos x="0" y="0"/>
+                <wp:positionH relativeFrom="margin">
+                  <wp:posOffset>297815</wp:posOffset>
+                </wp:positionH>
+                <wp:positionV relativeFrom="paragraph">
+                  <wp:posOffset>49530</wp:posOffset>
+                </wp:positionV>
+                <wp:extent cx="4224655" cy="252730"/>
+                <wp:effectExtent l="0" t="0" r="4445" b="0"/>
+                <wp:wrapNone/>
+                <wp:docPr id="104" name="Надпись 104"/>
+                <wp:cNvGraphicFramePr/>
+                <a:graphic xmlns:a="http://schemas.openxmlformats.org/drawingml/2006/main">
+                  <a:graphicData uri="http://schemas.microsoft.com/office/word/2010/wordprocessingShape">
+                    <wps:wsp>
+                      <wps:cNvSpPr txBox="1"/>
+                      <wps:spPr>
+                        <a:xfrm>
+                          <a:off x="0" y="0"/>
+                          <a:ext cx="4224655" cy="252730"/>
+                        </a:xfrm>
+                        <a:prstGeom prst="rect">
+                          <a:avLst/>
+                        </a:prstGeom>
+                        <a:solidFill>
+                          <a:schemeClr val="accent1">
+                            <a:lumMod val="40000"/>
+                            <a:lumOff val="60000"/>
+                          </a:schemeClr>
+                        </a:solidFill>
+                      </wps:spPr>
+                      <wps:txbx>
+                        <w:txbxContent>
+                          <w:p>
+                            <w:pPr>
+                              <w:jc w:val="center"/>
+                              <w:rPr>
+                                <w:szCs w:val="36"/>
+                              </w:rPr>
+                            </w:pPr>
+                            <w:r>
+                              <w:rPr>
+                                <w:b/>
+                                <w:i/>
+                                <w:color w:val="1F4E79" w:themeColor="accent1" w:themeShade="80"/>
+                                <w:szCs w:val="36"/>
+                              </w:rPr>
+                              <w:t>Решение</w:t>
+                            </w:r>
+                          </w:p>
+                        </w:txbxContent>
+                      </wps:txbx>
+                      <wps:bodyPr wrap="square" rtlCol="0">
+                        <a:noAutofit/>
+                      </wps:bodyPr>
+                    </wps:wsp>
+                  </a:graphicData>
+                </a:graphic>
+                <wp14:sizeRelH relativeFrom="margin">
+                  <wp14:pctWidth>0</wp14:pctWidth>
+                </wp14:sizeRelH>
+                <wp14:sizeRelV relativeFrom="margin">
+                  <wp14:pctHeight>0</wp14:pctHeight>
+                </wp14:sizeRelV>
+              </wp:anchor>
+            </w:drawing>
+          </mc:Choice>
+          <mc:Fallback>
+            <w:pict>
+              <v:shape id="Надпись 104" o:spid="_x0000_s1069" type="#_x0000_t202" style="position:absolute;margin-left:23.45pt;margin-top:3.9pt;width:332.65pt;height:19.9pt;z-index:251783168;visibility:visible;mso-wrap-style:square;mso-width-percent:0;mso-height-percent:0;mso-wrap-distance-left:9pt;mso-wrap-distance-top:0;mso-wrap-distance-right:9pt;mso-wrap-distance-bottom:0;mso-position-horizontal:absolute;mso-position-horizontal-relative:margin;mso-position-vertical:absolute;mso-position-vertical-relative:text;mso-width-percent:0;mso-height-percent:0;mso-width-relative:margin;mso-height-relative:margin;v-text-anchor:top" o:gfxdata="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" fillcolor="#bdd6ee [1300]" stroked="f">
+                <v:textbox>
+                  <w:txbxContent>
+                    <w:p>
+                      <w:pPr>
+                        <w:jc w:val="center"/>
+                        <w:rPr>
+                          <w:szCs w:val="36"/>
+                        </w:rPr>
+                      </w:pPr>
+                      <w:r>
+                        <w:rPr>
+                          <w:b/>
+                          <w:i/>
+                          <w:color w:val="1F4E79" w:themeColor="accent1" w:themeShade="80"/>
+                          <w:szCs w:val="36"/>
+                        </w:rPr>
+                        <w:t>Решение</w:t>
+                      </w:r>
+                    </w:p>
+                  </w:txbxContent>
+                </v:textbox>
+                <w10:wrap anchorx="margin"/>
+              </v:shape>
+            </w:pict>
+          </mc:Fallback>
+        </mc:AlternateContent>
+      </w:r>
+      <w:r>
+        <w:rPr>
+          <w:noProof/>
+          <w:lang w:eastAsia="ru-RU"/>
+        </w:rPr>
+        <w:drawing>
+          <wp:inline distT="0" distB="0" distL="0" distR="0">
+            <wp:extent cx="4780280" cy="1374775"/>
+            <wp:effectExtent l="0" t="0" r="1270" b="0"/>
+            <wp:docPr id="103" name="Рисунок 103" descr="Большая клетка"/>
+            <wp:cNvGraphicFramePr>
+              <a:graphicFrameLocks xmlns:a="http://schemas.openxmlformats.org/drawingml/2006/main" noChangeAspect="1"/>
+            </wp:cNvGraphicFramePr>
+            <a:graphic xmlns:a="http://schemas.openxmlformats.org/drawingml/2006/main">
+              <a:graphicData uri="http://schemas.openxmlformats.org/drawingml/2006/picture">
+                <pic:pic xmlns:pic="http://schemas.openxmlformats.org/drawingml/2006/picture">
+                  <pic:nvPicPr>
+                    <pic:cNvPr id="0" name="Рисунок 69" descr="Большая клетка"/>
+                    <pic:cNvPicPr>
+                      <a:picLocks noChangeAspect="1" noChangeArrowheads="1"/>
+                    </pic:cNvPicPr>
+                  </pic:nvPicPr>
+                  <pic:blipFill>
+                    <a:blip r:embed="rId9">
+                      <a:extLst>
+                        <a:ext uri="{28A0092B-C50C-407E-A947-70E740481C1C}">
+                          <a14:useLocalDpi xmlns:a14="http://schemas.microsoft.com/office/drawing/2010/main" val="0"/>
+                        </a:ext>
+                      </a:extLst>
+                    </a:blip>
+                    <a:srcRect r="37325" b="74120"/>
+                    <a:stretch>
+                      <a:fillRect/>
+                    </a:stretch>
+                  </pic:blipFill>
+                  <pic:spPr bwMode="auto">
+                    <a:xfrm>
+                      <a:off x="0" y="0"/>
+                      <a:ext cx="4780280" cy="1374775"/>
+                    </a:xfrm>
+                    <a:prstGeom prst="rect">
+                      <a:avLst/>
+                    </a:prstGeom>
+                    <a:noFill/>
+                    <a:ln>
+                      <a:noFill/>
+                    </a:ln>
+                  </pic:spPr>
+                </pic:pic>
+              </a:graphicData>
+            </a:graphic>
+          </wp:inline>
+        </w:drawing>
+      </w:r>
+    </w:p>
+    <w:p>
+      <w:pPr>
+        <w:pStyle w:val="1"/>
+        <w:rPr>
+          <w:rStyle w:val="canselect"/>
+          <w:rFonts w:asciiTheme="minorHAnsi" w:hAnsiTheme="minorHAnsi"/>
+        </w:rPr>
+      </w:pPr>
+      <w:r>
+        <w:lastRenderedPageBreak/>
+        <w:t>Номер: </w:t>
+      </w:r>
+      <w:r>
+        <w:rPr>
+          <w:rStyle w:val="canselect"/>
+        </w:rPr>
+        <w:t>83D5CA</w:t>
+      </w:r>
+    </w:p>
+    <w:p>
+      <w:pPr>
+        <w:rPr>
+          <w:lang w:eastAsia="ru-RU"/>
+        </w:rPr>
+      </w:pPr>
+      <w:r>
+        <w:rPr>
+          <w:lang w:eastAsia="ru-RU"/>
+        </w:rPr>
+        <w:t>Определите количеств</w:t>
+      </w:r>
+      <w:r>
+        <w:rPr>
+          <w:lang w:eastAsia="ru-RU"/>
+        </w:rPr>
+        <w:t>о натуральных трёхзначных чисел</w:t>
+      </w:r>
+      <w:r>
+        <w:rPr>
+          <w:lang w:eastAsia="ru-RU"/>
+        </w:rPr>
+        <w:t xml:space="preserve"> </w:t>
+      </w:r>
+      <w:r>
+        <w:rPr>
+          <w:b/>
+          <w:bCs/>
+          <w:i/>
+          <w:iCs/>
+          <w:lang w:eastAsia="ru-RU"/>
+        </w:rPr>
+        <w:t>x</w:t>
+      </w:r>
+      <w:r>
+        <w:rPr>
+          <w:lang w:eastAsia="ru-RU"/>
+        </w:rPr>
+        <w:t>, для которых истинно логическое выражение:</w:t>
+      </w:r>
+    </w:p>
+    <w:p>
+      <w:pPr>
+        <w:jc w:val="center"/>
+        <w:rPr>
+          <w:lang w:eastAsia="ru-RU"/>
+        </w:rPr>
+      </w:pPr>
+      <w:r>
+        <w:rPr>
+          <w:lang w:eastAsia="ru-RU"/>
+        </w:rPr>
+        <w:t>(</w:t>
+      </w:r>
+      <w:r>
+        <w:rPr>
+          <w:b/>
+          <w:bCs/>
+          <w:i/>
+          <w:iCs/>
+          <w:lang w:eastAsia="ru-RU"/>
+        </w:rPr>
+        <w:t>x</w:t>
+      </w:r>
+      <w:r>
+        <w:rPr>
+          <w:lang w:eastAsia="ru-RU"/>
+        </w:rPr>
+        <w:t> оканчивается на 7) </w:t>
+      </w:r>
+      <w:r>
+        <w:rPr>
+          <w:b/>
+          <w:bCs/>
+          <w:lang w:eastAsia="ru-RU"/>
+        </w:rPr>
+        <w:t>И НЕ </w:t>
+      </w:r>
+      <w:r>
+        <w:rPr>
+          <w:lang w:eastAsia="ru-RU"/>
+        </w:rPr>
+        <w:t>(</w:t>
+      </w:r>
+      <w:proofErr w:type="gramStart"/>
+      <w:r>
+        <w:rPr>
+          <w:b/>
+          <w:bCs/>
+          <w:i/>
+          <w:iCs/>
+          <w:lang w:eastAsia="ru-RU"/>
+        </w:rPr>
+        <w:t>x</w:t>
+      </w:r>
+      <w:r>
+        <w:rPr>
+          <w:lang w:eastAsia="ru-RU"/>
+        </w:rPr>
+        <w:t> &gt;</w:t>
+      </w:r>
+      <w:proofErr w:type="gramEnd"/>
+      <w:r>
+        <w:rPr>
+          <w:lang w:eastAsia="ru-RU"/>
+        </w:rPr>
+        <w:t xml:space="preserve"> 119). </w:t>
+      </w:r>
+    </w:p>
+    <w:p>
+      <w:pPr>
+        <w:pStyle w:val="a4"/>
+      </w:pPr>
+      <w:r>
+        <w:rPr>
+          <w:noProof/>
+          <w:lang w:eastAsia="ru-RU"/>
+        </w:rPr>
+        <mc:AlternateContent>
+          <mc:Choice Requires="wps">
+            <w:drawing>
+              <wp:anchor distT="0" distB="0" distL="114300" distR="114300" simplePos="0" relativeHeight="251785216" behindDoc="0" locked="0" layoutInCell="1" allowOverlap="1">
+                <wp:simplePos x="0" y="0"/>
+                <wp:positionH relativeFrom="margin">
+                  <wp:posOffset>297815</wp:posOffset>
+                </wp:positionH>
+                <wp:positionV relativeFrom="paragraph">
+                  <wp:posOffset>49530</wp:posOffset>
+                </wp:positionV>
+                <wp:extent cx="4224655" cy="252730"/>
+                <wp:effectExtent l="0" t="0" r="4445" b="0"/>
+                <wp:wrapNone/>
+                <wp:docPr id="106" name="Надпись 106"/>
+                <wp:cNvGraphicFramePr/>
+                <a:graphic xmlns:a="http://schemas.openxmlformats.org/drawingml/2006/main">
+                  <a:graphicData uri="http://schemas.microsoft.com/office/word/2010/wordprocessingShape">
+                    <wps:wsp>
+                      <wps:cNvSpPr txBox="1"/>
+                      <wps:spPr>
+                        <a:xfrm>
+                          <a:off x="0" y="0"/>
+                          <a:ext cx="4224655" cy="252730"/>
+                        </a:xfrm>
+                        <a:prstGeom prst="rect">
+                          <a:avLst/>
+                        </a:prstGeom>
+                        <a:solidFill>
+                          <a:schemeClr val="accent1">
+                            <a:lumMod val="40000"/>
+                            <a:lumOff val="60000"/>
+                          </a:schemeClr>
+                        </a:solidFill>
+                      </wps:spPr>
+                      <wps:txbx>
+                        <w:txbxContent>
+                          <w:p>
+                            <w:pPr>
+                              <w:jc w:val="center"/>
+                              <w:rPr>
+                                <w:szCs w:val="36"/>
+                              </w:rPr>
+                            </w:pPr>
+                            <w:r>
+                              <w:rPr>
+                                <w:b/>
+                                <w:i/>
+                                <w:color w:val="1F4E79" w:themeColor="accent1" w:themeShade="80"/>
+                                <w:szCs w:val="36"/>
+                              </w:rPr>
+                              <w:t>Решение</w:t>
+                            </w:r>
+                          </w:p>
+                        </w:txbxContent>
+                      </wps:txbx>
+                      <wps:bodyPr wrap="square" rtlCol="0">
+                        <a:noAutofit/>
+                      </wps:bodyPr>
+                    </wps:wsp>
+                  </a:graphicData>
+                </a:graphic>
+                <wp14:sizeRelH relativeFrom="margin">
+                  <wp14:pctWidth>0</wp14:pctWidth>
+                </wp14:sizeRelH>
+                <wp14:sizeRelV relativeFrom="margin">
+                  <wp14:pctHeight>0</wp14:pctHeight>
+                </wp14:sizeRelV>
+              </wp:anchor>
+            </w:drawing>
+          </mc:Choice>
+          <mc:Fallback>
+            <w:pict>
+              <v:shape id="Надпись 106" o:spid="_x0000_s1070" type="#_x0000_t202" style="position:absolute;margin-left:23.45pt;margin-top:3.9pt;width:332.65pt;height:19.9pt;z-index:251785216;visibility:visible;mso-wrap-style:square;mso-width-percent:0;mso-height-percent:0;mso-wrap-distance-left:9pt;mso-wrap-distance-top:0;mso-wrap-distance-right:9pt;mso-wrap-distance-bottom:0;mso-position-horizontal:absolute;mso-position-horizontal-relative:margin;mso-position-vertical:absolute;mso-position-vertical-relative:text;mso-width-percent:0;mso-height-percent:0;mso-width-relative:margin;mso-height-relative:margin;v-text-anchor:top" o:gfxdata="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" fillcolor="#bdd6ee [1300]" stroked="f">
+                <v:textbox>
+                  <w:txbxContent>
+                    <w:p>
+                      <w:pPr>
+                        <w:jc w:val="center"/>
+                        <w:rPr>
+                          <w:szCs w:val="36"/>
+                        </w:rPr>
+                      </w:pPr>
+                      <w:r>
+                        <w:rPr>
+                          <w:b/>
+                          <w:i/>
+                          <w:color w:val="1F4E79" w:themeColor="accent1" w:themeShade="80"/>
+                          <w:szCs w:val="36"/>
+                        </w:rPr>
+                        <w:t>Решение</w:t>
+                      </w:r>
+                    </w:p>
+                  </w:txbxContent>
+                </v:textbox>
+                <w10:wrap anchorx="margin"/>
+              </v:shape>
+            </w:pict>
+          </mc:Fallback>
+        </mc:AlternateContent>
+      </w:r>
+      <w:r>
+        <w:rPr>
+          <w:noProof/>
+          <w:lang w:eastAsia="ru-RU"/>
+        </w:rPr>
+        <w:drawing>
+          <wp:inline distT="0" distB="0" distL="0" distR="0">
+            <wp:extent cx="4780280" cy="1607820"/>
+            <wp:effectExtent l="0" t="0" r="1270" b="0"/>
+            <wp:docPr id="105" name="Рисунок 105" descr="Большая клетка"/>
+            <wp:cNvGraphicFramePr>
+              <a:graphicFrameLocks xmlns:a="http://schemas.openxmlformats.org/drawingml/2006/main" noChangeAspect="1"/>
+            </wp:cNvGraphicFramePr>
+            <a:graphic xmlns:a="http://schemas.openxmlformats.org/drawingml/2006/main">
+              <a:graphicData uri="http://schemas.openxmlformats.org/drawingml/2006/picture">
+                <pic:pic xmlns:pic="http://schemas.openxmlformats.org/drawingml/2006/picture">
+                  <pic:nvPicPr>
+                    <pic:cNvPr id="0" name="Рисунок 67" descr="Большая клетка"/>
+                    <pic:cNvPicPr>
+                      <a:picLocks noChangeAspect="1" noChangeArrowheads="1"/>
+                    </pic:cNvPicPr>
+                  </pic:nvPicPr>
+                  <pic:blipFill>
+                    <a:blip r:embed="rId9">
+                      <a:extLst>
+                        <a:ext uri="{28A0092B-C50C-407E-A947-70E740481C1C}">
+                          <a14:useLocalDpi xmlns:a14="http://schemas.microsoft.com/office/drawing/2010/main" val="0"/>
+                        </a:ext>
+                      </a:extLst>
+                    </a:blip>
+                    <a:srcRect r="37325" b="69562"/>
+                    <a:stretch>
+                      <a:fillRect/>
+                    </a:stretch>
+                  </pic:blipFill>
+                  <pic:spPr bwMode="auto">
+                    <a:xfrm>
+                      <a:off x="0" y="0"/>
+                      <a:ext cx="4780280" cy="1607820"/>
+                    </a:xfrm>
+                    <a:prstGeom prst="rect">
+                      <a:avLst/>
+                    </a:prstGeom>
+                    <a:noFill/>
+                    <a:ln>
+                      <a:noFill/>
+                    </a:ln>
+                  </pic:spPr>
+                </pic:pic>
+              </a:graphicData>
+            </a:graphic>
+          </wp:inline>
+        </w:drawing>
+      </w:r>
+    </w:p>
+    <w:p>
+      <w:pPr>
+        <w:pStyle w:val="1"/>
+        <w:rPr>
+          <w:rStyle w:val="canselect"/>
+          <w:rFonts w:asciiTheme="minorHAnsi" w:hAnsiTheme="minorHAnsi"/>
+        </w:rPr>
+      </w:pPr>
+      <w:r>
+        <w:t>Номер: </w:t>
+      </w:r>
+      <w:r>
+        <w:rPr>
+          <w:rStyle w:val="canselect"/>
+        </w:rPr>
+        <w:t>BED497</w:t>
+      </w:r>
+    </w:p>
+    <w:p>
+      <w:pPr>
+        <w:rPr>
+          <w:lang w:eastAsia="ru-RU"/>
+        </w:rPr>
+      </w:pPr>
+      <w:r>
+        <w:rPr>
+          <w:lang w:eastAsia="ru-RU"/>
+        </w:rPr>
+        <w:t>Напиши</w:t>
+      </w:r>
+      <w:r>
+        <w:rPr>
+          <w:lang w:eastAsia="ru-RU"/>
+        </w:rPr>
+        <w:t>те наименьшее натуральное число</w:t>
+      </w:r>
+      <w:r>
+        <w:rPr>
+          <w:lang w:eastAsia="ru-RU"/>
+        </w:rPr>
+        <w:t xml:space="preserve"> </w:t>
+      </w:r>
+      <w:r>
+        <w:rPr>
+          <w:b/>
+          <w:bCs/>
+          <w:i/>
+          <w:iCs/>
+          <w:lang w:eastAsia="ru-RU"/>
+        </w:rPr>
+        <w:t>x</w:t>
+      </w:r>
+      <w:r>
+        <w:rPr>
+          <w:lang w:eastAsia="ru-RU"/>
+        </w:rPr>
+        <w:t>, для которого истинно высказывание:</w:t>
+      </w:r>
+    </w:p>
+    <w:p>
+      <w:pPr>
+        <w:jc w:val="center"/>
+        <w:rPr>
+          <w:lang w:eastAsia="ru-RU"/>
+        </w:rPr>
+      </w:pPr>
+      <w:r>
+        <w:rPr>
+          <w:lang w:eastAsia="ru-RU"/>
+        </w:rPr>
+        <w:t>(</w:t>
+      </w:r>
+      <w:proofErr w:type="gramStart"/>
+      <w:r>
+        <w:rPr>
+          <w:b/>
+          <w:bCs/>
+          <w:i/>
+          <w:iCs/>
+          <w:lang w:val="en-US" w:eastAsia="ru-RU"/>
+        </w:rPr>
+        <w:t>x</w:t>
+      </w:r>
+      <w:r>
+        <w:rPr>
+          <w:lang w:eastAsia="ru-RU"/>
+        </w:rPr>
+        <w:t> &gt;</w:t>
+      </w:r>
+      <w:proofErr w:type="gramEnd"/>
+      <w:r>
+        <w:rPr>
+          <w:lang w:eastAsia="ru-RU"/>
+        </w:rPr>
+        <w:t xml:space="preserve"> 4) </w:t>
+      </w:r>
+      <w:r>
+        <w:rPr>
+          <w:b/>
+          <w:bCs/>
+          <w:lang w:eastAsia="ru-RU"/>
+        </w:rPr>
+        <w:t>И</w:t>
+      </w:r>
+      <w:r>
+        <w:rPr>
+          <w:lang w:eastAsia="ru-RU"/>
+        </w:rPr>
+        <w:t> (</w:t>
+      </w:r>
+      <w:r>
+        <w:rPr>
+          <w:b/>
+          <w:bCs/>
+          <w:i/>
+          <w:iCs/>
+          <w:lang w:val="en-US" w:eastAsia="ru-RU"/>
+        </w:rPr>
+        <w:t>x</w:t>
+      </w:r>
+      <w:r>
+        <w:rPr>
+          <w:lang w:eastAsia="ru-RU"/>
+        </w:rPr>
+        <w:t> &lt; 7) </w:t>
+      </w:r>
+      <w:r>
+        <w:rPr>
+          <w:b/>
+          <w:bCs/>
+          <w:lang w:eastAsia="ru-RU"/>
+        </w:rPr>
+        <w:t>И</w:t>
+      </w:r>
+      <w:r>
+        <w:rPr>
+          <w:lang w:eastAsia="ru-RU"/>
+        </w:rPr>
+        <w:t> (</w:t>
+      </w:r>
+      <w:r>
+        <w:rPr>
+          <w:b/>
+          <w:bCs/>
+          <w:i/>
+          <w:iCs/>
+          <w:lang w:val="en-US" w:eastAsia="ru-RU"/>
+        </w:rPr>
+        <w:t>x</w:t>
+      </w:r>
+      <w:r>
+        <w:rPr>
+          <w:lang w:eastAsia="ru-RU"/>
+        </w:rPr>
+        <w:t> &lt; 6).</w:t>
+      </w:r>
+    </w:p>
+    <w:p>
+      <w:pPr>
+        <w:pStyle w:val="a4"/>
       </w:pPr>
       <w:bookmarkStart w:id="30" w:name="_GoBack"/>
       <w:bookmarkEnd w:id="30"/>
+      <w:r>
+        <w:rPr>
+          <w:noProof/>
+          <w:lang w:eastAsia="ru-RU"/>
+        </w:rPr>
+        <mc:AlternateContent>
+          <mc:Choice Requires="wps">
+            <w:drawing>
+              <wp:anchor distT="0" distB="0" distL="114300" distR="114300" simplePos="0" relativeHeight="251787264" behindDoc="0" locked="0" layoutInCell="1" allowOverlap="1">
+                <wp:simplePos x="0" y="0"/>
+                <wp:positionH relativeFrom="margin">
+                  <wp:posOffset>297815</wp:posOffset>
+                </wp:positionH>
+                <wp:positionV relativeFrom="paragraph">
+                  <wp:posOffset>49530</wp:posOffset>
+                </wp:positionV>
+                <wp:extent cx="4224655" cy="252730"/>
+                <wp:effectExtent l="0" t="0" r="4445" b="0"/>
+                <wp:wrapNone/>
+                <wp:docPr id="110" name="Надпись 110"/>
+                <wp:cNvGraphicFramePr/>
+                <a:graphic xmlns:a="http://schemas.openxmlformats.org/drawingml/2006/main">
+                  <a:graphicData uri="http://schemas.microsoft.com/office/word/2010/wordprocessingShape">
+                    <wps:wsp>
+                      <wps:cNvSpPr txBox="1"/>
+                      <wps:spPr>
+                        <a:xfrm>
+                          <a:off x="0" y="0"/>
+                          <a:ext cx="4224655" cy="252730"/>
+                        </a:xfrm>
+                        <a:prstGeom prst="rect">
+                          <a:avLst/>
+                        </a:prstGeom>
+                        <a:solidFill>
+                          <a:schemeClr val="accent1">
+                            <a:lumMod val="40000"/>
+                            <a:lumOff val="60000"/>
+                          </a:schemeClr>
+                        </a:solidFill>
+                      </wps:spPr>
+                      <wps:txbx>
+                        <w:txbxContent>
+                          <w:p>
+                            <w:pPr>
+                              <w:jc w:val="center"/>
+                              <w:rPr>
+                                <w:szCs w:val="36"/>
+                              </w:rPr>
+                            </w:pPr>
+                            <w:r>
+                              <w:rPr>
+                                <w:b/>
+                                <w:i/>
+                                <w:color w:val="1F4E79" w:themeColor="accent1" w:themeShade="80"/>
+                                <w:szCs w:val="36"/>
+                              </w:rPr>
+                              <w:t>Решение</w:t>
+                            </w:r>
+                          </w:p>
+                        </w:txbxContent>
+                      </wps:txbx>
+                      <wps:bodyPr wrap="square" rtlCol="0">
+                        <a:noAutofit/>
+                      </wps:bodyPr>
+                    </wps:wsp>
+                  </a:graphicData>
+                </a:graphic>
+                <wp14:sizeRelH relativeFrom="margin">
+                  <wp14:pctWidth>0</wp14:pctWidth>
+                </wp14:sizeRelH>
+                <wp14:sizeRelV relativeFrom="margin">
+                  <wp14:pctHeight>0</wp14:pctHeight>
+                </wp14:sizeRelV>
+              </wp:anchor>
+            </w:drawing>
+          </mc:Choice>
+          <mc:Fallback>
+            <w:pict>
+              <v:shape id="Надпись 110" o:spid="_x0000_s1071" type="#_x0000_t202" style="position:absolute;margin-left:23.45pt;margin-top:3.9pt;width:332.65pt;height:19.9pt;z-index:251787264;visibility:visible;mso-wrap-style:square;mso-width-percent:0;mso-height-percent:0;mso-wrap-distance-left:9pt;mso-wrap-distance-top:0;mso-wrap-distance-right:9pt;mso-wrap-distance-bottom:0;mso-position-horizontal:absolute;mso-position-horizontal-relative:margin;mso-position-vertical:absolute;mso-position-vertical-relative:text;mso-width-percent:0;mso-height-percent:0;mso-width-relative:margin;mso-height-relative:margin;v-text-anchor:top" o:gfxdata="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" fillcolor="#bdd6ee [1300]" stroked="f">
+                <v:textbox>
+                  <w:txbxContent>
+                    <w:p>
+                      <w:pPr>
+                        <w:jc w:val="center"/>
+                        <w:rPr>
+                          <w:szCs w:val="36"/>
+                        </w:rPr>
+                      </w:pPr>
+                      <w:r>
+                        <w:rPr>
+                          <w:b/>
+                          <w:i/>
+                          <w:color w:val="1F4E79" w:themeColor="accent1" w:themeShade="80"/>
+                          <w:szCs w:val="36"/>
+                        </w:rPr>
+                        <w:t>Решение</w:t>
+                      </w:r>
+                    </w:p>
+                  </w:txbxContent>
+                </v:textbox>
+                <w10:wrap anchorx="margin"/>
+              </v:shape>
+            </w:pict>
+          </mc:Fallback>
+        </mc:AlternateContent>
+      </w:r>
+      <w:r>
+        <w:rPr>
+          <w:noProof/>
+          <w:lang w:eastAsia="ru-RU"/>
+        </w:rPr>
+        <w:drawing>
+          <wp:inline distT="0" distB="0" distL="0" distR="0">
+            <wp:extent cx="4780280" cy="1607820"/>
+            <wp:effectExtent l="0" t="0" r="1270" b="0"/>
+            <wp:docPr id="109" name="Рисунок 109" descr="Большая клетка"/>
+            <wp:cNvGraphicFramePr>
+              <a:graphicFrameLocks xmlns:a="http://schemas.openxmlformats.org/drawingml/2006/main" noChangeAspect="1"/>
+            </wp:cNvGraphicFramePr>
+            <a:graphic xmlns:a="http://schemas.openxmlformats.org/drawingml/2006/main">
+              <a:graphicData uri="http://schemas.openxmlformats.org/drawingml/2006/picture">
+                <pic:pic xmlns:pic="http://schemas.openxmlformats.org/drawingml/2006/picture">
+                  <pic:nvPicPr>
+                    <pic:cNvPr id="0" name="Рисунок 67" descr="Большая клетка"/>
+                    <pic:cNvPicPr>
+                      <a:picLocks noChangeAspect="1" noChangeArrowheads="1"/>
+                    </pic:cNvPicPr>
+                  </pic:nvPicPr>
+                  <pic:blipFill>
+                    <a:blip r:embed="rId9">
+                      <a:extLst>
+                        <a:ext uri="{28A0092B-C50C-407E-A947-70E740481C1C}">
+                          <a14:useLocalDpi xmlns:a14="http://schemas.microsoft.com/office/drawing/2010/main" val="0"/>
+                        </a:ext>
+                      </a:extLst>
+                    </a:blip>
+                    <a:srcRect r="37325" b="69562"/>
+                    <a:stretch>
+                      <a:fillRect/>
+                    </a:stretch>
+                  </pic:blipFill>
+                  <pic:spPr bwMode="auto">
+                    <a:xfrm>
+                      <a:off x="0" y="0"/>
+                      <a:ext cx="4780280" cy="1607820"/>
+                    </a:xfrm>
+                    <a:prstGeom prst="rect">
+                      <a:avLst/>
+                    </a:prstGeom>
+                    <a:noFill/>
+                    <a:ln>
+                      <a:noFill/>
+                    </a:ln>
+                  </pic:spPr>
+                </pic:pic>
+              </a:graphicData>
+            </a:graphic>
+          </wp:inline>
+        </w:drawing>
+      </w:r>
+    </w:p>
+    <w:p>
+      <w:pPr>
+        <w:jc w:val="center"/>
+        <w:rPr>
+          <w:lang w:eastAsia="ru-RU"/>
+        </w:rPr>
+      </w:pPr>
     </w:p>
     <w:sectPr>
       <w:type w:val="continuous"/>
@@ -16581,8 +18333,8 @@
   <w:abstractNum w:abstractNumId="0" w15:restartNumberingAfterBreak="0">
     <w:nsid w:val="01DD37F0"/>
     <w:multiLevelType w:val="hybridMultilevel"/>
-    <w:tmpl w:val="11C8827E"/>
-    <w:lvl w:ilvl="0" w:tplc="92A8D088">
+    <w:tmpl w:val="8F3C8F62"/>
+    <w:lvl w:ilvl="0" w:tplc="3C0C2328">
       <w:start w:val="1"/>
       <w:numFmt w:val="decimal"/>
       <w:pStyle w:val="1"/>
@@ -17535,7 +19287,7 @@
     <w:autoRedefine/>
     <w:uiPriority w:val="9"/>
     <w:qFormat/>
-    <w:rsid w:val="000A46AC"/>
+    <w:rsid w:val="004201BD"/>
     <w:pPr>
       <w:keepNext/>
       <w:keepLines/>
@@ -17635,7 +19387,7 @@
     <w:basedOn w:val="a0"/>
     <w:link w:val="1"/>
     <w:uiPriority w:val="9"/>
-    <w:rsid w:val="000A46AC"/>
+    <w:rsid w:val="004201BD"/>
     <w:rPr>
       <w:rFonts w:ascii="Open Sans" w:eastAsia="Times New Roman" w:hAnsi="Open Sans" w:cs="Times New Roman"/>
       <w:bCs/>
@@ -18088,7 +19840,7 @@
 </file>
 
 <file path=customXml/itemProps1.xml><?xml version="1.0" encoding="utf-8"?>
-<ds:datastoreItem xmlns:ds="http://schemas.openxmlformats.org/officeDocument/2006/customXml" ds:itemID="{6BEBB669-B217-416A-B4F2-788121F44640}">
+<ds:datastoreItem xmlns:ds="http://schemas.openxmlformats.org/officeDocument/2006/customXml" ds:itemID="{E5FA9FEA-05E4-4538-AF2A-3FF459893670}">
   <ds:schemaRefs>
     <ds:schemaRef ds:uri="http://schemas.openxmlformats.org/officeDocument/2006/bibliography"/>
   </ds:schemaRefs>

--- a/03/ВСЕ Задачи №3[кес 2.8].docx
+++ b/03/ВСЕ Задачи №3[кес 2.8].docx
@@ -1,6 +1,6 @@
 
 <file path=word/document.xml><?xml version="1.0" encoding="utf-8"?>
-<w:document xmlns:wpc="http://schemas.microsoft.com/office/word/2010/wordprocessingCanvas" xmlns:cx="http://schemas.microsoft.com/office/drawing/2014/chartex" xmlns:cx1="http://schemas.microsoft.com/office/drawing/2015/9/8/chartex" xmlns:mc="http://schemas.openxmlformats.org/markup-compatibility/2006" xmlns:o="urn:schemas-microsoft-com:office:office" xmlns:r="http://schemas.openxmlformats.org/officeDocument/2006/relationships" xmlns:m="http://schemas.openxmlformats.org/officeDocument/2006/math" xmlns:v="urn:schemas-microsoft-com:vml" xmlns:wp14="http://schemas.microsoft.com/office/word/2010/wordprocessingDrawing" xmlns:wp="http://schemas.openxmlformats.org/drawingml/2006/wordprocessingDrawing" xmlns:w10="urn:schemas-microsoft-com:office:word" xmlns:w="http://schemas.openxmlformats.org/wordprocessingml/2006/main" xmlns:w14="http://schemas.microsoft.com/office/word/2010/wordml" xmlns:w15="http://schemas.microsoft.com/office/word/2012/wordml" xmlns:w16se="http://schemas.microsoft.com/office/word/2015/wordml/symex" xmlns:wpg="http://schemas.microsoft.com/office/word/2010/wordprocessingGroup" xmlns:wpi="http://schemas.microsoft.com/office/word/2010/wordprocessingInk" xmlns:wne="http://schemas.microsoft.com/office/word/2006/wordml" xmlns:wps="http://schemas.microsoft.com/office/word/2010/wordprocessingShape" mc:Ignorable="w14 w15 w16se wp14">
+<w:document xmlns:wpc="http://schemas.microsoft.com/office/word/2010/wordprocessingCanvas" xmlns:cx="http://schemas.microsoft.com/office/drawing/2014/chartex" xmlns:mc="http://schemas.openxmlformats.org/markup-compatibility/2006" xmlns:o="urn:schemas-microsoft-com:office:office" xmlns:r="http://schemas.openxmlformats.org/officeDocument/2006/relationships" xmlns:m="http://schemas.openxmlformats.org/officeDocument/2006/math" xmlns:v="urn:schemas-microsoft-com:vml" xmlns:wp14="http://schemas.microsoft.com/office/word/2010/wordprocessingDrawing" xmlns:wp="http://schemas.openxmlformats.org/drawingml/2006/wordprocessingDrawing" xmlns:w10="urn:schemas-microsoft-com:office:word" xmlns:w="http://schemas.openxmlformats.org/wordprocessingml/2006/main" xmlns:w14="http://schemas.microsoft.com/office/word/2010/wordml" xmlns:w15="http://schemas.microsoft.com/office/word/2012/wordml" xmlns:w16se="http://schemas.microsoft.com/office/word/2015/wordml/symex" xmlns:wpg="http://schemas.microsoft.com/office/word/2010/wordprocessingGroup" xmlns:wpi="http://schemas.microsoft.com/office/word/2010/wordprocessingInk" xmlns:wne="http://schemas.microsoft.com/office/word/2006/wordml" xmlns:wps="http://schemas.microsoft.com/office/word/2010/wordprocessingShape" mc:Ignorable="w14 w15 w16se wp14">
   <w:body>
     <w:p>
       <w:pPr>
@@ -9,49 +9,31 @@
           <w:tab w:val="left" w:pos="880"/>
         </w:tabs>
         <w:rPr>
-          <w:shd w:val="clear" w:color="auto" w:fill="FFFFFF"/>
-        </w:rPr>
-        <w:sectPr>
-          <w:headerReference w:type="default" r:id="rId8"/>
-          <w:pgSz w:w="8419" w:h="11906" w:orient="landscape"/>
-          <w:pgMar w:top="284" w:right="567" w:bottom="284" w:left="567" w:header="283" w:footer="709" w:gutter="0"/>
-          <w:cols w:space="708"/>
-          <w:docGrid w:linePitch="360"/>
-        </w:sectPr>
-      </w:pPr>
-      <w:r>
-        <w:rPr>
-          <w:shd w:val="clear" w:color="auto" w:fill="FFFFFF"/>
-        </w:rPr>
-        <w:fldChar w:fldCharType="begin"/>
-      </w:r>
-      <w:r>
-        <w:rPr>
-          <w:shd w:val="clear" w:color="auto" w:fill="FFFFFF"/>
-        </w:rPr>
-        <w:instrText xml:space="preserve"> TOC \o "1-1" \h \z \u </w:instrText>
-      </w:r>
-      <w:r>
-        <w:rPr>
-          <w:shd w:val="clear" w:color="auto" w:fill="FFFFFF"/>
-        </w:rPr>
-        <w:fldChar w:fldCharType="separate"/>
-      </w:r>
-    </w:p>
-    <w:p>
-      <w:pPr>
-        <w:pStyle w:val="11"/>
-        <w:tabs>
-          <w:tab w:val="left" w:pos="880"/>
-        </w:tabs>
-        <w:rPr>
           <w:rFonts w:asciiTheme="minorHAnsi" w:eastAsiaTheme="minorEastAsia" w:hAnsiTheme="minorHAnsi"/>
           <w:noProof/>
           <w:sz w:val="22"/>
           <w:lang w:eastAsia="ru-RU"/>
         </w:rPr>
       </w:pPr>
-      <w:hyperlink w:anchor="_Toc213974070" w:history="1">
+      <w:r>
+        <w:rPr>
+          <w:shd w:val="clear" w:color="auto" w:fill="FFFFFF"/>
+        </w:rPr>
+        <w:fldChar w:fldCharType="begin"/>
+      </w:r>
+      <w:r>
+        <w:rPr>
+          <w:shd w:val="clear" w:color="auto" w:fill="FFFFFF"/>
+        </w:rPr>
+        <w:instrText xml:space="preserve"> TOC \o "1-1" \h \z \u </w:instrText>
+      </w:r>
+      <w:r>
+        <w:rPr>
+          <w:shd w:val="clear" w:color="auto" w:fill="FFFFFF"/>
+        </w:rPr>
+        <w:fldChar w:fldCharType="separate"/>
+      </w:r>
+      <w:hyperlink w:anchor="_Toc214023273" w:history="1">
         <w:r>
           <w:rPr>
             <w:rStyle w:val="a3"/>
@@ -100,7 +82,7 @@
             <w:noProof/>
             <w:webHidden/>
           </w:rPr>
-          <w:instrText xml:space="preserve"> PAGEREF _Toc213974070 \h </w:instrText>
+          <w:instrText xml:space="preserve"> PAGEREF _Toc214023273 \h </w:instrText>
         </w:r>
         <w:r>
           <w:rPr>
@@ -120,7 +102,7 @@
             <w:noProof/>
             <w:webHidden/>
           </w:rPr>
-          <w:t>4</w:t>
+          <w:t>5</w:t>
         </w:r>
         <w:r>
           <w:rPr>
@@ -144,7 +126,7 @@
           <w:lang w:eastAsia="ru-RU"/>
         </w:rPr>
       </w:pPr>
-      <w:hyperlink w:anchor="_Toc213974071" w:history="1">
+      <w:hyperlink w:anchor="_Toc214023274" w:history="1">
         <w:r>
           <w:rPr>
             <w:rStyle w:val="a3"/>
@@ -193,7 +175,7 @@
             <w:noProof/>
             <w:webHidden/>
           </w:rPr>
-          <w:instrText xml:space="preserve"> PAGEREF _Toc213974071 \h </w:instrText>
+          <w:instrText xml:space="preserve"> PAGEREF _Toc214023274 \h </w:instrText>
         </w:r>
         <w:r>
           <w:rPr>
@@ -213,7 +195,7 @@
             <w:noProof/>
             <w:webHidden/>
           </w:rPr>
-          <w:t>4</w:t>
+          <w:t>5</w:t>
         </w:r>
         <w:r>
           <w:rPr>
@@ -237,7 +219,7 @@
           <w:lang w:eastAsia="ru-RU"/>
         </w:rPr>
       </w:pPr>
-      <w:hyperlink w:anchor="_Toc213974072" w:history="1">
+      <w:hyperlink w:anchor="_Toc214023275" w:history="1">
         <w:r>
           <w:rPr>
             <w:rStyle w:val="a3"/>
@@ -286,7 +268,7 @@
             <w:noProof/>
             <w:webHidden/>
           </w:rPr>
-          <w:instrText xml:space="preserve"> PAGEREF _Toc213974072 \h </w:instrText>
+          <w:instrText xml:space="preserve"> PAGEREF _Toc214023275 \h </w:instrText>
         </w:r>
         <w:r>
           <w:rPr>
@@ -306,7 +288,7 @@
             <w:noProof/>
             <w:webHidden/>
           </w:rPr>
-          <w:t>4</w:t>
+          <w:t>5</w:t>
         </w:r>
         <w:r>
           <w:rPr>
@@ -330,7 +312,7 @@
           <w:lang w:eastAsia="ru-RU"/>
         </w:rPr>
       </w:pPr>
-      <w:hyperlink w:anchor="_Toc213974073" w:history="1">
+      <w:hyperlink w:anchor="_Toc214023276" w:history="1">
         <w:r>
           <w:rPr>
             <w:rStyle w:val="a3"/>
@@ -379,7 +361,7 @@
             <w:noProof/>
             <w:webHidden/>
           </w:rPr>
-          <w:instrText xml:space="preserve"> PAGEREF _Toc213974073 \h </w:instrText>
+          <w:instrText xml:space="preserve"> PAGEREF _Toc214023276 \h </w:instrText>
         </w:r>
         <w:r>
           <w:rPr>
@@ -399,7 +381,7 @@
             <w:noProof/>
             <w:webHidden/>
           </w:rPr>
-          <w:t>5</w:t>
+          <w:t>6</w:t>
         </w:r>
         <w:r>
           <w:rPr>
@@ -423,7 +405,7 @@
           <w:lang w:eastAsia="ru-RU"/>
         </w:rPr>
       </w:pPr>
-      <w:hyperlink w:anchor="_Toc213974074" w:history="1">
+      <w:hyperlink w:anchor="_Toc214023277" w:history="1">
         <w:r>
           <w:rPr>
             <w:rStyle w:val="a3"/>
@@ -472,7 +454,7 @@
             <w:noProof/>
             <w:webHidden/>
           </w:rPr>
-          <w:instrText xml:space="preserve"> PAGEREF _Toc213974074 \h </w:instrText>
+          <w:instrText xml:space="preserve"> PAGEREF _Toc214023277 \h </w:instrText>
         </w:r>
         <w:r>
           <w:rPr>
@@ -492,7 +474,7 @@
             <w:noProof/>
             <w:webHidden/>
           </w:rPr>
-          <w:t>5</w:t>
+          <w:t>6</w:t>
         </w:r>
         <w:r>
           <w:rPr>
@@ -516,7 +498,7 @@
           <w:lang w:eastAsia="ru-RU"/>
         </w:rPr>
       </w:pPr>
-      <w:hyperlink w:anchor="_Toc213974075" w:history="1">
+      <w:hyperlink w:anchor="_Toc214023278" w:history="1">
         <w:r>
           <w:rPr>
             <w:rStyle w:val="a3"/>
@@ -565,7 +547,7 @@
             <w:noProof/>
             <w:webHidden/>
           </w:rPr>
-          <w:instrText xml:space="preserve"> PAGEREF _Toc213974075 \h </w:instrText>
+          <w:instrText xml:space="preserve"> PAGEREF _Toc214023278 \h </w:instrText>
         </w:r>
         <w:r>
           <w:rPr>
@@ -585,7 +567,7 @@
             <w:noProof/>
             <w:webHidden/>
           </w:rPr>
-          <w:t>5</w:t>
+          <w:t>6</w:t>
         </w:r>
         <w:r>
           <w:rPr>
@@ -609,7 +591,7 @@
           <w:lang w:eastAsia="ru-RU"/>
         </w:rPr>
       </w:pPr>
-      <w:hyperlink w:anchor="_Toc213974076" w:history="1">
+      <w:hyperlink w:anchor="_Toc214023279" w:history="1">
         <w:r>
           <w:rPr>
             <w:rStyle w:val="a3"/>
@@ -658,7 +640,7 @@
             <w:noProof/>
             <w:webHidden/>
           </w:rPr>
-          <w:instrText xml:space="preserve"> PAGEREF _Toc213974076 \h </w:instrText>
+          <w:instrText xml:space="preserve"> PAGEREF _Toc214023279 \h </w:instrText>
         </w:r>
         <w:r>
           <w:rPr>
@@ -678,7 +660,7 @@
             <w:noProof/>
             <w:webHidden/>
           </w:rPr>
-          <w:t>6</w:t>
+          <w:t>7</w:t>
         </w:r>
         <w:r>
           <w:rPr>
@@ -702,7 +684,7 @@
           <w:lang w:eastAsia="ru-RU"/>
         </w:rPr>
       </w:pPr>
-      <w:hyperlink w:anchor="_Toc213974077" w:history="1">
+      <w:hyperlink w:anchor="_Toc214023280" w:history="1">
         <w:r>
           <w:rPr>
             <w:rStyle w:val="a3"/>
@@ -751,7 +733,7 @@
             <w:noProof/>
             <w:webHidden/>
           </w:rPr>
-          <w:instrText xml:space="preserve"> PAGEREF _Toc213974077 \h </w:instrText>
+          <w:instrText xml:space="preserve"> PAGEREF _Toc214023280 \h </w:instrText>
         </w:r>
         <w:r>
           <w:rPr>
@@ -771,7 +753,7 @@
             <w:noProof/>
             <w:webHidden/>
           </w:rPr>
-          <w:t>6</w:t>
+          <w:t>7</w:t>
         </w:r>
         <w:r>
           <w:rPr>
@@ -795,7 +777,7 @@
           <w:lang w:eastAsia="ru-RU"/>
         </w:rPr>
       </w:pPr>
-      <w:hyperlink w:anchor="_Toc213974078" w:history="1">
+      <w:hyperlink w:anchor="_Toc214023281" w:history="1">
         <w:r>
           <w:rPr>
             <w:rStyle w:val="a3"/>
@@ -844,7 +826,7 @@
             <w:noProof/>
             <w:webHidden/>
           </w:rPr>
-          <w:instrText xml:space="preserve"> PAGEREF _Toc213974078 \h </w:instrText>
+          <w:instrText xml:space="preserve"> PAGEREF _Toc214023281 \h </w:instrText>
         </w:r>
         <w:r>
           <w:rPr>
@@ -864,7 +846,7 @@
             <w:noProof/>
             <w:webHidden/>
           </w:rPr>
-          <w:t>7</w:t>
+          <w:t>8</w:t>
         </w:r>
         <w:r>
           <w:rPr>
@@ -888,7 +870,7 @@
           <w:lang w:eastAsia="ru-RU"/>
         </w:rPr>
       </w:pPr>
-      <w:hyperlink w:anchor="_Toc213974079" w:history="1">
+      <w:hyperlink w:anchor="_Toc214023282" w:history="1">
         <w:r>
           <w:rPr>
             <w:rStyle w:val="a3"/>
@@ -937,7 +919,7 @@
             <w:noProof/>
             <w:webHidden/>
           </w:rPr>
-          <w:instrText xml:space="preserve"> PAGEREF _Toc213974079 \h </w:instrText>
+          <w:instrText xml:space="preserve"> PAGEREF _Toc214023282 \h </w:instrText>
         </w:r>
         <w:r>
           <w:rPr>
@@ -957,7 +939,7 @@
             <w:noProof/>
             <w:webHidden/>
           </w:rPr>
-          <w:t>7</w:t>
+          <w:t>8</w:t>
         </w:r>
         <w:r>
           <w:rPr>
@@ -981,7 +963,7 @@
           <w:lang w:eastAsia="ru-RU"/>
         </w:rPr>
       </w:pPr>
-      <w:hyperlink w:anchor="_Toc213974080" w:history="1">
+      <w:hyperlink w:anchor="_Toc214023283" w:history="1">
         <w:r>
           <w:rPr>
             <w:rStyle w:val="a3"/>
@@ -1030,7 +1012,7 @@
             <w:noProof/>
             <w:webHidden/>
           </w:rPr>
-          <w:instrText xml:space="preserve"> PAGEREF _Toc213974080 \h </w:instrText>
+          <w:instrText xml:space="preserve"> PAGEREF _Toc214023283 \h </w:instrText>
         </w:r>
         <w:r>
           <w:rPr>
@@ -1050,7 +1032,7 @@
             <w:noProof/>
             <w:webHidden/>
           </w:rPr>
-          <w:t>7</w:t>
+          <w:t>8</w:t>
         </w:r>
         <w:r>
           <w:rPr>
@@ -1074,7 +1056,7 @@
           <w:lang w:eastAsia="ru-RU"/>
         </w:rPr>
       </w:pPr>
-      <w:hyperlink w:anchor="_Toc213974081" w:history="1">
+      <w:hyperlink w:anchor="_Toc214023284" w:history="1">
         <w:r>
           <w:rPr>
             <w:rStyle w:val="a3"/>
@@ -1123,7 +1105,7 @@
             <w:noProof/>
             <w:webHidden/>
           </w:rPr>
-          <w:instrText xml:space="preserve"> PAGEREF _Toc213974081 \h </w:instrText>
+          <w:instrText xml:space="preserve"> PAGEREF _Toc214023284 \h </w:instrText>
         </w:r>
         <w:r>
           <w:rPr>
@@ -1143,7 +1125,7 @@
             <w:noProof/>
             <w:webHidden/>
           </w:rPr>
-          <w:t>8</w:t>
+          <w:t>9</w:t>
         </w:r>
         <w:r>
           <w:rPr>
@@ -1167,7 +1149,7 @@
           <w:lang w:eastAsia="ru-RU"/>
         </w:rPr>
       </w:pPr>
-      <w:hyperlink w:anchor="_Toc213974082" w:history="1">
+      <w:hyperlink w:anchor="_Toc214023285" w:history="1">
         <w:r>
           <w:rPr>
             <w:rStyle w:val="a3"/>
@@ -1216,7 +1198,7 @@
             <w:noProof/>
             <w:webHidden/>
           </w:rPr>
-          <w:instrText xml:space="preserve"> PAGEREF _Toc213974082 \h </w:instrText>
+          <w:instrText xml:space="preserve"> PAGEREF _Toc214023285 \h </w:instrText>
         </w:r>
         <w:r>
           <w:rPr>
@@ -1236,7 +1218,7 @@
             <w:noProof/>
             <w:webHidden/>
           </w:rPr>
-          <w:t>8</w:t>
+          <w:t>9</w:t>
         </w:r>
         <w:r>
           <w:rPr>
@@ -1260,7 +1242,7 @@
           <w:lang w:eastAsia="ru-RU"/>
         </w:rPr>
       </w:pPr>
-      <w:hyperlink w:anchor="_Toc213974083" w:history="1">
+      <w:hyperlink w:anchor="_Toc214023286" w:history="1">
         <w:r>
           <w:rPr>
             <w:rStyle w:val="a3"/>
@@ -1309,7 +1291,7 @@
             <w:noProof/>
             <w:webHidden/>
           </w:rPr>
-          <w:instrText xml:space="preserve"> PAGEREF _Toc213974083 \h </w:instrText>
+          <w:instrText xml:space="preserve"> PAGEREF _Toc214023286 \h </w:instrText>
         </w:r>
         <w:r>
           <w:rPr>
@@ -1329,7 +1311,7 @@
             <w:noProof/>
             <w:webHidden/>
           </w:rPr>
-          <w:t>8</w:t>
+          <w:t>9</w:t>
         </w:r>
         <w:r>
           <w:rPr>
@@ -1353,7 +1335,7 @@
           <w:lang w:eastAsia="ru-RU"/>
         </w:rPr>
       </w:pPr>
-      <w:hyperlink w:anchor="_Toc213974084" w:history="1">
+      <w:hyperlink w:anchor="_Toc214023287" w:history="1">
         <w:r>
           <w:rPr>
             <w:rStyle w:val="a3"/>
@@ -1402,7 +1384,7 @@
             <w:noProof/>
             <w:webHidden/>
           </w:rPr>
-          <w:instrText xml:space="preserve"> PAGEREF _Toc213974084 \h </w:instrText>
+          <w:instrText xml:space="preserve"> PAGEREF _Toc214023287 \h </w:instrText>
         </w:r>
         <w:r>
           <w:rPr>
@@ -1422,7 +1404,7 @@
             <w:noProof/>
             <w:webHidden/>
           </w:rPr>
-          <w:t>9</w:t>
+          <w:t>10</w:t>
         </w:r>
         <w:r>
           <w:rPr>
@@ -1446,7 +1428,7 @@
           <w:lang w:eastAsia="ru-RU"/>
         </w:rPr>
       </w:pPr>
-      <w:hyperlink w:anchor="_Toc213974085" w:history="1">
+      <w:hyperlink w:anchor="_Toc214023288" w:history="1">
         <w:r>
           <w:rPr>
             <w:rStyle w:val="a3"/>
@@ -1495,7 +1477,7 @@
             <w:noProof/>
             <w:webHidden/>
           </w:rPr>
-          <w:instrText xml:space="preserve"> PAGEREF _Toc213974085 \h </w:instrText>
+          <w:instrText xml:space="preserve"> PAGEREF _Toc214023288 \h </w:instrText>
         </w:r>
         <w:r>
           <w:rPr>
@@ -1515,7 +1497,7 @@
             <w:noProof/>
             <w:webHidden/>
           </w:rPr>
-          <w:t>9</w:t>
+          <w:t>10</w:t>
         </w:r>
         <w:r>
           <w:rPr>
@@ -1539,7 +1521,7 @@
           <w:lang w:eastAsia="ru-RU"/>
         </w:rPr>
       </w:pPr>
-      <w:hyperlink w:anchor="_Toc213974086" w:history="1">
+      <w:hyperlink w:anchor="_Toc214023289" w:history="1">
         <w:r>
           <w:rPr>
             <w:rStyle w:val="a3"/>
@@ -1588,7 +1570,7 @@
             <w:noProof/>
             <w:webHidden/>
           </w:rPr>
-          <w:instrText xml:space="preserve"> PAGEREF _Toc213974086 \h </w:instrText>
+          <w:instrText xml:space="preserve"> PAGEREF _Toc214023289 \h </w:instrText>
         </w:r>
         <w:r>
           <w:rPr>
@@ -1608,7 +1590,7 @@
             <w:noProof/>
             <w:webHidden/>
           </w:rPr>
-          <w:t>9</w:t>
+          <w:t>10</w:t>
         </w:r>
         <w:r>
           <w:rPr>
@@ -1632,7 +1614,7 @@
           <w:lang w:eastAsia="ru-RU"/>
         </w:rPr>
       </w:pPr>
-      <w:hyperlink w:anchor="_Toc213974087" w:history="1">
+      <w:hyperlink w:anchor="_Toc214023290" w:history="1">
         <w:r>
           <w:rPr>
             <w:rStyle w:val="a3"/>
@@ -1681,7 +1663,7 @@
             <w:noProof/>
             <w:webHidden/>
           </w:rPr>
-          <w:instrText xml:space="preserve"> PAGEREF _Toc213974087 \h </w:instrText>
+          <w:instrText xml:space="preserve"> PAGEREF _Toc214023290 \h </w:instrText>
         </w:r>
         <w:r>
           <w:rPr>
@@ -1701,7 +1683,7 @@
             <w:noProof/>
             <w:webHidden/>
           </w:rPr>
-          <w:t>10</w:t>
+          <w:t>11</w:t>
         </w:r>
         <w:r>
           <w:rPr>
@@ -1725,7 +1707,7 @@
           <w:lang w:eastAsia="ru-RU"/>
         </w:rPr>
       </w:pPr>
-      <w:hyperlink w:anchor="_Toc213974088" w:history="1">
+      <w:hyperlink w:anchor="_Toc214023291" w:history="1">
         <w:r>
           <w:rPr>
             <w:rStyle w:val="a3"/>
@@ -1774,7 +1756,7 @@
             <w:noProof/>
             <w:webHidden/>
           </w:rPr>
-          <w:instrText xml:space="preserve"> PAGEREF _Toc213974088 \h </w:instrText>
+          <w:instrText xml:space="preserve"> PAGEREF _Toc214023291 \h </w:instrText>
         </w:r>
         <w:r>
           <w:rPr>
@@ -1794,7 +1776,7 @@
             <w:noProof/>
             <w:webHidden/>
           </w:rPr>
-          <w:t>10</w:t>
+          <w:t>11</w:t>
         </w:r>
         <w:r>
           <w:rPr>
@@ -1818,7 +1800,7 @@
           <w:lang w:eastAsia="ru-RU"/>
         </w:rPr>
       </w:pPr>
-      <w:hyperlink w:anchor="_Toc213974089" w:history="1">
+      <w:hyperlink w:anchor="_Toc214023292" w:history="1">
         <w:r>
           <w:rPr>
             <w:rStyle w:val="a3"/>
@@ -1867,7 +1849,7 @@
             <w:noProof/>
             <w:webHidden/>
           </w:rPr>
-          <w:instrText xml:space="preserve"> PAGEREF _Toc213974089 \h </w:instrText>
+          <w:instrText xml:space="preserve"> PAGEREF _Toc214023292 \h </w:instrText>
         </w:r>
         <w:r>
           <w:rPr>
@@ -1887,7 +1869,7 @@
             <w:noProof/>
             <w:webHidden/>
           </w:rPr>
-          <w:t>10</w:t>
+          <w:t>11</w:t>
         </w:r>
         <w:r>
           <w:rPr>
@@ -1911,7 +1893,7 @@
           <w:lang w:eastAsia="ru-RU"/>
         </w:rPr>
       </w:pPr>
-      <w:hyperlink w:anchor="_Toc213974090" w:history="1">
+      <w:hyperlink w:anchor="_Toc214023293" w:history="1">
         <w:r>
           <w:rPr>
             <w:rStyle w:val="a3"/>
@@ -1960,7 +1942,7 @@
             <w:noProof/>
             <w:webHidden/>
           </w:rPr>
-          <w:instrText xml:space="preserve"> PAGEREF _Toc213974090 \h </w:instrText>
+          <w:instrText xml:space="preserve"> PAGEREF _Toc214023293 \h </w:instrText>
         </w:r>
         <w:r>
           <w:rPr>
@@ -1980,7 +1962,7 @@
             <w:noProof/>
             <w:webHidden/>
           </w:rPr>
-          <w:t>11</w:t>
+          <w:t>12</w:t>
         </w:r>
         <w:r>
           <w:rPr>
@@ -2004,7 +1986,7 @@
           <w:lang w:eastAsia="ru-RU"/>
         </w:rPr>
       </w:pPr>
-      <w:hyperlink w:anchor="_Toc213974091" w:history="1">
+      <w:hyperlink w:anchor="_Toc214023294" w:history="1">
         <w:r>
           <w:rPr>
             <w:rStyle w:val="a3"/>
@@ -2053,7 +2035,7 @@
             <w:noProof/>
             <w:webHidden/>
           </w:rPr>
-          <w:instrText xml:space="preserve"> PAGEREF _Toc213974091 \h </w:instrText>
+          <w:instrText xml:space="preserve"> PAGEREF _Toc214023294 \h </w:instrText>
         </w:r>
         <w:r>
           <w:rPr>
@@ -2073,7 +2055,7 @@
             <w:noProof/>
             <w:webHidden/>
           </w:rPr>
-          <w:t>11</w:t>
+          <w:t>12</w:t>
         </w:r>
         <w:r>
           <w:rPr>
@@ -2097,7 +2079,7 @@
           <w:lang w:eastAsia="ru-RU"/>
         </w:rPr>
       </w:pPr>
-      <w:hyperlink w:anchor="_Toc213974092" w:history="1">
+      <w:hyperlink w:anchor="_Toc214023295" w:history="1">
         <w:r>
           <w:rPr>
             <w:rStyle w:val="a3"/>
@@ -2154,7 +2136,7 @@
             <w:noProof/>
             <w:webHidden/>
           </w:rPr>
-          <w:instrText xml:space="preserve"> PAGEREF _Toc213974092 \h </w:instrText>
+          <w:instrText xml:space="preserve"> PAGEREF _Toc214023295 \h </w:instrText>
         </w:r>
         <w:r>
           <w:rPr>
@@ -2174,7 +2156,7 @@
             <w:noProof/>
             <w:webHidden/>
           </w:rPr>
-          <w:t>11</w:t>
+          <w:t>12</w:t>
         </w:r>
         <w:r>
           <w:rPr>
@@ -2198,7 +2180,7 @@
           <w:lang w:eastAsia="ru-RU"/>
         </w:rPr>
       </w:pPr>
-      <w:hyperlink w:anchor="_Toc213974093" w:history="1">
+      <w:hyperlink w:anchor="_Toc214023296" w:history="1">
         <w:r>
           <w:rPr>
             <w:rStyle w:val="a3"/>
@@ -2247,7 +2229,7 @@
             <w:noProof/>
             <w:webHidden/>
           </w:rPr>
-          <w:instrText xml:space="preserve"> PAGEREF _Toc213974093 \h </w:instrText>
+          <w:instrText xml:space="preserve"> PAGEREF _Toc214023296 \h </w:instrText>
         </w:r>
         <w:r>
           <w:rPr>
@@ -2267,7 +2249,7 @@
             <w:noProof/>
             <w:webHidden/>
           </w:rPr>
-          <w:t>12</w:t>
+          <w:t>13</w:t>
         </w:r>
         <w:r>
           <w:rPr>
@@ -2291,7 +2273,7 @@
           <w:lang w:eastAsia="ru-RU"/>
         </w:rPr>
       </w:pPr>
-      <w:hyperlink w:anchor="_Toc213974094" w:history="1">
+      <w:hyperlink w:anchor="_Toc214023297" w:history="1">
         <w:r>
           <w:rPr>
             <w:rStyle w:val="a3"/>
@@ -2340,7 +2322,7 @@
             <w:noProof/>
             <w:webHidden/>
           </w:rPr>
-          <w:instrText xml:space="preserve"> PAGEREF _Toc213974094 \h </w:instrText>
+          <w:instrText xml:space="preserve"> PAGEREF _Toc214023297 \h </w:instrText>
         </w:r>
         <w:r>
           <w:rPr>
@@ -2360,7 +2342,7 @@
             <w:noProof/>
             <w:webHidden/>
           </w:rPr>
-          <w:t>12</w:t>
+          <w:t>13</w:t>
         </w:r>
         <w:r>
           <w:rPr>
@@ -2384,7 +2366,7 @@
           <w:lang w:eastAsia="ru-RU"/>
         </w:rPr>
       </w:pPr>
-      <w:hyperlink w:anchor="_Toc213974095" w:history="1">
+      <w:hyperlink w:anchor="_Toc214023298" w:history="1">
         <w:r>
           <w:rPr>
             <w:rStyle w:val="a3"/>
@@ -2433,7 +2415,7 @@
             <w:noProof/>
             <w:webHidden/>
           </w:rPr>
-          <w:instrText xml:space="preserve"> PAGEREF _Toc213974095 \h </w:instrText>
+          <w:instrText xml:space="preserve"> PAGEREF _Toc214023298 \h </w:instrText>
         </w:r>
         <w:r>
           <w:rPr>
@@ -2453,7 +2435,7 @@
             <w:noProof/>
             <w:webHidden/>
           </w:rPr>
-          <w:t>12</w:t>
+          <w:t>13</w:t>
         </w:r>
         <w:r>
           <w:rPr>
@@ -2477,7 +2459,7 @@
           <w:lang w:eastAsia="ru-RU"/>
         </w:rPr>
       </w:pPr>
-      <w:hyperlink w:anchor="_Toc213974096" w:history="1">
+      <w:hyperlink w:anchor="_Toc214023299" w:history="1">
         <w:r>
           <w:rPr>
             <w:rStyle w:val="a3"/>
@@ -2526,7 +2508,7 @@
             <w:noProof/>
             <w:webHidden/>
           </w:rPr>
-          <w:instrText xml:space="preserve"> PAGEREF _Toc213974096 \h </w:instrText>
+          <w:instrText xml:space="preserve"> PAGEREF _Toc214023299 \h </w:instrText>
         </w:r>
         <w:r>
           <w:rPr>
@@ -2546,7 +2528,7 @@
             <w:noProof/>
             <w:webHidden/>
           </w:rPr>
-          <w:t>13</w:t>
+          <w:t>14</w:t>
         </w:r>
         <w:r>
           <w:rPr>
@@ -2570,7 +2552,7 @@
           <w:lang w:eastAsia="ru-RU"/>
         </w:rPr>
       </w:pPr>
-      <w:hyperlink w:anchor="_Toc213974097" w:history="1">
+      <w:hyperlink w:anchor="_Toc214023300" w:history="1">
         <w:r>
           <w:rPr>
             <w:rStyle w:val="a3"/>
@@ -2619,7 +2601,7 @@
             <w:noProof/>
             <w:webHidden/>
           </w:rPr>
-          <w:instrText xml:space="preserve"> PAGEREF _Toc213974097 \h </w:instrText>
+          <w:instrText xml:space="preserve"> PAGEREF _Toc214023300 \h </w:instrText>
         </w:r>
         <w:r>
           <w:rPr>
@@ -2639,7 +2621,7 @@
             <w:noProof/>
             <w:webHidden/>
           </w:rPr>
-          <w:t>13</w:t>
+          <w:t>14</w:t>
         </w:r>
         <w:r>
           <w:rPr>
@@ -2663,7 +2645,7 @@
           <w:lang w:eastAsia="ru-RU"/>
         </w:rPr>
       </w:pPr>
-      <w:hyperlink w:anchor="_Toc213974098" w:history="1">
+      <w:hyperlink w:anchor="_Toc214023301" w:history="1">
         <w:r>
           <w:rPr>
             <w:rStyle w:val="a3"/>
@@ -2712,7 +2694,7 @@
             <w:noProof/>
             <w:webHidden/>
           </w:rPr>
-          <w:instrText xml:space="preserve"> PAGEREF _Toc213974098 \h </w:instrText>
+          <w:instrText xml:space="preserve"> PAGEREF _Toc214023301 \h </w:instrText>
         </w:r>
         <w:r>
           <w:rPr>
@@ -2732,7 +2714,7 @@
             <w:noProof/>
             <w:webHidden/>
           </w:rPr>
-          <w:t>13</w:t>
+          <w:t>14</w:t>
         </w:r>
         <w:r>
           <w:rPr>
@@ -2750,18 +2732,13 @@
           <w:tab w:val="left" w:pos="880"/>
         </w:tabs>
         <w:rPr>
-          <w:rStyle w:val="a3"/>
+          <w:rFonts w:asciiTheme="minorHAnsi" w:eastAsiaTheme="minorEastAsia" w:hAnsiTheme="minorHAnsi"/>
           <w:noProof/>
-        </w:rPr>
-        <w:sectPr>
-          <w:type w:val="continuous"/>
-          <w:pgSz w:w="8419" w:h="11906" w:orient="landscape"/>
-          <w:pgMar w:top="284" w:right="567" w:bottom="284" w:left="567" w:header="283" w:footer="709" w:gutter="0"/>
-          <w:cols w:num="2" w:space="708"/>
-          <w:docGrid w:linePitch="360"/>
-        </w:sectPr>
-      </w:pPr>
-      <w:hyperlink w:anchor="_Toc213974099" w:history="1">
+          <w:sz w:val="22"/>
+          <w:lang w:eastAsia="ru-RU"/>
+        </w:rPr>
+      </w:pPr>
+      <w:hyperlink w:anchor="_Toc214023302" w:history="1">
         <w:r>
           <w:rPr>
             <w:rStyle w:val="a3"/>
@@ -2789,21 +2766,7 @@
             <w:rStyle w:val="a3"/>
             <w:noProof/>
           </w:rPr>
-          <w:t>Номер: C9</w:t>
-        </w:r>
-        <w:r>
-          <w:rPr>
-            <w:rStyle w:val="a3"/>
-            <w:noProof/>
-          </w:rPr>
-          <w:t>3</w:t>
-        </w:r>
-        <w:r>
-          <w:rPr>
-            <w:rStyle w:val="a3"/>
-            <w:noProof/>
-          </w:rPr>
-          <w:t>020</w:t>
+          <w:t>Номер: C93020</w:t>
         </w:r>
         <w:r>
           <w:rPr>
@@ -2824,7 +2787,7 @@
             <w:noProof/>
             <w:webHidden/>
           </w:rPr>
-          <w:instrText xml:space="preserve"> PAGEREF _Toc213974099 \h </w:instrText>
+          <w:instrText xml:space="preserve"> PAGEREF _Toc214023302 \h </w:instrText>
         </w:r>
         <w:r>
           <w:rPr>
@@ -2844,7 +2807,7 @@
             <w:noProof/>
             <w:webHidden/>
           </w:rPr>
-          <w:t>14</w:t>
+          <w:t>15</w:t>
         </w:r>
         <w:r>
           <w:rPr>
@@ -2868,6 +2831,3091 @@
           <w:lang w:eastAsia="ru-RU"/>
         </w:rPr>
       </w:pPr>
+      <w:hyperlink w:anchor="_Toc214023303" w:history="1">
+        <w:r>
+          <w:rPr>
+            <w:rStyle w:val="a3"/>
+            <w:noProof/>
+            <w14:scene3d>
+              <w14:camera w14:prst="orthographicFront"/>
+              <w14:lightRig w14:rig="threePt" w14:dir="t">
+                <w14:rot w14:lat="0" w14:lon="0" w14:rev="0"/>
+              </w14:lightRig>
+            </w14:scene3d>
+          </w:rPr>
+          <w:t>31.</w:t>
+        </w:r>
+        <w:r>
+          <w:rPr>
+            <w:rFonts w:asciiTheme="minorHAnsi" w:eastAsiaTheme="minorEastAsia" w:hAnsiTheme="minorHAnsi"/>
+            <w:noProof/>
+            <w:sz w:val="22"/>
+            <w:lang w:eastAsia="ru-RU"/>
+          </w:rPr>
+          <w:tab/>
+        </w:r>
+        <w:r>
+          <w:rPr>
+            <w:rStyle w:val="a3"/>
+            <w:noProof/>
+          </w:rPr>
+          <w:t>Номер: C4D725</w:t>
+        </w:r>
+        <w:r>
+          <w:rPr>
+            <w:noProof/>
+            <w:webHidden/>
+          </w:rPr>
+          <w:tab/>
+        </w:r>
+        <w:r>
+          <w:rPr>
+            <w:noProof/>
+            <w:webHidden/>
+          </w:rPr>
+          <w:fldChar w:fldCharType="begin"/>
+        </w:r>
+        <w:r>
+          <w:rPr>
+            <w:noProof/>
+            <w:webHidden/>
+          </w:rPr>
+          <w:instrText xml:space="preserve"> PAGEREF _Toc214023303 \h </w:instrText>
+        </w:r>
+        <w:r>
+          <w:rPr>
+            <w:noProof/>
+            <w:webHidden/>
+          </w:rPr>
+        </w:r>
+        <w:r>
+          <w:rPr>
+            <w:noProof/>
+            <w:webHidden/>
+          </w:rPr>
+          <w:fldChar w:fldCharType="separate"/>
+        </w:r>
+        <w:r>
+          <w:rPr>
+            <w:noProof/>
+            <w:webHidden/>
+          </w:rPr>
+          <w:t>15</w:t>
+        </w:r>
+        <w:r>
+          <w:rPr>
+            <w:noProof/>
+            <w:webHidden/>
+          </w:rPr>
+          <w:fldChar w:fldCharType="end"/>
+        </w:r>
+      </w:hyperlink>
+    </w:p>
+    <w:p>
+      <w:pPr>
+        <w:pStyle w:val="11"/>
+        <w:tabs>
+          <w:tab w:val="left" w:pos="880"/>
+        </w:tabs>
+        <w:rPr>
+          <w:rFonts w:asciiTheme="minorHAnsi" w:eastAsiaTheme="minorEastAsia" w:hAnsiTheme="minorHAnsi"/>
+          <w:noProof/>
+          <w:sz w:val="22"/>
+          <w:lang w:eastAsia="ru-RU"/>
+        </w:rPr>
+      </w:pPr>
+      <w:hyperlink w:anchor="_Toc214023304" w:history="1">
+        <w:r>
+          <w:rPr>
+            <w:rStyle w:val="a3"/>
+            <w:noProof/>
+            <w14:scene3d>
+              <w14:camera w14:prst="orthographicFront"/>
+              <w14:lightRig w14:rig="threePt" w14:dir="t">
+                <w14:rot w14:lat="0" w14:lon="0" w14:rev="0"/>
+              </w14:lightRig>
+            </w14:scene3d>
+          </w:rPr>
+          <w:t>32.</w:t>
+        </w:r>
+        <w:r>
+          <w:rPr>
+            <w:rFonts w:asciiTheme="minorHAnsi" w:eastAsiaTheme="minorEastAsia" w:hAnsiTheme="minorHAnsi"/>
+            <w:noProof/>
+            <w:sz w:val="22"/>
+            <w:lang w:eastAsia="ru-RU"/>
+          </w:rPr>
+          <w:tab/>
+        </w:r>
+        <w:r>
+          <w:rPr>
+            <w:rStyle w:val="a3"/>
+            <w:noProof/>
+          </w:rPr>
+          <w:t>Номер: 97E220</w:t>
+        </w:r>
+        <w:r>
+          <w:rPr>
+            <w:noProof/>
+            <w:webHidden/>
+          </w:rPr>
+          <w:tab/>
+        </w:r>
+        <w:r>
+          <w:rPr>
+            <w:noProof/>
+            <w:webHidden/>
+          </w:rPr>
+          <w:fldChar w:fldCharType="begin"/>
+        </w:r>
+        <w:r>
+          <w:rPr>
+            <w:noProof/>
+            <w:webHidden/>
+          </w:rPr>
+          <w:instrText xml:space="preserve"> PAGEREF _Toc214023304 \h </w:instrText>
+        </w:r>
+        <w:r>
+          <w:rPr>
+            <w:noProof/>
+            <w:webHidden/>
+          </w:rPr>
+        </w:r>
+        <w:r>
+          <w:rPr>
+            <w:noProof/>
+            <w:webHidden/>
+          </w:rPr>
+          <w:fldChar w:fldCharType="separate"/>
+        </w:r>
+        <w:r>
+          <w:rPr>
+            <w:noProof/>
+            <w:webHidden/>
+          </w:rPr>
+          <w:t>15</w:t>
+        </w:r>
+        <w:r>
+          <w:rPr>
+            <w:noProof/>
+            <w:webHidden/>
+          </w:rPr>
+          <w:fldChar w:fldCharType="end"/>
+        </w:r>
+      </w:hyperlink>
+    </w:p>
+    <w:p>
+      <w:pPr>
+        <w:pStyle w:val="11"/>
+        <w:tabs>
+          <w:tab w:val="left" w:pos="880"/>
+        </w:tabs>
+        <w:rPr>
+          <w:rFonts w:asciiTheme="minorHAnsi" w:eastAsiaTheme="minorEastAsia" w:hAnsiTheme="minorHAnsi"/>
+          <w:noProof/>
+          <w:sz w:val="22"/>
+          <w:lang w:eastAsia="ru-RU"/>
+        </w:rPr>
+      </w:pPr>
+      <w:hyperlink w:anchor="_Toc214023305" w:history="1">
+        <w:r>
+          <w:rPr>
+            <w:rStyle w:val="a3"/>
+            <w:noProof/>
+            <w14:scene3d>
+              <w14:camera w14:prst="orthographicFront"/>
+              <w14:lightRig w14:rig="threePt" w14:dir="t">
+                <w14:rot w14:lat="0" w14:lon="0" w14:rev="0"/>
+              </w14:lightRig>
+            </w14:scene3d>
+          </w:rPr>
+          <w:t>33.</w:t>
+        </w:r>
+        <w:r>
+          <w:rPr>
+            <w:rFonts w:asciiTheme="minorHAnsi" w:eastAsiaTheme="minorEastAsia" w:hAnsiTheme="minorHAnsi"/>
+            <w:noProof/>
+            <w:sz w:val="22"/>
+            <w:lang w:eastAsia="ru-RU"/>
+          </w:rPr>
+          <w:tab/>
+        </w:r>
+        <w:r>
+          <w:rPr>
+            <w:rStyle w:val="a3"/>
+            <w:noProof/>
+          </w:rPr>
+          <w:t>Номер: </w:t>
+        </w:r>
+        <w:r>
+          <w:rPr>
+            <w:rStyle w:val="a3"/>
+            <w:b/>
+            <w:noProof/>
+          </w:rPr>
+          <w:t>9FCC22</w:t>
+        </w:r>
+        <w:r>
+          <w:rPr>
+            <w:noProof/>
+            <w:webHidden/>
+          </w:rPr>
+          <w:tab/>
+        </w:r>
+        <w:r>
+          <w:rPr>
+            <w:noProof/>
+            <w:webHidden/>
+          </w:rPr>
+          <w:fldChar w:fldCharType="begin"/>
+        </w:r>
+        <w:r>
+          <w:rPr>
+            <w:noProof/>
+            <w:webHidden/>
+          </w:rPr>
+          <w:instrText xml:space="preserve"> PAGEREF _Toc214023305 \h </w:instrText>
+        </w:r>
+        <w:r>
+          <w:rPr>
+            <w:noProof/>
+            <w:webHidden/>
+          </w:rPr>
+        </w:r>
+        <w:r>
+          <w:rPr>
+            <w:noProof/>
+            <w:webHidden/>
+          </w:rPr>
+          <w:fldChar w:fldCharType="separate"/>
+        </w:r>
+        <w:r>
+          <w:rPr>
+            <w:noProof/>
+            <w:webHidden/>
+          </w:rPr>
+          <w:t>16</w:t>
+        </w:r>
+        <w:r>
+          <w:rPr>
+            <w:noProof/>
+            <w:webHidden/>
+          </w:rPr>
+          <w:fldChar w:fldCharType="end"/>
+        </w:r>
+      </w:hyperlink>
+    </w:p>
+    <w:p>
+      <w:pPr>
+        <w:pStyle w:val="11"/>
+        <w:tabs>
+          <w:tab w:val="left" w:pos="880"/>
+        </w:tabs>
+        <w:rPr>
+          <w:rFonts w:asciiTheme="minorHAnsi" w:eastAsiaTheme="minorEastAsia" w:hAnsiTheme="minorHAnsi"/>
+          <w:noProof/>
+          <w:sz w:val="22"/>
+          <w:lang w:eastAsia="ru-RU"/>
+        </w:rPr>
+      </w:pPr>
+      <w:hyperlink w:anchor="_Toc214023306" w:history="1">
+        <w:r>
+          <w:rPr>
+            <w:rStyle w:val="a3"/>
+            <w:noProof/>
+            <w14:scene3d>
+              <w14:camera w14:prst="orthographicFront"/>
+              <w14:lightRig w14:rig="threePt" w14:dir="t">
+                <w14:rot w14:lat="0" w14:lon="0" w14:rev="0"/>
+              </w14:lightRig>
+            </w14:scene3d>
+          </w:rPr>
+          <w:t>34.</w:t>
+        </w:r>
+        <w:r>
+          <w:rPr>
+            <w:rFonts w:asciiTheme="minorHAnsi" w:eastAsiaTheme="minorEastAsia" w:hAnsiTheme="minorHAnsi"/>
+            <w:noProof/>
+            <w:sz w:val="22"/>
+            <w:lang w:eastAsia="ru-RU"/>
+          </w:rPr>
+          <w:tab/>
+        </w:r>
+        <w:r>
+          <w:rPr>
+            <w:rStyle w:val="a3"/>
+            <w:noProof/>
+          </w:rPr>
+          <w:t>Номер: 603E2F</w:t>
+        </w:r>
+        <w:r>
+          <w:rPr>
+            <w:noProof/>
+            <w:webHidden/>
+          </w:rPr>
+          <w:tab/>
+        </w:r>
+        <w:r>
+          <w:rPr>
+            <w:noProof/>
+            <w:webHidden/>
+          </w:rPr>
+          <w:fldChar w:fldCharType="begin"/>
+        </w:r>
+        <w:r>
+          <w:rPr>
+            <w:noProof/>
+            <w:webHidden/>
+          </w:rPr>
+          <w:instrText xml:space="preserve"> PAGEREF _Toc214023306 \h </w:instrText>
+        </w:r>
+        <w:r>
+          <w:rPr>
+            <w:noProof/>
+            <w:webHidden/>
+          </w:rPr>
+        </w:r>
+        <w:r>
+          <w:rPr>
+            <w:noProof/>
+            <w:webHidden/>
+          </w:rPr>
+          <w:fldChar w:fldCharType="separate"/>
+        </w:r>
+        <w:r>
+          <w:rPr>
+            <w:noProof/>
+            <w:webHidden/>
+          </w:rPr>
+          <w:t>16</w:t>
+        </w:r>
+        <w:r>
+          <w:rPr>
+            <w:noProof/>
+            <w:webHidden/>
+          </w:rPr>
+          <w:fldChar w:fldCharType="end"/>
+        </w:r>
+      </w:hyperlink>
+    </w:p>
+    <w:p>
+      <w:pPr>
+        <w:pStyle w:val="11"/>
+        <w:tabs>
+          <w:tab w:val="left" w:pos="880"/>
+        </w:tabs>
+        <w:rPr>
+          <w:rFonts w:asciiTheme="minorHAnsi" w:eastAsiaTheme="minorEastAsia" w:hAnsiTheme="minorHAnsi"/>
+          <w:noProof/>
+          <w:sz w:val="22"/>
+          <w:lang w:eastAsia="ru-RU"/>
+        </w:rPr>
+      </w:pPr>
+      <w:hyperlink w:anchor="_Toc214023307" w:history="1">
+        <w:r>
+          <w:rPr>
+            <w:rStyle w:val="a3"/>
+            <w:noProof/>
+            <w14:scene3d>
+              <w14:camera w14:prst="orthographicFront"/>
+              <w14:lightRig w14:rig="threePt" w14:dir="t">
+                <w14:rot w14:lat="0" w14:lon="0" w14:rev="0"/>
+              </w14:lightRig>
+            </w14:scene3d>
+          </w:rPr>
+          <w:t>35.</w:t>
+        </w:r>
+        <w:r>
+          <w:rPr>
+            <w:rFonts w:asciiTheme="minorHAnsi" w:eastAsiaTheme="minorEastAsia" w:hAnsiTheme="minorHAnsi"/>
+            <w:noProof/>
+            <w:sz w:val="22"/>
+            <w:lang w:eastAsia="ru-RU"/>
+          </w:rPr>
+          <w:tab/>
+        </w:r>
+        <w:r>
+          <w:rPr>
+            <w:rStyle w:val="a3"/>
+            <w:noProof/>
+          </w:rPr>
+          <w:t>Номер: 31FE21</w:t>
+        </w:r>
+        <w:r>
+          <w:rPr>
+            <w:noProof/>
+            <w:webHidden/>
+          </w:rPr>
+          <w:tab/>
+        </w:r>
+        <w:r>
+          <w:rPr>
+            <w:noProof/>
+            <w:webHidden/>
+          </w:rPr>
+          <w:fldChar w:fldCharType="begin"/>
+        </w:r>
+        <w:r>
+          <w:rPr>
+            <w:noProof/>
+            <w:webHidden/>
+          </w:rPr>
+          <w:instrText xml:space="preserve"> PAGEREF _Toc214023307 \h </w:instrText>
+        </w:r>
+        <w:r>
+          <w:rPr>
+            <w:noProof/>
+            <w:webHidden/>
+          </w:rPr>
+        </w:r>
+        <w:r>
+          <w:rPr>
+            <w:noProof/>
+            <w:webHidden/>
+          </w:rPr>
+          <w:fldChar w:fldCharType="separate"/>
+        </w:r>
+        <w:r>
+          <w:rPr>
+            <w:noProof/>
+            <w:webHidden/>
+          </w:rPr>
+          <w:t>16</w:t>
+        </w:r>
+        <w:r>
+          <w:rPr>
+            <w:noProof/>
+            <w:webHidden/>
+          </w:rPr>
+          <w:fldChar w:fldCharType="end"/>
+        </w:r>
+      </w:hyperlink>
+    </w:p>
+    <w:p>
+      <w:pPr>
+        <w:pStyle w:val="11"/>
+        <w:tabs>
+          <w:tab w:val="left" w:pos="880"/>
+        </w:tabs>
+        <w:rPr>
+          <w:rFonts w:asciiTheme="minorHAnsi" w:eastAsiaTheme="minorEastAsia" w:hAnsiTheme="minorHAnsi"/>
+          <w:noProof/>
+          <w:sz w:val="22"/>
+          <w:lang w:eastAsia="ru-RU"/>
+        </w:rPr>
+      </w:pPr>
+      <w:hyperlink w:anchor="_Toc214023308" w:history="1">
+        <w:r>
+          <w:rPr>
+            <w:rStyle w:val="a3"/>
+            <w:noProof/>
+            <w14:scene3d>
+              <w14:camera w14:prst="orthographicFront"/>
+              <w14:lightRig w14:rig="threePt" w14:dir="t">
+                <w14:rot w14:lat="0" w14:lon="0" w14:rev="0"/>
+              </w14:lightRig>
+            </w14:scene3d>
+          </w:rPr>
+          <w:t>36.</w:t>
+        </w:r>
+        <w:r>
+          <w:rPr>
+            <w:rFonts w:asciiTheme="minorHAnsi" w:eastAsiaTheme="minorEastAsia" w:hAnsiTheme="minorHAnsi"/>
+            <w:noProof/>
+            <w:sz w:val="22"/>
+            <w:lang w:eastAsia="ru-RU"/>
+          </w:rPr>
+          <w:tab/>
+        </w:r>
+        <w:r>
+          <w:rPr>
+            <w:rStyle w:val="a3"/>
+            <w:noProof/>
+          </w:rPr>
+          <w:t>Номер: C63DD8</w:t>
+        </w:r>
+        <w:r>
+          <w:rPr>
+            <w:noProof/>
+            <w:webHidden/>
+          </w:rPr>
+          <w:tab/>
+        </w:r>
+        <w:r>
+          <w:rPr>
+            <w:noProof/>
+            <w:webHidden/>
+          </w:rPr>
+          <w:fldChar w:fldCharType="begin"/>
+        </w:r>
+        <w:r>
+          <w:rPr>
+            <w:noProof/>
+            <w:webHidden/>
+          </w:rPr>
+          <w:instrText xml:space="preserve"> PAGEREF _Toc214023308 \h </w:instrText>
+        </w:r>
+        <w:r>
+          <w:rPr>
+            <w:noProof/>
+            <w:webHidden/>
+          </w:rPr>
+        </w:r>
+        <w:r>
+          <w:rPr>
+            <w:noProof/>
+            <w:webHidden/>
+          </w:rPr>
+          <w:fldChar w:fldCharType="separate"/>
+        </w:r>
+        <w:r>
+          <w:rPr>
+            <w:noProof/>
+            <w:webHidden/>
+          </w:rPr>
+          <w:t>17</w:t>
+        </w:r>
+        <w:r>
+          <w:rPr>
+            <w:noProof/>
+            <w:webHidden/>
+          </w:rPr>
+          <w:fldChar w:fldCharType="end"/>
+        </w:r>
+      </w:hyperlink>
+    </w:p>
+    <w:p>
+      <w:pPr>
+        <w:pStyle w:val="11"/>
+        <w:tabs>
+          <w:tab w:val="left" w:pos="880"/>
+        </w:tabs>
+        <w:rPr>
+          <w:rFonts w:asciiTheme="minorHAnsi" w:eastAsiaTheme="minorEastAsia" w:hAnsiTheme="minorHAnsi"/>
+          <w:noProof/>
+          <w:sz w:val="22"/>
+          <w:lang w:eastAsia="ru-RU"/>
+        </w:rPr>
+      </w:pPr>
+      <w:hyperlink w:anchor="_Toc214023309" w:history="1">
+        <w:r>
+          <w:rPr>
+            <w:rStyle w:val="a3"/>
+            <w:noProof/>
+            <w14:scene3d>
+              <w14:camera w14:prst="orthographicFront"/>
+              <w14:lightRig w14:rig="threePt" w14:dir="t">
+                <w14:rot w14:lat="0" w14:lon="0" w14:rev="0"/>
+              </w14:lightRig>
+            </w14:scene3d>
+          </w:rPr>
+          <w:t>37.</w:t>
+        </w:r>
+        <w:r>
+          <w:rPr>
+            <w:rFonts w:asciiTheme="minorHAnsi" w:eastAsiaTheme="minorEastAsia" w:hAnsiTheme="minorHAnsi"/>
+            <w:noProof/>
+            <w:sz w:val="22"/>
+            <w:lang w:eastAsia="ru-RU"/>
+          </w:rPr>
+          <w:tab/>
+        </w:r>
+        <w:r>
+          <w:rPr>
+            <w:rStyle w:val="a3"/>
+            <w:noProof/>
+          </w:rPr>
+          <w:t>Номер: 40FF5E</w:t>
+        </w:r>
+        <w:r>
+          <w:rPr>
+            <w:noProof/>
+            <w:webHidden/>
+          </w:rPr>
+          <w:tab/>
+        </w:r>
+        <w:r>
+          <w:rPr>
+            <w:noProof/>
+            <w:webHidden/>
+          </w:rPr>
+          <w:fldChar w:fldCharType="begin"/>
+        </w:r>
+        <w:r>
+          <w:rPr>
+            <w:noProof/>
+            <w:webHidden/>
+          </w:rPr>
+          <w:instrText xml:space="preserve"> PAGEREF _Toc214023309 \h </w:instrText>
+        </w:r>
+        <w:r>
+          <w:rPr>
+            <w:noProof/>
+            <w:webHidden/>
+          </w:rPr>
+        </w:r>
+        <w:r>
+          <w:rPr>
+            <w:noProof/>
+            <w:webHidden/>
+          </w:rPr>
+          <w:fldChar w:fldCharType="separate"/>
+        </w:r>
+        <w:r>
+          <w:rPr>
+            <w:noProof/>
+            <w:webHidden/>
+          </w:rPr>
+          <w:t>17</w:t>
+        </w:r>
+        <w:r>
+          <w:rPr>
+            <w:noProof/>
+            <w:webHidden/>
+          </w:rPr>
+          <w:fldChar w:fldCharType="end"/>
+        </w:r>
+      </w:hyperlink>
+    </w:p>
+    <w:p>
+      <w:pPr>
+        <w:pStyle w:val="11"/>
+        <w:tabs>
+          <w:tab w:val="left" w:pos="880"/>
+        </w:tabs>
+        <w:rPr>
+          <w:rFonts w:asciiTheme="minorHAnsi" w:eastAsiaTheme="minorEastAsia" w:hAnsiTheme="minorHAnsi"/>
+          <w:noProof/>
+          <w:sz w:val="22"/>
+          <w:lang w:eastAsia="ru-RU"/>
+        </w:rPr>
+      </w:pPr>
+      <w:hyperlink w:anchor="_Toc214023310" w:history="1">
+        <w:r>
+          <w:rPr>
+            <w:rStyle w:val="a3"/>
+            <w:noProof/>
+            <w14:scene3d>
+              <w14:camera w14:prst="orthographicFront"/>
+              <w14:lightRig w14:rig="threePt" w14:dir="t">
+                <w14:rot w14:lat="0" w14:lon="0" w14:rev="0"/>
+              </w14:lightRig>
+            </w14:scene3d>
+          </w:rPr>
+          <w:t>38.</w:t>
+        </w:r>
+        <w:r>
+          <w:rPr>
+            <w:rFonts w:asciiTheme="minorHAnsi" w:eastAsiaTheme="minorEastAsia" w:hAnsiTheme="minorHAnsi"/>
+            <w:noProof/>
+            <w:sz w:val="22"/>
+            <w:lang w:eastAsia="ru-RU"/>
+          </w:rPr>
+          <w:tab/>
+        </w:r>
+        <w:r>
+          <w:rPr>
+            <w:rStyle w:val="a3"/>
+            <w:noProof/>
+          </w:rPr>
+          <w:t>Номер: 5E6651</w:t>
+        </w:r>
+        <w:r>
+          <w:rPr>
+            <w:noProof/>
+            <w:webHidden/>
+          </w:rPr>
+          <w:tab/>
+        </w:r>
+        <w:r>
+          <w:rPr>
+            <w:noProof/>
+            <w:webHidden/>
+          </w:rPr>
+          <w:fldChar w:fldCharType="begin"/>
+        </w:r>
+        <w:r>
+          <w:rPr>
+            <w:noProof/>
+            <w:webHidden/>
+          </w:rPr>
+          <w:instrText xml:space="preserve"> PAGEREF _Toc214023310 \h </w:instrText>
+        </w:r>
+        <w:r>
+          <w:rPr>
+            <w:noProof/>
+            <w:webHidden/>
+          </w:rPr>
+        </w:r>
+        <w:r>
+          <w:rPr>
+            <w:noProof/>
+            <w:webHidden/>
+          </w:rPr>
+          <w:fldChar w:fldCharType="separate"/>
+        </w:r>
+        <w:r>
+          <w:rPr>
+            <w:noProof/>
+            <w:webHidden/>
+          </w:rPr>
+          <w:t>17</w:t>
+        </w:r>
+        <w:r>
+          <w:rPr>
+            <w:noProof/>
+            <w:webHidden/>
+          </w:rPr>
+          <w:fldChar w:fldCharType="end"/>
+        </w:r>
+      </w:hyperlink>
+    </w:p>
+    <w:p>
+      <w:pPr>
+        <w:pStyle w:val="11"/>
+        <w:tabs>
+          <w:tab w:val="left" w:pos="880"/>
+        </w:tabs>
+        <w:rPr>
+          <w:rFonts w:asciiTheme="minorHAnsi" w:eastAsiaTheme="minorEastAsia" w:hAnsiTheme="minorHAnsi"/>
+          <w:noProof/>
+          <w:sz w:val="22"/>
+          <w:lang w:eastAsia="ru-RU"/>
+        </w:rPr>
+      </w:pPr>
+      <w:hyperlink w:anchor="_Toc214023311" w:history="1">
+        <w:r>
+          <w:rPr>
+            <w:rStyle w:val="a3"/>
+            <w:noProof/>
+            <w14:scene3d>
+              <w14:camera w14:prst="orthographicFront"/>
+              <w14:lightRig w14:rig="threePt" w14:dir="t">
+                <w14:rot w14:lat="0" w14:lon="0" w14:rev="0"/>
+              </w14:lightRig>
+            </w14:scene3d>
+          </w:rPr>
+          <w:t>39.</w:t>
+        </w:r>
+        <w:r>
+          <w:rPr>
+            <w:rFonts w:asciiTheme="minorHAnsi" w:eastAsiaTheme="minorEastAsia" w:hAnsiTheme="minorHAnsi"/>
+            <w:noProof/>
+            <w:sz w:val="22"/>
+            <w:lang w:eastAsia="ru-RU"/>
+          </w:rPr>
+          <w:tab/>
+        </w:r>
+        <w:r>
+          <w:rPr>
+            <w:rStyle w:val="a3"/>
+            <w:noProof/>
+          </w:rPr>
+          <w:t>Номер: CAA4AD</w:t>
+        </w:r>
+        <w:r>
+          <w:rPr>
+            <w:noProof/>
+            <w:webHidden/>
+          </w:rPr>
+          <w:tab/>
+        </w:r>
+        <w:r>
+          <w:rPr>
+            <w:noProof/>
+            <w:webHidden/>
+          </w:rPr>
+          <w:fldChar w:fldCharType="begin"/>
+        </w:r>
+        <w:r>
+          <w:rPr>
+            <w:noProof/>
+            <w:webHidden/>
+          </w:rPr>
+          <w:instrText xml:space="preserve"> PAGEREF _Toc214023311 \h </w:instrText>
+        </w:r>
+        <w:r>
+          <w:rPr>
+            <w:noProof/>
+            <w:webHidden/>
+          </w:rPr>
+        </w:r>
+        <w:r>
+          <w:rPr>
+            <w:noProof/>
+            <w:webHidden/>
+          </w:rPr>
+          <w:fldChar w:fldCharType="separate"/>
+        </w:r>
+        <w:r>
+          <w:rPr>
+            <w:noProof/>
+            <w:webHidden/>
+          </w:rPr>
+          <w:t>18</w:t>
+        </w:r>
+        <w:r>
+          <w:rPr>
+            <w:noProof/>
+            <w:webHidden/>
+          </w:rPr>
+          <w:fldChar w:fldCharType="end"/>
+        </w:r>
+      </w:hyperlink>
+    </w:p>
+    <w:p>
+      <w:pPr>
+        <w:pStyle w:val="11"/>
+        <w:tabs>
+          <w:tab w:val="left" w:pos="880"/>
+        </w:tabs>
+        <w:rPr>
+          <w:rFonts w:asciiTheme="minorHAnsi" w:eastAsiaTheme="minorEastAsia" w:hAnsiTheme="minorHAnsi"/>
+          <w:noProof/>
+          <w:sz w:val="22"/>
+          <w:lang w:eastAsia="ru-RU"/>
+        </w:rPr>
+      </w:pPr>
+      <w:hyperlink w:anchor="_Toc214023312" w:history="1">
+        <w:r>
+          <w:rPr>
+            <w:rStyle w:val="a3"/>
+            <w:noProof/>
+            <w14:scene3d>
+              <w14:camera w14:prst="orthographicFront"/>
+              <w14:lightRig w14:rig="threePt" w14:dir="t">
+                <w14:rot w14:lat="0" w14:lon="0" w14:rev="0"/>
+              </w14:lightRig>
+            </w14:scene3d>
+          </w:rPr>
+          <w:t>40.</w:t>
+        </w:r>
+        <w:r>
+          <w:rPr>
+            <w:rFonts w:asciiTheme="minorHAnsi" w:eastAsiaTheme="minorEastAsia" w:hAnsiTheme="minorHAnsi"/>
+            <w:noProof/>
+            <w:sz w:val="22"/>
+            <w:lang w:eastAsia="ru-RU"/>
+          </w:rPr>
+          <w:tab/>
+        </w:r>
+        <w:r>
+          <w:rPr>
+            <w:rStyle w:val="a3"/>
+            <w:noProof/>
+          </w:rPr>
+          <w:t>Номер: F10CCC</w:t>
+        </w:r>
+        <w:r>
+          <w:rPr>
+            <w:noProof/>
+            <w:webHidden/>
+          </w:rPr>
+          <w:tab/>
+        </w:r>
+        <w:r>
+          <w:rPr>
+            <w:noProof/>
+            <w:webHidden/>
+          </w:rPr>
+          <w:fldChar w:fldCharType="begin"/>
+        </w:r>
+        <w:r>
+          <w:rPr>
+            <w:noProof/>
+            <w:webHidden/>
+          </w:rPr>
+          <w:instrText xml:space="preserve"> PAGEREF _Toc214023312 \h </w:instrText>
+        </w:r>
+        <w:r>
+          <w:rPr>
+            <w:noProof/>
+            <w:webHidden/>
+          </w:rPr>
+        </w:r>
+        <w:r>
+          <w:rPr>
+            <w:noProof/>
+            <w:webHidden/>
+          </w:rPr>
+          <w:fldChar w:fldCharType="separate"/>
+        </w:r>
+        <w:r>
+          <w:rPr>
+            <w:noProof/>
+            <w:webHidden/>
+          </w:rPr>
+          <w:t>18</w:t>
+        </w:r>
+        <w:r>
+          <w:rPr>
+            <w:noProof/>
+            <w:webHidden/>
+          </w:rPr>
+          <w:fldChar w:fldCharType="end"/>
+        </w:r>
+      </w:hyperlink>
+    </w:p>
+    <w:p>
+      <w:pPr>
+        <w:pStyle w:val="11"/>
+        <w:tabs>
+          <w:tab w:val="left" w:pos="880"/>
+        </w:tabs>
+        <w:rPr>
+          <w:rFonts w:asciiTheme="minorHAnsi" w:eastAsiaTheme="minorEastAsia" w:hAnsiTheme="minorHAnsi"/>
+          <w:noProof/>
+          <w:sz w:val="22"/>
+          <w:lang w:eastAsia="ru-RU"/>
+        </w:rPr>
+      </w:pPr>
+      <w:hyperlink w:anchor="_Toc214023313" w:history="1">
+        <w:r>
+          <w:rPr>
+            <w:rStyle w:val="a3"/>
+            <w:noProof/>
+            <w14:scene3d>
+              <w14:camera w14:prst="orthographicFront"/>
+              <w14:lightRig w14:rig="threePt" w14:dir="t">
+                <w14:rot w14:lat="0" w14:lon="0" w14:rev="0"/>
+              </w14:lightRig>
+            </w14:scene3d>
+          </w:rPr>
+          <w:t>41.</w:t>
+        </w:r>
+        <w:r>
+          <w:rPr>
+            <w:rFonts w:asciiTheme="minorHAnsi" w:eastAsiaTheme="minorEastAsia" w:hAnsiTheme="minorHAnsi"/>
+            <w:noProof/>
+            <w:sz w:val="22"/>
+            <w:lang w:eastAsia="ru-RU"/>
+          </w:rPr>
+          <w:tab/>
+        </w:r>
+        <w:r>
+          <w:rPr>
+            <w:rStyle w:val="a3"/>
+            <w:noProof/>
+          </w:rPr>
+          <w:t>Номер: DC5FC8</w:t>
+        </w:r>
+        <w:r>
+          <w:rPr>
+            <w:noProof/>
+            <w:webHidden/>
+          </w:rPr>
+          <w:tab/>
+        </w:r>
+        <w:r>
+          <w:rPr>
+            <w:noProof/>
+            <w:webHidden/>
+          </w:rPr>
+          <w:fldChar w:fldCharType="begin"/>
+        </w:r>
+        <w:r>
+          <w:rPr>
+            <w:noProof/>
+            <w:webHidden/>
+          </w:rPr>
+          <w:instrText xml:space="preserve"> PAGEREF _Toc214023313 \h </w:instrText>
+        </w:r>
+        <w:r>
+          <w:rPr>
+            <w:noProof/>
+            <w:webHidden/>
+          </w:rPr>
+        </w:r>
+        <w:r>
+          <w:rPr>
+            <w:noProof/>
+            <w:webHidden/>
+          </w:rPr>
+          <w:fldChar w:fldCharType="separate"/>
+        </w:r>
+        <w:r>
+          <w:rPr>
+            <w:noProof/>
+            <w:webHidden/>
+          </w:rPr>
+          <w:t>18</w:t>
+        </w:r>
+        <w:r>
+          <w:rPr>
+            <w:noProof/>
+            <w:webHidden/>
+          </w:rPr>
+          <w:fldChar w:fldCharType="end"/>
+        </w:r>
+      </w:hyperlink>
+    </w:p>
+    <w:p>
+      <w:pPr>
+        <w:pStyle w:val="11"/>
+        <w:tabs>
+          <w:tab w:val="left" w:pos="880"/>
+        </w:tabs>
+        <w:rPr>
+          <w:rFonts w:asciiTheme="minorHAnsi" w:eastAsiaTheme="minorEastAsia" w:hAnsiTheme="minorHAnsi"/>
+          <w:noProof/>
+          <w:sz w:val="22"/>
+          <w:lang w:eastAsia="ru-RU"/>
+        </w:rPr>
+      </w:pPr>
+      <w:hyperlink w:anchor="_Toc214023314" w:history="1">
+        <w:r>
+          <w:rPr>
+            <w:rStyle w:val="a3"/>
+            <w:noProof/>
+            <w14:scene3d>
+              <w14:camera w14:prst="orthographicFront"/>
+              <w14:lightRig w14:rig="threePt" w14:dir="t">
+                <w14:rot w14:lat="0" w14:lon="0" w14:rev="0"/>
+              </w14:lightRig>
+            </w14:scene3d>
+          </w:rPr>
+          <w:t>42.</w:t>
+        </w:r>
+        <w:r>
+          <w:rPr>
+            <w:rFonts w:asciiTheme="minorHAnsi" w:eastAsiaTheme="minorEastAsia" w:hAnsiTheme="minorHAnsi"/>
+            <w:noProof/>
+            <w:sz w:val="22"/>
+            <w:lang w:eastAsia="ru-RU"/>
+          </w:rPr>
+          <w:tab/>
+        </w:r>
+        <w:r>
+          <w:rPr>
+            <w:rStyle w:val="a3"/>
+            <w:noProof/>
+          </w:rPr>
+          <w:t>Номер: AB2DCD</w:t>
+        </w:r>
+        <w:r>
+          <w:rPr>
+            <w:noProof/>
+            <w:webHidden/>
+          </w:rPr>
+          <w:tab/>
+        </w:r>
+        <w:r>
+          <w:rPr>
+            <w:noProof/>
+            <w:webHidden/>
+          </w:rPr>
+          <w:fldChar w:fldCharType="begin"/>
+        </w:r>
+        <w:r>
+          <w:rPr>
+            <w:noProof/>
+            <w:webHidden/>
+          </w:rPr>
+          <w:instrText xml:space="preserve"> PAGEREF _Toc214023314 \h </w:instrText>
+        </w:r>
+        <w:r>
+          <w:rPr>
+            <w:noProof/>
+            <w:webHidden/>
+          </w:rPr>
+        </w:r>
+        <w:r>
+          <w:rPr>
+            <w:noProof/>
+            <w:webHidden/>
+          </w:rPr>
+          <w:fldChar w:fldCharType="separate"/>
+        </w:r>
+        <w:r>
+          <w:rPr>
+            <w:noProof/>
+            <w:webHidden/>
+          </w:rPr>
+          <w:t>19</w:t>
+        </w:r>
+        <w:r>
+          <w:rPr>
+            <w:noProof/>
+            <w:webHidden/>
+          </w:rPr>
+          <w:fldChar w:fldCharType="end"/>
+        </w:r>
+      </w:hyperlink>
+    </w:p>
+    <w:p>
+      <w:pPr>
+        <w:pStyle w:val="11"/>
+        <w:tabs>
+          <w:tab w:val="left" w:pos="880"/>
+        </w:tabs>
+        <w:rPr>
+          <w:rFonts w:asciiTheme="minorHAnsi" w:eastAsiaTheme="minorEastAsia" w:hAnsiTheme="minorHAnsi"/>
+          <w:noProof/>
+          <w:sz w:val="22"/>
+          <w:lang w:eastAsia="ru-RU"/>
+        </w:rPr>
+      </w:pPr>
+      <w:hyperlink w:anchor="_Toc214023315" w:history="1">
+        <w:r>
+          <w:rPr>
+            <w:rStyle w:val="a3"/>
+            <w:noProof/>
+            <w14:scene3d>
+              <w14:camera w14:prst="orthographicFront"/>
+              <w14:lightRig w14:rig="threePt" w14:dir="t">
+                <w14:rot w14:lat="0" w14:lon="0" w14:rev="0"/>
+              </w14:lightRig>
+            </w14:scene3d>
+          </w:rPr>
+          <w:t>43.</w:t>
+        </w:r>
+        <w:r>
+          <w:rPr>
+            <w:rFonts w:asciiTheme="minorHAnsi" w:eastAsiaTheme="minorEastAsia" w:hAnsiTheme="minorHAnsi"/>
+            <w:noProof/>
+            <w:sz w:val="22"/>
+            <w:lang w:eastAsia="ru-RU"/>
+          </w:rPr>
+          <w:tab/>
+        </w:r>
+        <w:r>
+          <w:rPr>
+            <w:rStyle w:val="a3"/>
+            <w:noProof/>
+          </w:rPr>
+          <w:t>Номер: 93C0C4</w:t>
+        </w:r>
+        <w:r>
+          <w:rPr>
+            <w:noProof/>
+            <w:webHidden/>
+          </w:rPr>
+          <w:tab/>
+        </w:r>
+        <w:r>
+          <w:rPr>
+            <w:noProof/>
+            <w:webHidden/>
+          </w:rPr>
+          <w:fldChar w:fldCharType="begin"/>
+        </w:r>
+        <w:r>
+          <w:rPr>
+            <w:noProof/>
+            <w:webHidden/>
+          </w:rPr>
+          <w:instrText xml:space="preserve"> PAGEREF _Toc214023315 \h </w:instrText>
+        </w:r>
+        <w:r>
+          <w:rPr>
+            <w:noProof/>
+            <w:webHidden/>
+          </w:rPr>
+        </w:r>
+        <w:r>
+          <w:rPr>
+            <w:noProof/>
+            <w:webHidden/>
+          </w:rPr>
+          <w:fldChar w:fldCharType="separate"/>
+        </w:r>
+        <w:r>
+          <w:rPr>
+            <w:noProof/>
+            <w:webHidden/>
+          </w:rPr>
+          <w:t>19</w:t>
+        </w:r>
+        <w:r>
+          <w:rPr>
+            <w:noProof/>
+            <w:webHidden/>
+          </w:rPr>
+          <w:fldChar w:fldCharType="end"/>
+        </w:r>
+      </w:hyperlink>
+    </w:p>
+    <w:p>
+      <w:pPr>
+        <w:pStyle w:val="11"/>
+        <w:tabs>
+          <w:tab w:val="left" w:pos="880"/>
+        </w:tabs>
+        <w:rPr>
+          <w:rFonts w:asciiTheme="minorHAnsi" w:eastAsiaTheme="minorEastAsia" w:hAnsiTheme="minorHAnsi"/>
+          <w:noProof/>
+          <w:sz w:val="22"/>
+          <w:lang w:eastAsia="ru-RU"/>
+        </w:rPr>
+      </w:pPr>
+      <w:hyperlink w:anchor="_Toc214023316" w:history="1">
+        <w:r>
+          <w:rPr>
+            <w:rStyle w:val="a3"/>
+            <w:noProof/>
+            <w14:scene3d>
+              <w14:camera w14:prst="orthographicFront"/>
+              <w14:lightRig w14:rig="threePt" w14:dir="t">
+                <w14:rot w14:lat="0" w14:lon="0" w14:rev="0"/>
+              </w14:lightRig>
+            </w14:scene3d>
+          </w:rPr>
+          <w:t>44.</w:t>
+        </w:r>
+        <w:r>
+          <w:rPr>
+            <w:rFonts w:asciiTheme="minorHAnsi" w:eastAsiaTheme="minorEastAsia" w:hAnsiTheme="minorHAnsi"/>
+            <w:noProof/>
+            <w:sz w:val="22"/>
+            <w:lang w:eastAsia="ru-RU"/>
+          </w:rPr>
+          <w:tab/>
+        </w:r>
+        <w:r>
+          <w:rPr>
+            <w:rStyle w:val="a3"/>
+            <w:noProof/>
+          </w:rPr>
+          <w:t>Номер: 3E8BCD</w:t>
+        </w:r>
+        <w:r>
+          <w:rPr>
+            <w:noProof/>
+            <w:webHidden/>
+          </w:rPr>
+          <w:tab/>
+        </w:r>
+        <w:r>
+          <w:rPr>
+            <w:noProof/>
+            <w:webHidden/>
+          </w:rPr>
+          <w:fldChar w:fldCharType="begin"/>
+        </w:r>
+        <w:r>
+          <w:rPr>
+            <w:noProof/>
+            <w:webHidden/>
+          </w:rPr>
+          <w:instrText xml:space="preserve"> PAGEREF _Toc214023316 \h </w:instrText>
+        </w:r>
+        <w:r>
+          <w:rPr>
+            <w:noProof/>
+            <w:webHidden/>
+          </w:rPr>
+        </w:r>
+        <w:r>
+          <w:rPr>
+            <w:noProof/>
+            <w:webHidden/>
+          </w:rPr>
+          <w:fldChar w:fldCharType="separate"/>
+        </w:r>
+        <w:r>
+          <w:rPr>
+            <w:noProof/>
+            <w:webHidden/>
+          </w:rPr>
+          <w:t>19</w:t>
+        </w:r>
+        <w:r>
+          <w:rPr>
+            <w:noProof/>
+            <w:webHidden/>
+          </w:rPr>
+          <w:fldChar w:fldCharType="end"/>
+        </w:r>
+      </w:hyperlink>
+    </w:p>
+    <w:p>
+      <w:pPr>
+        <w:pStyle w:val="11"/>
+        <w:tabs>
+          <w:tab w:val="left" w:pos="880"/>
+        </w:tabs>
+        <w:rPr>
+          <w:rFonts w:asciiTheme="minorHAnsi" w:eastAsiaTheme="minorEastAsia" w:hAnsiTheme="minorHAnsi"/>
+          <w:noProof/>
+          <w:sz w:val="22"/>
+          <w:lang w:eastAsia="ru-RU"/>
+        </w:rPr>
+      </w:pPr>
+      <w:hyperlink w:anchor="_Toc214023317" w:history="1">
+        <w:r>
+          <w:rPr>
+            <w:rStyle w:val="a3"/>
+            <w:noProof/>
+            <w14:scene3d>
+              <w14:camera w14:prst="orthographicFront"/>
+              <w14:lightRig w14:rig="threePt" w14:dir="t">
+                <w14:rot w14:lat="0" w14:lon="0" w14:rev="0"/>
+              </w14:lightRig>
+            </w14:scene3d>
+          </w:rPr>
+          <w:t>45.</w:t>
+        </w:r>
+        <w:r>
+          <w:rPr>
+            <w:rFonts w:asciiTheme="minorHAnsi" w:eastAsiaTheme="minorEastAsia" w:hAnsiTheme="minorHAnsi"/>
+            <w:noProof/>
+            <w:sz w:val="22"/>
+            <w:lang w:eastAsia="ru-RU"/>
+          </w:rPr>
+          <w:tab/>
+        </w:r>
+        <w:r>
+          <w:rPr>
+            <w:rStyle w:val="a3"/>
+            <w:noProof/>
+          </w:rPr>
+          <w:t>Номер: 83D5CA</w:t>
+        </w:r>
+        <w:r>
+          <w:rPr>
+            <w:noProof/>
+            <w:webHidden/>
+          </w:rPr>
+          <w:tab/>
+        </w:r>
+        <w:r>
+          <w:rPr>
+            <w:noProof/>
+            <w:webHidden/>
+          </w:rPr>
+          <w:fldChar w:fldCharType="begin"/>
+        </w:r>
+        <w:r>
+          <w:rPr>
+            <w:noProof/>
+            <w:webHidden/>
+          </w:rPr>
+          <w:instrText xml:space="preserve"> PAGEREF _Toc214023317 \h </w:instrText>
+        </w:r>
+        <w:r>
+          <w:rPr>
+            <w:noProof/>
+            <w:webHidden/>
+          </w:rPr>
+        </w:r>
+        <w:r>
+          <w:rPr>
+            <w:noProof/>
+            <w:webHidden/>
+          </w:rPr>
+          <w:fldChar w:fldCharType="separate"/>
+        </w:r>
+        <w:r>
+          <w:rPr>
+            <w:noProof/>
+            <w:webHidden/>
+          </w:rPr>
+          <w:t>20</w:t>
+        </w:r>
+        <w:r>
+          <w:rPr>
+            <w:noProof/>
+            <w:webHidden/>
+          </w:rPr>
+          <w:fldChar w:fldCharType="end"/>
+        </w:r>
+      </w:hyperlink>
+    </w:p>
+    <w:p>
+      <w:pPr>
+        <w:pStyle w:val="11"/>
+        <w:tabs>
+          <w:tab w:val="left" w:pos="880"/>
+        </w:tabs>
+        <w:rPr>
+          <w:rFonts w:asciiTheme="minorHAnsi" w:eastAsiaTheme="minorEastAsia" w:hAnsiTheme="minorHAnsi"/>
+          <w:noProof/>
+          <w:sz w:val="22"/>
+          <w:lang w:eastAsia="ru-RU"/>
+        </w:rPr>
+      </w:pPr>
+      <w:hyperlink w:anchor="_Toc214023318" w:history="1">
+        <w:r>
+          <w:rPr>
+            <w:rStyle w:val="a3"/>
+            <w:noProof/>
+            <w14:scene3d>
+              <w14:camera w14:prst="orthographicFront"/>
+              <w14:lightRig w14:rig="threePt" w14:dir="t">
+                <w14:rot w14:lat="0" w14:lon="0" w14:rev="0"/>
+              </w14:lightRig>
+            </w14:scene3d>
+          </w:rPr>
+          <w:t>46.</w:t>
+        </w:r>
+        <w:r>
+          <w:rPr>
+            <w:rFonts w:asciiTheme="minorHAnsi" w:eastAsiaTheme="minorEastAsia" w:hAnsiTheme="minorHAnsi"/>
+            <w:noProof/>
+            <w:sz w:val="22"/>
+            <w:lang w:eastAsia="ru-RU"/>
+          </w:rPr>
+          <w:tab/>
+        </w:r>
+        <w:r>
+          <w:rPr>
+            <w:rStyle w:val="a3"/>
+            <w:noProof/>
+          </w:rPr>
+          <w:t>Номер: BED497</w:t>
+        </w:r>
+        <w:r>
+          <w:rPr>
+            <w:noProof/>
+            <w:webHidden/>
+          </w:rPr>
+          <w:tab/>
+        </w:r>
+        <w:r>
+          <w:rPr>
+            <w:noProof/>
+            <w:webHidden/>
+          </w:rPr>
+          <w:fldChar w:fldCharType="begin"/>
+        </w:r>
+        <w:r>
+          <w:rPr>
+            <w:noProof/>
+            <w:webHidden/>
+          </w:rPr>
+          <w:instrText xml:space="preserve"> PAGEREF _Toc214023318 \h </w:instrText>
+        </w:r>
+        <w:r>
+          <w:rPr>
+            <w:noProof/>
+            <w:webHidden/>
+          </w:rPr>
+        </w:r>
+        <w:r>
+          <w:rPr>
+            <w:noProof/>
+            <w:webHidden/>
+          </w:rPr>
+          <w:fldChar w:fldCharType="separate"/>
+        </w:r>
+        <w:r>
+          <w:rPr>
+            <w:noProof/>
+            <w:webHidden/>
+          </w:rPr>
+          <w:t>20</w:t>
+        </w:r>
+        <w:r>
+          <w:rPr>
+            <w:noProof/>
+            <w:webHidden/>
+          </w:rPr>
+          <w:fldChar w:fldCharType="end"/>
+        </w:r>
+      </w:hyperlink>
+    </w:p>
+    <w:p>
+      <w:pPr>
+        <w:pStyle w:val="11"/>
+        <w:tabs>
+          <w:tab w:val="left" w:pos="880"/>
+        </w:tabs>
+        <w:rPr>
+          <w:rFonts w:asciiTheme="minorHAnsi" w:eastAsiaTheme="minorEastAsia" w:hAnsiTheme="minorHAnsi"/>
+          <w:noProof/>
+          <w:sz w:val="22"/>
+          <w:lang w:eastAsia="ru-RU"/>
+        </w:rPr>
+      </w:pPr>
+      <w:hyperlink w:anchor="_Toc214023319" w:history="1">
+        <w:r>
+          <w:rPr>
+            <w:rStyle w:val="a3"/>
+            <w:noProof/>
+            <w14:scene3d>
+              <w14:camera w14:prst="orthographicFront"/>
+              <w14:lightRig w14:rig="threePt" w14:dir="t">
+                <w14:rot w14:lat="0" w14:lon="0" w14:rev="0"/>
+              </w14:lightRig>
+            </w14:scene3d>
+          </w:rPr>
+          <w:t>47.</w:t>
+        </w:r>
+        <w:r>
+          <w:rPr>
+            <w:rFonts w:asciiTheme="minorHAnsi" w:eastAsiaTheme="minorEastAsia" w:hAnsiTheme="minorHAnsi"/>
+            <w:noProof/>
+            <w:sz w:val="22"/>
+            <w:lang w:eastAsia="ru-RU"/>
+          </w:rPr>
+          <w:tab/>
+        </w:r>
+        <w:r>
+          <w:rPr>
+            <w:rStyle w:val="a3"/>
+            <w:noProof/>
+          </w:rPr>
+          <w:t>Номер: BA3498</w:t>
+        </w:r>
+        <w:r>
+          <w:rPr>
+            <w:noProof/>
+            <w:webHidden/>
+          </w:rPr>
+          <w:tab/>
+        </w:r>
+        <w:r>
+          <w:rPr>
+            <w:noProof/>
+            <w:webHidden/>
+          </w:rPr>
+          <w:fldChar w:fldCharType="begin"/>
+        </w:r>
+        <w:r>
+          <w:rPr>
+            <w:noProof/>
+            <w:webHidden/>
+          </w:rPr>
+          <w:instrText xml:space="preserve"> PAGEREF _Toc214023319 \h </w:instrText>
+        </w:r>
+        <w:r>
+          <w:rPr>
+            <w:noProof/>
+            <w:webHidden/>
+          </w:rPr>
+        </w:r>
+        <w:r>
+          <w:rPr>
+            <w:noProof/>
+            <w:webHidden/>
+          </w:rPr>
+          <w:fldChar w:fldCharType="separate"/>
+        </w:r>
+        <w:r>
+          <w:rPr>
+            <w:noProof/>
+            <w:webHidden/>
+          </w:rPr>
+          <w:t>20</w:t>
+        </w:r>
+        <w:r>
+          <w:rPr>
+            <w:noProof/>
+            <w:webHidden/>
+          </w:rPr>
+          <w:fldChar w:fldCharType="end"/>
+        </w:r>
+      </w:hyperlink>
+    </w:p>
+    <w:p>
+      <w:pPr>
+        <w:pStyle w:val="11"/>
+        <w:tabs>
+          <w:tab w:val="left" w:pos="880"/>
+        </w:tabs>
+        <w:rPr>
+          <w:rFonts w:asciiTheme="minorHAnsi" w:eastAsiaTheme="minorEastAsia" w:hAnsiTheme="minorHAnsi"/>
+          <w:noProof/>
+          <w:sz w:val="22"/>
+          <w:lang w:eastAsia="ru-RU"/>
+        </w:rPr>
+      </w:pPr>
+      <w:hyperlink w:anchor="_Toc214023320" w:history="1">
+        <w:r>
+          <w:rPr>
+            <w:rStyle w:val="a3"/>
+            <w:noProof/>
+            <w14:scene3d>
+              <w14:camera w14:prst="orthographicFront"/>
+              <w14:lightRig w14:rig="threePt" w14:dir="t">
+                <w14:rot w14:lat="0" w14:lon="0" w14:rev="0"/>
+              </w14:lightRig>
+            </w14:scene3d>
+          </w:rPr>
+          <w:t>48.</w:t>
+        </w:r>
+        <w:r>
+          <w:rPr>
+            <w:rFonts w:asciiTheme="minorHAnsi" w:eastAsiaTheme="minorEastAsia" w:hAnsiTheme="minorHAnsi"/>
+            <w:noProof/>
+            <w:sz w:val="22"/>
+            <w:lang w:eastAsia="ru-RU"/>
+          </w:rPr>
+          <w:tab/>
+        </w:r>
+        <w:r>
+          <w:rPr>
+            <w:rStyle w:val="a3"/>
+            <w:noProof/>
+          </w:rPr>
+          <w:t>Номер: 5F31E5</w:t>
+        </w:r>
+        <w:r>
+          <w:rPr>
+            <w:noProof/>
+            <w:webHidden/>
+          </w:rPr>
+          <w:tab/>
+        </w:r>
+        <w:r>
+          <w:rPr>
+            <w:noProof/>
+            <w:webHidden/>
+          </w:rPr>
+          <w:fldChar w:fldCharType="begin"/>
+        </w:r>
+        <w:r>
+          <w:rPr>
+            <w:noProof/>
+            <w:webHidden/>
+          </w:rPr>
+          <w:instrText xml:space="preserve"> PAGEREF _Toc214023320 \h </w:instrText>
+        </w:r>
+        <w:r>
+          <w:rPr>
+            <w:noProof/>
+            <w:webHidden/>
+          </w:rPr>
+        </w:r>
+        <w:r>
+          <w:rPr>
+            <w:noProof/>
+            <w:webHidden/>
+          </w:rPr>
+          <w:fldChar w:fldCharType="separate"/>
+        </w:r>
+        <w:r>
+          <w:rPr>
+            <w:noProof/>
+            <w:webHidden/>
+          </w:rPr>
+          <w:t>21</w:t>
+        </w:r>
+        <w:r>
+          <w:rPr>
+            <w:noProof/>
+            <w:webHidden/>
+          </w:rPr>
+          <w:fldChar w:fldCharType="end"/>
+        </w:r>
+      </w:hyperlink>
+    </w:p>
+    <w:p>
+      <w:pPr>
+        <w:pStyle w:val="11"/>
+        <w:tabs>
+          <w:tab w:val="left" w:pos="880"/>
+        </w:tabs>
+        <w:rPr>
+          <w:rFonts w:asciiTheme="minorHAnsi" w:eastAsiaTheme="minorEastAsia" w:hAnsiTheme="minorHAnsi"/>
+          <w:noProof/>
+          <w:sz w:val="22"/>
+          <w:lang w:eastAsia="ru-RU"/>
+        </w:rPr>
+      </w:pPr>
+      <w:hyperlink w:anchor="_Toc214023321" w:history="1">
+        <w:r>
+          <w:rPr>
+            <w:rStyle w:val="a3"/>
+            <w:noProof/>
+            <w14:scene3d>
+              <w14:camera w14:prst="orthographicFront"/>
+              <w14:lightRig w14:rig="threePt" w14:dir="t">
+                <w14:rot w14:lat="0" w14:lon="0" w14:rev="0"/>
+              </w14:lightRig>
+            </w14:scene3d>
+          </w:rPr>
+          <w:t>49.</w:t>
+        </w:r>
+        <w:r>
+          <w:rPr>
+            <w:rFonts w:asciiTheme="minorHAnsi" w:eastAsiaTheme="minorEastAsia" w:hAnsiTheme="minorHAnsi"/>
+            <w:noProof/>
+            <w:sz w:val="22"/>
+            <w:lang w:eastAsia="ru-RU"/>
+          </w:rPr>
+          <w:tab/>
+        </w:r>
+        <w:r>
+          <w:rPr>
+            <w:rStyle w:val="a3"/>
+            <w:noProof/>
+          </w:rPr>
+          <w:t>Номер: 668CE8</w:t>
+        </w:r>
+        <w:r>
+          <w:rPr>
+            <w:noProof/>
+            <w:webHidden/>
+          </w:rPr>
+          <w:tab/>
+        </w:r>
+        <w:r>
+          <w:rPr>
+            <w:noProof/>
+            <w:webHidden/>
+          </w:rPr>
+          <w:fldChar w:fldCharType="begin"/>
+        </w:r>
+        <w:r>
+          <w:rPr>
+            <w:noProof/>
+            <w:webHidden/>
+          </w:rPr>
+          <w:instrText xml:space="preserve"> PAGEREF _Toc214023321 \h </w:instrText>
+        </w:r>
+        <w:r>
+          <w:rPr>
+            <w:noProof/>
+            <w:webHidden/>
+          </w:rPr>
+        </w:r>
+        <w:r>
+          <w:rPr>
+            <w:noProof/>
+            <w:webHidden/>
+          </w:rPr>
+          <w:fldChar w:fldCharType="separate"/>
+        </w:r>
+        <w:r>
+          <w:rPr>
+            <w:noProof/>
+            <w:webHidden/>
+          </w:rPr>
+          <w:t>21</w:t>
+        </w:r>
+        <w:r>
+          <w:rPr>
+            <w:noProof/>
+            <w:webHidden/>
+          </w:rPr>
+          <w:fldChar w:fldCharType="end"/>
+        </w:r>
+      </w:hyperlink>
+    </w:p>
+    <w:p>
+      <w:pPr>
+        <w:pStyle w:val="11"/>
+        <w:tabs>
+          <w:tab w:val="left" w:pos="880"/>
+        </w:tabs>
+        <w:rPr>
+          <w:rFonts w:asciiTheme="minorHAnsi" w:eastAsiaTheme="minorEastAsia" w:hAnsiTheme="minorHAnsi"/>
+          <w:noProof/>
+          <w:sz w:val="22"/>
+          <w:lang w:eastAsia="ru-RU"/>
+        </w:rPr>
+      </w:pPr>
+      <w:hyperlink w:anchor="_Toc214023322" w:history="1">
+        <w:r>
+          <w:rPr>
+            <w:rStyle w:val="a3"/>
+            <w:noProof/>
+            <w14:scene3d>
+              <w14:camera w14:prst="orthographicFront"/>
+              <w14:lightRig w14:rig="threePt" w14:dir="t">
+                <w14:rot w14:lat="0" w14:lon="0" w14:rev="0"/>
+              </w14:lightRig>
+            </w14:scene3d>
+          </w:rPr>
+          <w:t>50.</w:t>
+        </w:r>
+        <w:r>
+          <w:rPr>
+            <w:rFonts w:asciiTheme="minorHAnsi" w:eastAsiaTheme="minorEastAsia" w:hAnsiTheme="minorHAnsi"/>
+            <w:noProof/>
+            <w:sz w:val="22"/>
+            <w:lang w:eastAsia="ru-RU"/>
+          </w:rPr>
+          <w:tab/>
+        </w:r>
+        <w:r>
+          <w:rPr>
+            <w:rStyle w:val="a3"/>
+            <w:noProof/>
+          </w:rPr>
+          <w:t>Номер: 3B55E9</w:t>
+        </w:r>
+        <w:r>
+          <w:rPr>
+            <w:noProof/>
+            <w:webHidden/>
+          </w:rPr>
+          <w:tab/>
+        </w:r>
+        <w:r>
+          <w:rPr>
+            <w:noProof/>
+            <w:webHidden/>
+          </w:rPr>
+          <w:fldChar w:fldCharType="begin"/>
+        </w:r>
+        <w:r>
+          <w:rPr>
+            <w:noProof/>
+            <w:webHidden/>
+          </w:rPr>
+          <w:instrText xml:space="preserve"> PAGEREF _Toc214023322 \h </w:instrText>
+        </w:r>
+        <w:r>
+          <w:rPr>
+            <w:noProof/>
+            <w:webHidden/>
+          </w:rPr>
+        </w:r>
+        <w:r>
+          <w:rPr>
+            <w:noProof/>
+            <w:webHidden/>
+          </w:rPr>
+          <w:fldChar w:fldCharType="separate"/>
+        </w:r>
+        <w:r>
+          <w:rPr>
+            <w:noProof/>
+            <w:webHidden/>
+          </w:rPr>
+          <w:t>21</w:t>
+        </w:r>
+        <w:r>
+          <w:rPr>
+            <w:noProof/>
+            <w:webHidden/>
+          </w:rPr>
+          <w:fldChar w:fldCharType="end"/>
+        </w:r>
+      </w:hyperlink>
+    </w:p>
+    <w:p>
+      <w:pPr>
+        <w:pStyle w:val="11"/>
+        <w:tabs>
+          <w:tab w:val="left" w:pos="880"/>
+        </w:tabs>
+        <w:rPr>
+          <w:rFonts w:asciiTheme="minorHAnsi" w:eastAsiaTheme="minorEastAsia" w:hAnsiTheme="minorHAnsi"/>
+          <w:noProof/>
+          <w:sz w:val="22"/>
+          <w:lang w:eastAsia="ru-RU"/>
+        </w:rPr>
+      </w:pPr>
+      <w:hyperlink w:anchor="_Toc214023323" w:history="1">
+        <w:r>
+          <w:rPr>
+            <w:rStyle w:val="a3"/>
+            <w:noProof/>
+            <w14:scene3d>
+              <w14:camera w14:prst="orthographicFront"/>
+              <w14:lightRig w14:rig="threePt" w14:dir="t">
+                <w14:rot w14:lat="0" w14:lon="0" w14:rev="0"/>
+              </w14:lightRig>
+            </w14:scene3d>
+          </w:rPr>
+          <w:t>51.</w:t>
+        </w:r>
+        <w:r>
+          <w:rPr>
+            <w:rFonts w:asciiTheme="minorHAnsi" w:eastAsiaTheme="minorEastAsia" w:hAnsiTheme="minorHAnsi"/>
+            <w:noProof/>
+            <w:sz w:val="22"/>
+            <w:lang w:eastAsia="ru-RU"/>
+          </w:rPr>
+          <w:tab/>
+        </w:r>
+        <w:r>
+          <w:rPr>
+            <w:rStyle w:val="a3"/>
+            <w:noProof/>
+          </w:rPr>
+          <w:t>Номер: B9AD6A</w:t>
+        </w:r>
+        <w:r>
+          <w:rPr>
+            <w:noProof/>
+            <w:webHidden/>
+          </w:rPr>
+          <w:tab/>
+        </w:r>
+        <w:r>
+          <w:rPr>
+            <w:noProof/>
+            <w:webHidden/>
+          </w:rPr>
+          <w:fldChar w:fldCharType="begin"/>
+        </w:r>
+        <w:r>
+          <w:rPr>
+            <w:noProof/>
+            <w:webHidden/>
+          </w:rPr>
+          <w:instrText xml:space="preserve"> PAGEREF _Toc214023323 \h </w:instrText>
+        </w:r>
+        <w:r>
+          <w:rPr>
+            <w:noProof/>
+            <w:webHidden/>
+          </w:rPr>
+        </w:r>
+        <w:r>
+          <w:rPr>
+            <w:noProof/>
+            <w:webHidden/>
+          </w:rPr>
+          <w:fldChar w:fldCharType="separate"/>
+        </w:r>
+        <w:r>
+          <w:rPr>
+            <w:noProof/>
+            <w:webHidden/>
+          </w:rPr>
+          <w:t>22</w:t>
+        </w:r>
+        <w:r>
+          <w:rPr>
+            <w:noProof/>
+            <w:webHidden/>
+          </w:rPr>
+          <w:fldChar w:fldCharType="end"/>
+        </w:r>
+      </w:hyperlink>
+    </w:p>
+    <w:p>
+      <w:pPr>
+        <w:pStyle w:val="11"/>
+        <w:tabs>
+          <w:tab w:val="left" w:pos="880"/>
+        </w:tabs>
+        <w:rPr>
+          <w:rFonts w:asciiTheme="minorHAnsi" w:eastAsiaTheme="minorEastAsia" w:hAnsiTheme="minorHAnsi"/>
+          <w:noProof/>
+          <w:sz w:val="22"/>
+          <w:lang w:eastAsia="ru-RU"/>
+        </w:rPr>
+      </w:pPr>
+      <w:hyperlink w:anchor="_Toc214023324" w:history="1">
+        <w:r>
+          <w:rPr>
+            <w:rStyle w:val="a3"/>
+            <w:noProof/>
+            <w14:scene3d>
+              <w14:camera w14:prst="orthographicFront"/>
+              <w14:lightRig w14:rig="threePt" w14:dir="t">
+                <w14:rot w14:lat="0" w14:lon="0" w14:rev="0"/>
+              </w14:lightRig>
+            </w14:scene3d>
+          </w:rPr>
+          <w:t>52.</w:t>
+        </w:r>
+        <w:r>
+          <w:rPr>
+            <w:rFonts w:asciiTheme="minorHAnsi" w:eastAsiaTheme="minorEastAsia" w:hAnsiTheme="minorHAnsi"/>
+            <w:noProof/>
+            <w:sz w:val="22"/>
+            <w:lang w:eastAsia="ru-RU"/>
+          </w:rPr>
+          <w:tab/>
+        </w:r>
+        <w:r>
+          <w:rPr>
+            <w:rStyle w:val="a3"/>
+            <w:noProof/>
+          </w:rPr>
+          <w:t>Номер: </w:t>
+        </w:r>
+        <w:r>
+          <w:rPr>
+            <w:rStyle w:val="a3"/>
+            <w:b/>
+            <w:noProof/>
+          </w:rPr>
+          <w:t>D47460</w:t>
+        </w:r>
+        <w:r>
+          <w:rPr>
+            <w:noProof/>
+            <w:webHidden/>
+          </w:rPr>
+          <w:tab/>
+        </w:r>
+        <w:r>
+          <w:rPr>
+            <w:noProof/>
+            <w:webHidden/>
+          </w:rPr>
+          <w:fldChar w:fldCharType="begin"/>
+        </w:r>
+        <w:r>
+          <w:rPr>
+            <w:noProof/>
+            <w:webHidden/>
+          </w:rPr>
+          <w:instrText xml:space="preserve"> PAGEREF _Toc214023324 \h </w:instrText>
+        </w:r>
+        <w:r>
+          <w:rPr>
+            <w:noProof/>
+            <w:webHidden/>
+          </w:rPr>
+        </w:r>
+        <w:r>
+          <w:rPr>
+            <w:noProof/>
+            <w:webHidden/>
+          </w:rPr>
+          <w:fldChar w:fldCharType="separate"/>
+        </w:r>
+        <w:r>
+          <w:rPr>
+            <w:noProof/>
+            <w:webHidden/>
+          </w:rPr>
+          <w:t>22</w:t>
+        </w:r>
+        <w:r>
+          <w:rPr>
+            <w:noProof/>
+            <w:webHidden/>
+          </w:rPr>
+          <w:fldChar w:fldCharType="end"/>
+        </w:r>
+      </w:hyperlink>
+    </w:p>
+    <w:p>
+      <w:pPr>
+        <w:pStyle w:val="11"/>
+        <w:tabs>
+          <w:tab w:val="left" w:pos="880"/>
+        </w:tabs>
+        <w:rPr>
+          <w:rFonts w:asciiTheme="minorHAnsi" w:eastAsiaTheme="minorEastAsia" w:hAnsiTheme="minorHAnsi"/>
+          <w:noProof/>
+          <w:sz w:val="22"/>
+          <w:lang w:eastAsia="ru-RU"/>
+        </w:rPr>
+      </w:pPr>
+      <w:hyperlink w:anchor="_Toc214023325" w:history="1">
+        <w:r>
+          <w:rPr>
+            <w:rStyle w:val="a3"/>
+            <w:noProof/>
+            <w14:scene3d>
+              <w14:camera w14:prst="orthographicFront"/>
+              <w14:lightRig w14:rig="threePt" w14:dir="t">
+                <w14:rot w14:lat="0" w14:lon="0" w14:rev="0"/>
+              </w14:lightRig>
+            </w14:scene3d>
+          </w:rPr>
+          <w:t>53.</w:t>
+        </w:r>
+        <w:r>
+          <w:rPr>
+            <w:rFonts w:asciiTheme="minorHAnsi" w:eastAsiaTheme="minorEastAsia" w:hAnsiTheme="minorHAnsi"/>
+            <w:noProof/>
+            <w:sz w:val="22"/>
+            <w:lang w:eastAsia="ru-RU"/>
+          </w:rPr>
+          <w:tab/>
+        </w:r>
+        <w:r>
+          <w:rPr>
+            <w:rStyle w:val="a3"/>
+            <w:noProof/>
+          </w:rPr>
+          <w:t>Номер: AB9560</w:t>
+        </w:r>
+        <w:r>
+          <w:rPr>
+            <w:noProof/>
+            <w:webHidden/>
+          </w:rPr>
+          <w:tab/>
+        </w:r>
+        <w:r>
+          <w:rPr>
+            <w:noProof/>
+            <w:webHidden/>
+          </w:rPr>
+          <w:fldChar w:fldCharType="begin"/>
+        </w:r>
+        <w:r>
+          <w:rPr>
+            <w:noProof/>
+            <w:webHidden/>
+          </w:rPr>
+          <w:instrText xml:space="preserve"> PAGEREF _Toc214023325 \h </w:instrText>
+        </w:r>
+        <w:r>
+          <w:rPr>
+            <w:noProof/>
+            <w:webHidden/>
+          </w:rPr>
+        </w:r>
+        <w:r>
+          <w:rPr>
+            <w:noProof/>
+            <w:webHidden/>
+          </w:rPr>
+          <w:fldChar w:fldCharType="separate"/>
+        </w:r>
+        <w:r>
+          <w:rPr>
+            <w:noProof/>
+            <w:webHidden/>
+          </w:rPr>
+          <w:t>22</w:t>
+        </w:r>
+        <w:r>
+          <w:rPr>
+            <w:noProof/>
+            <w:webHidden/>
+          </w:rPr>
+          <w:fldChar w:fldCharType="end"/>
+        </w:r>
+      </w:hyperlink>
+    </w:p>
+    <w:p>
+      <w:pPr>
+        <w:pStyle w:val="11"/>
+        <w:tabs>
+          <w:tab w:val="left" w:pos="880"/>
+        </w:tabs>
+        <w:rPr>
+          <w:rFonts w:asciiTheme="minorHAnsi" w:eastAsiaTheme="minorEastAsia" w:hAnsiTheme="minorHAnsi"/>
+          <w:noProof/>
+          <w:sz w:val="22"/>
+          <w:lang w:eastAsia="ru-RU"/>
+        </w:rPr>
+      </w:pPr>
+      <w:hyperlink w:anchor="_Toc214023326" w:history="1">
+        <w:r>
+          <w:rPr>
+            <w:rStyle w:val="a3"/>
+            <w:noProof/>
+            <w14:scene3d>
+              <w14:camera w14:prst="orthographicFront"/>
+              <w14:lightRig w14:rig="threePt" w14:dir="t">
+                <w14:rot w14:lat="0" w14:lon="0" w14:rev="0"/>
+              </w14:lightRig>
+            </w14:scene3d>
+          </w:rPr>
+          <w:t>54.</w:t>
+        </w:r>
+        <w:r>
+          <w:rPr>
+            <w:rFonts w:asciiTheme="minorHAnsi" w:eastAsiaTheme="minorEastAsia" w:hAnsiTheme="minorHAnsi"/>
+            <w:noProof/>
+            <w:sz w:val="22"/>
+            <w:lang w:eastAsia="ru-RU"/>
+          </w:rPr>
+          <w:tab/>
+        </w:r>
+        <w:r>
+          <w:rPr>
+            <w:rStyle w:val="a3"/>
+            <w:noProof/>
+          </w:rPr>
+          <w:t>Номер: 3FE867</w:t>
+        </w:r>
+        <w:r>
+          <w:rPr>
+            <w:noProof/>
+            <w:webHidden/>
+          </w:rPr>
+          <w:tab/>
+        </w:r>
+        <w:r>
+          <w:rPr>
+            <w:noProof/>
+            <w:webHidden/>
+          </w:rPr>
+          <w:fldChar w:fldCharType="begin"/>
+        </w:r>
+        <w:r>
+          <w:rPr>
+            <w:noProof/>
+            <w:webHidden/>
+          </w:rPr>
+          <w:instrText xml:space="preserve"> PAGEREF _Toc214023326 \h </w:instrText>
+        </w:r>
+        <w:r>
+          <w:rPr>
+            <w:noProof/>
+            <w:webHidden/>
+          </w:rPr>
+        </w:r>
+        <w:r>
+          <w:rPr>
+            <w:noProof/>
+            <w:webHidden/>
+          </w:rPr>
+          <w:fldChar w:fldCharType="separate"/>
+        </w:r>
+        <w:r>
+          <w:rPr>
+            <w:noProof/>
+            <w:webHidden/>
+          </w:rPr>
+          <w:t>23</w:t>
+        </w:r>
+        <w:r>
+          <w:rPr>
+            <w:noProof/>
+            <w:webHidden/>
+          </w:rPr>
+          <w:fldChar w:fldCharType="end"/>
+        </w:r>
+      </w:hyperlink>
+    </w:p>
+    <w:p>
+      <w:pPr>
+        <w:pStyle w:val="11"/>
+        <w:tabs>
+          <w:tab w:val="left" w:pos="880"/>
+        </w:tabs>
+        <w:rPr>
+          <w:rFonts w:asciiTheme="minorHAnsi" w:eastAsiaTheme="minorEastAsia" w:hAnsiTheme="minorHAnsi"/>
+          <w:noProof/>
+          <w:sz w:val="22"/>
+          <w:lang w:eastAsia="ru-RU"/>
+        </w:rPr>
+      </w:pPr>
+      <w:hyperlink w:anchor="_Toc214023327" w:history="1">
+        <w:r>
+          <w:rPr>
+            <w:rStyle w:val="a3"/>
+            <w:noProof/>
+            <w14:scene3d>
+              <w14:camera w14:prst="orthographicFront"/>
+              <w14:lightRig w14:rig="threePt" w14:dir="t">
+                <w14:rot w14:lat="0" w14:lon="0" w14:rev="0"/>
+              </w14:lightRig>
+            </w14:scene3d>
+          </w:rPr>
+          <w:t>55.</w:t>
+        </w:r>
+        <w:r>
+          <w:rPr>
+            <w:rFonts w:asciiTheme="minorHAnsi" w:eastAsiaTheme="minorEastAsia" w:hAnsiTheme="minorHAnsi"/>
+            <w:noProof/>
+            <w:sz w:val="22"/>
+            <w:lang w:eastAsia="ru-RU"/>
+          </w:rPr>
+          <w:tab/>
+        </w:r>
+        <w:r>
+          <w:rPr>
+            <w:rStyle w:val="a3"/>
+            <w:noProof/>
+          </w:rPr>
+          <w:t>Номер: 3BC762</w:t>
+        </w:r>
+        <w:r>
+          <w:rPr>
+            <w:noProof/>
+            <w:webHidden/>
+          </w:rPr>
+          <w:tab/>
+        </w:r>
+        <w:r>
+          <w:rPr>
+            <w:noProof/>
+            <w:webHidden/>
+          </w:rPr>
+          <w:fldChar w:fldCharType="begin"/>
+        </w:r>
+        <w:r>
+          <w:rPr>
+            <w:noProof/>
+            <w:webHidden/>
+          </w:rPr>
+          <w:instrText xml:space="preserve"> PAGEREF _Toc214023327 \h </w:instrText>
+        </w:r>
+        <w:r>
+          <w:rPr>
+            <w:noProof/>
+            <w:webHidden/>
+          </w:rPr>
+        </w:r>
+        <w:r>
+          <w:rPr>
+            <w:noProof/>
+            <w:webHidden/>
+          </w:rPr>
+          <w:fldChar w:fldCharType="separate"/>
+        </w:r>
+        <w:r>
+          <w:rPr>
+            <w:noProof/>
+            <w:webHidden/>
+          </w:rPr>
+          <w:t>23</w:t>
+        </w:r>
+        <w:r>
+          <w:rPr>
+            <w:noProof/>
+            <w:webHidden/>
+          </w:rPr>
+          <w:fldChar w:fldCharType="end"/>
+        </w:r>
+      </w:hyperlink>
+    </w:p>
+    <w:p>
+      <w:pPr>
+        <w:pStyle w:val="11"/>
+        <w:tabs>
+          <w:tab w:val="left" w:pos="880"/>
+        </w:tabs>
+        <w:rPr>
+          <w:rFonts w:asciiTheme="minorHAnsi" w:eastAsiaTheme="minorEastAsia" w:hAnsiTheme="minorHAnsi"/>
+          <w:noProof/>
+          <w:sz w:val="22"/>
+          <w:lang w:eastAsia="ru-RU"/>
+        </w:rPr>
+      </w:pPr>
+      <w:hyperlink w:anchor="_Toc214023328" w:history="1">
+        <w:r>
+          <w:rPr>
+            <w:rStyle w:val="a3"/>
+            <w:noProof/>
+            <w14:scene3d>
+              <w14:camera w14:prst="orthographicFront"/>
+              <w14:lightRig w14:rig="threePt" w14:dir="t">
+                <w14:rot w14:lat="0" w14:lon="0" w14:rev="0"/>
+              </w14:lightRig>
+            </w14:scene3d>
+          </w:rPr>
+          <w:t>56.</w:t>
+        </w:r>
+        <w:r>
+          <w:rPr>
+            <w:rFonts w:asciiTheme="minorHAnsi" w:eastAsiaTheme="minorEastAsia" w:hAnsiTheme="minorHAnsi"/>
+            <w:noProof/>
+            <w:sz w:val="22"/>
+            <w:lang w:eastAsia="ru-RU"/>
+          </w:rPr>
+          <w:tab/>
+        </w:r>
+        <w:r>
+          <w:rPr>
+            <w:rStyle w:val="a3"/>
+            <w:noProof/>
+          </w:rPr>
+          <w:t>Номер: 44FE34</w:t>
+        </w:r>
+        <w:r>
+          <w:rPr>
+            <w:noProof/>
+            <w:webHidden/>
+          </w:rPr>
+          <w:tab/>
+        </w:r>
+        <w:r>
+          <w:rPr>
+            <w:noProof/>
+            <w:webHidden/>
+          </w:rPr>
+          <w:fldChar w:fldCharType="begin"/>
+        </w:r>
+        <w:r>
+          <w:rPr>
+            <w:noProof/>
+            <w:webHidden/>
+          </w:rPr>
+          <w:instrText xml:space="preserve"> PAGEREF _Toc214023328 \h </w:instrText>
+        </w:r>
+        <w:r>
+          <w:rPr>
+            <w:noProof/>
+            <w:webHidden/>
+          </w:rPr>
+        </w:r>
+        <w:r>
+          <w:rPr>
+            <w:noProof/>
+            <w:webHidden/>
+          </w:rPr>
+          <w:fldChar w:fldCharType="separate"/>
+        </w:r>
+        <w:r>
+          <w:rPr>
+            <w:noProof/>
+            <w:webHidden/>
+          </w:rPr>
+          <w:t>23</w:t>
+        </w:r>
+        <w:r>
+          <w:rPr>
+            <w:noProof/>
+            <w:webHidden/>
+          </w:rPr>
+          <w:fldChar w:fldCharType="end"/>
+        </w:r>
+      </w:hyperlink>
+    </w:p>
+    <w:p>
+      <w:pPr>
+        <w:pStyle w:val="11"/>
+        <w:tabs>
+          <w:tab w:val="left" w:pos="880"/>
+        </w:tabs>
+        <w:rPr>
+          <w:rFonts w:asciiTheme="minorHAnsi" w:eastAsiaTheme="minorEastAsia" w:hAnsiTheme="minorHAnsi"/>
+          <w:noProof/>
+          <w:sz w:val="22"/>
+          <w:lang w:eastAsia="ru-RU"/>
+        </w:rPr>
+      </w:pPr>
+      <w:hyperlink w:anchor="_Toc214023329" w:history="1">
+        <w:r>
+          <w:rPr>
+            <w:rStyle w:val="a3"/>
+            <w:noProof/>
+            <w14:scene3d>
+              <w14:camera w14:prst="orthographicFront"/>
+              <w14:lightRig w14:rig="threePt" w14:dir="t">
+                <w14:rot w14:lat="0" w14:lon="0" w14:rev="0"/>
+              </w14:lightRig>
+            </w14:scene3d>
+          </w:rPr>
+          <w:t>57.</w:t>
+        </w:r>
+        <w:r>
+          <w:rPr>
+            <w:rFonts w:asciiTheme="minorHAnsi" w:eastAsiaTheme="minorEastAsia" w:hAnsiTheme="minorHAnsi"/>
+            <w:noProof/>
+            <w:sz w:val="22"/>
+            <w:lang w:eastAsia="ru-RU"/>
+          </w:rPr>
+          <w:tab/>
+        </w:r>
+        <w:r>
+          <w:rPr>
+            <w:rStyle w:val="a3"/>
+            <w:noProof/>
+          </w:rPr>
+          <w:t>Номер: 54C33D</w:t>
+        </w:r>
+        <w:r>
+          <w:rPr>
+            <w:noProof/>
+            <w:webHidden/>
+          </w:rPr>
+          <w:tab/>
+        </w:r>
+        <w:r>
+          <w:rPr>
+            <w:noProof/>
+            <w:webHidden/>
+          </w:rPr>
+          <w:fldChar w:fldCharType="begin"/>
+        </w:r>
+        <w:r>
+          <w:rPr>
+            <w:noProof/>
+            <w:webHidden/>
+          </w:rPr>
+          <w:instrText xml:space="preserve"> PAGEREF _Toc214023329 \h </w:instrText>
+        </w:r>
+        <w:r>
+          <w:rPr>
+            <w:noProof/>
+            <w:webHidden/>
+          </w:rPr>
+        </w:r>
+        <w:r>
+          <w:rPr>
+            <w:noProof/>
+            <w:webHidden/>
+          </w:rPr>
+          <w:fldChar w:fldCharType="separate"/>
+        </w:r>
+        <w:r>
+          <w:rPr>
+            <w:noProof/>
+            <w:webHidden/>
+          </w:rPr>
+          <w:t>24</w:t>
+        </w:r>
+        <w:r>
+          <w:rPr>
+            <w:noProof/>
+            <w:webHidden/>
+          </w:rPr>
+          <w:fldChar w:fldCharType="end"/>
+        </w:r>
+      </w:hyperlink>
+    </w:p>
+    <w:p>
+      <w:pPr>
+        <w:pStyle w:val="11"/>
+        <w:tabs>
+          <w:tab w:val="left" w:pos="880"/>
+        </w:tabs>
+        <w:rPr>
+          <w:rFonts w:asciiTheme="minorHAnsi" w:eastAsiaTheme="minorEastAsia" w:hAnsiTheme="minorHAnsi"/>
+          <w:noProof/>
+          <w:sz w:val="22"/>
+          <w:lang w:eastAsia="ru-RU"/>
+        </w:rPr>
+      </w:pPr>
+      <w:hyperlink w:anchor="_Toc214023330" w:history="1">
+        <w:r>
+          <w:rPr>
+            <w:rStyle w:val="a3"/>
+            <w:noProof/>
+            <w14:scene3d>
+              <w14:camera w14:prst="orthographicFront"/>
+              <w14:lightRig w14:rig="threePt" w14:dir="t">
+                <w14:rot w14:lat="0" w14:lon="0" w14:rev="0"/>
+              </w14:lightRig>
+            </w14:scene3d>
+          </w:rPr>
+          <w:t>58.</w:t>
+        </w:r>
+        <w:r>
+          <w:rPr>
+            <w:rFonts w:asciiTheme="minorHAnsi" w:eastAsiaTheme="minorEastAsia" w:hAnsiTheme="minorHAnsi"/>
+            <w:noProof/>
+            <w:sz w:val="22"/>
+            <w:lang w:eastAsia="ru-RU"/>
+          </w:rPr>
+          <w:tab/>
+        </w:r>
+        <w:r>
+          <w:rPr>
+            <w:rStyle w:val="a3"/>
+            <w:noProof/>
+          </w:rPr>
+          <w:t>Номер: 97A63B</w:t>
+        </w:r>
+        <w:r>
+          <w:rPr>
+            <w:noProof/>
+            <w:webHidden/>
+          </w:rPr>
+          <w:tab/>
+        </w:r>
+        <w:r>
+          <w:rPr>
+            <w:noProof/>
+            <w:webHidden/>
+          </w:rPr>
+          <w:fldChar w:fldCharType="begin"/>
+        </w:r>
+        <w:r>
+          <w:rPr>
+            <w:noProof/>
+            <w:webHidden/>
+          </w:rPr>
+          <w:instrText xml:space="preserve"> PAGEREF _Toc214023330 \h </w:instrText>
+        </w:r>
+        <w:r>
+          <w:rPr>
+            <w:noProof/>
+            <w:webHidden/>
+          </w:rPr>
+        </w:r>
+        <w:r>
+          <w:rPr>
+            <w:noProof/>
+            <w:webHidden/>
+          </w:rPr>
+          <w:fldChar w:fldCharType="separate"/>
+        </w:r>
+        <w:r>
+          <w:rPr>
+            <w:noProof/>
+            <w:webHidden/>
+          </w:rPr>
+          <w:t>24</w:t>
+        </w:r>
+        <w:r>
+          <w:rPr>
+            <w:noProof/>
+            <w:webHidden/>
+          </w:rPr>
+          <w:fldChar w:fldCharType="end"/>
+        </w:r>
+      </w:hyperlink>
+    </w:p>
+    <w:p>
+      <w:pPr>
+        <w:pStyle w:val="11"/>
+        <w:tabs>
+          <w:tab w:val="left" w:pos="880"/>
+        </w:tabs>
+        <w:rPr>
+          <w:rFonts w:asciiTheme="minorHAnsi" w:eastAsiaTheme="minorEastAsia" w:hAnsiTheme="minorHAnsi"/>
+          <w:noProof/>
+          <w:sz w:val="22"/>
+          <w:lang w:eastAsia="ru-RU"/>
+        </w:rPr>
+      </w:pPr>
+      <w:hyperlink w:anchor="_Toc214023331" w:history="1">
+        <w:r>
+          <w:rPr>
+            <w:rStyle w:val="a3"/>
+            <w:noProof/>
+            <w14:scene3d>
+              <w14:camera w14:prst="orthographicFront"/>
+              <w14:lightRig w14:rig="threePt" w14:dir="t">
+                <w14:rot w14:lat="0" w14:lon="0" w14:rev="0"/>
+              </w14:lightRig>
+            </w14:scene3d>
+          </w:rPr>
+          <w:t>59.</w:t>
+        </w:r>
+        <w:r>
+          <w:rPr>
+            <w:rFonts w:asciiTheme="minorHAnsi" w:eastAsiaTheme="minorEastAsia" w:hAnsiTheme="minorHAnsi"/>
+            <w:noProof/>
+            <w:sz w:val="22"/>
+            <w:lang w:eastAsia="ru-RU"/>
+          </w:rPr>
+          <w:tab/>
+        </w:r>
+        <w:r>
+          <w:rPr>
+            <w:rStyle w:val="a3"/>
+            <w:noProof/>
+          </w:rPr>
+          <w:t>Номер: 836839</w:t>
+        </w:r>
+        <w:r>
+          <w:rPr>
+            <w:noProof/>
+            <w:webHidden/>
+          </w:rPr>
+          <w:tab/>
+        </w:r>
+        <w:r>
+          <w:rPr>
+            <w:noProof/>
+            <w:webHidden/>
+          </w:rPr>
+          <w:fldChar w:fldCharType="begin"/>
+        </w:r>
+        <w:r>
+          <w:rPr>
+            <w:noProof/>
+            <w:webHidden/>
+          </w:rPr>
+          <w:instrText xml:space="preserve"> PAGEREF _Toc214023331 \h </w:instrText>
+        </w:r>
+        <w:r>
+          <w:rPr>
+            <w:noProof/>
+            <w:webHidden/>
+          </w:rPr>
+        </w:r>
+        <w:r>
+          <w:rPr>
+            <w:noProof/>
+            <w:webHidden/>
+          </w:rPr>
+          <w:fldChar w:fldCharType="separate"/>
+        </w:r>
+        <w:r>
+          <w:rPr>
+            <w:noProof/>
+            <w:webHidden/>
+          </w:rPr>
+          <w:t>24</w:t>
+        </w:r>
+        <w:r>
+          <w:rPr>
+            <w:noProof/>
+            <w:webHidden/>
+          </w:rPr>
+          <w:fldChar w:fldCharType="end"/>
+        </w:r>
+      </w:hyperlink>
+    </w:p>
+    <w:p>
+      <w:pPr>
+        <w:pStyle w:val="11"/>
+        <w:tabs>
+          <w:tab w:val="left" w:pos="880"/>
+        </w:tabs>
+        <w:rPr>
+          <w:rFonts w:asciiTheme="minorHAnsi" w:eastAsiaTheme="minorEastAsia" w:hAnsiTheme="minorHAnsi"/>
+          <w:noProof/>
+          <w:sz w:val="22"/>
+          <w:lang w:eastAsia="ru-RU"/>
+        </w:rPr>
+      </w:pPr>
+      <w:hyperlink w:anchor="_Toc214023332" w:history="1">
+        <w:r>
+          <w:rPr>
+            <w:rStyle w:val="a3"/>
+            <w:noProof/>
+            <w14:scene3d>
+              <w14:camera w14:prst="orthographicFront"/>
+              <w14:lightRig w14:rig="threePt" w14:dir="t">
+                <w14:rot w14:lat="0" w14:lon="0" w14:rev="0"/>
+              </w14:lightRig>
+            </w14:scene3d>
+          </w:rPr>
+          <w:t>60.</w:t>
+        </w:r>
+        <w:r>
+          <w:rPr>
+            <w:rFonts w:asciiTheme="minorHAnsi" w:eastAsiaTheme="minorEastAsia" w:hAnsiTheme="minorHAnsi"/>
+            <w:noProof/>
+            <w:sz w:val="22"/>
+            <w:lang w:eastAsia="ru-RU"/>
+          </w:rPr>
+          <w:tab/>
+        </w:r>
+        <w:r>
+          <w:rPr>
+            <w:rStyle w:val="a3"/>
+            <w:noProof/>
+          </w:rPr>
+          <w:t>Номер: B5AB8F</w:t>
+        </w:r>
+        <w:r>
+          <w:rPr>
+            <w:noProof/>
+            <w:webHidden/>
+          </w:rPr>
+          <w:tab/>
+        </w:r>
+        <w:r>
+          <w:rPr>
+            <w:noProof/>
+            <w:webHidden/>
+          </w:rPr>
+          <w:fldChar w:fldCharType="begin"/>
+        </w:r>
+        <w:r>
+          <w:rPr>
+            <w:noProof/>
+            <w:webHidden/>
+          </w:rPr>
+          <w:instrText xml:space="preserve"> PAGEREF _Toc214023332 \h </w:instrText>
+        </w:r>
+        <w:r>
+          <w:rPr>
+            <w:noProof/>
+            <w:webHidden/>
+          </w:rPr>
+        </w:r>
+        <w:r>
+          <w:rPr>
+            <w:noProof/>
+            <w:webHidden/>
+          </w:rPr>
+          <w:fldChar w:fldCharType="separate"/>
+        </w:r>
+        <w:r>
+          <w:rPr>
+            <w:noProof/>
+            <w:webHidden/>
+          </w:rPr>
+          <w:t>25</w:t>
+        </w:r>
+        <w:r>
+          <w:rPr>
+            <w:noProof/>
+            <w:webHidden/>
+          </w:rPr>
+          <w:fldChar w:fldCharType="end"/>
+        </w:r>
+      </w:hyperlink>
+    </w:p>
+    <w:p>
+      <w:pPr>
+        <w:pStyle w:val="11"/>
+        <w:tabs>
+          <w:tab w:val="left" w:pos="880"/>
+        </w:tabs>
+        <w:rPr>
+          <w:rFonts w:asciiTheme="minorHAnsi" w:eastAsiaTheme="minorEastAsia" w:hAnsiTheme="minorHAnsi"/>
+          <w:noProof/>
+          <w:sz w:val="22"/>
+          <w:lang w:eastAsia="ru-RU"/>
+        </w:rPr>
+      </w:pPr>
+      <w:hyperlink w:anchor="_Toc214023333" w:history="1">
+        <w:r>
+          <w:rPr>
+            <w:rStyle w:val="a3"/>
+            <w:noProof/>
+            <w14:scene3d>
+              <w14:camera w14:prst="orthographicFront"/>
+              <w14:lightRig w14:rig="threePt" w14:dir="t">
+                <w14:rot w14:lat="0" w14:lon="0" w14:rev="0"/>
+              </w14:lightRig>
+            </w14:scene3d>
+          </w:rPr>
+          <w:t>61.</w:t>
+        </w:r>
+        <w:r>
+          <w:rPr>
+            <w:rFonts w:asciiTheme="minorHAnsi" w:eastAsiaTheme="minorEastAsia" w:hAnsiTheme="minorHAnsi"/>
+            <w:noProof/>
+            <w:sz w:val="22"/>
+            <w:lang w:eastAsia="ru-RU"/>
+          </w:rPr>
+          <w:tab/>
+        </w:r>
+        <w:r>
+          <w:rPr>
+            <w:rStyle w:val="a3"/>
+            <w:noProof/>
+          </w:rPr>
+          <w:t>Номер: 674B8F</w:t>
+        </w:r>
+        <w:r>
+          <w:rPr>
+            <w:noProof/>
+            <w:webHidden/>
+          </w:rPr>
+          <w:tab/>
+        </w:r>
+        <w:r>
+          <w:rPr>
+            <w:noProof/>
+            <w:webHidden/>
+          </w:rPr>
+          <w:fldChar w:fldCharType="begin"/>
+        </w:r>
+        <w:r>
+          <w:rPr>
+            <w:noProof/>
+            <w:webHidden/>
+          </w:rPr>
+          <w:instrText xml:space="preserve"> PAGEREF _Toc214023333 \h </w:instrText>
+        </w:r>
+        <w:r>
+          <w:rPr>
+            <w:noProof/>
+            <w:webHidden/>
+          </w:rPr>
+        </w:r>
+        <w:r>
+          <w:rPr>
+            <w:noProof/>
+            <w:webHidden/>
+          </w:rPr>
+          <w:fldChar w:fldCharType="separate"/>
+        </w:r>
+        <w:r>
+          <w:rPr>
+            <w:noProof/>
+            <w:webHidden/>
+          </w:rPr>
+          <w:t>25</w:t>
+        </w:r>
+        <w:r>
+          <w:rPr>
+            <w:noProof/>
+            <w:webHidden/>
+          </w:rPr>
+          <w:fldChar w:fldCharType="end"/>
+        </w:r>
+      </w:hyperlink>
+    </w:p>
+    <w:p>
+      <w:pPr>
+        <w:pStyle w:val="11"/>
+        <w:tabs>
+          <w:tab w:val="left" w:pos="880"/>
+        </w:tabs>
+        <w:rPr>
+          <w:rFonts w:asciiTheme="minorHAnsi" w:eastAsiaTheme="minorEastAsia" w:hAnsiTheme="minorHAnsi"/>
+          <w:noProof/>
+          <w:sz w:val="22"/>
+          <w:lang w:eastAsia="ru-RU"/>
+        </w:rPr>
+      </w:pPr>
+      <w:hyperlink w:anchor="_Toc214023334" w:history="1">
+        <w:r>
+          <w:rPr>
+            <w:rStyle w:val="a3"/>
+            <w:noProof/>
+            <w14:scene3d>
+              <w14:camera w14:prst="orthographicFront"/>
+              <w14:lightRig w14:rig="threePt" w14:dir="t">
+                <w14:rot w14:lat="0" w14:lon="0" w14:rev="0"/>
+              </w14:lightRig>
+            </w14:scene3d>
+          </w:rPr>
+          <w:t>62.</w:t>
+        </w:r>
+        <w:r>
+          <w:rPr>
+            <w:rFonts w:asciiTheme="minorHAnsi" w:eastAsiaTheme="minorEastAsia" w:hAnsiTheme="minorHAnsi"/>
+            <w:noProof/>
+            <w:sz w:val="22"/>
+            <w:lang w:eastAsia="ru-RU"/>
+          </w:rPr>
+          <w:tab/>
+        </w:r>
+        <w:r>
+          <w:rPr>
+            <w:rStyle w:val="a3"/>
+            <w:noProof/>
+          </w:rPr>
+          <w:t>Номер: 367282</w:t>
+        </w:r>
+        <w:r>
+          <w:rPr>
+            <w:noProof/>
+            <w:webHidden/>
+          </w:rPr>
+          <w:tab/>
+        </w:r>
+        <w:r>
+          <w:rPr>
+            <w:noProof/>
+            <w:webHidden/>
+          </w:rPr>
+          <w:fldChar w:fldCharType="begin"/>
+        </w:r>
+        <w:r>
+          <w:rPr>
+            <w:noProof/>
+            <w:webHidden/>
+          </w:rPr>
+          <w:instrText xml:space="preserve"> PAGEREF _Toc214023334 \h </w:instrText>
+        </w:r>
+        <w:r>
+          <w:rPr>
+            <w:noProof/>
+            <w:webHidden/>
+          </w:rPr>
+        </w:r>
+        <w:r>
+          <w:rPr>
+            <w:noProof/>
+            <w:webHidden/>
+          </w:rPr>
+          <w:fldChar w:fldCharType="separate"/>
+        </w:r>
+        <w:r>
+          <w:rPr>
+            <w:noProof/>
+            <w:webHidden/>
+          </w:rPr>
+          <w:t>25</w:t>
+        </w:r>
+        <w:r>
+          <w:rPr>
+            <w:noProof/>
+            <w:webHidden/>
+          </w:rPr>
+          <w:fldChar w:fldCharType="end"/>
+        </w:r>
+      </w:hyperlink>
+    </w:p>
+    <w:p>
+      <w:pPr>
+        <w:pStyle w:val="11"/>
+        <w:tabs>
+          <w:tab w:val="left" w:pos="880"/>
+        </w:tabs>
+        <w:rPr>
+          <w:rFonts w:asciiTheme="minorHAnsi" w:eastAsiaTheme="minorEastAsia" w:hAnsiTheme="minorHAnsi"/>
+          <w:noProof/>
+          <w:sz w:val="22"/>
+          <w:lang w:eastAsia="ru-RU"/>
+        </w:rPr>
+      </w:pPr>
+      <w:hyperlink w:anchor="_Toc214023335" w:history="1">
+        <w:r>
+          <w:rPr>
+            <w:rStyle w:val="a3"/>
+            <w:noProof/>
+            <w14:scene3d>
+              <w14:camera w14:prst="orthographicFront"/>
+              <w14:lightRig w14:rig="threePt" w14:dir="t">
+                <w14:rot w14:lat="0" w14:lon="0" w14:rev="0"/>
+              </w14:lightRig>
+            </w14:scene3d>
+          </w:rPr>
+          <w:t>63.</w:t>
+        </w:r>
+        <w:r>
+          <w:rPr>
+            <w:rFonts w:asciiTheme="minorHAnsi" w:eastAsiaTheme="minorEastAsia" w:hAnsiTheme="minorHAnsi"/>
+            <w:noProof/>
+            <w:sz w:val="22"/>
+            <w:lang w:eastAsia="ru-RU"/>
+          </w:rPr>
+          <w:tab/>
+        </w:r>
+        <w:r>
+          <w:rPr>
+            <w:rStyle w:val="a3"/>
+            <w:noProof/>
+          </w:rPr>
+          <w:t>Номер:</w:t>
+        </w:r>
+        <w:r>
+          <w:rPr>
+            <w:rStyle w:val="a3"/>
+            <w:noProof/>
+          </w:rPr>
+          <w:t> </w:t>
+        </w:r>
+        <w:r>
+          <w:rPr>
+            <w:rStyle w:val="a3"/>
+            <w:noProof/>
+          </w:rPr>
+          <w:t>88B087</w:t>
+        </w:r>
+        <w:r>
+          <w:rPr>
+            <w:noProof/>
+            <w:webHidden/>
+          </w:rPr>
+          <w:tab/>
+        </w:r>
+        <w:r>
+          <w:rPr>
+            <w:noProof/>
+            <w:webHidden/>
+          </w:rPr>
+          <w:fldChar w:fldCharType="begin"/>
+        </w:r>
+        <w:r>
+          <w:rPr>
+            <w:noProof/>
+            <w:webHidden/>
+          </w:rPr>
+          <w:instrText xml:space="preserve"> PAGEREF _Toc214023335 \h </w:instrText>
+        </w:r>
+        <w:r>
+          <w:rPr>
+            <w:noProof/>
+            <w:webHidden/>
+          </w:rPr>
+        </w:r>
+        <w:r>
+          <w:rPr>
+            <w:noProof/>
+            <w:webHidden/>
+          </w:rPr>
+          <w:fldChar w:fldCharType="separate"/>
+        </w:r>
+        <w:r>
+          <w:rPr>
+            <w:noProof/>
+            <w:webHidden/>
+          </w:rPr>
+          <w:t>26</w:t>
+        </w:r>
+        <w:r>
+          <w:rPr>
+            <w:noProof/>
+            <w:webHidden/>
+          </w:rPr>
+          <w:fldChar w:fldCharType="end"/>
+        </w:r>
+      </w:hyperlink>
     </w:p>
     <w:p>
       <w:r>
@@ -4566,7 +7614,7 @@
       <w:r>
         <w:br w:type="page"/>
       </w:r>
-      <w:bookmarkStart w:id="0" w:name="_Toc213974070"/>
+      <w:bookmarkStart w:id="0" w:name="_Toc214023273"/>
       <w:r>
         <w:lastRenderedPageBreak/>
         <w:t>Номер: </w:t>
@@ -4835,7 +7883,7 @@
                     </pic:cNvPicPr>
                   </pic:nvPicPr>
                   <pic:blipFill rotWithShape="1">
-                    <a:blip r:embed="rId9">
+                    <a:blip r:embed="rId8">
                       <a:extLst>
                         <a:ext uri="{28A0092B-C50C-407E-A947-70E740481C1C}">
                           <a14:useLocalDpi xmlns:a14="http://schemas.microsoft.com/office/drawing/2010/main" val="0"/>
@@ -4879,7 +7927,7 @@
           <w:bCs w:val="0"/>
         </w:rPr>
       </w:pPr>
-      <w:bookmarkStart w:id="1" w:name="_Toc213974071"/>
+      <w:bookmarkStart w:id="1" w:name="_Toc214023274"/>
       <w:r>
         <w:t>Номер: </w:t>
       </w:r>
@@ -5161,7 +8209,7 @@
                     </pic:cNvPicPr>
                   </pic:nvPicPr>
                   <pic:blipFill rotWithShape="1">
-                    <a:blip r:embed="rId9">
+                    <a:blip r:embed="rId8">
                       <a:extLst>
                         <a:ext uri="{28A0092B-C50C-407E-A947-70E740481C1C}">
                           <a14:useLocalDpi xmlns:a14="http://schemas.microsoft.com/office/drawing/2010/main" val="0"/>
@@ -5203,7 +8251,7 @@
           <w:sz w:val="27"/>
         </w:rPr>
       </w:pPr>
-      <w:bookmarkStart w:id="2" w:name="_Toc213974072"/>
+      <w:bookmarkStart w:id="2" w:name="_Toc214023275"/>
       <w:r>
         <w:t>Номер: </w:t>
       </w:r>
@@ -5500,7 +8548,7 @@
                     </pic:cNvPicPr>
                   </pic:nvPicPr>
                   <pic:blipFill rotWithShape="1">
-                    <a:blip r:embed="rId9">
+                    <a:blip r:embed="rId8">
                       <a:extLst>
                         <a:ext uri="{28A0092B-C50C-407E-A947-70E740481C1C}">
                           <a14:useLocalDpi xmlns:a14="http://schemas.microsoft.com/office/drawing/2010/main" val="0"/>
@@ -5544,7 +8592,7 @@
           <w:bCs w:val="0"/>
         </w:rPr>
       </w:pPr>
-      <w:bookmarkStart w:id="3" w:name="_Toc213974073"/>
+      <w:bookmarkStart w:id="3" w:name="_Toc214023276"/>
       <w:r>
         <w:t>Номер: </w:t>
       </w:r>
@@ -5816,7 +8864,7 @@
                     </pic:cNvPicPr>
                   </pic:nvPicPr>
                   <pic:blipFill>
-                    <a:blip r:embed="rId9">
+                    <a:blip r:embed="rId8">
                       <a:extLst>
                         <a:ext uri="{28A0092B-C50C-407E-A947-70E740481C1C}">
                           <a14:useLocalDpi xmlns:a14="http://schemas.microsoft.com/office/drawing/2010/main" val="0"/>
@@ -5857,7 +8905,7 @@
           <w:bCs w:val="0"/>
         </w:rPr>
       </w:pPr>
-      <w:bookmarkStart w:id="4" w:name="_Toc213974074"/>
+      <w:bookmarkStart w:id="4" w:name="_Toc214023277"/>
       <w:r>
         <w:t>Номер: </w:t>
       </w:r>
@@ -6133,7 +9181,7 @@
                     </pic:cNvPicPr>
                   </pic:nvPicPr>
                   <pic:blipFill>
-                    <a:blip r:embed="rId9">
+                    <a:blip r:embed="rId8">
                       <a:extLst>
                         <a:ext uri="{28A0092B-C50C-407E-A947-70E740481C1C}">
                           <a14:useLocalDpi xmlns:a14="http://schemas.microsoft.com/office/drawing/2010/main" val="0"/>
@@ -6174,7 +9222,7 @@
           <w:bCs w:val="0"/>
         </w:rPr>
       </w:pPr>
-      <w:bookmarkStart w:id="5" w:name="_Toc213974075"/>
+      <w:bookmarkStart w:id="5" w:name="_Toc214023278"/>
       <w:r>
         <w:t>Номер: </w:t>
       </w:r>
@@ -6465,7 +9513,7 @@
                     </pic:cNvPicPr>
                   </pic:nvPicPr>
                   <pic:blipFill rotWithShape="1">
-                    <a:blip r:embed="rId9">
+                    <a:blip r:embed="rId8">
                       <a:extLst>
                         <a:ext uri="{28A0092B-C50C-407E-A947-70E740481C1C}">
                           <a14:useLocalDpi xmlns:a14="http://schemas.microsoft.com/office/drawing/2010/main" val="0"/>
@@ -6507,7 +9555,7 @@
           <w:sz w:val="27"/>
         </w:rPr>
       </w:pPr>
-      <w:bookmarkStart w:id="6" w:name="_Toc213974076"/>
+      <w:bookmarkStart w:id="6" w:name="_Toc214023279"/>
       <w:r>
         <w:t>Номер: </w:t>
       </w:r>
@@ -6775,7 +9823,7 @@
                     </pic:cNvPicPr>
                   </pic:nvPicPr>
                   <pic:blipFill>
-                    <a:blip r:embed="rId9">
+                    <a:blip r:embed="rId8">
                       <a:extLst>
                         <a:ext uri="{28A0092B-C50C-407E-A947-70E740481C1C}">
                           <a14:useLocalDpi xmlns:a14="http://schemas.microsoft.com/office/drawing/2010/main" val="0"/>
@@ -6816,7 +9864,7 @@
           <w:bCs w:val="0"/>
         </w:rPr>
       </w:pPr>
-      <w:bookmarkStart w:id="7" w:name="_Toc213974077"/>
+      <w:bookmarkStart w:id="7" w:name="_Toc214023280"/>
       <w:r>
         <w:t>Номер: </w:t>
       </w:r>
@@ -7110,7 +10158,7 @@
                     </pic:cNvPicPr>
                   </pic:nvPicPr>
                   <pic:blipFill>
-                    <a:blip r:embed="rId9">
+                    <a:blip r:embed="rId8">
                       <a:extLst>
                         <a:ext uri="{28A0092B-C50C-407E-A947-70E740481C1C}">
                           <a14:useLocalDpi xmlns:a14="http://schemas.microsoft.com/office/drawing/2010/main" val="0"/>
@@ -7151,7 +10199,7 @@
           <w:bCs w:val="0"/>
         </w:rPr>
       </w:pPr>
-      <w:bookmarkStart w:id="8" w:name="_Toc213974078"/>
+      <w:bookmarkStart w:id="8" w:name="_Toc214023281"/>
       <w:r>
         <w:lastRenderedPageBreak/>
         <w:t>Номер: </w:t>
@@ -7452,7 +10500,7 @@
                     </pic:cNvPicPr>
                   </pic:nvPicPr>
                   <pic:blipFill rotWithShape="1">
-                    <a:blip r:embed="rId9">
+                    <a:blip r:embed="rId8">
                       <a:extLst>
                         <a:ext uri="{28A0092B-C50C-407E-A947-70E740481C1C}">
                           <a14:useLocalDpi xmlns:a14="http://schemas.microsoft.com/office/drawing/2010/main" val="0"/>
@@ -7502,7 +10550,7 @@
         </w:rPr>
         <w:t> </w:t>
       </w:r>
-      <w:bookmarkStart w:id="9" w:name="_Toc213974079"/>
+      <w:bookmarkStart w:id="9" w:name="_Toc214023282"/>
       <w:r>
         <w:t>Номер: </w:t>
       </w:r>
@@ -7838,7 +10886,7 @@
                     </pic:cNvPicPr>
                   </pic:nvPicPr>
                   <pic:blipFill>
-                    <a:blip r:embed="rId9">
+                    <a:blip r:embed="rId8">
                       <a:extLst>
                         <a:ext uri="{28A0092B-C50C-407E-A947-70E740481C1C}">
                           <a14:useLocalDpi xmlns:a14="http://schemas.microsoft.com/office/drawing/2010/main" val="0"/>
@@ -7879,7 +10927,7 @@
           <w:bCs w:val="0"/>
         </w:rPr>
       </w:pPr>
-      <w:bookmarkStart w:id="10" w:name="_Toc213974080"/>
+      <w:bookmarkStart w:id="10" w:name="_Toc214023283"/>
       <w:r>
         <w:t>Номер: </w:t>
       </w:r>
@@ -8115,7 +11163,7 @@
                     </pic:cNvPicPr>
                   </pic:nvPicPr>
                   <pic:blipFill>
-                    <a:blip r:embed="rId9">
+                    <a:blip r:embed="rId8">
                       <a:extLst>
                         <a:ext uri="{28A0092B-C50C-407E-A947-70E740481C1C}">
                           <a14:useLocalDpi xmlns:a14="http://schemas.microsoft.com/office/drawing/2010/main" val="0"/>
@@ -8154,7 +11202,7 @@
           <w:rStyle w:val="canselect"/>
         </w:rPr>
       </w:pPr>
-      <w:bookmarkStart w:id="11" w:name="_Toc213974081"/>
+      <w:bookmarkStart w:id="11" w:name="_Toc214023284"/>
       <w:r>
         <w:lastRenderedPageBreak/>
         <w:t>Номер: </w:t>
@@ -8449,7 +11497,7 @@
                     </pic:cNvPicPr>
                   </pic:nvPicPr>
                   <pic:blipFill rotWithShape="1">
-                    <a:blip r:embed="rId9">
+                    <a:blip r:embed="rId8">
                       <a:extLst>
                         <a:ext uri="{28A0092B-C50C-407E-A947-70E740481C1C}">
                           <a14:useLocalDpi xmlns:a14="http://schemas.microsoft.com/office/drawing/2010/main" val="0"/>
@@ -8493,7 +11541,7 @@
           <w:bCs w:val="0"/>
         </w:rPr>
       </w:pPr>
-      <w:bookmarkStart w:id="12" w:name="_Toc213974082"/>
+      <w:bookmarkStart w:id="12" w:name="_Toc214023285"/>
       <w:r>
         <w:t>Номер: </w:t>
       </w:r>
@@ -8718,7 +11766,7 @@
                     </pic:cNvPicPr>
                   </pic:nvPicPr>
                   <pic:blipFill>
-                    <a:blip r:embed="rId9">
+                    <a:blip r:embed="rId8">
                       <a:extLst>
                         <a:ext uri="{28A0092B-C50C-407E-A947-70E740481C1C}">
                           <a14:useLocalDpi xmlns:a14="http://schemas.microsoft.com/office/drawing/2010/main" val="0"/>
@@ -8757,7 +11805,7 @@
           <w:rStyle w:val="canselect"/>
         </w:rPr>
       </w:pPr>
-      <w:bookmarkStart w:id="13" w:name="_Toc213974083"/>
+      <w:bookmarkStart w:id="13" w:name="_Toc214023286"/>
       <w:r>
         <w:t>Номер: D1CC0C</w:t>
       </w:r>
@@ -8973,7 +12021,7 @@
                     </pic:cNvPicPr>
                   </pic:nvPicPr>
                   <pic:blipFill rotWithShape="1">
-                    <a:blip r:embed="rId9">
+                    <a:blip r:embed="rId8">
                       <a:extLst>
                         <a:ext uri="{28A0092B-C50C-407E-A947-70E740481C1C}">
                           <a14:useLocalDpi xmlns:a14="http://schemas.microsoft.com/office/drawing/2010/main" val="0"/>
@@ -9012,7 +12060,7 @@
       <w:pPr>
         <w:pStyle w:val="1"/>
       </w:pPr>
-      <w:bookmarkStart w:id="14" w:name="_Toc213974084"/>
+      <w:bookmarkStart w:id="14" w:name="_Toc214023287"/>
       <w:r>
         <w:lastRenderedPageBreak/>
         <w:t>Номер: </w:t>
@@ -9239,7 +12287,7 @@
                     </pic:cNvPicPr>
                   </pic:nvPicPr>
                   <pic:blipFill rotWithShape="1">
-                    <a:blip r:embed="rId9">
+                    <a:blip r:embed="rId8">
                       <a:extLst>
                         <a:ext uri="{28A0092B-C50C-407E-A947-70E740481C1C}">
                           <a14:useLocalDpi xmlns:a14="http://schemas.microsoft.com/office/drawing/2010/main" val="0"/>
@@ -9281,7 +12329,7 @@
           <w:rStyle w:val="canselect"/>
         </w:rPr>
       </w:pPr>
-      <w:bookmarkStart w:id="15" w:name="_Toc213974085"/>
+      <w:bookmarkStart w:id="15" w:name="_Toc214023288"/>
       <w:r>
         <w:t>Номер: </w:t>
       </w:r>
@@ -9537,7 +12585,7 @@
                     </pic:cNvPicPr>
                   </pic:nvPicPr>
                   <pic:blipFill>
-                    <a:blip r:embed="rId9">
+                    <a:blip r:embed="rId8">
                       <a:extLst>
                         <a:ext uri="{28A0092B-C50C-407E-A947-70E740481C1C}">
                           <a14:useLocalDpi xmlns:a14="http://schemas.microsoft.com/office/drawing/2010/main" val="0"/>
@@ -9578,7 +12626,7 @@
           <w:bCs w:val="0"/>
         </w:rPr>
       </w:pPr>
-      <w:bookmarkStart w:id="16" w:name="_Toc213974086"/>
+      <w:bookmarkStart w:id="16" w:name="_Toc214023289"/>
       <w:r>
         <w:t>Номер: </w:t>
       </w:r>
@@ -9878,7 +12926,7 @@
                     </pic:cNvPicPr>
                   </pic:nvPicPr>
                   <pic:blipFill>
-                    <a:blip r:embed="rId9">
+                    <a:blip r:embed="rId8">
                       <a:extLst>
                         <a:ext uri="{28A0092B-C50C-407E-A947-70E740481C1C}">
                           <a14:useLocalDpi xmlns:a14="http://schemas.microsoft.com/office/drawing/2010/main" val="0"/>
@@ -9917,7 +12965,7 @@
           <w:rStyle w:val="canselect"/>
         </w:rPr>
       </w:pPr>
-      <w:bookmarkStart w:id="17" w:name="_Toc213974087"/>
+      <w:bookmarkStart w:id="17" w:name="_Toc214023290"/>
       <w:r>
         <w:lastRenderedPageBreak/>
         <w:t>Номер: </w:t>
@@ -10154,7 +13202,7 @@
                     </pic:cNvPicPr>
                   </pic:nvPicPr>
                   <pic:blipFill rotWithShape="1">
-                    <a:blip r:embed="rId9">
+                    <a:blip r:embed="rId8">
                       <a:extLst>
                         <a:ext uri="{28A0092B-C50C-407E-A947-70E740481C1C}">
                           <a14:useLocalDpi xmlns:a14="http://schemas.microsoft.com/office/drawing/2010/main" val="0"/>
@@ -10196,7 +13244,7 @@
           <w:rStyle w:val="canselect"/>
         </w:rPr>
       </w:pPr>
-      <w:bookmarkStart w:id="18" w:name="_Toc213974088"/>
+      <w:bookmarkStart w:id="18" w:name="_Toc214023291"/>
       <w:r>
         <w:t>Номер: </w:t>
       </w:r>
@@ -10496,7 +13544,7 @@
                     </pic:cNvPicPr>
                   </pic:nvPicPr>
                   <pic:blipFill>
-                    <a:blip r:embed="rId9">
+                    <a:blip r:embed="rId8">
                       <a:extLst>
                         <a:ext uri="{28A0092B-C50C-407E-A947-70E740481C1C}">
                           <a14:useLocalDpi xmlns:a14="http://schemas.microsoft.com/office/drawing/2010/main" val="0"/>
@@ -10535,7 +13583,7 @@
           <w:rStyle w:val="canselect"/>
         </w:rPr>
       </w:pPr>
-      <w:bookmarkStart w:id="19" w:name="_Toc213974089"/>
+      <w:bookmarkStart w:id="19" w:name="_Toc214023292"/>
       <w:r>
         <w:t>Номер: </w:t>
       </w:r>
@@ -10777,7 +13825,7 @@
                     </pic:cNvPicPr>
                   </pic:nvPicPr>
                   <pic:blipFill>
-                    <a:blip r:embed="rId9">
+                    <a:blip r:embed="rId8">
                       <a:extLst>
                         <a:ext uri="{28A0092B-C50C-407E-A947-70E740481C1C}">
                           <a14:useLocalDpi xmlns:a14="http://schemas.microsoft.com/office/drawing/2010/main" val="0"/>
@@ -10817,7 +13865,7 @@
           <w:rFonts w:asciiTheme="minorHAnsi" w:hAnsiTheme="minorHAnsi"/>
         </w:rPr>
       </w:pPr>
-      <w:bookmarkStart w:id="20" w:name="_Toc213974090"/>
+      <w:bookmarkStart w:id="20" w:name="_Toc214023293"/>
       <w:r>
         <w:lastRenderedPageBreak/>
         <w:t>Номер: </w:t>
@@ -11069,7 +14117,7 @@
                     </pic:cNvPicPr>
                   </pic:nvPicPr>
                   <pic:blipFill>
-                    <a:blip r:embed="rId9">
+                    <a:blip r:embed="rId8">
                       <a:extLst>
                         <a:ext uri="{28A0092B-C50C-407E-A947-70E740481C1C}">
                           <a14:useLocalDpi xmlns:a14="http://schemas.microsoft.com/office/drawing/2010/main" val="0"/>
@@ -11109,7 +14157,7 @@
           <w:rFonts w:asciiTheme="minorHAnsi" w:hAnsiTheme="minorHAnsi"/>
         </w:rPr>
       </w:pPr>
-      <w:bookmarkStart w:id="21" w:name="_Toc213974091"/>
+      <w:bookmarkStart w:id="21" w:name="_Toc214023294"/>
       <w:r>
         <w:t>Номер: </w:t>
       </w:r>
@@ -11331,7 +14379,7 @@
                     </pic:cNvPicPr>
                   </pic:nvPicPr>
                   <pic:blipFill>
-                    <a:blip r:embed="rId9">
+                    <a:blip r:embed="rId8">
                       <a:extLst>
                         <a:ext uri="{28A0092B-C50C-407E-A947-70E740481C1C}">
                           <a14:useLocalDpi xmlns:a14="http://schemas.microsoft.com/office/drawing/2010/main" val="0"/>
@@ -11373,7 +14421,7 @@
           <w:bCs w:val="0"/>
         </w:rPr>
       </w:pPr>
-      <w:bookmarkStart w:id="22" w:name="_Toc213974092"/>
+      <w:bookmarkStart w:id="22" w:name="_Toc214023295"/>
       <w:r>
         <w:t>Номер: </w:t>
       </w:r>
@@ -11611,7 +14659,7 @@
                     </pic:cNvPicPr>
                   </pic:nvPicPr>
                   <pic:blipFill>
-                    <a:blip r:embed="rId9">
+                    <a:blip r:embed="rId8">
                       <a:extLst>
                         <a:ext uri="{28A0092B-C50C-407E-A947-70E740481C1C}">
                           <a14:useLocalDpi xmlns:a14="http://schemas.microsoft.com/office/drawing/2010/main" val="0"/>
@@ -11650,7 +14698,7 @@
           <w:rStyle w:val="canselect"/>
         </w:rPr>
       </w:pPr>
-      <w:bookmarkStart w:id="23" w:name="_Toc213974093"/>
+      <w:bookmarkStart w:id="23" w:name="_Toc214023296"/>
       <w:r>
         <w:lastRenderedPageBreak/>
         <w:t>Номер: </w:t>
@@ -11850,7 +14898,7 @@
                     </pic:cNvPicPr>
                   </pic:nvPicPr>
                   <pic:blipFill>
-                    <a:blip r:embed="rId9">
+                    <a:blip r:embed="rId8">
                       <a:extLst>
                         <a:ext uri="{28A0092B-C50C-407E-A947-70E740481C1C}">
                           <a14:useLocalDpi xmlns:a14="http://schemas.microsoft.com/office/drawing/2010/main" val="0"/>
@@ -11889,7 +14937,7 @@
           <w:rStyle w:val="canselect"/>
         </w:rPr>
       </w:pPr>
-      <w:bookmarkStart w:id="24" w:name="_Toc213974094"/>
+      <w:bookmarkStart w:id="24" w:name="_Toc214023297"/>
       <w:r>
         <w:t>Номер: </w:t>
       </w:r>
@@ -12083,7 +15131,7 @@
                     </pic:cNvPicPr>
                   </pic:nvPicPr>
                   <pic:blipFill>
-                    <a:blip r:embed="rId9">
+                    <a:blip r:embed="rId8">
                       <a:extLst>
                         <a:ext uri="{28A0092B-C50C-407E-A947-70E740481C1C}">
                           <a14:useLocalDpi xmlns:a14="http://schemas.microsoft.com/office/drawing/2010/main" val="0"/>
@@ -12122,7 +15170,7 @@
           <w:rStyle w:val="canselect"/>
         </w:rPr>
       </w:pPr>
-      <w:bookmarkStart w:id="25" w:name="_Toc213974095"/>
+      <w:bookmarkStart w:id="25" w:name="_Toc214023298"/>
       <w:r>
         <w:t>Номер: </w:t>
       </w:r>
@@ -12424,7 +15472,7 @@
                     </pic:cNvPicPr>
                   </pic:nvPicPr>
                   <pic:blipFill>
-                    <a:blip r:embed="rId9">
+                    <a:blip r:embed="rId8">
                       <a:extLst>
                         <a:ext uri="{28A0092B-C50C-407E-A947-70E740481C1C}">
                           <a14:useLocalDpi xmlns:a14="http://schemas.microsoft.com/office/drawing/2010/main" val="0"/>
@@ -12463,7 +15511,7 @@
           <w:rStyle w:val="canselect"/>
         </w:rPr>
       </w:pPr>
-      <w:bookmarkStart w:id="26" w:name="_Toc213974096"/>
+      <w:bookmarkStart w:id="26" w:name="_Toc214023299"/>
       <w:r>
         <w:lastRenderedPageBreak/>
         <w:t>Номер: </w:t>
@@ -12725,7 +15773,7 @@
                     </pic:cNvPicPr>
                   </pic:nvPicPr>
                   <pic:blipFill>
-                    <a:blip r:embed="rId9">
+                    <a:blip r:embed="rId8">
                       <a:extLst>
                         <a:ext uri="{28A0092B-C50C-407E-A947-70E740481C1C}">
                           <a14:useLocalDpi xmlns:a14="http://schemas.microsoft.com/office/drawing/2010/main" val="0"/>
@@ -12764,7 +15812,7 @@
           <w:rStyle w:val="canselect"/>
         </w:rPr>
       </w:pPr>
-      <w:bookmarkStart w:id="27" w:name="_Toc213974097"/>
+      <w:bookmarkStart w:id="27" w:name="_Toc214023300"/>
       <w:r>
         <w:t>Номер: </w:t>
       </w:r>
@@ -13024,7 +16072,7 @@
                     </pic:cNvPicPr>
                   </pic:nvPicPr>
                   <pic:blipFill>
-                    <a:blip r:embed="rId9">
+                    <a:blip r:embed="rId8">
                       <a:extLst>
                         <a:ext uri="{28A0092B-C50C-407E-A947-70E740481C1C}">
                           <a14:useLocalDpi xmlns:a14="http://schemas.microsoft.com/office/drawing/2010/main" val="0"/>
@@ -13063,7 +16111,7 @@
           <w:rStyle w:val="canselect"/>
         </w:rPr>
       </w:pPr>
-      <w:bookmarkStart w:id="28" w:name="_Toc213974098"/>
+      <w:bookmarkStart w:id="28" w:name="_Toc214023301"/>
       <w:r>
         <w:t>Номер: </w:t>
       </w:r>
@@ -13285,7 +16333,7 @@
                     </pic:cNvPicPr>
                   </pic:nvPicPr>
                   <pic:blipFill>
-                    <a:blip r:embed="rId9">
+                    <a:blip r:embed="rId8">
                       <a:extLst>
                         <a:ext uri="{28A0092B-C50C-407E-A947-70E740481C1C}">
                           <a14:useLocalDpi xmlns:a14="http://schemas.microsoft.com/office/drawing/2010/main" val="0"/>
@@ -13324,7 +16372,7 @@
           <w:rStyle w:val="canselect"/>
         </w:rPr>
       </w:pPr>
-      <w:bookmarkStart w:id="29" w:name="_Toc213974099"/>
+      <w:bookmarkStart w:id="29" w:name="_Toc214023302"/>
       <w:r>
         <w:lastRenderedPageBreak/>
         <w:t>Номер: </w:t>
@@ -13587,7 +16635,7 @@
                     </pic:cNvPicPr>
                   </pic:nvPicPr>
                   <pic:blipFill>
-                    <a:blip r:embed="rId9">
+                    <a:blip r:embed="rId8">
                       <a:extLst>
                         <a:ext uri="{28A0092B-C50C-407E-A947-70E740481C1C}">
                           <a14:useLocalDpi xmlns:a14="http://schemas.microsoft.com/office/drawing/2010/main" val="0"/>
@@ -13626,6 +16674,7 @@
           <w:rStyle w:val="canselect"/>
         </w:rPr>
       </w:pPr>
+      <w:bookmarkStart w:id="30" w:name="_Toc214023303"/>
       <w:r>
         <w:t>Номер: </w:t>
       </w:r>
@@ -13635,6 +16684,7 @@
         </w:rPr>
         <w:t>C4D725</w:t>
       </w:r>
+      <w:bookmarkEnd w:id="30"/>
     </w:p>
     <w:p>
       <w:pPr>
@@ -13902,7 +16952,7 @@
                     </pic:cNvPicPr>
                   </pic:nvPicPr>
                   <pic:blipFill>
-                    <a:blip r:embed="rId9">
+                    <a:blip r:embed="rId8">
                       <a:extLst>
                         <a:ext uri="{28A0092B-C50C-407E-A947-70E740481C1C}">
                           <a14:useLocalDpi xmlns:a14="http://schemas.microsoft.com/office/drawing/2010/main" val="0"/>
@@ -13938,6 +16988,7 @@
       <w:pPr>
         <w:pStyle w:val="1"/>
       </w:pPr>
+      <w:bookmarkStart w:id="31" w:name="_Toc214023304"/>
       <w:r>
         <w:t>Номер: </w:t>
       </w:r>
@@ -13947,6 +16998,7 @@
         </w:rPr>
         <w:t>97E220</w:t>
       </w:r>
+      <w:bookmarkEnd w:id="31"/>
     </w:p>
     <w:p>
       <w:pPr>
@@ -14204,7 +17256,7 @@
                     </pic:cNvPicPr>
                   </pic:nvPicPr>
                   <pic:blipFill>
-                    <a:blip r:embed="rId9">
+                    <a:blip r:embed="rId8">
                       <a:extLst>
                         <a:ext uri="{28A0092B-C50C-407E-A947-70E740481C1C}">
                           <a14:useLocalDpi xmlns:a14="http://schemas.microsoft.com/office/drawing/2010/main" val="0"/>
@@ -14245,6 +17297,7 @@
           <w:bCs w:val="0"/>
         </w:rPr>
       </w:pPr>
+      <w:bookmarkStart w:id="32" w:name="_Toc214023305"/>
       <w:r>
         <w:lastRenderedPageBreak/>
         <w:t>Номер: </w:t>
@@ -14257,6 +17310,7 @@
         </w:rPr>
         <w:t>9FCC22</w:t>
       </w:r>
+      <w:bookmarkEnd w:id="32"/>
     </w:p>
     <w:p>
       <w:pPr>
@@ -14476,7 +17530,7 @@
                     </pic:cNvPicPr>
                   </pic:nvPicPr>
                   <pic:blipFill>
-                    <a:blip r:embed="rId9">
+                    <a:blip r:embed="rId8">
                       <a:extLst>
                         <a:ext uri="{28A0092B-C50C-407E-A947-70E740481C1C}">
                           <a14:useLocalDpi xmlns:a14="http://schemas.microsoft.com/office/drawing/2010/main" val="0"/>
@@ -14515,6 +17569,7 @@
           <w:rStyle w:val="canselect"/>
         </w:rPr>
       </w:pPr>
+      <w:bookmarkStart w:id="33" w:name="_Toc214023306"/>
       <w:r>
         <w:t>Номер: </w:t>
       </w:r>
@@ -14524,6 +17579,7 @@
         </w:rPr>
         <w:t>603E2F</w:t>
       </w:r>
+      <w:bookmarkEnd w:id="33"/>
     </w:p>
     <w:p>
       <w:r>
@@ -14679,7 +17735,7 @@
                     </pic:cNvPicPr>
                   </pic:nvPicPr>
                   <pic:blipFill>
-                    <a:blip r:embed="rId9">
+                    <a:blip r:embed="rId8">
                       <a:extLst>
                         <a:ext uri="{28A0092B-C50C-407E-A947-70E740481C1C}">
                           <a14:useLocalDpi xmlns:a14="http://schemas.microsoft.com/office/drawing/2010/main" val="0"/>
@@ -14718,6 +17774,7 @@
           <w:rStyle w:val="canselect"/>
         </w:rPr>
       </w:pPr>
+      <w:bookmarkStart w:id="34" w:name="_Toc214023307"/>
       <w:r>
         <w:t>Номер: </w:t>
       </w:r>
@@ -14727,6 +17784,7 @@
         </w:rPr>
         <w:t>31FE21</w:t>
       </w:r>
+      <w:bookmarkEnd w:id="34"/>
     </w:p>
     <w:p>
       <w:pPr>
@@ -14923,7 +17981,7 @@
                     </pic:cNvPicPr>
                   </pic:nvPicPr>
                   <pic:blipFill>
-                    <a:blip r:embed="rId9">
+                    <a:blip r:embed="rId8">
                       <a:extLst>
                         <a:ext uri="{28A0092B-C50C-407E-A947-70E740481C1C}">
                           <a14:useLocalDpi xmlns:a14="http://schemas.microsoft.com/office/drawing/2010/main" val="0"/>
@@ -14962,6 +18020,7 @@
           <w:rStyle w:val="canselect"/>
         </w:rPr>
       </w:pPr>
+      <w:bookmarkStart w:id="35" w:name="_Toc214023308"/>
       <w:r>
         <w:lastRenderedPageBreak/>
         <w:t>Номер: </w:t>
@@ -14972,6 +18031,7 @@
         </w:rPr>
         <w:t>C63DD8</w:t>
       </w:r>
+      <w:bookmarkEnd w:id="35"/>
     </w:p>
     <w:p>
       <w:pPr>
@@ -15233,7 +18293,7 @@
                     </pic:cNvPicPr>
                   </pic:nvPicPr>
                   <pic:blipFill>
-                    <a:blip r:embed="rId9">
+                    <a:blip r:embed="rId8">
                       <a:extLst>
                         <a:ext uri="{28A0092B-C50C-407E-A947-70E740481C1C}">
                           <a14:useLocalDpi xmlns:a14="http://schemas.microsoft.com/office/drawing/2010/main" val="0"/>
@@ -15272,6 +18332,7 @@
           <w:rStyle w:val="canselect"/>
         </w:rPr>
       </w:pPr>
+      <w:bookmarkStart w:id="36" w:name="_Toc214023309"/>
       <w:r>
         <w:t>Номер: </w:t>
       </w:r>
@@ -15281,6 +18342,7 @@
         </w:rPr>
         <w:t>40FF5E</w:t>
       </w:r>
+      <w:bookmarkEnd w:id="36"/>
     </w:p>
     <w:p>
       <w:r>
@@ -15489,7 +18551,7 @@
                     </pic:cNvPicPr>
                   </pic:nvPicPr>
                   <pic:blipFill>
-                    <a:blip r:embed="rId9">
+                    <a:blip r:embed="rId8">
                       <a:extLst>
                         <a:ext uri="{28A0092B-C50C-407E-A947-70E740481C1C}">
                           <a14:useLocalDpi xmlns:a14="http://schemas.microsoft.com/office/drawing/2010/main" val="0"/>
@@ -15528,6 +18590,7 @@
           <w:rStyle w:val="canselect"/>
         </w:rPr>
       </w:pPr>
+      <w:bookmarkStart w:id="37" w:name="_Toc214023310"/>
       <w:r>
         <w:t>Номер: </w:t>
       </w:r>
@@ -15537,6 +18600,7 @@
         </w:rPr>
         <w:t>5E6651</w:t>
       </w:r>
+      <w:bookmarkEnd w:id="37"/>
     </w:p>
     <w:p>
       <w:pPr>
@@ -15812,7 +18876,7 @@
                     </pic:cNvPicPr>
                   </pic:nvPicPr>
                   <pic:blipFill>
-                    <a:blip r:embed="rId9">
+                    <a:blip r:embed="rId8">
                       <a:extLst>
                         <a:ext uri="{28A0092B-C50C-407E-A947-70E740481C1C}">
                           <a14:useLocalDpi xmlns:a14="http://schemas.microsoft.com/office/drawing/2010/main" val="0"/>
@@ -15852,6 +18916,7 @@
           <w:rFonts w:asciiTheme="minorHAnsi" w:hAnsiTheme="minorHAnsi"/>
         </w:rPr>
       </w:pPr>
+      <w:bookmarkStart w:id="38" w:name="_Toc214023311"/>
       <w:r>
         <w:lastRenderedPageBreak/>
         <w:t>Номер: </w:t>
@@ -15862,6 +18927,7 @@
         </w:rPr>
         <w:t>CAA4AD</w:t>
       </w:r>
+      <w:bookmarkEnd w:id="38"/>
     </w:p>
     <w:p>
       <w:pPr>
@@ -16125,7 +19191,7 @@
                     </pic:cNvPicPr>
                   </pic:nvPicPr>
                   <pic:blipFill>
-                    <a:blip r:embed="rId9">
+                    <a:blip r:embed="rId8">
                       <a:extLst>
                         <a:ext uri="{28A0092B-C50C-407E-A947-70E740481C1C}">
                           <a14:useLocalDpi xmlns:a14="http://schemas.microsoft.com/office/drawing/2010/main" val="0"/>
@@ -16164,6 +19230,7 @@
           <w:rStyle w:val="canselect"/>
         </w:rPr>
       </w:pPr>
+      <w:bookmarkStart w:id="39" w:name="_Toc214023312"/>
       <w:r>
         <w:t>Номер: </w:t>
       </w:r>
@@ -16173,6 +19240,7 @@
         </w:rPr>
         <w:t>F10CCC</w:t>
       </w:r>
+      <w:bookmarkEnd w:id="39"/>
     </w:p>
     <w:p>
       <w:pPr>
@@ -16356,7 +19424,7 @@
                     </pic:cNvPicPr>
                   </pic:nvPicPr>
                   <pic:blipFill>
-                    <a:blip r:embed="rId9">
+                    <a:blip r:embed="rId8">
                       <a:extLst>
                         <a:ext uri="{28A0092B-C50C-407E-A947-70E740481C1C}">
                           <a14:useLocalDpi xmlns:a14="http://schemas.microsoft.com/office/drawing/2010/main" val="0"/>
@@ -16395,6 +19463,7 @@
           <w:rStyle w:val="canselect"/>
         </w:rPr>
       </w:pPr>
+      <w:bookmarkStart w:id="40" w:name="_Toc214023313"/>
       <w:r>
         <w:t>Номер: </w:t>
       </w:r>
@@ -16404,6 +19473,7 @@
         </w:rPr>
         <w:t>DC5FC8</w:t>
       </w:r>
+      <w:bookmarkEnd w:id="40"/>
     </w:p>
     <w:p>
       <w:pPr>
@@ -16606,7 +19676,7 @@
                     </pic:cNvPicPr>
                   </pic:nvPicPr>
                   <pic:blipFill>
-                    <a:blip r:embed="rId9">
+                    <a:blip r:embed="rId8">
                       <a:extLst>
                         <a:ext uri="{28A0092B-C50C-407E-A947-70E740481C1C}">
                           <a14:useLocalDpi xmlns:a14="http://schemas.microsoft.com/office/drawing/2010/main" val="0"/>
@@ -16646,6 +19716,7 @@
           <w:rFonts w:asciiTheme="minorHAnsi" w:hAnsiTheme="minorHAnsi"/>
         </w:rPr>
       </w:pPr>
+      <w:bookmarkStart w:id="41" w:name="_Toc214023314"/>
       <w:r>
         <w:lastRenderedPageBreak/>
         <w:t>Номер: </w:t>
@@ -16656,6 +19727,7 @@
         </w:rPr>
         <w:t>AB2DCD</w:t>
       </w:r>
+      <w:bookmarkEnd w:id="41"/>
     </w:p>
     <w:p>
       <w:pPr>
@@ -16881,7 +19953,7 @@
                     </pic:cNvPicPr>
                   </pic:nvPicPr>
                   <pic:blipFill>
-                    <a:blip r:embed="rId9">
+                    <a:blip r:embed="rId8">
                       <a:extLst>
                         <a:ext uri="{28A0092B-C50C-407E-A947-70E740481C1C}">
                           <a14:useLocalDpi xmlns:a14="http://schemas.microsoft.com/office/drawing/2010/main" val="0"/>
@@ -16921,6 +19993,7 @@
           <w:rFonts w:asciiTheme="minorHAnsi" w:hAnsiTheme="minorHAnsi"/>
         </w:rPr>
       </w:pPr>
+      <w:bookmarkStart w:id="42" w:name="_Toc214023315"/>
       <w:r>
         <w:t>Номер: </w:t>
       </w:r>
@@ -16930,6 +20003,7 @@
         </w:rPr>
         <w:t>93C0C4</w:t>
       </w:r>
+      <w:bookmarkEnd w:id="42"/>
     </w:p>
     <w:p>
       <w:pPr>
@@ -17173,7 +20247,7 @@
                     </pic:cNvPicPr>
                   </pic:nvPicPr>
                   <pic:blipFill>
-                    <a:blip r:embed="rId9">
+                    <a:blip r:embed="rId8">
                       <a:extLst>
                         <a:ext uri="{28A0092B-C50C-407E-A947-70E740481C1C}">
                           <a14:useLocalDpi xmlns:a14="http://schemas.microsoft.com/office/drawing/2010/main" val="0"/>
@@ -17213,6 +20287,7 @@
           <w:rFonts w:asciiTheme="minorHAnsi" w:hAnsiTheme="minorHAnsi"/>
         </w:rPr>
       </w:pPr>
+      <w:bookmarkStart w:id="43" w:name="_Toc214023316"/>
       <w:r>
         <w:t>Номер: </w:t>
       </w:r>
@@ -17222,6 +20297,7 @@
         </w:rPr>
         <w:t>3E8BCD</w:t>
       </w:r>
+      <w:bookmarkEnd w:id="43"/>
     </w:p>
     <w:p>
       <w:pPr>
@@ -17493,7 +20569,7 @@
                     </pic:cNvPicPr>
                   </pic:nvPicPr>
                   <pic:blipFill>
-                    <a:blip r:embed="rId9">
+                    <a:blip r:embed="rId8">
                       <a:extLst>
                         <a:ext uri="{28A0092B-C50C-407E-A947-70E740481C1C}">
                           <a14:useLocalDpi xmlns:a14="http://schemas.microsoft.com/office/drawing/2010/main" val="0"/>
@@ -17533,6 +20609,7 @@
           <w:rFonts w:asciiTheme="minorHAnsi" w:hAnsiTheme="minorHAnsi"/>
         </w:rPr>
       </w:pPr>
+      <w:bookmarkStart w:id="44" w:name="_Toc214023317"/>
       <w:r>
         <w:lastRenderedPageBreak/>
         <w:t>Номер: </w:t>
@@ -17543,6 +20620,7 @@
         </w:rPr>
         <w:t>83D5CA</w:t>
       </w:r>
+      <w:bookmarkEnd w:id="44"/>
     </w:p>
     <w:p>
       <w:pPr>
@@ -17786,7 +20864,7 @@
                     </pic:cNvPicPr>
                   </pic:nvPicPr>
                   <pic:blipFill>
-                    <a:blip r:embed="rId9">
+                    <a:blip r:embed="rId8">
                       <a:extLst>
                         <a:ext uri="{28A0092B-C50C-407E-A947-70E740481C1C}">
                           <a14:useLocalDpi xmlns:a14="http://schemas.microsoft.com/office/drawing/2010/main" val="0"/>
@@ -17826,6 +20904,7 @@
           <w:rFonts w:asciiTheme="minorHAnsi" w:hAnsiTheme="minorHAnsi"/>
         </w:rPr>
       </w:pPr>
+      <w:bookmarkStart w:id="45" w:name="_Toc214023318"/>
       <w:r>
         <w:t>Номер: </w:t>
       </w:r>
@@ -17835,6 +20914,7 @@
         </w:rPr>
         <w:t>BED497</w:t>
       </w:r>
+      <w:bookmarkEnd w:id="45"/>
     </w:p>
     <w:p>
       <w:pPr>
@@ -17979,8 +21059,6 @@
       <w:pPr>
         <w:pStyle w:val="a4"/>
       </w:pPr>
-      <w:bookmarkStart w:id="30" w:name="_GoBack"/>
-      <w:bookmarkEnd w:id="30"/>
       <w:r>
         <w:rPr>
           <w:noProof/>
@@ -18110,7 +21188,7 @@
                     </pic:cNvPicPr>
                   </pic:nvPicPr>
                   <pic:blipFill>
-                    <a:blip r:embed="rId9">
+                    <a:blip r:embed="rId8">
                       <a:extLst>
                         <a:ext uri="{28A0092B-C50C-407E-A947-70E740481C1C}">
                           <a14:useLocalDpi xmlns:a14="http://schemas.microsoft.com/office/drawing/2010/main" val="0"/>
@@ -18144,13 +21222,4808 @@
     </w:p>
     <w:p>
       <w:pPr>
+        <w:pStyle w:val="1"/>
+        <w:rPr>
+          <w:rStyle w:val="canselect"/>
+          <w:rFonts w:asciiTheme="minorHAnsi" w:hAnsiTheme="minorHAnsi"/>
+        </w:rPr>
+      </w:pPr>
+      <w:bookmarkStart w:id="46" w:name="_Toc214023319"/>
+      <w:r>
+        <w:t>Номер: </w:t>
+      </w:r>
+      <w:r>
+        <w:rPr>
+          <w:rStyle w:val="canselect"/>
+        </w:rPr>
+        <w:t>BA3498</w:t>
+      </w:r>
+      <w:bookmarkEnd w:id="46"/>
+    </w:p>
+    <w:p>
+      <w:pPr>
+        <w:rPr>
+          <w:lang w:eastAsia="ru-RU"/>
+        </w:rPr>
+      </w:pPr>
+      <w:r>
+        <w:rPr>
+          <w:lang w:eastAsia="ru-RU"/>
+        </w:rPr>
+        <w:t>Напишите натуральное число</w:t>
+      </w:r>
+      <w:r>
+        <w:rPr>
+          <w:lang w:eastAsia="ru-RU"/>
+        </w:rPr>
+        <w:t xml:space="preserve"> </w:t>
+      </w:r>
+      <w:r>
+        <w:rPr>
+          <w:b/>
+          <w:bCs/>
+          <w:i/>
+          <w:iCs/>
+          <w:lang w:eastAsia="ru-RU"/>
+        </w:rPr>
+        <w:t>x</w:t>
+      </w:r>
+      <w:r>
+        <w:rPr>
+          <w:lang w:eastAsia="ru-RU"/>
+        </w:rPr>
+        <w:t>, для которого</w:t>
+      </w:r>
+      <w:r>
+        <w:rPr>
+          <w:lang w:eastAsia="ru-RU"/>
+        </w:rPr>
+        <w:t xml:space="preserve"> </w:t>
+      </w:r>
+      <w:r>
+        <w:rPr>
+          <w:b/>
+          <w:bCs/>
+          <w:lang w:eastAsia="ru-RU"/>
+        </w:rPr>
+        <w:t xml:space="preserve">ложно </w:t>
+      </w:r>
+      <w:r>
+        <w:rPr>
+          <w:lang w:eastAsia="ru-RU"/>
+        </w:rPr>
+        <w:t>высказывание:</w:t>
+      </w:r>
+    </w:p>
+    <w:p>
+      <w:pPr>
         <w:jc w:val="center"/>
-        <w:rPr>
-          <w:lang w:eastAsia="ru-RU"/>
-        </w:rPr>
-      </w:pPr>
+      </w:pPr>
+      <w:r>
+        <w:rPr>
+          <w:lang w:eastAsia="ru-RU"/>
+        </w:rPr>
+        <w:t>(</w:t>
+      </w:r>
+      <w:r>
+        <w:rPr>
+          <w:b/>
+          <w:bCs/>
+          <w:i/>
+          <w:iCs/>
+          <w:lang w:val="en-US" w:eastAsia="ru-RU"/>
+        </w:rPr>
+        <w:t>x</w:t>
+      </w:r>
+      <w:r>
+        <w:rPr>
+          <w:lang w:eastAsia="ru-RU"/>
+        </w:rPr>
+        <w:t> </w:t>
+      </w:r>
+      <w:proofErr w:type="gramStart"/>
+      <w:r>
+        <w:rPr>
+          <w:lang w:eastAsia="ru-RU"/>
+        </w:rPr>
+        <w:t>&lt; 4</w:t>
+      </w:r>
+      <w:proofErr w:type="gramEnd"/>
+      <w:r>
+        <w:rPr>
+          <w:lang w:eastAsia="ru-RU"/>
+        </w:rPr>
+        <w:t>) </w:t>
+      </w:r>
+      <w:r>
+        <w:rPr>
+          <w:b/>
+          <w:bCs/>
+          <w:lang w:eastAsia="ru-RU"/>
+        </w:rPr>
+        <w:t>ИЛИ</w:t>
+      </w:r>
+      <w:r>
+        <w:rPr>
+          <w:lang w:eastAsia="ru-RU"/>
+        </w:rPr>
+        <w:t> </w:t>
+      </w:r>
+      <w:r>
+        <w:rPr>
+          <w:b/>
+          <w:bCs/>
+          <w:lang w:eastAsia="ru-RU"/>
+        </w:rPr>
+        <w:t>НЕ </w:t>
+      </w:r>
+      <w:r>
+        <w:rPr>
+          <w:lang w:eastAsia="ru-RU"/>
+        </w:rPr>
+        <w:t>(</w:t>
+      </w:r>
+      <w:r>
+        <w:rPr>
+          <w:b/>
+          <w:bCs/>
+          <w:i/>
+          <w:iCs/>
+          <w:lang w:val="en-US" w:eastAsia="ru-RU"/>
+        </w:rPr>
+        <w:t>x</w:t>
+      </w:r>
+      <w:r>
+        <w:rPr>
+          <w:lang w:eastAsia="ru-RU"/>
+        </w:rPr>
+        <w:t> &lt; 5).</w:t>
+      </w:r>
+    </w:p>
+    <w:p>
+      <w:pPr>
+        <w:pStyle w:val="a4"/>
+      </w:pPr>
+      <w:r>
+        <w:rPr>
+          <w:noProof/>
+          <w:lang w:eastAsia="ru-RU"/>
+        </w:rPr>
+        <mc:AlternateContent>
+          <mc:Choice Requires="wps">
+            <w:drawing>
+              <wp:anchor distT="0" distB="0" distL="114300" distR="114300" simplePos="0" relativeHeight="251789312" behindDoc="0" locked="0" layoutInCell="1" allowOverlap="1" wp14:anchorId="33411C8B" wp14:editId="63F0DDC8">
+                <wp:simplePos x="0" y="0"/>
+                <wp:positionH relativeFrom="margin">
+                  <wp:posOffset>297815</wp:posOffset>
+                </wp:positionH>
+                <wp:positionV relativeFrom="paragraph">
+                  <wp:posOffset>49530</wp:posOffset>
+                </wp:positionV>
+                <wp:extent cx="4224655" cy="252730"/>
+                <wp:effectExtent l="0" t="0" r="4445" b="0"/>
+                <wp:wrapNone/>
+                <wp:docPr id="19" name="Надпись 19"/>
+                <wp:cNvGraphicFramePr/>
+                <a:graphic xmlns:a="http://schemas.openxmlformats.org/drawingml/2006/main">
+                  <a:graphicData uri="http://schemas.microsoft.com/office/word/2010/wordprocessingShape">
+                    <wps:wsp>
+                      <wps:cNvSpPr txBox="1"/>
+                      <wps:spPr>
+                        <a:xfrm>
+                          <a:off x="0" y="0"/>
+                          <a:ext cx="4224655" cy="252730"/>
+                        </a:xfrm>
+                        <a:prstGeom prst="rect">
+                          <a:avLst/>
+                        </a:prstGeom>
+                        <a:solidFill>
+                          <a:schemeClr val="accent1">
+                            <a:lumMod val="40000"/>
+                            <a:lumOff val="60000"/>
+                          </a:schemeClr>
+                        </a:solidFill>
+                      </wps:spPr>
+                      <wps:txbx>
+                        <w:txbxContent>
+                          <w:p>
+                            <w:pPr>
+                              <w:jc w:val="center"/>
+                              <w:rPr>
+                                <w:szCs w:val="36"/>
+                              </w:rPr>
+                            </w:pPr>
+                            <w:r>
+                              <w:rPr>
+                                <w:b/>
+                                <w:i/>
+                                <w:color w:val="1F4E79" w:themeColor="accent1" w:themeShade="80"/>
+                                <w:szCs w:val="36"/>
+                              </w:rPr>
+                              <w:t>Решение</w:t>
+                            </w:r>
+                          </w:p>
+                        </w:txbxContent>
+                      </wps:txbx>
+                      <wps:bodyPr wrap="square" rtlCol="0">
+                        <a:noAutofit/>
+                      </wps:bodyPr>
+                    </wps:wsp>
+                  </a:graphicData>
+                </a:graphic>
+                <wp14:sizeRelH relativeFrom="margin">
+                  <wp14:pctWidth>0</wp14:pctWidth>
+                </wp14:sizeRelH>
+                <wp14:sizeRelV relativeFrom="margin">
+                  <wp14:pctHeight>0</wp14:pctHeight>
+                </wp14:sizeRelV>
+              </wp:anchor>
+            </w:drawing>
+          </mc:Choice>
+          <mc:Fallback>
+            <w:pict>
+              <v:shape w14:anchorId="33411C8B" id="Надпись 19" o:spid="_x0000_s1072" type="#_x0000_t202" style="position:absolute;margin-left:23.45pt;margin-top:3.9pt;width:332.65pt;height:19.9pt;z-index:251789312;visibility:visible;mso-wrap-style:square;mso-width-percent:0;mso-height-percent:0;mso-wrap-distance-left:9pt;mso-wrap-distance-top:0;mso-wrap-distance-right:9pt;mso-wrap-distance-bottom:0;mso-position-horizontal:absolute;mso-position-horizontal-relative:margin;mso-position-vertical:absolute;mso-position-vertical-relative:text;mso-width-percent:0;mso-height-percent:0;mso-width-relative:margin;mso-height-relative:margin;v-text-anchor:top" o:gfxdata="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" fillcolor="#bdd6ee [1300]" stroked="f">
+                <v:textbox>
+                  <w:txbxContent>
+                    <w:p>
+                      <w:pPr>
+                        <w:jc w:val="center"/>
+                        <w:rPr>
+                          <w:szCs w:val="36"/>
+                        </w:rPr>
+                      </w:pPr>
+                      <w:r>
+                        <w:rPr>
+                          <w:b/>
+                          <w:i/>
+                          <w:color w:val="1F4E79" w:themeColor="accent1" w:themeShade="80"/>
+                          <w:szCs w:val="36"/>
+                        </w:rPr>
+                        <w:t>Решение</w:t>
+                      </w:r>
+                    </w:p>
+                  </w:txbxContent>
+                </v:textbox>
+                <w10:wrap anchorx="margin"/>
+              </v:shape>
+            </w:pict>
+          </mc:Fallback>
+        </mc:AlternateContent>
+      </w:r>
+      <w:r>
+        <w:rPr>
+          <w:noProof/>
+          <w:lang w:eastAsia="ru-RU"/>
+        </w:rPr>
+        <w:drawing>
+          <wp:inline distT="0" distB="0" distL="0" distR="0" wp14:anchorId="2A7920F7" wp14:editId="03F27F5F">
+            <wp:extent cx="4780280" cy="1374775"/>
+            <wp:effectExtent l="0" t="0" r="1270" b="0"/>
+            <wp:docPr id="37" name="Рисунок 37" descr="Большая клетка"/>
+            <wp:cNvGraphicFramePr>
+              <a:graphicFrameLocks xmlns:a="http://schemas.openxmlformats.org/drawingml/2006/main" noChangeAspect="1"/>
+            </wp:cNvGraphicFramePr>
+            <a:graphic xmlns:a="http://schemas.openxmlformats.org/drawingml/2006/main">
+              <a:graphicData uri="http://schemas.openxmlformats.org/drawingml/2006/picture">
+                <pic:pic xmlns:pic="http://schemas.openxmlformats.org/drawingml/2006/picture">
+                  <pic:nvPicPr>
+                    <pic:cNvPr id="0" name="Рисунок 69" descr="Большая клетка"/>
+                    <pic:cNvPicPr>
+                      <a:picLocks noChangeAspect="1" noChangeArrowheads="1"/>
+                    </pic:cNvPicPr>
+                  </pic:nvPicPr>
+                  <pic:blipFill>
+                    <a:blip r:embed="rId8">
+                      <a:extLst>
+                        <a:ext uri="{28A0092B-C50C-407E-A947-70E740481C1C}">
+                          <a14:useLocalDpi xmlns:a14="http://schemas.microsoft.com/office/drawing/2010/main" val="0"/>
+                        </a:ext>
+                      </a:extLst>
+                    </a:blip>
+                    <a:srcRect r="37325" b="74120"/>
+                    <a:stretch>
+                      <a:fillRect/>
+                    </a:stretch>
+                  </pic:blipFill>
+                  <pic:spPr bwMode="auto">
+                    <a:xfrm>
+                      <a:off x="0" y="0"/>
+                      <a:ext cx="4780280" cy="1374775"/>
+                    </a:xfrm>
+                    <a:prstGeom prst="rect">
+                      <a:avLst/>
+                    </a:prstGeom>
+                    <a:noFill/>
+                    <a:ln>
+                      <a:noFill/>
+                    </a:ln>
+                  </pic:spPr>
+                </pic:pic>
+              </a:graphicData>
+            </a:graphic>
+          </wp:inline>
+        </w:drawing>
+      </w:r>
+    </w:p>
+    <w:p>
+      <w:pPr>
+        <w:pStyle w:val="a4"/>
+      </w:pPr>
+    </w:p>
+    <w:p>
+      <w:pPr>
+        <w:pStyle w:val="1"/>
+        <w:rPr>
+          <w:rStyle w:val="canselect"/>
+          <w:rFonts w:asciiTheme="minorHAnsi" w:hAnsiTheme="minorHAnsi"/>
+        </w:rPr>
+      </w:pPr>
+      <w:bookmarkStart w:id="47" w:name="_Toc214023320"/>
+      <w:r>
+        <w:lastRenderedPageBreak/>
+        <w:t>Номер: </w:t>
+      </w:r>
+      <w:r>
+        <w:rPr>
+          <w:rStyle w:val="canselect"/>
+        </w:rPr>
+        <w:t>5F31E5</w:t>
+      </w:r>
+      <w:bookmarkEnd w:id="47"/>
+    </w:p>
+    <w:p>
+      <w:pPr>
+        <w:rPr>
+          <w:lang w:eastAsia="ru-RU"/>
+        </w:rPr>
+      </w:pPr>
+      <w:r>
+        <w:rPr>
+          <w:lang w:eastAsia="ru-RU"/>
+        </w:rPr>
+        <w:t>Определите наименьш</w:t>
+      </w:r>
+      <w:r>
+        <w:rPr>
+          <w:lang w:eastAsia="ru-RU"/>
+        </w:rPr>
+        <w:t>ее натуральное двузначное число</w:t>
+      </w:r>
+      <w:r>
+        <w:rPr>
+          <w:lang w:eastAsia="ru-RU"/>
+        </w:rPr>
+        <w:t xml:space="preserve"> </w:t>
+      </w:r>
+      <w:r>
+        <w:rPr>
+          <w:b/>
+          <w:bCs/>
+          <w:i/>
+          <w:iCs/>
+          <w:lang w:val="en-US" w:eastAsia="ru-RU"/>
+        </w:rPr>
+        <w:t>x</w:t>
+      </w:r>
+      <w:r>
+        <w:rPr>
+          <w:lang w:eastAsia="ru-RU"/>
+        </w:rPr>
+        <w:t>, для которого</w:t>
+      </w:r>
+      <w:r>
+        <w:rPr>
+          <w:lang w:eastAsia="ru-RU"/>
+        </w:rPr>
+        <w:t xml:space="preserve"> </w:t>
+      </w:r>
+      <w:r>
+        <w:rPr>
+          <w:b/>
+          <w:bCs/>
+          <w:lang w:eastAsia="ru-RU"/>
+        </w:rPr>
+        <w:t xml:space="preserve">ложно </w:t>
+      </w:r>
+      <w:r>
+        <w:rPr>
+          <w:lang w:eastAsia="ru-RU"/>
+        </w:rPr>
+        <w:t>логическое выражение:</w:t>
+      </w:r>
+    </w:p>
+    <w:p>
+      <w:pPr>
+        <w:jc w:val="center"/>
+        <w:rPr>
+          <w:lang w:eastAsia="ru-RU"/>
+        </w:rPr>
+      </w:pPr>
+      <w:r>
+        <w:rPr>
+          <w:b/>
+          <w:bCs/>
+          <w:lang w:eastAsia="ru-RU"/>
+        </w:rPr>
+        <w:t>НЕ</w:t>
+      </w:r>
+      <w:r>
+        <w:rPr>
+          <w:lang w:eastAsia="ru-RU"/>
+        </w:rPr>
+        <w:t> (</w:t>
+      </w:r>
+      <w:r>
+        <w:rPr>
+          <w:b/>
+          <w:bCs/>
+          <w:i/>
+          <w:iCs/>
+          <w:lang w:val="en-US" w:eastAsia="ru-RU"/>
+        </w:rPr>
+        <w:t>x</w:t>
+      </w:r>
+      <w:r>
+        <w:rPr>
+          <w:lang w:eastAsia="ru-RU"/>
+        </w:rPr>
+        <w:t> нечётное) </w:t>
+      </w:r>
+      <w:r>
+        <w:rPr>
+          <w:b/>
+          <w:bCs/>
+          <w:lang w:eastAsia="ru-RU"/>
+        </w:rPr>
+        <w:t>И НЕ</w:t>
+      </w:r>
+      <w:r>
+        <w:rPr>
+          <w:lang w:eastAsia="ru-RU"/>
+        </w:rPr>
+        <w:t> (</w:t>
+      </w:r>
+      <w:proofErr w:type="gramStart"/>
+      <w:r>
+        <w:rPr>
+          <w:b/>
+          <w:bCs/>
+          <w:i/>
+          <w:iCs/>
+          <w:lang w:val="en-US" w:eastAsia="ru-RU"/>
+        </w:rPr>
+        <w:t>x</w:t>
+      </w:r>
+      <w:r>
+        <w:rPr>
+          <w:lang w:eastAsia="ru-RU"/>
+        </w:rPr>
+        <w:t> &gt;</w:t>
+      </w:r>
+      <w:proofErr w:type="gramEnd"/>
+      <w:r>
+        <w:rPr>
+          <w:lang w:eastAsia="ru-RU"/>
+        </w:rPr>
+        <w:t xml:space="preserve"> 88). </w:t>
+      </w:r>
+    </w:p>
+    <w:p>
+      <w:pPr>
+        <w:pStyle w:val="a4"/>
+      </w:pPr>
+      <w:r>
+        <w:rPr>
+          <w:noProof/>
+          <w:lang w:eastAsia="ru-RU"/>
+        </w:rPr>
+        <mc:AlternateContent>
+          <mc:Choice Requires="wps">
+            <w:drawing>
+              <wp:anchor distT="0" distB="0" distL="114300" distR="114300" simplePos="0" relativeHeight="251791360" behindDoc="0" locked="0" layoutInCell="1" allowOverlap="1">
+                <wp:simplePos x="0" y="0"/>
+                <wp:positionH relativeFrom="margin">
+                  <wp:posOffset>297815</wp:posOffset>
+                </wp:positionH>
+                <wp:positionV relativeFrom="paragraph">
+                  <wp:posOffset>49530</wp:posOffset>
+                </wp:positionV>
+                <wp:extent cx="4224655" cy="252730"/>
+                <wp:effectExtent l="0" t="0" r="4445" b="0"/>
+                <wp:wrapNone/>
+                <wp:docPr id="72" name="Надпись 72"/>
+                <wp:cNvGraphicFramePr/>
+                <a:graphic xmlns:a="http://schemas.openxmlformats.org/drawingml/2006/main">
+                  <a:graphicData uri="http://schemas.microsoft.com/office/word/2010/wordprocessingShape">
+                    <wps:wsp>
+                      <wps:cNvSpPr txBox="1"/>
+                      <wps:spPr>
+                        <a:xfrm>
+                          <a:off x="0" y="0"/>
+                          <a:ext cx="4224655" cy="252730"/>
+                        </a:xfrm>
+                        <a:prstGeom prst="rect">
+                          <a:avLst/>
+                        </a:prstGeom>
+                        <a:solidFill>
+                          <a:schemeClr val="accent1">
+                            <a:lumMod val="40000"/>
+                            <a:lumOff val="60000"/>
+                          </a:schemeClr>
+                        </a:solidFill>
+                      </wps:spPr>
+                      <wps:txbx>
+                        <w:txbxContent>
+                          <w:p>
+                            <w:pPr>
+                              <w:jc w:val="center"/>
+                              <w:rPr>
+                                <w:szCs w:val="36"/>
+                              </w:rPr>
+                            </w:pPr>
+                            <w:r>
+                              <w:rPr>
+                                <w:b/>
+                                <w:i/>
+                                <w:color w:val="1F4E79" w:themeColor="accent1" w:themeShade="80"/>
+                                <w:szCs w:val="36"/>
+                              </w:rPr>
+                              <w:t>Решение</w:t>
+                            </w:r>
+                          </w:p>
+                        </w:txbxContent>
+                      </wps:txbx>
+                      <wps:bodyPr wrap="square" rtlCol="0">
+                        <a:noAutofit/>
+                      </wps:bodyPr>
+                    </wps:wsp>
+                  </a:graphicData>
+                </a:graphic>
+                <wp14:sizeRelH relativeFrom="margin">
+                  <wp14:pctWidth>0</wp14:pctWidth>
+                </wp14:sizeRelH>
+                <wp14:sizeRelV relativeFrom="margin">
+                  <wp14:pctHeight>0</wp14:pctHeight>
+                </wp14:sizeRelV>
+              </wp:anchor>
+            </w:drawing>
+          </mc:Choice>
+          <mc:Fallback>
+            <w:pict>
+              <v:shape id="Надпись 72" o:spid="_x0000_s1073" type="#_x0000_t202" style="position:absolute;margin-left:23.45pt;margin-top:3.9pt;width:332.65pt;height:19.9pt;z-index:251791360;visibility:visible;mso-wrap-style:square;mso-width-percent:0;mso-height-percent:0;mso-wrap-distance-left:9pt;mso-wrap-distance-top:0;mso-wrap-distance-right:9pt;mso-wrap-distance-bottom:0;mso-position-horizontal:absolute;mso-position-horizontal-relative:margin;mso-position-vertical:absolute;mso-position-vertical-relative:text;mso-width-percent:0;mso-height-percent:0;mso-width-relative:margin;mso-height-relative:margin;v-text-anchor:top" o:gfxdata="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" fillcolor="#bdd6ee [1300]" stroked="f">
+                <v:textbox>
+                  <w:txbxContent>
+                    <w:p>
+                      <w:pPr>
+                        <w:jc w:val="center"/>
+                        <w:rPr>
+                          <w:szCs w:val="36"/>
+                        </w:rPr>
+                      </w:pPr>
+                      <w:r>
+                        <w:rPr>
+                          <w:b/>
+                          <w:i/>
+                          <w:color w:val="1F4E79" w:themeColor="accent1" w:themeShade="80"/>
+                          <w:szCs w:val="36"/>
+                        </w:rPr>
+                        <w:t>Решение</w:t>
+                      </w:r>
+                    </w:p>
+                  </w:txbxContent>
+                </v:textbox>
+                <w10:wrap anchorx="margin"/>
+              </v:shape>
+            </w:pict>
+          </mc:Fallback>
+        </mc:AlternateContent>
+      </w:r>
+      <w:r>
+        <w:rPr>
+          <w:noProof/>
+          <w:lang w:eastAsia="ru-RU"/>
+        </w:rPr>
+        <w:drawing>
+          <wp:inline distT="0" distB="0" distL="0" distR="0">
+            <wp:extent cx="4785360" cy="1610360"/>
+            <wp:effectExtent l="0" t="0" r="0" b="8890"/>
+            <wp:docPr id="71" name="Рисунок 71" descr="Большая клетка"/>
+            <wp:cNvGraphicFramePr>
+              <a:graphicFrameLocks xmlns:a="http://schemas.openxmlformats.org/drawingml/2006/main" noChangeAspect="1"/>
+            </wp:cNvGraphicFramePr>
+            <a:graphic xmlns:a="http://schemas.openxmlformats.org/drawingml/2006/main">
+              <a:graphicData uri="http://schemas.openxmlformats.org/drawingml/2006/picture">
+                <pic:pic xmlns:pic="http://schemas.openxmlformats.org/drawingml/2006/picture">
+                  <pic:nvPicPr>
+                    <pic:cNvPr id="0" name="Рисунок 109" descr="Большая клетка"/>
+                    <pic:cNvPicPr>
+                      <a:picLocks noChangeAspect="1" noChangeArrowheads="1"/>
+                    </pic:cNvPicPr>
+                  </pic:nvPicPr>
+                  <pic:blipFill>
+                    <a:blip r:embed="rId8">
+                      <a:extLst>
+                        <a:ext uri="{28A0092B-C50C-407E-A947-70E740481C1C}">
+                          <a14:useLocalDpi xmlns:a14="http://schemas.microsoft.com/office/drawing/2010/main" val="0"/>
+                        </a:ext>
+                      </a:extLst>
+                    </a:blip>
+                    <a:srcRect r="37325" b="69562"/>
+                    <a:stretch>
+                      <a:fillRect/>
+                    </a:stretch>
+                  </pic:blipFill>
+                  <pic:spPr bwMode="auto">
+                    <a:xfrm>
+                      <a:off x="0" y="0"/>
+                      <a:ext cx="4785360" cy="1610360"/>
+                    </a:xfrm>
+                    <a:prstGeom prst="rect">
+                      <a:avLst/>
+                    </a:prstGeom>
+                    <a:noFill/>
+                    <a:ln>
+                      <a:noFill/>
+                    </a:ln>
+                  </pic:spPr>
+                </pic:pic>
+              </a:graphicData>
+            </a:graphic>
+          </wp:inline>
+        </w:drawing>
+      </w:r>
+    </w:p>
+    <w:p>
+      <w:pPr>
+        <w:pStyle w:val="1"/>
+        <w:rPr>
+          <w:rStyle w:val="canselect"/>
+        </w:rPr>
+      </w:pPr>
+      <w:bookmarkStart w:id="48" w:name="_Toc214023321"/>
+      <w:r>
+        <w:t>Номер: </w:t>
+      </w:r>
+      <w:r>
+        <w:rPr>
+          <w:rStyle w:val="canselect"/>
+        </w:rPr>
+        <w:t>668CE8</w:t>
+      </w:r>
+      <w:bookmarkEnd w:id="48"/>
+    </w:p>
+    <w:p>
+      <w:pPr>
+        <w:rPr>
+          <w:lang w:eastAsia="ru-RU"/>
+        </w:rPr>
+      </w:pPr>
+      <w:r>
+        <w:rPr>
+          <w:lang w:eastAsia="ru-RU"/>
+        </w:rPr>
+        <w:t>Напишите наибольшее трёхзначное число</w:t>
+      </w:r>
+      <w:r>
+        <w:rPr>
+          <w:b/>
+          <w:bCs/>
+          <w:i/>
+          <w:iCs/>
+          <w:lang w:eastAsia="ru-RU"/>
+        </w:rPr>
+        <w:t xml:space="preserve"> </w:t>
+      </w:r>
+      <w:r>
+        <w:rPr>
+          <w:b/>
+          <w:bCs/>
+          <w:i/>
+          <w:iCs/>
+          <w:lang w:val="en-US" w:eastAsia="ru-RU"/>
+        </w:rPr>
+        <w:t>x</w:t>
+      </w:r>
+      <w:r>
+        <w:rPr>
+          <w:lang w:eastAsia="ru-RU"/>
+        </w:rPr>
+        <w:t>, для которого истинно высказывание:</w:t>
+      </w:r>
+    </w:p>
+    <w:p>
+      <w:pPr>
+        <w:jc w:val="center"/>
+        <w:rPr>
+          <w:lang w:eastAsia="ru-RU"/>
+        </w:rPr>
+      </w:pPr>
+      <w:r>
+        <w:rPr>
+          <w:lang w:eastAsia="ru-RU"/>
+        </w:rPr>
+        <w:t>(Первая цифра нечётная) </w:t>
+      </w:r>
+      <w:r>
+        <w:rPr>
+          <w:b/>
+          <w:bCs/>
+          <w:lang w:eastAsia="ru-RU"/>
+        </w:rPr>
+        <w:t>И НЕ </w:t>
+      </w:r>
+      <w:r>
+        <w:rPr>
+          <w:lang w:eastAsia="ru-RU"/>
+        </w:rPr>
+        <w:t>(</w:t>
+      </w:r>
+      <w:r>
+        <w:rPr>
+          <w:b/>
+          <w:bCs/>
+          <w:i/>
+          <w:iCs/>
+          <w:lang w:val="en-US" w:eastAsia="ru-RU"/>
+        </w:rPr>
+        <w:t>x</w:t>
+      </w:r>
+      <w:r>
+        <w:rPr>
+          <w:lang w:eastAsia="ru-RU"/>
+        </w:rPr>
+        <w:t> делится на 3).</w:t>
+      </w:r>
+    </w:p>
+    <w:p>
+      <w:pPr>
+        <w:pStyle w:val="a4"/>
+      </w:pPr>
+      <w:r>
+        <w:rPr>
+          <w:noProof/>
+          <w:lang w:eastAsia="ru-RU"/>
+        </w:rPr>
+        <mc:AlternateContent>
+          <mc:Choice Requires="wps">
+            <w:drawing>
+              <wp:anchor distT="0" distB="0" distL="114300" distR="114300" simplePos="0" relativeHeight="251793408" behindDoc="0" locked="0" layoutInCell="1" allowOverlap="1">
+                <wp:simplePos x="0" y="0"/>
+                <wp:positionH relativeFrom="margin">
+                  <wp:posOffset>297815</wp:posOffset>
+                </wp:positionH>
+                <wp:positionV relativeFrom="paragraph">
+                  <wp:posOffset>49530</wp:posOffset>
+                </wp:positionV>
+                <wp:extent cx="4224655" cy="252730"/>
+                <wp:effectExtent l="0" t="0" r="4445" b="0"/>
+                <wp:wrapNone/>
+                <wp:docPr id="82" name="Надпись 82"/>
+                <wp:cNvGraphicFramePr/>
+                <a:graphic xmlns:a="http://schemas.openxmlformats.org/drawingml/2006/main">
+                  <a:graphicData uri="http://schemas.microsoft.com/office/word/2010/wordprocessingShape">
+                    <wps:wsp>
+                      <wps:cNvSpPr txBox="1"/>
+                      <wps:spPr>
+                        <a:xfrm>
+                          <a:off x="0" y="0"/>
+                          <a:ext cx="4224655" cy="252730"/>
+                        </a:xfrm>
+                        <a:prstGeom prst="rect">
+                          <a:avLst/>
+                        </a:prstGeom>
+                        <a:solidFill>
+                          <a:schemeClr val="accent1">
+                            <a:lumMod val="40000"/>
+                            <a:lumOff val="60000"/>
+                          </a:schemeClr>
+                        </a:solidFill>
+                      </wps:spPr>
+                      <wps:txbx>
+                        <w:txbxContent>
+                          <w:p>
+                            <w:pPr>
+                              <w:jc w:val="center"/>
+                              <w:rPr>
+                                <w:szCs w:val="36"/>
+                              </w:rPr>
+                            </w:pPr>
+                            <w:r>
+                              <w:rPr>
+                                <w:b/>
+                                <w:i/>
+                                <w:color w:val="1F4E79" w:themeColor="accent1" w:themeShade="80"/>
+                                <w:szCs w:val="36"/>
+                              </w:rPr>
+                              <w:t>Решение</w:t>
+                            </w:r>
+                          </w:p>
+                        </w:txbxContent>
+                      </wps:txbx>
+                      <wps:bodyPr wrap="square" rtlCol="0">
+                        <a:noAutofit/>
+                      </wps:bodyPr>
+                    </wps:wsp>
+                  </a:graphicData>
+                </a:graphic>
+                <wp14:sizeRelH relativeFrom="margin">
+                  <wp14:pctWidth>0</wp14:pctWidth>
+                </wp14:sizeRelH>
+                <wp14:sizeRelV relativeFrom="margin">
+                  <wp14:pctHeight>0</wp14:pctHeight>
+                </wp14:sizeRelV>
+              </wp:anchor>
+            </w:drawing>
+          </mc:Choice>
+          <mc:Fallback>
+            <w:pict>
+              <v:shape id="Надпись 82" o:spid="_x0000_s1074" type="#_x0000_t202" style="position:absolute;margin-left:23.45pt;margin-top:3.9pt;width:332.65pt;height:19.9pt;z-index:251793408;visibility:visible;mso-wrap-style:square;mso-width-percent:0;mso-height-percent:0;mso-wrap-distance-left:9pt;mso-wrap-distance-top:0;mso-wrap-distance-right:9pt;mso-wrap-distance-bottom:0;mso-position-horizontal:absolute;mso-position-horizontal-relative:margin;mso-position-vertical:absolute;mso-position-vertical-relative:text;mso-width-percent:0;mso-height-percent:0;mso-width-relative:margin;mso-height-relative:margin;v-text-anchor:top" o:gfxdata="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" fillcolor="#bdd6ee [1300]" stroked="f">
+                <v:textbox>
+                  <w:txbxContent>
+                    <w:p>
+                      <w:pPr>
+                        <w:jc w:val="center"/>
+                        <w:rPr>
+                          <w:szCs w:val="36"/>
+                        </w:rPr>
+                      </w:pPr>
+                      <w:r>
+                        <w:rPr>
+                          <w:b/>
+                          <w:i/>
+                          <w:color w:val="1F4E79" w:themeColor="accent1" w:themeShade="80"/>
+                          <w:szCs w:val="36"/>
+                        </w:rPr>
+                        <w:t>Решение</w:t>
+                      </w:r>
+                    </w:p>
+                  </w:txbxContent>
+                </v:textbox>
+                <w10:wrap anchorx="margin"/>
+              </v:shape>
+            </w:pict>
+          </mc:Fallback>
+        </mc:AlternateContent>
+      </w:r>
+      <w:r>
+        <w:rPr>
+          <w:noProof/>
+          <w:lang w:eastAsia="ru-RU"/>
+        </w:rPr>
+        <w:drawing>
+          <wp:inline distT="0" distB="0" distL="0" distR="0">
+            <wp:extent cx="4785360" cy="1381760"/>
+            <wp:effectExtent l="0" t="0" r="0" b="8890"/>
+            <wp:docPr id="81" name="Рисунок 81" descr="Большая клетка"/>
+            <wp:cNvGraphicFramePr>
+              <a:graphicFrameLocks xmlns:a="http://schemas.openxmlformats.org/drawingml/2006/main" noChangeAspect="1"/>
+            </wp:cNvGraphicFramePr>
+            <a:graphic xmlns:a="http://schemas.openxmlformats.org/drawingml/2006/main">
+              <a:graphicData uri="http://schemas.openxmlformats.org/drawingml/2006/picture">
+                <pic:pic xmlns:pic="http://schemas.openxmlformats.org/drawingml/2006/picture">
+                  <pic:nvPicPr>
+                    <pic:cNvPr id="0" name="Рисунок 103" descr="Большая клетка"/>
+                    <pic:cNvPicPr>
+                      <a:picLocks noChangeAspect="1" noChangeArrowheads="1"/>
+                    </pic:cNvPicPr>
+                  </pic:nvPicPr>
+                  <pic:blipFill>
+                    <a:blip r:embed="rId8">
+                      <a:extLst>
+                        <a:ext uri="{28A0092B-C50C-407E-A947-70E740481C1C}">
+                          <a14:useLocalDpi xmlns:a14="http://schemas.microsoft.com/office/drawing/2010/main" val="0"/>
+                        </a:ext>
+                      </a:extLst>
+                    </a:blip>
+                    <a:srcRect r="37325" b="74120"/>
+                    <a:stretch>
+                      <a:fillRect/>
+                    </a:stretch>
+                  </pic:blipFill>
+                  <pic:spPr bwMode="auto">
+                    <a:xfrm>
+                      <a:off x="0" y="0"/>
+                      <a:ext cx="4785360" cy="1381760"/>
+                    </a:xfrm>
+                    <a:prstGeom prst="rect">
+                      <a:avLst/>
+                    </a:prstGeom>
+                    <a:noFill/>
+                    <a:ln>
+                      <a:noFill/>
+                    </a:ln>
+                  </pic:spPr>
+                </pic:pic>
+              </a:graphicData>
+            </a:graphic>
+          </wp:inline>
+        </w:drawing>
+      </w:r>
+    </w:p>
+    <w:p>
+      <w:pPr>
+        <w:pStyle w:val="1"/>
+      </w:pPr>
+      <w:bookmarkStart w:id="49" w:name="_Toc214023322"/>
+      <w:r>
+        <w:t>Номер: </w:t>
+      </w:r>
+      <w:r>
+        <w:rPr>
+          <w:rStyle w:val="canselect"/>
+        </w:rPr>
+        <w:t>3B55E9</w:t>
+      </w:r>
+      <w:bookmarkEnd w:id="49"/>
+    </w:p>
+    <w:p>
+      <w:r>
+        <w:t>Напишите количество натуральных чисел, для которых истинно высказывание:</w:t>
+      </w:r>
+    </w:p>
+    <w:p>
+      <w:pPr>
+        <w:jc w:val="center"/>
+      </w:pPr>
+      <w:r>
+        <w:rPr>
+          <w:b/>
+          <w:bCs/>
+        </w:rPr>
+        <w:t>НЕ</w:t>
+      </w:r>
+      <w:r>
+        <w:t> (Число нечётное) </w:t>
+      </w:r>
+      <w:r>
+        <w:rPr>
+          <w:b/>
+          <w:bCs/>
+        </w:rPr>
+        <w:t>И</w:t>
+      </w:r>
+      <w:r>
+        <w:t> </w:t>
+      </w:r>
+      <w:r>
+        <w:rPr>
+          <w:b/>
+          <w:bCs/>
+        </w:rPr>
+        <w:t>НЕ</w:t>
+      </w:r>
+      <w:r>
+        <w:t> (</w:t>
+      </w:r>
+      <w:proofErr w:type="gramStart"/>
+      <w:r>
+        <w:t>Число &gt;</w:t>
+      </w:r>
+      <w:proofErr w:type="gramEnd"/>
+      <w:r>
+        <w:t xml:space="preserve"> 12).</w:t>
+      </w:r>
+    </w:p>
+    <w:p>
+      <w:pPr>
+        <w:pStyle w:val="a4"/>
+      </w:pPr>
+      <w:r>
+        <w:rPr>
+          <w:noProof/>
+          <w:lang w:eastAsia="ru-RU"/>
+        </w:rPr>
+        <mc:AlternateContent>
+          <mc:Choice Requires="wps">
+            <w:drawing>
+              <wp:anchor distT="0" distB="0" distL="114300" distR="114300" simplePos="0" relativeHeight="251795456" behindDoc="0" locked="0" layoutInCell="1" allowOverlap="1">
+                <wp:simplePos x="0" y="0"/>
+                <wp:positionH relativeFrom="margin">
+                  <wp:posOffset>297815</wp:posOffset>
+                </wp:positionH>
+                <wp:positionV relativeFrom="paragraph">
+                  <wp:posOffset>49530</wp:posOffset>
+                </wp:positionV>
+                <wp:extent cx="4224655" cy="252730"/>
+                <wp:effectExtent l="0" t="0" r="4445" b="0"/>
+                <wp:wrapNone/>
+                <wp:docPr id="102" name="Надпись 102"/>
+                <wp:cNvGraphicFramePr/>
+                <a:graphic xmlns:a="http://schemas.openxmlformats.org/drawingml/2006/main">
+                  <a:graphicData uri="http://schemas.microsoft.com/office/word/2010/wordprocessingShape">
+                    <wps:wsp>
+                      <wps:cNvSpPr txBox="1"/>
+                      <wps:spPr>
+                        <a:xfrm>
+                          <a:off x="0" y="0"/>
+                          <a:ext cx="4224655" cy="252730"/>
+                        </a:xfrm>
+                        <a:prstGeom prst="rect">
+                          <a:avLst/>
+                        </a:prstGeom>
+                        <a:solidFill>
+                          <a:schemeClr val="accent1">
+                            <a:lumMod val="40000"/>
+                            <a:lumOff val="60000"/>
+                          </a:schemeClr>
+                        </a:solidFill>
+                      </wps:spPr>
+                      <wps:txbx>
+                        <w:txbxContent>
+                          <w:p>
+                            <w:pPr>
+                              <w:jc w:val="center"/>
+                              <w:rPr>
+                                <w:szCs w:val="36"/>
+                              </w:rPr>
+                            </w:pPr>
+                            <w:r>
+                              <w:rPr>
+                                <w:b/>
+                                <w:i/>
+                                <w:color w:val="1F4E79" w:themeColor="accent1" w:themeShade="80"/>
+                                <w:szCs w:val="36"/>
+                              </w:rPr>
+                              <w:t>Решение</w:t>
+                            </w:r>
+                          </w:p>
+                        </w:txbxContent>
+                      </wps:txbx>
+                      <wps:bodyPr wrap="square" rtlCol="0">
+                        <a:noAutofit/>
+                      </wps:bodyPr>
+                    </wps:wsp>
+                  </a:graphicData>
+                </a:graphic>
+                <wp14:sizeRelH relativeFrom="margin">
+                  <wp14:pctWidth>0</wp14:pctWidth>
+                </wp14:sizeRelH>
+                <wp14:sizeRelV relativeFrom="margin">
+                  <wp14:pctHeight>0</wp14:pctHeight>
+                </wp14:sizeRelV>
+              </wp:anchor>
+            </w:drawing>
+          </mc:Choice>
+          <mc:Fallback>
+            <w:pict>
+              <v:shape id="Надпись 102" o:spid="_x0000_s1075" type="#_x0000_t202" style="position:absolute;margin-left:23.45pt;margin-top:3.9pt;width:332.65pt;height:19.9pt;z-index:251795456;visibility:visible;mso-wrap-style:square;mso-width-percent:0;mso-height-percent:0;mso-wrap-distance-left:9pt;mso-wrap-distance-top:0;mso-wrap-distance-right:9pt;mso-wrap-distance-bottom:0;mso-position-horizontal:absolute;mso-position-horizontal-relative:margin;mso-position-vertical:absolute;mso-position-vertical-relative:text;mso-width-percent:0;mso-height-percent:0;mso-width-relative:margin;mso-height-relative:margin;v-text-anchor:top" o:gfxdata="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" fillcolor="#bdd6ee [1300]" stroked="f">
+                <v:textbox>
+                  <w:txbxContent>
+                    <w:p>
+                      <w:pPr>
+                        <w:jc w:val="center"/>
+                        <w:rPr>
+                          <w:szCs w:val="36"/>
+                        </w:rPr>
+                      </w:pPr>
+                      <w:r>
+                        <w:rPr>
+                          <w:b/>
+                          <w:i/>
+                          <w:color w:val="1F4E79" w:themeColor="accent1" w:themeShade="80"/>
+                          <w:szCs w:val="36"/>
+                        </w:rPr>
+                        <w:t>Решение</w:t>
+                      </w:r>
+                    </w:p>
+                  </w:txbxContent>
+                </v:textbox>
+                <w10:wrap anchorx="margin"/>
+              </v:shape>
+            </w:pict>
+          </mc:Fallback>
+        </mc:AlternateContent>
+      </w:r>
+      <w:r>
+        <w:rPr>
+          <w:noProof/>
+          <w:lang w:eastAsia="ru-RU"/>
+        </w:rPr>
+        <w:drawing>
+          <wp:inline distT="0" distB="0" distL="0" distR="0">
+            <wp:extent cx="4785360" cy="1381760"/>
+            <wp:effectExtent l="0" t="0" r="0" b="8890"/>
+            <wp:docPr id="101" name="Рисунок 101" descr="Большая клетка"/>
+            <wp:cNvGraphicFramePr>
+              <a:graphicFrameLocks xmlns:a="http://schemas.openxmlformats.org/drawingml/2006/main" noChangeAspect="1"/>
+            </wp:cNvGraphicFramePr>
+            <a:graphic xmlns:a="http://schemas.openxmlformats.org/drawingml/2006/main">
+              <a:graphicData uri="http://schemas.openxmlformats.org/drawingml/2006/picture">
+                <pic:pic xmlns:pic="http://schemas.openxmlformats.org/drawingml/2006/picture">
+                  <pic:nvPicPr>
+                    <pic:cNvPr id="0" name="Рисунок 103" descr="Большая клетка"/>
+                    <pic:cNvPicPr>
+                      <a:picLocks noChangeAspect="1" noChangeArrowheads="1"/>
+                    </pic:cNvPicPr>
+                  </pic:nvPicPr>
+                  <pic:blipFill>
+                    <a:blip r:embed="rId8">
+                      <a:extLst>
+                        <a:ext uri="{28A0092B-C50C-407E-A947-70E740481C1C}">
+                          <a14:useLocalDpi xmlns:a14="http://schemas.microsoft.com/office/drawing/2010/main" val="0"/>
+                        </a:ext>
+                      </a:extLst>
+                    </a:blip>
+                    <a:srcRect r="37325" b="74120"/>
+                    <a:stretch>
+                      <a:fillRect/>
+                    </a:stretch>
+                  </pic:blipFill>
+                  <pic:spPr bwMode="auto">
+                    <a:xfrm>
+                      <a:off x="0" y="0"/>
+                      <a:ext cx="4785360" cy="1381760"/>
+                    </a:xfrm>
+                    <a:prstGeom prst="rect">
+                      <a:avLst/>
+                    </a:prstGeom>
+                    <a:noFill/>
+                    <a:ln>
+                      <a:noFill/>
+                    </a:ln>
+                  </pic:spPr>
+                </pic:pic>
+              </a:graphicData>
+            </a:graphic>
+          </wp:inline>
+        </w:drawing>
+      </w:r>
+    </w:p>
+    <w:p>
+      <w:pPr>
+        <w:pStyle w:val="1"/>
+      </w:pPr>
+      <w:bookmarkStart w:id="50" w:name="_Toc214023323"/>
+      <w:r>
+        <w:lastRenderedPageBreak/>
+        <w:t>Номер: </w:t>
+      </w:r>
+      <w:r>
+        <w:rPr>
+          <w:rStyle w:val="canselect"/>
+        </w:rPr>
+        <w:t>B9AD6A</w:t>
+      </w:r>
+      <w:bookmarkEnd w:id="50"/>
+    </w:p>
+    <w:p>
+      <w:pPr>
+        <w:rPr>
+          <w:lang w:eastAsia="ru-RU"/>
+        </w:rPr>
+      </w:pPr>
+      <w:r>
+        <w:rPr>
+          <w:lang w:eastAsia="ru-RU"/>
+        </w:rPr>
+        <w:t>Напишите наибольшее натуральное число </w:t>
+      </w:r>
+      <w:r>
+        <w:rPr>
+          <w:b/>
+          <w:bCs/>
+          <w:i/>
+          <w:iCs/>
+          <w:lang w:val="en-US" w:eastAsia="ru-RU"/>
+        </w:rPr>
+        <w:t>x</w:t>
+      </w:r>
+      <w:r>
+        <w:rPr>
+          <w:lang w:eastAsia="ru-RU"/>
+        </w:rPr>
+        <w:t>, для которого истинно высказывание:</w:t>
+      </w:r>
+    </w:p>
+    <w:p>
+      <w:pPr>
+        <w:jc w:val="center"/>
+        <w:rPr>
+          <w:lang w:eastAsia="ru-RU"/>
+        </w:rPr>
+      </w:pPr>
+      <w:r>
+        <w:rPr>
+          <w:b/>
+          <w:bCs/>
+          <w:lang w:eastAsia="ru-RU"/>
+        </w:rPr>
+        <w:t>НЕ </w:t>
+      </w:r>
+      <w:r>
+        <w:rPr>
+          <w:lang w:eastAsia="ru-RU"/>
+        </w:rPr>
+        <w:t>(</w:t>
+      </w:r>
+      <w:r>
+        <w:rPr>
+          <w:b/>
+          <w:bCs/>
+          <w:i/>
+          <w:iCs/>
+          <w:lang w:val="en-US" w:eastAsia="ru-RU"/>
+        </w:rPr>
+        <w:t>x</w:t>
+      </w:r>
+      <w:r>
+        <w:rPr>
+          <w:lang w:eastAsia="ru-RU"/>
+        </w:rPr>
+        <w:t> </w:t>
+      </w:r>
+      <w:proofErr w:type="gramStart"/>
+      <w:r>
+        <w:rPr>
+          <w:lang w:eastAsia="ru-RU"/>
+        </w:rPr>
+        <w:t>&lt; 3</w:t>
+      </w:r>
+      <w:proofErr w:type="gramEnd"/>
+      <w:r>
+        <w:rPr>
+          <w:lang w:eastAsia="ru-RU"/>
+        </w:rPr>
+        <w:t>) </w:t>
+      </w:r>
+      <w:r>
+        <w:rPr>
+          <w:b/>
+          <w:bCs/>
+          <w:lang w:eastAsia="ru-RU"/>
+        </w:rPr>
+        <w:t>И</w:t>
+      </w:r>
+      <w:r>
+        <w:rPr>
+          <w:lang w:eastAsia="ru-RU"/>
+        </w:rPr>
+        <w:t> (</w:t>
+      </w:r>
+      <w:r>
+        <w:rPr>
+          <w:b/>
+          <w:bCs/>
+          <w:i/>
+          <w:iCs/>
+          <w:lang w:val="en-US" w:eastAsia="ru-RU"/>
+        </w:rPr>
+        <w:t>x</w:t>
+      </w:r>
+      <w:r>
+        <w:rPr>
+          <w:lang w:eastAsia="ru-RU"/>
+        </w:rPr>
+        <w:t> &lt; 4).</w:t>
+      </w:r>
+    </w:p>
+    <w:p>
+      <w:pPr>
+        <w:pStyle w:val="a4"/>
+      </w:pPr>
+      <w:r>
+        <w:rPr>
+          <w:noProof/>
+          <w:lang w:eastAsia="ru-RU"/>
+        </w:rPr>
+        <mc:AlternateContent>
+          <mc:Choice Requires="wps">
+            <w:drawing>
+              <wp:anchor distT="0" distB="0" distL="114300" distR="114300" simplePos="0" relativeHeight="251797504" behindDoc="0" locked="0" layoutInCell="1" allowOverlap="1">
+                <wp:simplePos x="0" y="0"/>
+                <wp:positionH relativeFrom="margin">
+                  <wp:posOffset>297815</wp:posOffset>
+                </wp:positionH>
+                <wp:positionV relativeFrom="paragraph">
+                  <wp:posOffset>49530</wp:posOffset>
+                </wp:positionV>
+                <wp:extent cx="4224655" cy="252730"/>
+                <wp:effectExtent l="0" t="0" r="4445" b="0"/>
+                <wp:wrapNone/>
+                <wp:docPr id="112" name="Надпись 112"/>
+                <wp:cNvGraphicFramePr/>
+                <a:graphic xmlns:a="http://schemas.openxmlformats.org/drawingml/2006/main">
+                  <a:graphicData uri="http://schemas.microsoft.com/office/word/2010/wordprocessingShape">
+                    <wps:wsp>
+                      <wps:cNvSpPr txBox="1"/>
+                      <wps:spPr>
+                        <a:xfrm>
+                          <a:off x="0" y="0"/>
+                          <a:ext cx="4224655" cy="252730"/>
+                        </a:xfrm>
+                        <a:prstGeom prst="rect">
+                          <a:avLst/>
+                        </a:prstGeom>
+                        <a:solidFill>
+                          <a:schemeClr val="accent1">
+                            <a:lumMod val="40000"/>
+                            <a:lumOff val="60000"/>
+                          </a:schemeClr>
+                        </a:solidFill>
+                      </wps:spPr>
+                      <wps:txbx>
+                        <w:txbxContent>
+                          <w:p>
+                            <w:pPr>
+                              <w:jc w:val="center"/>
+                              <w:rPr>
+                                <w:szCs w:val="36"/>
+                              </w:rPr>
+                            </w:pPr>
+                            <w:r>
+                              <w:rPr>
+                                <w:b/>
+                                <w:i/>
+                                <w:color w:val="1F4E79" w:themeColor="accent1" w:themeShade="80"/>
+                                <w:szCs w:val="36"/>
+                              </w:rPr>
+                              <w:t>Решение</w:t>
+                            </w:r>
+                          </w:p>
+                        </w:txbxContent>
+                      </wps:txbx>
+                      <wps:bodyPr wrap="square" rtlCol="0">
+                        <a:noAutofit/>
+                      </wps:bodyPr>
+                    </wps:wsp>
+                  </a:graphicData>
+                </a:graphic>
+                <wp14:sizeRelH relativeFrom="margin">
+                  <wp14:pctWidth>0</wp14:pctWidth>
+                </wp14:sizeRelH>
+                <wp14:sizeRelV relativeFrom="margin">
+                  <wp14:pctHeight>0</wp14:pctHeight>
+                </wp14:sizeRelV>
+              </wp:anchor>
+            </w:drawing>
+          </mc:Choice>
+          <mc:Fallback>
+            <w:pict>
+              <v:shape id="Надпись 112" o:spid="_x0000_s1076" type="#_x0000_t202" style="position:absolute;margin-left:23.45pt;margin-top:3.9pt;width:332.65pt;height:19.9pt;z-index:251797504;visibility:visible;mso-wrap-style:square;mso-width-percent:0;mso-height-percent:0;mso-wrap-distance-left:9pt;mso-wrap-distance-top:0;mso-wrap-distance-right:9pt;mso-wrap-distance-bottom:0;mso-position-horizontal:absolute;mso-position-horizontal-relative:margin;mso-position-vertical:absolute;mso-position-vertical-relative:text;mso-width-percent:0;mso-height-percent:0;mso-width-relative:margin;mso-height-relative:margin;v-text-anchor:top" o:gfxdata="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" fillcolor="#bdd6ee [1300]" stroked="f">
+                <v:textbox>
+                  <w:txbxContent>
+                    <w:p>
+                      <w:pPr>
+                        <w:jc w:val="center"/>
+                        <w:rPr>
+                          <w:szCs w:val="36"/>
+                        </w:rPr>
+                      </w:pPr>
+                      <w:r>
+                        <w:rPr>
+                          <w:b/>
+                          <w:i/>
+                          <w:color w:val="1F4E79" w:themeColor="accent1" w:themeShade="80"/>
+                          <w:szCs w:val="36"/>
+                        </w:rPr>
+                        <w:t>Решение</w:t>
+                      </w:r>
+                    </w:p>
+                  </w:txbxContent>
+                </v:textbox>
+                <w10:wrap anchorx="margin"/>
+              </v:shape>
+            </w:pict>
+          </mc:Fallback>
+        </mc:AlternateContent>
+      </w:r>
+      <w:r>
+        <w:rPr>
+          <w:noProof/>
+          <w:lang w:eastAsia="ru-RU"/>
+        </w:rPr>
+        <w:drawing>
+          <wp:inline distT="0" distB="0" distL="0" distR="0">
+            <wp:extent cx="4785360" cy="1381760"/>
+            <wp:effectExtent l="0" t="0" r="0" b="8890"/>
+            <wp:docPr id="111" name="Рисунок 111" descr="Большая клетка"/>
+            <wp:cNvGraphicFramePr>
+              <a:graphicFrameLocks xmlns:a="http://schemas.openxmlformats.org/drawingml/2006/main" noChangeAspect="1"/>
+            </wp:cNvGraphicFramePr>
+            <a:graphic xmlns:a="http://schemas.openxmlformats.org/drawingml/2006/main">
+              <a:graphicData uri="http://schemas.openxmlformats.org/drawingml/2006/picture">
+                <pic:pic xmlns:pic="http://schemas.openxmlformats.org/drawingml/2006/picture">
+                  <pic:nvPicPr>
+                    <pic:cNvPr id="0" name="Рисунок 103" descr="Большая клетка"/>
+                    <pic:cNvPicPr>
+                      <a:picLocks noChangeAspect="1" noChangeArrowheads="1"/>
+                    </pic:cNvPicPr>
+                  </pic:nvPicPr>
+                  <pic:blipFill>
+                    <a:blip r:embed="rId8">
+                      <a:extLst>
+                        <a:ext uri="{28A0092B-C50C-407E-A947-70E740481C1C}">
+                          <a14:useLocalDpi xmlns:a14="http://schemas.microsoft.com/office/drawing/2010/main" val="0"/>
+                        </a:ext>
+                      </a:extLst>
+                    </a:blip>
+                    <a:srcRect r="37325" b="74120"/>
+                    <a:stretch>
+                      <a:fillRect/>
+                    </a:stretch>
+                  </pic:blipFill>
+                  <pic:spPr bwMode="auto">
+                    <a:xfrm>
+                      <a:off x="0" y="0"/>
+                      <a:ext cx="4785360" cy="1381760"/>
+                    </a:xfrm>
+                    <a:prstGeom prst="rect">
+                      <a:avLst/>
+                    </a:prstGeom>
+                    <a:noFill/>
+                    <a:ln>
+                      <a:noFill/>
+                    </a:ln>
+                  </pic:spPr>
+                </pic:pic>
+              </a:graphicData>
+            </a:graphic>
+          </wp:inline>
+        </w:drawing>
+      </w:r>
+    </w:p>
+    <w:p>
+      <w:pPr>
+        <w:pStyle w:val="1"/>
+      </w:pPr>
+      <w:bookmarkStart w:id="51" w:name="_Toc214023324"/>
+      <w:r>
+        <w:t>Номер: </w:t>
+      </w:r>
+      <w:r>
+        <w:rPr>
+          <w:rStyle w:val="canselect"/>
+          <w:b/>
+          <w:bCs w:val="0"/>
+        </w:rPr>
+        <w:t>D47460</w:t>
+      </w:r>
+      <w:bookmarkEnd w:id="51"/>
+    </w:p>
+    <w:p>
+      <w:pPr>
+        <w:rPr>
+          <w:lang w:eastAsia="ru-RU"/>
+        </w:rPr>
+      </w:pPr>
+      <w:r>
+        <w:rPr>
+          <w:lang w:eastAsia="ru-RU"/>
+        </w:rPr>
+        <w:t>Дано четыре числа: 638, 442, 357, 123. Для какого из приведённых чисел истинно высказывание:</w:t>
+      </w:r>
+    </w:p>
+    <w:p>
+      <w:pPr>
+        <w:jc w:val="center"/>
+        <w:rPr>
+          <w:lang w:eastAsia="ru-RU"/>
+        </w:rPr>
+      </w:pPr>
+      <w:r>
+        <w:rPr>
+          <w:b/>
+          <w:bCs/>
+          <w:lang w:eastAsia="ru-RU"/>
+        </w:rPr>
+        <w:t>НЕ </w:t>
+      </w:r>
+      <w:r>
+        <w:rPr>
+          <w:lang w:eastAsia="ru-RU"/>
+        </w:rPr>
+        <w:t>(Первая цифра чётная) </w:t>
+      </w:r>
+      <w:r>
+        <w:rPr>
+          <w:b/>
+          <w:bCs/>
+          <w:lang w:eastAsia="ru-RU"/>
+        </w:rPr>
+        <w:t>И </w:t>
+      </w:r>
+      <w:r>
+        <w:rPr>
+          <w:lang w:eastAsia="ru-RU"/>
+        </w:rPr>
+        <w:t>(Сумма цифр чётная)?</w:t>
+      </w:r>
+    </w:p>
+    <w:p>
+      <w:pPr>
+        <w:rPr>
+          <w:lang w:eastAsia="ru-RU"/>
+        </w:rPr>
+      </w:pPr>
+      <w:r>
+        <w:rPr>
+          <w:lang w:eastAsia="ru-RU"/>
+        </w:rPr>
+        <w:t>В ответе запишите это число.</w:t>
+      </w:r>
+    </w:p>
+    <w:p>
+      <w:pPr>
+        <w:jc w:val="center"/>
+        <w:rPr>
+          <w:lang w:eastAsia="ru-RU"/>
+        </w:rPr>
+      </w:pPr>
+    </w:p>
+    <w:p>
+      <w:pPr>
+        <w:pStyle w:val="a4"/>
+      </w:pPr>
+      <w:r>
+        <w:rPr>
+          <w:noProof/>
+          <w:lang w:eastAsia="ru-RU"/>
+        </w:rPr>
+        <mc:AlternateContent>
+          <mc:Choice Requires="wps">
+            <w:drawing>
+              <wp:anchor distT="0" distB="0" distL="114300" distR="114300" simplePos="0" relativeHeight="251799552" behindDoc="0" locked="0" layoutInCell="1" allowOverlap="1">
+                <wp:simplePos x="0" y="0"/>
+                <wp:positionH relativeFrom="margin">
+                  <wp:posOffset>297815</wp:posOffset>
+                </wp:positionH>
+                <wp:positionV relativeFrom="paragraph">
+                  <wp:posOffset>49530</wp:posOffset>
+                </wp:positionV>
+                <wp:extent cx="4224655" cy="252730"/>
+                <wp:effectExtent l="0" t="0" r="4445" b="0"/>
+                <wp:wrapNone/>
+                <wp:docPr id="114" name="Надпись 114"/>
+                <wp:cNvGraphicFramePr/>
+                <a:graphic xmlns:a="http://schemas.openxmlformats.org/drawingml/2006/main">
+                  <a:graphicData uri="http://schemas.microsoft.com/office/word/2010/wordprocessingShape">
+                    <wps:wsp>
+                      <wps:cNvSpPr txBox="1"/>
+                      <wps:spPr>
+                        <a:xfrm>
+                          <a:off x="0" y="0"/>
+                          <a:ext cx="4224655" cy="252730"/>
+                        </a:xfrm>
+                        <a:prstGeom prst="rect">
+                          <a:avLst/>
+                        </a:prstGeom>
+                        <a:solidFill>
+                          <a:schemeClr val="accent1">
+                            <a:lumMod val="40000"/>
+                            <a:lumOff val="60000"/>
+                          </a:schemeClr>
+                        </a:solidFill>
+                      </wps:spPr>
+                      <wps:txbx>
+                        <w:txbxContent>
+                          <w:p>
+                            <w:pPr>
+                              <w:jc w:val="center"/>
+                              <w:rPr>
+                                <w:szCs w:val="36"/>
+                              </w:rPr>
+                            </w:pPr>
+                            <w:r>
+                              <w:rPr>
+                                <w:b/>
+                                <w:i/>
+                                <w:color w:val="1F4E79" w:themeColor="accent1" w:themeShade="80"/>
+                                <w:szCs w:val="36"/>
+                              </w:rPr>
+                              <w:t>Решение</w:t>
+                            </w:r>
+                          </w:p>
+                        </w:txbxContent>
+                      </wps:txbx>
+                      <wps:bodyPr wrap="square" rtlCol="0">
+                        <a:noAutofit/>
+                      </wps:bodyPr>
+                    </wps:wsp>
+                  </a:graphicData>
+                </a:graphic>
+                <wp14:sizeRelH relativeFrom="margin">
+                  <wp14:pctWidth>0</wp14:pctWidth>
+                </wp14:sizeRelH>
+                <wp14:sizeRelV relativeFrom="margin">
+                  <wp14:pctHeight>0</wp14:pctHeight>
+                </wp14:sizeRelV>
+              </wp:anchor>
+            </w:drawing>
+          </mc:Choice>
+          <mc:Fallback>
+            <w:pict>
+              <v:shape id="Надпись 114" o:spid="_x0000_s1077" type="#_x0000_t202" style="position:absolute;margin-left:23.45pt;margin-top:3.9pt;width:332.65pt;height:19.9pt;z-index:251799552;visibility:visible;mso-wrap-style:square;mso-width-percent:0;mso-height-percent:0;mso-wrap-distance-left:9pt;mso-wrap-distance-top:0;mso-wrap-distance-right:9pt;mso-wrap-distance-bottom:0;mso-position-horizontal:absolute;mso-position-horizontal-relative:margin;mso-position-vertical:absolute;mso-position-vertical-relative:text;mso-width-percent:0;mso-height-percent:0;mso-width-relative:margin;mso-height-relative:margin;v-text-anchor:top" o:gfxdata="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" fillcolor="#bdd6ee [1300]" stroked="f">
+                <v:textbox>
+                  <w:txbxContent>
+                    <w:p>
+                      <w:pPr>
+                        <w:jc w:val="center"/>
+                        <w:rPr>
+                          <w:szCs w:val="36"/>
+                        </w:rPr>
+                      </w:pPr>
+                      <w:r>
+                        <w:rPr>
+                          <w:b/>
+                          <w:i/>
+                          <w:color w:val="1F4E79" w:themeColor="accent1" w:themeShade="80"/>
+                          <w:szCs w:val="36"/>
+                        </w:rPr>
+                        <w:t>Решение</w:t>
+                      </w:r>
+                    </w:p>
+                  </w:txbxContent>
+                </v:textbox>
+                <w10:wrap anchorx="margin"/>
+              </v:shape>
+            </w:pict>
+          </mc:Fallback>
+        </mc:AlternateContent>
+      </w:r>
+      <w:r>
+        <w:rPr>
+          <w:noProof/>
+          <w:lang w:eastAsia="ru-RU"/>
+        </w:rPr>
+        <w:drawing>
+          <wp:inline distT="0" distB="0" distL="0" distR="0">
+            <wp:extent cx="4785360" cy="1381760"/>
+            <wp:effectExtent l="0" t="0" r="0" b="8890"/>
+            <wp:docPr id="113" name="Рисунок 113" descr="Большая клетка"/>
+            <wp:cNvGraphicFramePr>
+              <a:graphicFrameLocks xmlns:a="http://schemas.openxmlformats.org/drawingml/2006/main" noChangeAspect="1"/>
+            </wp:cNvGraphicFramePr>
+            <a:graphic xmlns:a="http://schemas.openxmlformats.org/drawingml/2006/main">
+              <a:graphicData uri="http://schemas.openxmlformats.org/drawingml/2006/picture">
+                <pic:pic xmlns:pic="http://schemas.openxmlformats.org/drawingml/2006/picture">
+                  <pic:nvPicPr>
+                    <pic:cNvPr id="0" name="Рисунок 103" descr="Большая клетка"/>
+                    <pic:cNvPicPr>
+                      <a:picLocks noChangeAspect="1" noChangeArrowheads="1"/>
+                    </pic:cNvPicPr>
+                  </pic:nvPicPr>
+                  <pic:blipFill>
+                    <a:blip r:embed="rId8">
+                      <a:extLst>
+                        <a:ext uri="{28A0092B-C50C-407E-A947-70E740481C1C}">
+                          <a14:useLocalDpi xmlns:a14="http://schemas.microsoft.com/office/drawing/2010/main" val="0"/>
+                        </a:ext>
+                      </a:extLst>
+                    </a:blip>
+                    <a:srcRect r="37325" b="74120"/>
+                    <a:stretch>
+                      <a:fillRect/>
+                    </a:stretch>
+                  </pic:blipFill>
+                  <pic:spPr bwMode="auto">
+                    <a:xfrm>
+                      <a:off x="0" y="0"/>
+                      <a:ext cx="4785360" cy="1381760"/>
+                    </a:xfrm>
+                    <a:prstGeom prst="rect">
+                      <a:avLst/>
+                    </a:prstGeom>
+                    <a:noFill/>
+                    <a:ln>
+                      <a:noFill/>
+                    </a:ln>
+                  </pic:spPr>
+                </pic:pic>
+              </a:graphicData>
+            </a:graphic>
+          </wp:inline>
+        </w:drawing>
+      </w:r>
+    </w:p>
+    <w:p>
+      <w:pPr>
+        <w:pStyle w:val="1"/>
+        <w:rPr>
+          <w:rStyle w:val="canselect"/>
+        </w:rPr>
+      </w:pPr>
+      <w:bookmarkStart w:id="52" w:name="_Toc214023325"/>
+      <w:r>
+        <w:t>Номер: </w:t>
+      </w:r>
+      <w:r>
+        <w:rPr>
+          <w:rStyle w:val="canselect"/>
+        </w:rPr>
+        <w:t>AB9560</w:t>
+      </w:r>
+      <w:bookmarkEnd w:id="52"/>
+    </w:p>
+    <w:p>
+      <w:pPr>
+        <w:rPr>
+          <w:lang w:eastAsia="ru-RU"/>
+        </w:rPr>
+      </w:pPr>
+      <w:r>
+        <w:rPr>
+          <w:lang w:eastAsia="ru-RU"/>
+        </w:rPr>
+        <w:t>Напишите наибольшее трехзначное число, меньшее 124, для которого истинно высказывание:</w:t>
+      </w:r>
+    </w:p>
+    <w:p>
+      <w:pPr>
+        <w:jc w:val="center"/>
+        <w:rPr>
+          <w:lang w:eastAsia="ru-RU"/>
+        </w:rPr>
+      </w:pPr>
+      <w:r>
+        <w:rPr>
+          <w:lang w:eastAsia="ru-RU"/>
+        </w:rPr>
+        <w:t>(Сумма цифр кратна 5) </w:t>
+      </w:r>
+      <w:r>
+        <w:rPr>
+          <w:b/>
+          <w:bCs/>
+          <w:lang w:eastAsia="ru-RU"/>
+        </w:rPr>
+        <w:t>И НЕ</w:t>
+      </w:r>
+      <w:r>
+        <w:rPr>
+          <w:lang w:eastAsia="ru-RU"/>
+        </w:rPr>
+        <w:t xml:space="preserve"> (Число чётное). </w:t>
+      </w:r>
+    </w:p>
+    <w:p>
+      <w:pPr>
+        <w:pStyle w:val="a4"/>
+      </w:pPr>
+      <w:r>
+        <w:rPr>
+          <w:noProof/>
+          <w:lang w:eastAsia="ru-RU"/>
+        </w:rPr>
+        <mc:AlternateContent>
+          <mc:Choice Requires="wps">
+            <w:drawing>
+              <wp:anchor distT="0" distB="0" distL="114300" distR="114300" simplePos="0" relativeHeight="251801600" behindDoc="0" locked="0" layoutInCell="1" allowOverlap="1">
+                <wp:simplePos x="0" y="0"/>
+                <wp:positionH relativeFrom="margin">
+                  <wp:posOffset>297815</wp:posOffset>
+                </wp:positionH>
+                <wp:positionV relativeFrom="paragraph">
+                  <wp:posOffset>49530</wp:posOffset>
+                </wp:positionV>
+                <wp:extent cx="4224655" cy="252730"/>
+                <wp:effectExtent l="0" t="0" r="4445" b="0"/>
+                <wp:wrapNone/>
+                <wp:docPr id="118" name="Надпись 118"/>
+                <wp:cNvGraphicFramePr/>
+                <a:graphic xmlns:a="http://schemas.openxmlformats.org/drawingml/2006/main">
+                  <a:graphicData uri="http://schemas.microsoft.com/office/word/2010/wordprocessingShape">
+                    <wps:wsp>
+                      <wps:cNvSpPr txBox="1"/>
+                      <wps:spPr>
+                        <a:xfrm>
+                          <a:off x="0" y="0"/>
+                          <a:ext cx="4224655" cy="252730"/>
+                        </a:xfrm>
+                        <a:prstGeom prst="rect">
+                          <a:avLst/>
+                        </a:prstGeom>
+                        <a:solidFill>
+                          <a:schemeClr val="accent1">
+                            <a:lumMod val="40000"/>
+                            <a:lumOff val="60000"/>
+                          </a:schemeClr>
+                        </a:solidFill>
+                      </wps:spPr>
+                      <wps:txbx>
+                        <w:txbxContent>
+                          <w:p>
+                            <w:pPr>
+                              <w:jc w:val="center"/>
+                              <w:rPr>
+                                <w:szCs w:val="36"/>
+                              </w:rPr>
+                            </w:pPr>
+                            <w:r>
+                              <w:rPr>
+                                <w:b/>
+                                <w:i/>
+                                <w:color w:val="1F4E79" w:themeColor="accent1" w:themeShade="80"/>
+                                <w:szCs w:val="36"/>
+                              </w:rPr>
+                              <w:t>Решение</w:t>
+                            </w:r>
+                          </w:p>
+                        </w:txbxContent>
+                      </wps:txbx>
+                      <wps:bodyPr wrap="square" rtlCol="0">
+                        <a:noAutofit/>
+                      </wps:bodyPr>
+                    </wps:wsp>
+                  </a:graphicData>
+                </a:graphic>
+                <wp14:sizeRelH relativeFrom="margin">
+                  <wp14:pctWidth>0</wp14:pctWidth>
+                </wp14:sizeRelH>
+                <wp14:sizeRelV relativeFrom="margin">
+                  <wp14:pctHeight>0</wp14:pctHeight>
+                </wp14:sizeRelV>
+              </wp:anchor>
+            </w:drawing>
+          </mc:Choice>
+          <mc:Fallback>
+            <w:pict>
+              <v:shape id="Надпись 118" o:spid="_x0000_s1078" type="#_x0000_t202" style="position:absolute;margin-left:23.45pt;margin-top:3.9pt;width:332.65pt;height:19.9pt;z-index:251801600;visibility:visible;mso-wrap-style:square;mso-width-percent:0;mso-height-percent:0;mso-wrap-distance-left:9pt;mso-wrap-distance-top:0;mso-wrap-distance-right:9pt;mso-wrap-distance-bottom:0;mso-position-horizontal:absolute;mso-position-horizontal-relative:margin;mso-position-vertical:absolute;mso-position-vertical-relative:text;mso-width-percent:0;mso-height-percent:0;mso-width-relative:margin;mso-height-relative:margin;v-text-anchor:top" o:gfxdata="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" fillcolor="#bdd6ee [1300]" stroked="f">
+                <v:textbox>
+                  <w:txbxContent>
+                    <w:p>
+                      <w:pPr>
+                        <w:jc w:val="center"/>
+                        <w:rPr>
+                          <w:szCs w:val="36"/>
+                        </w:rPr>
+                      </w:pPr>
+                      <w:r>
+                        <w:rPr>
+                          <w:b/>
+                          <w:i/>
+                          <w:color w:val="1F4E79" w:themeColor="accent1" w:themeShade="80"/>
+                          <w:szCs w:val="36"/>
+                        </w:rPr>
+                        <w:t>Решение</w:t>
+                      </w:r>
+                    </w:p>
+                  </w:txbxContent>
+                </v:textbox>
+                <w10:wrap anchorx="margin"/>
+              </v:shape>
+            </w:pict>
+          </mc:Fallback>
+        </mc:AlternateContent>
+      </w:r>
+      <w:r>
+        <w:rPr>
+          <w:noProof/>
+          <w:lang w:eastAsia="ru-RU"/>
+        </w:rPr>
+        <w:drawing>
+          <wp:inline distT="0" distB="0" distL="0" distR="0">
+            <wp:extent cx="4785360" cy="1381760"/>
+            <wp:effectExtent l="0" t="0" r="0" b="8890"/>
+            <wp:docPr id="117" name="Рисунок 117" descr="Большая клетка"/>
+            <wp:cNvGraphicFramePr>
+              <a:graphicFrameLocks xmlns:a="http://schemas.openxmlformats.org/drawingml/2006/main" noChangeAspect="1"/>
+            </wp:cNvGraphicFramePr>
+            <a:graphic xmlns:a="http://schemas.openxmlformats.org/drawingml/2006/main">
+              <a:graphicData uri="http://schemas.openxmlformats.org/drawingml/2006/picture">
+                <pic:pic xmlns:pic="http://schemas.openxmlformats.org/drawingml/2006/picture">
+                  <pic:nvPicPr>
+                    <pic:cNvPr id="0" name="Рисунок 103" descr="Большая клетка"/>
+                    <pic:cNvPicPr>
+                      <a:picLocks noChangeAspect="1" noChangeArrowheads="1"/>
+                    </pic:cNvPicPr>
+                  </pic:nvPicPr>
+                  <pic:blipFill>
+                    <a:blip r:embed="rId8">
+                      <a:extLst>
+                        <a:ext uri="{28A0092B-C50C-407E-A947-70E740481C1C}">
+                          <a14:useLocalDpi xmlns:a14="http://schemas.microsoft.com/office/drawing/2010/main" val="0"/>
+                        </a:ext>
+                      </a:extLst>
+                    </a:blip>
+                    <a:srcRect r="37325" b="74120"/>
+                    <a:stretch>
+                      <a:fillRect/>
+                    </a:stretch>
+                  </pic:blipFill>
+                  <pic:spPr bwMode="auto">
+                    <a:xfrm>
+                      <a:off x="0" y="0"/>
+                      <a:ext cx="4785360" cy="1381760"/>
+                    </a:xfrm>
+                    <a:prstGeom prst="rect">
+                      <a:avLst/>
+                    </a:prstGeom>
+                    <a:noFill/>
+                    <a:ln>
+                      <a:noFill/>
+                    </a:ln>
+                  </pic:spPr>
+                </pic:pic>
+              </a:graphicData>
+            </a:graphic>
+          </wp:inline>
+        </w:drawing>
+      </w:r>
+    </w:p>
+    <w:p>
+      <w:pPr>
+        <w:pStyle w:val="1"/>
+        <w:rPr>
+          <w:rStyle w:val="canselect"/>
+        </w:rPr>
+      </w:pPr>
+      <w:bookmarkStart w:id="53" w:name="_Toc214023326"/>
+      <w:r>
+        <w:lastRenderedPageBreak/>
+        <w:t>Номер: </w:t>
+      </w:r>
+      <w:r>
+        <w:rPr>
+          <w:rStyle w:val="canselect"/>
+        </w:rPr>
+        <w:t>3FE867</w:t>
+      </w:r>
+      <w:bookmarkEnd w:id="53"/>
+    </w:p>
+    <w:p>
+      <w:pPr>
+        <w:rPr>
+          <w:lang w:eastAsia="ru-RU"/>
+        </w:rPr>
+      </w:pPr>
+      <w:r>
+        <w:rPr>
+          <w:lang w:eastAsia="ru-RU"/>
+        </w:rPr>
+        <w:t>Определите количество натуральных чисел</w:t>
+      </w:r>
+      <w:r>
+        <w:rPr>
+          <w:b/>
+          <w:bCs/>
+          <w:i/>
+          <w:iCs/>
+          <w:lang w:eastAsia="ru-RU"/>
+        </w:rPr>
+        <w:t> x</w:t>
+      </w:r>
+      <w:r>
+        <w:rPr>
+          <w:lang w:eastAsia="ru-RU"/>
+        </w:rPr>
+        <w:t>, для которых истинно логическое выражение:</w:t>
+      </w:r>
+    </w:p>
+    <w:p>
+      <w:pPr>
+        <w:jc w:val="center"/>
+        <w:rPr>
+          <w:lang w:eastAsia="ru-RU"/>
+        </w:rPr>
+      </w:pPr>
+      <w:r>
+        <w:rPr>
+          <w:b/>
+          <w:bCs/>
+          <w:lang w:eastAsia="ru-RU"/>
+        </w:rPr>
+        <w:t>НЕ</w:t>
+      </w:r>
+      <w:r>
+        <w:rPr>
+          <w:lang w:eastAsia="ru-RU"/>
+        </w:rPr>
+        <w:t> ((</w:t>
+      </w:r>
+      <w:r>
+        <w:rPr>
+          <w:b/>
+          <w:bCs/>
+          <w:i/>
+          <w:iCs/>
+          <w:lang w:eastAsia="ru-RU"/>
+        </w:rPr>
+        <w:t>x</w:t>
+      </w:r>
+      <w:r>
+        <w:rPr>
+          <w:lang w:eastAsia="ru-RU"/>
+        </w:rPr>
+        <w:t> ≥ 53) </w:t>
+      </w:r>
+      <w:r>
+        <w:rPr>
+          <w:b/>
+          <w:bCs/>
+          <w:lang w:eastAsia="ru-RU"/>
+        </w:rPr>
+        <w:t>ИЛИ</w:t>
+      </w:r>
+      <w:r>
+        <w:rPr>
+          <w:lang w:eastAsia="ru-RU"/>
+        </w:rPr>
+        <w:t> (</w:t>
+      </w:r>
+      <w:r>
+        <w:rPr>
+          <w:b/>
+          <w:bCs/>
+          <w:i/>
+          <w:iCs/>
+          <w:lang w:eastAsia="ru-RU"/>
+        </w:rPr>
+        <w:t>x</w:t>
+      </w:r>
+      <w:r>
+        <w:rPr>
+          <w:lang w:eastAsia="ru-RU"/>
+        </w:rPr>
+        <w:t> </w:t>
+      </w:r>
+      <w:proofErr w:type="gramStart"/>
+      <w:r>
+        <w:rPr>
+          <w:lang w:eastAsia="ru-RU"/>
+        </w:rPr>
+        <w:t>&lt; 29</w:t>
+      </w:r>
+      <w:proofErr w:type="gramEnd"/>
+      <w:r>
+        <w:rPr>
+          <w:lang w:eastAsia="ru-RU"/>
+        </w:rPr>
+        <w:t>)).</w:t>
+      </w:r>
+    </w:p>
+    <w:p>
+      <w:pPr>
+        <w:pStyle w:val="a4"/>
+        <w:rPr>
+          <w:lang w:eastAsia="ru-RU"/>
+        </w:rPr>
+      </w:pPr>
+      <w:r>
+        <w:rPr>
+          <w:noProof/>
+          <w:lang w:eastAsia="ru-RU"/>
+        </w:rPr>
+        <mc:AlternateContent>
+          <mc:Choice Requires="wps">
+            <w:drawing>
+              <wp:anchor distT="0" distB="0" distL="114300" distR="114300" simplePos="0" relativeHeight="251803648" behindDoc="0" locked="0" layoutInCell="1" allowOverlap="1">
+                <wp:simplePos x="0" y="0"/>
+                <wp:positionH relativeFrom="margin">
+                  <wp:posOffset>297815</wp:posOffset>
+                </wp:positionH>
+                <wp:positionV relativeFrom="paragraph">
+                  <wp:posOffset>49530</wp:posOffset>
+                </wp:positionV>
+                <wp:extent cx="4224655" cy="252730"/>
+                <wp:effectExtent l="0" t="0" r="4445" b="0"/>
+                <wp:wrapNone/>
+                <wp:docPr id="122" name="Надпись 122"/>
+                <wp:cNvGraphicFramePr/>
+                <a:graphic xmlns:a="http://schemas.openxmlformats.org/drawingml/2006/main">
+                  <a:graphicData uri="http://schemas.microsoft.com/office/word/2010/wordprocessingShape">
+                    <wps:wsp>
+                      <wps:cNvSpPr txBox="1"/>
+                      <wps:spPr>
+                        <a:xfrm>
+                          <a:off x="0" y="0"/>
+                          <a:ext cx="4224655" cy="252730"/>
+                        </a:xfrm>
+                        <a:prstGeom prst="rect">
+                          <a:avLst/>
+                        </a:prstGeom>
+                        <a:solidFill>
+                          <a:schemeClr val="accent1">
+                            <a:lumMod val="40000"/>
+                            <a:lumOff val="60000"/>
+                          </a:schemeClr>
+                        </a:solidFill>
+                      </wps:spPr>
+                      <wps:txbx>
+                        <w:txbxContent>
+                          <w:p>
+                            <w:pPr>
+                              <w:jc w:val="center"/>
+                              <w:rPr>
+                                <w:szCs w:val="36"/>
+                              </w:rPr>
+                            </w:pPr>
+                            <w:r>
+                              <w:rPr>
+                                <w:b/>
+                                <w:i/>
+                                <w:color w:val="1F4E79" w:themeColor="accent1" w:themeShade="80"/>
+                                <w:szCs w:val="36"/>
+                              </w:rPr>
+                              <w:t>Решение</w:t>
+                            </w:r>
+                          </w:p>
+                        </w:txbxContent>
+                      </wps:txbx>
+                      <wps:bodyPr wrap="square" rtlCol="0">
+                        <a:noAutofit/>
+                      </wps:bodyPr>
+                    </wps:wsp>
+                  </a:graphicData>
+                </a:graphic>
+                <wp14:sizeRelH relativeFrom="margin">
+                  <wp14:pctWidth>0</wp14:pctWidth>
+                </wp14:sizeRelH>
+                <wp14:sizeRelV relativeFrom="margin">
+                  <wp14:pctHeight>0</wp14:pctHeight>
+                </wp14:sizeRelV>
+              </wp:anchor>
+            </w:drawing>
+          </mc:Choice>
+          <mc:Fallback>
+            <w:pict>
+              <v:shape id="Надпись 122" o:spid="_x0000_s1079" type="#_x0000_t202" style="position:absolute;margin-left:23.45pt;margin-top:3.9pt;width:332.65pt;height:19.9pt;z-index:251803648;visibility:visible;mso-wrap-style:square;mso-width-percent:0;mso-height-percent:0;mso-wrap-distance-left:9pt;mso-wrap-distance-top:0;mso-wrap-distance-right:9pt;mso-wrap-distance-bottom:0;mso-position-horizontal:absolute;mso-position-horizontal-relative:margin;mso-position-vertical:absolute;mso-position-vertical-relative:text;mso-width-percent:0;mso-height-percent:0;mso-width-relative:margin;mso-height-relative:margin;v-text-anchor:top" o:gfxdata="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" fillcolor="#bdd6ee [1300]" stroked="f">
+                <v:textbox>
+                  <w:txbxContent>
+                    <w:p>
+                      <w:pPr>
+                        <w:jc w:val="center"/>
+                        <w:rPr>
+                          <w:szCs w:val="36"/>
+                        </w:rPr>
+                      </w:pPr>
+                      <w:r>
+                        <w:rPr>
+                          <w:b/>
+                          <w:i/>
+                          <w:color w:val="1F4E79" w:themeColor="accent1" w:themeShade="80"/>
+                          <w:szCs w:val="36"/>
+                        </w:rPr>
+                        <w:t>Решение</w:t>
+                      </w:r>
+                    </w:p>
+                  </w:txbxContent>
+                </v:textbox>
+                <w10:wrap anchorx="margin"/>
+              </v:shape>
+            </w:pict>
+          </mc:Fallback>
+        </mc:AlternateContent>
+      </w:r>
+      <w:r>
+        <w:rPr>
+          <w:noProof/>
+          <w:lang w:eastAsia="ru-RU"/>
+        </w:rPr>
+        <w:drawing>
+          <wp:inline distT="0" distB="0" distL="0" distR="0">
+            <wp:extent cx="4785360" cy="1381760"/>
+            <wp:effectExtent l="0" t="0" r="0" b="8890"/>
+            <wp:docPr id="121" name="Рисунок 121" descr="Большая клетка"/>
+            <wp:cNvGraphicFramePr>
+              <a:graphicFrameLocks xmlns:a="http://schemas.openxmlformats.org/drawingml/2006/main" noChangeAspect="1"/>
+            </wp:cNvGraphicFramePr>
+            <a:graphic xmlns:a="http://schemas.openxmlformats.org/drawingml/2006/main">
+              <a:graphicData uri="http://schemas.openxmlformats.org/drawingml/2006/picture">
+                <pic:pic xmlns:pic="http://schemas.openxmlformats.org/drawingml/2006/picture">
+                  <pic:nvPicPr>
+                    <pic:cNvPr id="0" name="Рисунок 103" descr="Большая клетка"/>
+                    <pic:cNvPicPr>
+                      <a:picLocks noChangeAspect="1" noChangeArrowheads="1"/>
+                    </pic:cNvPicPr>
+                  </pic:nvPicPr>
+                  <pic:blipFill>
+                    <a:blip r:embed="rId8">
+                      <a:extLst>
+                        <a:ext uri="{28A0092B-C50C-407E-A947-70E740481C1C}">
+                          <a14:useLocalDpi xmlns:a14="http://schemas.microsoft.com/office/drawing/2010/main" val="0"/>
+                        </a:ext>
+                      </a:extLst>
+                    </a:blip>
+                    <a:srcRect r="37325" b="74120"/>
+                    <a:stretch>
+                      <a:fillRect/>
+                    </a:stretch>
+                  </pic:blipFill>
+                  <pic:spPr bwMode="auto">
+                    <a:xfrm>
+                      <a:off x="0" y="0"/>
+                      <a:ext cx="4785360" cy="1381760"/>
+                    </a:xfrm>
+                    <a:prstGeom prst="rect">
+                      <a:avLst/>
+                    </a:prstGeom>
+                    <a:noFill/>
+                    <a:ln>
+                      <a:noFill/>
+                    </a:ln>
+                  </pic:spPr>
+                </pic:pic>
+              </a:graphicData>
+            </a:graphic>
+          </wp:inline>
+        </w:drawing>
+      </w:r>
+    </w:p>
+    <w:p>
+      <w:pPr>
+        <w:pStyle w:val="1"/>
+        <w:rPr>
+          <w:rStyle w:val="canselect"/>
+        </w:rPr>
+      </w:pPr>
+      <w:bookmarkStart w:id="54" w:name="_Toc214023327"/>
+      <w:r>
+        <w:t>Номер: </w:t>
+      </w:r>
+      <w:r>
+        <w:rPr>
+          <w:rStyle w:val="canselect"/>
+        </w:rPr>
+        <w:t>3BC762</w:t>
+      </w:r>
+      <w:bookmarkEnd w:id="54"/>
+    </w:p>
+    <w:p>
+      <w:pPr>
+        <w:rPr>
+          <w:lang w:eastAsia="ru-RU"/>
+        </w:rPr>
+      </w:pPr>
+      <w:r>
+        <w:rPr>
+          <w:lang w:eastAsia="ru-RU"/>
+        </w:rPr>
+        <w:t>Напиши</w:t>
+      </w:r>
+      <w:r>
+        <w:rPr>
+          <w:lang w:eastAsia="ru-RU"/>
+        </w:rPr>
+        <w:t>те наименьшее натуральное число</w:t>
+      </w:r>
+      <w:r>
+        <w:rPr>
+          <w:lang w:eastAsia="ru-RU"/>
+        </w:rPr>
+        <w:t xml:space="preserve"> </w:t>
+      </w:r>
+      <w:r>
+        <w:rPr>
+          <w:b/>
+          <w:bCs/>
+          <w:i/>
+          <w:iCs/>
+          <w:lang w:eastAsia="ru-RU"/>
+        </w:rPr>
+        <w:t>x</w:t>
+      </w:r>
+      <w:r>
+        <w:rPr>
+          <w:lang w:eastAsia="ru-RU"/>
+        </w:rPr>
+        <w:t>, для которого</w:t>
+      </w:r>
+      <w:r>
+        <w:rPr>
+          <w:lang w:eastAsia="ru-RU"/>
+        </w:rPr>
+        <w:t xml:space="preserve"> </w:t>
+      </w:r>
+      <w:r>
+        <w:rPr>
+          <w:b/>
+          <w:bCs/>
+          <w:lang w:eastAsia="ru-RU"/>
+        </w:rPr>
+        <w:t>ложно</w:t>
+      </w:r>
+      <w:r>
+        <w:rPr>
+          <w:lang w:eastAsia="ru-RU"/>
+        </w:rPr>
+        <w:t xml:space="preserve"> высказывание:</w:t>
+      </w:r>
+    </w:p>
+    <w:p>
+      <w:pPr>
+        <w:jc w:val="center"/>
+        <w:rPr>
+          <w:lang w:eastAsia="ru-RU"/>
+        </w:rPr>
+      </w:pPr>
+      <w:r>
+        <w:rPr>
+          <w:lang w:eastAsia="ru-RU"/>
+        </w:rPr>
+        <w:t>(</w:t>
+      </w:r>
+      <w:r>
+        <w:rPr>
+          <w:b/>
+          <w:bCs/>
+          <w:i/>
+          <w:iCs/>
+          <w:lang w:val="en-US" w:eastAsia="ru-RU"/>
+        </w:rPr>
+        <w:t>x</w:t>
+      </w:r>
+      <w:r>
+        <w:rPr>
+          <w:lang w:eastAsia="ru-RU"/>
+        </w:rPr>
+        <w:t> = 2) </w:t>
+      </w:r>
+      <w:r>
+        <w:rPr>
+          <w:b/>
+          <w:bCs/>
+          <w:lang w:eastAsia="ru-RU"/>
+        </w:rPr>
+        <w:t>ИЛИ НЕ </w:t>
+      </w:r>
+      <w:r>
+        <w:rPr>
+          <w:lang w:eastAsia="ru-RU"/>
+        </w:rPr>
+        <w:t>(</w:t>
+      </w:r>
+      <w:r>
+        <w:rPr>
+          <w:b/>
+          <w:bCs/>
+          <w:i/>
+          <w:iCs/>
+          <w:lang w:val="en-US" w:eastAsia="ru-RU"/>
+        </w:rPr>
+        <w:t>x</w:t>
+      </w:r>
+      <w:r>
+        <w:rPr>
+          <w:lang w:eastAsia="ru-RU"/>
+        </w:rPr>
+        <w:t> </w:t>
+      </w:r>
+      <w:proofErr w:type="gramStart"/>
+      <w:r>
+        <w:rPr>
+          <w:lang w:eastAsia="ru-RU"/>
+        </w:rPr>
+        <w:t>&lt; 3</w:t>
+      </w:r>
+      <w:proofErr w:type="gramEnd"/>
+      <w:r>
+        <w:rPr>
+          <w:lang w:eastAsia="ru-RU"/>
+        </w:rPr>
+        <w:t>).</w:t>
+      </w:r>
+    </w:p>
+    <w:p>
+      <w:pPr>
+        <w:pStyle w:val="a4"/>
+      </w:pPr>
+      <w:r>
+        <w:rPr>
+          <w:noProof/>
+          <w:lang w:eastAsia="ru-RU"/>
+        </w:rPr>
+        <mc:AlternateContent>
+          <mc:Choice Requires="wps">
+            <w:drawing>
+              <wp:anchor distT="0" distB="0" distL="114300" distR="114300" simplePos="0" relativeHeight="251807744" behindDoc="0" locked="0" layoutInCell="1" allowOverlap="1">
+                <wp:simplePos x="0" y="0"/>
+                <wp:positionH relativeFrom="margin">
+                  <wp:posOffset>297815</wp:posOffset>
+                </wp:positionH>
+                <wp:positionV relativeFrom="paragraph">
+                  <wp:posOffset>49530</wp:posOffset>
+                </wp:positionV>
+                <wp:extent cx="4224655" cy="252730"/>
+                <wp:effectExtent l="0" t="0" r="4445" b="0"/>
+                <wp:wrapNone/>
+                <wp:docPr id="128" name="Надпись 128"/>
+                <wp:cNvGraphicFramePr/>
+                <a:graphic xmlns:a="http://schemas.openxmlformats.org/drawingml/2006/main">
+                  <a:graphicData uri="http://schemas.microsoft.com/office/word/2010/wordprocessingShape">
+                    <wps:wsp>
+                      <wps:cNvSpPr txBox="1"/>
+                      <wps:spPr>
+                        <a:xfrm>
+                          <a:off x="0" y="0"/>
+                          <a:ext cx="4224655" cy="252730"/>
+                        </a:xfrm>
+                        <a:prstGeom prst="rect">
+                          <a:avLst/>
+                        </a:prstGeom>
+                        <a:solidFill>
+                          <a:schemeClr val="accent1">
+                            <a:lumMod val="40000"/>
+                            <a:lumOff val="60000"/>
+                          </a:schemeClr>
+                        </a:solidFill>
+                      </wps:spPr>
+                      <wps:txbx>
+                        <w:txbxContent>
+                          <w:p>
+                            <w:pPr>
+                              <w:jc w:val="center"/>
+                              <w:rPr>
+                                <w:szCs w:val="36"/>
+                              </w:rPr>
+                            </w:pPr>
+                            <w:r>
+                              <w:rPr>
+                                <w:b/>
+                                <w:i/>
+                                <w:color w:val="1F4E79" w:themeColor="accent1" w:themeShade="80"/>
+                                <w:szCs w:val="36"/>
+                              </w:rPr>
+                              <w:t>Решение</w:t>
+                            </w:r>
+                          </w:p>
+                        </w:txbxContent>
+                      </wps:txbx>
+                      <wps:bodyPr wrap="square" rtlCol="0">
+                        <a:noAutofit/>
+                      </wps:bodyPr>
+                    </wps:wsp>
+                  </a:graphicData>
+                </a:graphic>
+                <wp14:sizeRelH relativeFrom="margin">
+                  <wp14:pctWidth>0</wp14:pctWidth>
+                </wp14:sizeRelH>
+                <wp14:sizeRelV relativeFrom="margin">
+                  <wp14:pctHeight>0</wp14:pctHeight>
+                </wp14:sizeRelV>
+              </wp:anchor>
+            </w:drawing>
+          </mc:Choice>
+          <mc:Fallback>
+            <w:pict>
+              <v:shape id="Надпись 128" o:spid="_x0000_s1080" type="#_x0000_t202" style="position:absolute;margin-left:23.45pt;margin-top:3.9pt;width:332.65pt;height:19.9pt;z-index:251807744;visibility:visible;mso-wrap-style:square;mso-width-percent:0;mso-height-percent:0;mso-wrap-distance-left:9pt;mso-wrap-distance-top:0;mso-wrap-distance-right:9pt;mso-wrap-distance-bottom:0;mso-position-horizontal:absolute;mso-position-horizontal-relative:margin;mso-position-vertical:absolute;mso-position-vertical-relative:text;mso-width-percent:0;mso-height-percent:0;mso-width-relative:margin;mso-height-relative:margin;v-text-anchor:top" o:gfxdata="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" fillcolor="#bdd6ee [1300]" stroked="f">
+                <v:textbox>
+                  <w:txbxContent>
+                    <w:p>
+                      <w:pPr>
+                        <w:jc w:val="center"/>
+                        <w:rPr>
+                          <w:szCs w:val="36"/>
+                        </w:rPr>
+                      </w:pPr>
+                      <w:r>
+                        <w:rPr>
+                          <w:b/>
+                          <w:i/>
+                          <w:color w:val="1F4E79" w:themeColor="accent1" w:themeShade="80"/>
+                          <w:szCs w:val="36"/>
+                        </w:rPr>
+                        <w:t>Решение</w:t>
+                      </w:r>
+                    </w:p>
+                  </w:txbxContent>
+                </v:textbox>
+                <w10:wrap anchorx="margin"/>
+              </v:shape>
+            </w:pict>
+          </mc:Fallback>
+        </mc:AlternateContent>
+      </w:r>
+      <w:r>
+        <w:rPr>
+          <w:noProof/>
+          <w:lang w:eastAsia="ru-RU"/>
+        </w:rPr>
+        <w:drawing>
+          <wp:inline distT="0" distB="0" distL="0" distR="0">
+            <wp:extent cx="4785360" cy="1381760"/>
+            <wp:effectExtent l="0" t="0" r="0" b="8890"/>
+            <wp:docPr id="127" name="Рисунок 127" descr="Большая клетка"/>
+            <wp:cNvGraphicFramePr>
+              <a:graphicFrameLocks xmlns:a="http://schemas.openxmlformats.org/drawingml/2006/main" noChangeAspect="1"/>
+            </wp:cNvGraphicFramePr>
+            <a:graphic xmlns:a="http://schemas.openxmlformats.org/drawingml/2006/main">
+              <a:graphicData uri="http://schemas.openxmlformats.org/drawingml/2006/picture">
+                <pic:pic xmlns:pic="http://schemas.openxmlformats.org/drawingml/2006/picture">
+                  <pic:nvPicPr>
+                    <pic:cNvPr id="0" name="Рисунок 103" descr="Большая клетка"/>
+                    <pic:cNvPicPr>
+                      <a:picLocks noChangeAspect="1" noChangeArrowheads="1"/>
+                    </pic:cNvPicPr>
+                  </pic:nvPicPr>
+                  <pic:blipFill>
+                    <a:blip r:embed="rId8">
+                      <a:extLst>
+                        <a:ext uri="{28A0092B-C50C-407E-A947-70E740481C1C}">
+                          <a14:useLocalDpi xmlns:a14="http://schemas.microsoft.com/office/drawing/2010/main" val="0"/>
+                        </a:ext>
+                      </a:extLst>
+                    </a:blip>
+                    <a:srcRect r="37325" b="74120"/>
+                    <a:stretch>
+                      <a:fillRect/>
+                    </a:stretch>
+                  </pic:blipFill>
+                  <pic:spPr bwMode="auto">
+                    <a:xfrm>
+                      <a:off x="0" y="0"/>
+                      <a:ext cx="4785360" cy="1381760"/>
+                    </a:xfrm>
+                    <a:prstGeom prst="rect">
+                      <a:avLst/>
+                    </a:prstGeom>
+                    <a:noFill/>
+                    <a:ln>
+                      <a:noFill/>
+                    </a:ln>
+                  </pic:spPr>
+                </pic:pic>
+              </a:graphicData>
+            </a:graphic>
+          </wp:inline>
+        </w:drawing>
+      </w:r>
+    </w:p>
+    <w:p>
+      <w:pPr>
+        <w:pStyle w:val="1"/>
+        <w:rPr>
+          <w:rStyle w:val="canselect"/>
+        </w:rPr>
+      </w:pPr>
+      <w:bookmarkStart w:id="55" w:name="_Toc214023328"/>
+      <w:r>
+        <w:t>Номер: </w:t>
+      </w:r>
+      <w:r>
+        <w:rPr>
+          <w:rStyle w:val="canselect"/>
+        </w:rPr>
+        <w:t>44FE34</w:t>
+      </w:r>
+      <w:bookmarkEnd w:id="55"/>
+    </w:p>
+    <w:p>
+      <w:pPr>
+        <w:rPr>
+          <w:lang w:eastAsia="ru-RU"/>
+        </w:rPr>
+      </w:pPr>
+      <w:r>
+        <w:rPr>
+          <w:lang w:eastAsia="ru-RU"/>
+        </w:rPr>
+        <w:t>Напишите количество натуральных двузначных чисел, для которых истинно высказывание:</w:t>
+      </w:r>
+    </w:p>
+    <w:p>
+      <w:pPr>
+        <w:jc w:val="center"/>
+        <w:rPr>
+          <w:lang w:eastAsia="ru-RU"/>
+        </w:rPr>
+      </w:pPr>
+      <w:r>
+        <w:rPr>
+          <w:b/>
+          <w:bCs/>
+          <w:lang w:eastAsia="ru-RU"/>
+        </w:rPr>
+        <w:t>НЕ</w:t>
+      </w:r>
+      <w:r>
+        <w:rPr>
+          <w:lang w:eastAsia="ru-RU"/>
+        </w:rPr>
+        <w:t xml:space="preserve"> (Число </w:t>
+      </w:r>
+      <w:proofErr w:type="gramStart"/>
+      <w:r>
+        <w:rPr>
+          <w:lang w:eastAsia="ru-RU"/>
+        </w:rPr>
+        <w:t>&lt; 83</w:t>
+      </w:r>
+      <w:proofErr w:type="gramEnd"/>
+      <w:r>
+        <w:rPr>
+          <w:lang w:eastAsia="ru-RU"/>
+        </w:rPr>
+        <w:t>) </w:t>
+      </w:r>
+      <w:r>
+        <w:rPr>
+          <w:b/>
+          <w:bCs/>
+          <w:lang w:eastAsia="ru-RU"/>
+        </w:rPr>
+        <w:t>И</w:t>
+      </w:r>
+      <w:r>
+        <w:rPr>
+          <w:lang w:eastAsia="ru-RU"/>
+        </w:rPr>
+        <w:t> (Число нечётное).</w:t>
+      </w:r>
+    </w:p>
+    <w:p>
+      <w:pPr>
+        <w:pStyle w:val="a4"/>
+      </w:pPr>
+      <w:r>
+        <w:rPr>
+          <w:noProof/>
+          <w:lang w:eastAsia="ru-RU"/>
+        </w:rPr>
+        <mc:AlternateContent>
+          <mc:Choice Requires="wps">
+            <w:drawing>
+              <wp:anchor distT="0" distB="0" distL="114300" distR="114300" simplePos="0" relativeHeight="251805696" behindDoc="0" locked="0" layoutInCell="1" allowOverlap="1">
+                <wp:simplePos x="0" y="0"/>
+                <wp:positionH relativeFrom="margin">
+                  <wp:posOffset>297815</wp:posOffset>
+                </wp:positionH>
+                <wp:positionV relativeFrom="paragraph">
+                  <wp:posOffset>49530</wp:posOffset>
+                </wp:positionV>
+                <wp:extent cx="4224655" cy="252730"/>
+                <wp:effectExtent l="0" t="0" r="4445" b="0"/>
+                <wp:wrapNone/>
+                <wp:docPr id="124" name="Надпись 124"/>
+                <wp:cNvGraphicFramePr/>
+                <a:graphic xmlns:a="http://schemas.openxmlformats.org/drawingml/2006/main">
+                  <a:graphicData uri="http://schemas.microsoft.com/office/word/2010/wordprocessingShape">
+                    <wps:wsp>
+                      <wps:cNvSpPr txBox="1"/>
+                      <wps:spPr>
+                        <a:xfrm>
+                          <a:off x="0" y="0"/>
+                          <a:ext cx="4224655" cy="252730"/>
+                        </a:xfrm>
+                        <a:prstGeom prst="rect">
+                          <a:avLst/>
+                        </a:prstGeom>
+                        <a:solidFill>
+                          <a:schemeClr val="accent1">
+                            <a:lumMod val="40000"/>
+                            <a:lumOff val="60000"/>
+                          </a:schemeClr>
+                        </a:solidFill>
+                      </wps:spPr>
+                      <wps:txbx>
+                        <w:txbxContent>
+                          <w:p>
+                            <w:pPr>
+                              <w:jc w:val="center"/>
+                              <w:rPr>
+                                <w:szCs w:val="36"/>
+                              </w:rPr>
+                            </w:pPr>
+                            <w:r>
+                              <w:rPr>
+                                <w:b/>
+                                <w:i/>
+                                <w:color w:val="1F4E79" w:themeColor="accent1" w:themeShade="80"/>
+                                <w:szCs w:val="36"/>
+                              </w:rPr>
+                              <w:t>Решение</w:t>
+                            </w:r>
+                          </w:p>
+                        </w:txbxContent>
+                      </wps:txbx>
+                      <wps:bodyPr wrap="square" rtlCol="0">
+                        <a:noAutofit/>
+                      </wps:bodyPr>
+                    </wps:wsp>
+                  </a:graphicData>
+                </a:graphic>
+                <wp14:sizeRelH relativeFrom="margin">
+                  <wp14:pctWidth>0</wp14:pctWidth>
+                </wp14:sizeRelH>
+                <wp14:sizeRelV relativeFrom="margin">
+                  <wp14:pctHeight>0</wp14:pctHeight>
+                </wp14:sizeRelV>
+              </wp:anchor>
+            </w:drawing>
+          </mc:Choice>
+          <mc:Fallback>
+            <w:pict>
+              <v:shape id="Надпись 124" o:spid="_x0000_s1081" type="#_x0000_t202" style="position:absolute;margin-left:23.45pt;margin-top:3.9pt;width:332.65pt;height:19.9pt;z-index:251805696;visibility:visible;mso-wrap-style:square;mso-width-percent:0;mso-height-percent:0;mso-wrap-distance-left:9pt;mso-wrap-distance-top:0;mso-wrap-distance-right:9pt;mso-wrap-distance-bottom:0;mso-position-horizontal:absolute;mso-position-horizontal-relative:margin;mso-position-vertical:absolute;mso-position-vertical-relative:text;mso-width-percent:0;mso-height-percent:0;mso-width-relative:margin;mso-height-relative:margin;v-text-anchor:top" o:gfxdata="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" fillcolor="#bdd6ee [1300]" stroked="f">
+                <v:textbox>
+                  <w:txbxContent>
+                    <w:p>
+                      <w:pPr>
+                        <w:jc w:val="center"/>
+                        <w:rPr>
+                          <w:szCs w:val="36"/>
+                        </w:rPr>
+                      </w:pPr>
+                      <w:r>
+                        <w:rPr>
+                          <w:b/>
+                          <w:i/>
+                          <w:color w:val="1F4E79" w:themeColor="accent1" w:themeShade="80"/>
+                          <w:szCs w:val="36"/>
+                        </w:rPr>
+                        <w:t>Решение</w:t>
+                      </w:r>
+                    </w:p>
+                  </w:txbxContent>
+                </v:textbox>
+                <w10:wrap anchorx="margin"/>
+              </v:shape>
+            </w:pict>
+          </mc:Fallback>
+        </mc:AlternateContent>
+      </w:r>
+      <w:r>
+        <w:rPr>
+          <w:noProof/>
+          <w:lang w:eastAsia="ru-RU"/>
+        </w:rPr>
+        <w:drawing>
+          <wp:inline distT="0" distB="0" distL="0" distR="0">
+            <wp:extent cx="4785360" cy="1610360"/>
+            <wp:effectExtent l="0" t="0" r="0" b="8890"/>
+            <wp:docPr id="123" name="Рисунок 123" descr="Большая клетка"/>
+            <wp:cNvGraphicFramePr>
+              <a:graphicFrameLocks xmlns:a="http://schemas.openxmlformats.org/drawingml/2006/main" noChangeAspect="1"/>
+            </wp:cNvGraphicFramePr>
+            <a:graphic xmlns:a="http://schemas.openxmlformats.org/drawingml/2006/main">
+              <a:graphicData uri="http://schemas.openxmlformats.org/drawingml/2006/picture">
+                <pic:pic xmlns:pic="http://schemas.openxmlformats.org/drawingml/2006/picture">
+                  <pic:nvPicPr>
+                    <pic:cNvPr id="0" name="Рисунок 109" descr="Большая клетка"/>
+                    <pic:cNvPicPr>
+                      <a:picLocks noChangeAspect="1" noChangeArrowheads="1"/>
+                    </pic:cNvPicPr>
+                  </pic:nvPicPr>
+                  <pic:blipFill>
+                    <a:blip r:embed="rId8">
+                      <a:extLst>
+                        <a:ext uri="{28A0092B-C50C-407E-A947-70E740481C1C}">
+                          <a14:useLocalDpi xmlns:a14="http://schemas.microsoft.com/office/drawing/2010/main" val="0"/>
+                        </a:ext>
+                      </a:extLst>
+                    </a:blip>
+                    <a:srcRect r="37325" b="69562"/>
+                    <a:stretch>
+                      <a:fillRect/>
+                    </a:stretch>
+                  </pic:blipFill>
+                  <pic:spPr bwMode="auto">
+                    <a:xfrm>
+                      <a:off x="0" y="0"/>
+                      <a:ext cx="4785360" cy="1610360"/>
+                    </a:xfrm>
+                    <a:prstGeom prst="rect">
+                      <a:avLst/>
+                    </a:prstGeom>
+                    <a:noFill/>
+                    <a:ln>
+                      <a:noFill/>
+                    </a:ln>
+                  </pic:spPr>
+                </pic:pic>
+              </a:graphicData>
+            </a:graphic>
+          </wp:inline>
+        </w:drawing>
+      </w:r>
+    </w:p>
+    <w:p>
+      <w:pPr>
+        <w:jc w:val="center"/>
+        <w:rPr>
+          <w:lang w:eastAsia="ru-RU"/>
+        </w:rPr>
+      </w:pPr>
+    </w:p>
+    <w:p>
+      <w:pPr>
+        <w:pStyle w:val="1"/>
+      </w:pPr>
+      <w:bookmarkStart w:id="56" w:name="_Toc214023329"/>
+      <w:r>
+        <w:lastRenderedPageBreak/>
+        <w:t>Номер: </w:t>
+      </w:r>
+      <w:r>
+        <w:rPr>
+          <w:rStyle w:val="canselect"/>
+        </w:rPr>
+        <w:t>54C33D</w:t>
+      </w:r>
+      <w:bookmarkEnd w:id="56"/>
+    </w:p>
+    <w:p>
+      <w:pPr>
+        <w:rPr>
+          <w:lang w:eastAsia="ru-RU"/>
+        </w:rPr>
+      </w:pPr>
+      <w:r>
+        <w:rPr>
+          <w:lang w:eastAsia="ru-RU"/>
+        </w:rPr>
+        <w:t>Напиши</w:t>
+      </w:r>
+      <w:r>
+        <w:rPr>
+          <w:lang w:eastAsia="ru-RU"/>
+        </w:rPr>
+        <w:t xml:space="preserve">те наибольшее натуральное число </w:t>
+      </w:r>
+      <w:r>
+        <w:rPr>
+          <w:b/>
+          <w:bCs/>
+          <w:i/>
+          <w:iCs/>
+          <w:lang w:val="en-US" w:eastAsia="ru-RU"/>
+        </w:rPr>
+        <w:t>x</w:t>
+      </w:r>
+      <w:r>
+        <w:rPr>
+          <w:lang w:eastAsia="ru-RU"/>
+        </w:rPr>
+        <w:t xml:space="preserve">, для которого </w:t>
+      </w:r>
+      <w:r>
+        <w:rPr>
+          <w:b/>
+          <w:bCs/>
+          <w:lang w:eastAsia="ru-RU"/>
+        </w:rPr>
+        <w:t>ложно</w:t>
+      </w:r>
+      <w:r>
+        <w:rPr>
+          <w:lang w:eastAsia="ru-RU"/>
+        </w:rPr>
+        <w:t xml:space="preserve"> </w:t>
+      </w:r>
+      <w:r>
+        <w:rPr>
+          <w:lang w:eastAsia="ru-RU"/>
+        </w:rPr>
+        <w:t>высказывание:</w:t>
+      </w:r>
+    </w:p>
+    <w:p>
+      <w:pPr>
+        <w:jc w:val="center"/>
+        <w:rPr>
+          <w:lang w:eastAsia="ru-RU"/>
+        </w:rPr>
+      </w:pPr>
+      <w:r>
+        <w:rPr>
+          <w:b/>
+          <w:bCs/>
+          <w:lang w:eastAsia="ru-RU"/>
+        </w:rPr>
+        <w:t>НЕ </w:t>
+      </w:r>
+      <w:r>
+        <w:rPr>
+          <w:lang w:eastAsia="ru-RU"/>
+        </w:rPr>
+        <w:t>(</w:t>
+      </w:r>
+      <w:r>
+        <w:rPr>
+          <w:b/>
+          <w:bCs/>
+          <w:i/>
+          <w:iCs/>
+          <w:lang w:val="en-US" w:eastAsia="ru-RU"/>
+        </w:rPr>
+        <w:t>x</w:t>
+      </w:r>
+      <w:r>
+        <w:rPr>
+          <w:lang w:eastAsia="ru-RU"/>
+        </w:rPr>
+        <w:t> </w:t>
+      </w:r>
+      <w:proofErr w:type="gramStart"/>
+      <w:r>
+        <w:rPr>
+          <w:lang w:eastAsia="ru-RU"/>
+        </w:rPr>
+        <w:t>&lt; 6</w:t>
+      </w:r>
+      <w:proofErr w:type="gramEnd"/>
+      <w:r>
+        <w:rPr>
+          <w:lang w:eastAsia="ru-RU"/>
+        </w:rPr>
+        <w:t>) </w:t>
+      </w:r>
+      <w:r>
+        <w:rPr>
+          <w:b/>
+          <w:bCs/>
+          <w:lang w:eastAsia="ru-RU"/>
+        </w:rPr>
+        <w:t>ИЛИ</w:t>
+      </w:r>
+      <w:r>
+        <w:rPr>
+          <w:lang w:eastAsia="ru-RU"/>
+        </w:rPr>
+        <w:t> (</w:t>
+      </w:r>
+      <w:r>
+        <w:rPr>
+          <w:b/>
+          <w:bCs/>
+          <w:i/>
+          <w:iCs/>
+          <w:lang w:val="en-US" w:eastAsia="ru-RU"/>
+        </w:rPr>
+        <w:t>x </w:t>
+      </w:r>
+      <w:r>
+        <w:rPr>
+          <w:lang w:eastAsia="ru-RU"/>
+        </w:rPr>
+        <w:t>&lt; 5).</w:t>
+      </w:r>
+    </w:p>
+    <w:p>
+      <w:pPr>
+        <w:pStyle w:val="a4"/>
+      </w:pPr>
+      <w:r>
+        <w:rPr>
+          <w:noProof/>
+          <w:lang w:eastAsia="ru-RU"/>
+        </w:rPr>
+        <mc:AlternateContent>
+          <mc:Choice Requires="wps">
+            <w:drawing>
+              <wp:anchor distT="0" distB="0" distL="114300" distR="114300" simplePos="0" relativeHeight="251809792" behindDoc="0" locked="0" layoutInCell="1" allowOverlap="1">
+                <wp:simplePos x="0" y="0"/>
+                <wp:positionH relativeFrom="margin">
+                  <wp:posOffset>297815</wp:posOffset>
+                </wp:positionH>
+                <wp:positionV relativeFrom="paragraph">
+                  <wp:posOffset>49530</wp:posOffset>
+                </wp:positionV>
+                <wp:extent cx="4224655" cy="252730"/>
+                <wp:effectExtent l="0" t="0" r="4445" b="0"/>
+                <wp:wrapNone/>
+                <wp:docPr id="130" name="Надпись 130"/>
+                <wp:cNvGraphicFramePr/>
+                <a:graphic xmlns:a="http://schemas.openxmlformats.org/drawingml/2006/main">
+                  <a:graphicData uri="http://schemas.microsoft.com/office/word/2010/wordprocessingShape">
+                    <wps:wsp>
+                      <wps:cNvSpPr txBox="1"/>
+                      <wps:spPr>
+                        <a:xfrm>
+                          <a:off x="0" y="0"/>
+                          <a:ext cx="4224655" cy="252730"/>
+                        </a:xfrm>
+                        <a:prstGeom prst="rect">
+                          <a:avLst/>
+                        </a:prstGeom>
+                        <a:solidFill>
+                          <a:schemeClr val="accent1">
+                            <a:lumMod val="40000"/>
+                            <a:lumOff val="60000"/>
+                          </a:schemeClr>
+                        </a:solidFill>
+                      </wps:spPr>
+                      <wps:txbx>
+                        <w:txbxContent>
+                          <w:p>
+                            <w:pPr>
+                              <w:jc w:val="center"/>
+                              <w:rPr>
+                                <w:szCs w:val="36"/>
+                              </w:rPr>
+                            </w:pPr>
+                            <w:r>
+                              <w:rPr>
+                                <w:b/>
+                                <w:i/>
+                                <w:color w:val="1F4E79" w:themeColor="accent1" w:themeShade="80"/>
+                                <w:szCs w:val="36"/>
+                              </w:rPr>
+                              <w:t>Решение</w:t>
+                            </w:r>
+                          </w:p>
+                        </w:txbxContent>
+                      </wps:txbx>
+                      <wps:bodyPr wrap="square" rtlCol="0">
+                        <a:noAutofit/>
+                      </wps:bodyPr>
+                    </wps:wsp>
+                  </a:graphicData>
+                </a:graphic>
+                <wp14:sizeRelH relativeFrom="margin">
+                  <wp14:pctWidth>0</wp14:pctWidth>
+                </wp14:sizeRelH>
+                <wp14:sizeRelV relativeFrom="margin">
+                  <wp14:pctHeight>0</wp14:pctHeight>
+                </wp14:sizeRelV>
+              </wp:anchor>
+            </w:drawing>
+          </mc:Choice>
+          <mc:Fallback>
+            <w:pict>
+              <v:shape id="Надпись 130" o:spid="_x0000_s1082" type="#_x0000_t202" style="position:absolute;margin-left:23.45pt;margin-top:3.9pt;width:332.65pt;height:19.9pt;z-index:251809792;visibility:visible;mso-wrap-style:square;mso-width-percent:0;mso-height-percent:0;mso-wrap-distance-left:9pt;mso-wrap-distance-top:0;mso-wrap-distance-right:9pt;mso-wrap-distance-bottom:0;mso-position-horizontal:absolute;mso-position-horizontal-relative:margin;mso-position-vertical:absolute;mso-position-vertical-relative:text;mso-width-percent:0;mso-height-percent:0;mso-width-relative:margin;mso-height-relative:margin;v-text-anchor:top" o:gfxdata="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" fillcolor="#bdd6ee [1300]" stroked="f">
+                <v:textbox>
+                  <w:txbxContent>
+                    <w:p>
+                      <w:pPr>
+                        <w:jc w:val="center"/>
+                        <w:rPr>
+                          <w:szCs w:val="36"/>
+                        </w:rPr>
+                      </w:pPr>
+                      <w:r>
+                        <w:rPr>
+                          <w:b/>
+                          <w:i/>
+                          <w:color w:val="1F4E79" w:themeColor="accent1" w:themeShade="80"/>
+                          <w:szCs w:val="36"/>
+                        </w:rPr>
+                        <w:t>Решение</w:t>
+                      </w:r>
+                    </w:p>
+                  </w:txbxContent>
+                </v:textbox>
+                <w10:wrap anchorx="margin"/>
+              </v:shape>
+            </w:pict>
+          </mc:Fallback>
+        </mc:AlternateContent>
+      </w:r>
+      <w:r>
+        <w:rPr>
+          <w:noProof/>
+          <w:lang w:eastAsia="ru-RU"/>
+        </w:rPr>
+        <w:drawing>
+          <wp:inline distT="0" distB="0" distL="0" distR="0">
+            <wp:extent cx="4785360" cy="1610360"/>
+            <wp:effectExtent l="0" t="0" r="0" b="8890"/>
+            <wp:docPr id="129" name="Рисунок 129" descr="Большая клетка"/>
+            <wp:cNvGraphicFramePr>
+              <a:graphicFrameLocks xmlns:a="http://schemas.openxmlformats.org/drawingml/2006/main" noChangeAspect="1"/>
+            </wp:cNvGraphicFramePr>
+            <a:graphic xmlns:a="http://schemas.openxmlformats.org/drawingml/2006/main">
+              <a:graphicData uri="http://schemas.openxmlformats.org/drawingml/2006/picture">
+                <pic:pic xmlns:pic="http://schemas.openxmlformats.org/drawingml/2006/picture">
+                  <pic:nvPicPr>
+                    <pic:cNvPr id="0" name="Рисунок 109" descr="Большая клетка"/>
+                    <pic:cNvPicPr>
+                      <a:picLocks noChangeAspect="1" noChangeArrowheads="1"/>
+                    </pic:cNvPicPr>
+                  </pic:nvPicPr>
+                  <pic:blipFill>
+                    <a:blip r:embed="rId8">
+                      <a:extLst>
+                        <a:ext uri="{28A0092B-C50C-407E-A947-70E740481C1C}">
+                          <a14:useLocalDpi xmlns:a14="http://schemas.microsoft.com/office/drawing/2010/main" val="0"/>
+                        </a:ext>
+                      </a:extLst>
+                    </a:blip>
+                    <a:srcRect r="37325" b="69562"/>
+                    <a:stretch>
+                      <a:fillRect/>
+                    </a:stretch>
+                  </pic:blipFill>
+                  <pic:spPr bwMode="auto">
+                    <a:xfrm>
+                      <a:off x="0" y="0"/>
+                      <a:ext cx="4785360" cy="1610360"/>
+                    </a:xfrm>
+                    <a:prstGeom prst="rect">
+                      <a:avLst/>
+                    </a:prstGeom>
+                    <a:noFill/>
+                    <a:ln>
+                      <a:noFill/>
+                    </a:ln>
+                  </pic:spPr>
+                </pic:pic>
+              </a:graphicData>
+            </a:graphic>
+          </wp:inline>
+        </w:drawing>
+      </w:r>
+    </w:p>
+    <w:p>
+      <w:pPr>
+        <w:pStyle w:val="1"/>
+        <w:rPr>
+          <w:rStyle w:val="canselect"/>
+        </w:rPr>
+      </w:pPr>
+      <w:bookmarkStart w:id="57" w:name="_Toc214023330"/>
+      <w:r>
+        <w:t>Номер: </w:t>
+      </w:r>
+      <w:r>
+        <w:rPr>
+          <w:rStyle w:val="canselect"/>
+        </w:rPr>
+        <w:t>97A63B</w:t>
+      </w:r>
+      <w:bookmarkEnd w:id="57"/>
+    </w:p>
+    <w:p>
+      <w:r>
+        <w:t>Напишите количество натуральных чисел, для которых истинно высказывание:</w:t>
+      </w:r>
+    </w:p>
+    <w:p>
+      <w:pPr>
+        <w:jc w:val="center"/>
+      </w:pPr>
+      <w:r>
+        <w:rPr>
+          <w:b/>
+          <w:bCs/>
+        </w:rPr>
+        <w:t>НЕ</w:t>
+      </w:r>
+      <w:r>
+        <w:t> (</w:t>
+      </w:r>
+      <w:proofErr w:type="gramStart"/>
+      <w:r>
+        <w:t>Число &gt;</w:t>
+      </w:r>
+      <w:proofErr w:type="gramEnd"/>
+      <w:r>
+        <w:t xml:space="preserve"> 13) </w:t>
+      </w:r>
+      <w:r>
+        <w:rPr>
+          <w:b/>
+          <w:bCs/>
+        </w:rPr>
+        <w:t>И</w:t>
+      </w:r>
+      <w:r>
+        <w:t> </w:t>
+      </w:r>
+      <w:r>
+        <w:rPr>
+          <w:b/>
+          <w:bCs/>
+        </w:rPr>
+        <w:t>НЕ</w:t>
+      </w:r>
+      <w:r>
+        <w:t> (Число чётное).</w:t>
+      </w:r>
+    </w:p>
+    <w:p>
+      <w:pPr>
+        <w:pStyle w:val="a4"/>
+      </w:pPr>
+      <w:r>
+        <w:rPr>
+          <w:noProof/>
+          <w:lang w:eastAsia="ru-RU"/>
+        </w:rPr>
+        <mc:AlternateContent>
+          <mc:Choice Requires="wps">
+            <w:drawing>
+              <wp:anchor distT="0" distB="0" distL="114300" distR="114300" simplePos="0" relativeHeight="251817984" behindDoc="0" locked="0" layoutInCell="1" allowOverlap="1">
+                <wp:simplePos x="0" y="0"/>
+                <wp:positionH relativeFrom="margin">
+                  <wp:posOffset>297815</wp:posOffset>
+                </wp:positionH>
+                <wp:positionV relativeFrom="paragraph">
+                  <wp:posOffset>49530</wp:posOffset>
+                </wp:positionV>
+                <wp:extent cx="4224655" cy="252730"/>
+                <wp:effectExtent l="0" t="0" r="4445" b="0"/>
+                <wp:wrapNone/>
+                <wp:docPr id="142" name="Надпись 142"/>
+                <wp:cNvGraphicFramePr/>
+                <a:graphic xmlns:a="http://schemas.openxmlformats.org/drawingml/2006/main">
+                  <a:graphicData uri="http://schemas.microsoft.com/office/word/2010/wordprocessingShape">
+                    <wps:wsp>
+                      <wps:cNvSpPr txBox="1"/>
+                      <wps:spPr>
+                        <a:xfrm>
+                          <a:off x="0" y="0"/>
+                          <a:ext cx="4224655" cy="252730"/>
+                        </a:xfrm>
+                        <a:prstGeom prst="rect">
+                          <a:avLst/>
+                        </a:prstGeom>
+                        <a:solidFill>
+                          <a:schemeClr val="accent1">
+                            <a:lumMod val="40000"/>
+                            <a:lumOff val="60000"/>
+                          </a:schemeClr>
+                        </a:solidFill>
+                      </wps:spPr>
+                      <wps:txbx>
+                        <w:txbxContent>
+                          <w:p>
+                            <w:pPr>
+                              <w:jc w:val="center"/>
+                              <w:rPr>
+                                <w:szCs w:val="36"/>
+                              </w:rPr>
+                            </w:pPr>
+                            <w:r>
+                              <w:rPr>
+                                <w:b/>
+                                <w:i/>
+                                <w:color w:val="1F4E79" w:themeColor="accent1" w:themeShade="80"/>
+                                <w:szCs w:val="36"/>
+                              </w:rPr>
+                              <w:t>Решение</w:t>
+                            </w:r>
+                          </w:p>
+                        </w:txbxContent>
+                      </wps:txbx>
+                      <wps:bodyPr wrap="square" rtlCol="0">
+                        <a:noAutofit/>
+                      </wps:bodyPr>
+                    </wps:wsp>
+                  </a:graphicData>
+                </a:graphic>
+                <wp14:sizeRelH relativeFrom="margin">
+                  <wp14:pctWidth>0</wp14:pctWidth>
+                </wp14:sizeRelH>
+                <wp14:sizeRelV relativeFrom="margin">
+                  <wp14:pctHeight>0</wp14:pctHeight>
+                </wp14:sizeRelV>
+              </wp:anchor>
+            </w:drawing>
+          </mc:Choice>
+          <mc:Fallback>
+            <w:pict>
+              <v:shape id="Надпись 142" o:spid="_x0000_s1083" type="#_x0000_t202" style="position:absolute;margin-left:23.45pt;margin-top:3.9pt;width:332.65pt;height:19.9pt;z-index:251817984;visibility:visible;mso-wrap-style:square;mso-width-percent:0;mso-height-percent:0;mso-wrap-distance-left:9pt;mso-wrap-distance-top:0;mso-wrap-distance-right:9pt;mso-wrap-distance-bottom:0;mso-position-horizontal:absolute;mso-position-horizontal-relative:margin;mso-position-vertical:absolute;mso-position-vertical-relative:text;mso-width-percent:0;mso-height-percent:0;mso-width-relative:margin;mso-height-relative:margin;v-text-anchor:top" o:gfxdata="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" fillcolor="#bdd6ee [1300]" stroked="f">
+                <v:textbox>
+                  <w:txbxContent>
+                    <w:p>
+                      <w:pPr>
+                        <w:jc w:val="center"/>
+                        <w:rPr>
+                          <w:szCs w:val="36"/>
+                        </w:rPr>
+                      </w:pPr>
+                      <w:r>
+                        <w:rPr>
+                          <w:b/>
+                          <w:i/>
+                          <w:color w:val="1F4E79" w:themeColor="accent1" w:themeShade="80"/>
+                          <w:szCs w:val="36"/>
+                        </w:rPr>
+                        <w:t>Решение</w:t>
+                      </w:r>
+                    </w:p>
+                  </w:txbxContent>
+                </v:textbox>
+                <w10:wrap anchorx="margin"/>
+              </v:shape>
+            </w:pict>
+          </mc:Fallback>
+        </mc:AlternateContent>
+      </w:r>
+      <w:r>
+        <w:rPr>
+          <w:noProof/>
+          <w:lang w:eastAsia="ru-RU"/>
+        </w:rPr>
+        <w:drawing>
+          <wp:inline distT="0" distB="0" distL="0" distR="0">
+            <wp:extent cx="4785360" cy="1381760"/>
+            <wp:effectExtent l="0" t="0" r="0" b="8890"/>
+            <wp:docPr id="141" name="Рисунок 141" descr="Большая клетка"/>
+            <wp:cNvGraphicFramePr>
+              <a:graphicFrameLocks xmlns:a="http://schemas.openxmlformats.org/drawingml/2006/main" noChangeAspect="1"/>
+            </wp:cNvGraphicFramePr>
+            <a:graphic xmlns:a="http://schemas.openxmlformats.org/drawingml/2006/main">
+              <a:graphicData uri="http://schemas.openxmlformats.org/drawingml/2006/picture">
+                <pic:pic xmlns:pic="http://schemas.openxmlformats.org/drawingml/2006/picture">
+                  <pic:nvPicPr>
+                    <pic:cNvPr id="0" name="Рисунок 103" descr="Большая клетка"/>
+                    <pic:cNvPicPr>
+                      <a:picLocks noChangeAspect="1" noChangeArrowheads="1"/>
+                    </pic:cNvPicPr>
+                  </pic:nvPicPr>
+                  <pic:blipFill>
+                    <a:blip r:embed="rId8">
+                      <a:extLst>
+                        <a:ext uri="{28A0092B-C50C-407E-A947-70E740481C1C}">
+                          <a14:useLocalDpi xmlns:a14="http://schemas.microsoft.com/office/drawing/2010/main" val="0"/>
+                        </a:ext>
+                      </a:extLst>
+                    </a:blip>
+                    <a:srcRect r="37325" b="74120"/>
+                    <a:stretch>
+                      <a:fillRect/>
+                    </a:stretch>
+                  </pic:blipFill>
+                  <pic:spPr bwMode="auto">
+                    <a:xfrm>
+                      <a:off x="0" y="0"/>
+                      <a:ext cx="4785360" cy="1381760"/>
+                    </a:xfrm>
+                    <a:prstGeom prst="rect">
+                      <a:avLst/>
+                    </a:prstGeom>
+                    <a:noFill/>
+                    <a:ln>
+                      <a:noFill/>
+                    </a:ln>
+                  </pic:spPr>
+                </pic:pic>
+              </a:graphicData>
+            </a:graphic>
+          </wp:inline>
+        </w:drawing>
+      </w:r>
+    </w:p>
+    <w:p>
+      <w:pPr>
+        <w:pStyle w:val="1"/>
+        <w:rPr>
+          <w:rStyle w:val="canselect"/>
+        </w:rPr>
+      </w:pPr>
+      <w:bookmarkStart w:id="58" w:name="_Toc214023331"/>
+      <w:r>
+        <w:t>Номер: </w:t>
+      </w:r>
+      <w:r>
+        <w:rPr>
+          <w:rStyle w:val="canselect"/>
+        </w:rPr>
+        <w:t>836839</w:t>
+      </w:r>
+      <w:bookmarkEnd w:id="58"/>
+    </w:p>
+    <w:p>
+      <w:r>
+        <w:t>Напишите наибольшее двузначное число, меньшее 75, для которого истинно высказывание:</w:t>
+      </w:r>
+    </w:p>
+    <w:p>
+      <w:pPr>
+        <w:jc w:val="center"/>
+        <w:rPr>
+          <w:lang w:eastAsia="ru-RU"/>
+        </w:rPr>
+      </w:pPr>
+      <w:r>
+        <w:t>(Сумма цифр нечетная) И НЕ (Число чётное)</w:t>
+      </w:r>
+      <w:r>
+        <w:rPr>
+          <w:lang w:eastAsia="ru-RU"/>
+        </w:rPr>
+        <w:t xml:space="preserve"> </w:t>
+      </w:r>
+    </w:p>
+    <w:p>
+      <w:pPr>
+        <w:pStyle w:val="a4"/>
+      </w:pPr>
+      <w:r>
+        <w:rPr>
+          <w:noProof/>
+          <w:lang w:eastAsia="ru-RU"/>
+        </w:rPr>
+        <mc:AlternateContent>
+          <mc:Choice Requires="wps">
+            <w:drawing>
+              <wp:anchor distT="0" distB="0" distL="114300" distR="114300" simplePos="0" relativeHeight="251815936" behindDoc="0" locked="0" layoutInCell="1" allowOverlap="1">
+                <wp:simplePos x="0" y="0"/>
+                <wp:positionH relativeFrom="margin">
+                  <wp:posOffset>297815</wp:posOffset>
+                </wp:positionH>
+                <wp:positionV relativeFrom="paragraph">
+                  <wp:posOffset>49530</wp:posOffset>
+                </wp:positionV>
+                <wp:extent cx="4224655" cy="252730"/>
+                <wp:effectExtent l="0" t="0" r="4445" b="0"/>
+                <wp:wrapNone/>
+                <wp:docPr id="136" name="Надпись 136"/>
+                <wp:cNvGraphicFramePr/>
+                <a:graphic xmlns:a="http://schemas.openxmlformats.org/drawingml/2006/main">
+                  <a:graphicData uri="http://schemas.microsoft.com/office/word/2010/wordprocessingShape">
+                    <wps:wsp>
+                      <wps:cNvSpPr txBox="1"/>
+                      <wps:spPr>
+                        <a:xfrm>
+                          <a:off x="0" y="0"/>
+                          <a:ext cx="4224655" cy="252730"/>
+                        </a:xfrm>
+                        <a:prstGeom prst="rect">
+                          <a:avLst/>
+                        </a:prstGeom>
+                        <a:solidFill>
+                          <a:schemeClr val="accent1">
+                            <a:lumMod val="40000"/>
+                            <a:lumOff val="60000"/>
+                          </a:schemeClr>
+                        </a:solidFill>
+                      </wps:spPr>
+                      <wps:txbx>
+                        <w:txbxContent>
+                          <w:p>
+                            <w:pPr>
+                              <w:jc w:val="center"/>
+                              <w:rPr>
+                                <w:szCs w:val="36"/>
+                              </w:rPr>
+                            </w:pPr>
+                            <w:r>
+                              <w:rPr>
+                                <w:b/>
+                                <w:i/>
+                                <w:color w:val="1F4E79" w:themeColor="accent1" w:themeShade="80"/>
+                                <w:szCs w:val="36"/>
+                              </w:rPr>
+                              <w:t>Решение</w:t>
+                            </w:r>
+                          </w:p>
+                        </w:txbxContent>
+                      </wps:txbx>
+                      <wps:bodyPr wrap="square" rtlCol="0">
+                        <a:noAutofit/>
+                      </wps:bodyPr>
+                    </wps:wsp>
+                  </a:graphicData>
+                </a:graphic>
+                <wp14:sizeRelH relativeFrom="margin">
+                  <wp14:pctWidth>0</wp14:pctWidth>
+                </wp14:sizeRelH>
+                <wp14:sizeRelV relativeFrom="margin">
+                  <wp14:pctHeight>0</wp14:pctHeight>
+                </wp14:sizeRelV>
+              </wp:anchor>
+            </w:drawing>
+          </mc:Choice>
+          <mc:Fallback>
+            <w:pict>
+              <v:shape id="Надпись 136" o:spid="_x0000_s1084" type="#_x0000_t202" style="position:absolute;margin-left:23.45pt;margin-top:3.9pt;width:332.65pt;height:19.9pt;z-index:251815936;visibility:visible;mso-wrap-style:square;mso-width-percent:0;mso-height-percent:0;mso-wrap-distance-left:9pt;mso-wrap-distance-top:0;mso-wrap-distance-right:9pt;mso-wrap-distance-bottom:0;mso-position-horizontal:absolute;mso-position-horizontal-relative:margin;mso-position-vertical:absolute;mso-position-vertical-relative:text;mso-width-percent:0;mso-height-percent:0;mso-width-relative:margin;mso-height-relative:margin;v-text-anchor:top" o:gfxdata="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" fillcolor="#bdd6ee [1300]" stroked="f">
+                <v:textbox>
+                  <w:txbxContent>
+                    <w:p>
+                      <w:pPr>
+                        <w:jc w:val="center"/>
+                        <w:rPr>
+                          <w:szCs w:val="36"/>
+                        </w:rPr>
+                      </w:pPr>
+                      <w:r>
+                        <w:rPr>
+                          <w:b/>
+                          <w:i/>
+                          <w:color w:val="1F4E79" w:themeColor="accent1" w:themeShade="80"/>
+                          <w:szCs w:val="36"/>
+                        </w:rPr>
+                        <w:t>Решение</w:t>
+                      </w:r>
+                    </w:p>
+                  </w:txbxContent>
+                </v:textbox>
+                <w10:wrap anchorx="margin"/>
+              </v:shape>
+            </w:pict>
+          </mc:Fallback>
+        </mc:AlternateContent>
+      </w:r>
+      <w:r>
+        <w:rPr>
+          <w:noProof/>
+          <w:lang w:eastAsia="ru-RU"/>
+        </w:rPr>
+        <w:drawing>
+          <wp:inline distT="0" distB="0" distL="0" distR="0">
+            <wp:extent cx="4785360" cy="1381760"/>
+            <wp:effectExtent l="0" t="0" r="0" b="8890"/>
+            <wp:docPr id="135" name="Рисунок 135" descr="Большая клетка"/>
+            <wp:cNvGraphicFramePr>
+              <a:graphicFrameLocks xmlns:a="http://schemas.openxmlformats.org/drawingml/2006/main" noChangeAspect="1"/>
+            </wp:cNvGraphicFramePr>
+            <a:graphic xmlns:a="http://schemas.openxmlformats.org/drawingml/2006/main">
+              <a:graphicData uri="http://schemas.openxmlformats.org/drawingml/2006/picture">
+                <pic:pic xmlns:pic="http://schemas.openxmlformats.org/drawingml/2006/picture">
+                  <pic:nvPicPr>
+                    <pic:cNvPr id="0" name="Рисунок 103" descr="Большая клетка"/>
+                    <pic:cNvPicPr>
+                      <a:picLocks noChangeAspect="1" noChangeArrowheads="1"/>
+                    </pic:cNvPicPr>
+                  </pic:nvPicPr>
+                  <pic:blipFill>
+                    <a:blip r:embed="rId8">
+                      <a:extLst>
+                        <a:ext uri="{28A0092B-C50C-407E-A947-70E740481C1C}">
+                          <a14:useLocalDpi xmlns:a14="http://schemas.microsoft.com/office/drawing/2010/main" val="0"/>
+                        </a:ext>
+                      </a:extLst>
+                    </a:blip>
+                    <a:srcRect r="37325" b="74120"/>
+                    <a:stretch>
+                      <a:fillRect/>
+                    </a:stretch>
+                  </pic:blipFill>
+                  <pic:spPr bwMode="auto">
+                    <a:xfrm>
+                      <a:off x="0" y="0"/>
+                      <a:ext cx="4785360" cy="1381760"/>
+                    </a:xfrm>
+                    <a:prstGeom prst="rect">
+                      <a:avLst/>
+                    </a:prstGeom>
+                    <a:noFill/>
+                    <a:ln>
+                      <a:noFill/>
+                    </a:ln>
+                  </pic:spPr>
+                </pic:pic>
+              </a:graphicData>
+            </a:graphic>
+          </wp:inline>
+        </w:drawing>
+      </w:r>
+    </w:p>
+    <w:p>
+      <w:pPr>
+        <w:pStyle w:val="a4"/>
+      </w:pPr>
+    </w:p>
+    <w:p>
+      <w:pPr>
+        <w:pStyle w:val="1"/>
+        <w:rPr>
+          <w:rStyle w:val="canselect"/>
+        </w:rPr>
+      </w:pPr>
+      <w:bookmarkStart w:id="59" w:name="_Toc214023332"/>
+      <w:r>
+        <w:lastRenderedPageBreak/>
+        <w:t>Номер: </w:t>
+      </w:r>
+      <w:r>
+        <w:rPr>
+          <w:rStyle w:val="canselect"/>
+        </w:rPr>
+        <w:t>B5AB8F</w:t>
+      </w:r>
+      <w:bookmarkEnd w:id="59"/>
+    </w:p>
+    <w:p>
+      <w:pPr>
+        <w:rPr>
+          <w:lang w:eastAsia="ru-RU"/>
+        </w:rPr>
+      </w:pPr>
+      <w:r>
+        <w:rPr>
+          <w:lang w:eastAsia="ru-RU"/>
+        </w:rPr>
+        <w:t>Дано четыре числа: 54321, 45980, 125, 24. Для какого из приведённых чисел истинно высказывание:</w:t>
+      </w:r>
+    </w:p>
+    <w:p>
+      <w:pPr>
+        <w:jc w:val="center"/>
+        <w:rPr>
+          <w:lang w:eastAsia="ru-RU"/>
+        </w:rPr>
+      </w:pPr>
+      <w:r>
+        <w:rPr>
+          <w:b/>
+          <w:bCs/>
+          <w:lang w:eastAsia="ru-RU"/>
+        </w:rPr>
+        <w:t>НЕ </w:t>
+      </w:r>
+      <w:r>
+        <w:rPr>
+          <w:lang w:eastAsia="ru-RU"/>
+        </w:rPr>
+        <w:t>(</w:t>
+      </w:r>
+      <w:proofErr w:type="gramStart"/>
+      <w:r>
+        <w:rPr>
+          <w:lang w:eastAsia="ru-RU"/>
+        </w:rPr>
+        <w:t>Число &gt;</w:t>
+      </w:r>
+      <w:proofErr w:type="gramEnd"/>
+      <w:r>
+        <w:rPr>
+          <w:lang w:eastAsia="ru-RU"/>
+        </w:rPr>
+        <w:t xml:space="preserve"> 10000) </w:t>
+      </w:r>
+      <w:r>
+        <w:rPr>
+          <w:b/>
+          <w:bCs/>
+          <w:lang w:eastAsia="ru-RU"/>
+        </w:rPr>
+        <w:t>И </w:t>
+      </w:r>
+      <w:r>
+        <w:rPr>
+          <w:lang w:eastAsia="ru-RU"/>
+        </w:rPr>
+        <w:t>(Число нечётное)?</w:t>
+      </w:r>
+    </w:p>
+    <w:p>
+      <w:pPr>
+        <w:rPr>
+          <w:lang w:eastAsia="ru-RU"/>
+        </w:rPr>
+      </w:pPr>
+      <w:r>
+        <w:rPr>
+          <w:lang w:eastAsia="ru-RU"/>
+        </w:rPr>
+        <w:t>В ответе запишите это число.</w:t>
+      </w:r>
+    </w:p>
+    <w:p>
+      <w:pPr>
+        <w:pStyle w:val="a4"/>
+      </w:pPr>
+      <w:r>
+        <w:rPr>
+          <w:noProof/>
+          <w:lang w:eastAsia="ru-RU"/>
+        </w:rPr>
+        <mc:AlternateContent>
+          <mc:Choice Requires="wps">
+            <w:drawing>
+              <wp:anchor distT="0" distB="0" distL="114300" distR="114300" simplePos="0" relativeHeight="251813888" behindDoc="0" locked="0" layoutInCell="1" allowOverlap="1">
+                <wp:simplePos x="0" y="0"/>
+                <wp:positionH relativeFrom="margin">
+                  <wp:posOffset>297815</wp:posOffset>
+                </wp:positionH>
+                <wp:positionV relativeFrom="paragraph">
+                  <wp:posOffset>49530</wp:posOffset>
+                </wp:positionV>
+                <wp:extent cx="4224655" cy="252730"/>
+                <wp:effectExtent l="0" t="0" r="4445" b="0"/>
+                <wp:wrapNone/>
+                <wp:docPr id="134" name="Надпись 134"/>
+                <wp:cNvGraphicFramePr/>
+                <a:graphic xmlns:a="http://schemas.openxmlformats.org/drawingml/2006/main">
+                  <a:graphicData uri="http://schemas.microsoft.com/office/word/2010/wordprocessingShape">
+                    <wps:wsp>
+                      <wps:cNvSpPr txBox="1"/>
+                      <wps:spPr>
+                        <a:xfrm>
+                          <a:off x="0" y="0"/>
+                          <a:ext cx="4224655" cy="252730"/>
+                        </a:xfrm>
+                        <a:prstGeom prst="rect">
+                          <a:avLst/>
+                        </a:prstGeom>
+                        <a:solidFill>
+                          <a:schemeClr val="accent1">
+                            <a:lumMod val="40000"/>
+                            <a:lumOff val="60000"/>
+                          </a:schemeClr>
+                        </a:solidFill>
+                      </wps:spPr>
+                      <wps:txbx>
+                        <w:txbxContent>
+                          <w:p>
+                            <w:pPr>
+                              <w:jc w:val="center"/>
+                              <w:rPr>
+                                <w:szCs w:val="36"/>
+                              </w:rPr>
+                            </w:pPr>
+                            <w:r>
+                              <w:rPr>
+                                <w:b/>
+                                <w:i/>
+                                <w:color w:val="1F4E79" w:themeColor="accent1" w:themeShade="80"/>
+                                <w:szCs w:val="36"/>
+                              </w:rPr>
+                              <w:t>Решение</w:t>
+                            </w:r>
+                          </w:p>
+                        </w:txbxContent>
+                      </wps:txbx>
+                      <wps:bodyPr wrap="square" rtlCol="0">
+                        <a:noAutofit/>
+                      </wps:bodyPr>
+                    </wps:wsp>
+                  </a:graphicData>
+                </a:graphic>
+                <wp14:sizeRelH relativeFrom="margin">
+                  <wp14:pctWidth>0</wp14:pctWidth>
+                </wp14:sizeRelH>
+                <wp14:sizeRelV relativeFrom="margin">
+                  <wp14:pctHeight>0</wp14:pctHeight>
+                </wp14:sizeRelV>
+              </wp:anchor>
+            </w:drawing>
+          </mc:Choice>
+          <mc:Fallback>
+            <w:pict>
+              <v:shape id="Надпись 134" o:spid="_x0000_s1085" type="#_x0000_t202" style="position:absolute;margin-left:23.45pt;margin-top:3.9pt;width:332.65pt;height:19.9pt;z-index:251813888;visibility:visible;mso-wrap-style:square;mso-width-percent:0;mso-height-percent:0;mso-wrap-distance-left:9pt;mso-wrap-distance-top:0;mso-wrap-distance-right:9pt;mso-wrap-distance-bottom:0;mso-position-horizontal:absolute;mso-position-horizontal-relative:margin;mso-position-vertical:absolute;mso-position-vertical-relative:text;mso-width-percent:0;mso-height-percent:0;mso-width-relative:margin;mso-height-relative:margin;v-text-anchor:top" o:gfxdata="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" fillcolor="#bdd6ee [1300]" stroked="f">
+                <v:textbox>
+                  <w:txbxContent>
+                    <w:p>
+                      <w:pPr>
+                        <w:jc w:val="center"/>
+                        <w:rPr>
+                          <w:szCs w:val="36"/>
+                        </w:rPr>
+                      </w:pPr>
+                      <w:r>
+                        <w:rPr>
+                          <w:b/>
+                          <w:i/>
+                          <w:color w:val="1F4E79" w:themeColor="accent1" w:themeShade="80"/>
+                          <w:szCs w:val="36"/>
+                        </w:rPr>
+                        <w:t>Решение</w:t>
+                      </w:r>
+                    </w:p>
+                  </w:txbxContent>
+                </v:textbox>
+                <w10:wrap anchorx="margin"/>
+              </v:shape>
+            </w:pict>
+          </mc:Fallback>
+        </mc:AlternateContent>
+      </w:r>
+      <w:r>
+        <w:rPr>
+          <w:noProof/>
+          <w:lang w:eastAsia="ru-RU"/>
+        </w:rPr>
+        <w:drawing>
+          <wp:inline distT="0" distB="0" distL="0" distR="0">
+            <wp:extent cx="4785360" cy="1610360"/>
+            <wp:effectExtent l="0" t="0" r="0" b="8890"/>
+            <wp:docPr id="133" name="Рисунок 133" descr="Большая клетка"/>
+            <wp:cNvGraphicFramePr>
+              <a:graphicFrameLocks xmlns:a="http://schemas.openxmlformats.org/drawingml/2006/main" noChangeAspect="1"/>
+            </wp:cNvGraphicFramePr>
+            <a:graphic xmlns:a="http://schemas.openxmlformats.org/drawingml/2006/main">
+              <a:graphicData uri="http://schemas.openxmlformats.org/drawingml/2006/picture">
+                <pic:pic xmlns:pic="http://schemas.openxmlformats.org/drawingml/2006/picture">
+                  <pic:nvPicPr>
+                    <pic:cNvPr id="0" name="Рисунок 109" descr="Большая клетка"/>
+                    <pic:cNvPicPr>
+                      <a:picLocks noChangeAspect="1" noChangeArrowheads="1"/>
+                    </pic:cNvPicPr>
+                  </pic:nvPicPr>
+                  <pic:blipFill>
+                    <a:blip r:embed="rId8">
+                      <a:extLst>
+                        <a:ext uri="{28A0092B-C50C-407E-A947-70E740481C1C}">
+                          <a14:useLocalDpi xmlns:a14="http://schemas.microsoft.com/office/drawing/2010/main" val="0"/>
+                        </a:ext>
+                      </a:extLst>
+                    </a:blip>
+                    <a:srcRect r="37325" b="69562"/>
+                    <a:stretch>
+                      <a:fillRect/>
+                    </a:stretch>
+                  </pic:blipFill>
+                  <pic:spPr bwMode="auto">
+                    <a:xfrm>
+                      <a:off x="0" y="0"/>
+                      <a:ext cx="4785360" cy="1610360"/>
+                    </a:xfrm>
+                    <a:prstGeom prst="rect">
+                      <a:avLst/>
+                    </a:prstGeom>
+                    <a:noFill/>
+                    <a:ln>
+                      <a:noFill/>
+                    </a:ln>
+                  </pic:spPr>
+                </pic:pic>
+              </a:graphicData>
+            </a:graphic>
+          </wp:inline>
+        </w:drawing>
+      </w:r>
+    </w:p>
+    <w:p>
+      <w:pPr>
+        <w:pStyle w:val="1"/>
+        <w:rPr>
+          <w:rStyle w:val="canselect"/>
+        </w:rPr>
+      </w:pPr>
+      <w:bookmarkStart w:id="60" w:name="_Toc214023333"/>
+      <w:r>
+        <w:t>Номер: </w:t>
+      </w:r>
+      <w:r>
+        <w:rPr>
+          <w:rStyle w:val="canselect"/>
+        </w:rPr>
+        <w:t>674B8F</w:t>
+      </w:r>
+      <w:bookmarkEnd w:id="60"/>
+    </w:p>
+    <w:p>
+      <w:pPr>
+        <w:rPr>
+          <w:lang w:eastAsia="ru-RU"/>
+        </w:rPr>
+      </w:pPr>
+      <w:r>
+        <w:rPr>
+          <w:lang w:eastAsia="ru-RU"/>
+        </w:rPr>
+        <w:t>Определите наибольшее натуральное двузначное число</w:t>
+      </w:r>
+      <w:r>
+        <w:rPr>
+          <w:b/>
+          <w:bCs/>
+          <w:i/>
+          <w:iCs/>
+          <w:lang w:eastAsia="ru-RU"/>
+        </w:rPr>
+        <w:t> </w:t>
+      </w:r>
+      <w:r>
+        <w:rPr>
+          <w:b/>
+          <w:bCs/>
+          <w:i/>
+          <w:iCs/>
+          <w:lang w:val="en-US" w:eastAsia="ru-RU"/>
+        </w:rPr>
+        <w:t>x</w:t>
+      </w:r>
+      <w:r>
+        <w:rPr>
+          <w:lang w:eastAsia="ru-RU"/>
+        </w:rPr>
+        <w:t>, для которого </w:t>
+      </w:r>
+      <w:r>
+        <w:rPr>
+          <w:b/>
+          <w:bCs/>
+          <w:lang w:eastAsia="ru-RU"/>
+        </w:rPr>
+        <w:t>ложно</w:t>
+      </w:r>
+      <w:r>
+        <w:rPr>
+          <w:lang w:eastAsia="ru-RU"/>
+        </w:rPr>
+        <w:t> логическое выражение:</w:t>
+      </w:r>
+    </w:p>
+    <w:p>
+      <w:pPr>
+        <w:jc w:val="center"/>
+        <w:rPr>
+          <w:lang w:eastAsia="ru-RU"/>
+        </w:rPr>
+      </w:pPr>
+      <w:r>
+        <w:rPr>
+          <w:lang w:eastAsia="ru-RU"/>
+        </w:rPr>
+        <w:t>(</w:t>
+      </w:r>
+      <w:r>
+        <w:rPr>
+          <w:b/>
+          <w:bCs/>
+          <w:i/>
+          <w:iCs/>
+          <w:lang w:val="en-US" w:eastAsia="ru-RU"/>
+        </w:rPr>
+        <w:t>x</w:t>
+      </w:r>
+      <w:r>
+        <w:rPr>
+          <w:lang w:eastAsia="ru-RU"/>
+        </w:rPr>
+        <w:t> чётное) </w:t>
+      </w:r>
+      <w:r>
+        <w:rPr>
+          <w:b/>
+          <w:bCs/>
+          <w:lang w:eastAsia="ru-RU"/>
+        </w:rPr>
+        <w:t>ИЛИ</w:t>
+      </w:r>
+      <w:r>
+        <w:rPr>
+          <w:lang w:eastAsia="ru-RU"/>
+        </w:rPr>
+        <w:t> </w:t>
+      </w:r>
+      <w:r>
+        <w:rPr>
+          <w:b/>
+          <w:bCs/>
+          <w:lang w:eastAsia="ru-RU"/>
+        </w:rPr>
+        <w:t>НЕ</w:t>
+      </w:r>
+      <w:r>
+        <w:rPr>
+          <w:lang w:eastAsia="ru-RU"/>
+        </w:rPr>
+        <w:t> (</w:t>
+      </w:r>
+      <w:proofErr w:type="gramStart"/>
+      <w:r>
+        <w:rPr>
+          <w:lang w:val="en-US" w:eastAsia="ru-RU"/>
+        </w:rPr>
+        <w:t>x</w:t>
+      </w:r>
+      <w:r>
+        <w:rPr>
+          <w:lang w:eastAsia="ru-RU"/>
+        </w:rPr>
+        <w:t> &gt;</w:t>
+      </w:r>
+      <w:proofErr w:type="gramEnd"/>
+      <w:r>
+        <w:rPr>
+          <w:lang w:eastAsia="ru-RU"/>
+        </w:rPr>
+        <w:t xml:space="preserve"> 92).</w:t>
+      </w:r>
+    </w:p>
+    <w:p>
+      <w:pPr>
+        <w:pStyle w:val="a4"/>
+      </w:pPr>
+      <w:r>
+        <w:rPr>
+          <w:noProof/>
+          <w:lang w:eastAsia="ru-RU"/>
+        </w:rPr>
+        <mc:AlternateContent>
+          <mc:Choice Requires="wps">
+            <w:drawing>
+              <wp:anchor distT="0" distB="0" distL="114300" distR="114300" simplePos="0" relativeHeight="251820032" behindDoc="0" locked="0" layoutInCell="1" allowOverlap="1">
+                <wp:simplePos x="0" y="0"/>
+                <wp:positionH relativeFrom="margin">
+                  <wp:posOffset>297815</wp:posOffset>
+                </wp:positionH>
+                <wp:positionV relativeFrom="paragraph">
+                  <wp:posOffset>49530</wp:posOffset>
+                </wp:positionV>
+                <wp:extent cx="4224655" cy="252730"/>
+                <wp:effectExtent l="0" t="0" r="4445" b="0"/>
+                <wp:wrapNone/>
+                <wp:docPr id="144" name="Надпись 144"/>
+                <wp:cNvGraphicFramePr/>
+                <a:graphic xmlns:a="http://schemas.openxmlformats.org/drawingml/2006/main">
+                  <a:graphicData uri="http://schemas.microsoft.com/office/word/2010/wordprocessingShape">
+                    <wps:wsp>
+                      <wps:cNvSpPr txBox="1"/>
+                      <wps:spPr>
+                        <a:xfrm>
+                          <a:off x="0" y="0"/>
+                          <a:ext cx="4224655" cy="252730"/>
+                        </a:xfrm>
+                        <a:prstGeom prst="rect">
+                          <a:avLst/>
+                        </a:prstGeom>
+                        <a:solidFill>
+                          <a:schemeClr val="accent1">
+                            <a:lumMod val="40000"/>
+                            <a:lumOff val="60000"/>
+                          </a:schemeClr>
+                        </a:solidFill>
+                      </wps:spPr>
+                      <wps:txbx>
+                        <w:txbxContent>
+                          <w:p>
+                            <w:pPr>
+                              <w:jc w:val="center"/>
+                              <w:rPr>
+                                <w:szCs w:val="36"/>
+                              </w:rPr>
+                            </w:pPr>
+                            <w:r>
+                              <w:rPr>
+                                <w:b/>
+                                <w:i/>
+                                <w:color w:val="1F4E79" w:themeColor="accent1" w:themeShade="80"/>
+                                <w:szCs w:val="36"/>
+                              </w:rPr>
+                              <w:t>Решение</w:t>
+                            </w:r>
+                          </w:p>
+                        </w:txbxContent>
+                      </wps:txbx>
+                      <wps:bodyPr wrap="square" rtlCol="0">
+                        <a:noAutofit/>
+                      </wps:bodyPr>
+                    </wps:wsp>
+                  </a:graphicData>
+                </a:graphic>
+                <wp14:sizeRelH relativeFrom="margin">
+                  <wp14:pctWidth>0</wp14:pctWidth>
+                </wp14:sizeRelH>
+                <wp14:sizeRelV relativeFrom="margin">
+                  <wp14:pctHeight>0</wp14:pctHeight>
+                </wp14:sizeRelV>
+              </wp:anchor>
+            </w:drawing>
+          </mc:Choice>
+          <mc:Fallback>
+            <w:pict>
+              <v:shape id="Надпись 144" o:spid="_x0000_s1086" type="#_x0000_t202" style="position:absolute;margin-left:23.45pt;margin-top:3.9pt;width:332.65pt;height:19.9pt;z-index:251820032;visibility:visible;mso-wrap-style:square;mso-width-percent:0;mso-height-percent:0;mso-wrap-distance-left:9pt;mso-wrap-distance-top:0;mso-wrap-distance-right:9pt;mso-wrap-distance-bottom:0;mso-position-horizontal:absolute;mso-position-horizontal-relative:margin;mso-position-vertical:absolute;mso-position-vertical-relative:text;mso-width-percent:0;mso-height-percent:0;mso-width-relative:margin;mso-height-relative:margin;v-text-anchor:top" o:gfxdata="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" fillcolor="#bdd6ee [1300]" stroked="f">
+                <v:textbox>
+                  <w:txbxContent>
+                    <w:p>
+                      <w:pPr>
+                        <w:jc w:val="center"/>
+                        <w:rPr>
+                          <w:szCs w:val="36"/>
+                        </w:rPr>
+                      </w:pPr>
+                      <w:r>
+                        <w:rPr>
+                          <w:b/>
+                          <w:i/>
+                          <w:color w:val="1F4E79" w:themeColor="accent1" w:themeShade="80"/>
+                          <w:szCs w:val="36"/>
+                        </w:rPr>
+                        <w:t>Решение</w:t>
+                      </w:r>
+                    </w:p>
+                  </w:txbxContent>
+                </v:textbox>
+                <w10:wrap anchorx="margin"/>
+              </v:shape>
+            </w:pict>
+          </mc:Fallback>
+        </mc:AlternateContent>
+      </w:r>
+      <w:r>
+        <w:rPr>
+          <w:noProof/>
+          <w:lang w:eastAsia="ru-RU"/>
+        </w:rPr>
+        <w:drawing>
+          <wp:inline distT="0" distB="0" distL="0" distR="0">
+            <wp:extent cx="4785360" cy="1381760"/>
+            <wp:effectExtent l="0" t="0" r="0" b="8890"/>
+            <wp:docPr id="143" name="Рисунок 143" descr="Большая клетка"/>
+            <wp:cNvGraphicFramePr>
+              <a:graphicFrameLocks xmlns:a="http://schemas.openxmlformats.org/drawingml/2006/main" noChangeAspect="1"/>
+            </wp:cNvGraphicFramePr>
+            <a:graphic xmlns:a="http://schemas.openxmlformats.org/drawingml/2006/main">
+              <a:graphicData uri="http://schemas.openxmlformats.org/drawingml/2006/picture">
+                <pic:pic xmlns:pic="http://schemas.openxmlformats.org/drawingml/2006/picture">
+                  <pic:nvPicPr>
+                    <pic:cNvPr id="0" name="Рисунок 103" descr="Большая клетка"/>
+                    <pic:cNvPicPr>
+                      <a:picLocks noChangeAspect="1" noChangeArrowheads="1"/>
+                    </pic:cNvPicPr>
+                  </pic:nvPicPr>
+                  <pic:blipFill>
+                    <a:blip r:embed="rId8">
+                      <a:extLst>
+                        <a:ext uri="{28A0092B-C50C-407E-A947-70E740481C1C}">
+                          <a14:useLocalDpi xmlns:a14="http://schemas.microsoft.com/office/drawing/2010/main" val="0"/>
+                        </a:ext>
+                      </a:extLst>
+                    </a:blip>
+                    <a:srcRect r="37325" b="74120"/>
+                    <a:stretch>
+                      <a:fillRect/>
+                    </a:stretch>
+                  </pic:blipFill>
+                  <pic:spPr bwMode="auto">
+                    <a:xfrm>
+                      <a:off x="0" y="0"/>
+                      <a:ext cx="4785360" cy="1381760"/>
+                    </a:xfrm>
+                    <a:prstGeom prst="rect">
+                      <a:avLst/>
+                    </a:prstGeom>
+                    <a:noFill/>
+                    <a:ln>
+                      <a:noFill/>
+                    </a:ln>
+                  </pic:spPr>
+                </pic:pic>
+              </a:graphicData>
+            </a:graphic>
+          </wp:inline>
+        </w:drawing>
+      </w:r>
+    </w:p>
+    <w:p>
+      <w:pPr>
+        <w:pStyle w:val="1"/>
+        <w:rPr>
+          <w:rStyle w:val="canselect"/>
+        </w:rPr>
+      </w:pPr>
+      <w:bookmarkStart w:id="61" w:name="_Toc214023334"/>
+      <w:r>
+        <w:t>Номер: </w:t>
+      </w:r>
+      <w:r>
+        <w:rPr>
+          <w:rStyle w:val="canselect"/>
+        </w:rPr>
+        <w:t>367282</w:t>
+      </w:r>
+      <w:bookmarkEnd w:id="61"/>
+    </w:p>
+    <w:p>
+      <w:pPr>
+        <w:rPr>
+          <w:lang w:eastAsia="ru-RU"/>
+        </w:rPr>
+      </w:pPr>
+      <w:r>
+        <w:rPr>
+          <w:lang w:eastAsia="ru-RU"/>
+        </w:rPr>
+        <w:t>Определите количест</w:t>
+      </w:r>
+      <w:r>
+        <w:rPr>
+          <w:lang w:eastAsia="ru-RU"/>
+        </w:rPr>
+        <w:t>во натуральных двузначных чисел</w:t>
+      </w:r>
+      <w:r>
+        <w:rPr>
+          <w:lang w:eastAsia="ru-RU"/>
+        </w:rPr>
+        <w:t xml:space="preserve"> </w:t>
+      </w:r>
+      <w:r>
+        <w:rPr>
+          <w:b/>
+          <w:bCs/>
+          <w:i/>
+          <w:iCs/>
+          <w:lang w:val="en-US" w:eastAsia="ru-RU"/>
+        </w:rPr>
+        <w:t>x</w:t>
+      </w:r>
+      <w:r>
+        <w:rPr>
+          <w:lang w:eastAsia="ru-RU"/>
+        </w:rPr>
+        <w:t>, для которых</w:t>
+      </w:r>
+      <w:r>
+        <w:rPr>
+          <w:lang w:eastAsia="ru-RU"/>
+        </w:rPr>
+        <w:t xml:space="preserve"> </w:t>
+      </w:r>
+      <w:r>
+        <w:rPr>
+          <w:b/>
+          <w:bCs/>
+          <w:lang w:eastAsia="ru-RU"/>
+        </w:rPr>
+        <w:t>ложно</w:t>
+      </w:r>
+      <w:r>
+        <w:rPr>
+          <w:lang w:eastAsia="ru-RU"/>
+        </w:rPr>
+        <w:t xml:space="preserve"> логическое выражение:</w:t>
+      </w:r>
+    </w:p>
+    <w:p>
+      <w:pPr>
+        <w:jc w:val="center"/>
+        <w:rPr>
+          <w:lang w:eastAsia="ru-RU"/>
+        </w:rPr>
+      </w:pPr>
+      <w:r>
+        <w:rPr>
+          <w:b/>
+          <w:bCs/>
+          <w:lang w:eastAsia="ru-RU"/>
+        </w:rPr>
+        <w:t>НЕ</w:t>
+      </w:r>
+      <w:r>
+        <w:rPr>
+          <w:lang w:eastAsia="ru-RU"/>
+        </w:rPr>
+        <w:t> (</w:t>
+      </w:r>
+      <w:r>
+        <w:rPr>
+          <w:b/>
+          <w:bCs/>
+          <w:i/>
+          <w:iCs/>
+          <w:lang w:val="en-US" w:eastAsia="ru-RU"/>
+        </w:rPr>
+        <w:t>x</w:t>
+      </w:r>
+      <w:r>
+        <w:rPr>
+          <w:lang w:eastAsia="ru-RU"/>
+        </w:rPr>
+        <w:t> чётное) </w:t>
+      </w:r>
+      <w:r>
+        <w:rPr>
+          <w:b/>
+          <w:bCs/>
+          <w:lang w:eastAsia="ru-RU"/>
+        </w:rPr>
+        <w:t>И НЕ </w:t>
+      </w:r>
+      <w:r>
+        <w:rPr>
+          <w:lang w:eastAsia="ru-RU"/>
+        </w:rPr>
+        <w:t>(</w:t>
+      </w:r>
+      <w:r>
+        <w:rPr>
+          <w:b/>
+          <w:bCs/>
+          <w:i/>
+          <w:iCs/>
+          <w:lang w:val="en-US" w:eastAsia="ru-RU"/>
+        </w:rPr>
+        <w:t>x</w:t>
+      </w:r>
+      <w:r>
+        <w:rPr>
+          <w:lang w:eastAsia="ru-RU"/>
+        </w:rPr>
+        <w:t> кратно 13).</w:t>
+      </w:r>
+    </w:p>
+    <w:p>
+      <w:pPr>
+        <w:pStyle w:val="a4"/>
+      </w:pPr>
+      <w:r>
+        <w:rPr>
+          <w:noProof/>
+          <w:lang w:eastAsia="ru-RU"/>
+        </w:rPr>
+        <mc:AlternateContent>
+          <mc:Choice Requires="wps">
+            <w:drawing>
+              <wp:anchor distT="0" distB="0" distL="114300" distR="114300" simplePos="0" relativeHeight="251822080" behindDoc="0" locked="0" layoutInCell="1" allowOverlap="1">
+                <wp:simplePos x="0" y="0"/>
+                <wp:positionH relativeFrom="margin">
+                  <wp:posOffset>297815</wp:posOffset>
+                </wp:positionH>
+                <wp:positionV relativeFrom="paragraph">
+                  <wp:posOffset>49530</wp:posOffset>
+                </wp:positionV>
+                <wp:extent cx="4224655" cy="252730"/>
+                <wp:effectExtent l="0" t="0" r="4445" b="0"/>
+                <wp:wrapNone/>
+                <wp:docPr id="146" name="Надпись 146"/>
+                <wp:cNvGraphicFramePr/>
+                <a:graphic xmlns:a="http://schemas.openxmlformats.org/drawingml/2006/main">
+                  <a:graphicData uri="http://schemas.microsoft.com/office/word/2010/wordprocessingShape">
+                    <wps:wsp>
+                      <wps:cNvSpPr txBox="1"/>
+                      <wps:spPr>
+                        <a:xfrm>
+                          <a:off x="0" y="0"/>
+                          <a:ext cx="4224655" cy="252730"/>
+                        </a:xfrm>
+                        <a:prstGeom prst="rect">
+                          <a:avLst/>
+                        </a:prstGeom>
+                        <a:solidFill>
+                          <a:schemeClr val="accent1">
+                            <a:lumMod val="40000"/>
+                            <a:lumOff val="60000"/>
+                          </a:schemeClr>
+                        </a:solidFill>
+                      </wps:spPr>
+                      <wps:txbx>
+                        <w:txbxContent>
+                          <w:p>
+                            <w:pPr>
+                              <w:jc w:val="center"/>
+                              <w:rPr>
+                                <w:szCs w:val="36"/>
+                              </w:rPr>
+                            </w:pPr>
+                            <w:r>
+                              <w:rPr>
+                                <w:b/>
+                                <w:i/>
+                                <w:color w:val="1F4E79" w:themeColor="accent1" w:themeShade="80"/>
+                                <w:szCs w:val="36"/>
+                              </w:rPr>
+                              <w:t>Решение</w:t>
+                            </w:r>
+                          </w:p>
+                        </w:txbxContent>
+                      </wps:txbx>
+                      <wps:bodyPr wrap="square" rtlCol="0">
+                        <a:noAutofit/>
+                      </wps:bodyPr>
+                    </wps:wsp>
+                  </a:graphicData>
+                </a:graphic>
+                <wp14:sizeRelH relativeFrom="margin">
+                  <wp14:pctWidth>0</wp14:pctWidth>
+                </wp14:sizeRelH>
+                <wp14:sizeRelV relativeFrom="margin">
+                  <wp14:pctHeight>0</wp14:pctHeight>
+                </wp14:sizeRelV>
+              </wp:anchor>
+            </w:drawing>
+          </mc:Choice>
+          <mc:Fallback>
+            <w:pict>
+              <v:shape id="Надпись 146" o:spid="_x0000_s1087" type="#_x0000_t202" style="position:absolute;margin-left:23.45pt;margin-top:3.9pt;width:332.65pt;height:19.9pt;z-index:251822080;visibility:visible;mso-wrap-style:square;mso-width-percent:0;mso-height-percent:0;mso-wrap-distance-left:9pt;mso-wrap-distance-top:0;mso-wrap-distance-right:9pt;mso-wrap-distance-bottom:0;mso-position-horizontal:absolute;mso-position-horizontal-relative:margin;mso-position-vertical:absolute;mso-position-vertical-relative:text;mso-width-percent:0;mso-height-percent:0;mso-width-relative:margin;mso-height-relative:margin;v-text-anchor:top" o:gfxdata="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" fillcolor="#bdd6ee [1300]" stroked="f">
+                <v:textbox>
+                  <w:txbxContent>
+                    <w:p>
+                      <w:pPr>
+                        <w:jc w:val="center"/>
+                        <w:rPr>
+                          <w:szCs w:val="36"/>
+                        </w:rPr>
+                      </w:pPr>
+                      <w:r>
+                        <w:rPr>
+                          <w:b/>
+                          <w:i/>
+                          <w:color w:val="1F4E79" w:themeColor="accent1" w:themeShade="80"/>
+                          <w:szCs w:val="36"/>
+                        </w:rPr>
+                        <w:t>Решение</w:t>
+                      </w:r>
+                    </w:p>
+                  </w:txbxContent>
+                </v:textbox>
+                <w10:wrap anchorx="margin"/>
+              </v:shape>
+            </w:pict>
+          </mc:Fallback>
+        </mc:AlternateContent>
+      </w:r>
+      <w:r>
+        <w:rPr>
+          <w:noProof/>
+          <w:lang w:eastAsia="ru-RU"/>
+        </w:rPr>
+        <w:drawing>
+          <wp:inline distT="0" distB="0" distL="0" distR="0">
+            <wp:extent cx="4785360" cy="1381760"/>
+            <wp:effectExtent l="0" t="0" r="0" b="8890"/>
+            <wp:docPr id="145" name="Рисунок 145" descr="Большая клетка"/>
+            <wp:cNvGraphicFramePr>
+              <a:graphicFrameLocks xmlns:a="http://schemas.openxmlformats.org/drawingml/2006/main" noChangeAspect="1"/>
+            </wp:cNvGraphicFramePr>
+            <a:graphic xmlns:a="http://schemas.openxmlformats.org/drawingml/2006/main">
+              <a:graphicData uri="http://schemas.openxmlformats.org/drawingml/2006/picture">
+                <pic:pic xmlns:pic="http://schemas.openxmlformats.org/drawingml/2006/picture">
+                  <pic:nvPicPr>
+                    <pic:cNvPr id="0" name="Рисунок 103" descr="Большая клетка"/>
+                    <pic:cNvPicPr>
+                      <a:picLocks noChangeAspect="1" noChangeArrowheads="1"/>
+                    </pic:cNvPicPr>
+                  </pic:nvPicPr>
+                  <pic:blipFill>
+                    <a:blip r:embed="rId8">
+                      <a:extLst>
+                        <a:ext uri="{28A0092B-C50C-407E-A947-70E740481C1C}">
+                          <a14:useLocalDpi xmlns:a14="http://schemas.microsoft.com/office/drawing/2010/main" val="0"/>
+                        </a:ext>
+                      </a:extLst>
+                    </a:blip>
+                    <a:srcRect r="37325" b="74120"/>
+                    <a:stretch>
+                      <a:fillRect/>
+                    </a:stretch>
+                  </pic:blipFill>
+                  <pic:spPr bwMode="auto">
+                    <a:xfrm>
+                      <a:off x="0" y="0"/>
+                      <a:ext cx="4785360" cy="1381760"/>
+                    </a:xfrm>
+                    <a:prstGeom prst="rect">
+                      <a:avLst/>
+                    </a:prstGeom>
+                    <a:noFill/>
+                    <a:ln>
+                      <a:noFill/>
+                    </a:ln>
+                  </pic:spPr>
+                </pic:pic>
+              </a:graphicData>
+            </a:graphic>
+          </wp:inline>
+        </w:drawing>
+      </w:r>
+    </w:p>
+    <w:p>
+      <w:pPr>
+        <w:pStyle w:val="1"/>
+        <w:rPr>
+          <w:rStyle w:val="canselect"/>
+        </w:rPr>
+      </w:pPr>
+      <w:bookmarkStart w:id="62" w:name="_Toc214023335"/>
+      <w:bookmarkStart w:id="63" w:name="_GoBack"/>
+      <w:bookmarkEnd w:id="63"/>
+      <w:r>
+        <w:lastRenderedPageBreak/>
+        <w:t>Номер: </w:t>
+      </w:r>
+      <w:r>
+        <w:rPr>
+          <w:rStyle w:val="canselect"/>
+        </w:rPr>
+        <w:t>88B087</w:t>
+      </w:r>
+      <w:bookmarkEnd w:id="62"/>
+    </w:p>
+    <w:p>
+      <w:pPr>
+        <w:rPr>
+          <w:rFonts w:eastAsia="Times New Roman" w:cs="Times New Roman"/>
+          <w:color w:val="333333"/>
+          <w:sz w:val="27"/>
+          <w:szCs w:val="27"/>
+          <w:lang w:eastAsia="ru-RU"/>
+        </w:rPr>
+      </w:pPr>
+      <w:r>
+        <w:rPr>
+          <w:rFonts w:eastAsia="Times New Roman" w:cs="Times New Roman"/>
+          <w:color w:val="333333"/>
+          <w:sz w:val="27"/>
+          <w:szCs w:val="27"/>
+          <w:lang w:eastAsia="ru-RU"/>
+        </w:rPr>
+        <w:t>Определите наибольшее натуральное число</w:t>
+      </w:r>
+      <w:r>
+        <w:rPr>
+          <w:rFonts w:eastAsia="Times New Roman" w:cs="Times New Roman"/>
+          <w:b/>
+          <w:bCs/>
+          <w:i/>
+          <w:iCs/>
+          <w:color w:val="333333"/>
+          <w:sz w:val="27"/>
+          <w:szCs w:val="27"/>
+          <w:lang w:eastAsia="ru-RU"/>
+        </w:rPr>
+        <w:t> x</w:t>
+      </w:r>
+      <w:r>
+        <w:rPr>
+          <w:rFonts w:eastAsia="Times New Roman" w:cs="Times New Roman"/>
+          <w:color w:val="333333"/>
+          <w:sz w:val="27"/>
+          <w:szCs w:val="27"/>
+          <w:lang w:eastAsia="ru-RU"/>
+        </w:rPr>
+        <w:t>, для которого истинно логическое выражение:</w:t>
+      </w:r>
+    </w:p>
+    <w:p>
+      <w:pPr>
+        <w:jc w:val="center"/>
+        <w:rPr>
+          <w:rFonts w:eastAsia="Times New Roman" w:cs="Times New Roman"/>
+          <w:color w:val="333333"/>
+          <w:sz w:val="27"/>
+          <w:szCs w:val="27"/>
+          <w:lang w:eastAsia="ru-RU"/>
+        </w:rPr>
+      </w:pPr>
+      <w:r>
+        <w:rPr>
+          <w:rFonts w:eastAsia="Times New Roman" w:cs="Times New Roman"/>
+          <w:b/>
+          <w:bCs/>
+          <w:color w:val="333333"/>
+          <w:sz w:val="27"/>
+          <w:szCs w:val="27"/>
+          <w:lang w:eastAsia="ru-RU"/>
+        </w:rPr>
+        <w:t>НЕ</w:t>
+      </w:r>
+      <w:r>
+        <w:rPr>
+          <w:rFonts w:eastAsia="Times New Roman" w:cs="Times New Roman"/>
+          <w:color w:val="333333"/>
+          <w:sz w:val="27"/>
+          <w:szCs w:val="27"/>
+          <w:lang w:eastAsia="ru-RU"/>
+        </w:rPr>
+        <w:t> ((</w:t>
+      </w:r>
+      <w:r>
+        <w:rPr>
+          <w:rFonts w:eastAsia="Times New Roman" w:cs="Times New Roman"/>
+          <w:b/>
+          <w:bCs/>
+          <w:i/>
+          <w:iCs/>
+          <w:color w:val="333333"/>
+          <w:sz w:val="27"/>
+          <w:szCs w:val="27"/>
+          <w:lang w:eastAsia="ru-RU"/>
+        </w:rPr>
+        <w:t>x</w:t>
+      </w:r>
+      <w:r>
+        <w:rPr>
+          <w:rFonts w:eastAsia="Times New Roman" w:cs="Times New Roman"/>
+          <w:color w:val="333333"/>
+          <w:sz w:val="27"/>
+          <w:szCs w:val="27"/>
+          <w:lang w:eastAsia="ru-RU"/>
+        </w:rPr>
+        <w:t> ≥ 23) </w:t>
+      </w:r>
+      <w:r>
+        <w:rPr>
+          <w:rFonts w:eastAsia="Times New Roman" w:cs="Times New Roman"/>
+          <w:b/>
+          <w:bCs/>
+          <w:color w:val="333333"/>
+          <w:sz w:val="27"/>
+          <w:szCs w:val="27"/>
+          <w:lang w:eastAsia="ru-RU"/>
+        </w:rPr>
+        <w:t>ИЛИ</w:t>
+      </w:r>
+      <w:r>
+        <w:rPr>
+          <w:rFonts w:eastAsia="Times New Roman" w:cs="Times New Roman"/>
+          <w:color w:val="333333"/>
+          <w:sz w:val="27"/>
+          <w:szCs w:val="27"/>
+          <w:lang w:eastAsia="ru-RU"/>
+        </w:rPr>
+        <w:t> (</w:t>
+      </w:r>
+      <w:r>
+        <w:rPr>
+          <w:rFonts w:eastAsia="Times New Roman" w:cs="Times New Roman"/>
+          <w:b/>
+          <w:bCs/>
+          <w:i/>
+          <w:iCs/>
+          <w:color w:val="333333"/>
+          <w:sz w:val="27"/>
+          <w:szCs w:val="27"/>
+          <w:lang w:eastAsia="ru-RU"/>
+        </w:rPr>
+        <w:t>x</w:t>
+      </w:r>
+      <w:r>
+        <w:rPr>
+          <w:rFonts w:eastAsia="Times New Roman" w:cs="Times New Roman"/>
+          <w:color w:val="333333"/>
+          <w:sz w:val="27"/>
+          <w:szCs w:val="27"/>
+          <w:lang w:eastAsia="ru-RU"/>
+        </w:rPr>
+        <w:t> </w:t>
+      </w:r>
+      <w:proofErr w:type="gramStart"/>
+      <w:r>
+        <w:rPr>
+          <w:rFonts w:eastAsia="Times New Roman" w:cs="Times New Roman"/>
+          <w:color w:val="333333"/>
+          <w:sz w:val="27"/>
+          <w:szCs w:val="27"/>
+          <w:lang w:eastAsia="ru-RU"/>
+        </w:rPr>
+        <w:t>&lt; 18</w:t>
+      </w:r>
+      <w:proofErr w:type="gramEnd"/>
+      <w:r>
+        <w:rPr>
+          <w:rFonts w:eastAsia="Times New Roman" w:cs="Times New Roman"/>
+          <w:color w:val="333333"/>
+          <w:sz w:val="27"/>
+          <w:szCs w:val="27"/>
+          <w:lang w:eastAsia="ru-RU"/>
+        </w:rPr>
+        <w:t>)).</w:t>
+      </w:r>
+    </w:p>
+    <w:p>
+      <w:pPr>
+        <w:pStyle w:val="a4"/>
+      </w:pPr>
+      <w:r>
+        <w:rPr>
+          <w:noProof/>
+          <w:lang w:eastAsia="ru-RU"/>
+        </w:rPr>
+        <mc:AlternateContent>
+          <mc:Choice Requires="wps">
+            <w:drawing>
+              <wp:anchor distT="0" distB="0" distL="114300" distR="114300" simplePos="0" relativeHeight="251824128" behindDoc="0" locked="0" layoutInCell="1" allowOverlap="1">
+                <wp:simplePos x="0" y="0"/>
+                <wp:positionH relativeFrom="margin">
+                  <wp:posOffset>297815</wp:posOffset>
+                </wp:positionH>
+                <wp:positionV relativeFrom="paragraph">
+                  <wp:posOffset>49530</wp:posOffset>
+                </wp:positionV>
+                <wp:extent cx="4224655" cy="252730"/>
+                <wp:effectExtent l="0" t="0" r="4445" b="0"/>
+                <wp:wrapNone/>
+                <wp:docPr id="148" name="Надпись 148"/>
+                <wp:cNvGraphicFramePr/>
+                <a:graphic xmlns:a="http://schemas.openxmlformats.org/drawingml/2006/main">
+                  <a:graphicData uri="http://schemas.microsoft.com/office/word/2010/wordprocessingShape">
+                    <wps:wsp>
+                      <wps:cNvSpPr txBox="1"/>
+                      <wps:spPr>
+                        <a:xfrm>
+                          <a:off x="0" y="0"/>
+                          <a:ext cx="4224655" cy="252730"/>
+                        </a:xfrm>
+                        <a:prstGeom prst="rect">
+                          <a:avLst/>
+                        </a:prstGeom>
+                        <a:solidFill>
+                          <a:schemeClr val="accent1">
+                            <a:lumMod val="40000"/>
+                            <a:lumOff val="60000"/>
+                          </a:schemeClr>
+                        </a:solidFill>
+                      </wps:spPr>
+                      <wps:txbx>
+                        <w:txbxContent>
+                          <w:p>
+                            <w:pPr>
+                              <w:jc w:val="center"/>
+                              <w:rPr>
+                                <w:szCs w:val="36"/>
+                              </w:rPr>
+                            </w:pPr>
+                            <w:r>
+                              <w:rPr>
+                                <w:b/>
+                                <w:i/>
+                                <w:color w:val="1F4E79" w:themeColor="accent1" w:themeShade="80"/>
+                                <w:szCs w:val="36"/>
+                              </w:rPr>
+                              <w:t>Решение</w:t>
+                            </w:r>
+                          </w:p>
+                        </w:txbxContent>
+                      </wps:txbx>
+                      <wps:bodyPr wrap="square" rtlCol="0">
+                        <a:noAutofit/>
+                      </wps:bodyPr>
+                    </wps:wsp>
+                  </a:graphicData>
+                </a:graphic>
+                <wp14:sizeRelH relativeFrom="margin">
+                  <wp14:pctWidth>0</wp14:pctWidth>
+                </wp14:sizeRelH>
+                <wp14:sizeRelV relativeFrom="margin">
+                  <wp14:pctHeight>0</wp14:pctHeight>
+                </wp14:sizeRelV>
+              </wp:anchor>
+            </w:drawing>
+          </mc:Choice>
+          <mc:Fallback>
+            <w:pict>
+              <v:shape id="Надпись 148" o:spid="_x0000_s1088" type="#_x0000_t202" style="position:absolute;margin-left:23.45pt;margin-top:3.9pt;width:332.65pt;height:19.9pt;z-index:251824128;visibility:visible;mso-wrap-style:square;mso-width-percent:0;mso-height-percent:0;mso-wrap-distance-left:9pt;mso-wrap-distance-top:0;mso-wrap-distance-right:9pt;mso-wrap-distance-bottom:0;mso-position-horizontal:absolute;mso-position-horizontal-relative:margin;mso-position-vertical:absolute;mso-position-vertical-relative:text;mso-width-percent:0;mso-height-percent:0;mso-width-relative:margin;mso-height-relative:margin;v-text-anchor:top" o:gfxdata="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" fillcolor="#bdd6ee [1300]" stroked="f">
+                <v:textbox>
+                  <w:txbxContent>
+                    <w:p>
+                      <w:pPr>
+                        <w:jc w:val="center"/>
+                        <w:rPr>
+                          <w:szCs w:val="36"/>
+                        </w:rPr>
+                      </w:pPr>
+                      <w:r>
+                        <w:rPr>
+                          <w:b/>
+                          <w:i/>
+                          <w:color w:val="1F4E79" w:themeColor="accent1" w:themeShade="80"/>
+                          <w:szCs w:val="36"/>
+                        </w:rPr>
+                        <w:t>Решение</w:t>
+                      </w:r>
+                    </w:p>
+                  </w:txbxContent>
+                </v:textbox>
+                <w10:wrap anchorx="margin"/>
+              </v:shape>
+            </w:pict>
+          </mc:Fallback>
+        </mc:AlternateContent>
+      </w:r>
+      <w:r>
+        <w:rPr>
+          <w:noProof/>
+          <w:lang w:eastAsia="ru-RU"/>
+        </w:rPr>
+        <w:drawing>
+          <wp:inline distT="0" distB="0" distL="0" distR="0">
+            <wp:extent cx="4785360" cy="1610360"/>
+            <wp:effectExtent l="0" t="0" r="0" b="8890"/>
+            <wp:docPr id="147" name="Рисунок 147" descr="Большая клетка"/>
+            <wp:cNvGraphicFramePr>
+              <a:graphicFrameLocks xmlns:a="http://schemas.openxmlformats.org/drawingml/2006/main" noChangeAspect="1"/>
+            </wp:cNvGraphicFramePr>
+            <a:graphic xmlns:a="http://schemas.openxmlformats.org/drawingml/2006/main">
+              <a:graphicData uri="http://schemas.openxmlformats.org/drawingml/2006/picture">
+                <pic:pic xmlns:pic="http://schemas.openxmlformats.org/drawingml/2006/picture">
+                  <pic:nvPicPr>
+                    <pic:cNvPr id="0" name="Рисунок 109" descr="Большая клетка"/>
+                    <pic:cNvPicPr>
+                      <a:picLocks noChangeAspect="1" noChangeArrowheads="1"/>
+                    </pic:cNvPicPr>
+                  </pic:nvPicPr>
+                  <pic:blipFill>
+                    <a:blip r:embed="rId8">
+                      <a:extLst>
+                        <a:ext uri="{28A0092B-C50C-407E-A947-70E740481C1C}">
+                          <a14:useLocalDpi xmlns:a14="http://schemas.microsoft.com/office/drawing/2010/main" val="0"/>
+                        </a:ext>
+                      </a:extLst>
+                    </a:blip>
+                    <a:srcRect r="37325" b="69562"/>
+                    <a:stretch>
+                      <a:fillRect/>
+                    </a:stretch>
+                  </pic:blipFill>
+                  <pic:spPr bwMode="auto">
+                    <a:xfrm>
+                      <a:off x="0" y="0"/>
+                      <a:ext cx="4785360" cy="1610360"/>
+                    </a:xfrm>
+                    <a:prstGeom prst="rect">
+                      <a:avLst/>
+                    </a:prstGeom>
+                    <a:noFill/>
+                    <a:ln>
+                      <a:noFill/>
+                    </a:ln>
+                  </pic:spPr>
+                </pic:pic>
+              </a:graphicData>
+            </a:graphic>
+          </wp:inline>
+        </w:drawing>
+      </w:r>
     </w:p>
     <w:sectPr>
+      <w:headerReference w:type="default" r:id="rId9"/>
       <w:type w:val="continuous"/>
       <w:pgSz w:w="8419" w:h="11906" w:orient="landscape"/>
       <w:pgMar w:top="284" w:right="567" w:bottom="284" w:left="567" w:header="283" w:footer="709" w:gutter="0"/>
@@ -18162,7 +26035,7 @@
 </file>
 
 <file path=word/endnotes.xml><?xml version="1.0" encoding="utf-8"?>
-<w:endnotes xmlns:wpc="http://schemas.microsoft.com/office/word/2010/wordprocessingCanvas" xmlns:cx="http://schemas.microsoft.com/office/drawing/2014/chartex" xmlns:cx1="http://schemas.microsoft.com/office/drawing/2015/9/8/chartex" xmlns:mc="http://schemas.openxmlformats.org/markup-compatibility/2006" xmlns:o="urn:schemas-microsoft-com:office:office" xmlns:r="http://schemas.openxmlformats.org/officeDocument/2006/relationships" xmlns:m="http://schemas.openxmlformats.org/officeDocument/2006/math" xmlns:v="urn:schemas-microsoft-com:vml" xmlns:wp14="http://schemas.microsoft.com/office/word/2010/wordprocessingDrawing" xmlns:wp="http://schemas.openxmlformats.org/drawingml/2006/wordprocessingDrawing" xmlns:w10="urn:schemas-microsoft-com:office:word" xmlns:w="http://schemas.openxmlformats.org/wordprocessingml/2006/main" xmlns:w14="http://schemas.microsoft.com/office/word/2010/wordml" xmlns:w15="http://schemas.microsoft.com/office/word/2012/wordml" xmlns:w16se="http://schemas.microsoft.com/office/word/2015/wordml/symex" xmlns:wpg="http://schemas.microsoft.com/office/word/2010/wordprocessingGroup" xmlns:wpi="http://schemas.microsoft.com/office/word/2010/wordprocessingInk" xmlns:wne="http://schemas.microsoft.com/office/word/2006/wordml" xmlns:wps="http://schemas.microsoft.com/office/word/2010/wordprocessingShape" mc:Ignorable="w14 w15 w16se wp14">
+<w:endnotes xmlns:wpc="http://schemas.microsoft.com/office/word/2010/wordprocessingCanvas" xmlns:cx="http://schemas.microsoft.com/office/drawing/2014/chartex" xmlns:mc="http://schemas.openxmlformats.org/markup-compatibility/2006" xmlns:o="urn:schemas-microsoft-com:office:office" xmlns:r="http://schemas.openxmlformats.org/officeDocument/2006/relationships" xmlns:m="http://schemas.openxmlformats.org/officeDocument/2006/math" xmlns:v="urn:schemas-microsoft-com:vml" xmlns:wp14="http://schemas.microsoft.com/office/word/2010/wordprocessingDrawing" xmlns:wp="http://schemas.openxmlformats.org/drawingml/2006/wordprocessingDrawing" xmlns:w10="urn:schemas-microsoft-com:office:word" xmlns:w="http://schemas.openxmlformats.org/wordprocessingml/2006/main" xmlns:w14="http://schemas.microsoft.com/office/word/2010/wordml" xmlns:w15="http://schemas.microsoft.com/office/word/2012/wordml" xmlns:w16se="http://schemas.microsoft.com/office/word/2015/wordml/symex" xmlns:wpg="http://schemas.microsoft.com/office/word/2010/wordprocessingGroup" xmlns:wpi="http://schemas.microsoft.com/office/word/2010/wordprocessingInk" xmlns:wne="http://schemas.microsoft.com/office/word/2006/wordml" xmlns:wps="http://schemas.microsoft.com/office/word/2010/wordprocessingShape" mc:Ignorable="w14 w15 w16se wp14">
   <w:endnote w:type="separator" w:id="-1">
     <w:p>
       <w:r>
@@ -18181,7 +26054,7 @@
 </file>
 
 <file path=word/footnotes.xml><?xml version="1.0" encoding="utf-8"?>
-<w:footnotes xmlns:wpc="http://schemas.microsoft.com/office/word/2010/wordprocessingCanvas" xmlns:cx="http://schemas.microsoft.com/office/drawing/2014/chartex" xmlns:cx1="http://schemas.microsoft.com/office/drawing/2015/9/8/chartex" xmlns:mc="http://schemas.openxmlformats.org/markup-compatibility/2006" xmlns:o="urn:schemas-microsoft-com:office:office" xmlns:r="http://schemas.openxmlformats.org/officeDocument/2006/relationships" xmlns:m="http://schemas.openxmlformats.org/officeDocument/2006/math" xmlns:v="urn:schemas-microsoft-com:vml" xmlns:wp14="http://schemas.microsoft.com/office/word/2010/wordprocessingDrawing" xmlns:wp="http://schemas.openxmlformats.org/drawingml/2006/wordprocessingDrawing" xmlns:w10="urn:schemas-microsoft-com:office:word" xmlns:w="http://schemas.openxmlformats.org/wordprocessingml/2006/main" xmlns:w14="http://schemas.microsoft.com/office/word/2010/wordml" xmlns:w15="http://schemas.microsoft.com/office/word/2012/wordml" xmlns:w16se="http://schemas.microsoft.com/office/word/2015/wordml/symex" xmlns:wpg="http://schemas.microsoft.com/office/word/2010/wordprocessingGroup" xmlns:wpi="http://schemas.microsoft.com/office/word/2010/wordprocessingInk" xmlns:wne="http://schemas.microsoft.com/office/word/2006/wordml" xmlns:wps="http://schemas.microsoft.com/office/word/2010/wordprocessingShape" mc:Ignorable="w14 w15 w16se wp14">
+<w:footnotes xmlns:wpc="http://schemas.microsoft.com/office/word/2010/wordprocessingCanvas" xmlns:cx="http://schemas.microsoft.com/office/drawing/2014/chartex" xmlns:mc="http://schemas.openxmlformats.org/markup-compatibility/2006" xmlns:o="urn:schemas-microsoft-com:office:office" xmlns:r="http://schemas.openxmlformats.org/officeDocument/2006/relationships" xmlns:m="http://schemas.openxmlformats.org/officeDocument/2006/math" xmlns:v="urn:schemas-microsoft-com:vml" xmlns:wp14="http://schemas.microsoft.com/office/word/2010/wordprocessingDrawing" xmlns:wp="http://schemas.openxmlformats.org/drawingml/2006/wordprocessingDrawing" xmlns:w10="urn:schemas-microsoft-com:office:word" xmlns:w="http://schemas.openxmlformats.org/wordprocessingml/2006/main" xmlns:w14="http://schemas.microsoft.com/office/word/2010/wordml" xmlns:w15="http://schemas.microsoft.com/office/word/2012/wordml" xmlns:w16se="http://schemas.microsoft.com/office/word/2015/wordml/symex" xmlns:wpg="http://schemas.microsoft.com/office/word/2010/wordprocessingGroup" xmlns:wpi="http://schemas.microsoft.com/office/word/2010/wordprocessingInk" xmlns:wne="http://schemas.microsoft.com/office/word/2006/wordml" xmlns:wps="http://schemas.microsoft.com/office/word/2010/wordprocessingShape" mc:Ignorable="w14 w15 w16se wp14">
   <w:footnote w:type="separator" w:id="-1">
     <w:p>
       <w:r>
@@ -18200,7 +26073,7 @@
 </file>
 
 <file path=word/header1.xml><?xml version="1.0" encoding="utf-8"?>
-<w:hdr xmlns:wpc="http://schemas.microsoft.com/office/word/2010/wordprocessingCanvas" xmlns:cx="http://schemas.microsoft.com/office/drawing/2014/chartex" xmlns:cx1="http://schemas.microsoft.com/office/drawing/2015/9/8/chartex" xmlns:mc="http://schemas.openxmlformats.org/markup-compatibility/2006" xmlns:o="urn:schemas-microsoft-com:office:office" xmlns:r="http://schemas.openxmlformats.org/officeDocument/2006/relationships" xmlns:m="http://schemas.openxmlformats.org/officeDocument/2006/math" xmlns:v="urn:schemas-microsoft-com:vml" xmlns:wp14="http://schemas.microsoft.com/office/word/2010/wordprocessingDrawing" xmlns:wp="http://schemas.openxmlformats.org/drawingml/2006/wordprocessingDrawing" xmlns:w10="urn:schemas-microsoft-com:office:word" xmlns:w="http://schemas.openxmlformats.org/wordprocessingml/2006/main" xmlns:w14="http://schemas.microsoft.com/office/word/2010/wordml" xmlns:w15="http://schemas.microsoft.com/office/word/2012/wordml" xmlns:w16se="http://schemas.microsoft.com/office/word/2015/wordml/symex" xmlns:wpg="http://schemas.microsoft.com/office/word/2010/wordprocessingGroup" xmlns:wpi="http://schemas.microsoft.com/office/word/2010/wordprocessingInk" xmlns:wne="http://schemas.microsoft.com/office/word/2006/wordml" xmlns:wps="http://schemas.microsoft.com/office/word/2010/wordprocessingShape" mc:Ignorable="w14 w15 w16se wp14">
+<w:hdr xmlns:wpc="http://schemas.microsoft.com/office/word/2010/wordprocessingCanvas" xmlns:cx="http://schemas.microsoft.com/office/drawing/2014/chartex" xmlns:mc="http://schemas.openxmlformats.org/markup-compatibility/2006" xmlns:o="urn:schemas-microsoft-com:office:office" xmlns:r="http://schemas.openxmlformats.org/officeDocument/2006/relationships" xmlns:m="http://schemas.openxmlformats.org/officeDocument/2006/math" xmlns:v="urn:schemas-microsoft-com:vml" xmlns:wp14="http://schemas.microsoft.com/office/word/2010/wordprocessingDrawing" xmlns:wp="http://schemas.openxmlformats.org/drawingml/2006/wordprocessingDrawing" xmlns:w10="urn:schemas-microsoft-com:office:word" xmlns:w="http://schemas.openxmlformats.org/wordprocessingml/2006/main" xmlns:w14="http://schemas.microsoft.com/office/word/2010/wordml" xmlns:w15="http://schemas.microsoft.com/office/word/2012/wordml" xmlns:w16se="http://schemas.microsoft.com/office/word/2015/wordml/symex" xmlns:wpg="http://schemas.microsoft.com/office/word/2010/wordprocessingGroup" xmlns:wpi="http://schemas.microsoft.com/office/word/2010/wordprocessingInk" xmlns:wne="http://schemas.microsoft.com/office/word/2006/wordml" xmlns:wps="http://schemas.microsoft.com/office/word/2010/wordprocessingShape" mc:Ignorable="w14 w15 w16se wp14">
   <w:p>
     <w:pPr>
       <w:pStyle w:val="a7"/>
@@ -18329,12 +26202,12 @@
 </file>
 
 <file path=word/numbering.xml><?xml version="1.0" encoding="utf-8"?>
-<w:numbering xmlns:wpc="http://schemas.microsoft.com/office/word/2010/wordprocessingCanvas" xmlns:cx="http://schemas.microsoft.com/office/drawing/2014/chartex" xmlns:cx1="http://schemas.microsoft.com/office/drawing/2015/9/8/chartex" xmlns:mc="http://schemas.openxmlformats.org/markup-compatibility/2006" xmlns:o="urn:schemas-microsoft-com:office:office" xmlns:r="http://schemas.openxmlformats.org/officeDocument/2006/relationships" xmlns:m="http://schemas.openxmlformats.org/officeDocument/2006/math" xmlns:v="urn:schemas-microsoft-com:vml" xmlns:wp14="http://schemas.microsoft.com/office/word/2010/wordprocessingDrawing" xmlns:wp="http://schemas.openxmlformats.org/drawingml/2006/wordprocessingDrawing" xmlns:w10="urn:schemas-microsoft-com:office:word" xmlns:w="http://schemas.openxmlformats.org/wordprocessingml/2006/main" xmlns:w14="http://schemas.microsoft.com/office/word/2010/wordml" xmlns:w15="http://schemas.microsoft.com/office/word/2012/wordml" xmlns:w16se="http://schemas.microsoft.com/office/word/2015/wordml/symex" xmlns:wpg="http://schemas.microsoft.com/office/word/2010/wordprocessingGroup" xmlns:wpi="http://schemas.microsoft.com/office/word/2010/wordprocessingInk" xmlns:wne="http://schemas.microsoft.com/office/word/2006/wordml" xmlns:wps="http://schemas.microsoft.com/office/word/2010/wordprocessingShape" mc:Ignorable="w14 w15 w16se wp14">
+<w:numbering xmlns:wpc="http://schemas.microsoft.com/office/word/2010/wordprocessingCanvas" xmlns:cx="http://schemas.microsoft.com/office/drawing/2014/chartex" xmlns:mc="http://schemas.openxmlformats.org/markup-compatibility/2006" xmlns:o="urn:schemas-microsoft-com:office:office" xmlns:r="http://schemas.openxmlformats.org/officeDocument/2006/relationships" xmlns:m="http://schemas.openxmlformats.org/officeDocument/2006/math" xmlns:v="urn:schemas-microsoft-com:vml" xmlns:wp14="http://schemas.microsoft.com/office/word/2010/wordprocessingDrawing" xmlns:wp="http://schemas.openxmlformats.org/drawingml/2006/wordprocessingDrawing" xmlns:w10="urn:schemas-microsoft-com:office:word" xmlns:w="http://schemas.openxmlformats.org/wordprocessingml/2006/main" xmlns:w14="http://schemas.microsoft.com/office/word/2010/wordml" xmlns:w15="http://schemas.microsoft.com/office/word/2012/wordml" xmlns:w16se="http://schemas.microsoft.com/office/word/2015/wordml/symex" xmlns:wpg="http://schemas.microsoft.com/office/word/2010/wordprocessingGroup" xmlns:wpi="http://schemas.microsoft.com/office/word/2010/wordprocessingInk" xmlns:wne="http://schemas.microsoft.com/office/word/2006/wordml" xmlns:wps="http://schemas.microsoft.com/office/word/2010/wordprocessingShape" mc:Ignorable="w14 w15 w16se wp14">
   <w:abstractNum w:abstractNumId="0" w15:restartNumberingAfterBreak="0">
     <w:nsid w:val="01DD37F0"/>
     <w:multiLevelType w:val="hybridMultilevel"/>
-    <w:tmpl w:val="8F3C8F62"/>
-    <w:lvl w:ilvl="0" w:tplc="3C0C2328">
+    <w:tmpl w:val="5FF84BB4"/>
+    <w:lvl w:ilvl="0" w:tplc="BD3C42B6">
       <w:start w:val="1"/>
       <w:numFmt w:val="decimal"/>
       <w:pStyle w:val="1"/>
@@ -19268,7 +27141,7 @@
   <w:style w:type="paragraph" w:default="1" w:styleId="a">
     <w:name w:val="Normal"/>
     <w:qFormat/>
-    <w:rsid w:val="0066262A"/>
+    <w:rsid w:val="00FA71AE"/>
     <w:pPr>
       <w:spacing w:after="0" w:line="240" w:lineRule="auto"/>
       <w:ind w:firstLine="284"/>
@@ -19287,7 +27160,7 @@
     <w:autoRedefine/>
     <w:uiPriority w:val="9"/>
     <w:qFormat/>
-    <w:rsid w:val="004201BD"/>
+    <w:rsid w:val="001D0B85"/>
     <w:pPr>
       <w:keepNext/>
       <w:keepLines/>
@@ -19387,7 +27260,7 @@
     <w:basedOn w:val="a0"/>
     <w:link w:val="1"/>
     <w:uiPriority w:val="9"/>
-    <w:rsid w:val="004201BD"/>
+    <w:rsid w:val="001D0B85"/>
     <w:rPr>
       <w:rFonts w:ascii="Open Sans" w:eastAsia="Times New Roman" w:hAnsi="Open Sans" w:cs="Times New Roman"/>
       <w:bCs/>
@@ -19840,7 +27713,7 @@
 </file>
 
 <file path=customXml/itemProps1.xml><?xml version="1.0" encoding="utf-8"?>
-<ds:datastoreItem xmlns:ds="http://schemas.openxmlformats.org/officeDocument/2006/customXml" ds:itemID="{E5FA9FEA-05E4-4538-AF2A-3FF459893670}">
+<ds:datastoreItem xmlns:ds="http://schemas.openxmlformats.org/officeDocument/2006/customXml" ds:itemID="{6E1E6C99-3AA7-4F9B-AC17-D3367A7AD61D}">
   <ds:schemaRefs>
     <ds:schemaRef ds:uri="http://schemas.openxmlformats.org/officeDocument/2006/bibliography"/>
   </ds:schemaRefs>

--- a/03/ВСЕ Задачи №3[кес 2.8].docx
+++ b/03/ВСЕ Задачи №3[кес 2.8].docx
@@ -25672,8 +25672,6 @@
         </w:rPr>
       </w:pPr>
       <w:bookmarkStart w:id="62" w:name="_Toc214023335"/>
-      <w:bookmarkStart w:id="63" w:name="_GoBack"/>
-      <w:bookmarkEnd w:id="63"/>
       <w:r>
         <w:lastRenderedPageBreak/>
         <w:t>Номер: </w:t>
@@ -25735,10 +25733,6 @@
       <w:pPr>
         <w:jc w:val="center"/>
         <w:rPr>
-          <w:rFonts w:eastAsia="Times New Roman" w:cs="Times New Roman"/>
-          <w:color w:val="333333"/>
-          <w:sz w:val="27"/>
-          <w:szCs w:val="27"/>
           <w:lang w:eastAsia="ru-RU"/>
         </w:rPr>
       </w:pPr>
@@ -25856,6 +25850,12 @@
         </w:rPr>
         <w:t>)).</w:t>
       </w:r>
+      <w:r>
+        <w:rPr>
+          <w:lang w:eastAsia="ru-RU"/>
+        </w:rPr>
+        <w:t xml:space="preserve"> </w:t>
+      </w:r>
     </w:p>
     <w:p>
       <w:pPr>
@@ -25869,7 +25869,7 @@
         <mc:AlternateContent>
           <mc:Choice Requires="wps">
             <w:drawing>
-              <wp:anchor distT="0" distB="0" distL="114300" distR="114300" simplePos="0" relativeHeight="251824128" behindDoc="0" locked="0" layoutInCell="1" allowOverlap="1">
+              <wp:anchor distT="0" distB="0" distL="114300" distR="114300" simplePos="0" relativeHeight="251830272" behindDoc="0" locked="0" layoutInCell="1" allowOverlap="1">
                 <wp:simplePos x="0" y="0"/>
                 <wp:positionH relativeFrom="margin">
                   <wp:posOffset>297815</wp:posOffset>
@@ -25880,7 +25880,7 @@
                 <wp:extent cx="4224655" cy="252730"/>
                 <wp:effectExtent l="0" t="0" r="4445" b="0"/>
                 <wp:wrapNone/>
-                <wp:docPr id="148" name="Надпись 148"/>
+                <wp:docPr id="156" name="Надпись 156"/>
                 <wp:cNvGraphicFramePr/>
                 <a:graphic xmlns:a="http://schemas.openxmlformats.org/drawingml/2006/main">
                   <a:graphicData uri="http://schemas.microsoft.com/office/word/2010/wordprocessingShape">
@@ -25939,7 +25939,7 @@
           </mc:Choice>
           <mc:Fallback>
             <w:pict>
-              <v:shape id="Надпись 148" o:spid="_x0000_s1088" type="#_x0000_t202" style="position:absolute;margin-left:23.45pt;margin-top:3.9pt;width:332.65pt;height:19.9pt;z-index:251824128;visibility:visible;mso-wrap-style:square;mso-width-percent:0;mso-height-percent:0;mso-wrap-distance-left:9pt;mso-wrap-distance-top:0;mso-wrap-distance-right:9pt;mso-wrap-distance-bottom:0;mso-position-horizontal:absolute;mso-position-horizontal-relative:margin;mso-position-vertical:absolute;mso-position-vertical-relative:text;mso-width-percent:0;mso-height-percent:0;mso-width-relative:margin;mso-height-relative:margin;v-text-anchor:top" o:gfxdata="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" fillcolor="#bdd6ee [1300]" stroked="f">
+              <v:shape id="Надпись 156" o:spid="_x0000_s1088" type="#_x0000_t202" style="position:absolute;margin-left:23.45pt;margin-top:3.9pt;width:332.65pt;height:19.9pt;z-index:251830272;visibility:visible;mso-wrap-style:square;mso-width-percent:0;mso-height-percent:0;mso-wrap-distance-left:9pt;mso-wrap-distance-top:0;mso-wrap-distance-right:9pt;mso-wrap-distance-bottom:0;mso-position-horizontal:absolute;mso-position-horizontal-relative:margin;mso-position-vertical:absolute;mso-position-vertical-relative:text;mso-width-percent:0;mso-height-percent:0;mso-width-relative:margin;mso-height-relative:margin;v-text-anchor:top" o:gfxdata="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" fillcolor="#bdd6ee [1300]" stroked="f">
                 <v:textbox>
                   <w:txbxContent>
                     <w:p>
@@ -25974,9 +25974,562 @@
         </w:rPr>
         <w:drawing>
           <wp:inline distT="0" distB="0" distL="0" distR="0">
+            <wp:extent cx="4785360" cy="1381760"/>
+            <wp:effectExtent l="0" t="0" r="0" b="8890"/>
+            <wp:docPr id="155" name="Рисунок 155" descr="Большая клетка"/>
+            <wp:cNvGraphicFramePr>
+              <a:graphicFrameLocks xmlns:a="http://schemas.openxmlformats.org/drawingml/2006/main" noChangeAspect="1"/>
+            </wp:cNvGraphicFramePr>
+            <a:graphic xmlns:a="http://schemas.openxmlformats.org/drawingml/2006/main">
+              <a:graphicData uri="http://schemas.openxmlformats.org/drawingml/2006/picture">
+                <pic:pic xmlns:pic="http://schemas.openxmlformats.org/drawingml/2006/picture">
+                  <pic:nvPicPr>
+                    <pic:cNvPr id="0" name="Рисунок 103" descr="Большая клетка"/>
+                    <pic:cNvPicPr>
+                      <a:picLocks noChangeAspect="1" noChangeArrowheads="1"/>
+                    </pic:cNvPicPr>
+                  </pic:nvPicPr>
+                  <pic:blipFill>
+                    <a:blip r:embed="rId8">
+                      <a:extLst>
+                        <a:ext uri="{28A0092B-C50C-407E-A947-70E740481C1C}">
+                          <a14:useLocalDpi xmlns:a14="http://schemas.microsoft.com/office/drawing/2010/main" val="0"/>
+                        </a:ext>
+                      </a:extLst>
+                    </a:blip>
+                    <a:srcRect r="37325" b="74120"/>
+                    <a:stretch>
+                      <a:fillRect/>
+                    </a:stretch>
+                  </pic:blipFill>
+                  <pic:spPr bwMode="auto">
+                    <a:xfrm>
+                      <a:off x="0" y="0"/>
+                      <a:ext cx="4785360" cy="1381760"/>
+                    </a:xfrm>
+                    <a:prstGeom prst="rect">
+                      <a:avLst/>
+                    </a:prstGeom>
+                    <a:noFill/>
+                    <a:ln>
+                      <a:noFill/>
+                    </a:ln>
+                  </pic:spPr>
+                </pic:pic>
+              </a:graphicData>
+            </a:graphic>
+          </wp:inline>
+        </w:drawing>
+      </w:r>
+    </w:p>
+    <w:p>
+      <w:pPr>
+        <w:pStyle w:val="1"/>
+        <w:rPr>
+          <w:rStyle w:val="canselect"/>
+        </w:rPr>
+      </w:pPr>
+      <w:r>
+        <w:t xml:space="preserve"> Номер: </w:t>
+      </w:r>
+      <w:r>
+        <w:rPr>
+          <w:rStyle w:val="canselect"/>
+        </w:rPr>
+        <w:t>8D4389</w:t>
+      </w:r>
+    </w:p>
+    <w:p>
+      <w:r>
+        <w:t>Дано четыре числа:</w:t>
+      </w:r>
+      <w:r>
+        <w:rPr>
+          <w:b/>
+          <w:bCs/>
+        </w:rPr>
+        <w:t> </w:t>
+      </w:r>
+      <w:r>
+        <w:t>54324, 4597, 46, 25. Для какого из приведённых чисел истинно высказывание:</w:t>
+      </w:r>
+    </w:p>
+    <w:p>
+      <w:pPr>
+        <w:jc w:val="center"/>
+      </w:pPr>
+      <w:r>
+        <w:rPr>
+          <w:b/>
+          <w:bCs/>
+        </w:rPr>
+        <w:t>НЕ</w:t>
+      </w:r>
+      <w:r>
+        <w:t xml:space="preserve"> (Число </w:t>
+      </w:r>
+      <w:proofErr w:type="gramStart"/>
+      <w:r>
+        <w:t>&lt; 100</w:t>
+      </w:r>
+      <w:proofErr w:type="gramEnd"/>
+      <w:r>
+        <w:t>) </w:t>
+      </w:r>
+      <w:r>
+        <w:rPr>
+          <w:b/>
+          <w:bCs/>
+        </w:rPr>
+        <w:t>И НЕ </w:t>
+      </w:r>
+      <w:r>
+        <w:t>(Число чётное)?</w:t>
+      </w:r>
+    </w:p>
+    <w:p>
+      <w:pPr>
+        <w:rPr>
+          <w:lang w:eastAsia="ru-RU"/>
+        </w:rPr>
+      </w:pPr>
+      <w:r>
+        <w:t>В ответе запишите это число.</w:t>
+      </w:r>
+      <w:r>
+        <w:rPr>
+          <w:lang w:eastAsia="ru-RU"/>
+        </w:rPr>
+        <w:t xml:space="preserve"> </w:t>
+      </w:r>
+    </w:p>
+    <w:p>
+      <w:pPr>
+        <w:pStyle w:val="a4"/>
+      </w:pPr>
+      <w:r>
+        <w:rPr>
+          <w:noProof/>
+          <w:lang w:eastAsia="ru-RU"/>
+        </w:rPr>
+        <mc:AlternateContent>
+          <mc:Choice Requires="wps">
+            <w:drawing>
+              <wp:anchor distT="0" distB="0" distL="114300" distR="114300" simplePos="0" relativeHeight="251826176" behindDoc="0" locked="0" layoutInCell="1" allowOverlap="1">
+                <wp:simplePos x="0" y="0"/>
+                <wp:positionH relativeFrom="margin">
+                  <wp:posOffset>297815</wp:posOffset>
+                </wp:positionH>
+                <wp:positionV relativeFrom="paragraph">
+                  <wp:posOffset>49530</wp:posOffset>
+                </wp:positionV>
+                <wp:extent cx="4224655" cy="252730"/>
+                <wp:effectExtent l="0" t="0" r="4445" b="0"/>
+                <wp:wrapNone/>
+                <wp:docPr id="152" name="Надпись 152"/>
+                <wp:cNvGraphicFramePr/>
+                <a:graphic xmlns:a="http://schemas.openxmlformats.org/drawingml/2006/main">
+                  <a:graphicData uri="http://schemas.microsoft.com/office/word/2010/wordprocessingShape">
+                    <wps:wsp>
+                      <wps:cNvSpPr txBox="1"/>
+                      <wps:spPr>
+                        <a:xfrm>
+                          <a:off x="0" y="0"/>
+                          <a:ext cx="4224655" cy="252730"/>
+                        </a:xfrm>
+                        <a:prstGeom prst="rect">
+                          <a:avLst/>
+                        </a:prstGeom>
+                        <a:solidFill>
+                          <a:schemeClr val="accent1">
+                            <a:lumMod val="40000"/>
+                            <a:lumOff val="60000"/>
+                          </a:schemeClr>
+                        </a:solidFill>
+                      </wps:spPr>
+                      <wps:txbx>
+                        <w:txbxContent>
+                          <w:p>
+                            <w:pPr>
+                              <w:jc w:val="center"/>
+                              <w:rPr>
+                                <w:szCs w:val="36"/>
+                              </w:rPr>
+                            </w:pPr>
+                            <w:r>
+                              <w:rPr>
+                                <w:b/>
+                                <w:i/>
+                                <w:color w:val="1F4E79" w:themeColor="accent1" w:themeShade="80"/>
+                                <w:szCs w:val="36"/>
+                              </w:rPr>
+                              <w:t>Решение</w:t>
+                            </w:r>
+                          </w:p>
+                        </w:txbxContent>
+                      </wps:txbx>
+                      <wps:bodyPr wrap="square" rtlCol="0">
+                        <a:noAutofit/>
+                      </wps:bodyPr>
+                    </wps:wsp>
+                  </a:graphicData>
+                </a:graphic>
+                <wp14:sizeRelH relativeFrom="margin">
+                  <wp14:pctWidth>0</wp14:pctWidth>
+                </wp14:sizeRelH>
+                <wp14:sizeRelV relativeFrom="margin">
+                  <wp14:pctHeight>0</wp14:pctHeight>
+                </wp14:sizeRelV>
+              </wp:anchor>
+            </w:drawing>
+          </mc:Choice>
+          <mc:Fallback>
+            <w:pict>
+              <v:shape id="Надпись 152" o:spid="_x0000_s1089" type="#_x0000_t202" style="position:absolute;margin-left:23.45pt;margin-top:3.9pt;width:332.65pt;height:19.9pt;z-index:251826176;visibility:visible;mso-wrap-style:square;mso-width-percent:0;mso-height-percent:0;mso-wrap-distance-left:9pt;mso-wrap-distance-top:0;mso-wrap-distance-right:9pt;mso-wrap-distance-bottom:0;mso-position-horizontal:absolute;mso-position-horizontal-relative:margin;mso-position-vertical:absolute;mso-position-vertical-relative:text;mso-width-percent:0;mso-height-percent:0;mso-width-relative:margin;mso-height-relative:margin;v-text-anchor:top" o:gfxdata="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" fillcolor="#bdd6ee [1300]" stroked="f">
+                <v:textbox>
+                  <w:txbxContent>
+                    <w:p>
+                      <w:pPr>
+                        <w:jc w:val="center"/>
+                        <w:rPr>
+                          <w:szCs w:val="36"/>
+                        </w:rPr>
+                      </w:pPr>
+                      <w:r>
+                        <w:rPr>
+                          <w:b/>
+                          <w:i/>
+                          <w:color w:val="1F4E79" w:themeColor="accent1" w:themeShade="80"/>
+                          <w:szCs w:val="36"/>
+                        </w:rPr>
+                        <w:t>Решение</w:t>
+                      </w:r>
+                    </w:p>
+                  </w:txbxContent>
+                </v:textbox>
+                <w10:wrap anchorx="margin"/>
+              </v:shape>
+            </w:pict>
+          </mc:Fallback>
+        </mc:AlternateContent>
+      </w:r>
+      <w:r>
+        <w:rPr>
+          <w:noProof/>
+          <w:lang w:eastAsia="ru-RU"/>
+        </w:rPr>
+        <w:drawing>
+          <wp:inline distT="0" distB="0" distL="0" distR="0">
+            <wp:extent cx="4785360" cy="1381760"/>
+            <wp:effectExtent l="0" t="0" r="0" b="8890"/>
+            <wp:docPr id="151" name="Рисунок 151" descr="Большая клетка"/>
+            <wp:cNvGraphicFramePr>
+              <a:graphicFrameLocks xmlns:a="http://schemas.openxmlformats.org/drawingml/2006/main" noChangeAspect="1"/>
+            </wp:cNvGraphicFramePr>
+            <a:graphic xmlns:a="http://schemas.openxmlformats.org/drawingml/2006/main">
+              <a:graphicData uri="http://schemas.openxmlformats.org/drawingml/2006/picture">
+                <pic:pic xmlns:pic="http://schemas.openxmlformats.org/drawingml/2006/picture">
+                  <pic:nvPicPr>
+                    <pic:cNvPr id="0" name="Рисунок 103" descr="Большая клетка"/>
+                    <pic:cNvPicPr>
+                      <a:picLocks noChangeAspect="1" noChangeArrowheads="1"/>
+                    </pic:cNvPicPr>
+                  </pic:nvPicPr>
+                  <pic:blipFill>
+                    <a:blip r:embed="rId8">
+                      <a:extLst>
+                        <a:ext uri="{28A0092B-C50C-407E-A947-70E740481C1C}">
+                          <a14:useLocalDpi xmlns:a14="http://schemas.microsoft.com/office/drawing/2010/main" val="0"/>
+                        </a:ext>
+                      </a:extLst>
+                    </a:blip>
+                    <a:srcRect r="37325" b="74120"/>
+                    <a:stretch>
+                      <a:fillRect/>
+                    </a:stretch>
+                  </pic:blipFill>
+                  <pic:spPr bwMode="auto">
+                    <a:xfrm>
+                      <a:off x="0" y="0"/>
+                      <a:ext cx="4785360" cy="1381760"/>
+                    </a:xfrm>
+                    <a:prstGeom prst="rect">
+                      <a:avLst/>
+                    </a:prstGeom>
+                    <a:noFill/>
+                    <a:ln>
+                      <a:noFill/>
+                    </a:ln>
+                  </pic:spPr>
+                </pic:pic>
+              </a:graphicData>
+            </a:graphic>
+          </wp:inline>
+        </w:drawing>
+      </w:r>
+    </w:p>
+    <w:p>
+      <w:pPr>
+        <w:pStyle w:val="1"/>
+        <w:rPr>
+          <w:rStyle w:val="canselect"/>
+        </w:rPr>
+      </w:pPr>
+      <w:r>
+        <w:t>Номер: </w:t>
+      </w:r>
+      <w:r>
+        <w:rPr>
+          <w:rStyle w:val="canselect"/>
+        </w:rPr>
+        <w:t>C2590F</w:t>
+      </w:r>
+    </w:p>
+    <w:p>
+      <w:pPr>
+        <w:rPr>
+          <w:lang w:eastAsia="ru-RU"/>
+        </w:rPr>
+      </w:pPr>
+      <w:r>
+        <w:rPr>
+          <w:lang w:eastAsia="ru-RU"/>
+        </w:rPr>
+        <w:t>Напишите натуральное число </w:t>
+      </w:r>
+      <w:r>
+        <w:rPr>
+          <w:b/>
+          <w:bCs/>
+          <w:i/>
+          <w:iCs/>
+          <w:lang w:eastAsia="ru-RU"/>
+        </w:rPr>
+        <w:t>x</w:t>
+      </w:r>
+      <w:r>
+        <w:rPr>
+          <w:lang w:eastAsia="ru-RU"/>
+        </w:rPr>
+        <w:t>, для которого </w:t>
+      </w:r>
+      <w:r>
+        <w:rPr>
+          <w:b/>
+          <w:bCs/>
+          <w:lang w:eastAsia="ru-RU"/>
+        </w:rPr>
+        <w:t>ложно</w:t>
+      </w:r>
+      <w:r>
+        <w:rPr>
+          <w:lang w:eastAsia="ru-RU"/>
+        </w:rPr>
+        <w:t> высказывание:</w:t>
+      </w:r>
+    </w:p>
+    <w:p>
+      <w:pPr>
+        <w:jc w:val="center"/>
+        <w:rPr>
+          <w:lang w:eastAsia="ru-RU"/>
+        </w:rPr>
+      </w:pPr>
+      <w:r>
+        <w:rPr>
+          <w:b/>
+          <w:bCs/>
+          <w:lang w:eastAsia="ru-RU"/>
+        </w:rPr>
+        <w:t>НЕ</w:t>
+      </w:r>
+      <w:r>
+        <w:rPr>
+          <w:lang w:eastAsia="ru-RU"/>
+        </w:rPr>
+        <w:t> (</w:t>
+      </w:r>
+      <w:r>
+        <w:rPr>
+          <w:b/>
+          <w:bCs/>
+          <w:i/>
+          <w:iCs/>
+          <w:lang w:val="en-US" w:eastAsia="ru-RU"/>
+        </w:rPr>
+        <w:t>x</w:t>
+      </w:r>
+      <w:r>
+        <w:rPr>
+          <w:lang w:eastAsia="ru-RU"/>
+        </w:rPr>
+        <w:t> </w:t>
+      </w:r>
+      <w:proofErr w:type="gramStart"/>
+      <w:r>
+        <w:rPr>
+          <w:lang w:eastAsia="ru-RU"/>
+        </w:rPr>
+        <w:t>&lt; 6</w:t>
+      </w:r>
+      <w:proofErr w:type="gramEnd"/>
+      <w:r>
+        <w:rPr>
+          <w:lang w:eastAsia="ru-RU"/>
+        </w:rPr>
+        <w:t>) </w:t>
+      </w:r>
+      <w:r>
+        <w:rPr>
+          <w:b/>
+          <w:bCs/>
+          <w:lang w:eastAsia="ru-RU"/>
+        </w:rPr>
+        <w:t>ИЛИ</w:t>
+      </w:r>
+      <w:r>
+        <w:rPr>
+          <w:lang w:eastAsia="ru-RU"/>
+        </w:rPr>
+        <w:t> (</w:t>
+      </w:r>
+      <w:r>
+        <w:rPr>
+          <w:b/>
+          <w:bCs/>
+          <w:i/>
+          <w:iCs/>
+          <w:lang w:val="en-US" w:eastAsia="ru-RU"/>
+        </w:rPr>
+        <w:t>x</w:t>
+      </w:r>
+      <w:r>
+        <w:rPr>
+          <w:lang w:eastAsia="ru-RU"/>
+        </w:rPr>
+        <w:t> &lt; 5).</w:t>
+      </w:r>
+    </w:p>
+    <w:p>
+      <w:pPr>
+        <w:pStyle w:val="a4"/>
+      </w:pPr>
+      <w:r>
+        <w:rPr>
+          <w:noProof/>
+          <w:lang w:eastAsia="ru-RU"/>
+        </w:rPr>
+        <mc:AlternateContent>
+          <mc:Choice Requires="wps">
+            <w:drawing>
+              <wp:anchor distT="0" distB="0" distL="114300" distR="114300" simplePos="0" relativeHeight="251828224" behindDoc="0" locked="0" layoutInCell="1" allowOverlap="1">
+                <wp:simplePos x="0" y="0"/>
+                <wp:positionH relativeFrom="margin">
+                  <wp:posOffset>297815</wp:posOffset>
+                </wp:positionH>
+                <wp:positionV relativeFrom="paragraph">
+                  <wp:posOffset>49530</wp:posOffset>
+                </wp:positionV>
+                <wp:extent cx="4224655" cy="252730"/>
+                <wp:effectExtent l="0" t="0" r="4445" b="0"/>
+                <wp:wrapNone/>
+                <wp:docPr id="154" name="Надпись 154"/>
+                <wp:cNvGraphicFramePr/>
+                <a:graphic xmlns:a="http://schemas.openxmlformats.org/drawingml/2006/main">
+                  <a:graphicData uri="http://schemas.microsoft.com/office/word/2010/wordprocessingShape">
+                    <wps:wsp>
+                      <wps:cNvSpPr txBox="1"/>
+                      <wps:spPr>
+                        <a:xfrm>
+                          <a:off x="0" y="0"/>
+                          <a:ext cx="4224655" cy="252730"/>
+                        </a:xfrm>
+                        <a:prstGeom prst="rect">
+                          <a:avLst/>
+                        </a:prstGeom>
+                        <a:solidFill>
+                          <a:schemeClr val="accent1">
+                            <a:lumMod val="40000"/>
+                            <a:lumOff val="60000"/>
+                          </a:schemeClr>
+                        </a:solidFill>
+                      </wps:spPr>
+                      <wps:txbx>
+                        <w:txbxContent>
+                          <w:p>
+                            <w:pPr>
+                              <w:jc w:val="center"/>
+                              <w:rPr>
+                                <w:szCs w:val="36"/>
+                              </w:rPr>
+                            </w:pPr>
+                            <w:r>
+                              <w:rPr>
+                                <w:b/>
+                                <w:i/>
+                                <w:color w:val="1F4E79" w:themeColor="accent1" w:themeShade="80"/>
+                                <w:szCs w:val="36"/>
+                              </w:rPr>
+                              <w:t>Решение</w:t>
+                            </w:r>
+                          </w:p>
+                        </w:txbxContent>
+                      </wps:txbx>
+                      <wps:bodyPr wrap="square" rtlCol="0">
+                        <a:noAutofit/>
+                      </wps:bodyPr>
+                    </wps:wsp>
+                  </a:graphicData>
+                </a:graphic>
+                <wp14:sizeRelH relativeFrom="margin">
+                  <wp14:pctWidth>0</wp14:pctWidth>
+                </wp14:sizeRelH>
+                <wp14:sizeRelV relativeFrom="margin">
+                  <wp14:pctHeight>0</wp14:pctHeight>
+                </wp14:sizeRelV>
+              </wp:anchor>
+            </w:drawing>
+          </mc:Choice>
+          <mc:Fallback>
+            <w:pict>
+              <v:shape id="Надпись 154" o:spid="_x0000_s1090" type="#_x0000_t202" style="position:absolute;margin-left:23.45pt;margin-top:3.9pt;width:332.65pt;height:19.9pt;z-index:251828224;visibility:visible;mso-wrap-style:square;mso-width-percent:0;mso-height-percent:0;mso-wrap-distance-left:9pt;mso-wrap-distance-top:0;mso-wrap-distance-right:9pt;mso-wrap-distance-bottom:0;mso-position-horizontal:absolute;mso-position-horizontal-relative:margin;mso-position-vertical:absolute;mso-position-vertical-relative:text;mso-width-percent:0;mso-height-percent:0;mso-width-relative:margin;mso-height-relative:margin;v-text-anchor:top" o:gfxdata="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" fillcolor="#bdd6ee [1300]" stroked="f">
+                <v:textbox>
+                  <w:txbxContent>
+                    <w:p>
+                      <w:pPr>
+                        <w:jc w:val="center"/>
+                        <w:rPr>
+                          <w:szCs w:val="36"/>
+                        </w:rPr>
+                      </w:pPr>
+                      <w:r>
+                        <w:rPr>
+                          <w:b/>
+                          <w:i/>
+                          <w:color w:val="1F4E79" w:themeColor="accent1" w:themeShade="80"/>
+                          <w:szCs w:val="36"/>
+                        </w:rPr>
+                        <w:t>Решение</w:t>
+                      </w:r>
+                    </w:p>
+                  </w:txbxContent>
+                </v:textbox>
+                <w10:wrap anchorx="margin"/>
+              </v:shape>
+            </w:pict>
+          </mc:Fallback>
+        </mc:AlternateContent>
+      </w:r>
+      <w:r>
+        <w:rPr>
+          <w:noProof/>
+          <w:lang w:eastAsia="ru-RU"/>
+        </w:rPr>
+        <w:drawing>
+          <wp:inline distT="0" distB="0" distL="0" distR="0">
             <wp:extent cx="4785360" cy="1610360"/>
             <wp:effectExtent l="0" t="0" r="0" b="8890"/>
-            <wp:docPr id="147" name="Рисунок 147" descr="Большая клетка"/>
+            <wp:docPr id="153" name="Рисунок 153" descr="Большая клетка"/>
             <wp:cNvGraphicFramePr>
               <a:graphicFrameLocks xmlns:a="http://schemas.openxmlformats.org/drawingml/2006/main" noChangeAspect="1"/>
             </wp:cNvGraphicFramePr>
@@ -26022,6 +26575,527 @@
         </w:drawing>
       </w:r>
     </w:p>
+    <w:p>
+      <w:pPr>
+        <w:pStyle w:val="1"/>
+        <w:rPr>
+          <w:rStyle w:val="canselect"/>
+        </w:rPr>
+      </w:pPr>
+      <w:r>
+        <w:lastRenderedPageBreak/>
+        <w:t>Номер: </w:t>
+      </w:r>
+      <w:r>
+        <w:rPr>
+          <w:rStyle w:val="canselect"/>
+        </w:rPr>
+        <w:t>E9780D</w:t>
+      </w:r>
+    </w:p>
+    <w:p>
+      <w:pPr>
+        <w:rPr>
+          <w:lang w:eastAsia="ru-RU"/>
+        </w:rPr>
+      </w:pPr>
+      <w:r>
+        <w:rPr>
+          <w:lang w:eastAsia="ru-RU"/>
+        </w:rPr>
+        <w:t>Напишите наименьшее натуральное число </w:t>
+      </w:r>
+      <w:r>
+        <w:rPr>
+          <w:b/>
+          <w:bCs/>
+          <w:i/>
+          <w:iCs/>
+          <w:lang w:eastAsia="ru-RU"/>
+        </w:rPr>
+        <w:t>x</w:t>
+      </w:r>
+      <w:r>
+        <w:rPr>
+          <w:lang w:eastAsia="ru-RU"/>
+        </w:rPr>
+        <w:t>, для которого истинно высказывание:</w:t>
+      </w:r>
+    </w:p>
+    <w:p>
+      <w:pPr>
+        <w:jc w:val="center"/>
+        <w:rPr>
+          <w:lang w:eastAsia="ru-RU"/>
+        </w:rPr>
+      </w:pPr>
+      <w:r>
+        <w:rPr>
+          <w:lang w:eastAsia="ru-RU"/>
+        </w:rPr>
+        <w:t>(</w:t>
+      </w:r>
+      <w:proofErr w:type="gramStart"/>
+      <w:r>
+        <w:rPr>
+          <w:b/>
+          <w:bCs/>
+          <w:i/>
+          <w:iCs/>
+          <w:lang w:val="en-US" w:eastAsia="ru-RU"/>
+        </w:rPr>
+        <w:t>x</w:t>
+      </w:r>
+      <w:r>
+        <w:rPr>
+          <w:lang w:eastAsia="ru-RU"/>
+        </w:rPr>
+        <w:t> &gt;</w:t>
+      </w:r>
+      <w:proofErr w:type="gramEnd"/>
+      <w:r>
+        <w:rPr>
+          <w:lang w:eastAsia="ru-RU"/>
+        </w:rPr>
+        <w:t xml:space="preserve"> 4) </w:t>
+      </w:r>
+      <w:r>
+        <w:rPr>
+          <w:b/>
+          <w:bCs/>
+          <w:lang w:eastAsia="ru-RU"/>
+        </w:rPr>
+        <w:t>И НЕ</w:t>
+      </w:r>
+      <w:r>
+        <w:rPr>
+          <w:lang w:eastAsia="ru-RU"/>
+        </w:rPr>
+        <w:t> (</w:t>
+      </w:r>
+      <w:r>
+        <w:rPr>
+          <w:b/>
+          <w:bCs/>
+          <w:i/>
+          <w:iCs/>
+          <w:lang w:val="en-US" w:eastAsia="ru-RU"/>
+        </w:rPr>
+        <w:t>x</w:t>
+      </w:r>
+      <w:r>
+        <w:rPr>
+          <w:lang w:eastAsia="ru-RU"/>
+        </w:rPr>
+        <w:t> &gt; 5).</w:t>
+      </w:r>
+    </w:p>
+    <w:p>
+      <w:pPr>
+        <w:pStyle w:val="a4"/>
+      </w:pPr>
+      <w:r>
+        <w:rPr>
+          <w:noProof/>
+          <w:lang w:eastAsia="ru-RU"/>
+        </w:rPr>
+        <mc:AlternateContent>
+          <mc:Choice Requires="wps">
+            <w:drawing>
+              <wp:anchor distT="0" distB="0" distL="114300" distR="114300" simplePos="0" relativeHeight="251832320" behindDoc="0" locked="0" layoutInCell="1" allowOverlap="1">
+                <wp:simplePos x="0" y="0"/>
+                <wp:positionH relativeFrom="margin">
+                  <wp:posOffset>297815</wp:posOffset>
+                </wp:positionH>
+                <wp:positionV relativeFrom="paragraph">
+                  <wp:posOffset>49530</wp:posOffset>
+                </wp:positionV>
+                <wp:extent cx="4224655" cy="252730"/>
+                <wp:effectExtent l="0" t="0" r="4445" b="0"/>
+                <wp:wrapNone/>
+                <wp:docPr id="160" name="Надпись 160"/>
+                <wp:cNvGraphicFramePr/>
+                <a:graphic xmlns:a="http://schemas.openxmlformats.org/drawingml/2006/main">
+                  <a:graphicData uri="http://schemas.microsoft.com/office/word/2010/wordprocessingShape">
+                    <wps:wsp>
+                      <wps:cNvSpPr txBox="1"/>
+                      <wps:spPr>
+                        <a:xfrm>
+                          <a:off x="0" y="0"/>
+                          <a:ext cx="4224655" cy="252730"/>
+                        </a:xfrm>
+                        <a:prstGeom prst="rect">
+                          <a:avLst/>
+                        </a:prstGeom>
+                        <a:solidFill>
+                          <a:schemeClr val="accent1">
+                            <a:lumMod val="40000"/>
+                            <a:lumOff val="60000"/>
+                          </a:schemeClr>
+                        </a:solidFill>
+                      </wps:spPr>
+                      <wps:txbx>
+                        <w:txbxContent>
+                          <w:p>
+                            <w:pPr>
+                              <w:jc w:val="center"/>
+                              <w:rPr>
+                                <w:szCs w:val="36"/>
+                              </w:rPr>
+                            </w:pPr>
+                            <w:r>
+                              <w:rPr>
+                                <w:b/>
+                                <w:i/>
+                                <w:color w:val="1F4E79" w:themeColor="accent1" w:themeShade="80"/>
+                                <w:szCs w:val="36"/>
+                              </w:rPr>
+                              <w:t>Решение</w:t>
+                            </w:r>
+                          </w:p>
+                        </w:txbxContent>
+                      </wps:txbx>
+                      <wps:bodyPr wrap="square" rtlCol="0">
+                        <a:noAutofit/>
+                      </wps:bodyPr>
+                    </wps:wsp>
+                  </a:graphicData>
+                </a:graphic>
+                <wp14:sizeRelH relativeFrom="margin">
+                  <wp14:pctWidth>0</wp14:pctWidth>
+                </wp14:sizeRelH>
+                <wp14:sizeRelV relativeFrom="margin">
+                  <wp14:pctHeight>0</wp14:pctHeight>
+                </wp14:sizeRelV>
+              </wp:anchor>
+            </w:drawing>
+          </mc:Choice>
+          <mc:Fallback>
+            <w:pict>
+              <v:shape id="Надпись 160" o:spid="_x0000_s1091" type="#_x0000_t202" style="position:absolute;margin-left:23.45pt;margin-top:3.9pt;width:332.65pt;height:19.9pt;z-index:251832320;visibility:visible;mso-wrap-style:square;mso-width-percent:0;mso-height-percent:0;mso-wrap-distance-left:9pt;mso-wrap-distance-top:0;mso-wrap-distance-right:9pt;mso-wrap-distance-bottom:0;mso-position-horizontal:absolute;mso-position-horizontal-relative:margin;mso-position-vertical:absolute;mso-position-vertical-relative:text;mso-width-percent:0;mso-height-percent:0;mso-width-relative:margin;mso-height-relative:margin;v-text-anchor:top" o:gfxdata="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" fillcolor="#bdd6ee [1300]" stroked="f">
+                <v:textbox>
+                  <w:txbxContent>
+                    <w:p>
+                      <w:pPr>
+                        <w:jc w:val="center"/>
+                        <w:rPr>
+                          <w:szCs w:val="36"/>
+                        </w:rPr>
+                      </w:pPr>
+                      <w:r>
+                        <w:rPr>
+                          <w:b/>
+                          <w:i/>
+                          <w:color w:val="1F4E79" w:themeColor="accent1" w:themeShade="80"/>
+                          <w:szCs w:val="36"/>
+                        </w:rPr>
+                        <w:t>Решение</w:t>
+                      </w:r>
+                    </w:p>
+                  </w:txbxContent>
+                </v:textbox>
+                <w10:wrap anchorx="margin"/>
+              </v:shape>
+            </w:pict>
+          </mc:Fallback>
+        </mc:AlternateContent>
+      </w:r>
+      <w:r>
+        <w:rPr>
+          <w:noProof/>
+          <w:lang w:eastAsia="ru-RU"/>
+        </w:rPr>
+        <w:drawing>
+          <wp:inline distT="0" distB="0" distL="0" distR="0">
+            <wp:extent cx="4785360" cy="1610360"/>
+            <wp:effectExtent l="0" t="0" r="0" b="8890"/>
+            <wp:docPr id="159" name="Рисунок 159" descr="Большая клетка"/>
+            <wp:cNvGraphicFramePr>
+              <a:graphicFrameLocks xmlns:a="http://schemas.openxmlformats.org/drawingml/2006/main" noChangeAspect="1"/>
+            </wp:cNvGraphicFramePr>
+            <a:graphic xmlns:a="http://schemas.openxmlformats.org/drawingml/2006/main">
+              <a:graphicData uri="http://schemas.openxmlformats.org/drawingml/2006/picture">
+                <pic:pic xmlns:pic="http://schemas.openxmlformats.org/drawingml/2006/picture">
+                  <pic:nvPicPr>
+                    <pic:cNvPr id="0" name="Рисунок 109" descr="Большая клетка"/>
+                    <pic:cNvPicPr>
+                      <a:picLocks noChangeAspect="1" noChangeArrowheads="1"/>
+                    </pic:cNvPicPr>
+                  </pic:nvPicPr>
+                  <pic:blipFill>
+                    <a:blip r:embed="rId8">
+                      <a:extLst>
+                        <a:ext uri="{28A0092B-C50C-407E-A947-70E740481C1C}">
+                          <a14:useLocalDpi xmlns:a14="http://schemas.microsoft.com/office/drawing/2010/main" val="0"/>
+                        </a:ext>
+                      </a:extLst>
+                    </a:blip>
+                    <a:srcRect r="37325" b="69562"/>
+                    <a:stretch>
+                      <a:fillRect/>
+                    </a:stretch>
+                  </pic:blipFill>
+                  <pic:spPr bwMode="auto">
+                    <a:xfrm>
+                      <a:off x="0" y="0"/>
+                      <a:ext cx="4785360" cy="1610360"/>
+                    </a:xfrm>
+                    <a:prstGeom prst="rect">
+                      <a:avLst/>
+                    </a:prstGeom>
+                    <a:noFill/>
+                    <a:ln>
+                      <a:noFill/>
+                    </a:ln>
+                  </pic:spPr>
+                </pic:pic>
+              </a:graphicData>
+            </a:graphic>
+          </wp:inline>
+        </w:drawing>
+      </w:r>
+    </w:p>
+    <w:p>
+      <w:pPr>
+        <w:pStyle w:val="1"/>
+        <w:rPr>
+          <w:rStyle w:val="canselect"/>
+        </w:rPr>
+      </w:pPr>
+      <w:r>
+        <w:t>Номер: </w:t>
+      </w:r>
+      <w:r>
+        <w:rPr>
+          <w:rStyle w:val="canselect"/>
+        </w:rPr>
+        <w:t>7FBEB2</w:t>
+      </w:r>
+    </w:p>
+    <w:p>
+      <w:pPr>
+        <w:rPr>
+          <w:lang w:eastAsia="ru-RU"/>
+        </w:rPr>
+      </w:pPr>
+      <w:r>
+        <w:rPr>
+          <w:lang w:eastAsia="ru-RU"/>
+        </w:rPr>
+        <w:t>Напишите наибольшее натуральное двузначное число, для которого истинно высказывание:</w:t>
+      </w:r>
+    </w:p>
+    <w:p>
+      <w:pPr>
+        <w:jc w:val="center"/>
+        <w:rPr>
+          <w:lang w:eastAsia="ru-RU"/>
+        </w:rPr>
+      </w:pPr>
+      <w:r>
+        <w:rPr>
+          <w:b/>
+          <w:bCs/>
+          <w:lang w:eastAsia="ru-RU"/>
+        </w:rPr>
+        <w:t>НЕ</w:t>
+      </w:r>
+      <w:r>
+        <w:rPr>
+          <w:lang w:eastAsia="ru-RU"/>
+        </w:rPr>
+        <w:t> (Число нечётное) </w:t>
+      </w:r>
+      <w:r>
+        <w:rPr>
+          <w:b/>
+          <w:bCs/>
+          <w:lang w:eastAsia="ru-RU"/>
+        </w:rPr>
+        <w:t>И</w:t>
+      </w:r>
+      <w:r>
+        <w:rPr>
+          <w:lang w:eastAsia="ru-RU"/>
+        </w:rPr>
+        <w:t> (Число кратно 11).</w:t>
+      </w:r>
+    </w:p>
+    <w:p>
+      <w:pPr>
+        <w:pStyle w:val="a4"/>
+      </w:pPr>
+      <w:r>
+        <w:rPr>
+          <w:noProof/>
+          <w:lang w:eastAsia="ru-RU"/>
+        </w:rPr>
+        <mc:AlternateContent>
+          <mc:Choice Requires="wps">
+            <w:drawing>
+              <wp:anchor distT="0" distB="0" distL="114300" distR="114300" simplePos="0" relativeHeight="251834368" behindDoc="0" locked="0" layoutInCell="1" allowOverlap="1">
+                <wp:simplePos x="0" y="0"/>
+                <wp:positionH relativeFrom="margin">
+                  <wp:posOffset>297815</wp:posOffset>
+                </wp:positionH>
+                <wp:positionV relativeFrom="paragraph">
+                  <wp:posOffset>49530</wp:posOffset>
+                </wp:positionV>
+                <wp:extent cx="4224655" cy="252730"/>
+                <wp:effectExtent l="0" t="0" r="4445" b="0"/>
+                <wp:wrapNone/>
+                <wp:docPr id="162" name="Надпись 162"/>
+                <wp:cNvGraphicFramePr/>
+                <a:graphic xmlns:a="http://schemas.openxmlformats.org/drawingml/2006/main">
+                  <a:graphicData uri="http://schemas.microsoft.com/office/word/2010/wordprocessingShape">
+                    <wps:wsp>
+                      <wps:cNvSpPr txBox="1"/>
+                      <wps:spPr>
+                        <a:xfrm>
+                          <a:off x="0" y="0"/>
+                          <a:ext cx="4224655" cy="252730"/>
+                        </a:xfrm>
+                        <a:prstGeom prst="rect">
+                          <a:avLst/>
+                        </a:prstGeom>
+                        <a:solidFill>
+                          <a:schemeClr val="accent1">
+                            <a:lumMod val="40000"/>
+                            <a:lumOff val="60000"/>
+                          </a:schemeClr>
+                        </a:solidFill>
+                      </wps:spPr>
+                      <wps:txbx>
+                        <w:txbxContent>
+                          <w:p>
+                            <w:pPr>
+                              <w:jc w:val="center"/>
+                              <w:rPr>
+                                <w:szCs w:val="36"/>
+                              </w:rPr>
+                            </w:pPr>
+                            <w:r>
+                              <w:rPr>
+                                <w:b/>
+                                <w:i/>
+                                <w:color w:val="1F4E79" w:themeColor="accent1" w:themeShade="80"/>
+                                <w:szCs w:val="36"/>
+                              </w:rPr>
+                              <w:t>Решение</w:t>
+                            </w:r>
+                          </w:p>
+                        </w:txbxContent>
+                      </wps:txbx>
+                      <wps:bodyPr wrap="square" rtlCol="0">
+                        <a:noAutofit/>
+                      </wps:bodyPr>
+                    </wps:wsp>
+                  </a:graphicData>
+                </a:graphic>
+                <wp14:sizeRelH relativeFrom="margin">
+                  <wp14:pctWidth>0</wp14:pctWidth>
+                </wp14:sizeRelH>
+                <wp14:sizeRelV relativeFrom="margin">
+                  <wp14:pctHeight>0</wp14:pctHeight>
+                </wp14:sizeRelV>
+              </wp:anchor>
+            </w:drawing>
+          </mc:Choice>
+          <mc:Fallback>
+            <w:pict>
+              <v:shape id="Надпись 162" o:spid="_x0000_s1092" type="#_x0000_t202" style="position:absolute;margin-left:23.45pt;margin-top:3.9pt;width:332.65pt;height:19.9pt;z-index:251834368;visibility:visible;mso-wrap-style:square;mso-width-percent:0;mso-height-percent:0;mso-wrap-distance-left:9pt;mso-wrap-distance-top:0;mso-wrap-distance-right:9pt;mso-wrap-distance-bottom:0;mso-position-horizontal:absolute;mso-position-horizontal-relative:margin;mso-position-vertical:absolute;mso-position-vertical-relative:text;mso-width-percent:0;mso-height-percent:0;mso-width-relative:margin;mso-height-relative:margin;v-text-anchor:top" o:gfxdata="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" fillcolor="#bdd6ee [1300]" stroked="f">
+                <v:textbox>
+                  <w:txbxContent>
+                    <w:p>
+                      <w:pPr>
+                        <w:jc w:val="center"/>
+                        <w:rPr>
+                          <w:szCs w:val="36"/>
+                        </w:rPr>
+                      </w:pPr>
+                      <w:r>
+                        <w:rPr>
+                          <w:b/>
+                          <w:i/>
+                          <w:color w:val="1F4E79" w:themeColor="accent1" w:themeShade="80"/>
+                          <w:szCs w:val="36"/>
+                        </w:rPr>
+                        <w:t>Решение</w:t>
+                      </w:r>
+                    </w:p>
+                  </w:txbxContent>
+                </v:textbox>
+                <w10:wrap anchorx="margin"/>
+              </v:shape>
+            </w:pict>
+          </mc:Fallback>
+        </mc:AlternateContent>
+      </w:r>
+      <w:r>
+        <w:rPr>
+          <w:noProof/>
+          <w:lang w:eastAsia="ru-RU"/>
+        </w:rPr>
+        <w:drawing>
+          <wp:inline distT="0" distB="0" distL="0" distR="0">
+            <wp:extent cx="4785360" cy="1610360"/>
+            <wp:effectExtent l="0" t="0" r="0" b="8890"/>
+            <wp:docPr id="161" name="Рисунок 161" descr="Большая клетка"/>
+            <wp:cNvGraphicFramePr>
+              <a:graphicFrameLocks xmlns:a="http://schemas.openxmlformats.org/drawingml/2006/main" noChangeAspect="1"/>
+            </wp:cNvGraphicFramePr>
+            <a:graphic xmlns:a="http://schemas.openxmlformats.org/drawingml/2006/main">
+              <a:graphicData uri="http://schemas.openxmlformats.org/drawingml/2006/picture">
+                <pic:pic xmlns:pic="http://schemas.openxmlformats.org/drawingml/2006/picture">
+                  <pic:nvPicPr>
+                    <pic:cNvPr id="0" name="Рисунок 109" descr="Большая клетка"/>
+                    <pic:cNvPicPr>
+                      <a:picLocks noChangeAspect="1" noChangeArrowheads="1"/>
+                    </pic:cNvPicPr>
+                  </pic:nvPicPr>
+                  <pic:blipFill>
+                    <a:blip r:embed="rId8">
+                      <a:extLst>
+                        <a:ext uri="{28A0092B-C50C-407E-A947-70E740481C1C}">
+                          <a14:useLocalDpi xmlns:a14="http://schemas.microsoft.com/office/drawing/2010/main" val="0"/>
+                        </a:ext>
+                      </a:extLst>
+                    </a:blip>
+                    <a:srcRect r="37325" b="69562"/>
+                    <a:stretch>
+                      <a:fillRect/>
+                    </a:stretch>
+                  </pic:blipFill>
+                  <pic:spPr bwMode="auto">
+                    <a:xfrm>
+                      <a:off x="0" y="0"/>
+                      <a:ext cx="4785360" cy="1610360"/>
+                    </a:xfrm>
+                    <a:prstGeom prst="rect">
+                      <a:avLst/>
+                    </a:prstGeom>
+                    <a:noFill/>
+                    <a:ln>
+                      <a:noFill/>
+                    </a:ln>
+                  </pic:spPr>
+                </pic:pic>
+              </a:graphicData>
+            </a:graphic>
+          </wp:inline>
+        </w:drawing>
+      </w:r>
+    </w:p>
+    <w:p>
+      <w:pPr>
+        <w:jc w:val="center"/>
+        <w:rPr>
+          <w:lang w:eastAsia="ru-RU"/>
+        </w:rPr>
+      </w:pPr>
+      <w:bookmarkStart w:id="63" w:name="_GoBack"/>
+      <w:bookmarkEnd w:id="63"/>
+    </w:p>
     <w:sectPr>
       <w:headerReference w:type="default" r:id="rId9"/>
       <w:type w:val="continuous"/>
@@ -26206,8 +27280,8 @@
   <w:abstractNum w:abstractNumId="0" w15:restartNumberingAfterBreak="0">
     <w:nsid w:val="01DD37F0"/>
     <w:multiLevelType w:val="hybridMultilevel"/>
-    <w:tmpl w:val="5FF84BB4"/>
-    <w:lvl w:ilvl="0" w:tplc="BD3C42B6">
+    <w:tmpl w:val="A2EE2840"/>
+    <w:lvl w:ilvl="0" w:tplc="7D4A0B88">
       <w:start w:val="1"/>
       <w:numFmt w:val="decimal"/>
       <w:pStyle w:val="1"/>
@@ -27160,7 +28234,7 @@
     <w:autoRedefine/>
     <w:uiPriority w:val="9"/>
     <w:qFormat/>
-    <w:rsid w:val="001D0B85"/>
+    <w:rsid w:val="00BE6FE3"/>
     <w:pPr>
       <w:keepNext/>
       <w:keepLines/>
@@ -27260,7 +28334,7 @@
     <w:basedOn w:val="a0"/>
     <w:link w:val="1"/>
     <w:uiPriority w:val="9"/>
-    <w:rsid w:val="001D0B85"/>
+    <w:rsid w:val="00BE6FE3"/>
     <w:rPr>
       <w:rFonts w:ascii="Open Sans" w:eastAsia="Times New Roman" w:hAnsi="Open Sans" w:cs="Times New Roman"/>
       <w:bCs/>
@@ -27713,7 +28787,7 @@
 </file>
 
 <file path=customXml/itemProps1.xml><?xml version="1.0" encoding="utf-8"?>
-<ds:datastoreItem xmlns:ds="http://schemas.openxmlformats.org/officeDocument/2006/customXml" ds:itemID="{6E1E6C99-3AA7-4F9B-AC17-D3367A7AD61D}">
+<ds:datastoreItem xmlns:ds="http://schemas.openxmlformats.org/officeDocument/2006/customXml" ds:itemID="{EE80D970-D7F3-4B76-A950-93D073A70E12}">
   <ds:schemaRefs>
     <ds:schemaRef ds:uri="http://schemas.openxmlformats.org/officeDocument/2006/bibliography"/>
   </ds:schemaRefs>
